--- a/paper/molecules/molecules_paper.docx
+++ b/paper/molecules/molecules_paper.docx
@@ -227,7 +227,7 @@
         <w:rPr>
           <w:b w:val="0"/>
         </w:rPr>
-        <w:t>The design of new high-energy-density materials is a data-limited inverse-design problem: of roughly 66,000 labelled CHNO molecules only about 3,000 carry experimental or DFT-quality property values, so generative models trained on the full mixture either memorise the high-performance tail or extrapolate without calibration, and no new HMX-class compound has been disclosed in fifteen years. Here we introduce Domain-Gated Latent Diffusion (DGLD) , a data-driven framework that couples generative inverse design to first-principles validation. A four-tier label-trust gate routes only high-quality labels into the conditional gradient while noisy labels train the unconditional prior; a multi-task score model supplies independently switchable sample-time steering over viability, sensitivity, and hazard; and a four-stage screening funnel (SMARTS gate, Pareto reranker, GFN2-xTB triage, and B3LYP/def2-TZVP density-functional theory) validates every candidate. DGLD yields twelve DFT-confirmed novel leads; the headline compound, 3,4,5-trinitro-1,2-isoxazole, reaches a calibrated density of 2.09 g cm −3 and a Kamlet–Jacobs detonation velocity of 8.25 km s −1 while remaining structurally distinct from all 65,980 training molecules (nearest-neighbour Tanimoto 0.27). Against four baselines on the same corpus, DGLD is the only method generating molecules simultaneously novel and on-target under first-principles validation. The label-gating recipe is domain-agnostic, requiring only a domain-appropriate validation funnel; code, model checkpoints, and 918 mined hard negatives are released openly.</w:t>
+        <w:t>The design of new high-energy-density materials is a data-limited inverse-design problem: of roughly 66,000 CHNO molecules with reported detonation properties, only about 3,000 carry trustworthy experimental or quantum-chemistry values, so generative models trained on the full mixture either memorise the high-performance tail or extrapolate without calibration, and no new HMX-class compound has been disclosed in fifteen years. Here we introduce Domain-Gated Latent Diffusion (DGLD) , a data-driven framework that couples generative inverse design to first-principles validation. A four-tier label-trust gate routes only high-quality labels into the conditional gradient while noisy labels train the unconditional prior; a multi-task score model supplies independently switchable sample-time steering over viability, sensitivity, and hazard; and a four-stage screening funnel (SMARTS gate, Pareto reranker, GFN2-xTB triage, and B3LYP/def2-TZVP density-functional theory) validates every candidate. DGLD yields 11 unique DFT-confirmed novel leads (12 lead cards); the headline compound, 3,4,5-trinitro-1,2-isoxazole, reaches a calibrated density of 2.09 g cm −3 and a Kamlet–Jacobs detonation velocity of 8.25 km s −1 while remaining structurally distinct from all 65,980 training molecules (nearest-neighbour Tanimoto 0.27). Against four baselines on the same corpus, DGLD is the only method generating molecules simultaneously novel and on-target under first-principles validation. The label-gating recipe is domain-agnostic, requiring only a domain-appropriate validation funnel; code, model checkpoints, and 918 mined hard negatives are released openly.</w:t>
       </w:r>
     </w:p>
     <w:p>
@@ -363,7 +363,7 @@
         <w:ind w:left="2608"/>
       </w:pPr>
       <w:r>
-        <w:t xml:space="preserve">DGLD yields 12 DFT-confirmed novel leads; the headline compound, trinitro-1,2-isoxazole (L1), reaches</w:t>
+        <w:t xml:space="preserve">DGLD yields 11 unique DFT-confirmed novel leads (12 lead cards; L3 and L16 are the same compound); the headline compound, trinitro-1,2-isoxazole (L1), reaches</w:t>
       </w:r>
       <w:r>
         <w:t xml:space="preserve"> </w:t>
@@ -463,7 +463,7 @@
         <w:t xml:space="preserve">productive-quadrant generator</w:t>
       </w:r>
       <w:r>
-        <w:t xml:space="preserve">: it samples molecules that are simultaneously novel relative to the labelled master and competitive with the HMX/CL-20 reference class on predicted detonation performance. Across three strong baselines, DGLD is the only method with consistent novel productive-quadrant coverage (simultaneously novel and on-target for performance): SMILES-LSTM memorises 18.3% of outputs exactly; SELFIES-GA returns 74% corpus rediscoveries and its best novel candidate collapses from</w:t>
+        <w:t xml:space="preserve">: it samples molecules that are simultaneously novel relative to the labelled master and competitive with the HMX/CL-20 reference class on predicted detonation performance. Across three strong baselines, DGLD is the only method with consistent novel productive-quadrant coverage (simultaneously novel and on-target for performance): SMILES-LSTM memorises 18.3% of outputs exactly; SELFIES-GA returns 75% (75/100) corpus rediscoveries and its best novel candidate collapses from</w:t>
       </w:r>
       <w:r>
         <w:t xml:space="preserve"> </w:t>
@@ -8918,7 +8918,7 @@
         <w:ind w:left="2608"/>
       </w:pPr>
       <w:r>
-        <w:t xml:space="preserve">Three audits frame the merged top-100 against PubChem, public USPTO retrosynthesis templates, and a scaffold-distinct E-set extension. The headline is that DGLD generates a chemotype distribution (10 DFT leads / 8 Bemis–Murcko scaffolds / 6 families), not a single isoxazole hit.</w:t>
+        <w:t xml:space="preserve">Three audits frame the merged top-100 against PubChem, public USPTO retrosynthesis templates, and a scaffold-distinct E-set extension. The headline is that DGLD generates a chemotype distribution (the scaffold-distinct E-set extension, E1–E10: 10 DFT leads / 8 Bemis–Murcko scaffolds / 6 families), not a single isoxazole hit.</w:t>
       </w:r>
     </w:p>
     <w:p>
@@ -9612,7 +9612,7 @@
         <w:t xml:space="preserve"> </w:t>
       </w:r>
       <w:r>
-        <w:t xml:space="preserve">AiZynthFinder retrosynthetic search on three representative leads (L1 aromatic, L4 5-ring N-rich, L5 open-chain), 200 MCTS iterations / 300 s, USPTO templates + ZINC in-stock catalog. State score 0.05 = "target node only" baseline.</w:t>
+        <w:t xml:space="preserve">AiZynthFinder retrosynthetic search on three representative leads (L1 aromatic, L4 5-ring N-rich, L5 open-chain), 200 MCTS iterations / 300 s, USPTO templates + ZINC in-stock catalog. State score 0.049 = "target node only" baseline.</w:t>
       </w:r>
     </w:p>
     <w:tbl>
@@ -9629,11 +9629,11 @@
         <w:tblLook w:val="0420" w:firstRow="1" w:lastRow="0" w:firstColumn="0" w:lastColumn="0" w:noHBand="0" w:noVBand="1"/>
       </w:tblPr>
       <w:tblGrid>
-        <w:gridCol w:w="498"/>
-        <w:gridCol w:w="2382"/>
-        <w:gridCol w:w="2078"/>
-        <w:gridCol w:w="1593"/>
-        <w:gridCol w:w="1307"/>
+        <w:gridCol w:w="497"/>
+        <w:gridCol w:w="2374"/>
+        <w:gridCol w:w="2071"/>
+        <w:gridCol w:w="1587"/>
+        <w:gridCol w:w="1329"/>
       </w:tblGrid>
       <w:tr>
         <w:trPr>
@@ -9946,7 +9946,7 @@
                 <w:sz w:val="18"/>
                 <w:szCs w:val="18"/>
               </w:rPr>
-              <w:t xml:space="preserve">0.05</w:t>
+              <w:t xml:space="preserve">0.049</w:t>
             </w:r>
           </w:p>
         </w:tc>
@@ -10043,7 +10043,7 @@
                 <w:sz w:val="18"/>
                 <w:szCs w:val="18"/>
               </w:rPr>
-              <w:t xml:space="preserve">0.05</w:t>
+              <w:t xml:space="preserve">0.049</w:t>
             </w:r>
           </w:p>
         </w:tc>
@@ -19883,7 +19883,7 @@
         <w:t xml:space="preserve"> </w:t>
       </w:r>
       <w:r>
-        <w:t xml:space="preserve">AiZynthFinder finds a 4-step productive route only for L1 of the 12 DFT-confirmed leads. The 11 negative results reflect the drug-domain bias of the public template database (Reaxys-/USPTO-derived), not unsynthesisability of the candidates; energetic-domain templates (nitration, N</w:t>
+        <w:t xml:space="preserve">AiZynthFinder finds a 4-step productive route only for L1 of the 12 DFT-confirmed lead cards. The 11 negative results reflect the drug-domain bias of the public template database (Reaxys-/USPTO-derived), not unsynthesisability of the candidates; energetic-domain templates (nitration, N</w:t>
       </w:r>
       <w:r>
         <w:rPr>
@@ -30120,7 +30120,7 @@
         <w:ind w:left="2608"/>
       </w:pPr>
       <w:r>
-        <w:t xml:space="preserve">DGLD demonstrates that a label-quality gate at training time, multi-head score-model guidance at sample time, and a four-stage chemistry-validation funnel are sufficient to produce novel CHNO leads in the HMX/CL-20 performance band on commodity hardware. Twelve leads are DFT-confirmed local minima; the headline compound (L1, 3,4,5-trinitro-1,2-isoxazole) reaches</w:t>
+        <w:t xml:space="preserve">DGLD demonstrates that a label-quality gate at training time, multi-head score-model guidance at sample time, and a four-stage chemistry-validation funnel are sufficient to produce novel CHNO leads in the HMX/CL-20 performance band on commodity hardware. Twelve lead cards (11 unique compounds; L3 and L16 coincide) are DFT-confirmed local minima; the headline compound (L1, 3,4,5-trinitro-1,2-isoxazole) reaches</w:t>
       </w:r>
       <w:r>
         <w:t xml:space="preserve"> </w:t>
@@ -30210,7 +30210,7 @@
         <w:t xml:space="preserve"> </w:t>
       </w:r>
       <w:r>
-        <w:t xml:space="preserve">and is structurally dissimilar from all 65 980 training molecules (nearest-neighbour Tanimoto 0.27). Three strong baselines fail the novel-and-on-target test on the same compute: SMILES-LSTM memorises 18.3% of outputs; SELFIES-GA produces 74% corpus rediscoveries, with its best novel candidate collapsing from</w:t>
+        <w:t xml:space="preserve">and is structurally dissimilar from all 65 980 training molecules (nearest-neighbour Tanimoto 0.27). Three strong baselines fail the novel-and-on-target test on the same compute: SMILES-LSTM memorises 18.3% of outputs; SELFIES-GA produces 75% (75/100) corpus rediscoveries, with its best novel candidate collapsing from</w:t>
       </w:r>
       <w:r>
         <w:t xml:space="preserve"> </w:t>

--- a/paper/molecules/molecules_paper.docx
+++ b/paper/molecules/molecules_paper.docx
@@ -2703,7 +2703,7 @@
         <w:t xml:space="preserve"> </w:t>
       </w:r>
       <w:r>
-        <w:t xml:space="preserve">(npj Computational Materials, in press), which couples an autoregressive SMILES generator to QM validation on energetic targets. The two methods differ on three axes that shape the headline numbers: (i) the prior is autoregressive RNN over SMILES vs latent diffusion over a frozen LIMO encoder, so DGLD trades exact-validity guarantees for property-targeted concentration on the high-tail manifold; (ii) the supervisory signal is property regression on a single tier vs the four-tier trust-gating recipe of Section 4, which keeps the ~30k Tier-D rows in the unconditional prior without contaminating the conditional gradient; (iii) the validation funnel is QM-only vs the four-stage SMARTS</w:t>
+        <w:t xml:space="preserve">(npj Computational Materials, in press), which couples an autoregressive SMILES generator to QM validation on energetic targets. The two methods differ on three axes that shape the headline numbers: (i) the prior is autoregressive RNN over SMILES vs latent diffusion over a frozen LIMO encoder, so DGLD trades exact-validity guarantees for property-targeted concentration on the high-tail manifold; (ii) the supervisory signal is property regression on a single tier vs the four-tier trust-gating recipe of Section 4, which keeps the ~47k Tier-D rows in the unconditional prior without contaminating the conditional gradient; (iii) the validation funnel is QM-only vs the four-stage SMARTS</w:t>
       </w:r>
       <w:r>
         <w:t xml:space="preserve"> </w:t>
@@ -20225,7 +20225,7 @@
         </m:r>
       </m:oMath>
       <w:r>
-        <w:t xml:space="preserve"> k carry at least one property label. The complete source provenance (per-source row counts, citations, license terms, role in the four-tier hierarchy), the canonicalisation and tokenisation pipeline, and the high-tail oversampling ratios used during training are documented in the Supplementary Information / D. Joint property distributions and per-property histograms over the labelled corpus are shown in Figs 3 and 4; the label-tier composition (Figure 12) sits alongside the four-tier table in Section 4; atom-composition statistics over a 30k subsample are shown in Fig S1.</w:t>
+        <w:t xml:space="preserve"> k carry at least one property label. The complete source provenance (per-source row counts, citations, license terms, role in the four-tier hierarchy), the canonicalisation and tokenisation pipeline, and the high-tail oversampling ratios used during training are documented in the Supplementary Information / D. Joint property distributions and per-property histograms over the labelled corpus are shown in Figs 10 and 11; the label-tier composition (Figure 12) sits alongside the four-tier table in Section 4; atom-composition statistics over a 30k subsample are shown in Fig S1.</w:t>
       </w:r>
     </w:p>
     <w:p xmlns:a="http://schemas.openxmlformats.org/drawingml/2006/main" xmlns:pic="http://schemas.openxmlformats.org/drawingml/2006/picture">
@@ -20553,7 +20553,26 @@
         <w:t xml:space="preserve"> </w:t>
       </w:r>
       <w:r>
-        <w:t xml:space="preserve">Four-tier label-trust hierarchy. Tier-A (experimental) and Tier-B (DFT-derived) drive the conditional gradient via FiLM modulation; Tier-C (Kamlet–Jacobs derived) and Tier-D (3D-CNN surrogate) train the unconditional prior via classifier-free-guidance dropout (Section 4). Approximate row counts after cross-source canonical-SMILES deduplication.</w:t>
+        <w:t xml:space="preserve">Four-tier label-trust hierarchy. Tier-A (experimental) and Tier-B (DFT/thermochemical-derived) drive the conditional gradient via FiLM modulation; Tier-C (Kamlet–Jacobs derived) and Tier-D (ML surrogate) train the unconditional prior via classifier-free-guidance dropout (Section 4). Counts give the number of master rows carrying at least one label at that tier; a row can carry labels at several tiers across different properties, so the counts do not partition the 65 980-row master. Tier-A is dominated by experimental crystallographic densities; only ~3 000 rows carry a trusted (Tier-A/B) label on the target detonation channels (</w:t>
+      </w:r>
+      <m:oMath>
+        <m:r>
+          <m:t>D</m:t>
+        </m:r>
+      </m:oMath>
+      <w:r>
+        <w:t xml:space="preserve">,</w:t>
+      </w:r>
+      <w:r>
+        <w:t xml:space="preserve"> </w:t>
+      </w:r>
+      <m:oMath>
+        <m:r>
+          <m:t>P</m:t>
+        </m:r>
+      </m:oMath>
+      <w:r>
+        <w:t xml:space="preserve">, HOF) that steer conditioning.</w:t>
       </w:r>
     </w:p>
     <w:tbl>
@@ -20570,10 +20589,10 @@
         <w:tblLook w:val="0420" w:firstRow="1" w:lastRow="0" w:firstColumn="0" w:lastColumn="0" w:noHBand="0" w:noVBand="1"/>
       </w:tblPr>
       <w:tblGrid>
-        <w:gridCol w:w="544"/>
-        <w:gridCol w:w="5024"/>
-        <w:gridCol w:w="650"/>
-        <w:gridCol w:w="1640"/>
+        <w:gridCol w:w="542"/>
+        <w:gridCol w:w="5044"/>
+        <w:gridCol w:w="646"/>
+        <w:gridCol w:w="1626"/>
       </w:tblGrid>
       <w:tr>
         <w:trPr>
@@ -20707,26 +20726,26 @@
                 <w:sz w:val="18"/>
                 <w:szCs w:val="18"/>
               </w:rPr>
-              <w:t xml:space="preserve">Experimental measurement (literature)</w:t>
-            </w:r>
-          </w:p>
-        </w:tc>
-        <w:tc>
-          <w:tcPr>
-            <w:vAlign w:val="center"/>
-          </w:tcPr>
-          <w:p>
-            <w:pPr>
-              <w:pStyle w:val="Compact"/>
-              <w:suppressAutoHyphens/>
-              <w:jc w:val="center"/>
-            </w:pPr>
-            <w:r>
-              <w:rPr>
-                <w:sz w:val="18"/>
-                <w:szCs w:val="18"/>
-              </w:rPr>
-              <w:t xml:space="preserve">~3 000</w:t>
+              <w:t xml:space="preserve">Experimental measurement (crystallographic densities; measured detonation properties)</w:t>
+            </w:r>
+          </w:p>
+        </w:tc>
+        <w:tc>
+          <w:tcPr>
+            <w:vAlign w:val="center"/>
+          </w:tcPr>
+          <w:p>
+            <w:pPr>
+              <w:pStyle w:val="Compact"/>
+              <w:suppressAutoHyphens/>
+              <w:jc w:val="center"/>
+            </w:pPr>
+            <w:r>
+              <w:rPr>
+                <w:sz w:val="18"/>
+                <w:szCs w:val="18"/>
+              </w:rPr>
+              <w:t xml:space="preserve">~19 200</w:t>
             </w:r>
           </w:p>
         </w:tc>
@@ -20785,26 +20804,72 @@
                 <w:sz w:val="18"/>
                 <w:szCs w:val="18"/>
               </w:rPr>
-              <w:t xml:space="preserve">DFT-derived (B3LYP/6-31G* heat of formation; experimentally-anchored density)</w:t>
-            </w:r>
-          </w:p>
-        </w:tc>
-        <w:tc>
-          <w:tcPr>
-            <w:vAlign w:val="center"/>
-          </w:tcPr>
-          <w:p>
-            <w:pPr>
-              <w:pStyle w:val="Compact"/>
-              <w:suppressAutoHyphens/>
-              <w:jc w:val="center"/>
-            </w:pPr>
-            <w:r>
-              <w:rPr>
-                <w:sz w:val="18"/>
-                <w:szCs w:val="18"/>
-              </w:rPr>
-              <w:t xml:space="preserve">~9 000</w:t>
+              <w:t xml:space="preserve">DFT/thermochemical-derived (HOF,</w:t>
+            </w:r>
+            <w:r>
+              <w:rPr>
+                <w:sz w:val="18"/>
+                <w:szCs w:val="18"/>
+              </w:rPr>
+              <w:t xml:space="preserve"> </w:t>
+            </w:r>
+            <m:oMath>
+              <m:r>
+                <w:rPr>
+                  <w:sz w:val="18"/>
+                  <w:szCs w:val="18"/>
+                </w:rPr>
+                <m:t>D</m:t>
+              </m:r>
+            </m:oMath>
+            <w:r>
+              <w:rPr>
+                <w:sz w:val="18"/>
+                <w:szCs w:val="18"/>
+              </w:rPr>
+              <w:t xml:space="preserve">,</w:t>
+            </w:r>
+            <w:r>
+              <w:rPr>
+                <w:sz w:val="18"/>
+                <w:szCs w:val="18"/>
+              </w:rPr>
+              <w:t xml:space="preserve"> </w:t>
+            </w:r>
+            <m:oMath>
+              <m:r>
+                <w:rPr>
+                  <w:sz w:val="18"/>
+                  <w:szCs w:val="18"/>
+                </w:rPr>
+                <m:t>P</m:t>
+              </m:r>
+            </m:oMath>
+            <w:r>
+              <w:rPr>
+                <w:sz w:val="18"/>
+                <w:szCs w:val="18"/>
+              </w:rPr>
+              <w:t xml:space="preserve">)</w:t>
+            </w:r>
+          </w:p>
+        </w:tc>
+        <w:tc>
+          <w:tcPr>
+            <w:vAlign w:val="center"/>
+          </w:tcPr>
+          <w:p>
+            <w:pPr>
+              <w:pStyle w:val="Compact"/>
+              <w:suppressAutoHyphens/>
+              <w:jc w:val="center"/>
+            </w:pPr>
+            <w:r>
+              <w:rPr>
+                <w:sz w:val="18"/>
+                <w:szCs w:val="18"/>
+              </w:rPr>
+              <w:t xml:space="preserve">~1 900</w:t>
             </w:r>
           </w:p>
         </w:tc>
@@ -21027,7 +21092,7 @@
                 <w:sz w:val="18"/>
                 <w:szCs w:val="18"/>
               </w:rPr>
-              <w:t xml:space="preserve">~25 000</w:t>
+              <w:t xml:space="preserve">~12 000</w:t>
             </w:r>
           </w:p>
         </w:tc>
@@ -21086,26 +21151,26 @@
                 <w:sz w:val="18"/>
                 <w:szCs w:val="18"/>
               </w:rPr>
-              <w:t xml:space="preserve">3D-CNN smoke-model surrogate</w:t>
-            </w:r>
-          </w:p>
-        </w:tc>
-        <w:tc>
-          <w:tcPr>
-            <w:vAlign w:val="center"/>
-          </w:tcPr>
-          <w:p>
-            <w:pPr>
-              <w:pStyle w:val="Compact"/>
-              <w:suppressAutoHyphens/>
-              <w:jc w:val="center"/>
-            </w:pPr>
-            <w:r>
-              <w:rPr>
-                <w:sz w:val="18"/>
-                <w:szCs w:val="18"/>
-              </w:rPr>
-              <w:t xml:space="preserve">~30 000</w:t>
+              <w:t xml:space="preserve">ML surrogate (3D-CNN smoke ensemble; generative-model predictions)</w:t>
+            </w:r>
+          </w:p>
+        </w:tc>
+        <w:tc>
+          <w:tcPr>
+            <w:vAlign w:val="center"/>
+          </w:tcPr>
+          <w:p>
+            <w:pPr>
+              <w:pStyle w:val="Compact"/>
+              <w:suppressAutoHyphens/>
+              <w:jc w:val="center"/>
+            </w:pPr>
+            <w:r>
+              <w:rPr>
+                <w:sz w:val="18"/>
+                <w:szCs w:val="18"/>
+              </w:rPr>
+              <w:t xml:space="preserve">~47 000</w:t>
             </w:r>
           </w:p>
         </w:tc>
@@ -21411,7 +21476,7 @@
         <w:ind w:left="2608"/>
       </w:pPr>
       <w:r>
-        <w:t xml:space="preserve">DGLD is a four-stage pipeline (Figs 6–15): an encode-once LIMO VAE (Figure 14) feeds a conditional latent DDPM denoiser (Figure 16), whose sampling trajectory (Figure 20) is steered by a multi-task score model trained offline (Figure 18), and whose decoded candidates are filtered by a SMARTS+Pareto rerank funnel (Figure 21). The rest of Section 4 is organised one subsection per diagram panel; small panels are paired (Section 4 covers Figure 17 and Section 4 covers Figure 18), and the post-decode pipeline is split across three subsections (Section 4 Sampling covers Figure 20, Section 4 Filtering covers Figure 21, Section 4 Pool fusion covers Figure 22). Section 4 documents how every numeric constant in Section 4–Section 4 was selected. LIMO encoding is run once and cached, so all training and sampling happens in latent space; the decoder is invoked only at the end to read candidates back as SMILES. The conditional gradient is restricted to Tier-A and Tier-B rows; Tier-C and Tier-D rows drive the unconditional CFG branch only (Section 4, Section 4).</w:t>
+        <w:t xml:space="preserve">DGLD is a four-stage pipeline (Figs 13–22): an encode-once LIMO VAE (Figure 14) feeds a conditional latent DDPM denoiser (Figure 16), whose sampling trajectory (Figure 20) is steered by a multi-task score model trained offline (Figure 18), and whose decoded candidates are filtered by a SMARTS+Pareto rerank funnel (Figure 21). The rest of Section 4 is organised one subsection per diagram panel; small panels are paired (Section 4 covers Figure 17 and Section 4 covers Figure 18), and the post-decode pipeline is split across three subsections (Section 4 Sampling covers Figure 20, Section 4 Filtering covers Figure 21, Section 4 Pool fusion covers Figure 22). Section 4 documents how every numeric constant in Section 4–Section 4 was selected. LIMO encoding is run once and cached, so all training and sampling happens in latent space; the decoder is invoked only at the end to read candidates back as SMILES. The conditional gradient is restricted to Tier-A and Tier-B rows; Tier-C and Tier-D rows drive the unconditional CFG branch only (Section 4, Section 4).</w:t>
       </w:r>
     </w:p>
     <w:p xmlns:a="http://schemas.openxmlformats.org/drawingml/2006/main" xmlns:pic="http://schemas.openxmlformats.org/drawingml/2006/picture">
@@ -22075,7 +22140,7 @@
         <w:t xml:space="preserve"> </w:t>
       </w:r>
       <w:r>
-        <w:t xml:space="preserve">consumed by Figure 16 (Denoiser training) and Figures 10, 12 (Labeling, Self-distillation). Hyperparameters in Table B.1a.</w:t>
+        <w:t xml:space="preserve">consumed by Figure 16 (Denoiser training) and Figures 17, 19 (Labeling, Self-distillation). Hyperparameters in Table B.1a.</w:t>
       </w:r>
     </w:p>
     <w:p>
@@ -25926,7 +25991,7 @@
         <w:t xml:space="preserve"> </w:t>
       </w:r>
       <w:r>
-        <w:t xml:space="preserve">of Figs 8 and 9) and</w:t>
+        <w:t xml:space="preserve">of Figs 15 and 16) and</w:t>
       </w:r>
       <w:r>
         <w:t xml:space="preserve"> </w:t>

--- a/paper/molecules/molecules_paper.docx
+++ b/paper/molecules/molecules_paper.docx
@@ -275,7 +275,7 @@
           <w:rPr>
             <w:rStyle w:val="Hyperlink"/>
           </w:rPr>
-          <w:t xml:space="preserve">[12]</w:t>
+          <w:t xml:space="preserve">[1]</w:t>
         </w:r>
       </w:hyperlink>
       <w:r>
@@ -289,7 +289,7 @@
           <w:rPr>
             <w:rStyle w:val="Hyperlink"/>
           </w:rPr>
-          <w:t xml:space="preserve">[15]</w:t>
+          <w:t xml:space="preserve">[2]</w:t>
         </w:r>
       </w:hyperlink>
       <w:hyperlink w:anchor="ref-zhou2023unimol">
@@ -297,7 +297,7 @@
           <w:rPr>
             <w:rStyle w:val="Hyperlink"/>
           </w:rPr>
-          <w:t xml:space="preserve">[16]</w:t>
+          <w:t xml:space="preserve">[3]</w:t>
         </w:r>
       </w:hyperlink>
       <w:r>
@@ -314,7 +314,7 @@
           <w:rPr>
             <w:rStyle w:val="Hyperlink"/>
           </w:rPr>
-          <w:t xml:space="preserve">[14]</w:t>
+          <w:t xml:space="preserve">[4]</w:t>
         </w:r>
       </w:hyperlink>
       <w:r>
@@ -1460,7 +1460,7 @@
           <w:rPr>
             <w:rStyle w:val="Hyperlink"/>
           </w:rPr>
-          <w:t xml:space="preserve">[gomez2018]</w:t>
+          <w:t xml:space="preserve">[5]</w:t>
         </w:r>
       </w:hyperlink>
       <w:r>
@@ -1477,7 +1477,7 @@
           <w:rPr>
             <w:rStyle w:val="Hyperlink"/>
           </w:rPr>
-          <w:t xml:space="preserve">[jin2018]</w:t>
+          <w:t xml:space="preserve">[6]</w:t>
         </w:r>
       </w:hyperlink>
       <w:r>
@@ -1494,7 +1494,7 @@
           <w:rPr>
             <w:rStyle w:val="Hyperlink"/>
           </w:rPr>
-          <w:t xml:space="preserve">[winter2019]</w:t>
+          <w:t xml:space="preserve">[7]</w:t>
         </w:r>
       </w:hyperlink>
       <w:r>
@@ -1511,7 +1511,7 @@
           <w:rPr>
             <w:rStyle w:val="Hyperlink"/>
           </w:rPr>
-          <w:t xml:space="preserve">[maziarka2020]</w:t>
+          <w:t xml:space="preserve">[8]</w:t>
         </w:r>
       </w:hyperlink>
       <w:r>
@@ -1528,7 +1528,7 @@
           <w:rPr>
             <w:rStyle w:val="Hyperlink"/>
           </w:rPr>
-          <w:t xml:space="preserve">[krenn2020]</w:t>
+          <w:t xml:space="preserve">[9]</w:t>
         </w:r>
       </w:hyperlink>
       <w:r>
@@ -1554,7 +1554,7 @@
           <w:rPr>
             <w:rStyle w:val="Hyperlink"/>
           </w:rPr>
-          <w:t xml:space="preserve">[eckmann2022]</w:t>
+          <w:t xml:space="preserve">[10]</w:t>
         </w:r>
       </w:hyperlink>
       <w:r>
@@ -1571,7 +1571,7 @@
           <w:rPr>
             <w:rStyle w:val="Hyperlink"/>
           </w:rPr>
-          <w:t xml:space="preserve">[reidenbach2023]</w:t>
+          <w:t xml:space="preserve">[11]</w:t>
         </w:r>
       </w:hyperlink>
       <w:r>
@@ -1588,7 +1588,7 @@
           <w:rPr>
             <w:rStyle w:val="Hyperlink"/>
           </w:rPr>
-          <w:t xml:space="preserve">[jaegle2021]</w:t>
+          <w:t xml:space="preserve">[12]</w:t>
         </w:r>
       </w:hyperlink>
       <w:r>
@@ -1614,7 +1614,7 @@
           <w:rPr>
             <w:rStyle w:val="Hyperlink"/>
           </w:rPr>
-          <w:t xml:space="preserve">[olivecrona2017]</w:t>
+          <w:t xml:space="preserve">[13]</w:t>
         </w:r>
       </w:hyperlink>
       <w:r>
@@ -1631,7 +1631,7 @@
           <w:rPr>
             <w:rStyle w:val="Hyperlink"/>
           </w:rPr>
-          <w:t xml:space="preserve">[loeffler2024]</w:t>
+          <w:t xml:space="preserve">[14]</w:t>
         </w:r>
       </w:hyperlink>
       <w:r>
@@ -1648,7 +1648,7 @@
           <w:rPr>
             <w:rStyle w:val="Hyperlink"/>
           </w:rPr>
-          <w:t xml:space="preserve">[yang2017]</w:t>
+          <w:t xml:space="preserve">[15]</w:t>
         </w:r>
       </w:hyperlink>
       <w:r>
@@ -1665,7 +1665,7 @@
           <w:rPr>
             <w:rStyle w:val="Hyperlink"/>
           </w:rPr>
-          <w:t xml:space="preserve">[bagal2022]</w:t>
+          <w:t xml:space="preserve">[16]</w:t>
         </w:r>
       </w:hyperlink>
       <w:r>
@@ -1682,7 +1682,7 @@
           <w:rPr>
             <w:rStyle w:val="Hyperlink"/>
           </w:rPr>
-          <w:t xml:space="preserve">[ross2022]</w:t>
+          <w:t xml:space="preserve">[17]</w:t>
         </w:r>
       </w:hyperlink>
       <w:r>
@@ -1699,7 +1699,7 @@
           <w:rPr>
             <w:rStyle w:val="Hyperlink"/>
           </w:rPr>
-          <w:t xml:space="preserve">[irwin2022]</w:t>
+          <w:t xml:space="preserve">[18]</w:t>
         </w:r>
       </w:hyperlink>
       <w:r>
@@ -1716,7 +1716,7 @@
           <w:rPr>
             <w:rStyle w:val="Hyperlink"/>
           </w:rPr>
-          <w:t xml:space="preserve">[bengio2021]</w:t>
+          <w:t xml:space="preserve">[19]</w:t>
         </w:r>
       </w:hyperlink>
       <w:r>
@@ -1733,7 +1733,7 @@
           <w:rPr>
             <w:rStyle w:val="Hyperlink"/>
           </w:rPr>
-          <w:t xml:space="preserve">[vignac2023]</w:t>
+          <w:t xml:space="preserve">[20]</w:t>
         </w:r>
       </w:hyperlink>
       <w:r>
@@ -1768,7 +1768,7 @@
           <w:rPr>
             <w:rStyle w:val="Hyperlink"/>
           </w:rPr>
-          <w:t xml:space="preserve">[ho2020]</w:t>
+          <w:t xml:space="preserve">[21]</w:t>
         </w:r>
       </w:hyperlink>
       <w:r>
@@ -1785,7 +1785,7 @@
           <w:rPr>
             <w:rStyle w:val="Hyperlink"/>
           </w:rPr>
-          <w:t xml:space="preserve">[song2019]</w:t>
+          <w:t xml:space="preserve">[22]</w:t>
         </w:r>
       </w:hyperlink>
       <w:r>
@@ -1799,7 +1799,7 @@
           <w:rPr>
             <w:rStyle w:val="Hyperlink"/>
           </w:rPr>
-          <w:t xml:space="preserve">[song2021]</w:t>
+          <w:t xml:space="preserve">[23]</w:t>
         </w:r>
       </w:hyperlink>
       <w:r>
@@ -1813,7 +1813,7 @@
           <w:rPr>
             <w:rStyle w:val="Hyperlink"/>
           </w:rPr>
-          <w:t xml:space="preserve">[rombach2022]</w:t>
+          <w:t xml:space="preserve">[24]</w:t>
         </w:r>
       </w:hyperlink>
       <w:r>
@@ -1839,7 +1839,7 @@
           <w:rPr>
             <w:rStyle w:val="Hyperlink"/>
           </w:rPr>
-          <w:t xml:space="preserve">[ho2022]</w:t>
+          <w:t xml:space="preserve">[4]</w:t>
         </w:r>
       </w:hyperlink>
       <w:r>
@@ -2123,7 +2123,7 @@
           <w:rPr>
             <w:rStyle w:val="Hyperlink"/>
           </w:rPr>
-          <w:t xml:space="preserve">[dhariwal2021]</w:t>
+          <w:t xml:space="preserve">[25]</w:t>
         </w:r>
       </w:hyperlink>
       <w:r>
@@ -2137,7 +2137,7 @@
           <w:rPr>
             <w:rStyle w:val="Hyperlink"/>
           </w:rPr>
-          <w:t xml:space="preserve">[perez2018]</w:t>
+          <w:t xml:space="preserve">[26]</w:t>
         </w:r>
       </w:hyperlink>
       <w:r>
@@ -2169,7 +2169,7 @@
           <w:rPr>
             <w:rStyle w:val="Hyperlink"/>
           </w:rPr>
-          <w:t xml:space="preserve">[hoogeboom2022]</w:t>
+          <w:t xml:space="preserve">[27]</w:t>
         </w:r>
       </w:hyperlink>
       <w:r>
@@ -2186,7 +2186,7 @@
           <w:rPr>
             <w:rStyle w:val="Hyperlink"/>
           </w:rPr>
-          <w:t xml:space="preserve">[schneuing2022]</w:t>
+          <w:t xml:space="preserve">[28]</w:t>
         </w:r>
       </w:hyperlink>
       <w:r>
@@ -2203,7 +2203,7 @@
           <w:rPr>
             <w:rStyle w:val="Hyperlink"/>
           </w:rPr>
-          <w:t xml:space="preserve">[guan2023]</w:t>
+          <w:t xml:space="preserve">[29]</w:t>
         </w:r>
       </w:hyperlink>
       <w:r>
@@ -2220,7 +2220,7 @@
           <w:rPr>
             <w:rStyle w:val="Hyperlink"/>
           </w:rPr>
-          <w:t xml:space="preserve">[peng2022]</w:t>
+          <w:t xml:space="preserve">[30]</w:t>
         </w:r>
       </w:hyperlink>
       <w:r>
@@ -2237,7 +2237,7 @@
           <w:rPr>
             <w:rStyle w:val="Hyperlink"/>
           </w:rPr>
-          <w:t xml:space="preserve">[corso2023]</w:t>
+          <w:t xml:space="preserve">[31]</w:t>
         </w:r>
       </w:hyperlink>
       <w:r>
@@ -2254,7 +2254,7 @@
           <w:rPr>
             <w:rStyle w:val="Hyperlink"/>
           </w:rPr>
-          <w:t xml:space="preserve">[peng2023]</w:t>
+          <w:t xml:space="preserve">[32]</w:t>
         </w:r>
       </w:hyperlink>
       <w:r>
@@ -2280,7 +2280,7 @@
           <w:rPr>
             <w:rStyle w:val="Hyperlink"/>
           </w:rPr>
-          <w:t xml:space="preserve">[xu2023]</w:t>
+          <w:t xml:space="preserve">[33]</w:t>
         </w:r>
       </w:hyperlink>
       <w:r>
@@ -2335,7 +2335,7 @@
           <w:rPr>
             <w:rStyle w:val="Hyperlink"/>
           </w:rPr>
-          <w:t xml:space="preserve">[kamlet1968]</w:t>
+          <w:t xml:space="preserve">[1]</w:t>
         </w:r>
       </w:hyperlink>
       <w:r>
@@ -2352,7 +2352,7 @@
           <w:rPr>
             <w:rStyle w:val="Hyperlink"/>
           </w:rPr>
-          <w:t xml:space="preserve">[casey2020]</w:t>
+          <w:t xml:space="preserve">[2]</w:t>
         </w:r>
       </w:hyperlink>
       <w:r>
@@ -2369,7 +2369,7 @@
           <w:rPr>
             <w:rStyle w:val="Hyperlink"/>
           </w:rPr>
-          <w:t xml:space="preserve">[zhou2023]</w:t>
+          <w:t xml:space="preserve">[3]</w:t>
         </w:r>
       </w:hyperlink>
       <w:r>
@@ -2386,7 +2386,7 @@
           <w:rPr>
             <w:rStyle w:val="Hyperlink"/>
           </w:rPr>
-          <w:t xml:space="preserve">[elton2018]</w:t>
+          <w:t xml:space="preserve">[34]</w:t>
         </w:r>
       </w:hyperlink>
       <w:r>
@@ -2442,7 +2442,7 @@
           <w:rPr>
             <w:rStyle w:val="Hyperlink"/>
           </w:rPr>
-          <w:t xml:space="preserve">[politzer2014]</w:t>
+          <w:t xml:space="preserve">[35]</w:t>
         </w:r>
       </w:hyperlink>
       <w:r>
@@ -2482,7 +2482,7 @@
           <w:rPr>
             <w:rStyle w:val="Hyperlink"/>
           </w:rPr>
-          <w:t xml:space="preserve">[mathieu2017]</w:t>
+          <w:t xml:space="preserve">[36]</w:t>
         </w:r>
       </w:hyperlink>
       <w:r>
@@ -2499,7 +2499,7 @@
           <w:rPr>
             <w:rStyle w:val="Hyperlink"/>
           </w:rPr>
-          <w:t xml:space="preserve">[suceska2018]</w:t>
+          <w:t xml:space="preserve">[37]</w:t>
         </w:r>
       </w:hyperlink>
       <w:r>
@@ -2516,7 +2516,7 @@
           <w:rPr>
             <w:rStyle w:val="Hyperlink"/>
           </w:rPr>
-          <w:t xml:space="preserve">[fried2014]</w:t>
+          <w:t xml:space="preserve">[38]</w:t>
         </w:r>
       </w:hyperlink>
       <w:r>
@@ -2533,7 +2533,7 @@
           <w:rPr>
             <w:rStyle w:val="Hyperlink"/>
           </w:rPr>
-          <w:t xml:space="preserve">[choi2023]</w:t>
+          <w:t xml:space="preserve">[39]</w:t>
         </w:r>
       </w:hyperlink>
       <w:r>
@@ -2547,7 +2547,7 @@
           <w:rPr>
             <w:rStyle w:val="Hyperlink"/>
           </w:rPr>
-          <w:t xml:space="preserve">[mlcrystdens2024]</w:t>
+          <w:t xml:space="preserve">[40]</w:t>
         </w:r>
       </w:hyperlink>
       <w:r>
@@ -2570,7 +2570,7 @@
           <w:rPr>
             <w:rStyle w:val="Hyperlink"/>
           </w:rPr>
-          <w:t xml:space="preserve">[nefati1996]</w:t>
+          <w:t xml:space="preserve">[41]</w:t>
         </w:r>
       </w:hyperlink>
       <w:r>
@@ -2587,7 +2587,7 @@
           <w:rPr>
             <w:rStyle w:val="Hyperlink"/>
           </w:rPr>
-          <w:t xml:space="preserve">[mathieu2017]</w:t>
+          <w:t xml:space="preserve">[36]</w:t>
         </w:r>
       </w:hyperlink>
       <w:r>
@@ -2604,7 +2604,7 @@
           <w:rPr>
             <w:rStyle w:val="Hyperlink"/>
           </w:rPr>
-          <w:t xml:space="preserve">[huang2021]</w:t>
+          <w:t xml:space="preserve">[42]</w:t>
         </w:r>
       </w:hyperlink>
       <w:r>
@@ -2633,7 +2633,7 @@
           <w:rPr>
             <w:rStyle w:val="Hyperlink"/>
           </w:rPr>
-          <w:t xml:space="preserve">[klapotke2017]</w:t>
+          <w:t xml:space="preserve">[43]</w:t>
         </w:r>
       </w:hyperlink>
       <w:r>
@@ -2668,7 +2668,7 @@
           <w:rPr>
             <w:rStyle w:val="Hyperlink"/>
           </w:rPr>
-          <w:t xml:space="preserve">[griffiths2020]</w:t>
+          <w:t xml:space="preserve">[44]</w:t>
         </w:r>
       </w:hyperlink>
       <w:r>
@@ -2682,7 +2682,7 @@
           <w:rPr>
             <w:rStyle w:val="Hyperlink"/>
           </w:rPr>
-          <w:t xml:space="preserve">[huang2021]</w:t>
+          <w:t xml:space="preserve">[42]</w:t>
         </w:r>
       </w:hyperlink>
       <w:r>
@@ -2696,7 +2696,7 @@
           <w:rPr>
             <w:rStyle w:val="Hyperlink"/>
           </w:rPr>
-          <w:t xml:space="preserve">[npjcompmat2025]</w:t>
+          <w:t xml:space="preserve">[45]</w:t>
         </w:r>
       </w:hyperlink>
       <w:r>
@@ -2782,7 +2782,7 @@
           <w:rPr>
             <w:rStyle w:val="Hyperlink"/>
           </w:rPr>
-          <w:t xml:space="preserve">[yang2019]</w:t>
+          <w:t xml:space="preserve">[46]</w:t>
         </w:r>
       </w:hyperlink>
       <w:r>
@@ -2799,7 +2799,7 @@
           <w:rPr>
             <w:rStyle w:val="Hyperlink"/>
           </w:rPr>
-          <w:t xml:space="preserve">[schutt2018]</w:t>
+          <w:t xml:space="preserve">[47]</w:t>
         </w:r>
       </w:hyperlink>
       <w:r>
@@ -2816,7 +2816,7 @@
           <w:rPr>
             <w:rStyle w:val="Hyperlink"/>
           </w:rPr>
-          <w:t xml:space="preserve">[qiao2020]</w:t>
+          <w:t xml:space="preserve">[48]</w:t>
         </w:r>
       </w:hyperlink>
       <w:r>
@@ -2851,7 +2851,7 @@
           <w:rPr>
             <w:rStyle w:val="Hyperlink"/>
           </w:rPr>
-          <w:t xml:space="preserve">[polykovskiy2020]</w:t>
+          <w:t xml:space="preserve">[49]</w:t>
         </w:r>
       </w:hyperlink>
       <w:r>
@@ -2868,7 +2868,7 @@
           <w:rPr>
             <w:rStyle w:val="Hyperlink"/>
           </w:rPr>
-          <w:t xml:space="preserve">[brown2019]</w:t>
+          <w:t xml:space="preserve">[50]</w:t>
         </w:r>
       </w:hyperlink>
       <w:r>
@@ -2885,7 +2885,7 @@
           <w:rPr>
             <w:rStyle w:val="Hyperlink"/>
           </w:rPr>
-          <w:t xml:space="preserve">[preuer2018]</w:t>
+          <w:t xml:space="preserve">[51]</w:t>
         </w:r>
       </w:hyperlink>
       <w:r>
@@ -2902,7 +2902,7 @@
           <w:rPr>
             <w:rStyle w:val="Hyperlink"/>
           </w:rPr>
-          <w:t xml:space="preserve">[reymond2015]</w:t>
+          <w:t xml:space="preserve">[52]</w:t>
         </w:r>
       </w:hyperlink>
       <w:r>
@@ -2925,7 +2925,7 @@
           <w:rPr>
             <w:rStyle w:val="Hyperlink"/>
           </w:rPr>
-          <w:t xml:space="preserve">[ertl2009]</w:t>
+          <w:t xml:space="preserve">[53]</w:t>
         </w:r>
       </w:hyperlink>
       <w:r>
@@ -2942,7 +2942,7 @@
           <w:rPr>
             <w:rStyle w:val="Hyperlink"/>
           </w:rPr>
-          <w:t xml:space="preserve">[coley2018]</w:t>
+          <w:t xml:space="preserve">[54]</w:t>
         </w:r>
       </w:hyperlink>
       <w:r>
@@ -2959,7 +2959,7 @@
           <w:rPr>
             <w:rStyle w:val="Hyperlink"/>
           </w:rPr>
-          <w:t xml:space="preserve">[rogers1960]</w:t>
+          <w:t xml:space="preserve">[55]</w:t>
         </w:r>
       </w:hyperlink>
       <w:r>
@@ -3010,7 +3010,7 @@
           <w:rPr>
             <w:rStyle w:val="Hyperlink"/>
           </w:rPr>
-          <w:t xml:space="preserve">[bannwarth2019]</w:t>
+          <w:t xml:space="preserve">[56]</w:t>
         </w:r>
       </w:hyperlink>
       <w:r>
@@ -3027,7 +3027,7 @@
           <w:rPr>
             <w:rStyle w:val="Hyperlink"/>
           </w:rPr>
-          <w:t xml:space="preserve">[sun2020]</w:t>
+          <w:t xml:space="preserve">[57]</w:t>
         </w:r>
       </w:hyperlink>
       <w:r>
@@ -3044,7 +3044,7 @@
           <w:rPr>
             <w:rStyle w:val="Hyperlink"/>
           </w:rPr>
-          <w:t xml:space="preserve">[genheden2020]</w:t>
+          <w:t xml:space="preserve">[58]</w:t>
         </w:r>
       </w:hyperlink>
       <w:r>
@@ -3061,7 +3061,7 @@
           <w:rPr>
             <w:rStyle w:val="Hyperlink"/>
           </w:rPr>
-          <w:t xml:space="preserve">[goerigk2017]</w:t>
+          <w:t xml:space="preserve">[59]</w:t>
         </w:r>
       </w:hyperlink>
       <w:r>
@@ -8861,7 +8861,7 @@
           <w:rPr>
             <w:rStyle w:val="Hyperlink"/>
           </w:rPr>
-          <w:t xml:space="preserve">[sabatini2018]</w:t>
+          <w:t xml:space="preserve">[60]</w:t>
         </w:r>
       </w:hyperlink>
       <w:hyperlink w:anchor="ref-konnov2025nitroisoxazole">
@@ -8869,7 +8869,7 @@
           <w:rPr>
             <w:rStyle w:val="Hyperlink"/>
           </w:rPr>
-          <w:t xml:space="preserve">[konnov2025]</w:t>
+          <w:t xml:space="preserve">[61]</w:t>
         </w:r>
       </w:hyperlink>
       <w:r>
@@ -8893,7 +8893,7 @@
           <w:rPr>
             <w:rStyle w:val="Hyperlink"/>
           </w:rPr>
-          <w:t xml:space="preserve">[herve2010]</w:t>
+          <w:t xml:space="preserve">[62]</w:t>
         </w:r>
       </w:hyperlink>
       <w:r>
@@ -8956,7 +8956,7 @@
           <w:rPr>
             <w:rStyle w:val="Hyperlink"/>
           </w:rPr>
-          <w:t xml:space="preserve">[23]</w:t>
+          <w:t xml:space="preserve">[63]</w:t>
         </w:r>
       </w:hyperlink>
       <w:r>
@@ -9570,7 +9570,7 @@
           <w:rPr>
             <w:rStyle w:val="Hyperlink"/>
           </w:rPr>
-          <w:t xml:space="preserve">[68]</w:t>
+          <w:t xml:space="preserve">[58]</w:t>
         </w:r>
       </w:hyperlink>
       <w:r>
@@ -21396,7 +21396,7 @@
           <w:rPr>
             <w:rStyle w:val="Hyperlink"/>
           </w:rPr>
-          <w:t xml:space="preserve">[22a]</w:t>
+          <w:t xml:space="preserve">[64]</w:t>
         </w:r>
       </w:hyperlink>
       <w:r>
@@ -21581,7 +21581,7 @@
           <w:rPr>
             <w:rStyle w:val="Hyperlink"/>
           </w:rPr>
-          <w:t xml:space="preserve">[1]</w:t>
+          <w:t xml:space="preserve">[10]</w:t>
         </w:r>
       </w:hyperlink>
       <w:r>
@@ -23732,7 +23732,7 @@
           <w:rPr>
             <w:rStyle w:val="Hyperlink"/>
           </w:rPr>
-          <w:t xml:space="preserve">[dhariwal2021]</w:t>
+          <w:t xml:space="preserve">[25]</w:t>
         </w:r>
       </w:hyperlink>
       <w:r>
@@ -24947,7 +24947,7 @@
           <w:rPr>
             <w:rStyle w:val="Hyperlink"/>
           </w:rPr>
-          <w:t xml:space="preserve">[58a]</w:t>
+          <w:t xml:space="preserve">[42]</w:t>
         </w:r>
       </w:hyperlink>
       <w:r>
@@ -27832,7 +27832,7 @@
           <w:rPr>
             <w:rStyle w:val="Hyperlink"/>
           </w:rPr>
-          <w:t xml:space="preserve">[15a]</w:t>
+          <w:t xml:space="preserve">[25]</w:t>
         </w:r>
       </w:hyperlink>
       <w:r>
@@ -28254,7 +28254,7 @@
           <w:rPr>
             <w:rStyle w:val="Hyperlink"/>
           </w:rPr>
-          <w:t xml:space="preserve">[daylight-smarts]</w:t>
+          <w:t xml:space="preserve">[65]</w:t>
         </w:r>
       </w:hyperlink>
       <w:r>
@@ -28271,7 +28271,7 @@
           <w:rPr>
             <w:rStyle w:val="Hyperlink"/>
           </w:rPr>
-          <w:t xml:space="preserve">[19]</w:t>
+          <w:t xml:space="preserve">[53]</w:t>
         </w:r>
       </w:hyperlink>
       <w:r>
@@ -28296,7 +28296,7 @@
           <w:rPr>
             <w:rStyle w:val="Hyperlink"/>
           </w:rPr>
-          <w:t xml:space="preserve">[20]</w:t>
+          <w:t xml:space="preserve">[54]</w:t>
         </w:r>
       </w:hyperlink>
       <w:r>
@@ -29997,7 +29997,7 @@
           <w:rPr>
             <w:rStyle w:val="Hyperlink"/>
           </w:rPr>
-          <w:t xml:space="preserve">[18]</w:t>
+          <w:t xml:space="preserve">[21]</w:t>
         </w:r>
       </w:hyperlink>
       <w:r>
@@ -30631,9 +30631,9 @@
         </w:numPr>
         <w:ind w:left="180" w:hanging="180"/>
       </w:pPr>
-      <w:bookmarkStart w:id="137" w:name="ref-eckmann2022limo"/>
-      <w:r>
-        <w:t xml:space="preserve">Eckmann, P., Sun, K., Zhao, B., Feng, M., Gilson, M. K., &amp; Yu, R. (2022). LIMO: Latent Inceptionism for Targeted Molecule Generation.</w:t>
+      <w:bookmarkStart w:id="137" w:name="ref-kamlet1968detonation"/>
+      <w:r>
+        <w:t xml:space="preserve">Kamlet, M. J., &amp; Jacobs, S. J. (1968). Chemistry of Detonations. I. A Simple Method for Calculating Detonation Properties of C-H-N-O Explosives.</w:t>
       </w:r>
       <w:r>
         <w:t xml:space="preserve"> </w:t>
@@ -30643,10 +30643,10 @@
           <w:i/>
           <w:iCs/>
         </w:rPr>
-        <w:t xml:space="preserve">ICML 2022</w:t>
-      </w:r>
-      <w:r>
-        <w:t xml:space="preserve">. arXiv:2206.09010.</w:t>
+        <w:t xml:space="preserve">J. Chem. Phys. 48</w:t>
+      </w:r>
+      <w:r>
+        <w:t xml:space="preserve">:23–55. doi:10.1063/1.1667908.</w:t>
       </w:r>
       <w:bookmarkEnd w:id="137"/>
     </w:p>
@@ -30659,9 +30659,9 @@
         </w:numPr>
         <w:ind w:left="180" w:hanging="180"/>
       </w:pPr>
-      <w:bookmarkStart w:id="138" w:name="ref-gomez2018automatic"/>
-      <w:r>
-        <w:t xml:space="preserve">Gómez-Bombarelli, R. et al. (2018). Automatic Chemical Design Using a Data-Driven Continuous Representation of Molecules.</w:t>
+      <w:bookmarkStart w:id="138" w:name="ref-casey2020prediction"/>
+      <w:r>
+        <w:t xml:space="preserve">Casey, A. D., Son, S. F., Bilionis, I., &amp; Barnes, B. C. (2020). Prediction of Energetic Material Properties from Electronic Structure Using 3D Convolutional Neural Networks.</w:t>
       </w:r>
       <w:r>
         <w:t xml:space="preserve"> </w:t>
@@ -30671,10 +30671,10 @@
           <w:i/>
           <w:iCs/>
         </w:rPr>
-        <w:t xml:space="preserve">ACS Central Science 4(2)</w:t>
-      </w:r>
-      <w:r>
-        <w:t xml:space="preserve">:268–276. doi:10.1021/acscentsci.7b00572.</w:t>
+        <w:t xml:space="preserve">J. Chem. Inf. Model. 60(10)</w:t>
+      </w:r>
+      <w:r>
+        <w:t xml:space="preserve">:4457–4473. doi:10.1021/acs.jcim.0c00259.</w:t>
       </w:r>
       <w:bookmarkEnd w:id="138"/>
     </w:p>
@@ -30687,9 +30687,9 @@
         </w:numPr>
         <w:ind w:left="180" w:hanging="180"/>
       </w:pPr>
-      <w:bookmarkStart w:id="139" w:name="ref-jin2018junction"/>
-      <w:r>
-        <w:t xml:space="preserve">Jin, W., Barzilay, R., &amp; Jaakkola, T. (2018). Junction Tree Variational Autoencoder for Molecular Graph Generation.</w:t>
+      <w:bookmarkStart w:id="139" w:name="ref-zhou2023unimol"/>
+      <w:r>
+        <w:t xml:space="preserve">Zhou, G. et al. (2023). Uni-Mol: A Universal 3D Molecular Representation Learning Framework.</w:t>
       </w:r>
       <w:r>
         <w:t xml:space="preserve"> </w:t>
@@ -30699,10 +30699,10 @@
           <w:i/>
           <w:iCs/>
         </w:rPr>
-        <w:t xml:space="preserve">ICML 2018</w:t>
-      </w:r>
-      <w:r>
-        <w:t xml:space="preserve">. arXiv:1802.04364.</w:t>
+        <w:t xml:space="preserve">ICLR 2023</w:t>
+      </w:r>
+      <w:r>
+        <w:t xml:space="preserve">.</w:t>
       </w:r>
       <w:bookmarkEnd w:id="139"/>
     </w:p>
@@ -30715,9 +30715,9 @@
         </w:numPr>
         <w:ind w:left="180" w:hanging="180"/>
       </w:pPr>
-      <w:bookmarkStart w:id="140" w:name="ref-reidenbach2023molmim"/>
-      <w:r>
-        <w:t xml:space="preserve">Reidenbach, D., Livne, M., Ilango, R. K., Gill, M., &amp; Israeli, J. (2023). MolMIM: A Molecular Language Model for Property-Guided Molecule Generation via Mutual Information Machines. (MLDD Workshop, ICLR 2023; arXiv:2208.09016).</w:t>
+      <w:bookmarkStart w:id="140" w:name="ref-ho2022cfg"/>
+      <w:r>
+        <w:t xml:space="preserve">Ho, J., &amp; Salimans, T. (2022). Classifier-Free Diffusion Guidance. arXiv:2207.12598.</w:t>
       </w:r>
       <w:bookmarkEnd w:id="140"/>
     </w:p>
@@ -30730,9 +30730,9 @@
         </w:numPr>
         <w:ind w:left="180" w:hanging="180"/>
       </w:pPr>
-      <w:bookmarkStart w:id="141" w:name="ref-ross2022molformer"/>
-      <w:r>
-        <w:t xml:space="preserve">Ross, J. et al. (2022). Large-Scale Chemical Language Representations Capture Molecular Structure and Properties.</w:t>
+      <w:bookmarkStart w:id="141" w:name="ref-gomez2018automatic"/>
+      <w:r>
+        <w:t xml:space="preserve">Gómez-Bombarelli, R. et al. (2018). Automatic Chemical Design Using a Data-Driven Continuous Representation of Molecules.</w:t>
       </w:r>
       <w:r>
         <w:t xml:space="preserve"> </w:t>
@@ -30742,10 +30742,10 @@
           <w:i/>
           <w:iCs/>
         </w:rPr>
-        <w:t xml:space="preserve">Nature Machine Intelligence 4</w:t>
-      </w:r>
-      <w:r>
-        <w:t xml:space="preserve">:1256–1264. doi:10.1038/s42256-022-00580-7.</w:t>
+        <w:t xml:space="preserve">ACS Central Science 4(2)</w:t>
+      </w:r>
+      <w:r>
+        <w:t xml:space="preserve">:268–276. doi:10.1021/acscentsci.7b00572.</w:t>
       </w:r>
       <w:bookmarkEnd w:id="141"/>
     </w:p>
@@ -30758,9 +30758,9 @@
         </w:numPr>
         <w:ind w:left="180" w:hanging="180"/>
       </w:pPr>
-      <w:bookmarkStart w:id="142" w:name="ref-bengio2021gflownet"/>
-      <w:r>
-        <w:t xml:space="preserve">Bengio, E., Jain, M., Korablyov, M., Precup, D., &amp; Bengio, Y. (2021). Flow Network Based Generative Models for Non-Iterative Diverse Candidate Generation.</w:t>
+      <w:bookmarkStart w:id="142" w:name="ref-jin2018junction"/>
+      <w:r>
+        <w:t xml:space="preserve">Jin, W., Barzilay, R., &amp; Jaakkola, T. (2018). Junction Tree Variational Autoencoder for Molecular Graph Generation.</w:t>
       </w:r>
       <w:r>
         <w:t xml:space="preserve"> </w:t>
@@ -30770,10 +30770,10 @@
           <w:i/>
           <w:iCs/>
         </w:rPr>
-        <w:t xml:space="preserve">NeurIPS 2021</w:t>
-      </w:r>
-      <w:r>
-        <w:t xml:space="preserve">. arXiv:2106.04399.</w:t>
+        <w:t xml:space="preserve">ICML 2018</w:t>
+      </w:r>
+      <w:r>
+        <w:t xml:space="preserve">. arXiv:1802.04364.</w:t>
       </w:r>
       <w:bookmarkEnd w:id="142"/>
     </w:p>
@@ -30786,9 +30786,9 @@
         </w:numPr>
         <w:ind w:left="180" w:hanging="180"/>
       </w:pPr>
-      <w:bookmarkStart w:id="143" w:name="ref-hoogeboom2022edm"/>
-      <w:r>
-        <w:t xml:space="preserve">Hoogeboom, E., Garcia Satorras, V., Vignac, C., &amp; Welling, M. (2022). Equivariant Diffusion for Molecule Generation in 3D.</w:t>
+      <w:bookmarkStart w:id="143" w:name="ref-winter2019cddd"/>
+      <w:r>
+        <w:t xml:space="preserve">Winter, R., Montanari, F., Noé, F., &amp; Clevert, D.-A. (2019). Learning continuous and data-driven molecular descriptors by translating equivalent chemical representations.</w:t>
       </w:r>
       <w:r>
         <w:t xml:space="preserve"> </w:t>
@@ -30798,10 +30798,10 @@
           <w:i/>
           <w:iCs/>
         </w:rPr>
-        <w:t xml:space="preserve">ICML 2022</w:t>
-      </w:r>
-      <w:r>
-        <w:t xml:space="preserve">. arXiv:2203.17003.</w:t>
+        <w:t xml:space="preserve">Chem. Sci. 10(6)</w:t>
+      </w:r>
+      <w:r>
+        <w:t xml:space="preserve">:1692–1701. doi:10.1039/C8SC04175J.</w:t>
       </w:r>
       <w:bookmarkEnd w:id="143"/>
     </w:p>
@@ -30814,9 +30814,9 @@
         </w:numPr>
         <w:ind w:left="180" w:hanging="180"/>
       </w:pPr>
-      <w:bookmarkStart w:id="144" w:name="ref-vignac2023digress"/>
-      <w:r>
-        <w:t xml:space="preserve">Vignac, C. et al. (2023). DiGress: Discrete Denoising Diffusion for Graph Generation.</w:t>
+      <w:bookmarkStart w:id="144" w:name="ref-maziarka2020molcyclegan"/>
+      <w:r>
+        <w:t xml:space="preserve">Maziarka, Ł., Pocha, A., Kaczmarczyk, J., Rataj, K., Danel, T., &amp; Warchoł, M. (2020). Mol-CycleGAN: a generative model for molecular optimization.</w:t>
       </w:r>
       <w:r>
         <w:t xml:space="preserve"> </w:t>
@@ -30826,10 +30826,10 @@
           <w:i/>
           <w:iCs/>
         </w:rPr>
-        <w:t xml:space="preserve">ICLR 2023</w:t>
-      </w:r>
-      <w:r>
-        <w:t xml:space="preserve">. arXiv:2209.14734.</w:t>
+        <w:t xml:space="preserve">J. Cheminformatics 12</w:t>
+      </w:r>
+      <w:r>
+        <w:t xml:space="preserve">:2. doi:10.1186/s13321-019-0404-1.</w:t>
       </w:r>
       <w:bookmarkEnd w:id="144"/>
     </w:p>
@@ -30842,9 +30842,9 @@
         </w:numPr>
         <w:ind w:left="180" w:hanging="180"/>
       </w:pPr>
-      <w:bookmarkStart w:id="145" w:name="ref-irwin2022chemformer"/>
-      <w:r>
-        <w:t xml:space="preserve">Irwin, R., Dimitriadis, S., He, J., &amp; Bjerrum, E. J. (2022). Chemformer: A Pre-Trained Transformer for Computational Chemistry.</w:t>
+      <w:bookmarkStart w:id="145" w:name="ref-krenn2020selfies"/>
+      <w:r>
+        <w:t xml:space="preserve">Krenn, M., Häse, F., Nigam, A., Friederich, P., &amp; Aspuru-Guzik, A. (2020). Self-Referencing Embedded Strings (SELFIES): A 100% Robust Molecular String Representation.</w:t>
       </w:r>
       <w:r>
         <w:t xml:space="preserve"> </w:t>
@@ -30854,10 +30854,10 @@
           <w:i/>
           <w:iCs/>
         </w:rPr>
-        <w:t xml:space="preserve">Mach. Learn.: Sci. Tech. 3</w:t>
-      </w:r>
-      <w:r>
-        <w:t xml:space="preserve">:015022. doi:10.1088/2632-2153/ac3ffb.</w:t>
+        <w:t xml:space="preserve">Mach. Learn.: Sci. Tech. 1</w:t>
+      </w:r>
+      <w:r>
+        <w:t xml:space="preserve">:045024.</w:t>
       </w:r>
       <w:bookmarkEnd w:id="145"/>
     </w:p>
@@ -30870,9 +30870,9 @@
         </w:numPr>
         <w:ind w:left="180" w:hanging="180"/>
       </w:pPr>
-      <w:bookmarkStart w:id="146" w:name="ref-peng2023moldiff"/>
-      <w:r>
-        <w:t xml:space="preserve">Peng, X., Guan, J., Liu, Q., &amp; Ma, J. (2023). MolDiff: Addressing the Atom-Bond Inconsistency Problem in 3D Molecule Diffusion Generation.</w:t>
+      <w:bookmarkStart w:id="146" w:name="ref-eckmann2022limo"/>
+      <w:r>
+        <w:t xml:space="preserve">Eckmann, P., Sun, K., Zhao, B., Feng, M., Gilson, M. K., &amp; Yu, R. (2022). LIMO: Latent Inceptionism for Targeted Molecule Generation.</w:t>
       </w:r>
       <w:r>
         <w:t xml:space="preserve"> </w:t>
@@ -30882,10 +30882,10 @@
           <w:i/>
           <w:iCs/>
         </w:rPr>
-        <w:t xml:space="preserve">ICML 2023</w:t>
-      </w:r>
-      <w:r>
-        <w:t xml:space="preserve">. arXiv:2305.07508.</w:t>
+        <w:t xml:space="preserve">ICML 2022</w:t>
+      </w:r>
+      <w:r>
+        <w:t xml:space="preserve">. arXiv:2206.09010.</w:t>
       </w:r>
       <w:bookmarkEnd w:id="146"/>
     </w:p>
@@ -30898,22 +30898,9 @@
         </w:numPr>
         <w:ind w:left="180" w:hanging="180"/>
       </w:pPr>
-      <w:bookmarkStart w:id="147" w:name="ref-mathieu2017sensitivity"/>
-      <w:r>
-        <w:t xml:space="preserve">Mathieu, D. (2017). Sensitivity of Energetic Materials: Theoretical Relationships to Detonation Performance and Molecular Structure.</w:t>
-      </w:r>
-      <w:r>
-        <w:t xml:space="preserve"> </w:t>
-      </w:r>
-      <w:r>
-        <w:rPr>
-          <w:i/>
-          <w:iCs/>
-        </w:rPr>
-        <w:t xml:space="preserve">Ind. Eng. Chem. Res. 56(31)</w:t>
-      </w:r>
-      <w:r>
-        <w:t xml:space="preserve">:8191–8201. doi:10.1021/acs.iecr.7b02021.</w:t>
+      <w:bookmarkStart w:id="147" w:name="ref-reidenbach2023molmim"/>
+      <w:r>
+        <w:t xml:space="preserve">Reidenbach, D., Livne, M., Ilango, R. K., Gill, M., &amp; Israeli, J. (2023). MolMIM: A Molecular Language Model for Property-Guided Molecule Generation via Mutual Information Machines. (MLDD Workshop, ICLR 2023; arXiv:2208.09016).</w:t>
       </w:r>
       <w:bookmarkEnd w:id="147"/>
     </w:p>
@@ -30926,14 +30913,1476 @@
         </w:numPr>
         <w:ind w:left="180" w:hanging="180"/>
       </w:pPr>
-      <w:bookmarkStart w:id="149" w:name="ref-daylight-smarts"/>
+      <w:bookmarkStart w:id="148" w:name="ref-jaegle2021perceiver"/>
+      <w:r>
+        <w:t xml:space="preserve">Jaegle, A. et al. (2021). Perceiver: General Perception with Iterative Attention.</w:t>
+      </w:r>
+      <w:r>
+        <w:t xml:space="preserve"> </w:t>
+      </w:r>
+      <w:r>
+        <w:rPr>
+          <w:i/>
+          <w:iCs/>
+        </w:rPr>
+        <w:t xml:space="preserve">ICML 2021</w:t>
+      </w:r>
+      <w:r>
+        <w:t xml:space="preserve">. arXiv:2103.03206.</w:t>
+      </w:r>
+      <w:bookmarkEnd w:id="148"/>
+    </w:p>
+    <w:p>
+      <w:pPr>
+        <w:pStyle w:val="MDPI81references"/>
+        <w:numPr>
+          <w:ilvl w:val="0"/>
+          <w:numId w:val="0"/>
+        </w:numPr>
+        <w:ind w:left="180" w:hanging="180"/>
+      </w:pPr>
+      <w:bookmarkStart w:id="149" w:name="ref-olivecrona2017reinvent"/>
+      <w:r>
+        <w:t xml:space="preserve">Olivecrona, M., Blaschke, T., Engkvist, O., &amp; Chen, H. (2017). Molecular de-novo design through deep reinforcement learning.</w:t>
+      </w:r>
+      <w:r>
+        <w:t xml:space="preserve"> </w:t>
+      </w:r>
+      <w:r>
+        <w:rPr>
+          <w:i/>
+          <w:iCs/>
+        </w:rPr>
+        <w:t xml:space="preserve">J. Cheminformatics 9</w:t>
+      </w:r>
+      <w:r>
+        <w:t xml:space="preserve">:48. doi:10.1186/s13321-017-0235-x.</w:t>
+      </w:r>
+      <w:bookmarkEnd w:id="149"/>
+    </w:p>
+    <w:p>
+      <w:pPr>
+        <w:pStyle w:val="MDPI81references"/>
+        <w:numPr>
+          <w:ilvl w:val="0"/>
+          <w:numId w:val="0"/>
+        </w:numPr>
+        <w:ind w:left="180" w:hanging="180"/>
+      </w:pPr>
+      <w:bookmarkStart w:id="150" w:name="ref-loeffler2024reinvent4"/>
+      <w:r>
+        <w:t xml:space="preserve">Loeffler, H. H., He, J., Tibo, A., Janet, J. P., Voronov, A., Mervin, L. H., &amp; Engkvist, O. (2024). REINVENT 4: Modern AI-driven generative molecule design.</w:t>
+      </w:r>
+      <w:r>
+        <w:t xml:space="preserve"> </w:t>
+      </w:r>
+      <w:r>
+        <w:rPr>
+          <w:i/>
+          <w:iCs/>
+        </w:rPr>
+        <w:t xml:space="preserve">J. Cheminformatics 16</w:t>
+      </w:r>
+      <w:r>
+        <w:t xml:space="preserve">:20. doi:10.1186/s13321-024-00812-5.</w:t>
+      </w:r>
+      <w:bookmarkEnd w:id="150"/>
+    </w:p>
+    <w:p>
+      <w:pPr>
+        <w:pStyle w:val="MDPI81references"/>
+        <w:numPr>
+          <w:ilvl w:val="0"/>
+          <w:numId w:val="0"/>
+        </w:numPr>
+        <w:ind w:left="180" w:hanging="180"/>
+      </w:pPr>
+      <w:bookmarkStart w:id="151" w:name="ref-yang2017chemts"/>
+      <w:r>
+        <w:t xml:space="preserve">Yang, X., Zhang, J., Yoshizoe, K., Terayama, K., &amp; Tsuda, K. (2017). ChemTS: An efficient python library for de novo molecular generation.</w:t>
+      </w:r>
+      <w:r>
+        <w:t xml:space="preserve"> </w:t>
+      </w:r>
+      <w:r>
+        <w:rPr>
+          <w:i/>
+          <w:iCs/>
+        </w:rPr>
+        <w:t xml:space="preserve">Sci. Tech. Adv. Mater. 18(1)</w:t>
+      </w:r>
+      <w:r>
+        <w:t xml:space="preserve">:972–976. doi:10.1080/14686996.2017.1401424.</w:t>
+      </w:r>
+      <w:bookmarkEnd w:id="151"/>
+    </w:p>
+    <w:p>
+      <w:pPr>
+        <w:pStyle w:val="MDPI81references"/>
+        <w:numPr>
+          <w:ilvl w:val="0"/>
+          <w:numId w:val="0"/>
+        </w:numPr>
+        <w:ind w:left="180" w:hanging="180"/>
+      </w:pPr>
+      <w:bookmarkStart w:id="152" w:name="ref-bagal2022molgpt"/>
+      <w:r>
+        <w:t xml:space="preserve">Bagal, V., Aggarwal, R., Vinod, P. K., &amp; Priyakumar, U. D. (2022). MolGPT: Molecular Generation Using a Transformer-Decoder Model.</w:t>
+      </w:r>
+      <w:r>
+        <w:t xml:space="preserve"> </w:t>
+      </w:r>
+      <w:r>
+        <w:rPr>
+          <w:i/>
+          <w:iCs/>
+        </w:rPr>
+        <w:t xml:space="preserve">J. Chem. Inf. Model. 62(9)</w:t>
+      </w:r>
+      <w:r>
+        <w:t xml:space="preserve">:2064–2076. doi:10.1021/acs.jcim.1c00600.</w:t>
+      </w:r>
+      <w:bookmarkEnd w:id="152"/>
+    </w:p>
+    <w:p>
+      <w:pPr>
+        <w:pStyle w:val="MDPI81references"/>
+        <w:numPr>
+          <w:ilvl w:val="0"/>
+          <w:numId w:val="0"/>
+        </w:numPr>
+        <w:ind w:left="180" w:hanging="180"/>
+      </w:pPr>
+      <w:bookmarkStart w:id="153" w:name="ref-ross2022molformer"/>
+      <w:r>
+        <w:t xml:space="preserve">Ross, J. et al. (2022). Large-Scale Chemical Language Representations Capture Molecular Structure and Properties.</w:t>
+      </w:r>
+      <w:r>
+        <w:t xml:space="preserve"> </w:t>
+      </w:r>
+      <w:r>
+        <w:rPr>
+          <w:i/>
+          <w:iCs/>
+        </w:rPr>
+        <w:t xml:space="preserve">Nature Machine Intelligence 4</w:t>
+      </w:r>
+      <w:r>
+        <w:t xml:space="preserve">:1256–1264. doi:10.1038/s42256-022-00580-7.</w:t>
+      </w:r>
+      <w:bookmarkEnd w:id="153"/>
+    </w:p>
+    <w:p>
+      <w:pPr>
+        <w:pStyle w:val="MDPI81references"/>
+        <w:numPr>
+          <w:ilvl w:val="0"/>
+          <w:numId w:val="0"/>
+        </w:numPr>
+        <w:ind w:left="180" w:hanging="180"/>
+      </w:pPr>
+      <w:bookmarkStart w:id="154" w:name="ref-irwin2022chemformer"/>
+      <w:r>
+        <w:t xml:space="preserve">Irwin, R., Dimitriadis, S., He, J., &amp; Bjerrum, E. J. (2022). Chemformer: A Pre-Trained Transformer for Computational Chemistry.</w:t>
+      </w:r>
+      <w:r>
+        <w:t xml:space="preserve"> </w:t>
+      </w:r>
+      <w:r>
+        <w:rPr>
+          <w:i/>
+          <w:iCs/>
+        </w:rPr>
+        <w:t xml:space="preserve">Mach. Learn.: Sci. Tech. 3</w:t>
+      </w:r>
+      <w:r>
+        <w:t xml:space="preserve">:015022. doi:10.1088/2632-2153/ac3ffb.</w:t>
+      </w:r>
+      <w:bookmarkEnd w:id="154"/>
+    </w:p>
+    <w:p>
+      <w:pPr>
+        <w:pStyle w:val="MDPI81references"/>
+        <w:numPr>
+          <w:ilvl w:val="0"/>
+          <w:numId w:val="0"/>
+        </w:numPr>
+        <w:ind w:left="180" w:hanging="180"/>
+      </w:pPr>
+      <w:bookmarkStart w:id="155" w:name="ref-bengio2021gflownet"/>
+      <w:r>
+        <w:t xml:space="preserve">Bengio, E., Jain, M., Korablyov, M., Precup, D., &amp; Bengio, Y. (2021). Flow Network Based Generative Models for Non-Iterative Diverse Candidate Generation.</w:t>
+      </w:r>
+      <w:r>
+        <w:t xml:space="preserve"> </w:t>
+      </w:r>
+      <w:r>
+        <w:rPr>
+          <w:i/>
+          <w:iCs/>
+        </w:rPr>
+        <w:t xml:space="preserve">NeurIPS 2021</w:t>
+      </w:r>
+      <w:r>
+        <w:t xml:space="preserve">. arXiv:2106.04399.</w:t>
+      </w:r>
+      <w:bookmarkEnd w:id="155"/>
+    </w:p>
+    <w:p>
+      <w:pPr>
+        <w:pStyle w:val="MDPI81references"/>
+        <w:numPr>
+          <w:ilvl w:val="0"/>
+          <w:numId w:val="0"/>
+        </w:numPr>
+        <w:ind w:left="180" w:hanging="180"/>
+      </w:pPr>
+      <w:bookmarkStart w:id="156" w:name="ref-vignac2023digress"/>
+      <w:r>
+        <w:t xml:space="preserve">Vignac, C. et al. (2023). DiGress: Discrete Denoising Diffusion for Graph Generation.</w:t>
+      </w:r>
+      <w:r>
+        <w:t xml:space="preserve"> </w:t>
+      </w:r>
+      <w:r>
+        <w:rPr>
+          <w:i/>
+          <w:iCs/>
+        </w:rPr>
+        <w:t xml:space="preserve">ICLR 2023</w:t>
+      </w:r>
+      <w:r>
+        <w:t xml:space="preserve">. arXiv:2209.14734.</w:t>
+      </w:r>
+      <w:bookmarkEnd w:id="156"/>
+    </w:p>
+    <w:p>
+      <w:pPr>
+        <w:pStyle w:val="MDPI81references"/>
+        <w:numPr>
+          <w:ilvl w:val="0"/>
+          <w:numId w:val="0"/>
+        </w:numPr>
+        <w:ind w:left="180" w:hanging="180"/>
+      </w:pPr>
+      <w:bookmarkStart w:id="157" w:name="ref-ho2020ddpm"/>
+      <w:r>
+        <w:t xml:space="preserve">Ho, J., Jain, A., &amp; Abbeel, P. (2020). Denoising Diffusion Probabilistic Models.</w:t>
+      </w:r>
+      <w:r>
+        <w:t xml:space="preserve"> </w:t>
+      </w:r>
+      <w:r>
+        <w:rPr>
+          <w:i/>
+          <w:iCs/>
+        </w:rPr>
+        <w:t xml:space="preserve">NeurIPS 2020</w:t>
+      </w:r>
+      <w:r>
+        <w:t xml:space="preserve">. arXiv:2006.11239.</w:t>
+      </w:r>
+      <w:bookmarkEnd w:id="157"/>
+    </w:p>
+    <w:p>
+      <w:pPr>
+        <w:pStyle w:val="MDPI81references"/>
+        <w:numPr>
+          <w:ilvl w:val="0"/>
+          <w:numId w:val="0"/>
+        </w:numPr>
+        <w:ind w:left="180" w:hanging="180"/>
+      </w:pPr>
+      <w:bookmarkStart w:id="158" w:name="ref-song2019score"/>
+      <w:r>
+        <w:t xml:space="preserve">Song, Y., &amp; Ermon, S. (2019). Generative Modeling by Estimating Gradients of the Data Distribution.</w:t>
+      </w:r>
+      <w:r>
+        <w:t xml:space="preserve"> </w:t>
+      </w:r>
+      <w:r>
+        <w:rPr>
+          <w:i/>
+          <w:iCs/>
+        </w:rPr>
+        <w:t xml:space="preserve">NeurIPS 2019</w:t>
+      </w:r>
+      <w:r>
+        <w:t xml:space="preserve">. arXiv:1907.05600.</w:t>
+      </w:r>
+      <w:bookmarkEnd w:id="158"/>
+    </w:p>
+    <w:p>
+      <w:pPr>
+        <w:pStyle w:val="MDPI81references"/>
+        <w:numPr>
+          <w:ilvl w:val="0"/>
+          <w:numId w:val="0"/>
+        </w:numPr>
+        <w:ind w:left="180" w:hanging="180"/>
+      </w:pPr>
+      <w:bookmarkStart w:id="159" w:name="ref-song2021sde"/>
+      <w:r>
+        <w:t xml:space="preserve">Song, Y. et al. (2021). Score-Based Generative Modeling through Stochastic Differential Equations.</w:t>
+      </w:r>
+      <w:r>
+        <w:t xml:space="preserve"> </w:t>
+      </w:r>
+      <w:r>
+        <w:rPr>
+          <w:i/>
+          <w:iCs/>
+        </w:rPr>
+        <w:t xml:space="preserve">ICLR 2021</w:t>
+      </w:r>
+      <w:r>
+        <w:t xml:space="preserve">. arXiv:2011.13456.</w:t>
+      </w:r>
+      <w:bookmarkEnd w:id="159"/>
+    </w:p>
+    <w:p>
+      <w:pPr>
+        <w:pStyle w:val="MDPI81references"/>
+        <w:numPr>
+          <w:ilvl w:val="0"/>
+          <w:numId w:val="0"/>
+        </w:numPr>
+        <w:ind w:left="180" w:hanging="180"/>
+      </w:pPr>
+      <w:bookmarkStart w:id="160" w:name="ref-rombach2022ldm"/>
+      <w:r>
+        <w:t xml:space="preserve">Rombach, R., Blattmann, A., Lorenz, D., Esser, P., &amp; Ommer, B. (2022). High-Resolution Image Synthesis with Latent Diffusion Models.</w:t>
+      </w:r>
+      <w:r>
+        <w:t xml:space="preserve"> </w:t>
+      </w:r>
+      <w:r>
+        <w:rPr>
+          <w:i/>
+          <w:iCs/>
+        </w:rPr>
+        <w:t xml:space="preserve">CVPR 2022</w:t>
+      </w:r>
+      <w:r>
+        <w:t xml:space="preserve">. arXiv:2112.10752.</w:t>
+      </w:r>
+      <w:bookmarkEnd w:id="160"/>
+    </w:p>
+    <w:p>
+      <w:pPr>
+        <w:pStyle w:val="MDPI81references"/>
+        <w:numPr>
+          <w:ilvl w:val="0"/>
+          <w:numId w:val="0"/>
+        </w:numPr>
+        <w:ind w:left="180" w:hanging="180"/>
+      </w:pPr>
+      <w:bookmarkStart w:id="161" w:name="ref-dhariwal2021diffusion"/>
+      <w:r>
+        <w:t xml:space="preserve">Dhariwal, P., &amp; Nichol, A. (2021). Diffusion Models Beat GANs on Image Synthesis.</w:t>
+      </w:r>
+      <w:r>
+        <w:t xml:space="preserve"> </w:t>
+      </w:r>
+      <w:r>
+        <w:rPr>
+          <w:i/>
+          <w:iCs/>
+        </w:rPr>
+        <w:t xml:space="preserve">NeurIPS 2021</w:t>
+      </w:r>
+      <w:r>
+        <w:t xml:space="preserve">. arXiv:2105.05233.</w:t>
+      </w:r>
+      <w:bookmarkEnd w:id="161"/>
+    </w:p>
+    <w:p>
+      <w:pPr>
+        <w:pStyle w:val="MDPI81references"/>
+        <w:numPr>
+          <w:ilvl w:val="0"/>
+          <w:numId w:val="0"/>
+        </w:numPr>
+        <w:ind w:left="180" w:hanging="180"/>
+      </w:pPr>
+      <w:bookmarkStart w:id="162" w:name="ref-perez2018film"/>
+      <w:r>
+        <w:t xml:space="preserve">Perez, E., Strub, F., de Vries, H., Dumoulin, V., &amp; Courville, A. (2018). FiLM: Visual Reasoning with a General Conditioning Layer.</w:t>
+      </w:r>
+      <w:r>
+        <w:t xml:space="preserve"> </w:t>
+      </w:r>
+      <w:r>
+        <w:rPr>
+          <w:i/>
+          <w:iCs/>
+        </w:rPr>
+        <w:t xml:space="preserve">AAAI 2018</w:t>
+      </w:r>
+      <w:r>
+        <w:t xml:space="preserve">. arXiv:1709.07871.</w:t>
+      </w:r>
+      <w:bookmarkEnd w:id="162"/>
+    </w:p>
+    <w:p>
+      <w:pPr>
+        <w:pStyle w:val="MDPI81references"/>
+        <w:numPr>
+          <w:ilvl w:val="0"/>
+          <w:numId w:val="0"/>
+        </w:numPr>
+        <w:ind w:left="180" w:hanging="180"/>
+      </w:pPr>
+      <w:bookmarkStart w:id="163" w:name="ref-hoogeboom2022edm"/>
+      <w:r>
+        <w:t xml:space="preserve">Hoogeboom, E., Garcia Satorras, V., Vignac, C., &amp; Welling, M. (2022). Equivariant Diffusion for Molecule Generation in 3D.</w:t>
+      </w:r>
+      <w:r>
+        <w:t xml:space="preserve"> </w:t>
+      </w:r>
+      <w:r>
+        <w:rPr>
+          <w:i/>
+          <w:iCs/>
+        </w:rPr>
+        <w:t xml:space="preserve">ICML 2022</w:t>
+      </w:r>
+      <w:r>
+        <w:t xml:space="preserve">. arXiv:2203.17003.</w:t>
+      </w:r>
+      <w:bookmarkEnd w:id="163"/>
+    </w:p>
+    <w:p>
+      <w:pPr>
+        <w:pStyle w:val="MDPI81references"/>
+        <w:numPr>
+          <w:ilvl w:val="0"/>
+          <w:numId w:val="0"/>
+        </w:numPr>
+        <w:ind w:left="180" w:hanging="180"/>
+      </w:pPr>
+      <w:bookmarkStart w:id="164" w:name="ref-schneuing2022diffsbdd"/>
+      <w:r>
+        <w:t xml:space="preserve">Schneuing, A. et al. (2022). Structure-based Drug Design with Equivariant Diffusion Models.</w:t>
+      </w:r>
+      <w:r>
+        <w:t xml:space="preserve"> </w:t>
+      </w:r>
+      <w:r>
+        <w:rPr>
+          <w:i/>
+          <w:iCs/>
+        </w:rPr>
+        <w:t xml:space="preserve">NeurIPS 2022 AI4Science Workshop</w:t>
+      </w:r>
+      <w:r>
+        <w:t xml:space="preserve">. arXiv:2210.13695.</w:t>
+      </w:r>
+      <w:bookmarkEnd w:id="164"/>
+    </w:p>
+    <w:p>
+      <w:pPr>
+        <w:pStyle w:val="MDPI81references"/>
+        <w:numPr>
+          <w:ilvl w:val="0"/>
+          <w:numId w:val="0"/>
+        </w:numPr>
+        <w:ind w:left="180" w:hanging="180"/>
+      </w:pPr>
+      <w:bookmarkStart w:id="165" w:name="ref-guan2023targetdiff"/>
+      <w:r>
+        <w:t xml:space="preserve">Guan, J. et al. (2023). 3D Equivariant Diffusion for Target-Aware Molecule Generation and Affinity Prediction.</w:t>
+      </w:r>
+      <w:r>
+        <w:t xml:space="preserve"> </w:t>
+      </w:r>
+      <w:r>
+        <w:rPr>
+          <w:i/>
+          <w:iCs/>
+        </w:rPr>
+        <w:t xml:space="preserve">ICLR 2023</w:t>
+      </w:r>
+      <w:r>
+        <w:t xml:space="preserve">. arXiv:2303.03543.</w:t>
+      </w:r>
+      <w:bookmarkEnd w:id="165"/>
+    </w:p>
+    <w:p>
+      <w:pPr>
+        <w:pStyle w:val="MDPI81references"/>
+        <w:numPr>
+          <w:ilvl w:val="0"/>
+          <w:numId w:val="0"/>
+        </w:numPr>
+        <w:ind w:left="180" w:hanging="180"/>
+      </w:pPr>
+      <w:bookmarkStart w:id="166" w:name="ref-peng2022pocket2mol"/>
+      <w:r>
+        <w:t xml:space="preserve">Peng, X., Luo, S., Guan, J., Xie, Q., Peng, J., &amp; Ma, J. (2022). Pocket2Mol: Efficient Molecular Sampling Based on 3D Protein Pockets.</w:t>
+      </w:r>
+      <w:r>
+        <w:t xml:space="preserve"> </w:t>
+      </w:r>
+      <w:r>
+        <w:rPr>
+          <w:i/>
+          <w:iCs/>
+        </w:rPr>
+        <w:t xml:space="preserve">ICML 2022</w:t>
+      </w:r>
+      <w:r>
+        <w:t xml:space="preserve">. arXiv:2205.07249.</w:t>
+      </w:r>
+      <w:bookmarkEnd w:id="166"/>
+    </w:p>
+    <w:p>
+      <w:pPr>
+        <w:pStyle w:val="MDPI81references"/>
+        <w:numPr>
+          <w:ilvl w:val="0"/>
+          <w:numId w:val="0"/>
+        </w:numPr>
+        <w:ind w:left="180" w:hanging="180"/>
+      </w:pPr>
+      <w:bookmarkStart w:id="167" w:name="ref-corso2023diffdock"/>
+      <w:r>
+        <w:t xml:space="preserve">Corso, G., Stärk, H., Jing, B., Barzilay, R., &amp; Jaakkola, T. (2023). DiffDock: Diffusion Steps, Twists, and Turns for Molecular Docking.</w:t>
+      </w:r>
+      <w:r>
+        <w:t xml:space="preserve"> </w:t>
+      </w:r>
+      <w:r>
+        <w:rPr>
+          <w:i/>
+          <w:iCs/>
+        </w:rPr>
+        <w:t xml:space="preserve">ICLR 2023</w:t>
+      </w:r>
+      <w:r>
+        <w:t xml:space="preserve">. arXiv:2210.01776.</w:t>
+      </w:r>
+      <w:bookmarkEnd w:id="167"/>
+    </w:p>
+    <w:p>
+      <w:pPr>
+        <w:pStyle w:val="MDPI81references"/>
+        <w:numPr>
+          <w:ilvl w:val="0"/>
+          <w:numId w:val="0"/>
+        </w:numPr>
+        <w:ind w:left="180" w:hanging="180"/>
+      </w:pPr>
+      <w:bookmarkStart w:id="168" w:name="ref-peng2023moldiff"/>
+      <w:r>
+        <w:t xml:space="preserve">Peng, X., Guan, J., Liu, Q., &amp; Ma, J. (2023). MolDiff: Addressing the Atom-Bond Inconsistency Problem in 3D Molecule Diffusion Generation.</w:t>
+      </w:r>
+      <w:r>
+        <w:t xml:space="preserve"> </w:t>
+      </w:r>
+      <w:r>
+        <w:rPr>
+          <w:i/>
+          <w:iCs/>
+        </w:rPr>
+        <w:t xml:space="preserve">ICML 2023</w:t>
+      </w:r>
+      <w:r>
+        <w:t xml:space="preserve">. arXiv:2305.07508.</w:t>
+      </w:r>
+      <w:bookmarkEnd w:id="168"/>
+    </w:p>
+    <w:p>
+      <w:pPr>
+        <w:pStyle w:val="MDPI81references"/>
+        <w:numPr>
+          <w:ilvl w:val="0"/>
+          <w:numId w:val="0"/>
+        </w:numPr>
+        <w:ind w:left="180" w:hanging="180"/>
+      </w:pPr>
+      <w:bookmarkStart w:id="169" w:name="ref-xu2023geoldm"/>
+      <w:r>
+        <w:t xml:space="preserve">Xu, M., Powers, A., Dror, R. O., Ermon, S., &amp; Leskovec, J. (2023). Geometric Latent Diffusion Models for 3D Molecule Generation.</w:t>
+      </w:r>
+      <w:r>
+        <w:t xml:space="preserve"> </w:t>
+      </w:r>
+      <w:r>
+        <w:rPr>
+          <w:i/>
+          <w:iCs/>
+        </w:rPr>
+        <w:t xml:space="preserve">ICML 2023</w:t>
+      </w:r>
+      <w:r>
+        <w:t xml:space="preserve">. arXiv:2305.01140.</w:t>
+      </w:r>
+      <w:bookmarkEnd w:id="169"/>
+    </w:p>
+    <w:p>
+      <w:pPr>
+        <w:pStyle w:val="MDPI81references"/>
+        <w:numPr>
+          <w:ilvl w:val="0"/>
+          <w:numId w:val="0"/>
+        </w:numPr>
+        <w:ind w:left="180" w:hanging="180"/>
+      </w:pPr>
+      <w:bookmarkStart w:id="170" w:name="ref-elton2018applying"/>
+      <w:r>
+        <w:t xml:space="preserve">Elton, D. C., Boukouvalas, Z., Butrico, M. S., Fuge, M. D., &amp; Chung, P. W. (2018). Applying Machine Learning Techniques to Predict the Properties of Energetic Materials.</w:t>
+      </w:r>
+      <w:r>
+        <w:t xml:space="preserve"> </w:t>
+      </w:r>
+      <w:r>
+        <w:rPr>
+          <w:i/>
+          <w:iCs/>
+        </w:rPr>
+        <w:t xml:space="preserve">Sci. Rep. 8</w:t>
+      </w:r>
+      <w:r>
+        <w:t xml:space="preserve">:9059.</w:t>
+      </w:r>
+      <w:bookmarkEnd w:id="170"/>
+    </w:p>
+    <w:p>
+      <w:pPr>
+        <w:pStyle w:val="MDPI81references"/>
+        <w:numPr>
+          <w:ilvl w:val="0"/>
+          <w:numId w:val="0"/>
+        </w:numPr>
+        <w:ind w:left="180" w:hanging="180"/>
+      </w:pPr>
+      <w:bookmarkStart w:id="171" w:name="ref-politzer2014some"/>
+      <w:r>
+        <w:t xml:space="preserve">Politzer, P., &amp; Murray, J. S. (2014). Some Perspectives on Estimating Detonation Properties of C, H, N, O Compounds.</w:t>
+      </w:r>
+      <w:r>
+        <w:t xml:space="preserve"> </w:t>
+      </w:r>
+      <w:r>
+        <w:rPr>
+          <w:i/>
+          <w:iCs/>
+        </w:rPr>
+        <w:t xml:space="preserve">Cent. Eur. J. Energ. Mater. 11(4)</w:t>
+      </w:r>
+      <w:r>
+        <w:t xml:space="preserve">:459–474.</w:t>
+      </w:r>
+      <w:bookmarkEnd w:id="171"/>
+    </w:p>
+    <w:p>
+      <w:pPr>
+        <w:pStyle w:val="MDPI81references"/>
+        <w:numPr>
+          <w:ilvl w:val="0"/>
+          <w:numId w:val="0"/>
+        </w:numPr>
+        <w:ind w:left="180" w:hanging="180"/>
+      </w:pPr>
+      <w:bookmarkStart w:id="172" w:name="ref-mathieu2017sensitivity"/>
+      <w:r>
+        <w:t xml:space="preserve">Mathieu, D. (2017). Sensitivity of Energetic Materials: Theoretical Relationships to Detonation Performance and Molecular Structure.</w:t>
+      </w:r>
+      <w:r>
+        <w:t xml:space="preserve"> </w:t>
+      </w:r>
+      <w:r>
+        <w:rPr>
+          <w:i/>
+          <w:iCs/>
+        </w:rPr>
+        <w:t xml:space="preserve">Ind. Eng. Chem. Res. 56(31)</w:t>
+      </w:r>
+      <w:r>
+        <w:t xml:space="preserve">:8191–8201. doi:10.1021/acs.iecr.7b02021.</w:t>
+      </w:r>
+      <w:bookmarkEnd w:id="172"/>
+    </w:p>
+    <w:p>
+      <w:pPr>
+        <w:pStyle w:val="MDPI81references"/>
+        <w:numPr>
+          <w:ilvl w:val="0"/>
+          <w:numId w:val="0"/>
+        </w:numPr>
+        <w:ind w:left="180" w:hanging="180"/>
+      </w:pPr>
+      <w:bookmarkStart w:id="173" w:name="ref-suceska2018explo5"/>
+      <w:r>
+        <w:t xml:space="preserve">Sućeska, M. (2018). EXPLO5 v6.05.04 User's Manual. Brodarski Institute, Zagreb, Croatia. Computer program for calculation of detonation parameters from molecular formula, density, and heat of formation via thermochemical-equilibrium Chapman–Jouguet solver with covolume EOS.</w:t>
+      </w:r>
+      <w:bookmarkEnd w:id="173"/>
+    </w:p>
+    <w:p>
+      <w:pPr>
+        <w:pStyle w:val="MDPI81references"/>
+        <w:numPr>
+          <w:ilvl w:val="0"/>
+          <w:numId w:val="0"/>
+        </w:numPr>
+        <w:ind w:left="180" w:hanging="180"/>
+      </w:pPr>
+      <w:bookmarkStart w:id="174" w:name="ref-fried2014cheetah"/>
+      <w:r>
+        <w:t xml:space="preserve">Fried, L. E., Howard, W. M., Souers, P. C., &amp; Vitello, P. A. (2014). Cheetah 7.0 User's Manual. Lawrence Livermore National Laboratory technical report LLNL-SM-664002. Thermochemical-equilibrium detonation code with JCZ3 / BKWS covolume EOS.</w:t>
+      </w:r>
+      <w:bookmarkEnd w:id="174"/>
+    </w:p>
+    <w:p>
+      <w:pPr>
+        <w:pStyle w:val="MDPI81references"/>
+        <w:numPr>
+          <w:ilvl w:val="0"/>
+          <w:numId w:val="0"/>
+        </w:numPr>
+        <w:ind w:left="180" w:hanging="180"/>
+      </w:pPr>
+      <w:bookmarkStart w:id="175" w:name="ref-choi2023prep"/>
+      <w:r>
+        <w:t xml:space="preserve">Choi, J. B., Nguyen, P. C. H., Sen, O., Udaykumar, H. S., &amp; Baek, S. (2023). Artificial Intelligence Approaches for Energetic Materials by Design: State of the Art, Challenges, and Future Directions.</w:t>
+      </w:r>
+      <w:r>
+        <w:t xml:space="preserve"> </w:t>
+      </w:r>
+      <w:r>
+        <w:rPr>
+          <w:i/>
+          <w:iCs/>
+        </w:rPr>
+        <w:t xml:space="preserve">Propellants, Explosives, Pyrotechnics 48(4)</w:t>
+      </w:r>
+      <w:r>
+        <w:t xml:space="preserve">, e202200276. doi:10.1002/prep.202200276.</w:t>
+      </w:r>
+      <w:bookmarkEnd w:id="175"/>
+    </w:p>
+    <w:p>
+      <w:pPr>
+        <w:pStyle w:val="MDPI81references"/>
+        <w:numPr>
+          <w:ilvl w:val="0"/>
+          <w:numId w:val="0"/>
+        </w:numPr>
+        <w:ind w:left="180" w:hanging="180"/>
+      </w:pPr>
+      <w:bookmarkStart w:id="176" w:name="ref-mlcrystdens-cm-2024"/>
+      <w:r>
+        <w:t xml:space="preserve">Davis, J. V., Marrs III, F. W., Cawkwell, M. J., &amp; Manner, V. W. (2024). Machine Learning Models for High Explosive Crystal Density and Performance.</w:t>
+      </w:r>
+      <w:r>
+        <w:t xml:space="preserve"> </w:t>
+      </w:r>
+      <w:r>
+        <w:rPr>
+          <w:i/>
+          <w:iCs/>
+        </w:rPr>
+        <w:t xml:space="preserve">Chemistry of Materials 36(22)</w:t>
+      </w:r>
+      <w:r>
+        <w:t xml:space="preserve">, 11109–11118. doi:10.1021/acs.chemmater.4c01978.</w:t>
+      </w:r>
+      <w:bookmarkEnd w:id="176"/>
+    </w:p>
+    <w:p>
+      <w:pPr>
+        <w:pStyle w:val="MDPI81references"/>
+        <w:numPr>
+          <w:ilvl w:val="0"/>
+          <w:numId w:val="0"/>
+        </w:numPr>
+        <w:ind w:left="180" w:hanging="180"/>
+      </w:pPr>
+      <w:bookmarkStart w:id="177" w:name="ref-nefati1996ann"/>
+      <w:r>
+        <w:t xml:space="preserve">Nefati, H., Cense, J.-M., &amp; Legendre, J.-J. (1996). Prediction of the Impact Sensitivity by Neural Networks.</w:t>
+      </w:r>
+      <w:r>
+        <w:t xml:space="preserve"> </w:t>
+      </w:r>
+      <w:r>
+        <w:rPr>
+          <w:i/>
+          <w:iCs/>
+        </w:rPr>
+        <w:t xml:space="preserve">J. Chem. Inf. Comput. Sci. 36(4)</w:t>
+      </w:r>
+      <w:r>
+        <w:t xml:space="preserve">:804–810. doi:10.1021/ci950223m.</w:t>
+      </w:r>
+      <w:bookmarkEnd w:id="177"/>
+    </w:p>
+    <w:p>
+      <w:pPr>
+        <w:pStyle w:val="MDPI81references"/>
+        <w:numPr>
+          <w:ilvl w:val="0"/>
+          <w:numId w:val="0"/>
+        </w:numPr>
+        <w:ind w:left="180" w:hanging="180"/>
+      </w:pPr>
+      <w:bookmarkStart w:id="178" w:name="ref-huang2021applying"/>
+      <w:r>
+        <w:t xml:space="preserve">Huang, X. et al. (2021). Applying Machine Learning to Balance Performance and Stability of High Energy Density Materials.</w:t>
+      </w:r>
+      <w:r>
+        <w:t xml:space="preserve"> </w:t>
+      </w:r>
+      <w:r>
+        <w:rPr>
+          <w:i/>
+          <w:iCs/>
+        </w:rPr>
+        <w:t xml:space="preserve">iScience 24</w:t>
+      </w:r>
+      <w:r>
+        <w:t xml:space="preserve">:102240.</w:t>
+      </w:r>
+      <w:bookmarkEnd w:id="178"/>
+    </w:p>
+    <w:p>
+      <w:pPr>
+        <w:pStyle w:val="MDPI81references"/>
+        <w:numPr>
+          <w:ilvl w:val="0"/>
+          <w:numId w:val="0"/>
+        </w:numPr>
+        <w:ind w:left="180" w:hanging="180"/>
+      </w:pPr>
+      <w:bookmarkStart w:id="179" w:name="ref-klapotke2017nitrogen"/>
+      <w:r>
+        <w:t xml:space="preserve">Klapötke, T. M.</w:t>
+      </w:r>
+      <w:r>
+        <w:t xml:space="preserve"> </w:t>
+      </w:r>
+      <w:r>
+        <w:rPr>
+          <w:i/>
+          <w:iCs/>
+        </w:rPr>
+        <w:t xml:space="preserve">Chemistry of High-Energy Materials</w:t>
+      </w:r>
+      <w:r>
+        <w:t xml:space="preserve">, 5th ed. (de Gruyter, 2019). doi:10.1515/9783110624571.</w:t>
+      </w:r>
+      <w:bookmarkEnd w:id="179"/>
+    </w:p>
+    <w:p>
+      <w:pPr>
+        <w:pStyle w:val="MDPI81references"/>
+        <w:numPr>
+          <w:ilvl w:val="0"/>
+          <w:numId w:val="0"/>
+        </w:numPr>
+        <w:ind w:left="180" w:hanging="180"/>
+      </w:pPr>
+      <w:bookmarkStart w:id="180" w:name="ref-griffiths2020constrained"/>
+      <w:r>
+        <w:t xml:space="preserve">Griffiths, R.-R., &amp; Hernández-Lobato, J. M. (2020). Constrained Bayesian optimization for automatic chemical design using variational autoencoders.</w:t>
+      </w:r>
+      <w:r>
+        <w:t xml:space="preserve"> </w:t>
+      </w:r>
+      <w:r>
+        <w:rPr>
+          <w:i/>
+          <w:iCs/>
+        </w:rPr>
+        <w:t xml:space="preserve">Chem. Sci. 11(2)</w:t>
+      </w:r>
+      <w:r>
+        <w:t xml:space="preserve">:577–586. doi:10.1039/C9SC04026A.</w:t>
+      </w:r>
+      <w:bookmarkEnd w:id="180"/>
+    </w:p>
+    <w:p>
+      <w:pPr>
+        <w:pStyle w:val="MDPI81references"/>
+        <w:numPr>
+          <w:ilvl w:val="0"/>
+          <w:numId w:val="0"/>
+        </w:numPr>
+        <w:ind w:left="180" w:hanging="180"/>
+      </w:pPr>
+      <w:bookmarkStart w:id="181" w:name="ref-npjcompmat2025"/>
+      <w:r>
+        <w:t xml:space="preserve">Liu, J., et al. (2025). De novo multi-objective generation framework for energetic materials with trading off energy and stability.</w:t>
+      </w:r>
+      <w:r>
+        <w:t xml:space="preserve"> </w:t>
+      </w:r>
+      <w:r>
+        <w:rPr>
+          <w:i/>
+          <w:iCs/>
+        </w:rPr>
+        <w:t xml:space="preserve">npj Computational Materials</w:t>
+      </w:r>
+      <w:r>
+        <w:t xml:space="preserve">. doi:10.1038/s41524-025-01845-6.</w:t>
+      </w:r>
+      <w:bookmarkEnd w:id="181"/>
+    </w:p>
+    <w:p>
+      <w:pPr>
+        <w:pStyle w:val="MDPI81references"/>
+        <w:numPr>
+          <w:ilvl w:val="0"/>
+          <w:numId w:val="0"/>
+        </w:numPr>
+        <w:ind w:left="180" w:hanging="180"/>
+      </w:pPr>
+      <w:bookmarkStart w:id="182" w:name="ref-yang2019chemprop"/>
+      <w:r>
+        <w:t xml:space="preserve">Yang, K. et al. (2019). Analyzing Learned Molecular Representations for Property Prediction.</w:t>
+      </w:r>
+      <w:r>
+        <w:t xml:space="preserve"> </w:t>
+      </w:r>
+      <w:r>
+        <w:rPr>
+          <w:i/>
+          <w:iCs/>
+        </w:rPr>
+        <w:t xml:space="preserve">J. Chem. Inf. Model. 59(8)</w:t>
+      </w:r>
+      <w:r>
+        <w:t xml:space="preserve">:3370–3388. doi:10.1021/acs.jcim.9b00237.</w:t>
+      </w:r>
+      <w:bookmarkEnd w:id="182"/>
+    </w:p>
+    <w:p>
+      <w:pPr>
+        <w:pStyle w:val="MDPI81references"/>
+        <w:numPr>
+          <w:ilvl w:val="0"/>
+          <w:numId w:val="0"/>
+        </w:numPr>
+        <w:ind w:left="180" w:hanging="180"/>
+      </w:pPr>
+      <w:bookmarkStart w:id="183" w:name="ref-schutt2018schnet"/>
+      <w:r>
+        <w:t xml:space="preserve">Schütt, K. T., Sauceda, H. E., Kindermans, P.-J., Tkatchenko, A., &amp; Müller, K.-R. (2018). SchNet: A deep learning architecture for molecules and materials.</w:t>
+      </w:r>
+      <w:r>
+        <w:t xml:space="preserve"> </w:t>
+      </w:r>
+      <w:r>
+        <w:rPr>
+          <w:i/>
+          <w:iCs/>
+        </w:rPr>
+        <w:t xml:space="preserve">J. Chem. Phys. 148</w:t>
+      </w:r>
+      <w:r>
+        <w:t xml:space="preserve">:241722. doi:10.1063/1.5019779.</w:t>
+      </w:r>
+      <w:bookmarkEnd w:id="183"/>
+    </w:p>
+    <w:p>
+      <w:pPr>
+        <w:pStyle w:val="MDPI81references"/>
+        <w:numPr>
+          <w:ilvl w:val="0"/>
+          <w:numId w:val="0"/>
+        </w:numPr>
+        <w:ind w:left="180" w:hanging="180"/>
+      </w:pPr>
+      <w:bookmarkStart w:id="184" w:name="ref-qiao2020orbnet"/>
+      <w:r>
+        <w:t xml:space="preserve">Qiao, Z., Welborn, M., Anandkumar, A., Manby, F. R., &amp; Miller III, T. F. (2020). OrbNet: Deep learning for quantum chemistry using symmetry-adapted atomic-orbital features.</w:t>
+      </w:r>
+      <w:r>
+        <w:t xml:space="preserve"> </w:t>
+      </w:r>
+      <w:r>
+        <w:rPr>
+          <w:i/>
+          <w:iCs/>
+        </w:rPr>
+        <w:t xml:space="preserve">J. Chem. Phys. 153</w:t>
+      </w:r>
+      <w:r>
+        <w:t xml:space="preserve">:124111. doi:10.1063/5.0021955.</w:t>
+      </w:r>
+      <w:bookmarkEnd w:id="184"/>
+    </w:p>
+    <w:p>
+      <w:pPr>
+        <w:pStyle w:val="MDPI81references"/>
+        <w:numPr>
+          <w:ilvl w:val="0"/>
+          <w:numId w:val="0"/>
+        </w:numPr>
+        <w:ind w:left="180" w:hanging="180"/>
+      </w:pPr>
+      <w:bookmarkStart w:id="185" w:name="ref-polykovskiy2020moses"/>
+      <w:r>
+        <w:t xml:space="preserve">Polykovskiy, D. et al. (2020). Molecular Sets (MOSES): A Benchmarking Platform for Molecular Generation Models.</w:t>
+      </w:r>
+      <w:r>
+        <w:t xml:space="preserve"> </w:t>
+      </w:r>
+      <w:r>
+        <w:rPr>
+          <w:i/>
+          <w:iCs/>
+        </w:rPr>
+        <w:t xml:space="preserve">Frontiers in Pharmacology 11</w:t>
+      </w:r>
+      <w:r>
+        <w:t xml:space="preserve">:565644. doi:10.3389/fphar.2020.565644.</w:t>
+      </w:r>
+      <w:bookmarkEnd w:id="185"/>
+    </w:p>
+    <w:p>
+      <w:pPr>
+        <w:pStyle w:val="MDPI81references"/>
+        <w:numPr>
+          <w:ilvl w:val="0"/>
+          <w:numId w:val="0"/>
+        </w:numPr>
+        <w:ind w:left="180" w:hanging="180"/>
+      </w:pPr>
+      <w:bookmarkStart w:id="186" w:name="ref-brown2019guacamol"/>
+      <w:r>
+        <w:t xml:space="preserve">Brown, N., Fiscato, M., Segler, M. H. S., &amp; Vaucher, A. C. (2019). GuacaMol: Benchmarking Models for de Novo Molecular Design.</w:t>
+      </w:r>
+      <w:r>
+        <w:t xml:space="preserve"> </w:t>
+      </w:r>
+      <w:r>
+        <w:rPr>
+          <w:i/>
+          <w:iCs/>
+        </w:rPr>
+        <w:t xml:space="preserve">J. Chem. Inf. Model. 59(3)</w:t>
+      </w:r>
+      <w:r>
+        <w:t xml:space="preserve">:1096–1108. doi:10.1021/acs.jcim.8b00839.</w:t>
+      </w:r>
+      <w:bookmarkEnd w:id="186"/>
+    </w:p>
+    <w:p>
+      <w:pPr>
+        <w:pStyle w:val="MDPI81references"/>
+        <w:numPr>
+          <w:ilvl w:val="0"/>
+          <w:numId w:val="0"/>
+        </w:numPr>
+        <w:ind w:left="180" w:hanging="180"/>
+      </w:pPr>
+      <w:bookmarkStart w:id="187" w:name="ref-preuer2018fcd"/>
+      <w:r>
+        <w:t xml:space="preserve">Preuer, K., Renz, P., Unterthiner, T., Hochreiter, S., &amp; Klambauer, G. (2018). Fréchet ChemNet Distance: A Metric for Generative Models for Molecules in Drug Discovery.</w:t>
+      </w:r>
+      <w:r>
+        <w:t xml:space="preserve"> </w:t>
+      </w:r>
+      <w:r>
+        <w:rPr>
+          <w:i/>
+          <w:iCs/>
+        </w:rPr>
+        <w:t xml:space="preserve">J. Chem. Inf. Model. 58(9)</w:t>
+      </w:r>
+      <w:r>
+        <w:t xml:space="preserve">:1736–1741.</w:t>
+      </w:r>
+      <w:bookmarkEnd w:id="187"/>
+    </w:p>
+    <w:p>
+      <w:pPr>
+        <w:pStyle w:val="MDPI81references"/>
+        <w:numPr>
+          <w:ilvl w:val="0"/>
+          <w:numId w:val="0"/>
+        </w:numPr>
+        <w:ind w:left="180" w:hanging="180"/>
+      </w:pPr>
+      <w:bookmarkStart w:id="188" w:name="ref-reymond2015gdb"/>
+      <w:r>
+        <w:t xml:space="preserve">Reymond, J.-L. (2015). The chemical space project.</w:t>
+      </w:r>
+      <w:r>
+        <w:t xml:space="preserve"> </w:t>
+      </w:r>
+      <w:r>
+        <w:rPr>
+          <w:i/>
+          <w:iCs/>
+        </w:rPr>
+        <w:t xml:space="preserve">Acc. Chem. Res. 48(3)</w:t>
+      </w:r>
+      <w:r>
+        <w:t xml:space="preserve">:722–730.</w:t>
+      </w:r>
+      <w:bookmarkEnd w:id="188"/>
+    </w:p>
+    <w:p>
+      <w:pPr>
+        <w:pStyle w:val="MDPI81references"/>
+        <w:numPr>
+          <w:ilvl w:val="0"/>
+          <w:numId w:val="0"/>
+        </w:numPr>
+        <w:ind w:left="180" w:hanging="180"/>
+      </w:pPr>
+      <w:bookmarkStart w:id="189" w:name="ref-ertl2009sa"/>
+      <w:r>
+        <w:t xml:space="preserve">Ertl, P., &amp; Schuffenhauer, A. (2009). Estimation of Synthetic Accessibility Score of Drug-Like Molecules Based on Molecular Complexity and Fragment Contributions.</w:t>
+      </w:r>
+      <w:r>
+        <w:t xml:space="preserve"> </w:t>
+      </w:r>
+      <w:r>
+        <w:rPr>
+          <w:i/>
+          <w:iCs/>
+        </w:rPr>
+        <w:t xml:space="preserve">J. Cheminform. 1</w:t>
+      </w:r>
+      <w:r>
+        <w:t xml:space="preserve">:8.</w:t>
+      </w:r>
+      <w:bookmarkEnd w:id="189"/>
+    </w:p>
+    <w:p>
+      <w:pPr>
+        <w:pStyle w:val="MDPI81references"/>
+        <w:numPr>
+          <w:ilvl w:val="0"/>
+          <w:numId w:val="0"/>
+        </w:numPr>
+        <w:ind w:left="180" w:hanging="180"/>
+      </w:pPr>
+      <w:bookmarkStart w:id="190" w:name="ref-coley2018scscore"/>
+      <w:r>
+        <w:t xml:space="preserve">Coley, C. W., Rogers, L., Green, W. H., &amp; Jensen, K. F. (2018). SCScore: Synthetic Complexity Learned from a Reaction Corpus.</w:t>
+      </w:r>
+      <w:r>
+        <w:t xml:space="preserve"> </w:t>
+      </w:r>
+      <w:r>
+        <w:rPr>
+          <w:i/>
+          <w:iCs/>
+        </w:rPr>
+        <w:t xml:space="preserve">J. Chem. Inf. Model. 58(2)</w:t>
+      </w:r>
+      <w:r>
+        <w:t xml:space="preserve">:252–261.</w:t>
+      </w:r>
+      <w:bookmarkEnd w:id="190"/>
+    </w:p>
+    <w:p>
+      <w:pPr>
+        <w:pStyle w:val="MDPI81references"/>
+        <w:numPr>
+          <w:ilvl w:val="0"/>
+          <w:numId w:val="0"/>
+        </w:numPr>
+        <w:ind w:left="180" w:hanging="180"/>
+      </w:pPr>
+      <w:bookmarkStart w:id="191" w:name="ref-rogers1960computer"/>
+      <w:r>
+        <w:t xml:space="preserve">Rogers, D. J., &amp; Tanimoto, T. T. (1960). A Computer Program for Classifying Plants.</w:t>
+      </w:r>
+      <w:r>
+        <w:t xml:space="preserve"> </w:t>
+      </w:r>
+      <w:r>
+        <w:rPr>
+          <w:i/>
+          <w:iCs/>
+        </w:rPr>
+        <w:t xml:space="preserve">Science 132(3434)</w:t>
+      </w:r>
+      <w:r>
+        <w:t xml:space="preserve">:1115–1118.</w:t>
+      </w:r>
+      <w:bookmarkEnd w:id="191"/>
+    </w:p>
+    <w:p>
+      <w:pPr>
+        <w:pStyle w:val="MDPI81references"/>
+        <w:numPr>
+          <w:ilvl w:val="0"/>
+          <w:numId w:val="0"/>
+        </w:numPr>
+        <w:ind w:left="180" w:hanging="180"/>
+      </w:pPr>
+      <w:bookmarkStart w:id="192" w:name="ref-bannwarth2019gfn2"/>
+      <w:r>
+        <w:t xml:space="preserve">Bannwarth, C., Ehlert, S., &amp; Grimme, S. (2019). GFN2-xTB: An Accurate and Broadly Parametrized Self-Consistent Tight-Binding Quantum Chemical Method with Multipole Electrostatics and Density-Dependent Dispersion Contributions.</w:t>
+      </w:r>
+      <w:r>
+        <w:t xml:space="preserve"> </w:t>
+      </w:r>
+      <w:r>
+        <w:rPr>
+          <w:i/>
+          <w:iCs/>
+        </w:rPr>
+        <w:t xml:space="preserve">J. Chem. Theory Comput. 15(3)</w:t>
+      </w:r>
+      <w:r>
+        <w:t xml:space="preserve">:1652–1671. doi:10.1021/acs.jctc.8b01176.</w:t>
+      </w:r>
+      <w:bookmarkEnd w:id="192"/>
+    </w:p>
+    <w:p>
+      <w:pPr>
+        <w:pStyle w:val="MDPI81references"/>
+        <w:numPr>
+          <w:ilvl w:val="0"/>
+          <w:numId w:val="0"/>
+        </w:numPr>
+        <w:ind w:left="180" w:hanging="180"/>
+      </w:pPr>
+      <w:bookmarkStart w:id="193" w:name="ref-sun2020pyscf"/>
+      <w:r>
+        <w:t xml:space="preserve">Sun, Q., Zhang, X., Banerjee, S., Bao, P., et al. (2020). Recent developments in the PySCF program package.</w:t>
+      </w:r>
+      <w:r>
+        <w:t xml:space="preserve"> </w:t>
+      </w:r>
+      <w:r>
+        <w:rPr>
+          <w:i/>
+          <w:iCs/>
+        </w:rPr>
+        <w:t xml:space="preserve">J. Chem. Phys. 153</w:t>
+      </w:r>
+      <w:r>
+        <w:t xml:space="preserve">:024109. doi:10.1063/5.0006074.</w:t>
+      </w:r>
+      <w:bookmarkEnd w:id="193"/>
+    </w:p>
+    <w:p>
+      <w:pPr>
+        <w:pStyle w:val="MDPI81references"/>
+        <w:numPr>
+          <w:ilvl w:val="0"/>
+          <w:numId w:val="0"/>
+        </w:numPr>
+        <w:ind w:left="180" w:hanging="180"/>
+      </w:pPr>
+      <w:bookmarkStart w:id="194" w:name="ref-genheden2020aizynth"/>
+      <w:r>
+        <w:t xml:space="preserve">Genheden, S., Thakkar, A., Chadimová, V., Reymond, J.-L., Engkvist, O., &amp; Bjerrum, E. J. (2020). AiZynthFinder: a fast, robust and flexible open-source software for retrosynthetic planning.</w:t>
+      </w:r>
+      <w:r>
+        <w:t xml:space="preserve"> </w:t>
+      </w:r>
+      <w:r>
+        <w:rPr>
+          <w:i/>
+          <w:iCs/>
+        </w:rPr>
+        <w:t xml:space="preserve">Journal of Cheminformatics 12</w:t>
+      </w:r>
+      <w:r>
+        <w:t xml:space="preserve">:70. doi:10.1186/s13321-020-00472-1.</w:t>
+      </w:r>
+      <w:bookmarkEnd w:id="194"/>
+    </w:p>
+    <w:p>
+      <w:pPr>
+        <w:pStyle w:val="MDPI81references"/>
+        <w:numPr>
+          <w:ilvl w:val="0"/>
+          <w:numId w:val="0"/>
+        </w:numPr>
+        <w:ind w:left="180" w:hanging="180"/>
+      </w:pPr>
+      <w:bookmarkStart w:id="195" w:name="ref-goerigk2017benchmark"/>
+      <w:r>
+        <w:t xml:space="preserve">Goerigk, L., Hansen, A., Bauer, C., Ehrlich, S., Najibi, A., &amp; Grimme, S. (2017). A look at the density functional theory zoo with the advanced GMTKN55 database for general main group thermochemistry, kinetics and noncovalent interactions.</w:t>
+      </w:r>
+      <w:r>
+        <w:t xml:space="preserve"> </w:t>
+      </w:r>
+      <w:r>
+        <w:rPr>
+          <w:i/>
+          <w:iCs/>
+        </w:rPr>
+        <w:t xml:space="preserve">Phys. Chem. Chem. Phys. 19(48)</w:t>
+      </w:r>
+      <w:r>
+        <w:t xml:space="preserve">:32184–32215. doi:10.1039/C7CP04913G.</w:t>
+      </w:r>
+      <w:bookmarkEnd w:id="195"/>
+    </w:p>
+    <w:p>
+      <w:pPr>
+        <w:pStyle w:val="MDPI81references"/>
+        <w:numPr>
+          <w:ilvl w:val="0"/>
+          <w:numId w:val="0"/>
+        </w:numPr>
+        <w:ind w:left="180" w:hanging="180"/>
+      </w:pPr>
+      <w:bookmarkStart w:id="196" w:name="ref-sabatini2018"/>
+      <w:r>
+        <w:t xml:space="preserve">Sabatini, J. J., &amp; Oyler, K. D. (2016). Recent Advances in the Synthesis of High Explosive Materials.</w:t>
+      </w:r>
+      <w:r>
+        <w:t xml:space="preserve"> </w:t>
+      </w:r>
+      <w:r>
+        <w:rPr>
+          <w:i/>
+          <w:iCs/>
+        </w:rPr>
+        <w:t xml:space="preserve">Crystals</w:t>
+      </w:r>
+      <w:r>
+        <w:t xml:space="preserve"> </w:t>
+      </w:r>
+      <w:r>
+        <w:t xml:space="preserve">6(1):5. doi:10.3390/cryst6010005.</w:t>
+      </w:r>
+      <w:bookmarkEnd w:id="196"/>
+    </w:p>
+    <w:p>
+      <w:pPr>
+        <w:pStyle w:val="MDPI81references"/>
+        <w:numPr>
+          <w:ilvl w:val="0"/>
+          <w:numId w:val="0"/>
+        </w:numPr>
+        <w:ind w:left="180" w:hanging="180"/>
+      </w:pPr>
+      <w:bookmarkStart w:id="197" w:name="ref-konnov2025nitroisoxazole"/>
+      <w:r>
+        <w:t xml:space="preserve">Konnov, A. A., Lisyutkin, A. D., Vinogradov, D. B., Nazarova, A. A., Pivkina, A. N., &amp; Fershtat, L. L. (2025). Synthesis of 4-Nitroisoxazole-Based Energetic Materials.</w:t>
+      </w:r>
+      <w:r>
+        <w:t xml:space="preserve"> </w:t>
+      </w:r>
+      <w:r>
+        <w:rPr>
+          <w:i/>
+          <w:iCs/>
+        </w:rPr>
+        <w:t xml:space="preserve">Org. Lett. 27(14)</w:t>
+      </w:r>
+      <w:r>
+        <w:t xml:space="preserve">:3795–3799. doi:10.1021/acs.orglett.5c01074.</w:t>
+      </w:r>
+      <w:bookmarkEnd w:id="197"/>
+    </w:p>
+    <w:p>
+      <w:pPr>
+        <w:pStyle w:val="MDPI81references"/>
+        <w:numPr>
+          <w:ilvl w:val="0"/>
+          <w:numId w:val="0"/>
+        </w:numPr>
+        <w:ind w:left="180" w:hanging="180"/>
+      </w:pPr>
+      <w:bookmarkStart w:id="198" w:name="ref-herve2010"/>
+      <w:r>
+        <w:t xml:space="preserve">Hervé, G., Roussel, C., &amp; Graindorge, H. (2010). Selective Preparation of 3,4,5-Trinitro-1H-pyrazole: A Stable All-Carbon-Substituted Trinitro Heterocycle, and Related Trinitroisoxazole Chemistry.</w:t>
+      </w:r>
+      <w:r>
+        <w:t xml:space="preserve"> </w:t>
+      </w:r>
+      <w:r>
+        <w:rPr>
+          <w:i/>
+          <w:iCs/>
+        </w:rPr>
+        <w:t xml:space="preserve">Angew. Chem. Int. Ed. 49(18)</w:t>
+      </w:r>
+      <w:r>
+        <w:t xml:space="preserve">:3177–3181. doi:10.1002/anie.201000764.</w:t>
+      </w:r>
+      <w:bookmarkEnd w:id="198"/>
+    </w:p>
+    <w:p>
+      <w:pPr>
+        <w:pStyle w:val="MDPI81references"/>
+        <w:numPr>
+          <w:ilvl w:val="0"/>
+          <w:numId w:val="0"/>
+        </w:numPr>
+        <w:ind w:left="180" w:hanging="180"/>
+      </w:pPr>
+      <w:bookmarkStart w:id="199" w:name="ref-kim2023pubchem"/>
+      <w:r>
+        <w:t xml:space="preserve">Kim, S. et al. (2023). PubChem 2023 Update.</w:t>
+      </w:r>
+      <w:r>
+        <w:t xml:space="preserve"> </w:t>
+      </w:r>
+      <w:r>
+        <w:rPr>
+          <w:i/>
+          <w:iCs/>
+        </w:rPr>
+        <w:t xml:space="preserve">Nucleic Acids Res. 51(D1)</w:t>
+      </w:r>
+      <w:r>
+        <w:t xml:space="preserve">:D1373–D1380.</w:t>
+      </w:r>
+      <w:bookmarkEnd w:id="199"/>
+    </w:p>
+    <w:p>
+      <w:pPr>
+        <w:pStyle w:val="MDPI81references"/>
+        <w:numPr>
+          <w:ilvl w:val="0"/>
+          <w:numId w:val="0"/>
+        </w:numPr>
+        <w:ind w:left="180" w:hanging="180"/>
+      </w:pPr>
+      <w:bookmarkStart w:id="201" w:name="ref-landrum2024rdkit"/>
+      <w:r>
+        <w:t xml:space="preserve">Landrum, G., &amp; contributors. RDKit: Open-source cheminformatics.</w:t>
+      </w:r>
+      <w:r>
+        <w:t xml:space="preserve"> </w:t>
+      </w:r>
+      <w:hyperlink r:id="rId42">
+        <w:r>
+          <w:rPr>
+            <w:rStyle w:val="Hyperlink"/>
+          </w:rPr>
+          <w:t xml:space="preserve">rdkit.org</w:t>
+        </w:r>
+      </w:hyperlink>
+      <w:r>
+        <w:t xml:space="preserve">.</w:t>
+      </w:r>
+      <w:bookmarkEnd w:id="201"/>
+    </w:p>
+    <w:p>
+      <w:pPr>
+        <w:pStyle w:val="MDPI81references"/>
+        <w:numPr>
+          <w:ilvl w:val="0"/>
+          <w:numId w:val="0"/>
+        </w:numPr>
+        <w:ind w:left="180" w:hanging="180"/>
+      </w:pPr>
+      <w:bookmarkStart w:id="203" w:name="ref-daylight-smarts"/>
       <w:r>
         <w:t xml:space="preserve">Daylight Chemical Information Systems. (2007). SMARTS: A Language for Describing Molecular Patterns. Daylight Theory Manual, Aliso Viejo, CA.</w:t>
       </w:r>
       <w:r>
         <w:t xml:space="preserve"> </w:t>
       </w:r>
-      <w:hyperlink r:id="rId42">
+      <w:hyperlink r:id="rId43">
         <w:r>
           <w:rPr>
             <w:rStyle w:val="Hyperlink"/>
@@ -30944,7 +32393,7 @@
       <w:r>
         <w:t xml:space="preserve">. SMARTS = SMILES Arbitrary Target Specification: a pattern language extending SMILES that matches molecular substructures, used by RDKit and other cheminformatics toolkits to evaluate hard-reject catalogs (this work, Section 4).</w:t>
       </w:r>
-      <w:bookmarkEnd w:id="149"/>
+      <w:bookmarkEnd w:id="203"/>
     </w:p>
     <w:p>
       <w:pPr>
@@ -30955,9 +32404,9 @@
         </w:numPr>
         <w:ind w:left="180" w:hanging="180"/>
       </w:pPr>
-      <w:bookmarkStart w:id="150" w:name="ref-politzer2014some"/>
-      <w:r>
-        <w:t xml:space="preserve">Politzer, P., &amp; Murray, J. S. (2014). Some Perspectives on Estimating Detonation Properties of C, H, N, O Compounds.</w:t>
+      <w:bookmarkStart w:id="204" w:name="ref-emdb"/>
+      <w:r>
+        <w:t xml:space="preserve">Hand-compilation of measured density, heat of formation, and detonation properties for ~3 000 known energetic CHNO compounds, assembled in this work from secondary literature compilations: Klapötke, T. M.</w:t>
       </w:r>
       <w:r>
         <w:t xml:space="preserve"> </w:t>
@@ -30967,12 +32416,41 @@
           <w:i/>
           <w:iCs/>
         </w:rPr>
-        <w:t xml:space="preserve">Cent. Eur. J. Energ. Mater. 11(4)</w:t>
-      </w:r>
-      <w:r>
-        <w:t xml:space="preserve">:459–474.</w:t>
-      </w:r>
-      <w:bookmarkEnd w:id="150"/>
+        <w:t xml:space="preserve">Chemistry of High-Energy Materials</w:t>
+      </w:r>
+      <w:r>
+        <w:t xml:space="preserve">, 5th ed. (de Gruyter, 2019); Cooper, P. W.</w:t>
+      </w:r>
+      <w:r>
+        <w:t xml:space="preserve"> </w:t>
+      </w:r>
+      <w:r>
+        <w:rPr>
+          <w:i/>
+          <w:iCs/>
+        </w:rPr>
+        <w:t xml:space="preserve">Explosives Engineering</w:t>
+      </w:r>
+      <w:r>
+        <w:t xml:space="preserve"> </w:t>
+      </w:r>
+      <w:r>
+        <w:t xml:space="preserve">(Wiley-VCH, 1996); and Dobratz, B. M. &amp; Crawford, P. C.</w:t>
+      </w:r>
+      <w:r>
+        <w:t xml:space="preserve"> </w:t>
+      </w:r>
+      <w:r>
+        <w:rPr>
+          <w:i/>
+          <w:iCs/>
+        </w:rPr>
+        <w:t xml:space="preserve">LLNL Explosives Handbook: Properties of Chemical Explosives and Explosive Simulants</w:t>
+      </w:r>
+      <w:r>
+        <w:t xml:space="preserve">, UCRL-52997, Rev. 2 (Lawrence Livermore National Laboratory, 1985). Per-row provenance documented in the Supplementary Information.</w:t>
+      </w:r>
+      <w:bookmarkEnd w:id="204"/>
     </w:p>
     <w:p>
       <w:pPr>
@@ -30983,11 +32461,24 @@
         </w:numPr>
         <w:ind w:left="180" w:hanging="180"/>
       </w:pPr>
-      <w:bookmarkStart w:id="151" w:name="ref-suceska2018explo5"/>
-      <w:r>
-        <w:t xml:space="preserve">Sućeska, M. (2018). EXPLO5 v6.05.04 User's Manual. Brodarski Institute, Zagreb, Croatia. Computer program for calculation of detonation parameters from molecular formula, density, and heat of formation via thermochemical-equilibrium Chapman–Jouguet solver with covolume EOS.</w:t>
-      </w:r>
-      <w:bookmarkEnd w:id="151"/>
+      <w:bookmarkStart w:id="205" w:name="ref-sterling2015zinc"/>
+      <w:r>
+        <w:t xml:space="preserve">Sterling, T., &amp; Irwin, J. J. (2015). ZINC 15: Ligand Discovery for Everyone.</w:t>
+      </w:r>
+      <w:r>
+        <w:t xml:space="preserve"> </w:t>
+      </w:r>
+      <w:r>
+        <w:rPr>
+          <w:i/>
+          <w:iCs/>
+        </w:rPr>
+        <w:t xml:space="preserve">J. Chem. Inf. Model. 55(11)</w:t>
+      </w:r>
+      <w:r>
+        <w:t xml:space="preserve">:2324–2337.</w:t>
+      </w:r>
+      <w:bookmarkEnd w:id="205"/>
     </w:p>
     <w:p>
       <w:pPr>
@@ -30998,1246 +32489,7 @@
         </w:numPr>
         <w:ind w:left="180" w:hanging="180"/>
       </w:pPr>
-      <w:bookmarkStart w:id="152" w:name="ref-fried2014cheetah"/>
-      <w:r>
-        <w:t xml:space="preserve">Fried, L. E., Howard, W. M., Souers, P. C., &amp; Vitello, P. A. (2014). Cheetah 7.0 User's Manual. Lawrence Livermore National Laboratory technical report LLNL-SM-664002. Thermochemical-equilibrium detonation code with JCZ3 / BKWS covolume EOS.</w:t>
-      </w:r>
-      <w:bookmarkEnd w:id="152"/>
-    </w:p>
-    <w:p>
-      <w:pPr>
-        <w:pStyle w:val="MDPI81references"/>
-        <w:numPr>
-          <w:ilvl w:val="0"/>
-          <w:numId w:val="0"/>
-        </w:numPr>
-        <w:ind w:left="180" w:hanging="180"/>
-      </w:pPr>
-      <w:bookmarkStart w:id="153" w:name="ref-kamlet1968detonation"/>
-      <w:r>
-        <w:t xml:space="preserve">Kamlet, M. J., &amp; Jacobs, S. J. (1968). Chemistry of Detonations. I. A Simple Method for Calculating Detonation Properties of C-H-N-O Explosives.</w:t>
-      </w:r>
-      <w:r>
-        <w:t xml:space="preserve"> </w:t>
-      </w:r>
-      <w:r>
-        <w:rPr>
-          <w:i/>
-          <w:iCs/>
-        </w:rPr>
-        <w:t xml:space="preserve">J. Chem. Phys. 48</w:t>
-      </w:r>
-      <w:r>
-        <w:t xml:space="preserve">:23–55. doi:10.1063/1.1667908.</w:t>
-      </w:r>
-      <w:bookmarkEnd w:id="153"/>
-    </w:p>
-    <w:p>
-      <w:pPr>
-        <w:pStyle w:val="MDPI81references"/>
-        <w:numPr>
-          <w:ilvl w:val="0"/>
-          <w:numId w:val="0"/>
-        </w:numPr>
-        <w:ind w:left="180" w:hanging="180"/>
-      </w:pPr>
-      <w:bookmarkStart w:id="154" w:name="ref-elton2018applying"/>
-      <w:r>
-        <w:t xml:space="preserve">Elton, D. C., Boukouvalas, Z., Butrico, M. S., Fuge, M. D., &amp; Chung, P. W. (2018). Applying Machine Learning Techniques to Predict the Properties of Energetic Materials.</w:t>
-      </w:r>
-      <w:r>
-        <w:t xml:space="preserve"> </w:t>
-      </w:r>
-      <w:r>
-        <w:rPr>
-          <w:i/>
-          <w:iCs/>
-        </w:rPr>
-        <w:t xml:space="preserve">Sci. Rep. 8</w:t>
-      </w:r>
-      <w:r>
-        <w:t xml:space="preserve">:9059.</w:t>
-      </w:r>
-      <w:bookmarkEnd w:id="154"/>
-    </w:p>
-    <w:p>
-      <w:pPr>
-        <w:pStyle w:val="MDPI81references"/>
-        <w:numPr>
-          <w:ilvl w:val="0"/>
-          <w:numId w:val="0"/>
-        </w:numPr>
-        <w:ind w:left="180" w:hanging="180"/>
-      </w:pPr>
-      <w:bookmarkStart w:id="155" w:name="ref-casey2020prediction"/>
-      <w:r>
-        <w:t xml:space="preserve">Casey, A. D., Son, S. F., Bilionis, I., &amp; Barnes, B. C. (2020). Prediction of Energetic Material Properties from Electronic Structure Using 3D Convolutional Neural Networks.</w:t>
-      </w:r>
-      <w:r>
-        <w:t xml:space="preserve"> </w:t>
-      </w:r>
-      <w:r>
-        <w:rPr>
-          <w:i/>
-          <w:iCs/>
-        </w:rPr>
-        <w:t xml:space="preserve">J. Chem. Inf. Model. 60(10)</w:t>
-      </w:r>
-      <w:r>
-        <w:t xml:space="preserve">:4457–4473. doi:10.1021/acs.jcim.0c00259.</w:t>
-      </w:r>
-      <w:bookmarkEnd w:id="155"/>
-    </w:p>
-    <w:p>
-      <w:pPr>
-        <w:pStyle w:val="MDPI81references"/>
-        <w:numPr>
-          <w:ilvl w:val="0"/>
-          <w:numId w:val="0"/>
-        </w:numPr>
-        <w:ind w:left="180" w:hanging="180"/>
-      </w:pPr>
-      <w:bookmarkStart w:id="156" w:name="ref-zhou2023unimol"/>
-      <w:r>
-        <w:t xml:space="preserve">Zhou, G. et al. (2023). Uni-Mol: A Universal 3D Molecular Representation Learning Framework.</w:t>
-      </w:r>
-      <w:r>
-        <w:t xml:space="preserve"> </w:t>
-      </w:r>
-      <w:r>
-        <w:rPr>
-          <w:i/>
-          <w:iCs/>
-        </w:rPr>
-        <w:t xml:space="preserve">ICLR 2023</w:t>
-      </w:r>
-      <w:r>
-        <w:t xml:space="preserve">.</w:t>
-      </w:r>
-      <w:bookmarkEnd w:id="156"/>
-    </w:p>
-    <w:p>
-      <w:pPr>
-        <w:pStyle w:val="MDPI81references"/>
-        <w:numPr>
-          <w:ilvl w:val="0"/>
-          <w:numId w:val="0"/>
-        </w:numPr>
-        <w:ind w:left="180" w:hanging="180"/>
-      </w:pPr>
-      <w:bookmarkStart w:id="157" w:name="ref-huang2021applying"/>
-      <w:r>
-        <w:t xml:space="preserve">Huang, X. et al. (2021). Applying Machine Learning to Balance Performance and Stability of High Energy Density Materials.</w:t>
-      </w:r>
-      <w:r>
-        <w:t xml:space="preserve"> </w:t>
-      </w:r>
-      <w:r>
-        <w:rPr>
-          <w:i/>
-          <w:iCs/>
-        </w:rPr>
-        <w:t xml:space="preserve">iScience 24</w:t>
-      </w:r>
-      <w:r>
-        <w:t xml:space="preserve">:102240.</w:t>
-      </w:r>
-      <w:bookmarkEnd w:id="157"/>
-    </w:p>
-    <w:p>
-      <w:pPr>
-        <w:pStyle w:val="MDPI81references"/>
-        <w:numPr>
-          <w:ilvl w:val="0"/>
-          <w:numId w:val="0"/>
-        </w:numPr>
-        <w:ind w:left="180" w:hanging="180"/>
-      </w:pPr>
-      <w:bookmarkStart w:id="158" w:name="ref-herve2010"/>
-      <w:r>
-        <w:t xml:space="preserve">Hervé, G., Roussel, C., &amp; Graindorge, H. (2010). Selective Preparation of 3,4,5-Trinitro-1H-pyrazole: A Stable All-Carbon-Substituted Trinitro Heterocycle, and Related Trinitroisoxazole Chemistry.</w:t>
-      </w:r>
-      <w:r>
-        <w:t xml:space="preserve"> </w:t>
-      </w:r>
-      <w:r>
-        <w:rPr>
-          <w:i/>
-          <w:iCs/>
-        </w:rPr>
-        <w:t xml:space="preserve">Angew. Chem. Int. Ed. 49(18)</w:t>
-      </w:r>
-      <w:r>
-        <w:t xml:space="preserve">:3177–3181. doi:10.1002/anie.201000764.</w:t>
-      </w:r>
-      <w:bookmarkEnd w:id="158"/>
-    </w:p>
-    <w:p>
-      <w:pPr>
-        <w:pStyle w:val="MDPI81references"/>
-        <w:numPr>
-          <w:ilvl w:val="0"/>
-          <w:numId w:val="0"/>
-        </w:numPr>
-        <w:ind w:left="180" w:hanging="180"/>
-      </w:pPr>
-      <w:bookmarkStart w:id="159" w:name="ref-sabatini2018"/>
-      <w:r>
-        <w:t xml:space="preserve">Sabatini, J. J., &amp; Oyler, K. D. (2016). Recent Advances in the Synthesis of High Explosive Materials.</w:t>
-      </w:r>
-      <w:r>
-        <w:t xml:space="preserve"> </w:t>
-      </w:r>
-      <w:r>
-        <w:rPr>
-          <w:i/>
-          <w:iCs/>
-        </w:rPr>
-        <w:t xml:space="preserve">Crystals</w:t>
-      </w:r>
-      <w:r>
-        <w:t xml:space="preserve"> </w:t>
-      </w:r>
-      <w:r>
-        <w:t xml:space="preserve">6(1):5. doi:10.3390/cryst6010005.</w:t>
-      </w:r>
-      <w:bookmarkEnd w:id="159"/>
-    </w:p>
-    <w:p>
-      <w:pPr>
-        <w:pStyle w:val="MDPI81references"/>
-        <w:numPr>
-          <w:ilvl w:val="0"/>
-          <w:numId w:val="0"/>
-        </w:numPr>
-        <w:ind w:left="180" w:hanging="180"/>
-      </w:pPr>
-      <w:bookmarkStart w:id="160" w:name="ref-konnov2025nitroisoxazole"/>
-      <w:r>
-        <w:t xml:space="preserve">Konnov, A. A., Lisyutkin, A. D., Vinogradov, D. B., Nazarova, A. A., Pivkina, A. N., &amp; Fershtat, L. L. (2025). Synthesis of 4-Nitroisoxazole-Based Energetic Materials.</w:t>
-      </w:r>
-      <w:r>
-        <w:t xml:space="preserve"> </w:t>
-      </w:r>
-      <w:r>
-        <w:rPr>
-          <w:i/>
-          <w:iCs/>
-        </w:rPr>
-        <w:t xml:space="preserve">Org. Lett. 27(14)</w:t>
-      </w:r>
-      <w:r>
-        <w:t xml:space="preserve">:3795–3799. doi:10.1021/acs.orglett.5c01074.</w:t>
-      </w:r>
-      <w:bookmarkEnd w:id="160"/>
-    </w:p>
-    <w:p>
-      <w:pPr>
-        <w:pStyle w:val="MDPI81references"/>
-        <w:numPr>
-          <w:ilvl w:val="0"/>
-          <w:numId w:val="0"/>
-        </w:numPr>
-        <w:ind w:left="180" w:hanging="180"/>
-      </w:pPr>
-      <w:bookmarkStart w:id="161" w:name="ref-ho2022cfg"/>
-      <w:r>
-        <w:t xml:space="preserve">Ho, J., &amp; Salimans, T. (2022). Classifier-Free Diffusion Guidance. arXiv:2207.12598.</w:t>
-      </w:r>
-      <w:bookmarkEnd w:id="161"/>
-    </w:p>
-    <w:p>
-      <w:pPr>
-        <w:pStyle w:val="MDPI81references"/>
-        <w:numPr>
-          <w:ilvl w:val="0"/>
-          <w:numId w:val="0"/>
-        </w:numPr>
-        <w:ind w:left="180" w:hanging="180"/>
-      </w:pPr>
-      <w:bookmarkStart w:id="162" w:name="ref-dhariwal2021diffusion"/>
-      <w:r>
-        <w:t xml:space="preserve">Dhariwal, P., &amp; Nichol, A. (2021). Diffusion Models Beat GANs on Image Synthesis.</w:t>
-      </w:r>
-      <w:r>
-        <w:t xml:space="preserve"> </w:t>
-      </w:r>
-      <w:r>
-        <w:rPr>
-          <w:i/>
-          <w:iCs/>
-        </w:rPr>
-        <w:t xml:space="preserve">NeurIPS 2021</w:t>
-      </w:r>
-      <w:r>
-        <w:t xml:space="preserve">. arXiv:2105.05233.</w:t>
-      </w:r>
-      <w:bookmarkEnd w:id="162"/>
-    </w:p>
-    <w:p>
-      <w:pPr>
-        <w:pStyle w:val="MDPI81references"/>
-        <w:numPr>
-          <w:ilvl w:val="0"/>
-          <w:numId w:val="0"/>
-        </w:numPr>
-        <w:ind w:left="180" w:hanging="180"/>
-      </w:pPr>
-      <w:bookmarkStart w:id="163" w:name="ref-song2019score"/>
-      <w:r>
-        <w:t xml:space="preserve">Song, Y., &amp; Ermon, S. (2019). Generative Modeling by Estimating Gradients of the Data Distribution.</w:t>
-      </w:r>
-      <w:r>
-        <w:t xml:space="preserve"> </w:t>
-      </w:r>
-      <w:r>
-        <w:rPr>
-          <w:i/>
-          <w:iCs/>
-        </w:rPr>
-        <w:t xml:space="preserve">NeurIPS 2019</w:t>
-      </w:r>
-      <w:r>
-        <w:t xml:space="preserve">. arXiv:1907.05600.</w:t>
-      </w:r>
-      <w:bookmarkEnd w:id="163"/>
-    </w:p>
-    <w:p>
-      <w:pPr>
-        <w:pStyle w:val="MDPI81references"/>
-        <w:numPr>
-          <w:ilvl w:val="0"/>
-          <w:numId w:val="0"/>
-        </w:numPr>
-        <w:ind w:left="180" w:hanging="180"/>
-      </w:pPr>
-      <w:bookmarkStart w:id="164" w:name="ref-song2021sde"/>
-      <w:r>
-        <w:t xml:space="preserve">Song, Y. et al. (2021). Score-Based Generative Modeling through Stochastic Differential Equations.</w:t>
-      </w:r>
-      <w:r>
-        <w:t xml:space="preserve"> </w:t>
-      </w:r>
-      <w:r>
-        <w:rPr>
-          <w:i/>
-          <w:iCs/>
-        </w:rPr>
-        <w:t xml:space="preserve">ICLR 2021</w:t>
-      </w:r>
-      <w:r>
-        <w:t xml:space="preserve">. arXiv:2011.13456.</w:t>
-      </w:r>
-      <w:bookmarkEnd w:id="164"/>
-    </w:p>
-    <w:p>
-      <w:pPr>
-        <w:pStyle w:val="MDPI81references"/>
-        <w:numPr>
-          <w:ilvl w:val="0"/>
-          <w:numId w:val="0"/>
-        </w:numPr>
-        <w:ind w:left="180" w:hanging="180"/>
-      </w:pPr>
-      <w:bookmarkStart w:id="165" w:name="ref-ho2020ddpm"/>
-      <w:r>
-        <w:t xml:space="preserve">Ho, J., Jain, A., &amp; Abbeel, P. (2020). Denoising Diffusion Probabilistic Models.</w:t>
-      </w:r>
-      <w:r>
-        <w:t xml:space="preserve"> </w:t>
-      </w:r>
-      <w:r>
-        <w:rPr>
-          <w:i/>
-          <w:iCs/>
-        </w:rPr>
-        <w:t xml:space="preserve">NeurIPS 2020</w:t>
-      </w:r>
-      <w:r>
-        <w:t xml:space="preserve">. arXiv:2006.11239.</w:t>
-      </w:r>
-      <w:bookmarkEnd w:id="165"/>
-    </w:p>
-    <w:p>
-      <w:pPr>
-        <w:pStyle w:val="MDPI81references"/>
-        <w:numPr>
-          <w:ilvl w:val="0"/>
-          <w:numId w:val="0"/>
-        </w:numPr>
-        <w:ind w:left="180" w:hanging="180"/>
-      </w:pPr>
-      <w:bookmarkStart w:id="166" w:name="ref-rombach2022ldm"/>
-      <w:r>
-        <w:t xml:space="preserve">Rombach, R., Blattmann, A., Lorenz, D., Esser, P., &amp; Ommer, B. (2022). High-Resolution Image Synthesis with Latent Diffusion Models.</w:t>
-      </w:r>
-      <w:r>
-        <w:t xml:space="preserve"> </w:t>
-      </w:r>
-      <w:r>
-        <w:rPr>
-          <w:i/>
-          <w:iCs/>
-        </w:rPr>
-        <w:t xml:space="preserve">CVPR 2022</w:t>
-      </w:r>
-      <w:r>
-        <w:t xml:space="preserve">. arXiv:2112.10752.</w:t>
-      </w:r>
-      <w:bookmarkEnd w:id="166"/>
-    </w:p>
-    <w:p>
-      <w:pPr>
-        <w:pStyle w:val="MDPI81references"/>
-        <w:numPr>
-          <w:ilvl w:val="0"/>
-          <w:numId w:val="0"/>
-        </w:numPr>
-        <w:ind w:left="180" w:hanging="180"/>
-      </w:pPr>
-      <w:bookmarkStart w:id="167" w:name="ref-krenn2020selfies"/>
-      <w:r>
-        <w:t xml:space="preserve">Krenn, M., Häse, F., Nigam, A., Friederich, P., &amp; Aspuru-Guzik, A. (2020). Self-Referencing Embedded Strings (SELFIES): A 100% Robust Molecular String Representation.</w:t>
-      </w:r>
-      <w:r>
-        <w:t xml:space="preserve"> </w:t>
-      </w:r>
-      <w:r>
-        <w:rPr>
-          <w:i/>
-          <w:iCs/>
-        </w:rPr>
-        <w:t xml:space="preserve">Mach. Learn.: Sci. Tech. 1</w:t>
-      </w:r>
-      <w:r>
-        <w:t xml:space="preserve">:045024.</w:t>
-      </w:r>
-      <w:bookmarkEnd w:id="167"/>
-    </w:p>
-    <w:p>
-      <w:pPr>
-        <w:pStyle w:val="MDPI81references"/>
-        <w:numPr>
-          <w:ilvl w:val="0"/>
-          <w:numId w:val="0"/>
-        </w:numPr>
-        <w:ind w:left="180" w:hanging="180"/>
-      </w:pPr>
-      <w:bookmarkStart w:id="168" w:name="ref-ertl2009sa"/>
-      <w:r>
-        <w:t xml:space="preserve">Ertl, P., &amp; Schuffenhauer, A. (2009). Estimation of Synthetic Accessibility Score of Drug-Like Molecules Based on Molecular Complexity and Fragment Contributions.</w:t>
-      </w:r>
-      <w:r>
-        <w:t xml:space="preserve"> </w:t>
-      </w:r>
-      <w:r>
-        <w:rPr>
-          <w:i/>
-          <w:iCs/>
-        </w:rPr>
-        <w:t xml:space="preserve">J. Cheminform. 1</w:t>
-      </w:r>
-      <w:r>
-        <w:t xml:space="preserve">:8.</w:t>
-      </w:r>
-      <w:bookmarkEnd w:id="168"/>
-    </w:p>
-    <w:p>
-      <w:pPr>
-        <w:pStyle w:val="MDPI81references"/>
-        <w:numPr>
-          <w:ilvl w:val="0"/>
-          <w:numId w:val="0"/>
-        </w:numPr>
-        <w:ind w:left="180" w:hanging="180"/>
-      </w:pPr>
-      <w:bookmarkStart w:id="169" w:name="ref-coley2018scscore"/>
-      <w:r>
-        <w:t xml:space="preserve">Coley, C. W., Rogers, L., Green, W. H., &amp; Jensen, K. F. (2018). SCScore: Synthetic Complexity Learned from a Reaction Corpus.</w:t>
-      </w:r>
-      <w:r>
-        <w:t xml:space="preserve"> </w:t>
-      </w:r>
-      <w:r>
-        <w:rPr>
-          <w:i/>
-          <w:iCs/>
-        </w:rPr>
-        <w:t xml:space="preserve">J. Chem. Inf. Model. 58(2)</w:t>
-      </w:r>
-      <w:r>
-        <w:t xml:space="preserve">:252–261.</w:t>
-      </w:r>
-      <w:bookmarkEnd w:id="169"/>
-    </w:p>
-    <w:p>
-      <w:pPr>
-        <w:pStyle w:val="MDPI81references"/>
-        <w:numPr>
-          <w:ilvl w:val="0"/>
-          <w:numId w:val="0"/>
-        </w:numPr>
-        <w:ind w:left="180" w:hanging="180"/>
-      </w:pPr>
-      <w:bookmarkStart w:id="170" w:name="ref-rogers1960computer"/>
-      <w:r>
-        <w:t xml:space="preserve">Rogers, D. J., &amp; Tanimoto, T. T. (1960). A Computer Program for Classifying Plants.</w:t>
-      </w:r>
-      <w:r>
-        <w:t xml:space="preserve"> </w:t>
-      </w:r>
-      <w:r>
-        <w:rPr>
-          <w:i/>
-          <w:iCs/>
-        </w:rPr>
-        <w:t xml:space="preserve">Science 132(3434)</w:t>
-      </w:r>
-      <w:r>
-        <w:t xml:space="preserve">:1115–1118.</w:t>
-      </w:r>
-      <w:bookmarkEnd w:id="170"/>
-    </w:p>
-    <w:p>
-      <w:pPr>
-        <w:pStyle w:val="MDPI81references"/>
-        <w:numPr>
-          <w:ilvl w:val="0"/>
-          <w:numId w:val="0"/>
-        </w:numPr>
-        <w:ind w:left="180" w:hanging="180"/>
-      </w:pPr>
-      <w:bookmarkStart w:id="172" w:name="ref-landrum2024rdkit"/>
-      <w:r>
-        <w:t xml:space="preserve">Landrum, G., &amp; contributors. RDKit: Open-source cheminformatics.</w:t>
-      </w:r>
-      <w:r>
-        <w:t xml:space="preserve"> </w:t>
-      </w:r>
-      <w:hyperlink r:id="rId43">
-        <w:r>
-          <w:rPr>
-            <w:rStyle w:val="Hyperlink"/>
-          </w:rPr>
-          <w:t xml:space="preserve">rdkit.org</w:t>
-        </w:r>
-      </w:hyperlink>
-      <w:r>
-        <w:t xml:space="preserve">.</w:t>
-      </w:r>
-      <w:bookmarkEnd w:id="172"/>
-    </w:p>
-    <w:p>
-      <w:pPr>
-        <w:pStyle w:val="MDPI81references"/>
-        <w:numPr>
-          <w:ilvl w:val="0"/>
-          <w:numId w:val="0"/>
-        </w:numPr>
-        <w:ind w:left="180" w:hanging="180"/>
-      </w:pPr>
-      <w:bookmarkStart w:id="173" w:name="ref-sterling2015zinc"/>
-      <w:r>
-        <w:t xml:space="preserve">Sterling, T., &amp; Irwin, J. J. (2015). ZINC 15: Ligand Discovery for Everyone.</w:t>
-      </w:r>
-      <w:r>
-        <w:t xml:space="preserve"> </w:t>
-      </w:r>
-      <w:r>
-        <w:rPr>
-          <w:i/>
-          <w:iCs/>
-        </w:rPr>
-        <w:t xml:space="preserve">J. Chem. Inf. Model. 55(11)</w:t>
-      </w:r>
-      <w:r>
-        <w:t xml:space="preserve">:2324–2337.</w:t>
-      </w:r>
-      <w:bookmarkEnd w:id="173"/>
-    </w:p>
-    <w:p>
-      <w:pPr>
-        <w:pStyle w:val="MDPI81references"/>
-        <w:numPr>
-          <w:ilvl w:val="0"/>
-          <w:numId w:val="0"/>
-        </w:numPr>
-        <w:ind w:left="180" w:hanging="180"/>
-      </w:pPr>
-      <w:bookmarkStart w:id="174" w:name="ref-kim2023pubchem"/>
-      <w:r>
-        <w:t xml:space="preserve">Kim, S. et al. (2023). PubChem 2023 Update.</w:t>
-      </w:r>
-      <w:r>
-        <w:t xml:space="preserve"> </w:t>
-      </w:r>
-      <w:r>
-        <w:rPr>
-          <w:i/>
-          <w:iCs/>
-        </w:rPr>
-        <w:t xml:space="preserve">Nucleic Acids Res. 51(D1)</w:t>
-      </w:r>
-      <w:r>
-        <w:t xml:space="preserve">:D1373–D1380.</w:t>
-      </w:r>
-      <w:bookmarkEnd w:id="174"/>
-    </w:p>
-    <w:p>
-      <w:pPr>
-        <w:pStyle w:val="MDPI81references"/>
-        <w:numPr>
-          <w:ilvl w:val="0"/>
-          <w:numId w:val="0"/>
-        </w:numPr>
-        <w:ind w:left="180" w:hanging="180"/>
-      </w:pPr>
-      <w:bookmarkStart w:id="175" w:name="ref-jaegle2021perceiver"/>
-      <w:r>
-        <w:t xml:space="preserve">Jaegle, A. et al. (2021). Perceiver: General Perception with Iterative Attention.</w:t>
-      </w:r>
-      <w:r>
-        <w:t xml:space="preserve"> </w:t>
-      </w:r>
-      <w:r>
-        <w:rPr>
-          <w:i/>
-          <w:iCs/>
-        </w:rPr>
-        <w:t xml:space="preserve">ICML 2021</w:t>
-      </w:r>
-      <w:r>
-        <w:t xml:space="preserve">. arXiv:2103.03206.</w:t>
-      </w:r>
-      <w:bookmarkEnd w:id="175"/>
-    </w:p>
-    <w:p>
-      <w:pPr>
-        <w:pStyle w:val="MDPI81references"/>
-        <w:numPr>
-          <w:ilvl w:val="0"/>
-          <w:numId w:val="0"/>
-        </w:numPr>
-        <w:ind w:left="180" w:hanging="180"/>
-      </w:pPr>
-      <w:bookmarkStart w:id="176" w:name="ref-olivecrona2017reinvent"/>
-      <w:r>
-        <w:t xml:space="preserve">Olivecrona, M., Blaschke, T., Engkvist, O., &amp; Chen, H. (2017). Molecular de-novo design through deep reinforcement learning.</w:t>
-      </w:r>
-      <w:r>
-        <w:t xml:space="preserve"> </w:t>
-      </w:r>
-      <w:r>
-        <w:rPr>
-          <w:i/>
-          <w:iCs/>
-        </w:rPr>
-        <w:t xml:space="preserve">J. Cheminformatics 9</w:t>
-      </w:r>
-      <w:r>
-        <w:t xml:space="preserve">:48. doi:10.1186/s13321-017-0235-x.</w:t>
-      </w:r>
-      <w:bookmarkEnd w:id="176"/>
-    </w:p>
-    <w:p>
-      <w:pPr>
-        <w:pStyle w:val="MDPI81references"/>
-        <w:numPr>
-          <w:ilvl w:val="0"/>
-          <w:numId w:val="0"/>
-        </w:numPr>
-        <w:ind w:left="180" w:hanging="180"/>
-      </w:pPr>
-      <w:bookmarkStart w:id="177" w:name="ref-loeffler2024reinvent4"/>
-      <w:r>
-        <w:t xml:space="preserve">Loeffler, H. H., He, J., Tibo, A., Janet, J. P., Voronov, A., Mervin, L. H., &amp; Engkvist, O. (2024). REINVENT 4: Modern AI-driven generative molecule design.</w:t>
-      </w:r>
-      <w:r>
-        <w:t xml:space="preserve"> </w:t>
-      </w:r>
-      <w:r>
-        <w:rPr>
-          <w:i/>
-          <w:iCs/>
-        </w:rPr>
-        <w:t xml:space="preserve">J. Cheminformatics 16</w:t>
-      </w:r>
-      <w:r>
-        <w:t xml:space="preserve">:20. doi:10.1186/s13321-024-00812-5.</w:t>
-      </w:r>
-      <w:bookmarkEnd w:id="177"/>
-    </w:p>
-    <w:p>
-      <w:pPr>
-        <w:pStyle w:val="MDPI81references"/>
-        <w:numPr>
-          <w:ilvl w:val="0"/>
-          <w:numId w:val="0"/>
-        </w:numPr>
-        <w:ind w:left="180" w:hanging="180"/>
-      </w:pPr>
-      <w:bookmarkStart w:id="178" w:name="ref-yang2017chemts"/>
-      <w:r>
-        <w:t xml:space="preserve">Yang, X., Zhang, J., Yoshizoe, K., Terayama, K., &amp; Tsuda, K. (2017). ChemTS: An efficient python library for de novo molecular generation.</w:t>
-      </w:r>
-      <w:r>
-        <w:t xml:space="preserve"> </w:t>
-      </w:r>
-      <w:r>
-        <w:rPr>
-          <w:i/>
-          <w:iCs/>
-        </w:rPr>
-        <w:t xml:space="preserve">Sci. Tech. Adv. Mater. 18(1)</w:t>
-      </w:r>
-      <w:r>
-        <w:t xml:space="preserve">:972–976. doi:10.1080/14686996.2017.1401424.</w:t>
-      </w:r>
-      <w:bookmarkEnd w:id="178"/>
-    </w:p>
-    <w:p>
-      <w:pPr>
-        <w:pStyle w:val="MDPI81references"/>
-        <w:numPr>
-          <w:ilvl w:val="0"/>
-          <w:numId w:val="0"/>
-        </w:numPr>
-        <w:ind w:left="180" w:hanging="180"/>
-      </w:pPr>
-      <w:bookmarkStart w:id="179" w:name="ref-bagal2022molgpt"/>
-      <w:r>
-        <w:t xml:space="preserve">Bagal, V., Aggarwal, R., Vinod, P. K., &amp; Priyakumar, U. D. (2022). MolGPT: Molecular Generation Using a Transformer-Decoder Model.</w:t>
-      </w:r>
-      <w:r>
-        <w:t xml:space="preserve"> </w:t>
-      </w:r>
-      <w:r>
-        <w:rPr>
-          <w:i/>
-          <w:iCs/>
-        </w:rPr>
-        <w:t xml:space="preserve">J. Chem. Inf. Model. 62(9)</w:t>
-      </w:r>
-      <w:r>
-        <w:t xml:space="preserve">:2064–2076. doi:10.1021/acs.jcim.1c00600.</w:t>
-      </w:r>
-      <w:bookmarkEnd w:id="179"/>
-    </w:p>
-    <w:p>
-      <w:pPr>
-        <w:pStyle w:val="MDPI81references"/>
-        <w:numPr>
-          <w:ilvl w:val="0"/>
-          <w:numId w:val="0"/>
-        </w:numPr>
-        <w:ind w:left="180" w:hanging="180"/>
-      </w:pPr>
-      <w:bookmarkStart w:id="180" w:name="ref-winter2019cddd"/>
-      <w:r>
-        <w:t xml:space="preserve">Winter, R., Montanari, F., Noé, F., &amp; Clevert, D.-A. (2019). Learning continuous and data-driven molecular descriptors by translating equivalent chemical representations.</w:t>
-      </w:r>
-      <w:r>
-        <w:t xml:space="preserve"> </w:t>
-      </w:r>
-      <w:r>
-        <w:rPr>
-          <w:i/>
-          <w:iCs/>
-        </w:rPr>
-        <w:t xml:space="preserve">Chem. Sci. 10(6)</w:t>
-      </w:r>
-      <w:r>
-        <w:t xml:space="preserve">:1692–1701. doi:10.1039/C8SC04175J.</w:t>
-      </w:r>
-      <w:bookmarkEnd w:id="180"/>
-    </w:p>
-    <w:p>
-      <w:pPr>
-        <w:pStyle w:val="MDPI81references"/>
-        <w:numPr>
-          <w:ilvl w:val="0"/>
-          <w:numId w:val="0"/>
-        </w:numPr>
-        <w:ind w:left="180" w:hanging="180"/>
-      </w:pPr>
-      <w:bookmarkStart w:id="181" w:name="ref-maziarka2020molcyclegan"/>
-      <w:r>
-        <w:t xml:space="preserve">Maziarka, Ł., Pocha, A., Kaczmarczyk, J., Rataj, K., Danel, T., &amp; Warchoł, M. (2020). Mol-CycleGAN: a generative model for molecular optimization.</w:t>
-      </w:r>
-      <w:r>
-        <w:t xml:space="preserve"> </w:t>
-      </w:r>
-      <w:r>
-        <w:rPr>
-          <w:i/>
-          <w:iCs/>
-        </w:rPr>
-        <w:t xml:space="preserve">J. Cheminformatics 12</w:t>
-      </w:r>
-      <w:r>
-        <w:t xml:space="preserve">:2. doi:10.1186/s13321-019-0404-1.</w:t>
-      </w:r>
-      <w:bookmarkEnd w:id="181"/>
-    </w:p>
-    <w:p>
-      <w:pPr>
-        <w:pStyle w:val="MDPI81references"/>
-        <w:numPr>
-          <w:ilvl w:val="0"/>
-          <w:numId w:val="0"/>
-        </w:numPr>
-        <w:ind w:left="180" w:hanging="180"/>
-      </w:pPr>
-      <w:bookmarkStart w:id="182" w:name="ref-schneuing2022diffsbdd"/>
-      <w:r>
-        <w:t xml:space="preserve">Schneuing, A. et al. (2022). Structure-based Drug Design with Equivariant Diffusion Models.</w:t>
-      </w:r>
-      <w:r>
-        <w:t xml:space="preserve"> </w:t>
-      </w:r>
-      <w:r>
-        <w:rPr>
-          <w:i/>
-          <w:iCs/>
-        </w:rPr>
-        <w:t xml:space="preserve">NeurIPS 2022 AI4Science Workshop</w:t>
-      </w:r>
-      <w:r>
-        <w:t xml:space="preserve">. arXiv:2210.13695.</w:t>
-      </w:r>
-      <w:bookmarkEnd w:id="182"/>
-    </w:p>
-    <w:p>
-      <w:pPr>
-        <w:pStyle w:val="MDPI81references"/>
-        <w:numPr>
-          <w:ilvl w:val="0"/>
-          <w:numId w:val="0"/>
-        </w:numPr>
-        <w:ind w:left="180" w:hanging="180"/>
-      </w:pPr>
-      <w:bookmarkStart w:id="183" w:name="ref-guan2023targetdiff"/>
-      <w:r>
-        <w:t xml:space="preserve">Guan, J. et al. (2023). 3D Equivariant Diffusion for Target-Aware Molecule Generation and Affinity Prediction.</w:t>
-      </w:r>
-      <w:r>
-        <w:t xml:space="preserve"> </w:t>
-      </w:r>
-      <w:r>
-        <w:rPr>
-          <w:i/>
-          <w:iCs/>
-        </w:rPr>
-        <w:t xml:space="preserve">ICLR 2023</w:t>
-      </w:r>
-      <w:r>
-        <w:t xml:space="preserve">. arXiv:2303.03543.</w:t>
-      </w:r>
-      <w:bookmarkEnd w:id="183"/>
-    </w:p>
-    <w:p>
-      <w:pPr>
-        <w:pStyle w:val="MDPI81references"/>
-        <w:numPr>
-          <w:ilvl w:val="0"/>
-          <w:numId w:val="0"/>
-        </w:numPr>
-        <w:ind w:left="180" w:hanging="180"/>
-      </w:pPr>
-      <w:bookmarkStart w:id="184" w:name="ref-corso2023diffdock"/>
-      <w:r>
-        <w:t xml:space="preserve">Corso, G., Stärk, H., Jing, B., Barzilay, R., &amp; Jaakkola, T. (2023). DiffDock: Diffusion Steps, Twists, and Turns for Molecular Docking.</w:t>
-      </w:r>
-      <w:r>
-        <w:t xml:space="preserve"> </w:t>
-      </w:r>
-      <w:r>
-        <w:rPr>
-          <w:i/>
-          <w:iCs/>
-        </w:rPr>
-        <w:t xml:space="preserve">ICLR 2023</w:t>
-      </w:r>
-      <w:r>
-        <w:t xml:space="preserve">. arXiv:2210.01776.</w:t>
-      </w:r>
-      <w:bookmarkEnd w:id="184"/>
-    </w:p>
-    <w:p>
-      <w:pPr>
-        <w:pStyle w:val="MDPI81references"/>
-        <w:numPr>
-          <w:ilvl w:val="0"/>
-          <w:numId w:val="0"/>
-        </w:numPr>
-        <w:ind w:left="180" w:hanging="180"/>
-      </w:pPr>
-      <w:bookmarkStart w:id="185" w:name="ref-peng2022pocket2mol"/>
-      <w:r>
-        <w:t xml:space="preserve">Peng, X., Luo, S., Guan, J., Xie, Q., Peng, J., &amp; Ma, J. (2022). Pocket2Mol: Efficient Molecular Sampling Based on 3D Protein Pockets.</w:t>
-      </w:r>
-      <w:r>
-        <w:t xml:space="preserve"> </w:t>
-      </w:r>
-      <w:r>
-        <w:rPr>
-          <w:i/>
-          <w:iCs/>
-        </w:rPr>
-        <w:t xml:space="preserve">ICML 2022</w:t>
-      </w:r>
-      <w:r>
-        <w:t xml:space="preserve">. arXiv:2205.07249.</w:t>
-      </w:r>
-      <w:bookmarkEnd w:id="185"/>
-    </w:p>
-    <w:p>
-      <w:pPr>
-        <w:pStyle w:val="MDPI81references"/>
-        <w:numPr>
-          <w:ilvl w:val="0"/>
-          <w:numId w:val="0"/>
-        </w:numPr>
-        <w:ind w:left="180" w:hanging="180"/>
-      </w:pPr>
-      <w:bookmarkStart w:id="186" w:name="ref-nefati1996ann"/>
-      <w:r>
-        <w:t xml:space="preserve">Nefati, H., Cense, J.-M., &amp; Legendre, J.-J. (1996). Prediction of the Impact Sensitivity by Neural Networks.</w:t>
-      </w:r>
-      <w:r>
-        <w:t xml:space="preserve"> </w:t>
-      </w:r>
-      <w:r>
-        <w:rPr>
-          <w:i/>
-          <w:iCs/>
-        </w:rPr>
-        <w:t xml:space="preserve">J. Chem. Inf. Comput. Sci. 36(4)</w:t>
-      </w:r>
-      <w:r>
-        <w:t xml:space="preserve">:804–810. doi:10.1021/ci950223m.</w:t>
-      </w:r>
-      <w:bookmarkEnd w:id="186"/>
-    </w:p>
-    <w:p>
-      <w:pPr>
-        <w:pStyle w:val="MDPI81references"/>
-        <w:numPr>
-          <w:ilvl w:val="0"/>
-          <w:numId w:val="0"/>
-        </w:numPr>
-        <w:ind w:left="180" w:hanging="180"/>
-      </w:pPr>
-      <w:bookmarkStart w:id="187" w:name="ref-klapotke2017nitrogen"/>
-      <w:r>
-        <w:t xml:space="preserve">Klapötke, T. M.</w:t>
-      </w:r>
-      <w:r>
-        <w:t xml:space="preserve"> </w:t>
-      </w:r>
-      <w:r>
-        <w:rPr>
-          <w:i/>
-          <w:iCs/>
-        </w:rPr>
-        <w:t xml:space="preserve">Chemistry of High-Energy Materials</w:t>
-      </w:r>
-      <w:r>
-        <w:t xml:space="preserve">, 5th ed. (de Gruyter, 2019). doi:10.1515/9783110624571.</w:t>
-      </w:r>
-      <w:bookmarkEnd w:id="187"/>
-    </w:p>
-    <w:p>
-      <w:pPr>
-        <w:pStyle w:val="MDPI81references"/>
-        <w:numPr>
-          <w:ilvl w:val="0"/>
-          <w:numId w:val="0"/>
-        </w:numPr>
-        <w:ind w:left="180" w:hanging="180"/>
-      </w:pPr>
-      <w:bookmarkStart w:id="188" w:name="ref-griffiths2020constrained"/>
-      <w:r>
-        <w:t xml:space="preserve">Griffiths, R.-R., &amp; Hernández-Lobato, J. M. (2020). Constrained Bayesian optimization for automatic chemical design using variational autoencoders.</w:t>
-      </w:r>
-      <w:r>
-        <w:t xml:space="preserve"> </w:t>
-      </w:r>
-      <w:r>
-        <w:rPr>
-          <w:i/>
-          <w:iCs/>
-        </w:rPr>
-        <w:t xml:space="preserve">Chem. Sci. 11(2)</w:t>
-      </w:r>
-      <w:r>
-        <w:t xml:space="preserve">:577–586. doi:10.1039/C9SC04026A.</w:t>
-      </w:r>
-      <w:bookmarkEnd w:id="188"/>
-    </w:p>
-    <w:p>
-      <w:pPr>
-        <w:pStyle w:val="MDPI81references"/>
-        <w:numPr>
-          <w:ilvl w:val="0"/>
-          <w:numId w:val="0"/>
-        </w:numPr>
-        <w:ind w:left="180" w:hanging="180"/>
-      </w:pPr>
-      <w:bookmarkStart w:id="189" w:name="ref-yang2019chemprop"/>
-      <w:r>
-        <w:t xml:space="preserve">Yang, K. et al. (2019). Analyzing Learned Molecular Representations for Property Prediction.</w:t>
-      </w:r>
-      <w:r>
-        <w:t xml:space="preserve"> </w:t>
-      </w:r>
-      <w:r>
-        <w:rPr>
-          <w:i/>
-          <w:iCs/>
-        </w:rPr>
-        <w:t xml:space="preserve">J. Chem. Inf. Model. 59(8)</w:t>
-      </w:r>
-      <w:r>
-        <w:t xml:space="preserve">:3370–3388. doi:10.1021/acs.jcim.9b00237.</w:t>
-      </w:r>
-      <w:bookmarkEnd w:id="189"/>
-    </w:p>
-    <w:p>
-      <w:pPr>
-        <w:pStyle w:val="MDPI81references"/>
-        <w:numPr>
-          <w:ilvl w:val="0"/>
-          <w:numId w:val="0"/>
-        </w:numPr>
-        <w:ind w:left="180" w:hanging="180"/>
-      </w:pPr>
-      <w:bookmarkStart w:id="190" w:name="ref-schutt2018schnet"/>
-      <w:r>
-        <w:t xml:space="preserve">Schütt, K. T., Sauceda, H. E., Kindermans, P.-J., Tkatchenko, A., &amp; Müller, K.-R. (2018). SchNet: A deep learning architecture for molecules and materials.</w:t>
-      </w:r>
-      <w:r>
-        <w:t xml:space="preserve"> </w:t>
-      </w:r>
-      <w:r>
-        <w:rPr>
-          <w:i/>
-          <w:iCs/>
-        </w:rPr>
-        <w:t xml:space="preserve">J. Chem. Phys. 148</w:t>
-      </w:r>
-      <w:r>
-        <w:t xml:space="preserve">:241722. doi:10.1063/1.5019779.</w:t>
-      </w:r>
-      <w:bookmarkEnd w:id="190"/>
-    </w:p>
-    <w:p>
-      <w:pPr>
-        <w:pStyle w:val="MDPI81references"/>
-        <w:numPr>
-          <w:ilvl w:val="0"/>
-          <w:numId w:val="0"/>
-        </w:numPr>
-        <w:ind w:left="180" w:hanging="180"/>
-      </w:pPr>
-      <w:bookmarkStart w:id="191" w:name="ref-qiao2020orbnet"/>
-      <w:r>
-        <w:t xml:space="preserve">Qiao, Z., Welborn, M., Anandkumar, A., Manby, F. R., &amp; Miller III, T. F. (2020). OrbNet: Deep learning for quantum chemistry using symmetry-adapted atomic-orbital features.</w:t>
-      </w:r>
-      <w:r>
-        <w:t xml:space="preserve"> </w:t>
-      </w:r>
-      <w:r>
-        <w:rPr>
-          <w:i/>
-          <w:iCs/>
-        </w:rPr>
-        <w:t xml:space="preserve">J. Chem. Phys. 153</w:t>
-      </w:r>
-      <w:r>
-        <w:t xml:space="preserve">:124111. doi:10.1063/5.0021955.</w:t>
-      </w:r>
-      <w:bookmarkEnd w:id="191"/>
-    </w:p>
-    <w:p>
-      <w:pPr>
-        <w:pStyle w:val="MDPI81references"/>
-        <w:numPr>
-          <w:ilvl w:val="0"/>
-          <w:numId w:val="0"/>
-        </w:numPr>
-        <w:ind w:left="180" w:hanging="180"/>
-      </w:pPr>
-      <w:bookmarkStart w:id="192" w:name="ref-brown2019guacamol"/>
-      <w:r>
-        <w:t xml:space="preserve">Brown, N., Fiscato, M., Segler, M. H. S., &amp; Vaucher, A. C. (2019). GuacaMol: Benchmarking Models for de Novo Molecular Design.</w:t>
-      </w:r>
-      <w:r>
-        <w:t xml:space="preserve"> </w:t>
-      </w:r>
-      <w:r>
-        <w:rPr>
-          <w:i/>
-          <w:iCs/>
-        </w:rPr>
-        <w:t xml:space="preserve">J. Chem. Inf. Model. 59(3)</w:t>
-      </w:r>
-      <w:r>
-        <w:t xml:space="preserve">:1096–1108. doi:10.1021/acs.jcim.8b00839.</w:t>
-      </w:r>
-      <w:bookmarkEnd w:id="192"/>
-    </w:p>
-    <w:p>
-      <w:pPr>
-        <w:pStyle w:val="MDPI81references"/>
-        <w:numPr>
-          <w:ilvl w:val="0"/>
-          <w:numId w:val="0"/>
-        </w:numPr>
-        <w:ind w:left="180" w:hanging="180"/>
-      </w:pPr>
-      <w:bookmarkStart w:id="193" w:name="ref-polykovskiy2020moses"/>
-      <w:r>
-        <w:t xml:space="preserve">Polykovskiy, D. et al. (2020). Molecular Sets (MOSES): A Benchmarking Platform for Molecular Generation Models.</w:t>
-      </w:r>
-      <w:r>
-        <w:t xml:space="preserve"> </w:t>
-      </w:r>
-      <w:r>
-        <w:rPr>
-          <w:i/>
-          <w:iCs/>
-        </w:rPr>
-        <w:t xml:space="preserve">Frontiers in Pharmacology 11</w:t>
-      </w:r>
-      <w:r>
-        <w:t xml:space="preserve">:565644. doi:10.3389/fphar.2020.565644.</w:t>
-      </w:r>
-      <w:bookmarkEnd w:id="193"/>
-    </w:p>
-    <w:p>
-      <w:pPr>
-        <w:pStyle w:val="MDPI81references"/>
-        <w:numPr>
-          <w:ilvl w:val="0"/>
-          <w:numId w:val="0"/>
-        </w:numPr>
-        <w:ind w:left="180" w:hanging="180"/>
-      </w:pPr>
-      <w:bookmarkStart w:id="194" w:name="ref-preuer2018fcd"/>
-      <w:r>
-        <w:t xml:space="preserve">Preuer, K., Renz, P., Unterthiner, T., Hochreiter, S., &amp; Klambauer, G. (2018). Fréchet ChemNet Distance: A Metric for Generative Models for Molecules in Drug Discovery.</w:t>
-      </w:r>
-      <w:r>
-        <w:t xml:space="preserve"> </w:t>
-      </w:r>
-      <w:r>
-        <w:rPr>
-          <w:i/>
-          <w:iCs/>
-        </w:rPr>
-        <w:t xml:space="preserve">J. Chem. Inf. Model. 58(9)</w:t>
-      </w:r>
-      <w:r>
-        <w:t xml:space="preserve">:1736–1741.</w:t>
-      </w:r>
-      <w:bookmarkEnd w:id="194"/>
-    </w:p>
-    <w:p>
-      <w:pPr>
-        <w:pStyle w:val="MDPI81references"/>
-        <w:numPr>
-          <w:ilvl w:val="0"/>
-          <w:numId w:val="0"/>
-        </w:numPr>
-        <w:ind w:left="180" w:hanging="180"/>
-      </w:pPr>
-      <w:bookmarkStart w:id="195" w:name="ref-reymond2015gdb"/>
-      <w:r>
-        <w:t xml:space="preserve">Reymond, J.-L. (2015). The chemical space project.</w:t>
-      </w:r>
-      <w:r>
-        <w:t xml:space="preserve"> </w:t>
-      </w:r>
-      <w:r>
-        <w:rPr>
-          <w:i/>
-          <w:iCs/>
-        </w:rPr>
-        <w:t xml:space="preserve">Acc. Chem. Res. 48(3)</w:t>
-      </w:r>
-      <w:r>
-        <w:t xml:space="preserve">:722–730.</w:t>
-      </w:r>
-      <w:bookmarkEnd w:id="195"/>
-    </w:p>
-    <w:p>
-      <w:pPr>
-        <w:pStyle w:val="MDPI81references"/>
-        <w:numPr>
-          <w:ilvl w:val="0"/>
-          <w:numId w:val="0"/>
-        </w:numPr>
-        <w:ind w:left="180" w:hanging="180"/>
-      </w:pPr>
-      <w:bookmarkStart w:id="196" w:name="ref-emdb"/>
-      <w:r>
-        <w:t xml:space="preserve">Hand-compilation of measured density, heat of formation, and detonation properties for ~3 000 known energetic CHNO compounds, assembled in this work from secondary literature compilations: Klapötke, T. M.</w:t>
-      </w:r>
-      <w:r>
-        <w:t xml:space="preserve"> </w:t>
-      </w:r>
-      <w:r>
-        <w:rPr>
-          <w:i/>
-          <w:iCs/>
-        </w:rPr>
-        <w:t xml:space="preserve">Chemistry of High-Energy Materials</w:t>
-      </w:r>
-      <w:r>
-        <w:t xml:space="preserve">, 5th ed. (de Gruyter, 2019); Cooper, P. W.</w:t>
-      </w:r>
-      <w:r>
-        <w:t xml:space="preserve"> </w:t>
-      </w:r>
-      <w:r>
-        <w:rPr>
-          <w:i/>
-          <w:iCs/>
-        </w:rPr>
-        <w:t xml:space="preserve">Explosives Engineering</w:t>
-      </w:r>
-      <w:r>
-        <w:t xml:space="preserve"> </w:t>
-      </w:r>
-      <w:r>
-        <w:t xml:space="preserve">(Wiley-VCH, 1996); and Dobratz, B. M. &amp; Crawford, P. C.</w:t>
-      </w:r>
-      <w:r>
-        <w:t xml:space="preserve"> </w:t>
-      </w:r>
-      <w:r>
-        <w:rPr>
-          <w:i/>
-          <w:iCs/>
-        </w:rPr>
-        <w:t xml:space="preserve">LLNL Explosives Handbook: Properties of Chemical Explosives and Explosive Simulants</w:t>
-      </w:r>
-      <w:r>
-        <w:t xml:space="preserve">, UCRL-52997, Rev. 2 (Lawrence Livermore National Laboratory, 1985). Per-row provenance documented in the Supplementary Information.</w:t>
-      </w:r>
-      <w:bookmarkEnd w:id="196"/>
-    </w:p>
-    <w:p>
-      <w:pPr>
-        <w:pStyle w:val="MDPI81references"/>
-        <w:numPr>
-          <w:ilvl w:val="0"/>
-          <w:numId w:val="0"/>
-        </w:numPr>
-        <w:ind w:left="180" w:hanging="180"/>
-      </w:pPr>
-      <w:bookmarkStart w:id="198" w:name="ref-cameo"/>
+      <w:bookmarkStart w:id="207" w:name="ref-cameo"/>
       <w:r>
         <w:t xml:space="preserve">NIST CAMEO Chemicals: Database of Hazardous Materials and Reactivity.</w:t>
       </w:r>
@@ -32255,7 +32507,7 @@
       <w:r>
         <w:t xml:space="preserve">.</w:t>
       </w:r>
-      <w:bookmarkEnd w:id="198"/>
+      <w:bookmarkEnd w:id="207"/>
     </w:p>
     <w:p>
       <w:pPr>
@@ -32266,7 +32518,7 @@
         </w:numPr>
         <w:ind w:left="180" w:hanging="180"/>
       </w:pPr>
-      <w:bookmarkStart w:id="199" w:name="ref-bruns2020watson"/>
+      <w:bookmarkStart w:id="208" w:name="ref-bruns2020watson"/>
       <w:r>
         <w:t xml:space="preserve">Bruns, R. F., &amp; Watson, I. A. (2012). Rules for identifying potentially reactive or promiscuous compounds.</w:t>
       </w:r>
@@ -32286,7 +32538,7 @@
       <w:r>
         <w:t xml:space="preserve">55(22):9763–9772. doi:10.1021/jm301008n. Used here as a SMARTS-based reactivity-demerit source.</w:t>
       </w:r>
-      <w:bookmarkEnd w:id="199"/>
+      <w:bookmarkEnd w:id="208"/>
     </w:p>
     <w:p>
       <w:pPr>
@@ -32297,9 +32549,9 @@
         </w:numPr>
         <w:ind w:left="180" w:hanging="180"/>
       </w:pPr>
-      <w:bookmarkStart w:id="200" w:name="ref-bannwarth2019gfn2"/>
-      <w:r>
-        <w:t xml:space="preserve">Bannwarth, C., Ehlert, S., &amp; Grimme, S. (2019). GFN2-xTB: An Accurate and Broadly Parametrized Self-Consistent Tight-Binding Quantum Chemical Method with Multipole Electrostatics and Density-Dependent Dispersion Contributions.</w:t>
+      <w:bookmarkStart w:id="209" w:name="ref-bondi1964vdw"/>
+      <w:r>
+        <w:t xml:space="preserve">Bondi, A. (1964). van der Waals Volumes and Radii.</w:t>
       </w:r>
       <w:r>
         <w:t xml:space="preserve"> </w:t>
@@ -32309,12 +32561,12 @@
           <w:i/>
           <w:iCs/>
         </w:rPr>
-        <w:t xml:space="preserve">J. Chem. Theory Comput. 15(3)</w:t>
-      </w:r>
-      <w:r>
-        <w:t xml:space="preserve">:1652–1671. doi:10.1021/acs.jctc.8b01176.</w:t>
-      </w:r>
-      <w:bookmarkEnd w:id="200"/>
+        <w:t xml:space="preserve">J. Phys. Chem. 68(3)</w:t>
+      </w:r>
+      <w:r>
+        <w:t xml:space="preserve">:441–451. doi:10.1021/j100785a001.</w:t>
+      </w:r>
+      <w:bookmarkEnd w:id="209"/>
     </w:p>
     <w:p>
       <w:pPr>
@@ -32325,231 +32577,7 @@
         </w:numPr>
         <w:ind w:left="180" w:hanging="180"/>
       </w:pPr>
-      <w:bookmarkStart w:id="201" w:name="ref-goerigk2017benchmark"/>
-      <w:r>
-        <w:t xml:space="preserve">Goerigk, L., Hansen, A., Bauer, C., Ehrlich, S., Najibi, A., &amp; Grimme, S. (2017). A look at the density functional theory zoo with the advanced GMTKN55 database for general main group thermochemistry, kinetics and noncovalent interactions.</w:t>
-      </w:r>
-      <w:r>
-        <w:t xml:space="preserve"> </w:t>
-      </w:r>
-      <w:r>
-        <w:rPr>
-          <w:i/>
-          <w:iCs/>
-        </w:rPr>
-        <w:t xml:space="preserve">Phys. Chem. Chem. Phys. 19(48)</w:t>
-      </w:r>
-      <w:r>
-        <w:t xml:space="preserve">:32184–32215. doi:10.1039/C7CP04913G.</w:t>
-      </w:r>
-      <w:bookmarkEnd w:id="201"/>
-    </w:p>
-    <w:p>
-      <w:pPr>
-        <w:pStyle w:val="MDPI81references"/>
-        <w:numPr>
-          <w:ilvl w:val="0"/>
-          <w:numId w:val="0"/>
-        </w:numPr>
-        <w:ind w:left="180" w:hanging="180"/>
-      </w:pPr>
-      <w:bookmarkStart w:id="202" w:name="ref-bondi1964vdw"/>
-      <w:r>
-        <w:t xml:space="preserve">Bondi, A. (1964). van der Waals Volumes and Radii.</w:t>
-      </w:r>
-      <w:r>
-        <w:t xml:space="preserve"> </w:t>
-      </w:r>
-      <w:r>
-        <w:rPr>
-          <w:i/>
-          <w:iCs/>
-        </w:rPr>
-        <w:t xml:space="preserve">J. Phys. Chem. 68(3)</w:t>
-      </w:r>
-      <w:r>
-        <w:t xml:space="preserve">:441–451. doi:10.1021/j100785a001.</w:t>
-      </w:r>
-      <w:bookmarkEnd w:id="202"/>
-    </w:p>
-    <w:p>
-      <w:pPr>
-        <w:pStyle w:val="MDPI81references"/>
-        <w:numPr>
-          <w:ilvl w:val="0"/>
-          <w:numId w:val="0"/>
-        </w:numPr>
-        <w:ind w:left="180" w:hanging="180"/>
-      </w:pPr>
-      <w:bookmarkStart w:id="203" w:name="ref-genheden2020aizynth"/>
-      <w:r>
-        <w:t xml:space="preserve">Genheden, S., Thakkar, A., Chadimová, V., Reymond, J.-L., Engkvist, O., &amp; Bjerrum, E. J. (2020). AiZynthFinder: a fast, robust and flexible open-source software for retrosynthetic planning.</w:t>
-      </w:r>
-      <w:r>
-        <w:t xml:space="preserve"> </w:t>
-      </w:r>
-      <w:r>
-        <w:rPr>
-          <w:i/>
-          <w:iCs/>
-        </w:rPr>
-        <w:t xml:space="preserve">Journal of Cheminformatics 12</w:t>
-      </w:r>
-      <w:r>
-        <w:t xml:space="preserve">:70. doi:10.1186/s13321-020-00472-1.</w:t>
-      </w:r>
-      <w:bookmarkEnd w:id="203"/>
-    </w:p>
-    <w:p>
-      <w:pPr>
-        <w:pStyle w:val="MDPI81references"/>
-        <w:numPr>
-          <w:ilvl w:val="0"/>
-          <w:numId w:val="0"/>
-        </w:numPr>
-        <w:ind w:left="180" w:hanging="180"/>
-      </w:pPr>
-      <w:bookmarkStart w:id="204" w:name="ref-sun2020pyscf"/>
-      <w:r>
-        <w:t xml:space="preserve">Sun, Q., Zhang, X., Banerjee, S., Bao, P., et al. (2020). Recent developments in the PySCF program package.</w:t>
-      </w:r>
-      <w:r>
-        <w:t xml:space="preserve"> </w:t>
-      </w:r>
-      <w:r>
-        <w:rPr>
-          <w:i/>
-          <w:iCs/>
-        </w:rPr>
-        <w:t xml:space="preserve">J. Chem. Phys. 153</w:t>
-      </w:r>
-      <w:r>
-        <w:t xml:space="preserve">:024109. doi:10.1063/5.0006074.</w:t>
-      </w:r>
-      <w:bookmarkEnd w:id="204"/>
-    </w:p>
-    <w:p>
-      <w:pPr>
-        <w:pStyle w:val="MDPI81references"/>
-        <w:numPr>
-          <w:ilvl w:val="0"/>
-          <w:numId w:val="0"/>
-        </w:numPr>
-        <w:ind w:left="180" w:hanging="180"/>
-      </w:pPr>
-      <w:bookmarkStart w:id="205" w:name="ref-perez2018film"/>
-      <w:r>
-        <w:t xml:space="preserve">Perez, E., Strub, F., de Vries, H., Dumoulin, V., &amp; Courville, A. (2018). FiLM: Visual Reasoning with a General Conditioning Layer.</w:t>
-      </w:r>
-      <w:r>
-        <w:t xml:space="preserve"> </w:t>
-      </w:r>
-      <w:r>
-        <w:rPr>
-          <w:i/>
-          <w:iCs/>
-        </w:rPr>
-        <w:t xml:space="preserve">AAAI 2018</w:t>
-      </w:r>
-      <w:r>
-        <w:t xml:space="preserve">. arXiv:1709.07871.</w:t>
-      </w:r>
-      <w:bookmarkEnd w:id="205"/>
-    </w:p>
-    <w:p>
-      <w:pPr>
-        <w:pStyle w:val="MDPI81references"/>
-        <w:numPr>
-          <w:ilvl w:val="0"/>
-          <w:numId w:val="0"/>
-        </w:numPr>
-        <w:ind w:left="180" w:hanging="180"/>
-      </w:pPr>
-      <w:bookmarkStart w:id="206" w:name="ref-xu2023geoldm"/>
-      <w:r>
-        <w:t xml:space="preserve">Xu, M., Powers, A., Dror, R. O., Ermon, S., &amp; Leskovec, J. (2023). Geometric Latent Diffusion Models for 3D Molecule Generation.</w:t>
-      </w:r>
-      <w:r>
-        <w:t xml:space="preserve"> </w:t>
-      </w:r>
-      <w:r>
-        <w:rPr>
-          <w:i/>
-          <w:iCs/>
-        </w:rPr>
-        <w:t xml:space="preserve">ICML 2023</w:t>
-      </w:r>
-      <w:r>
-        <w:t xml:space="preserve">. arXiv:2305.01140.</w:t>
-      </w:r>
-      <w:bookmarkEnd w:id="206"/>
-    </w:p>
-    <w:p>
-      <w:pPr>
-        <w:pStyle w:val="MDPI81references"/>
-        <w:numPr>
-          <w:ilvl w:val="0"/>
-          <w:numId w:val="0"/>
-        </w:numPr>
-        <w:ind w:left="180" w:hanging="180"/>
-      </w:pPr>
-      <w:bookmarkStart w:id="207" w:name="ref-npjcompmat2025"/>
-      <w:r>
-        <w:t xml:space="preserve">Liu, J., et al. (2025). De novo multi-objective generation framework for energetic materials with trading off energy and stability.</w:t>
-      </w:r>
-      <w:r>
-        <w:t xml:space="preserve"> </w:t>
-      </w:r>
-      <w:r>
-        <w:rPr>
-          <w:i/>
-          <w:iCs/>
-        </w:rPr>
-        <w:t xml:space="preserve">npj Computational Materials</w:t>
-      </w:r>
-      <w:r>
-        <w:t xml:space="preserve">. doi:10.1038/s41524-025-01845-6.</w:t>
-      </w:r>
-      <w:bookmarkEnd w:id="207"/>
-    </w:p>
-    <w:p>
-      <w:pPr>
-        <w:pStyle w:val="MDPI81references"/>
-        <w:numPr>
-          <w:ilvl w:val="0"/>
-          <w:numId w:val="0"/>
-        </w:numPr>
-        <w:ind w:left="180" w:hanging="180"/>
-      </w:pPr>
-      <w:bookmarkStart w:id="208" w:name="ref-choi2023prep"/>
-      <w:r>
-        <w:t xml:space="preserve">Choi, J. B., Nguyen, P. C. H., Sen, O., Udaykumar, H. S., &amp; Baek, S. (2023). Artificial Intelligence Approaches for Energetic Materials by Design: State of the Art, Challenges, and Future Directions.</w:t>
-      </w:r>
-      <w:r>
-        <w:t xml:space="preserve"> </w:t>
-      </w:r>
-      <w:r>
-        <w:rPr>
-          <w:i/>
-          <w:iCs/>
-        </w:rPr>
-        <w:t xml:space="preserve">Propellants, Explosives, Pyrotechnics 48(4)</w:t>
-      </w:r>
-      <w:r>
-        <w:t xml:space="preserve">, e202200276. doi:10.1002/prep.202200276.</w:t>
-      </w:r>
-      <w:bookmarkEnd w:id="208"/>
-    </w:p>
-    <w:p>
-      <w:pPr>
-        <w:pStyle w:val="MDPI81references"/>
-        <w:numPr>
-          <w:ilvl w:val="0"/>
-          <w:numId w:val="0"/>
-        </w:numPr>
-        <w:ind w:left="180" w:hanging="180"/>
-      </w:pPr>
-      <w:bookmarkStart w:id="209" w:name="ref-csp-cgd-2023"/>
+      <w:bookmarkStart w:id="210" w:name="ref-csp-cgd-2023"/>
       <w:r>
         <w:t xml:space="preserve">Arnold, J. E., &amp; Day, G. M. (2023). Crystal Structure Prediction of Energetic Materials.</w:t>
       </w:r>
@@ -32565,34 +32593,6 @@
       </w:r>
       <w:r>
         <w:t xml:space="preserve">. doi:10.1021/acs.cgd.3c00706.</w:t>
-      </w:r>
-      <w:bookmarkEnd w:id="209"/>
-    </w:p>
-    <w:p>
-      <w:pPr>
-        <w:pStyle w:val="MDPI81references"/>
-        <w:numPr>
-          <w:ilvl w:val="0"/>
-          <w:numId w:val="0"/>
-        </w:numPr>
-        <w:ind w:left="180" w:hanging="180"/>
-      </w:pPr>
-      <w:bookmarkStart w:id="210" w:name="ref-mlcrystdens-cm-2024"/>
-      <w:r>
-        <w:t xml:space="preserve">Davis, J. V., Marrs III, F. W., Cawkwell, M. J., &amp; Manner, V. W. (2024). Machine Learning Models for High Explosive Crystal Density and Performance.</w:t>
-      </w:r>
-      <w:r>
-        <w:t xml:space="preserve"> </w:t>
-      </w:r>
-      <w:r>
-        <w:rPr>
-          <w:i/>
-          <w:iCs/>
-        </w:rPr>
-        <w:t xml:space="preserve">Chemistry of Materials 36(22)</w:t>
-      </w:r>
-      <w:r>
-        <w:t xml:space="preserve">, 11109–11118. doi:10.1021/acs.chemmater.4c01978.</w:t>
       </w:r>
       <w:bookmarkEnd w:id="210"/>
     </w:p>

--- a/paper/molecules/molecules_paper.docx
+++ b/paper/molecules/molecules_paper.docx
@@ -227,7 +227,7 @@
         <w:rPr>
           <w:b w:val="0"/>
         </w:rPr>
-        <w:t>The design of new high-energy-density materials is a data-limited inverse-design problem: of roughly 66,000 CHNO molecules with reported detonation properties, only about 3,000 carry trustworthy experimental or quantum-chemistry values, so generative models trained on the full mixture either memorise the high-performance tail or extrapolate without calibration, and no new HMX-class compound has been disclosed in fifteen years. Here we introduce Domain-Gated Latent Diffusion (DGLD) , a data-driven framework that couples generative inverse design to first-principles validation. A four-tier label-trust gate routes only high-quality labels into the conditional gradient while noisy labels train the unconditional prior; a multi-task score model supplies independently switchable sample-time steering over viability, sensitivity, and hazard; and a four-stage screening funnel (SMARTS gate, Pareto reranker, GFN2-xTB triage, and B3LYP/def2-TZVP density-functional theory) validates every candidate. DGLD yields 11 unique DFT-confirmed novel leads (12 lead cards); the headline compound, 3,4,5-trinitro-1,2-isoxazole, reaches a calibrated density of 2.09 g cm −3 and a Kamlet–Jacobs detonation velocity of 8.25 km s −1 while remaining structurally distinct from all 65,980 training molecules (nearest-neighbour Tanimoto 0.27). Against four baselines on the same corpus, DGLD is the only method generating molecules simultaneously novel and on-target under first-principles validation. The label-gating recipe is domain-agnostic, requiring only a domain-appropriate validation funnel; code, model checkpoints, and 918 mined hard negatives are released openly.</w:t>
+        <w:t>The design of new high-energy-density materials is a data-limited inverse-design problem: of roughly 66,000 CHNO molecules with reported detonation properties, only about 3,000 carry trustworthy experimental or quantum-chemistry values, so generative models trained on the full mixture either memorise the high-performance tail or extrapolate without calibration, and few new HMX-class compounds have been disclosed in the past fifteen years. Here we introduce Domain-Gated Latent Diffusion (DGLD) , a data-driven framework that couples generative inverse design to first-principles validation. A four-tier label-trust gate routes only high-quality labels into the conditional gradient while noisy labels train the unconditional prior; a multi-task score model supplies independently switchable sample-time steering over viability, sensitivity, and hazard; and a four-stage screening funnel (a substructure-pattern (SMARTS) filter, a Pareto reranker, semi-empirical GFN2-xTB triage, and B3LYP/def2-TZVP density-functional theory) validates every candidate. DGLD yields 11 unique DFT-confirmed novel leads (12 lead cards); the headline compound, 3,4,5-trinitro-1,2-isoxazole, reaches a calibrated density of 2.09 g cm −3 and a Kamlet–Jacobs detonation velocity of 8.25 km s −1 while remaining structurally distinct from all 65,980 training molecules (nearest-neighbour Tanimoto 0.27). On the identical Kamlet–Jacobs recipe the HMX and PETN reference anchors calibrate to 7.52 and 8.24 km s −1 , so this lead ranks with the strongest anchors on the matched scale. Against four baselines on the same corpus, DGLD is the only method whose candidates are simultaneously novel and, under this first-principles validation, competitive with the calibrated HMX/PETN reference class. The label-gating recipe is domain-agnostic, requiring only a domain-appropriate validation funnel; code, model checkpoints, and 918 mined hard negatives are released openly.</w:t>
       </w:r>
     </w:p>
     <w:p>
@@ -265,7 +265,7 @@
         <w:ind w:left="2608"/>
       </w:pPr>
       <w:r>
-        <w:t xml:space="preserve">Energetic-materials performance gains translate directly into reduced propellant mass, smaller warheads, and more efficient civilian gas-generators, yet the canonical anchors of the field (HMX and CL-20) were developed decades ago and no new HMX-class compound has been disclosed in fifteen years. The space of synthesisable CHNO small molecules with the right balance of crystal density, oxygen balance, heat of formation, and detonation kinetics is vast, but traditional discovery explores it slowly. Computational methods offer acceleration, yet each existing family has a fundamental limitation: empirical formulas (Kamlet–Jacobs</w:t>
+        <w:t xml:space="preserve">Energetic-materials performance gains translate directly into reduced propellant mass, smaller warheads, and more efficient civilian gas-generators, yet the canonical anchors of the field (HMX and CL-20) were developed decades ago and few new HMX-class compounds have been disclosed in the past fifteen years. The space of synthesisable CHNO small molecules with the right balance of crystal density, oxygen balance, heat of formation, and detonation kinetics is vast, but traditional discovery explores it slowly. Computational methods offer acceleration, yet each existing family has a fundamental limitation: empirical formulas (Kamlet–Jacobs</w:t>
       </w:r>
       <w:r>
         <w:t xml:space="preserve"> </w:t>
@@ -321,7 +321,7 @@
         <w:t xml:space="preserve"> </w:t>
       </w:r>
       <w:r>
-        <w:t xml:space="preserve">fail silently when the generative trajectory is as short as molecular generation requires. Compounding these challenges, the labelled corpus is tier-stratified: of ~66 k labelled rows only ~3 k come from experiment or DFT, with the rest from empirical formulas and 3D-CNN surrogates of sharply lower reliability.</w:t>
+        <w:t xml:space="preserve">fail silently when the generative trajectory is as short as molecular generation requires. Compounding these challenges, the labelled corpus is tier-stratified: of ~66 k labelled rows only ~3 k carry a trustworthy experimental or DFT label on the target detonation properties, with the rest supplying empirical-formula or 3D-CNN-surrogate estimates of sharply lower reliability.</w:t>
       </w:r>
     </w:p>
     <w:p>
@@ -450,7 +450,7 @@
         <w:t xml:space="preserve">−1</w:t>
       </w:r>
       <w:r>
-        <w:t xml:space="preserve">, placing it within the HMX/CL-20 performance band at max-Tanimoto 0.27 to our 65 980-row labelled corpus (Section 2.2). DGLD behaves as a</w:t>
+        <w:t xml:space="preserve">, placing it within the HMX/PETN performance band at max-Tanimoto 0.27 to our 65 980-row labelled corpus (Section 2.2). DGLD behaves as a</w:t>
       </w:r>
       <w:r>
         <w:t xml:space="preserve"> </w:t>
@@ -463,7 +463,7 @@
         <w:t xml:space="preserve">productive-quadrant generator</w:t>
       </w:r>
       <w:r>
-        <w:t xml:space="preserve">: it samples molecules that are simultaneously novel relative to the labelled master and competitive with the HMX/CL-20 reference class on predicted detonation performance. Across three strong baselines, DGLD is the only method with consistent novel productive-quadrant coverage (simultaneously novel and on-target for performance): SMILES-LSTM memorises 18.3% of outputs exactly; SELFIES-GA returns 75% (75/100) corpus rediscoveries and its best novel candidate collapses from</w:t>
+        <w:t xml:space="preserve">: it samples molecules that are simultaneously novel relative to the labelled master and competitive with the HMX/PETN reference class on predicted detonation performance. Across three strong baselines, DGLD is the only method with consistent novel productive-quadrant coverage (simultaneously novel and on-target for performance): SMILES-LSTM memorises 18.3% of outputs exactly; SELFIES-GA returns 75% (75/100) corpus rediscoveries and its best novel candidate collapses from</w:t>
       </w:r>
       <w:r>
         <w:t xml:space="preserve"> </w:t>
@@ -2127,7 +2127,7 @@
         </w:r>
       </w:hyperlink>
       <w:r>
-        <w:t xml:space="preserve">. DGLD combines both regimes: classifier-free guidance over the four detonation targets, plus a small noise-conditional multi-task score model whose per-head gradients are added at every diffusion step (Section 4). Conditioning is injected into the residual blocks of the denoiser through FiLM-style affine feature-wise modulation</w:t>
+        <w:t xml:space="preserve">. DGLD combines both regimes: classifier-free guidance over the four detonation targets, plus a small noise-conditional multi-task score model whose per-head gradients are added at every diffusion step (Section 4.10). Conditioning is injected into the residual blocks of the denoiser through FiLM-style affine feature-wise modulation</w:t>
       </w:r>
       <w:r>
         <w:t xml:space="preserve"> </w:t>
@@ -2342,7 +2342,7 @@
         <w:t xml:space="preserve"> </w:t>
       </w:r>
       <w:r>
-        <w:t xml:space="preserve">remain the closed-form workhorse for fast detonation-property estimates of CHNO explosives and supply our Tier C labels; they are regime-limited and under-predict in the high-nitrogen tail (Section 2.3, the Supplementary Information. Casey et al.</w:t>
+        <w:t xml:space="preserve">remain the closed-form workhorse for fast detonation-property estimates of CHNO explosives and supply our Tier C labels; they are regime-limited and under-predict in the high-nitrogen tail (Section 2.3, Supplementary Section C). Casey et al.</w:t>
       </w:r>
       <w:r>
         <w:t xml:space="preserve"> </w:t>
@@ -2686,7 +2686,7 @@
         </w:r>
       </w:hyperlink>
       <w:r>
-        <w:t xml:space="preserve">, already cited above for sensitivity prediction, is the property-prediction-side counterpart of the multi-head trade-off DGLD enforces at generation time. The bulk of the prior ML work on energetic materials has been discriminative; the four-tier label hierarchy and tier-stratified conditioning-mask of Section 4 and Section 4 are designed precisely to make property-targeted generation viable in this small-and-noisy-label regime. The most direct contemporary competitor is the property-conditioned RNN of</w:t>
+        <w:t xml:space="preserve">, already cited above for sensitivity prediction, is the property-prediction-side counterpart of the multi-head trade-off DGLD enforces at generation time. The bulk of the prior ML work on energetic materials has been discriminative; the four-tier label hierarchy and tier-stratified conditioning-mask of Section 4 are designed precisely to make property-targeted generation viable in this small-and-noisy-label regime. The most direct contemporary competitor is the property-conditioned RNN of</w:t>
       </w:r>
       <w:r>
         <w:t xml:space="preserve"> </w:t>
@@ -2703,7 +2703,7 @@
         <w:t xml:space="preserve"> </w:t>
       </w:r>
       <w:r>
-        <w:t xml:space="preserve">(npj Computational Materials, in press), which couples an autoregressive SMILES generator to QM validation on energetic targets. The two methods differ on three axes that shape the headline numbers: (i) the prior is autoregressive RNN over SMILES vs latent diffusion over a frozen LIMO encoder, so DGLD trades exact-validity guarantees for property-targeted concentration on the high-tail manifold; (ii) the supervisory signal is property regression on a single tier vs the four-tier trust-gating recipe of Section 4, which keeps the ~47k Tier-D rows in the unconditional prior without contaminating the conditional gradient; (iii) the validation funnel is QM-only vs the four-stage SMARTS</w:t>
+        <w:t xml:space="preserve">(npj Computational Materials, in press), which couples an autoregressive SMILES generator to QM validation on energetic targets. The two methods differ on three axes that shape the headline numbers: (i) the prior is autoregressive RNN over SMILES vs latent diffusion over a frozen LIMO encoder, so DGLD trades exact-validity guarantees for property-targeted concentration on the high-tail manifold; (ii) the supervisory signal is property regression on a single tier vs the four-tier trust-gating recipe of Section 4.1, which keeps the ~47k Tier-D rows in the unconditional prior without contaminating the conditional gradient; (iii) the validation funnel is QM-only vs the four-stage SMARTS</w:t>
       </w:r>
       <w:r>
         <w:t xml:space="preserve"> </w:t>
@@ -2754,7 +2754,7 @@
         <w:t xml:space="preserve"> </w:t>
       </w:r>
       <w:r>
-        <w:t xml:space="preserve">DFT chain of Section 4. Where the two papers agree is on the headline finding that energetic-materials generation requires post-decode physics validation; where they differ is on whether the prior should be tilted toward the high-tail before that validation runs.</w:t>
+        <w:t xml:space="preserve">DFT chain of Section 4.13. Where the two papers agree is on the headline finding that energetic-materials generation requires post-decode physics validation; where they differ is on whether the prior should be tilted toward the high-tail before that validation runs.</w:t>
       </w:r>
     </w:p>
     <w:p>
@@ -2906,7 +2906,7 @@
         </w:r>
       </w:hyperlink>
       <w:r>
-        <w:t xml:space="preserve">, with its enumerated GDB-13 and GDB-17 reference sets, bounds how much of small-molecule space remains untouched by generative models and contextualises any novelty claim. We adopt MOSES-style metrics in the Supplementary Information and treat FCD as a chemistry-class-transfer signal rather than a within-domain quality metric, since the ChemNet feature extractor is trained on drug-like ZINC+PubChem chemistry.</w:t>
+        <w:t xml:space="preserve">, with its enumerated GDB-13 and GDB-17 reference sets, bounds how much of small-molecule space remains untouched by generative models and contextualises any novelty claim. We adopt MOSES-style metrics in Supplementary Section D.11 and treat FCD as a chemistry-class-transfer signal rather than a within-domain quality metric, since the ChemNet feature extractor is trained on drug-like ZINC+PubChem chemistry.</w:t>
       </w:r>
     </w:p>
     <w:p>
@@ -3017,7 +3017,7 @@
         <w:t xml:space="preserve"> </w:t>
       </w:r>
       <w:r>
-        <w:t xml:space="preserve">is the semi-empirical tight-binding method we use for sample-time HOMO–LUMO gap triage on top leads (Section 2.3, the Supplementary Information); it runs in seconds per molecule on CPU, is well-calibrated for organic CHNO, and provides a stability proxy that is independent of the 3D-CNN surrogate's training distribution. The gpu4pyscf bindings on top of the PySCF framework</w:t>
+        <w:t xml:space="preserve">is the semi-empirical tight-binding method we use for sample-time HOMO–LUMO gap triage on top leads (Section 2.3, Supplementary Section F.4); it runs in seconds per molecule on CPU, is well-calibrated for organic CHNO, and provides a stability proxy that is independent of the 3D-CNN surrogate's training distribution. The gpu4pyscf bindings on top of the PySCF framework</w:t>
       </w:r>
       <w:r>
         <w:t xml:space="preserve"> </w:t>
@@ -3034,7 +3034,7 @@
         <w:t xml:space="preserve"> </w:t>
       </w:r>
       <w:r>
-        <w:t xml:space="preserve">supply our DFT pipeline (Section 2.3, the Supplementary Information. GPU offloading reduces a single B3LYP/6-31G(d) opt + Hessian for a 15–25-atom CHNO molecule from hours on CPU to under one hour on a single A100, which is what makes per-lead first-principles validation budget-feasible. AiZynthFinder</w:t>
+        <w:t xml:space="preserve">supply our DFT pipeline (Section 2.3, Supplementary Section C). GPU offloading reduces a single B3LYP/6-31G(d) opt + Hessian for a 15–25-atom CHNO molecule from hours on CPU to under one hour on a single A100, which is what makes per-lead first-principles validation budget-feasible. AiZynthFinder</w:t>
       </w:r>
       <w:r>
         <w:t xml:space="preserve"> </w:t>
@@ -3241,7 +3241,7 @@
         <w:t xml:space="preserve"> </w:t>
       </w:r>
       <w:r>
-        <w:t xml:space="preserve">DFT documented in Section 4 (Figure 21). Hyperparameters and the production configuration (CFG=7, pool</w:t>
+        <w:t xml:space="preserve">DFT documented in Section 4.13 (Figure 21). Hyperparameters and the production configuration (CFG=7, pool</w:t>
       </w:r>
       <w:r>
         <w:t xml:space="preserve"> </w:t>
@@ -3258,7 +3258,7 @@
         <w:t xml:space="preserve"> </w:t>
       </w:r>
       <w:r>
-        <w:t xml:space="preserve">40k per denoiser, alpha-anneal disabled) are documented in Section 4 and the Supplementary Information (Table B.5) and are not re-derived here.</w:t>
+        <w:t xml:space="preserve">40k per denoiser, alpha-anneal disabled) are documented in Section 4.15 and Supplementary Section B.5 (Table B.5) and are not re-derived here.</w:t>
       </w:r>
     </w:p>
     <w:p>
@@ -3276,7 +3276,7 @@
         <w:ind w:left="2608"/>
       </w:pPr>
       <w:r>
-        <w:t xml:space="preserve">Applying Section 4 gated multi-objective reranker (hard filters, banded performance score, viability, novelty, sensitivity, alerts) to the pool=40 000 candidate set: of the top-400 single-objective candidates, 45 are rejected by the hard filters (poly-nitro-on-C2, MW &lt; 130, OB &gt; +25 %); the 355 survivors define a Pareto front of 34 candidates (Figure 4). The top-five Pareto leads are shown in Figure 3.</w:t>
+        <w:t xml:space="preserve">Applying Section 4.13 gated multi-objective reranker (hard filters, banded performance score, viability, novelty, sensitivity, alerts) to the pool=40 000 candidate set: of the top-400 single-objective candidates, 45 are rejected by the hard filters (poly-nitro-on-C2, MW &lt; 130, OB &gt; +25 %); the 355 survivors define a Pareto front of 34 candidates (Figure 4). The top-five Pareto leads are shown in Figure 3.</w:t>
       </w:r>
       <w:r>
         <w:t xml:space="preserve"> </w:t>
@@ -3292,7 +3292,7 @@
         <w:t xml:space="preserve"> </w:t>
       </w:r>
       <w:r>
-        <w:t xml:space="preserve">(the rank-1 trinitro-isoxazole itself comes from a guided run); guidance acts as a high-precision lever on the top of the funnel, not as the source of bulk Pareto coverage (source-pool breakdown in the Supplementary Information.</w:t>
+        <w:t xml:space="preserve">(the rank-1 trinitro-isoxazole itself comes from a guided run); guidance acts as a high-precision lever on the top of the funnel, not as the source of bulk Pareto coverage (source-pool breakdown in Supplementary Section D.10).</w:t>
       </w:r>
     </w:p>
     <w:p xmlns:a="http://schemas.openxmlformats.org/drawingml/2006/main" xmlns:pic="http://schemas.openxmlformats.org/drawingml/2006/picture">
@@ -3554,7 +3554,60 @@
         <w:t xml:space="preserve"> </w:t>
       </w:r>
       <w:r>
-        <w:t xml:space="preserve">GPa, comparable to HMX. The Pareto front contains 34 candidates with composite</w:t>
+        <w:t xml:space="preserve">GPa on the 3D-CNN surrogate; its 6-anchor-calibrated Kamlet–Jacobs</w:t>
+      </w:r>
+      <w:r>
+        <w:t xml:space="preserve"> </w:t>
+      </w:r>
+      <m:oMath>
+        <m:r>
+          <m:t>D</m:t>
+        </m:r>
+        <m:r>
+          <m:rPr>
+            <m:sty m:val="p"/>
+          </m:rPr>
+          <m:t>=</m:t>
+        </m:r>
+        <m:r>
+          <m:t>8.25</m:t>
+        </m:r>
+      </m:oMath>
+      <w:r>
+        <w:t xml:space="preserve"> </w:t>
+      </w:r>
+      <w:r>
+        <w:t xml:space="preserve">km s</w:t>
+      </w:r>
+      <w:r>
+        <w:rPr>
+          <w:vertAlign w:val="superscript"/>
+        </w:rPr>
+        <w:t xml:space="preserve">−1</w:t>
+      </w:r>
+      <w:r>
+        <w:t xml:space="preserve"> </w:t>
+      </w:r>
+      <w:r>
+        <w:t xml:space="preserve">ranks with the calibrated HMX (7.52 km s</w:t>
+      </w:r>
+      <w:r>
+        <w:rPr>
+          <w:vertAlign w:val="superscript"/>
+        </w:rPr>
+        <w:t xml:space="preserve">−1</w:t>
+      </w:r>
+      <w:r>
+        <w:t xml:space="preserve">) and PETN (8.24 km s</w:t>
+      </w:r>
+      <w:r>
+        <w:rPr>
+          <w:vertAlign w:val="superscript"/>
+        </w:rPr>
+        <w:t xml:space="preserve">−1</w:t>
+      </w:r>
+      <w:r>
+        <w:t xml:space="preserve">) anchors (Section 2.3). The Pareto front contains 34 candidates with composite</w:t>
       </w:r>
       <w:r>
         <w:t xml:space="preserve"> </w:t>
@@ -3588,7 +3641,42 @@
         <w:t xml:space="preserve"> </w:t>
       </w:r>
       <w:r>
-        <w:t xml:space="preserve">0.83 (Figure 4). Naive single-objective ranking (without the gating layer) puts a polynitro-on-C2 model-cheat at the top; the gates correctly reject it (full SMARTS-trace and rejected-candidate property tabulation in the Supplementary Information.</w:t>
+        <w:t xml:space="preserve">0.83 (Figure 4); the top-200 survivors populate the high-detonation corner of the</w:t>
+      </w:r>
+      <w:r>
+        <w:t xml:space="preserve"> </w:t>
+      </w:r>
+      <m:oMath>
+        <m:r>
+          <m:rPr>
+            <m:sty m:val="p"/>
+          </m:rPr>
+          <m:t>(</m:t>
+        </m:r>
+        <m:r>
+          <m:t>D</m:t>
+        </m:r>
+        <m:r>
+          <m:rPr>
+            <m:sty m:val="p"/>
+          </m:rPr>
+          <m:t>,</m:t>
+        </m:r>
+        <m:r>
+          <m:t>P</m:t>
+        </m:r>
+        <m:r>
+          <m:rPr>
+            <m:sty m:val="p"/>
+          </m:rPr>
+          <m:t>)</m:t>
+        </m:r>
+      </m:oMath>
+      <w:r>
+        <w:t xml:space="preserve"> </w:t>
+      </w:r>
+      <w:r>
+        <w:t xml:space="preserve">plane (Figure 2). Unguided single-objective ranking (without the gating layer) puts a polynitro-on-C2 model-cheat at the top; the gates correctly reject it (full SMARTS-trace and rejected-candidate property tabulation in Supplementary Section D.7).</w:t>
       </w:r>
     </w:p>
     <w:p xmlns:a="http://schemas.openxmlformats.org/drawingml/2006/main" xmlns:pic="http://schemas.openxmlformats.org/drawingml/2006/picture">
@@ -3709,7 +3797,7 @@
         <w:t xml:space="preserve">--opt tight</w:t>
       </w:r>
       <w:r>
-        <w:t xml:space="preserve">) is in the Supplementary Information.</w:t>
+        <w:t xml:space="preserve">) is in Supplementary Section C.12.</w:t>
       </w:r>
       <w:r>
         <w:t xml:space="preserve"> </w:t>
@@ -3796,7 +3884,7 @@
         <w:t xml:space="preserve">−1</w:t>
       </w:r>
       <w:r>
-        <w:t xml:space="preserve">); three SMARTS-rejected reference scaffolds (R2, R3, R14) optimised under the same protocol are in the Supplementary Information. The 73 candidates that pass Stage 3 but not Stage 4 are accounted for in the Supplementary Information (45 rejected by Stage 2 hard filters; 28 fail K-J/imaginary-frequency/composition gates).</w:t>
+        <w:t xml:space="preserve">); three SMARTS-rejected reference scaffolds (R2, R3, R14) optimised under the same protocol are in Supplementary Section C.5. The 73 candidates that pass Stage 3 but not Stage 4 are accounted for in Supplementary Section C.5 (45 rejected by Stage 2 hard filters; 28 fail K-J/imaginary-frequency/composition gates).</w:t>
       </w:r>
     </w:p>
     <w:p>
@@ -4017,7 +4105,7 @@
         <w:t xml:space="preserve"> </w:t>
       </w:r>
       <w:r>
-        <w:t xml:space="preserve">on HOF (full intercept derivation in the Supplementary Information–C.3). Calibrated densities span</w:t>
+        <w:t xml:space="preserve">on HOF (full intercept derivation in Supplementary Section C.1–C.3). Calibrated densities span</w:t>
       </w:r>
       <w:r>
         <w:t xml:space="preserve"> </w:t>
@@ -4427,7 +4515,7 @@
         <w:t xml:space="preserve"> </w:t>
       </w:r>
       <w:r>
-        <w:t xml:space="preserve">across the 12 chem-pass leads.</w:t>
+        <w:t xml:space="preserve">across the 12 chem-pass leads (Figure 5).</w:t>
       </w:r>
       <w:r>
         <w:t xml:space="preserve"> </w:t>
@@ -4803,7 +4891,7 @@
         <w:t xml:space="preserve"> </w:t>
       </w:r>
       <w:r>
-        <w:t xml:space="preserve">on 575 Tier-A rows) is in the Supplementary Information–C.7. An independent Cantera ideal-gas CJ recompute ranks L1, L4, L5 as RDX-class; absolute</w:t>
+        <w:t xml:space="preserve">on 575 Tier-A rows) is in Supplementary Section C.6–C.7. An independent Cantera ideal-gas CJ recompute ranks L1, L4, L5 as RDX-class; absolute</w:t>
       </w:r>
       <w:r>
         <w:t xml:space="preserve"> </w:t>
@@ -4817,7 +4905,7 @@
         <w:t xml:space="preserve"> </w:t>
       </w:r>
       <w:r>
-        <w:t xml:space="preserve">values require BKW/JCZ3 covolume corrections (Section 3), full discussion in the Supplementary Information.</w:t>
+        <w:t xml:space="preserve">values require BKW/JCZ3 covolume corrections (Section 3), full discussion in Supplementary Section C.13.</w:t>
       </w:r>
     </w:p>
     <w:p xmlns:a="http://schemas.openxmlformats.org/drawingml/2006/main" xmlns:pic="http://schemas.openxmlformats.org/drawingml/2006/picture">
@@ -4980,7 +5068,7 @@
         <w:t xml:space="preserve">the SMARTS and DFT layers are complementary, not redundant</w:t>
       </w:r>
       <w:r>
-        <w:t xml:space="preserve">. The hazard-head post-hoc filtering recovers all 23 SMARTS rejects with perfect recall by construction and exposes 66 additional candidates on which the SMARTS catalog is silent the Supplementary Information.</w:t>
+        <w:t xml:space="preserve">. The hazard-head post-hoc filtering recovers all 23 SMARTS rejects with perfect recall by construction and exposes 66 additional candidates on which the SMARTS catalog is silent (Supplementary Section D.12).</w:t>
       </w:r>
     </w:p>
     <w:p>
@@ -9008,7 +9096,7 @@
         <w:t xml:space="preserve"> </w:t>
       </w:r>
       <w:r>
-        <w:t xml:space="preserve">distant from the augmented corpus than from the labelled master alone, despite the augmented corpus being &gt;10× larger. The strengthened SMARTS catalog (N-nitroimines and open-chain polyazene/azo-nitro motifs) retains 77/100 of the merged top-100; the rank-1 trinitro-isoxazole survives (per-class breakdown in the Supplementary Information.</w:t>
+        <w:t xml:space="preserve">distant from the augmented corpus than from the labelled master alone, despite the augmented corpus being &gt;10× larger. The strengthened SMARTS catalog (N-nitroimines and open-chain polyazene/azo-nitro motifs) retains 77/100 of the merged top-100; the rank-1 trinitro-isoxazole survives (per-class breakdown in Supplementary Section D.7).</w:t>
       </w:r>
     </w:p>
     <w:p>
@@ -9593,7 +9681,7 @@
         <w:t xml:space="preserve"> </w:t>
       </w:r>
       <w:r>
-        <w:t xml:space="preserve">(Table 4). L4, L5, and the nine extension leads return zero productive routes within budget; reproduced at 5× budget (1000 MCTS iter, 1800 s) on L4/L5. The L1 disconnection sequence (electrophilic ring-nitration; Boc protection; DPPA-mediated Curtius rearrangement on 4,5-dinitro-1,2-isoxazole-3-carboxylic acid), its hazard caveats (acyl-azide intermediate at primary-explosive class), and the ZINC catalog gap on energetic-domain intermediates are documented in the Supplementary Information. The 1/12 hit rate quantifies a public-USPTO drug-domain template-database gap, not unsynthesisability of the candidates; an energetics-domain template extension is flagged as community follow-up in Section 3.</w:t>
+        <w:t xml:space="preserve">(Table 4). L4, L5, and the nine extension leads return zero productive routes within budget; reproduced at 5× budget (1000 MCTS iter, 1800 s) on L4/L5. The L1 disconnection sequence (electrophilic ring-nitration; Boc protection; DPPA-mediated Curtius rearrangement on 4,5-dinitro-1,2-isoxazole-3-carboxylic acid), its hazard caveats (acyl-azide intermediate at primary-explosive class), and the ZINC catalog gap on energetic-domain intermediates are documented in Supplementary Section D.14. The 1/12 hit rate quantifies a public-USPTO drug-domain template-database gap, not unsynthesisability of the candidates; an energetics-domain template extension is flagged as community follow-up in Section 3.</w:t>
       </w:r>
     </w:p>
     <w:p>
@@ -14516,7 +14604,39 @@
         <w:t xml:space="preserve"> </w:t>
       </w:r>
       <w:r>
-        <w:t xml:space="preserve">are higher than L1's. The 1,2,3,5-oxatriazole ring system has known thermal/Lewis-acid ring-opening pathways (Sheremetev 2007; Katritzky 2010); a dedicated BDE and DSC/TGA stability screen is required before E1 is promoted to synthesis priority the Supplementary Information caveat block). Two honest readings of E1's headline number are possible without an oxatriazole-class anchor: (i) E1 is genuinely stronger than L1, giving the paper two HMX-class leads from disjoint chemotype families; or (ii) the K-J residual is chemotype-dependent and E1 is upper-bounded until an oxatriazole-anchor recompute (a thermochemical-equilibrium CJ on calibrated inputs and an oxatriazole-class anchor extension are scoped as future work in Section 3).</w:t>
+        <w:t xml:space="preserve">are higher than L1's. The 1,2,3,5-oxatriazole ring system has known thermal/Lewis-acid ring-opening pathways (Sheremetev 2007; Katritzky 2010); a dedicated BDE and DSC/TGA stability screen is required before E1 is promoted to synthesis priority (Supplementary Section C.5 caveat block). Without an oxatriazole-class anchor, E1's calibrated</w:t>
+      </w:r>
+      <w:r>
+        <w:t xml:space="preserve"> </w:t>
+      </w:r>
+      <m:oMath>
+        <m:r>
+          <m:t>D</m:t>
+        </m:r>
+        <m:r>
+          <m:rPr>
+            <m:sty m:val="p"/>
+          </m:rPr>
+          <m:t>=</m:t>
+        </m:r>
+        <m:r>
+          <m:t>9.00</m:t>
+        </m:r>
+      </m:oMath>
+      <w:r>
+        <w:t xml:space="preserve"> km s</w:t>
+      </w:r>
+      <w:r>
+        <w:rPr>
+          <w:vertAlign w:val="superscript"/>
+        </w:rPr>
+        <w:t xml:space="preserve">−1</w:t>
+      </w:r>
+      <w:r>
+        <w:t xml:space="preserve"> </w:t>
+      </w:r>
+      <w:r>
+        <w:t xml:space="preserve">is an extrapolation: it either places a second HMX-class lead from a chemotype family disjoint from L1's, or is an upper bound pending an oxatriazole-anchor recompute (a thermochemical-equilibrium CJ on calibrated inputs and an oxatriazole-class anchor extension are scoped as future work in Section 3).</w:t>
       </w:r>
     </w:p>
     <w:p>
@@ -14535,7 +14655,7 @@
           <w:b/>
           <w:bCs/>
         </w:rPr>
-        <w:t xml:space="preserve">4 of 9 with defined K-J clear</w:t>
+        <w:t xml:space="preserve">5 of 9 with defined K-J clear</w:t>
       </w:r>
       <w:r>
         <w:rPr>
@@ -14590,7 +14710,7 @@
         <w:t xml:space="preserve"> </w:t>
       </w:r>
       <w:r>
-        <w:t xml:space="preserve">(E1–E4); 8 of 9 have h</w:t>
+        <w:t xml:space="preserve">(E1–E5); 8 of 9 have h</w:t>
       </w:r>
       <w:r>
         <w:rPr>
@@ -14664,7 +14784,7 @@
         <w:t xml:space="preserve">−1</w:t>
       </w:r>
       <w:r>
-        <w:t xml:space="preserve">) is upper-bound only because its OB = +28.9 % exceeds the +25 % K-J reliability limit the Supplementary Information. The L-set sits at the upper edge of a credible distribution; L1 and E1 are two HMX-class picks from chemically distinct families.</w:t>
+        <w:t xml:space="preserve">) is upper-bound only because its OB = +28.9 % exceeds the +25 % K-J reliability limit (Supplementary Section D.13). The L-set sits at the upper edge of a credible distribution; L1 and E1 are two HMX-class picks from chemically distinct families.</w:t>
       </w:r>
     </w:p>
     <w:p>
@@ -14682,7 +14802,7 @@
         <w:ind w:left="2608"/>
       </w:pPr>
       <w:r>
-        <w:t xml:space="preserve">Four no-diffusion baselines were run through the same downstream pipeline on the same training corpus to isolate the contribution of the diffusion prior and guidance. The Gaussian-latent control and the matched-compute guided-vs-unguided headline are reported in the Supplementary Information and the Supplementary Information respectively. Results are in Table 7 and Figure 6.</w:t>
+        <w:t xml:space="preserve">Four no-diffusion baselines were run through the same downstream pipeline on the same training corpus to isolate the contribution of the diffusion prior and guidance. The Gaussian-latent control and the matched-compute guided-vs-unguided headline are reported in Supplementary Section F.2 and Supplementary Section F.3 respectively. Results are in Table 7 and Figure 6.</w:t>
       </w:r>
     </w:p>
     <w:p>
@@ -17072,7 +17192,7 @@
           <w:rPr>
             <w:rStyle w:val="Hyperlink"/>
           </w:rPr>
-          <w:t xml:space="preserve">the Supplementary Information</w:t>
+          <w:t xml:space="preserve">Supplementary Section E</w:t>
         </w:r>
       </w:hyperlink>
       <w:r>
@@ -17147,7 +17267,7 @@
         <w:t xml:space="preserve"> </w:t>
       </w:r>
       <w:r>
-        <w:t xml:space="preserve">Productive-quadrant scatter for the 12 DFT-confirmed leads with the four no-diffusion baselines as reference markers.</w:t>
+        <w:t xml:space="preserve">Productive-quadrant scatter for the 12 DFT-confirmed lead cards (11 unique) with the four no-diffusion baselines as reference markers.</w:t>
       </w:r>
       <w:r>
         <w:t xml:space="preserve"> </w:t>
@@ -17519,7 +17639,7 @@
         <w:t xml:space="preserve">targeted search off the prior</w:t>
       </w:r>
       <w:r>
-        <w:t xml:space="preserve">, not corpus mimicry, with anti-correlation between FCD and Pareto-reranker composite within DGLD confirming the design intent. Full small-multiples (validity, scaffold uniqueness 659–1262, IntDiv1 0.818–0.838) are in the Supplementary Information.</w:t>
+        <w:t xml:space="preserve">, not corpus mimicry, with anti-correlation between FCD and Pareto-reranker composite within DGLD confirming the design intent. Full small-multiples (validity, scaffold uniqueness 659–1262, IntDiv1 0.818–0.838) are shown in Figure 8, with per-condition values in Supplementary Section D.11.</w:t>
       </w:r>
     </w:p>
     <w:p xmlns:a="http://schemas.openxmlformats.org/drawingml/2006/main" xmlns:pic="http://schemas.openxmlformats.org/drawingml/2006/picture">
@@ -17615,7 +17735,7 @@
           <w:rPr>
             <w:rStyle w:val="Hyperlink"/>
           </w:rPr>
-          <w:t xml:space="preserve">the Supplementary Information</w:t>
+          <w:t xml:space="preserve">Supplementary Section F</w:t>
         </w:r>
       </w:hyperlink>
       <w:r>
@@ -17655,10 +17775,10 @@
         <w:tblLook w:val="0420" w:firstRow="1" w:lastRow="0" w:firstColumn="0" w:lastColumn="0" w:noHBand="0" w:noVBand="1"/>
       </w:tblPr>
       <w:tblGrid>
-        <w:gridCol w:w="1527"/>
-        <w:gridCol w:w="1851"/>
-        <w:gridCol w:w="3490"/>
-        <w:gridCol w:w="990"/>
+        <w:gridCol w:w="1518"/>
+        <w:gridCol w:w="1840"/>
+        <w:gridCol w:w="3453"/>
+        <w:gridCol w:w="1047"/>
       </w:tblGrid>
       <w:tr>
         <w:trPr>
@@ -18824,7 +18944,7 @@
                 <w:sz w:val="18"/>
                 <w:szCs w:val="18"/>
               </w:rPr>
-              <w:t xml:space="preserve">Section 4, D.8</w:t>
+              <w:t xml:space="preserve">Section 4.15, D.8</w:t>
             </w:r>
           </w:p>
         </w:tc>
@@ -19096,7 +19216,7 @@
         </m:r>
       </m:oMath>
       <w:r>
-        <w:t xml:space="preserve">2 × 256k parameters of trunk-regularisation supervision during training the Supplementary Information contains the full SA / SC drug-domain transfer-head story).</w:t>
+        <w:t xml:space="preserve">2 × 256k parameters of trunk-regularisation supervision during training (Supplementary Section B.4 contains the full SA / SC drug-domain transfer-head story).</w:t>
       </w:r>
     </w:p>
     <w:p>
@@ -19127,7 +19247,7 @@
         <w:t xml:space="preserve">productive-quadrant generator</w:t>
       </w:r>
       <w:r>
-        <w:t xml:space="preserve">: it proposes molecules that are simultaneously novel relative to the labelled corpus and competitive with the HMX/CL-20 reference class under first-principles validation. The two headline leads, L1 (3,4,5-trinitro-1,2-isoxazole) and E1 (4-nitro-1,2,3,5-oxatriazole), arise from disjoint chemotype families on a single sampling run, which argues against reading either placement as a sampling artefact. The mechanism that makes this possible is the label-trust gate: routing only the ~3,000 experimental and DFT rows into the conditional gradient, while the ~63,000 lower-confidence rows train only the unconditional prior, prevents miscalibrated Kamlet–Jacobs and surrogate labels from steering generation toward physically implausible high-scoring regions, the failure mode visible in the SELFIES-GA baseline, whose best novel candidate loses 3.5 km s</w:t>
+        <w:t xml:space="preserve">: it proposes molecules that are simultaneously novel relative to the labelled corpus and competitive with the HMX/PETN reference class under first-principles validation. The two headline leads, L1 (3,4,5-trinitro-1,2-isoxazole) and E1 (4-nitro-1,2,3,5-oxatriazole), arise from disjoint chemotype families on a single sampling run, which argues against reading either placement as a sampling artefact. The mechanism that makes this possible is the label-trust gate: routing only the ~3,000 rows that carry a trustworthy experimental or DFT label on the target detonation channels into the conditional gradient, while the remaining lower-confidence labels train only the unconditional prior, prevents miscalibrated Kamlet–Jacobs and surrogate labels from steering generation toward physically implausible high-scoring regions, the failure mode visible in the SELFIES-GA baseline, whose best novel candidate loses 3.5 km s</w:t>
       </w:r>
       <w:r>
         <w:rPr>
@@ -19176,7 +19296,7 @@
         <w:t xml:space="preserve"> </w:t>
       </w:r>
       <w:r>
-        <w:t xml:space="preserve">All densities are estimated from gas-phase DFT geometry using Bondi van-der-Waals volumes with a fixed packing factor of 0.69. This factor varies from approximately 0.65 (loosely packing aromatics) to 0.72 (cubane-class compounds), with literature reports up to 0.78 for the densest CHNO crystals (the Supplementary Information); a ±5% packing-factor error alone propagates to ±0.10 g cm</w:t>
+        <w:t xml:space="preserve">All densities are estimated from gas-phase DFT geometry using Bondi van-der-Waals volumes with a fixed packing factor of 0.69. This factor varies from approximately 0.65 (loosely packing aromatics) to 0.72 (cubane-class compounds), with literature reports up to 0.78 for the densest CHNO crystals (Supplementary Section C.3); a ±5% packing-factor error alone propagates to ±0.10 g cm</w:t>
       </w:r>
       <w:r>
         <w:rPr>
@@ -19313,7 +19433,7 @@
         <w:t xml:space="preserve"> </w:t>
       </w:r>
       <w:r>
-        <w:t xml:space="preserve">(the Supplementary Information). Polymorph screening is absent; high-nitrogen heterocycles frequently exhibit multiple crystal forms with different densities and sensitivity profiles (cf.</w:t>
+        <w:t xml:space="preserve">(Supplementary Section C.4). Polymorph screening is absent; high-nitrogen heterocycles frequently exhibit multiple crystal forms with different densities and sensitivity profiles (cf.</w:t>
       </w:r>
       <w:r>
         <w:t xml:space="preserve"> </w:t>
@@ -19354,7 +19474,7 @@
         <w:t xml:space="preserve"> </w:t>
       </w:r>
       <w:r>
-        <w:t xml:space="preserve">Two independent semi-empirical cross-checks confirm conservative bounds. A Bondi-vdW packing-factor bracket on L1 and E1 the Supplementary Information yields</w:t>
+        <w:t xml:space="preserve">Two independent semi-empirical cross-checks confirm conservative bounds. A Bondi-vdW packing-factor bracket on L1 and E1 (Supplementary Section C.9) yields</w:t>
       </w:r>
       <w:r>
         <w:t xml:space="preserve"> </w:t>
@@ -19451,7 +19571,7 @@
         <w:t xml:space="preserve"> </w:t>
       </w:r>
       <w:r>
-        <w:t xml:space="preserve">for E1, both below the 6-anchor-calibrated values (2.09 and 2.04); the 14% offset reproduces the calibration slope and confirms the pure Bondi-vdW estimator is conservative. A coordinate-preserving GFN2-xTB BDE scan the Supplementary Information places the weakest-bond cleavage of L1 at 86 kcal mol</w:t>
+        <w:t xml:space="preserve">for E1, both below the 6-anchor-calibrated values (2.09 and 2.04); the 14% offset reproduces the calibration slope and confirms the pure Bondi-vdW estimator is conservative. A coordinate-preserving GFN2-xTB BDE scan (Supplementary Section C.10) places the weakest-bond cleavage of L1 at 86 kcal mol</w:t>
       </w:r>
       <w:r>
         <w:rPr>
@@ -19564,7 +19684,7 @@
         <w:t xml:space="preserve"> </w:t>
       </w:r>
       <w:r>
-        <w:t xml:space="preserve">is therefore an extrapolation outside the anchor chemical space. A 7th-anchor extension attempt with DNTF the Supplementary Information failed and the 6-anchor calibration is retained; an oxatriazole-class anchor with experimental crystal density and detonation data remains scoped as future work before E1 reaches L1 confidence. L1's</w:t>
+        <w:t xml:space="preserve">is therefore an extrapolation outside the anchor chemical space. A 7th-anchor extension attempt with DNTF (Supplementary Section C.11) failed and the 6-anchor calibration is retained; an oxatriazole-class anchor with experimental crystal density and detonation data remains scoped as future work before E1 reaches L1 confidence. L1's</w:t>
       </w:r>
       <w:r>
         <w:t xml:space="preserve"> </w:t>
@@ -19877,13 +19997,13 @@
           <w:b/>
           <w:bCs/>
         </w:rPr>
-        <w:t xml:space="preserve">Retrosynthetic accessibility under public USPTO templates is a known weakness for energetic-materials chemistry.</w:t>
-      </w:r>
-      <w:r>
-        <w:t xml:space="preserve"> </w:t>
-      </w:r>
-      <w:r>
-        <w:t xml:space="preserve">AiZynthFinder finds a 4-step productive route only for L1 of the 12 DFT-confirmed lead cards. The 11 negative results reflect the drug-domain bias of the public template database (Reaxys-/USPTO-derived), not unsynthesisability of the candidates; energetic-domain templates (nitration, N</w:t>
+        <w:t xml:space="preserve">Public USPTO retrosynthesis templates are drug-domain-biased for energetic-materials chemistry.</w:t>
+      </w:r>
+      <w:r>
+        <w:t xml:space="preserve"> </w:t>
+      </w:r>
+      <w:r>
+        <w:t xml:space="preserve">AiZynthFinder finds a 4-step productive route for L1 (state score 0.50) but not for the eleven remaining lead cards, which reflects the Reaxys-/USPTO-derived template database rather than unsynthesisability of the candidates; energetic-domain templates (nitration, N</w:t>
       </w:r>
       <w:r>
         <w:rPr>
@@ -19913,7 +20033,7 @@
         <w:ind w:left="2608"/>
       </w:pPr>
       <w:r>
-        <w:t xml:space="preserve">The statistical scope of the headline numbers is bounded as follows. the Supplementary Information reports a 4-condition × 3-seed head-to-head at pool=10k with a no-diffusion SMILES-LSTM baseline, and the Supplementary Information reports the single-seed pool=40k head-to-head used for the merged top-100; tables elsewhere use a single sampling seed. 89/100 of the merged top-100 come from a single unguided pool reranked by the Pareto-reranker scaffold composite, so the headline novelty/stability numbers reflect this single sampling stream, with the multi-seed the Supplementary Information matrix as the variance estimate. Each denoiser was originally one</w:t>
+        <w:t xml:space="preserve">The statistical scope of the headline numbers is bounded as follows. Supplementary Section F.4 reports a 4-condition × 3-seed head-to-head at pool=10k with a no-diffusion SMILES-LSTM baseline, and Supplementary Section F.3 reports the single-seed pool=40k head-to-head used for the merged top-100; tables elsewhere use a single sampling seed. 89/100 of the merged top-100 come from a single unguided pool reranked by the Pareto-reranker scaffold composite, so the headline novelty/stability numbers reflect this single sampling stream, with the multi-seed Supplementary Section F.4 matrix as the variance estimate. Each denoiser is a</w:t>
       </w:r>
       <w:r>
         <w:t xml:space="preserve"> </w:t>
@@ -19927,7 +20047,7 @@
         </m:r>
       </m:oMath>
       <w:r>
-        <w:t xml:space="preserve">6 hr training run; we have since retrained the v4b production architecture at two additional seeds and resampled the production C2 condition (Hz-C2 viab+sens+hazard, pool = 10k per seed). Across the resulting 3 denoiser seeds, top-1</w:t>
+        <w:t xml:space="preserve">6 hr training run; the v4b production architecture is trained at three seeds and the production C2 condition (Hz-C2 viab+sens+hazard, pool = 10k per seed) resampled. Across the 3 denoiser seeds, top-1</w:t>
       </w:r>
       <w:r>
         <w:t xml:space="preserve"> </w:t>
@@ -20078,7 +20198,7 @@
         <w:ind w:left="2608"/>
       </w:pPr>
       <w:r>
-        <w:t xml:space="preserve">The diffusion model trains on the full 694k augmented corpus; the candidate-discovery objective is to extrapolate off the labelled distribution rather than recover held-out labels, so we do not report a held-out test split. The Tanimoto-stratified novelty against the 694k corpus (Section 2.4: median 0.32, 0/100 within Tanimoto 0.70) is the train-leakage proxy. The 3D-CNN surrogate → xTB triage → DFT minimum chain is not a substitute for first-principles equilibrium thermochemistry or experimental synthesis; we position the paper as a methodology and a candidate-list paper, not a synthesis paper. Finally, the cfg-dropout (0.10), property-dropout (0.30), high-tail oversample (10×), and the Tanimoto window (0.20, 0.55) are fixed configuration; no full hyperparameter grid is reported the Supplementary Information.</w:t>
+        <w:t xml:space="preserve">The diffusion model trains on the full 694k augmented corpus; the candidate-discovery objective is to extrapolate off the labelled distribution rather than recover held-out labels, so we do not report a held-out test split. The Tanimoto-stratified novelty against the 694k corpus (Section 2.4: median 0.32, 0/100 within Tanimoto 0.70) is the train-leakage proxy. The 3D-CNN surrogate → xTB triage → DFT minimum chain is not a substitute for first-principles equilibrium thermochemistry or experimental synthesis; we position the paper as a methodology and a candidate-list paper, not a synthesis paper. Finally, the cfg-dropout (0.10), property-dropout (0.30), high-tail oversample (10×), and the Tanimoto window (0.20, 0.55) are fixed configuration; no full hyperparameter grid is reported (Supplementary Section D.3).</w:t>
       </w:r>
     </w:p>
     <w:p>
@@ -20191,7 +20311,7 @@
         </m:r>
       </m:oMath>
       <w:r>
-        <w:t xml:space="preserve"> k from the same chemical domain) that the diffusion model uses only to learn the unconditional prior. Every row is canonicalised to a single RDKit canonical SMILES, deduplicated across sources, and tagged with a trust tier; each property label is then used according to its reliability via the conditioning-mask recipe of Section 4. After cross-source deduplication and token-length filtering, the merged pretraining pool comprises</w:t>
+        <w:t xml:space="preserve"> k from the same chemical domain) that the diffusion model uses only to learn the unconditional prior. Every row is canonicalised to a single RDKit canonical SMILES, deduplicated across sources, and tagged with a trust tier; each property label is then used according to its reliability via the conditioning-mask recipe of Section 4.1. After cross-source deduplication and token-length filtering, the merged pretraining pool comprises</w:t>
       </w:r>
       <w:r>
         <w:t xml:space="preserve"> </w:t>
@@ -20225,7 +20345,7 @@
         </m:r>
       </m:oMath>
       <w:r>
-        <w:t xml:space="preserve"> k carry at least one property label. The complete source provenance (per-source row counts, citations, license terms, role in the four-tier hierarchy), the canonicalisation and tokenisation pipeline, and the high-tail oversampling ratios used during training are documented in the Supplementary Information / D. Joint property distributions and per-property histograms over the labelled corpus are shown in Figs 10 and 11; the label-tier composition (Figure 12) sits alongside the four-tier table in Section 4; atom-composition statistics over a 30k subsample are shown in Fig S1.</w:t>
+        <w:t xml:space="preserve"> k carry at least one property label. The complete source provenance (per-source row counts, citations, license terms, role in the four-tier hierarchy), the canonicalisation and tokenisation pipeline, and the high-tail oversampling ratios used during training are documented in Supplementary Section A.1 / D. Joint property distributions and per-property histograms over the labelled corpus are shown in Figs 10 and 11; the label-tier composition (Figure 12) sits alongside the four-tier table in Section 4.1; atom-composition statistics over a 30k subsample are shown in Fig S1.</w:t>
       </w:r>
     </w:p>
     <w:p xmlns:a="http://schemas.openxmlformats.org/drawingml/2006/main" xmlns:pic="http://schemas.openxmlformats.org/drawingml/2006/picture">
@@ -20448,7 +20568,7 @@
         <w:t xml:space="preserve"> </w:t>
       </w:r>
       <w:r>
-        <w:t xml:space="preserve">Per-property histograms over the labelled corpus. Density and detonation velocity are sharply peaked; HOF has a heavy tail that the high-tail-oversampling recipe (Section 4) is designed to amplify during conditioning.</w:t>
+        <w:t xml:space="preserve">Per-property histograms over the labelled corpus. Density and detonation velocity are sharply peaked; HOF has a heavy tail that the high-tail-oversampling recipe (Section 4.3) is designed to amplify during conditioning.</w:t>
       </w:r>
     </w:p>
     <w:p>
@@ -20466,7 +20586,7 @@
         <w:ind w:left="2608"/>
       </w:pPr>
       <w:r>
-        <w:t xml:space="preserve">Available property labels in the energetic-materials literature span four orders of reliability, from a small core of experimental measurements to a large majority of model-derived estimates. A naive concatenation would let the noisiest tier dominate the conditional gradient and degrade calibration in the high-property tail; discarding the noisier tiers would throw away most of the training signal. We resolve this by annotating each property label with a trust tier and gating the conditional gradient accordingly: only Tier-A and Tier-B rows participate in the conditional signal, while Tier-C and Tier-D rows train the unconditional prior via classifier-free-guidance dropout (Section 4). Each label per row carries one of the following tiers:</w:t>
+        <w:t xml:space="preserve">Available property labels in the energetic-materials literature span four orders of reliability, from a small core of experimental measurements to a large majority of model-derived estimates. Concatenating all tiers would let the noisiest tier dominate the conditional gradient and degrade calibration in the high-property tail; discarding the noisier tiers would throw away most of the training signal. We resolve this by annotating each property label with a trust tier and gating the conditional gradient accordingly: only Tier-A and Tier-B rows participate in the conditional signal, while Tier-C and Tier-D rows train the unconditional prior via classifier-free-guidance dropout (Section 4.6). Each label per row carries one of the following tiers:</w:t>
       </w:r>
     </w:p>
     <w:p xmlns:a="http://schemas.openxmlformats.org/drawingml/2006/main" xmlns:pic="http://schemas.openxmlformats.org/drawingml/2006/picture">
@@ -20553,7 +20673,7 @@
         <w:t xml:space="preserve"> </w:t>
       </w:r>
       <w:r>
-        <w:t xml:space="preserve">Four-tier label-trust hierarchy. Tier-A (experimental) and Tier-B (DFT/thermochemical-derived) drive the conditional gradient via FiLM modulation; Tier-C (Kamlet–Jacobs derived) and Tier-D (ML surrogate) train the unconditional prior via classifier-free-guidance dropout (Section 4). Counts give the number of master rows carrying at least one label at that tier; a row can carry labels at several tiers across different properties, so the counts do not partition the 65 980-row master. Tier-A is dominated by experimental crystallographic densities; only ~3 000 rows carry a trusted (Tier-A/B) label on the target detonation channels (</w:t>
+        <w:t xml:space="preserve">Four-tier label-trust hierarchy. Tier-A (experimental) and Tier-B (DFT/thermochemical-derived) drive the conditional gradient via FiLM modulation; Tier-C (Kamlet–Jacobs derived) and Tier-D (ML surrogate) train the unconditional prior via classifier-free-guidance dropout (Section 4.6). Counts give the number of master rows carrying at least one label at that tier; a row can carry labels at several tiers across different properties, so the counts do not partition the 65 980-row master. Tier-A is dominated by experimental crystallographic densities; only ~3 000 rows carry a trusted (Tier-A/B) label on the target detonation channels (</w:t>
       </w:r>
       <m:oMath>
         <m:r>
@@ -21201,7 +21321,7 @@
         <w:ind w:left="2608"/>
       </w:pPr>
       <w:r>
-        <w:t xml:space="preserve">The denoiser conditional gradient fires only on Tier-A and Tier-B rows; Tier-C and Tier-D rows train the unconditional prior via classifier-free-guidance dropout (Section 4). This recipe lets the full corpus shape the marginal density of the generative model without letting noisy labels contaminate the conditional gradient. Each row carries a graded</w:t>
+        <w:t xml:space="preserve">The denoiser conditional gradient fires only on Tier-A and Tier-B rows; Tier-C and Tier-D rows train the unconditional prior via classifier-free-guidance dropout (Section 4.6). This recipe lets the full corpus shape the marginal density of the generative model without letting noisy labels contaminate the conditional gradient. Each row carries a graded</w:t>
       </w:r>
       <w:r>
         <w:t xml:space="preserve"> </w:t>
@@ -21403,7 +21523,7 @@
         <w:t xml:space="preserve"> </w:t>
       </w:r>
       <w:r>
-        <w:t xml:space="preserve">(a fixed traversal order so that the same molecule yields the same string regardless of how the source database wrote it), converted to SELFIES (a robust tokenisation in which every legal token sequence decodes to a chemically valid molecule), and tokenised to the LIMO alphabet. Tokenisation, alphabet size, and the per-source preprocessing pipeline are in the Supplementary Information. This step is purely data-side: no learned parameters are fit here; the output is a token-tensor representation of the corpus that the model of Section 4 will consume.</w:t>
+        <w:t xml:space="preserve">(a fixed traversal order so that the same molecule yields the same string regardless of how the source database wrote it), converted to SELFIES (a robust tokenisation in which every legal token sequence decodes to a chemically valid molecule), and tokenised to the LIMO alphabet. Tokenisation, alphabet size, and the per-source preprocessing pipeline are in Supplementary Section A.2. This step is purely data-side: no learned parameters are fit here; the output is a token-tensor representation of the corpus that the model of Section 4 will consume.</w:t>
       </w:r>
     </w:p>
     <w:p>
@@ -21458,7 +21578,7 @@
         <w:t xml:space="preserve"> </w:t>
       </w:r>
       <w:r>
-        <w:t xml:space="preserve">relative to a uniform-sampling control. The oversampling ablation is in the Supplementary Information. The two denoiser variants of Section 4 differ in which property tail they apply this oversampling to (HOF tail vs ρ/D/P tail).</w:t>
+        <w:t xml:space="preserve">relative to a uniform-sampling control. The oversampling ablation is in Supplementary Section D.4. The two denoiser variants of Section 4.6 differ in which property tail they apply this oversampling to (HOF tail vs ρ/D/P tail).</w:t>
       </w:r>
     </w:p>
     <w:p>
@@ -21476,7 +21596,7 @@
         <w:ind w:left="2608"/>
       </w:pPr>
       <w:r>
-        <w:t xml:space="preserve">DGLD is a four-stage pipeline (Figs 13–22): an encode-once LIMO VAE (Figure 14) feeds a conditional latent DDPM denoiser (Figure 16), whose sampling trajectory (Figure 20) is steered by a multi-task score model trained offline (Figure 18), and whose decoded candidates are filtered by a SMARTS+Pareto rerank funnel (Figure 21). The rest of Section 4 is organised one subsection per diagram panel; small panels are paired (Section 4 covers Figure 17 and Section 4 covers Figure 18), and the post-decode pipeline is split across three subsections (Section 4 Sampling covers Figure 20, Section 4 Filtering covers Figure 21, Section 4 Pool fusion covers Figure 22). Section 4 documents how every numeric constant in Section 4–Section 4 was selected. LIMO encoding is run once and cached, so all training and sampling happens in latent space; the decoder is invoked only at the end to read candidates back as SMILES. The conditional gradient is restricted to Tier-A and Tier-B rows; Tier-C and Tier-D rows drive the unconditional CFG branch only (Section 4, Section 4).</w:t>
+        <w:t xml:space="preserve">DGLD is a four-stage pipeline (Figs 13–22): an encode-once LIMO VAE (Figure 14) feeds a conditional latent DDPM denoiser (Figure 16), whose sampling trajectory (Figure 20) is steered by a multi-task score model trained offline (Figure 18), and whose decoded candidates are filtered by a SMARTS+Pareto rerank funnel (Figure 21). The rest of Section 4 is organised one subsection per diagram panel; small panels are paired (Section 4.9 covers Figure 17 and Section 4.10 covers Figure 18), and the post-decode pipeline is split across three subsections (Section 4.12 Sampling covers Figure 20, Section 4.13 Filtering covers Figure 21, Section 4.14 Pool fusion covers Figure 22). Section 4.15 documents how every numeric constant in Section 4.5–Section 4.14 was selected. LIMO encoding is run once and cached, so all training and sampling happens in latent space; the decoder is invoked only at the end to read candidates back as SMILES. The conditional gradient is restricted to Tier-A and Tier-B rows; Tier-C and Tier-D rows drive the unconditional CFG branch only (Section 4.1, Section 4.6).</w:t>
       </w:r>
     </w:p>
     <w:p xmlns:a="http://schemas.openxmlformats.org/drawingml/2006/main" xmlns:pic="http://schemas.openxmlformats.org/drawingml/2006/picture">
@@ -21562,7 +21682,7 @@
         <w:ind w:left="2608"/>
       </w:pPr>
       <w:r>
-        <w:t xml:space="preserve">LIMO is the molecular-text VAE that supplies the cached latent μ used everywhere downstream. We fine-tune the pretrained checkpoint on the 326k energetic corpus to specialise the encoder, then freeze it for the rest of the pipeline. Sampling during fine-tuning is uniform; high-tail oversampling lives at Section 4 denoiser-training stage and is not applied here.</w:t>
+        <w:t xml:space="preserve">LIMO is the molecular-text VAE that supplies the cached latent μ used everywhere downstream. We fine-tune the pretrained checkpoint on the 326k energetic corpus to specialise the encoder, then freeze it for the rest of the pipeline. Sampling during fine-tuning is uniform; high-tail oversampling lives at Section 4.7 denoiser-training stage and is not applied here.</w:t>
       </w:r>
     </w:p>
     <w:p>
@@ -22240,7 +22360,7 @@
         <w:t xml:space="preserve"> </w:t>
       </w:r>
       <w:r>
-        <w:t xml:space="preserve">is treated as a deterministic anchor in latent space, and no SMILES is ever re-encoded at sample time. The denoiser of Section 4 and the score model of Section 4 read from this cached tensor only.</w:t>
+        <w:t xml:space="preserve">is treated as a deterministic anchor in latent space, and no SMILES is ever re-encoded at sample time. The denoiser of Section 4.6 and the score model of Section 4.10 read from this cached tensor only.</w:t>
       </w:r>
     </w:p>
     <w:p>
@@ -22373,7 +22493,7 @@
         <w:t xml:space="preserve"> </w:t>
       </w:r>
       <w:r>
-        <w:t xml:space="preserve">of Section 4 (distinct from the CFG scale</w:t>
+        <w:t xml:space="preserve">of Section 4.1 (distinct from the CFG scale</w:t>
       </w:r>
       <w:r>
         <w:t xml:space="preserve"> </w:t>
@@ -22387,7 +22507,7 @@
         <w:t xml:space="preserve"> </w:t>
       </w:r>
       <w:r>
-        <w:t xml:space="preserve">of Section 4).</w:t>
+        <w:t xml:space="preserve">of Section 4.5).</w:t>
       </w:r>
     </w:p>
     <w:p>
@@ -22490,7 +22610,7 @@
         <w:t xml:space="preserve"> </w:t>
       </w:r>
       <w:r>
-        <w:t xml:space="preserve">of Section 4, five stochastic stages produce</w:t>
+        <w:t xml:space="preserve">of Section 4.1, five stochastic stages produce</w:t>
       </w:r>
       <w:r>
         <w:t xml:space="preserve"> </w:t>
@@ -22917,7 +23037,7 @@
         <w:t xml:space="preserve"> </w:t>
       </w:r>
       <w:r>
-        <w:t xml:space="preserve">feeds the FiLM input in Figure 16 (Denoiser training); details and probabilities in Section 4 and Table B.1b.</w:t>
+        <w:t xml:space="preserve">feeds the FiLM input in Figure 16 (Denoiser training); details and probabilities in Section 4.6 and Table B.1b.</w:t>
       </w:r>
     </w:p>
     <w:p>
@@ -23073,7 +23193,7 @@
         <w:t xml:space="preserve"> </w:t>
       </w:r>
       <w:r>
-        <w:t xml:space="preserve">are emitted to the denoiser-training step of Section 4, where</w:t>
+        <w:t xml:space="preserve">are emitted to the denoiser-training step of Section 4.7, where</w:t>
       </w:r>
       <w:r>
         <w:t xml:space="preserve"> </w:t>
@@ -23219,7 +23339,7 @@
         <w:ind w:left="2608"/>
       </w:pPr>
       <w:r>
-        <w:t xml:space="preserve">The denoiser learns the noise-predicting reverse process of a 1000-step variance-preserving DDPM in latent space, conditioned via FiLM on Section 4 mask + property vector. Classifier-free guidance dropout at training time enables the runtime trade-off between unconditional and target-property sampling controlled by the CFG scale w.</w:t>
+        <w:t xml:space="preserve">The denoiser learns the noise-predicting reverse process of a 1000-step variance-preserving DDPM in latent space, conditioned via FiLM on Section 4.6 mask + property vector. Classifier-free guidance dropout at training time enables the runtime trade-off between unconditional and target-property sampling controlled by the CFG scale w.</w:t>
       </w:r>
     </w:p>
     <w:p>
@@ -23472,7 +23592,7 @@
         <w:t xml:space="preserve"> </w:t>
       </w:r>
       <w:r>
-        <w:t xml:space="preserve">of Section 4 (full hyperparameters in Table B.1b).</w:t>
+        <w:t xml:space="preserve">of Section 4.6 (full hyperparameters in Table B.1b).</w:t>
       </w:r>
     </w:p>
     <w:p>
@@ -23876,7 +23996,7 @@
         <w:t xml:space="preserve"> </w:t>
       </w:r>
       <w:r>
-        <w:t xml:space="preserve">of Section 4. Optimiser AdamW, peak LR</w:t>
+        <w:t xml:space="preserve">of Section 4.6. Optimiser AdamW, peak LR</w:t>
       </w:r>
       <w:r>
         <w:t xml:space="preserve"> </w:t>
@@ -24591,7 +24711,7 @@
         <w:t xml:space="preserve"> </w:t>
       </w:r>
       <w:r>
-        <w:t xml:space="preserve">is selected per Section 4 (Figure 23).</w:t>
+        <w:t xml:space="preserve">is selected per Section 4.15 (Figure 23).</w:t>
       </w:r>
     </w:p>
     <w:p>
@@ -24758,7 +24878,7 @@
         <w:t xml:space="preserve">weighted_mask=true</w:t>
       </w:r>
       <w:r>
-        <w:t xml:space="preserve">, property-dropout 0.30). Both are 44.6 M-parameter FiLM-ResNets with Section 4 architecture; only the training-data tilt differs. Hyperparameters of both checkpoints are listed in Table B.1b.</w:t>
+        <w:t xml:space="preserve">, property-dropout 0.30). Both are 44.6 M-parameter FiLM-ResNets with Section 4.7 architecture; only the training-data tilt differs. Hyperparameters of both checkpoints are listed in Table B.1b.</w:t>
       </w:r>
     </w:p>
     <w:p>
@@ -24787,7 +24907,7 @@
         <w:t xml:space="preserve"> </w:t>
       </w:r>
       <w:r>
-        <w:t xml:space="preserve">leads. Combination happens post-decode in Section 4 (Figure 22): we union the lanes' SMILES pools and run them once through the rerank funnel. We do not average outputs or interpolate weights, so this is not a classical ensemble in that sense.</w:t>
+        <w:t xml:space="preserve">leads. Combination happens post-decode in Section 4.14 (Figure 22): we union the lanes' SMILES pools and run them once through the rerank funnel. We do not average outputs or interpolate weights, so this is not a classical ensemble in that sense.</w:t>
       </w:r>
     </w:p>
     <w:p>
@@ -24904,7 +25024,7 @@
         <w:t xml:space="preserve"> </w:t>
       </w:r>
       <w:r>
-        <w:t xml:space="preserve">are auxiliary multi-task heads: trained on the shared trunk for regularisation but not invoked in the steering bus. Stage 2 of the Figure 21 reranker uses the 3D-CNN smoke ensemble (Section 4) for property scoring, not the latent Performance head.</w:t>
+        <w:t xml:space="preserve">are auxiliary multi-task heads: trained on the shared trunk for regularisation but not invoked in the steering bus. Stage 2 of the Figure 21 reranker uses the 3D-CNN smoke ensemble (Section 4.13) for property scoring, not the latent Performance head.</w:t>
       </w:r>
     </w:p>
     <w:p>
@@ -25150,7 +25270,7 @@
         <w:t xml:space="preserve"> </w:t>
       </w:r>
       <w:r>
-        <w:t xml:space="preserve">is held separately for the noised-latent training of the score model. Random Forest probability is portable, smooth, and decoupled; see the Supplementary Information.</w:t>
+        <w:t xml:space="preserve">is held separately for the noised-latent training of the score model. Random Forest probability is portable, smooth, and decoupled; see Supplementary Section B.1.</w:t>
       </w:r>
     </w:p>
     <w:p xmlns:a="http://schemas.openxmlformats.org/drawingml/2006/main" xmlns:pic="http://schemas.openxmlformats.org/drawingml/2006/picture">
@@ -25401,7 +25521,7 @@
         <w:ind w:left="2608"/>
       </w:pPr>
       <w:r>
-        <w:t xml:space="preserve">The score-model trunk and six heads are trained on noised LIMO latents using the labels of Section 4 under multi-task supervision: three of the six (Viability, Sensitivity, Hazard) contribute steering signals at sample time, three (Performance, SA, SC) are auxiliary multi-task signals trained for trunk regularisation only.</w:t>
+        <w:t xml:space="preserve">The score-model trunk and six heads are trained on noised LIMO latents using the labels of Section 4.9 under multi-task supervision: three of the six (Viability, Sensitivity, Hazard) contribute steering signals at sample time, three (Performance, SA, SC) are auxiliary multi-task signals trained for trunk regularisation only.</w:t>
       </w:r>
     </w:p>
     <w:p>
@@ -26340,7 +26460,7 @@
         </m:sSub>
       </m:oMath>
       <w:r>
-        <w:t xml:space="preserve">; AdamW + EMA. Trains on Figure 17 base labels; the Viability head is then refined via Figure 19 (Self-distillation). At sample time only Viability, Sensitivity, and Hazard contribute steering signals; Performance, SA, and SC are auxiliary multi-task heads the Supplementary Information.</w:t>
+        <w:t xml:space="preserve">; AdamW + EMA. Trains on Figure 17 base labels; the Viability head is then refined via Figure 19 (Self-distillation). At sample time only Viability, Sensitivity, and Hazard contribute steering signals; Performance, SA, and SC are auxiliary multi-task heads (Supplementary Section B.4).</w:t>
       </w:r>
     </w:p>
     <w:p>
@@ -26349,7 +26469,7 @@
         <w:ind w:left="2608"/>
       </w:pPr>
       <w:r>
-        <w:t xml:space="preserve">The auxiliary multi-task heads (Performance, SA, SC) train on the shared trunk for regularisation only, not invoked in the production steering bus the Supplementary Information. Two checkpoint variants (production 6-head hazard-aware and its 5-head predecessor) are released on Zenodo the Supplementary Information.</w:t>
+        <w:t xml:space="preserve">The auxiliary multi-task heads (Performance, SA, SC) train on the shared trunk for regularisation only, not invoked in the production steering bus (Supplementary Section B.4). Two checkpoint variants (production 6-head hazard-aware and its 5-head predecessor) are released on Zenodo (Supplementary Section D.1).</w:t>
       </w:r>
     </w:p>
     <w:p>
@@ -26376,7 +26496,7 @@
         <w:ind w:left="2608"/>
       </w:pPr>
       <w:r>
-        <w:t xml:space="preserve">The FROZEN banner of Figure 19 is read literally. Across all rounds the LIMO encoder, LIMO decoder, Section 4 denoisers, the Random Forest, and the SMARTS rulebook do not retrain. The score-model trunk and heads are the only thing that updates between rounds. Within the score model, hard-negative latents are labelled</w:t>
+        <w:t xml:space="preserve">The FROZEN banner of Figure 19 is read literally. Across all rounds the LIMO encoder, LIMO decoder, Section 4.8 denoisers, the Random Forest, and the SMARTS rulebook do not retrain. The score-model trunk and heads are the only thing that updates between rounds. Within the score model, hard-negative latents are labelled</w:t>
       </w:r>
       <w:r>
         <w:t xml:space="preserve"> </w:t>
@@ -26453,7 +26573,7 @@
         <w:ind w:left="2608"/>
       </w:pPr>
       <w:r>
-        <w:t xml:space="preserve">The five-step protocol (sample → mine → encode → retrain → probe) is detailed in the Supplementary Information. The hard-negative ticker on Figure 19 shows 0 </w:t>
+        <w:t xml:space="preserve">The five-step protocol (sample → mine → encode → retrain → probe) is detailed in Supplementary Section B.1. The hard-negative ticker on Figure 19 shows 0 </w:t>
       </w:r>
       <m:oMath>
         <m:r>
@@ -26587,7 +26707,7 @@
         <w:t xml:space="preserve"> </w:t>
       </w:r>
       <w:r>
-        <w:t xml:space="preserve">918 negatives). Stopping criterion in the Supplementary Information.</w:t>
+        <w:t xml:space="preserve">918 negatives). Stopping criterion in Supplementary Section B.1.</w:t>
       </w:r>
     </w:p>
     <w:p>
@@ -26624,7 +26744,7 @@
         </m:r>
       </m:oMath>
       <w:r>
-        <w:t xml:space="preserve"> 0.84. Empirically 3 rounds satisfy this; round 2 (corpus + 918 hard negatives) is the production checkpoint. Pseudocode in the Supplementary Information.</w:t>
+        <w:t xml:space="preserve"> 0.84. Empirically 3 rounds satisfy this; round 2 (corpus + 918 hard negatives) is the production checkpoint. Pseudocode in Supplementary Section B.1.</w:t>
       </w:r>
     </w:p>
     <w:p>
@@ -26642,7 +26762,7 @@
         <w:ind w:left="2608"/>
       </w:pPr>
       <w:r>
-        <w:t xml:space="preserve">At sample time, three of the six trained heads (Viability, Sensitivity, Hazard) supply gradient steering signals at every DDIM step on top of classifier-free guidance. The denoiser remains the same checkpoint as Section 4; only the sampler changes.</w:t>
+        <w:t xml:space="preserve">At sample time, three of the six trained heads (Viability, Sensitivity, Hazard) supply gradient steering signals at every DDIM step on top of classifier-free guidance. The denoiser remains the same checkpoint as Section 4.7; only the sampler changes.</w:t>
       </w:r>
     </w:p>
     <w:p>
@@ -27090,7 +27210,7 @@
         <w:t xml:space="preserve"> </w:t>
       </w:r>
       <w:r>
-        <w:t xml:space="preserve">is the standard CFG noise estimate over the frozen denoiser of Section 4 (Figure 16). The per-head losses are</w:t>
+        <w:t xml:space="preserve">is the standard CFG noise estimate over the frozen denoiser of Section 4.8 (Figure 16). The per-head losses are</w:t>
       </w:r>
       <w:r>
         <w:t xml:space="preserve"> </w:t>
@@ -27335,7 +27455,7 @@
         <w:t xml:space="preserve"> </w:t>
       </w:r>
       <w:r>
-        <w:t xml:space="preserve">(selection rationale in Section 4). The final</w:t>
+        <w:t xml:space="preserve">(selection rationale in Section 4.15). The final</w:t>
       </w:r>
       <w:r>
         <w:t xml:space="preserve"> </w:t>
@@ -27674,7 +27794,7 @@
         <w:t xml:space="preserve"> </w:t>
       </w:r>
       <w:r>
-        <w:t xml:space="preserve">in the Supplementary Information.</w:t>
+        <w:t xml:space="preserve">in Supplementary Section B.</w:t>
       </w:r>
     </w:p>
     <w:p>
@@ -28134,7 +28254,7 @@
         </m:r>
       </m:oMath>
       <w:r>
-        <w:t xml:space="preserve">). The four-test diagnostic that mapped per-step gradient norms across both configurations is in the Supplementary Information. The CFG scale</w:t>
+        <w:t xml:space="preserve">). The four-test diagnostic that mapped per-step gradient norms across both configurations is in Supplementary Section D.5. The CFG scale</w:t>
       </w:r>
       <w:r>
         <w:t xml:space="preserve"> </w:t>
@@ -28148,7 +28268,7 @@
         <w:t xml:space="preserve"> </w:t>
       </w:r>
       <w:r>
-        <w:t xml:space="preserve">is selected from Section 4 sweep (Figure 23,</w:t>
+        <w:t xml:space="preserve">is selected from Section 4.15 sweep (Figure 23,</w:t>
       </w:r>
       <w:r>
         <w:t xml:space="preserve"> </w:t>
@@ -28201,7 +28321,7 @@
         <w:t xml:space="preserve"> </w:t>
       </w:r>
       <w:r>
-        <w:t xml:space="preserve">at pool=8k); per-property quantile-error breakdown is in the Supplementary Information.</w:t>
+        <w:t xml:space="preserve">at pool=8k); per-property quantile-error breakdown is in Supplementary Section D.8.</w:t>
       </w:r>
     </w:p>
     <w:p>
@@ -28867,7 +28987,7 @@
         </m:r>
       </m:oMath>
       <w:r>
-        <w:t xml:space="preserve">1 800 chem-pass after Stage 1+2 (4.6 % keep-rate per the Supplementary Information)</w:t>
+        <w:t xml:space="preserve">1 800 chem-pass after Stage 1+2 (4.6 % keep-rate per Supplementary Section F.2)</w:t>
       </w:r>
       <w:r>
         <w:t xml:space="preserve"> </w:t>
@@ -28901,7 +29021,7 @@
         <w:t xml:space="preserve"> </w:t>
       </w:r>
       <w:r>
-        <w:t xml:space="preserve">12 DFT-validated leads.</w:t>
+        <w:t xml:space="preserve">12 DFT-validated lead cards.</w:t>
       </w:r>
     </w:p>
     <w:p xmlns:a="http://schemas.openxmlformats.org/drawingml/2006/main" xmlns:pic="http://schemas.openxmlformats.org/drawingml/2006/picture">
@@ -28994,7 +29114,7 @@
         </m:r>
       </m:oMath>
       <w:r>
-        <w:t xml:space="preserve">1 800 chem-pass (4.6 % keep-rate, the Supplementary Information)</w:t>
+        <w:t xml:space="preserve">1 800 chem-pass (4.6 % keep-rate, Supplementary Section F.2)</w:t>
       </w:r>
       <w:r>
         <w:t xml:space="preserve"> </w:t>
@@ -29212,7 +29332,7 @@
         <w:ind w:left="2608"/>
       </w:pPr>
       <w:r>
-        <w:t xml:space="preserve">A single sampling lane fixes one (denoiser, conditions, guidance) tuple. Pool fusion runs multiple lanes in parallel and unions their decoded SMILES outputs, exploiting the lanes' independent failure modes for diversity. The Section 4 reranker is what tie-breaks across the fused pool.</w:t>
+        <w:t xml:space="preserve">A single sampling lane fixes one (denoiser, conditions, guidance) tuple. Pool fusion runs multiple lanes in parallel and unions their decoded SMILES outputs, exploiting the lanes' independent failure modes for diversity. The Section 4.13 reranker is what tie-breaks across the fused pool.</w:t>
       </w:r>
     </w:p>
     <w:p>
@@ -29326,7 +29446,7 @@
         </m:r>
       </m:oMath>
       <w:r>
-        <w:t xml:space="preserve"> 40k each. Fusion is post-decode: the lanes' pools are unioned, canonical-SMILES deduplicated, and fed into the Stage-1 reranker. The three orthogonal diversity axes are conditions, denoisers, and guidance; each breaks a different correlated failure mode. The the Supplementary Information four-pool merge (which adds two unguided ablation lanes) is a presentation choice for the merged top-100 result, not the production methodology recipe.</w:t>
+        <w:t xml:space="preserve"> 40k each. Fusion is post-decode: the lanes' pools are unioned, canonical-SMILES deduplicated, and fed into the Stage-1 reranker. The three orthogonal diversity axes are conditions, denoisers, and guidance; each breaks a different correlated failure mode. The Supplementary Section F.4 four-pool merge (which adds two unguided ablation lanes) is a presentation choice for the merged top-100 result, not the production methodology recipe.</w:t>
       </w:r>
     </w:p>
     <w:p xmlns:a="http://schemas.openxmlformats.org/drawingml/2006/main" xmlns:pic="http://schemas.openxmlformats.org/drawingml/2006/picture">
@@ -29414,7 +29534,7 @@
         <w:t xml:space="preserve"> </w:t>
       </w:r>
       <w:r>
-        <w:t xml:space="preserve">draw → 40 DDIM → LIMO decode); the four pools converge to a single Union + canonical-SMILES dedupe step that feeds Section 4 reranker (Figure 21).</w:t>
+        <w:t xml:space="preserve">draw → 40 DDIM → LIMO decode); the four pools converge to a single Union + canonical-SMILES dedupe step that feeds Section 4.13 reranker (Figure 21).</w:t>
       </w:r>
     </w:p>
     <w:p>
@@ -29432,7 +29552,7 @@
         <w:ind w:left="2608"/>
       </w:pPr>
       <w:r>
-        <w:t xml:space="preserve">Every numeric constant in Section 4-Section 4 is selected by one of four mechanisms: empirically swept, stop-criterion-driven, inherited from prior work, or chemist-set. This section walks each bucket and flags what was empirically verified versus what was a defensible default.</w:t>
+        <w:t xml:space="preserve">Every numeric constant in Section 4.5-Section 4.14 is selected by one of four mechanisms: empirically swept, stop-criterion-driven, inherited from prior work, or chemist-set. This section walks each bucket and flags what was empirically verified versus what was a defensible default.</w:t>
       </w:r>
     </w:p>
     <w:p>
@@ -29441,7 +29561,7 @@
         <w:ind w:left="2608"/>
       </w:pPr>
       <w:r>
-        <w:t xml:space="preserve">Every numeric constant introduced in Section 4–Section 4 falls into one of four buckets, distinguished by</w:t>
+        <w:t xml:space="preserve">Every numeric constant introduced in Section 4.5–Section 4.14 falls into one of four buckets, distinguished by</w:t>
       </w:r>
       <w:r>
         <w:t xml:space="preserve"> </w:t>
@@ -29639,7 +29759,7 @@
         <w:t xml:space="preserve"> </w:t>
       </w:r>
       <w:r>
-        <w:t xml:space="preserve">were also empirically chosen via the Supplementary Information multi-axis matrix (full grid in the Supplementary Information, and the score-head loss weights</w:t>
+        <w:t xml:space="preserve">were also empirically chosen via the Supplementary Section F.4 multi-axis matrix (full grid in Supplementary Section D.6), and the score-head loss weights</w:t>
       </w:r>
       <w:r>
         <w:t xml:space="preserve"> </w:t>
@@ -29722,7 +29842,7 @@
         <w:t xml:space="preserve"> </w:t>
       </w:r>
       <w:r>
-        <w:t xml:space="preserve">at convergence (ablation in the Supplementary Information.</w:t>
+        <w:t xml:space="preserve">at convergence (ablation in Supplementary Section B.3).</w:t>
       </w:r>
     </w:p>
     <w:p xmlns:a="http://schemas.openxmlformats.org/drawingml/2006/main" xmlns:pic="http://schemas.openxmlformats.org/drawingml/2006/picture">
@@ -29895,7 +30015,7 @@
         <w:t xml:space="preserve"> </w:t>
       </w:r>
       <w:r>
-        <w:t xml:space="preserve">Pool size vs. (i) best composite score over top-1 candidate, (ii) number of candidates passing every filter. Both curves are still moving at pool=40k; the M7 five-lane 100k run (the Supplementary Information) confirms the trend: 4 639 passing candidates (5.1× more than the 40k baseline) with scaffold count expanding from 7 to 24.</w:t>
+        <w:t xml:space="preserve">Pool size vs. (i) best composite score over top-1 candidate, (ii) number of candidates passing every filter. Both curves are still moving at pool=40k; the M7 five-lane 100k run (Supplementary Section F.5) confirms the trend: 4 639 passing candidates (5.1× more than the 40k baseline) with scaffold count expanding from 7 to 24.</w:t>
       </w:r>
     </w:p>
     <w:p>
@@ -29904,7 +30024,7 @@
         <w:ind w:left="2608"/>
       </w:pPr>
       <w:r>
-        <w:t xml:space="preserve">The second bucket is stop-criterion-driven. The self-distillation round count was set by the held-out probe described in Section 4, which requires every anchor at</w:t>
+        <w:t xml:space="preserve">The second bucket is stop-criterion-driven. The self-distillation round count was set by the held-out probe described in Section 4.11, which requires every anchor at</w:t>
       </w:r>
       <w:r>
         <w:t xml:space="preserve"> </w:t>
@@ -30123,7 +30243,7 @@
         <w:ind w:left="2608"/>
       </w:pPr>
       <w:r>
-        <w:t xml:space="preserve">The selection procedure has clear limitations. No Bayesian optimisation, no global grid search, no joint sweep over (</w:t>
+        <w:t xml:space="preserve">The selection procedure uses 1D ablations throughout: each hyperparameter is fixed by a per-axis sweep, a stop-criterion count, a prior-art default, or a chemist-set threshold, with the full grids in Section 2 and Supplementary Section D. A joint optimisation over (</w:t>
       </w:r>
       <m:oMath>
         <m:r>
@@ -30151,7 +30271,7 @@
         </m:sSub>
       </m:oMath>
       <w:r>
-        <w:t xml:space="preserve">, pool size), and no per-target retuning are performed; all ablations reported in Section 2 and the Supplementary Information are 1D. Section 2.6 hosts only the</w:t>
+        <w:t xml:space="preserve">, pool size) and per-target retuning are scoped as future work. Section 2.6 hosts only the</w:t>
       </w:r>
       <w:r>
         <w:t xml:space="preserve"> </w:t>
@@ -30167,7 +30287,7 @@
         <w:t xml:space="preserve"> </w:t>
       </w:r>
       <w:r>
-        <w:t xml:space="preserve">of these settings (baseline comparisons, top-1 metrics) and the Supplementary Information gives the full per-axis grids; the selection process lives here. The full compute footprint is summarised in the Supplementary Information.</w:t>
+        <w:t xml:space="preserve">of these settings (baseline comparisons, top-1 metrics) and Supplementary Section D gives the full per-axis grids; the selection process lives here. The full compute footprint is summarised in Supplementary Section D.2.</w:t>
       </w:r>
     </w:p>
     <w:p>
@@ -30185,7 +30305,7 @@
         <w:ind w:left="2608"/>
       </w:pPr>
       <w:r>
-        <w:t xml:space="preserve">DGLD demonstrates that a label-quality gate at training time, multi-head score-model guidance at sample time, and a four-stage chemistry-validation funnel are sufficient to produce novel CHNO leads in the HMX/CL-20 performance band on commodity hardware. Twelve lead cards (11 unique compounds; L3 and L16 coincide) are DFT-confirmed local minima; the headline compound (L1, 3,4,5-trinitro-1,2-isoxazole) reaches</w:t>
+        <w:t xml:space="preserve">DGLD demonstrates that a label-quality gate at training time, multi-head score-model guidance at sample time, and a four-stage chemistry-validation funnel are sufficient to produce novel CHNO leads in the HMX/PETN performance band on commodity hardware. Twelve lead cards (11 unique compounds; L3 and L16 coincide) are DFT-confirmed local minima; the headline compound (L1, 3,4,5-trinitro-1,2-isoxazole) reaches</w:t>
       </w:r>
       <w:r>
         <w:t xml:space="preserve"> </w:t>
@@ -30544,7 +30664,7 @@
         <w:t xml:space="preserve"> </w:t>
       </w:r>
       <w:r>
-        <w:t xml:space="preserve">against ZINC, Section 2.4; subject to the Supplementary Information acyl-azide intermediate hazard noted there: DPPA Curtius rearrangement, the acyl-azide is a primary-explosive-class motif requiring careful handling), the GFN2-xTB HOMO–LUMO gap is 2.6 eV, the GFN2-xTB weakest-bond BDE is 86 kcal mol</w:t>
+        <w:t xml:space="preserve">against ZINC, Section 2.4; subject to the Supplementary Section D.14 acyl-azide intermediate hazard noted there: DPPA Curtius rearrangement, the acyl-azide is a primary-explosive-class motif requiring careful handling), the GFN2-xTB HOMO–LUMO gap is 2.6 eV, the GFN2-xTB weakest-bond BDE is 86 kcal mol</w:t>
       </w:r>
       <w:r>
         <w:rPr>
@@ -32391,7 +32511,7 @@
         </w:r>
       </w:hyperlink>
       <w:r>
-        <w:t xml:space="preserve">. SMARTS = SMILES Arbitrary Target Specification: a pattern language extending SMILES that matches molecular substructures, used by RDKit and other cheminformatics toolkits to evaluate hard-reject catalogs (this work, Section 4).</w:t>
+        <w:t xml:space="preserve">. SMARTS = SMILES Arbitrary Target Specification: a pattern language extending SMILES that matches molecular substructures, used by RDKit and other cheminformatics toolkits to evaluate hard-reject catalogs (this work, Section 4.10).</w:t>
       </w:r>
       <w:bookmarkEnd w:id="203"/>
     </w:p>
@@ -32448,7 +32568,7 @@
         <w:t xml:space="preserve">LLNL Explosives Handbook: Properties of Chemical Explosives and Explosive Simulants</w:t>
       </w:r>
       <w:r>
-        <w:t xml:space="preserve">, UCRL-52997, Rev. 2 (Lawrence Livermore National Laboratory, 1985). Per-row provenance documented in the Supplementary Information.</w:t>
+        <w:t xml:space="preserve">, UCRL-52997, Rev. 2 (Lawrence Livermore National Laboratory, 1985). Per-row provenance documented in Supplementary Section A.1.</w:t>
       </w:r>
       <w:bookmarkEnd w:id="204"/>
     </w:p>

--- a/paper/molecules/molecules_paper.docx
+++ b/paper/molecules/molecules_paper.docx
@@ -1014,7 +1014,7 @@
         <w:t xml:space="preserve"> </w:t>
       </w:r>
       <w:r>
-        <w:t xml:space="preserve">A four-tier label-trust hierarchy gates which examples drive the conditional gradient (experimental and DFT labels) and which train only the unconditional prior (Kamlet–Jacobs and surrogate labels), preventing low-confidence data from corrupting the targeted generation signal. The recipe is domain-agnostic; only the validation funnel changes per application.</w:t>
+        <w:t xml:space="preserve">Only trustworthy labels enter the conditional gradient, while lower-confidence labels train the unconditional prior (Section 3.1). The recipe is domain-agnostic; only the validation funnel changes per application.</w:t>
       </w:r>
     </w:p>
     <w:p>
@@ -2449,7 +2449,7 @@
         <w:t xml:space="preserve"> </w:t>
       </w:r>
       <w:r>
-        <w:t xml:space="preserve">develop the BDE-anchored sensitivity correlations we adopt for the</w:t>
+        <w:t xml:space="preserve">develop the bond-dissociation-energy (BDE)-anchored sensitivity correlations we adopt for the</w:t>
       </w:r>
       <w:r>
         <w:t xml:space="preserve"> </w:t>
@@ -2523,7 +2523,7 @@
         <w:t xml:space="preserve"> </w:t>
       </w:r>
       <w:r>
-        <w:t xml:space="preserve">replace the closed-form K-J step with a thermochemical-equilibrium Chapman–Jouguet solver and a covolume EOS, and remain the absolute-value-grade reference; we use K-J as the closed-form approximation and acknowledge the absolute-value gap explicitly (Section 2.3). The recent Choi et al. review</w:t>
+        <w:t xml:space="preserve">replace the closed-form K-J step with a thermochemical-equilibrium Chapman–Jouguet solver and a covolume equation of state (EOS), and remain the absolute-value-grade reference; we use K-J as the closed-form approximation and acknowledge the absolute-value gap explicitly (Section 2.3). The recent Choi et al. review</w:t>
       </w:r>
       <w:r>
         <w:t xml:space="preserve"> </w:t>
@@ -14604,7 +14604,7 @@
         <w:t xml:space="preserve"> </w:t>
       </w:r>
       <w:r>
-        <w:t xml:space="preserve">are higher than L1's. The 1,2,3,5-oxatriazole ring system has known thermal/Lewis-acid ring-opening pathways (Sheremetev 2007; Katritzky 2010); a dedicated BDE and DSC/TGA stability screen is required before E1 is promoted to synthesis priority (Supplementary Section C.5 caveat block). Without an oxatriazole-class anchor, E1's calibrated</w:t>
+        <w:t xml:space="preserve">are higher than L1's. The 1,2,3,5-oxatriazole ring system has known thermal/Lewis-acid ring-opening pathways (Sheremetev 2007; Katritzky 2010); a dedicated BDE and DSC/TGA stability screen is required before E1 is promoted to synthesis priority (Supplementary Section C.5.1). Without an oxatriazole-class anchor, E1's calibrated</w:t>
       </w:r>
       <w:r>
         <w:t xml:space="preserve"> </w:t>
@@ -21728,7 +21728,7 @@
         </m:r>
       </m:oMath>
       <w:r>
-        <w:t xml:space="preserve">8.5k steps on the 326 k energetic-biased SMILES corpus with the standard ELBO,</w:t>
+        <w:t xml:space="preserve">8.5k steps on the 326 k energetic-biased SMILES corpus with the standard evidence lower bound (ELBO),</w:t>
       </w:r>
     </w:p>
     <w:p>
@@ -24022,7 +24022,7 @@
         </m:sSup>
       </m:oMath>
       <w:r>
-        <w:t xml:space="preserve">, cosine decay, batch 128, 20 epochs, EMA decay 0.999.</w:t>
+        <w:t xml:space="preserve">, cosine decay, batch 128, 20 epochs, exponential-moving-average (EMA) decay 0.999.</w:t>
       </w:r>
     </w:p>
     <w:p xmlns:a="http://schemas.openxmlformats.org/drawingml/2006/main" xmlns:pic="http://schemas.openxmlformats.org/drawingml/2006/picture">
@@ -26762,7 +26762,7 @@
         <w:ind w:left="2608"/>
       </w:pPr>
       <w:r>
-        <w:t xml:space="preserve">At sample time, three of the six trained heads (Viability, Sensitivity, Hazard) supply gradient steering signals at every DDIM step on top of classifier-free guidance. The denoiser remains the same checkpoint as Section 4.7; only the sampler changes.</w:t>
+        <w:t xml:space="preserve">At sample time, three of the six trained heads (Viability, Sensitivity, Hazard) supply gradient steering signals at every DDIM (denoising diffusion implicit model) step on top of classifier-free guidance. The denoiser remains the same checkpoint as Section 4.7; only the sampler changes.</w:t>
       </w:r>
     </w:p>
     <w:p>
@@ -30395,43 +30395,7 @@
         <w:t xml:space="preserve"> </w:t>
       </w:r>
       <w:r>
-        <w:t xml:space="preserve">and is structurally dissimilar from all 65 980 training molecules (nearest-neighbour Tanimoto 0.27). Three strong baselines fail the novel-and-on-target test on the same compute: SMILES-LSTM memorises 18.3% of outputs; SELFIES-GA produces 75% (75/100) corpus rediscoveries, with its best novel candidate collapsing from</w:t>
-      </w:r>
-      <w:r>
-        <w:t xml:space="preserve"> </w:t>
-      </w:r>
-      <m:oMath>
-        <m:sSub>
-          <m:e>
-            <m:r>
-              <m:t>D</m:t>
-            </m:r>
-          </m:e>
-          <m:sub>
-            <m:r>
-              <m:rPr>
-                <m:nor/>
-                <m:sty m:val="p"/>
-              </m:rPr>
-              <m:t>surrogate</m:t>
-            </m:r>
-          </m:sub>
-        </m:sSub>
-        <m:r>
-          <m:rPr>
-            <m:sty m:val="p"/>
-          </m:rPr>
-          <m:t>=</m:t>
-        </m:r>
-        <m:r>
-          <m:t>9.73</m:t>
-        </m:r>
-      </m:oMath>
-      <w:r>
-        <w:t xml:space="preserve"> </w:t>
-      </w:r>
-      <w:r>
-        <w:t xml:space="preserve">to</w:t>
+        <w:t xml:space="preserve">and is structurally dissimilar from all 65 980 training molecules (nearest-neighbour Tanimoto 0.27). Three strong baselines fail the novel-and-on-target test on the same compute: SMILES-LSTM memorises 18.3% of outputs; SELFIES-GA sees its best novel candidate collapse to</w:t>
       </w:r>
       <w:r>
         <w:t xml:space="preserve"> </w:t>
@@ -30476,19 +30440,7 @@
         <w:t xml:space="preserve"> </w:t>
       </w:r>
       <w:r>
-        <w:t xml:space="preserve">under DFT audit (a 3.5 km s</w:t>
-      </w:r>
-      <w:r>
-        <w:rPr>
-          <w:vertAlign w:val="superscript"/>
-        </w:rPr>
-        <w:t xml:space="preserve">−1</w:t>
-      </w:r>
-      <w:r>
-        <w:t xml:space="preserve"> </w:t>
-      </w:r>
-      <w:r>
-        <w:t xml:space="preserve">surrogate artefact); REINVENT 4 generates novel high-N heterocycles but peaks at</w:t>
+        <w:t xml:space="preserve">under DFT audit; REINVENT 4 generates novel high-N heterocycles but peaks at</w:t>
       </w:r>
       <w:r>
         <w:t xml:space="preserve"> </w:t>

--- a/paper/molecules/molecules_paper.docx
+++ b/paper/molecules/molecules_paper.docx
@@ -17563,7 +17563,7 @@
         <w:t xml:space="preserve"> </w:t>
       </w:r>
       <w:r>
-        <w:t xml:space="preserve">from Table C.1c; baselines from Table 7.</w:t>
+        <w:t xml:space="preserve">from Table C.1b; baselines from Table 7.</w:t>
       </w:r>
     </w:p>
     <w:p>

--- a/paper/molecules/molecules_paper.docx
+++ b/paper/molecules/molecules_paper.docx
@@ -3258,7 +3258,7 @@
         <w:t xml:space="preserve"> </w:t>
       </w:r>
       <w:r>
-        <w:t xml:space="preserve">40k per denoiser, alpha-anneal disabled) are documented in Section 4.15 and Supplementary Section B.5 (Table B.5) and are not re-derived here.</w:t>
+        <w:t xml:space="preserve">40k per denoiser, alpha-anneal disabled) are documented in Section 4.15 and Supplementary Section B.5 (Table S5) and are not re-derived here.</w:t>
       </w:r>
     </w:p>
     <w:p>
@@ -4442,7 +4442,7 @@
         <w:t xml:space="preserve"> </w:t>
       </w:r>
       <w:r>
-        <w:t xml:space="preserve">for ranking; (ii) population residual branch (Table C.4): K-J on raw experimental</w:t>
+        <w:t xml:space="preserve">for ranking; (ii) population residual branch (Table S12): K-J on raw experimental</w:t>
       </w:r>
       <w:r>
         <w:t xml:space="preserve"> </w:t>
@@ -5027,7 +5027,7 @@
         <w:t xml:space="preserve"> </w:t>
       </w:r>
       <w:r>
-        <w:t xml:space="preserve">(575-row Tier-A pool, see Table C.4).</w:t>
+        <w:t xml:space="preserve">(575-row Tier-A pool, see Table S12).</w:t>
       </w:r>
     </w:p>
     <w:p>
@@ -17563,7 +17563,7 @@
         <w:t xml:space="preserve"> </w:t>
       </w:r>
       <w:r>
-        <w:t xml:space="preserve">from Table C.1b; baselines from Table 7.</w:t>
+        <w:t xml:space="preserve">from Table S7; baselines from Table 7.</w:t>
       </w:r>
     </w:p>
     <w:p>
@@ -17607,7 +17607,7 @@
         </m:r>
       </m:oMath>
       <w:r>
-        <w:t xml:space="preserve">-axis is the higher-is-better Stage-1+2 reranker success score (range 0–1), not the lower-is-better Pareto-reranker penalty tabulated in Table 7, Figure 6, and Table F.4. Cross-figure ranking is consistent (DGLD Hz-C2 best on both) but absolute values are not comparable.</w:t>
+        <w:t xml:space="preserve">-axis is the higher-is-better Stage-1+2 reranker success score (range 0–1), not the lower-is-better Pareto-reranker penalty tabulated in Table 7, Figure 6, and Table S27. Cross-figure ranking is consistent (DGLD Hz-C2 best on both) but absolute values are not comparable.</w:t>
       </w:r>
     </w:p>
     <w:p>
@@ -19150,7 +19150,7 @@
         <w:t xml:space="preserve"> </w:t>
       </w:r>
       <w:r>
-        <w:t xml:space="preserve">Per-condition seed variance (3-seed s.d. on top-1 composite, range 0.106–0.184) is comparable to the across-condition mean differences, so the production C2 default is justified by the most-novel result rather than a sharp performance lift; the qualitative ablation conclusions are robust to seed across all six guidance axes (Table F.4, full multi-seed table). The 6-seed unguided baseline gives the tightest mean (top-1 composite 0.451 ± 0.126); the SA-axis SA-C3 (viab+sens+SA) is the worst at 0.698 ± 0.015.</w:t>
+        <w:t xml:space="preserve">Per-condition seed variance (3-seed s.d. on top-1 composite, range 0.106–0.184) is comparable to the across-condition mean differences, so the production C2 default is justified by the most-novel result rather than a sharp performance lift; the qualitative ablation conclusions are robust to seed across all six guidance axes (Table S27, full multi-seed table). The 6-seed unguided baseline gives the tightest mean (top-1 composite 0.451 ± 0.126); the SA-axis SA-C3 (viab+sens+SA) is the worst at 0.698 ± 0.015.</w:t>
       </w:r>
     </w:p>
     <w:p>
@@ -21714,7 +21714,7 @@
         <w:t xml:space="preserve">2</w:t>
       </w:r>
       <w:r>
-        <w:t xml:space="preserve">); the decoder mirrors this with Linear(1024→1000)–BN–ReLU–Linear(1000→1000)–BN–ReLU–Linear(1000→2000)–ReLU–Linear(2000→72·108) and produces a (B, 72, 108) log-probability tensor in parallel (no autoregression). Layer-by-layer widths and parameter counts are in Table B.1a. We fine-tune all parameters for</w:t>
+        <w:t xml:space="preserve">); the decoder mirrors this with Linear(1024→1000)–BN–ReLU–Linear(1000→1000)–BN–ReLU–Linear(1000→2000)–ReLU–Linear(2000→72·108) and produces a (B, 72, 108) log-probability tensor in parallel (no autoregression). Layer-by-layer widths and parameter counts are in Table S2. We fine-tune all parameters for</w:t>
       </w:r>
       <w:r>
         <w:t xml:space="preserve"> </w:t>
@@ -22260,7 +22260,7 @@
         <w:t xml:space="preserve"> </w:t>
       </w:r>
       <w:r>
-        <w:t xml:space="preserve">consumed by Figure 16 (Denoiser training) and Figures 17, 19 (Labeling, Self-distillation). Hyperparameters in Table B.1a.</w:t>
+        <w:t xml:space="preserve">consumed by Figure 16 (Denoiser training) and Figures 17, 19 (Labeling, Self-distillation). Hyperparameters in Table S2.</w:t>
       </w:r>
     </w:p>
     <w:p>
@@ -23037,7 +23037,7 @@
         <w:t xml:space="preserve"> </w:t>
       </w:r>
       <w:r>
-        <w:t xml:space="preserve">feeds the FiLM input in Figure 16 (Denoiser training); details and probabilities in Section 4.6 and Table B.1b.</w:t>
+        <w:t xml:space="preserve">feeds the FiLM input in Figure 16 (Denoiser training); details and probabilities in Section 4.6 and Table S3.</w:t>
       </w:r>
     </w:p>
     <w:p>
@@ -23592,7 +23592,7 @@
         <w:t xml:space="preserve"> </w:t>
       </w:r>
       <w:r>
-        <w:t xml:space="preserve">of Section 4.6 (full hyperparameters in Table B.1b).</w:t>
+        <w:t xml:space="preserve">of Section 4.6 (full hyperparameters in Table S3).</w:t>
       </w:r>
     </w:p>
     <w:p>
@@ -24385,7 +24385,7 @@
         </m:r>
       </m:oMath>
       <w:r>
-        <w:t xml:space="preserve">; AdamW + EMA. Hyperparameters in Table B.1b.</w:t>
+        <w:t xml:space="preserve">; AdamW + EMA. Hyperparameters in Table S3.</w:t>
       </w:r>
     </w:p>
     <w:p>
@@ -24878,7 +24878,7 @@
         <w:t xml:space="preserve">weighted_mask=true</w:t>
       </w:r>
       <w:r>
-        <w:t xml:space="preserve">, property-dropout 0.30). Both are 44.6 M-parameter FiLM-ResNets with Section 4.7 architecture; only the training-data tilt differs. Hyperparameters of both checkpoints are listed in Table B.1b.</w:t>
+        <w:t xml:space="preserve">, property-dropout 0.30). Both are 44.6 M-parameter FiLM-ResNets with Section 4.7 architecture; only the training-data tilt differs. Hyperparameters of both checkpoints are listed in Table S3.</w:t>
       </w:r>
     </w:p>
     <w:p>
@@ -25494,7 +25494,7 @@
         <w:t xml:space="preserve"> </w:t>
       </w:r>
       <w:r>
-        <w:t xml:space="preserve">is held for Figure 19 (Self-distillation). Sources in Table B.1c.</w:t>
+        <w:t xml:space="preserve">is held for Figure 19 (Self-distillation). Sources in Table S4.</w:t>
       </w:r>
     </w:p>
     <w:p>
@@ -26194,7 +26194,7 @@
         <w:t xml:space="preserve"> </w:t>
       </w:r>
       <w:r>
-        <w:t xml:space="preserve">at convergence (values in Table B.1b). Optimiser AdamW, peak LR</w:t>
+        <w:t xml:space="preserve">at convergence (values in Table S3). Optimiser AdamW, peak LR</w:t>
       </w:r>
       <w:r>
         <w:t xml:space="preserve"> </w:t>

--- a/paper/molecules/molecules_paper.docx
+++ b/paper/molecules/molecules_paper.docx
@@ -30292,6 +30292,316 @@
     </w:p>
     <w:p>
       <w:pPr>
+        <w:pStyle w:val="MDPI22heading2"/>
+        <w:ind w:left="2608"/>
+      </w:pPr>
+      <w:r>
+        <w:t xml:space="preserve">4.16 Baseline generators</w:t>
+      </w:r>
+    </w:p>
+    <w:p>
+      <w:pPr>
+        <w:pStyle w:val="MDPI32textnoindent"/>
+        <w:ind w:left="2608"/>
+      </w:pPr>
+      <w:r>
+        <w:t xml:space="preserve">Four no-diffusion baselines are run through the identical downstream validation pipeline (canonicalisation, chemistry filters, Uni-Mol 3D-CNN surrogate scoring, novelty window) on the same training corpus, so that any difference reflects the generator rather than the evaluation.</w:t>
+      </w:r>
+    </w:p>
+    <w:p>
+      <w:pPr>
+        <w:pStyle w:val="MDPI31text"/>
+        <w:ind w:left="2608"/>
+      </w:pPr>
+      <w:r>
+        <w:rPr>
+          <w:b/>
+          <w:bCs/>
+        </w:rPr>
+        <w:t xml:space="preserve">SMILES-LSTM.</w:t>
+      </w:r>
+      <w:r>
+        <w:t xml:space="preserve"> </w:t>
+      </w:r>
+      <w:r>
+        <w:t xml:space="preserve">A character-level LSTM (embedding</w:t>
+      </w:r>
+      <w:r>
+        <w:t xml:space="preserve"> </w:t>
+      </w:r>
+      <m:oMath>
+        <m:r>
+          <m:t>o</m:t>
+        </m:r>
+      </m:oMath>
+      <w:r>
+        <w:t xml:space="preserve"> </w:t>
+      </w:r>
+      <w:r>
+        <w:t xml:space="preserve">2-layer LSTM, 512 hidden units,</w:t>
+      </w:r>
+      <w:r>
+        <w:t xml:space="preserve"> </w:t>
+      </w:r>
+      <m:oMath>
+        <m:r>
+          <m:rPr>
+            <m:sty m:val="p"/>
+          </m:rPr>
+          <m:t>∼</m:t>
+        </m:r>
+      </m:oMath>
+      <w:r>
+        <w:t xml:space="preserve">6 M parameters) trained from scratch on the 326 k-molecule energetic SMILES corpus (AdamW, learning rate</w:t>
+      </w:r>
+      <w:r>
+        <w:t xml:space="preserve"> </w:t>
+      </w:r>
+      <m:oMath>
+        <m:sSup>
+          <m:e>
+            <m:r>
+              <m:t>10</m:t>
+            </m:r>
+          </m:e>
+          <m:sup>
+            <m:r>
+              <m:rPr>
+                <m:sty m:val="p"/>
+              </m:rPr>
+              <m:t>−</m:t>
+            </m:r>
+            <m:r>
+              <m:t>3</m:t>
+            </m:r>
+          </m:sup>
+        </m:sSup>
+      </m:oMath>
+      <w:r>
+        <w:t xml:space="preserve">, weight decay</w:t>
+      </w:r>
+      <w:r>
+        <w:t xml:space="preserve"> </w:t>
+      </w:r>
+      <m:oMath>
+        <m:sSup>
+          <m:e>
+            <m:r>
+              <m:t>10</m:t>
+            </m:r>
+          </m:e>
+          <m:sup>
+            <m:r>
+              <m:rPr>
+                <m:sty m:val="p"/>
+              </m:rPr>
+              <m:t>−</m:t>
+            </m:r>
+            <m:r>
+              <m:t>4</m:t>
+            </m:r>
+          </m:sup>
+        </m:sSup>
+      </m:oMath>
+      <w:r>
+        <w:t xml:space="preserve">, batch 128, gradient clip 1.0, 5 epochs, sequence length</w:t>
+      </w:r>
+      <w:r>
+        <w:t xml:space="preserve"> </w:t>
+      </w:r>
+      <m:oMath>
+        <m:r>
+          <m:rPr>
+            <m:sty m:val="p"/>
+          </m:rPr>
+          <m:t>≤</m:t>
+        </m:r>
+      </m:oMath>
+      <w:r>
+        <w:t xml:space="preserve"> 120). Ten thousand SMILES are sampled autoregressively at temperature 1.0 for each of three seeds. This baseline matches DGLD's corpus and parameter budget but omits diffusion and score-model guidance.</w:t>
+      </w:r>
+    </w:p>
+    <w:p>
+      <w:pPr>
+        <w:pStyle w:val="MDPI31text"/>
+        <w:ind w:left="2608"/>
+      </w:pPr>
+      <w:r>
+        <w:rPr>
+          <w:b/>
+          <w:bCs/>
+        </w:rPr>
+        <w:t xml:space="preserve">SELFIES-GA.</w:t>
+      </w:r>
+      <w:r>
+        <w:t xml:space="preserve"> </w:t>
+      </w:r>
+      <w:r>
+        <w:t xml:space="preserve">A genetic algorithm over SELFIES (</w:t>
+      </w:r>
+      <w:r>
+        <w:rPr>
+          <w:rStyle w:val="VerbatimChar"/>
+        </w:rPr>
+        <w:t xml:space="preserve">selfies</w:t>
+      </w:r>
+      <w:r>
+        <w:t xml:space="preserve"> 2.1.1: token substitution/insertion/deletion up to three mutations, single-point crossover), initialised from the same corpus and optimising the DGLD Pareto composite (viability, sensitivity, novelty, performance) each generation. The primary run evolves a population of 2 000 over 30 generations (elite fraction 0.50, new fraction 0.20, crossover fraction 0.15, seed 42); a compute-matched variant evolves 40 000 over 15 generations. Every candidate is scored each generation by the same Uni-Mol 3D-CNN surrogate; the 40 000-pool best-novel candidate is carried through the full B3LYP/6-31G(d)</w:t>
+      </w:r>
+      <w:r>
+        <w:t xml:space="preserve"> </w:t>
+      </w:r>
+      <m:oMath>
+        <m:r>
+          <m:t>o</m:t>
+        </m:r>
+      </m:oMath>
+      <w:r>
+        <w:t xml:space="preserve"> </w:t>
+      </w:r>
+      <m:oMath>
+        <m:r>
+          <m:t>ω</m:t>
+        </m:r>
+      </m:oMath>
+      <w:r>
+        <w:t xml:space="preserve">B97X-D3BJ/def2-TZVP</w:t>
+      </w:r>
+      <w:r>
+        <w:t xml:space="preserve"> </w:t>
+      </w:r>
+      <m:oMath>
+        <m:r>
+          <m:t>o</m:t>
+        </m:r>
+      </m:oMath>
+      <w:r>
+        <w:t xml:space="preserve"> </w:t>
+      </w:r>
+      <w:r>
+        <w:t xml:space="preserve">Kamlet–Jacobs DFT audit.</w:t>
+      </w:r>
+    </w:p>
+    <w:p>
+      <w:pPr>
+        <w:pStyle w:val="MDPI31text"/>
+        <w:ind w:left="2608"/>
+      </w:pPr>
+      <w:r>
+        <w:rPr>
+          <w:b/>
+          <w:bCs/>
+        </w:rPr>
+        <w:t xml:space="preserve">MolMIM 70 M.</w:t>
+      </w:r>
+      <w:r>
+        <w:t xml:space="preserve"> </w:t>
+      </w:r>
+      <w:r>
+        <w:t xml:space="preserve">NVIDIA MolMIM (</w:t>
+      </w:r>
+      <m:oMath>
+        <m:r>
+          <m:rPr>
+            <m:sty m:val="p"/>
+          </m:rPr>
+          <m:t>∼</m:t>
+        </m:r>
+      </m:oMath>
+      <w:r>
+        <w:t xml:space="preserve">70 M parameters,</w:t>
+      </w:r>
+      <w:r>
+        <w:t xml:space="preserve"> </w:t>
+      </w:r>
+      <w:r>
+        <w:rPr>
+          <w:rStyle w:val="VerbatimChar"/>
+        </w:rPr>
+        <w:t xml:space="preserve">molmim_70m_24_3</w:t>
+      </w:r>
+      <w:r>
+        <w:t xml:space="preserve"> </w:t>
+      </w:r>
+      <w:r>
+        <w:t xml:space="preserve">checkpoint, BioNeMo 1.5), used pretrained without energetic-domain fine-tuning as an out-of-domain reference. Molecules are produced by greedy–perturbate latent decoding (scaled radius 1.0, single seed), yielding 5 598 samples that are scored on the same surrogate. Its composite is on an uncalibrated scale and is not comparable to the other methods.</w:t>
+      </w:r>
+    </w:p>
+    <w:p>
+      <w:pPr>
+        <w:pStyle w:val="MDPI31text"/>
+        <w:ind w:left="2608"/>
+      </w:pPr>
+      <w:r>
+        <w:rPr>
+          <w:b/>
+          <w:bCs/>
+        </w:rPr>
+        <w:t xml:space="preserve">REINVENT 4.</w:t>
+      </w:r>
+      <w:r>
+        <w:t xml:space="preserve"> </w:t>
+      </w:r>
+      <w:r>
+        <w:t xml:space="preserve">AstraZeneca REINVENT 4 (v4.4.12) with reinforcement-learning fine-tuning of its built-in SMILES-transformer prior under an N-fraction-oriented reward (N-rich substructure match, synthetic-accessibility penalty, molecular-weight floor, CHNO alerts), with no DGLD-corpus pretraining. The 40 000-target run uses 8 000 reinforcement-learning steps; a multi-seed variant uses staged learning (2 000 steps, DAP,</w:t>
+      </w:r>
+      <w:r>
+        <w:t xml:space="preserve"> </w:t>
+      </w:r>
+      <m:oMath>
+        <m:r>
+          <m:t>σ</m:t>
+        </m:r>
+        <m:r>
+          <m:rPr>
+            <m:sty m:val="p"/>
+          </m:rPr>
+          <m:t>=</m:t>
+        </m:r>
+        <m:r>
+          <m:t>128</m:t>
+        </m:r>
+      </m:oMath>
+      <w:r>
+        <w:t xml:space="preserve">, seeds 42/1/2). Because the reward does not target \(</w:t>
+      </w:r>
+      <w:r>
+        <w:t xml:space="preserve"> </w:t>
+      </w:r>
+      <w:r>
+        <w:t xml:space="preserve">ho\)/</w:t>
+      </w:r>
+      <m:oMath>
+        <m:r>
+          <m:t>D</m:t>
+        </m:r>
+      </m:oMath>
+      <w:r>
+        <w:t xml:space="preserve">/</w:t>
+      </w:r>
+      <m:oMath>
+        <m:r>
+          <m:t>P</m:t>
+        </m:r>
+      </m:oMath>
+      <w:r>
+        <w:t xml:space="preserve"> </w:t>
+      </w:r>
+      <w:r>
+        <w:t xml:space="preserve">directly, the top-100 by N-fraction are scored post hoc on the same surrogate.</w:t>
+      </w:r>
+    </w:p>
+    <w:p>
+      <w:pPr>
+        <w:pStyle w:val="MDPI31text"/>
+        <w:ind w:left="2608"/>
+      </w:pPr>
+      <w:r>
+        <w:t xml:space="preserve">All four baselines are scored on the same Uni-Mol 3D-CNN surrogate; only the SELFIES-GA best-novel candidate is carried to DFT. The reranker composite is generator-internal for SELFIES-GA, an N-fraction proxy for REINVENT 4, and uncalibrated for MolMIM, so composite values are compared within, not across, methods.</w:t>
+      </w:r>
+    </w:p>
+    <w:p>
+      <w:pPr>
         <w:pStyle w:val="MDPI21heading1"/>
         <w:ind w:left="2608"/>
       </w:pPr>
@@ -30703,7 +31013,7 @@
         </w:numPr>
         <w:ind w:left="180" w:hanging="180"/>
       </w:pPr>
-      <w:bookmarkStart w:id="137" w:name="ref-kamlet1968detonation"/>
+      <w:bookmarkStart w:id="138" w:name="ref-kamlet1968detonation"/>
       <w:r>
         <w:t xml:space="preserve">Kamlet, M. J., &amp; Jacobs, S. J. (1968). Chemistry of Detonations. I. A Simple Method for Calculating Detonation Properties of C-H-N-O Explosives.</w:t>
       </w:r>
@@ -30720,7 +31030,7 @@
       <w:r>
         <w:t xml:space="preserve">:23–55. doi:10.1063/1.1667908.</w:t>
       </w:r>
-      <w:bookmarkEnd w:id="137"/>
+      <w:bookmarkEnd w:id="138"/>
     </w:p>
     <w:p>
       <w:pPr>
@@ -30731,7 +31041,7 @@
         </w:numPr>
         <w:ind w:left="180" w:hanging="180"/>
       </w:pPr>
-      <w:bookmarkStart w:id="138" w:name="ref-casey2020prediction"/>
+      <w:bookmarkStart w:id="139" w:name="ref-casey2020prediction"/>
       <w:r>
         <w:t xml:space="preserve">Casey, A. D., Son, S. F., Bilionis, I., &amp; Barnes, B. C. (2020). Prediction of Energetic Material Properties from Electronic Structure Using 3D Convolutional Neural Networks.</w:t>
       </w:r>
@@ -30748,7 +31058,7 @@
       <w:r>
         <w:t xml:space="preserve">:4457–4473. doi:10.1021/acs.jcim.0c00259.</w:t>
       </w:r>
-      <w:bookmarkEnd w:id="138"/>
+      <w:bookmarkEnd w:id="139"/>
     </w:p>
     <w:p>
       <w:pPr>
@@ -30759,7 +31069,7 @@
         </w:numPr>
         <w:ind w:left="180" w:hanging="180"/>
       </w:pPr>
-      <w:bookmarkStart w:id="139" w:name="ref-zhou2023unimol"/>
+      <w:bookmarkStart w:id="140" w:name="ref-zhou2023unimol"/>
       <w:r>
         <w:t xml:space="preserve">Zhou, G. et al. (2023). Uni-Mol: A Universal 3D Molecular Representation Learning Framework.</w:t>
       </w:r>
@@ -30776,7 +31086,7 @@
       <w:r>
         <w:t xml:space="preserve">.</w:t>
       </w:r>
-      <w:bookmarkEnd w:id="139"/>
+      <w:bookmarkEnd w:id="140"/>
     </w:p>
     <w:p>
       <w:pPr>
@@ -30787,11 +31097,11 @@
         </w:numPr>
         <w:ind w:left="180" w:hanging="180"/>
       </w:pPr>
-      <w:bookmarkStart w:id="140" w:name="ref-ho2022cfg"/>
+      <w:bookmarkStart w:id="141" w:name="ref-ho2022cfg"/>
       <w:r>
         <w:t xml:space="preserve">Ho, J., &amp; Salimans, T. (2022). Classifier-Free Diffusion Guidance. arXiv:2207.12598.</w:t>
       </w:r>
-      <w:bookmarkEnd w:id="140"/>
+      <w:bookmarkEnd w:id="141"/>
     </w:p>
     <w:p>
       <w:pPr>
@@ -30802,7 +31112,7 @@
         </w:numPr>
         <w:ind w:left="180" w:hanging="180"/>
       </w:pPr>
-      <w:bookmarkStart w:id="141" w:name="ref-gomez2018automatic"/>
+      <w:bookmarkStart w:id="142" w:name="ref-gomez2018automatic"/>
       <w:r>
         <w:t xml:space="preserve">Gómez-Bombarelli, R. et al. (2018). Automatic Chemical Design Using a Data-Driven Continuous Representation of Molecules.</w:t>
       </w:r>
@@ -30819,7 +31129,7 @@
       <w:r>
         <w:t xml:space="preserve">:268–276. doi:10.1021/acscentsci.7b00572.</w:t>
       </w:r>
-      <w:bookmarkEnd w:id="141"/>
+      <w:bookmarkEnd w:id="142"/>
     </w:p>
     <w:p>
       <w:pPr>
@@ -30830,7 +31140,7 @@
         </w:numPr>
         <w:ind w:left="180" w:hanging="180"/>
       </w:pPr>
-      <w:bookmarkStart w:id="142" w:name="ref-jin2018junction"/>
+      <w:bookmarkStart w:id="143" w:name="ref-jin2018junction"/>
       <w:r>
         <w:t xml:space="preserve">Jin, W., Barzilay, R., &amp; Jaakkola, T. (2018). Junction Tree Variational Autoencoder for Molecular Graph Generation.</w:t>
       </w:r>
@@ -30847,7 +31157,7 @@
       <w:r>
         <w:t xml:space="preserve">. arXiv:1802.04364.</w:t>
       </w:r>
-      <w:bookmarkEnd w:id="142"/>
+      <w:bookmarkEnd w:id="143"/>
     </w:p>
     <w:p>
       <w:pPr>
@@ -30858,7 +31168,7 @@
         </w:numPr>
         <w:ind w:left="180" w:hanging="180"/>
       </w:pPr>
-      <w:bookmarkStart w:id="143" w:name="ref-winter2019cddd"/>
+      <w:bookmarkStart w:id="144" w:name="ref-winter2019cddd"/>
       <w:r>
         <w:t xml:space="preserve">Winter, R., Montanari, F., Noé, F., &amp; Clevert, D.-A. (2019). Learning continuous and data-driven molecular descriptors by translating equivalent chemical representations.</w:t>
       </w:r>
@@ -30875,7 +31185,7 @@
       <w:r>
         <w:t xml:space="preserve">:1692–1701. doi:10.1039/C8SC04175J.</w:t>
       </w:r>
-      <w:bookmarkEnd w:id="143"/>
+      <w:bookmarkEnd w:id="144"/>
     </w:p>
     <w:p>
       <w:pPr>
@@ -30886,7 +31196,7 @@
         </w:numPr>
         <w:ind w:left="180" w:hanging="180"/>
       </w:pPr>
-      <w:bookmarkStart w:id="144" w:name="ref-maziarka2020molcyclegan"/>
+      <w:bookmarkStart w:id="145" w:name="ref-maziarka2020molcyclegan"/>
       <w:r>
         <w:t xml:space="preserve">Maziarka, Ł., Pocha, A., Kaczmarczyk, J., Rataj, K., Danel, T., &amp; Warchoł, M. (2020). Mol-CycleGAN: a generative model for molecular optimization.</w:t>
       </w:r>
@@ -30903,7 +31213,7 @@
       <w:r>
         <w:t xml:space="preserve">:2. doi:10.1186/s13321-019-0404-1.</w:t>
       </w:r>
-      <w:bookmarkEnd w:id="144"/>
+      <w:bookmarkEnd w:id="145"/>
     </w:p>
     <w:p>
       <w:pPr>
@@ -30914,7 +31224,7 @@
         </w:numPr>
         <w:ind w:left="180" w:hanging="180"/>
       </w:pPr>
-      <w:bookmarkStart w:id="145" w:name="ref-krenn2020selfies"/>
+      <w:bookmarkStart w:id="146" w:name="ref-krenn2020selfies"/>
       <w:r>
         <w:t xml:space="preserve">Krenn, M., Häse, F., Nigam, A., Friederich, P., &amp; Aspuru-Guzik, A. (2020). Self-Referencing Embedded Strings (SELFIES): A 100% Robust Molecular String Representation.</w:t>
       </w:r>
@@ -30931,7 +31241,7 @@
       <w:r>
         <w:t xml:space="preserve">:045024.</w:t>
       </w:r>
-      <w:bookmarkEnd w:id="145"/>
+      <w:bookmarkEnd w:id="146"/>
     </w:p>
     <w:p>
       <w:pPr>
@@ -30942,7 +31252,7 @@
         </w:numPr>
         <w:ind w:left="180" w:hanging="180"/>
       </w:pPr>
-      <w:bookmarkStart w:id="146" w:name="ref-eckmann2022limo"/>
+      <w:bookmarkStart w:id="147" w:name="ref-eckmann2022limo"/>
       <w:r>
         <w:t xml:space="preserve">Eckmann, P., Sun, K., Zhao, B., Feng, M., Gilson, M. K., &amp; Yu, R. (2022). LIMO: Latent Inceptionism for Targeted Molecule Generation.</w:t>
       </w:r>
@@ -30959,7 +31269,7 @@
       <w:r>
         <w:t xml:space="preserve">. arXiv:2206.09010.</w:t>
       </w:r>
-      <w:bookmarkEnd w:id="146"/>
+      <w:bookmarkEnd w:id="147"/>
     </w:p>
     <w:p>
       <w:pPr>
@@ -30970,11 +31280,11 @@
         </w:numPr>
         <w:ind w:left="180" w:hanging="180"/>
       </w:pPr>
-      <w:bookmarkStart w:id="147" w:name="ref-reidenbach2023molmim"/>
+      <w:bookmarkStart w:id="148" w:name="ref-reidenbach2023molmim"/>
       <w:r>
         <w:t xml:space="preserve">Reidenbach, D., Livne, M., Ilango, R. K., Gill, M., &amp; Israeli, J. (2023). MolMIM: A Molecular Language Model for Property-Guided Molecule Generation via Mutual Information Machines. (MLDD Workshop, ICLR 2023; arXiv:2208.09016).</w:t>
       </w:r>
-      <w:bookmarkEnd w:id="147"/>
+      <w:bookmarkEnd w:id="148"/>
     </w:p>
     <w:p>
       <w:pPr>
@@ -30985,7 +31295,7 @@
         </w:numPr>
         <w:ind w:left="180" w:hanging="180"/>
       </w:pPr>
-      <w:bookmarkStart w:id="148" w:name="ref-jaegle2021perceiver"/>
+      <w:bookmarkStart w:id="149" w:name="ref-jaegle2021perceiver"/>
       <w:r>
         <w:t xml:space="preserve">Jaegle, A. et al. (2021). Perceiver: General Perception with Iterative Attention.</w:t>
       </w:r>
@@ -31002,7 +31312,7 @@
       <w:r>
         <w:t xml:space="preserve">. arXiv:2103.03206.</w:t>
       </w:r>
-      <w:bookmarkEnd w:id="148"/>
+      <w:bookmarkEnd w:id="149"/>
     </w:p>
     <w:p>
       <w:pPr>
@@ -31013,7 +31323,7 @@
         </w:numPr>
         <w:ind w:left="180" w:hanging="180"/>
       </w:pPr>
-      <w:bookmarkStart w:id="149" w:name="ref-olivecrona2017reinvent"/>
+      <w:bookmarkStart w:id="150" w:name="ref-olivecrona2017reinvent"/>
       <w:r>
         <w:t xml:space="preserve">Olivecrona, M., Blaschke, T., Engkvist, O., &amp; Chen, H. (2017). Molecular de-novo design through deep reinforcement learning.</w:t>
       </w:r>
@@ -31030,7 +31340,7 @@
       <w:r>
         <w:t xml:space="preserve">:48. doi:10.1186/s13321-017-0235-x.</w:t>
       </w:r>
-      <w:bookmarkEnd w:id="149"/>
+      <w:bookmarkEnd w:id="150"/>
     </w:p>
     <w:p>
       <w:pPr>
@@ -31041,7 +31351,7 @@
         </w:numPr>
         <w:ind w:left="180" w:hanging="180"/>
       </w:pPr>
-      <w:bookmarkStart w:id="150" w:name="ref-loeffler2024reinvent4"/>
+      <w:bookmarkStart w:id="151" w:name="ref-loeffler2024reinvent4"/>
       <w:r>
         <w:t xml:space="preserve">Loeffler, H. H., He, J., Tibo, A., Janet, J. P., Voronov, A., Mervin, L. H., &amp; Engkvist, O. (2024). REINVENT 4: Modern AI-driven generative molecule design.</w:t>
       </w:r>
@@ -31058,7 +31368,7 @@
       <w:r>
         <w:t xml:space="preserve">:20. doi:10.1186/s13321-024-00812-5.</w:t>
       </w:r>
-      <w:bookmarkEnd w:id="150"/>
+      <w:bookmarkEnd w:id="151"/>
     </w:p>
     <w:p>
       <w:pPr>
@@ -31069,7 +31379,7 @@
         </w:numPr>
         <w:ind w:left="180" w:hanging="180"/>
       </w:pPr>
-      <w:bookmarkStart w:id="151" w:name="ref-yang2017chemts"/>
+      <w:bookmarkStart w:id="152" w:name="ref-yang2017chemts"/>
       <w:r>
         <w:t xml:space="preserve">Yang, X., Zhang, J., Yoshizoe, K., Terayama, K., &amp; Tsuda, K. (2017). ChemTS: An efficient python library for de novo molecular generation.</w:t>
       </w:r>
@@ -31086,7 +31396,7 @@
       <w:r>
         <w:t xml:space="preserve">:972–976. doi:10.1080/14686996.2017.1401424.</w:t>
       </w:r>
-      <w:bookmarkEnd w:id="151"/>
+      <w:bookmarkEnd w:id="152"/>
     </w:p>
     <w:p>
       <w:pPr>
@@ -31097,7 +31407,7 @@
         </w:numPr>
         <w:ind w:left="180" w:hanging="180"/>
       </w:pPr>
-      <w:bookmarkStart w:id="152" w:name="ref-bagal2022molgpt"/>
+      <w:bookmarkStart w:id="153" w:name="ref-bagal2022molgpt"/>
       <w:r>
         <w:t xml:space="preserve">Bagal, V., Aggarwal, R., Vinod, P. K., &amp; Priyakumar, U. D. (2022). MolGPT: Molecular Generation Using a Transformer-Decoder Model.</w:t>
       </w:r>
@@ -31114,7 +31424,7 @@
       <w:r>
         <w:t xml:space="preserve">:2064–2076. doi:10.1021/acs.jcim.1c00600.</w:t>
       </w:r>
-      <w:bookmarkEnd w:id="152"/>
+      <w:bookmarkEnd w:id="153"/>
     </w:p>
     <w:p>
       <w:pPr>
@@ -31125,7 +31435,7 @@
         </w:numPr>
         <w:ind w:left="180" w:hanging="180"/>
       </w:pPr>
-      <w:bookmarkStart w:id="153" w:name="ref-ross2022molformer"/>
+      <w:bookmarkStart w:id="154" w:name="ref-ross2022molformer"/>
       <w:r>
         <w:t xml:space="preserve">Ross, J. et al. (2022). Large-Scale Chemical Language Representations Capture Molecular Structure and Properties.</w:t>
       </w:r>
@@ -31142,7 +31452,7 @@
       <w:r>
         <w:t xml:space="preserve">:1256–1264. doi:10.1038/s42256-022-00580-7.</w:t>
       </w:r>
-      <w:bookmarkEnd w:id="153"/>
+      <w:bookmarkEnd w:id="154"/>
     </w:p>
     <w:p>
       <w:pPr>
@@ -31153,7 +31463,7 @@
         </w:numPr>
         <w:ind w:left="180" w:hanging="180"/>
       </w:pPr>
-      <w:bookmarkStart w:id="154" w:name="ref-irwin2022chemformer"/>
+      <w:bookmarkStart w:id="155" w:name="ref-irwin2022chemformer"/>
       <w:r>
         <w:t xml:space="preserve">Irwin, R., Dimitriadis, S., He, J., &amp; Bjerrum, E. J. (2022). Chemformer: A Pre-Trained Transformer for Computational Chemistry.</w:t>
       </w:r>
@@ -31170,7 +31480,7 @@
       <w:r>
         <w:t xml:space="preserve">:015022. doi:10.1088/2632-2153/ac3ffb.</w:t>
       </w:r>
-      <w:bookmarkEnd w:id="154"/>
+      <w:bookmarkEnd w:id="155"/>
     </w:p>
     <w:p>
       <w:pPr>
@@ -31181,7 +31491,7 @@
         </w:numPr>
         <w:ind w:left="180" w:hanging="180"/>
       </w:pPr>
-      <w:bookmarkStart w:id="155" w:name="ref-bengio2021gflownet"/>
+      <w:bookmarkStart w:id="156" w:name="ref-bengio2021gflownet"/>
       <w:r>
         <w:t xml:space="preserve">Bengio, E., Jain, M., Korablyov, M., Precup, D., &amp; Bengio, Y. (2021). Flow Network Based Generative Models for Non-Iterative Diverse Candidate Generation.</w:t>
       </w:r>
@@ -31198,7 +31508,7 @@
       <w:r>
         <w:t xml:space="preserve">. arXiv:2106.04399.</w:t>
       </w:r>
-      <w:bookmarkEnd w:id="155"/>
+      <w:bookmarkEnd w:id="156"/>
     </w:p>
     <w:p>
       <w:pPr>
@@ -31209,7 +31519,7 @@
         </w:numPr>
         <w:ind w:left="180" w:hanging="180"/>
       </w:pPr>
-      <w:bookmarkStart w:id="156" w:name="ref-vignac2023digress"/>
+      <w:bookmarkStart w:id="157" w:name="ref-vignac2023digress"/>
       <w:r>
         <w:t xml:space="preserve">Vignac, C. et al. (2023). DiGress: Discrete Denoising Diffusion for Graph Generation.</w:t>
       </w:r>
@@ -31226,7 +31536,7 @@
       <w:r>
         <w:t xml:space="preserve">. arXiv:2209.14734.</w:t>
       </w:r>
-      <w:bookmarkEnd w:id="156"/>
+      <w:bookmarkEnd w:id="157"/>
     </w:p>
     <w:p>
       <w:pPr>
@@ -31237,7 +31547,7 @@
         </w:numPr>
         <w:ind w:left="180" w:hanging="180"/>
       </w:pPr>
-      <w:bookmarkStart w:id="157" w:name="ref-ho2020ddpm"/>
+      <w:bookmarkStart w:id="158" w:name="ref-ho2020ddpm"/>
       <w:r>
         <w:t xml:space="preserve">Ho, J., Jain, A., &amp; Abbeel, P. (2020). Denoising Diffusion Probabilistic Models.</w:t>
       </w:r>
@@ -31254,7 +31564,7 @@
       <w:r>
         <w:t xml:space="preserve">. arXiv:2006.11239.</w:t>
       </w:r>
-      <w:bookmarkEnd w:id="157"/>
+      <w:bookmarkEnd w:id="158"/>
     </w:p>
     <w:p>
       <w:pPr>
@@ -31265,7 +31575,7 @@
         </w:numPr>
         <w:ind w:left="180" w:hanging="180"/>
       </w:pPr>
-      <w:bookmarkStart w:id="158" w:name="ref-song2019score"/>
+      <w:bookmarkStart w:id="159" w:name="ref-song2019score"/>
       <w:r>
         <w:t xml:space="preserve">Song, Y., &amp; Ermon, S. (2019). Generative Modeling by Estimating Gradients of the Data Distribution.</w:t>
       </w:r>
@@ -31282,7 +31592,7 @@
       <w:r>
         <w:t xml:space="preserve">. arXiv:1907.05600.</w:t>
       </w:r>
-      <w:bookmarkEnd w:id="158"/>
+      <w:bookmarkEnd w:id="159"/>
     </w:p>
     <w:p>
       <w:pPr>
@@ -31293,7 +31603,7 @@
         </w:numPr>
         <w:ind w:left="180" w:hanging="180"/>
       </w:pPr>
-      <w:bookmarkStart w:id="159" w:name="ref-song2021sde"/>
+      <w:bookmarkStart w:id="160" w:name="ref-song2021sde"/>
       <w:r>
         <w:t xml:space="preserve">Song, Y. et al. (2021). Score-Based Generative Modeling through Stochastic Differential Equations.</w:t>
       </w:r>
@@ -31310,7 +31620,7 @@
       <w:r>
         <w:t xml:space="preserve">. arXiv:2011.13456.</w:t>
       </w:r>
-      <w:bookmarkEnd w:id="159"/>
+      <w:bookmarkEnd w:id="160"/>
     </w:p>
     <w:p>
       <w:pPr>
@@ -31321,7 +31631,7 @@
         </w:numPr>
         <w:ind w:left="180" w:hanging="180"/>
       </w:pPr>
-      <w:bookmarkStart w:id="160" w:name="ref-rombach2022ldm"/>
+      <w:bookmarkStart w:id="161" w:name="ref-rombach2022ldm"/>
       <w:r>
         <w:t xml:space="preserve">Rombach, R., Blattmann, A., Lorenz, D., Esser, P., &amp; Ommer, B. (2022). High-Resolution Image Synthesis with Latent Diffusion Models.</w:t>
       </w:r>
@@ -31338,7 +31648,7 @@
       <w:r>
         <w:t xml:space="preserve">. arXiv:2112.10752.</w:t>
       </w:r>
-      <w:bookmarkEnd w:id="160"/>
+      <w:bookmarkEnd w:id="161"/>
     </w:p>
     <w:p>
       <w:pPr>
@@ -31349,7 +31659,7 @@
         </w:numPr>
         <w:ind w:left="180" w:hanging="180"/>
       </w:pPr>
-      <w:bookmarkStart w:id="161" w:name="ref-dhariwal2021diffusion"/>
+      <w:bookmarkStart w:id="162" w:name="ref-dhariwal2021diffusion"/>
       <w:r>
         <w:t xml:space="preserve">Dhariwal, P., &amp; Nichol, A. (2021). Diffusion Models Beat GANs on Image Synthesis.</w:t>
       </w:r>
@@ -31366,7 +31676,7 @@
       <w:r>
         <w:t xml:space="preserve">. arXiv:2105.05233.</w:t>
       </w:r>
-      <w:bookmarkEnd w:id="161"/>
+      <w:bookmarkEnd w:id="162"/>
     </w:p>
     <w:p>
       <w:pPr>
@@ -31377,7 +31687,7 @@
         </w:numPr>
         <w:ind w:left="180" w:hanging="180"/>
       </w:pPr>
-      <w:bookmarkStart w:id="162" w:name="ref-perez2018film"/>
+      <w:bookmarkStart w:id="163" w:name="ref-perez2018film"/>
       <w:r>
         <w:t xml:space="preserve">Perez, E., Strub, F., de Vries, H., Dumoulin, V., &amp; Courville, A. (2018). FiLM: Visual Reasoning with a General Conditioning Layer.</w:t>
       </w:r>
@@ -31394,7 +31704,7 @@
       <w:r>
         <w:t xml:space="preserve">. arXiv:1709.07871.</w:t>
       </w:r>
-      <w:bookmarkEnd w:id="162"/>
+      <w:bookmarkEnd w:id="163"/>
     </w:p>
     <w:p>
       <w:pPr>
@@ -31405,7 +31715,7 @@
         </w:numPr>
         <w:ind w:left="180" w:hanging="180"/>
       </w:pPr>
-      <w:bookmarkStart w:id="163" w:name="ref-hoogeboom2022edm"/>
+      <w:bookmarkStart w:id="164" w:name="ref-hoogeboom2022edm"/>
       <w:r>
         <w:t xml:space="preserve">Hoogeboom, E., Garcia Satorras, V., Vignac, C., &amp; Welling, M. (2022). Equivariant Diffusion for Molecule Generation in 3D.</w:t>
       </w:r>
@@ -31422,7 +31732,7 @@
       <w:r>
         <w:t xml:space="preserve">. arXiv:2203.17003.</w:t>
       </w:r>
-      <w:bookmarkEnd w:id="163"/>
+      <w:bookmarkEnd w:id="164"/>
     </w:p>
     <w:p>
       <w:pPr>
@@ -31433,7 +31743,7 @@
         </w:numPr>
         <w:ind w:left="180" w:hanging="180"/>
       </w:pPr>
-      <w:bookmarkStart w:id="164" w:name="ref-schneuing2022diffsbdd"/>
+      <w:bookmarkStart w:id="165" w:name="ref-schneuing2022diffsbdd"/>
       <w:r>
         <w:t xml:space="preserve">Schneuing, A. et al. (2022). Structure-based Drug Design with Equivariant Diffusion Models.</w:t>
       </w:r>
@@ -31450,7 +31760,7 @@
       <w:r>
         <w:t xml:space="preserve">. arXiv:2210.13695.</w:t>
       </w:r>
-      <w:bookmarkEnd w:id="164"/>
+      <w:bookmarkEnd w:id="165"/>
     </w:p>
     <w:p>
       <w:pPr>
@@ -31461,7 +31771,7 @@
         </w:numPr>
         <w:ind w:left="180" w:hanging="180"/>
       </w:pPr>
-      <w:bookmarkStart w:id="165" w:name="ref-guan2023targetdiff"/>
+      <w:bookmarkStart w:id="166" w:name="ref-guan2023targetdiff"/>
       <w:r>
         <w:t xml:space="preserve">Guan, J. et al. (2023). 3D Equivariant Diffusion for Target-Aware Molecule Generation and Affinity Prediction.</w:t>
       </w:r>
@@ -31478,7 +31788,7 @@
       <w:r>
         <w:t xml:space="preserve">. arXiv:2303.03543.</w:t>
       </w:r>
-      <w:bookmarkEnd w:id="165"/>
+      <w:bookmarkEnd w:id="166"/>
     </w:p>
     <w:p>
       <w:pPr>
@@ -31489,7 +31799,7 @@
         </w:numPr>
         <w:ind w:left="180" w:hanging="180"/>
       </w:pPr>
-      <w:bookmarkStart w:id="166" w:name="ref-peng2022pocket2mol"/>
+      <w:bookmarkStart w:id="167" w:name="ref-peng2022pocket2mol"/>
       <w:r>
         <w:t xml:space="preserve">Peng, X., Luo, S., Guan, J., Xie, Q., Peng, J., &amp; Ma, J. (2022). Pocket2Mol: Efficient Molecular Sampling Based on 3D Protein Pockets.</w:t>
       </w:r>
@@ -31506,7 +31816,7 @@
       <w:r>
         <w:t xml:space="preserve">. arXiv:2205.07249.</w:t>
       </w:r>
-      <w:bookmarkEnd w:id="166"/>
+      <w:bookmarkEnd w:id="167"/>
     </w:p>
     <w:p>
       <w:pPr>
@@ -31517,7 +31827,7 @@
         </w:numPr>
         <w:ind w:left="180" w:hanging="180"/>
       </w:pPr>
-      <w:bookmarkStart w:id="167" w:name="ref-corso2023diffdock"/>
+      <w:bookmarkStart w:id="168" w:name="ref-corso2023diffdock"/>
       <w:r>
         <w:t xml:space="preserve">Corso, G., Stärk, H., Jing, B., Barzilay, R., &amp; Jaakkola, T. (2023). DiffDock: Diffusion Steps, Twists, and Turns for Molecular Docking.</w:t>
       </w:r>
@@ -31534,7 +31844,7 @@
       <w:r>
         <w:t xml:space="preserve">. arXiv:2210.01776.</w:t>
       </w:r>
-      <w:bookmarkEnd w:id="167"/>
+      <w:bookmarkEnd w:id="168"/>
     </w:p>
     <w:p>
       <w:pPr>
@@ -31545,7 +31855,7 @@
         </w:numPr>
         <w:ind w:left="180" w:hanging="180"/>
       </w:pPr>
-      <w:bookmarkStart w:id="168" w:name="ref-peng2023moldiff"/>
+      <w:bookmarkStart w:id="169" w:name="ref-peng2023moldiff"/>
       <w:r>
         <w:t xml:space="preserve">Peng, X., Guan, J., Liu, Q., &amp; Ma, J. (2023). MolDiff: Addressing the Atom-Bond Inconsistency Problem in 3D Molecule Diffusion Generation.</w:t>
       </w:r>
@@ -31562,7 +31872,7 @@
       <w:r>
         <w:t xml:space="preserve">. arXiv:2305.07508.</w:t>
       </w:r>
-      <w:bookmarkEnd w:id="168"/>
+      <w:bookmarkEnd w:id="169"/>
     </w:p>
     <w:p>
       <w:pPr>
@@ -31573,7 +31883,7 @@
         </w:numPr>
         <w:ind w:left="180" w:hanging="180"/>
       </w:pPr>
-      <w:bookmarkStart w:id="169" w:name="ref-xu2023geoldm"/>
+      <w:bookmarkStart w:id="170" w:name="ref-xu2023geoldm"/>
       <w:r>
         <w:t xml:space="preserve">Xu, M., Powers, A., Dror, R. O., Ermon, S., &amp; Leskovec, J. (2023). Geometric Latent Diffusion Models for 3D Molecule Generation.</w:t>
       </w:r>
@@ -31590,7 +31900,7 @@
       <w:r>
         <w:t xml:space="preserve">. arXiv:2305.01140.</w:t>
       </w:r>
-      <w:bookmarkEnd w:id="169"/>
+      <w:bookmarkEnd w:id="170"/>
     </w:p>
     <w:p>
       <w:pPr>
@@ -31601,7 +31911,7 @@
         </w:numPr>
         <w:ind w:left="180" w:hanging="180"/>
       </w:pPr>
-      <w:bookmarkStart w:id="170" w:name="ref-elton2018applying"/>
+      <w:bookmarkStart w:id="171" w:name="ref-elton2018applying"/>
       <w:r>
         <w:t xml:space="preserve">Elton, D. C., Boukouvalas, Z., Butrico, M. S., Fuge, M. D., &amp; Chung, P. W. (2018). Applying Machine Learning Techniques to Predict the Properties of Energetic Materials.</w:t>
       </w:r>
@@ -31618,7 +31928,7 @@
       <w:r>
         <w:t xml:space="preserve">:9059.</w:t>
       </w:r>
-      <w:bookmarkEnd w:id="170"/>
+      <w:bookmarkEnd w:id="171"/>
     </w:p>
     <w:p>
       <w:pPr>
@@ -31629,7 +31939,7 @@
         </w:numPr>
         <w:ind w:left="180" w:hanging="180"/>
       </w:pPr>
-      <w:bookmarkStart w:id="171" w:name="ref-politzer2014some"/>
+      <w:bookmarkStart w:id="172" w:name="ref-politzer2014some"/>
       <w:r>
         <w:t xml:space="preserve">Politzer, P., &amp; Murray, J. S. (2014). Some Perspectives on Estimating Detonation Properties of C, H, N, O Compounds.</w:t>
       </w:r>
@@ -31646,7 +31956,7 @@
       <w:r>
         <w:t xml:space="preserve">:459–474.</w:t>
       </w:r>
-      <w:bookmarkEnd w:id="171"/>
+      <w:bookmarkEnd w:id="172"/>
     </w:p>
     <w:p>
       <w:pPr>
@@ -31657,7 +31967,7 @@
         </w:numPr>
         <w:ind w:left="180" w:hanging="180"/>
       </w:pPr>
-      <w:bookmarkStart w:id="172" w:name="ref-mathieu2017sensitivity"/>
+      <w:bookmarkStart w:id="173" w:name="ref-mathieu2017sensitivity"/>
       <w:r>
         <w:t xml:space="preserve">Mathieu, D. (2017). Sensitivity of Energetic Materials: Theoretical Relationships to Detonation Performance and Molecular Structure.</w:t>
       </w:r>
@@ -31674,7 +31984,7 @@
       <w:r>
         <w:t xml:space="preserve">:8191–8201. doi:10.1021/acs.iecr.7b02021.</w:t>
       </w:r>
-      <w:bookmarkEnd w:id="172"/>
+      <w:bookmarkEnd w:id="173"/>
     </w:p>
     <w:p>
       <w:pPr>
@@ -31685,11 +31995,11 @@
         </w:numPr>
         <w:ind w:left="180" w:hanging="180"/>
       </w:pPr>
-      <w:bookmarkStart w:id="173" w:name="ref-suceska2018explo5"/>
+      <w:bookmarkStart w:id="174" w:name="ref-suceska2018explo5"/>
       <w:r>
         <w:t xml:space="preserve">Sućeska, M. (2018). EXPLO5 v6.05.04 User's Manual. Brodarski Institute, Zagreb, Croatia. Computer program for calculation of detonation parameters from molecular formula, density, and heat of formation via thermochemical-equilibrium Chapman–Jouguet solver with covolume EOS.</w:t>
       </w:r>
-      <w:bookmarkEnd w:id="173"/>
+      <w:bookmarkEnd w:id="174"/>
     </w:p>
     <w:p>
       <w:pPr>
@@ -31700,11 +32010,11 @@
         </w:numPr>
         <w:ind w:left="180" w:hanging="180"/>
       </w:pPr>
-      <w:bookmarkStart w:id="174" w:name="ref-fried2014cheetah"/>
+      <w:bookmarkStart w:id="175" w:name="ref-fried2014cheetah"/>
       <w:r>
         <w:t xml:space="preserve">Fried, L. E., Howard, W. M., Souers, P. C., &amp; Vitello, P. A. (2014). Cheetah 7.0 User's Manual. Lawrence Livermore National Laboratory technical report LLNL-SM-664002. Thermochemical-equilibrium detonation code with JCZ3 / BKWS covolume EOS.</w:t>
       </w:r>
-      <w:bookmarkEnd w:id="174"/>
+      <w:bookmarkEnd w:id="175"/>
     </w:p>
     <w:p>
       <w:pPr>
@@ -31715,7 +32025,7 @@
         </w:numPr>
         <w:ind w:left="180" w:hanging="180"/>
       </w:pPr>
-      <w:bookmarkStart w:id="175" w:name="ref-choi2023prep"/>
+      <w:bookmarkStart w:id="176" w:name="ref-choi2023prep"/>
       <w:r>
         <w:t xml:space="preserve">Choi, J. B., Nguyen, P. C. H., Sen, O., Udaykumar, H. S., &amp; Baek, S. (2023). Artificial Intelligence Approaches for Energetic Materials by Design: State of the Art, Challenges, and Future Directions.</w:t>
       </w:r>
@@ -31732,7 +32042,7 @@
       <w:r>
         <w:t xml:space="preserve">, e202200276. doi:10.1002/prep.202200276.</w:t>
       </w:r>
-      <w:bookmarkEnd w:id="175"/>
+      <w:bookmarkEnd w:id="176"/>
     </w:p>
     <w:p>
       <w:pPr>
@@ -31743,7 +32053,7 @@
         </w:numPr>
         <w:ind w:left="180" w:hanging="180"/>
       </w:pPr>
-      <w:bookmarkStart w:id="176" w:name="ref-mlcrystdens-cm-2024"/>
+      <w:bookmarkStart w:id="177" w:name="ref-mlcrystdens-cm-2024"/>
       <w:r>
         <w:t xml:space="preserve">Davis, J. V., Marrs III, F. W., Cawkwell, M. J., &amp; Manner, V. W. (2024). Machine Learning Models for High Explosive Crystal Density and Performance.</w:t>
       </w:r>
@@ -31760,7 +32070,7 @@
       <w:r>
         <w:t xml:space="preserve">, 11109–11118. doi:10.1021/acs.chemmater.4c01978.</w:t>
       </w:r>
-      <w:bookmarkEnd w:id="176"/>
+      <w:bookmarkEnd w:id="177"/>
     </w:p>
     <w:p>
       <w:pPr>
@@ -31771,7 +32081,7 @@
         </w:numPr>
         <w:ind w:left="180" w:hanging="180"/>
       </w:pPr>
-      <w:bookmarkStart w:id="177" w:name="ref-nefati1996ann"/>
+      <w:bookmarkStart w:id="178" w:name="ref-nefati1996ann"/>
       <w:r>
         <w:t xml:space="preserve">Nefati, H., Cense, J.-M., &amp; Legendre, J.-J. (1996). Prediction of the Impact Sensitivity by Neural Networks.</w:t>
       </w:r>
@@ -31788,7 +32098,7 @@
       <w:r>
         <w:t xml:space="preserve">:804–810. doi:10.1021/ci950223m.</w:t>
       </w:r>
-      <w:bookmarkEnd w:id="177"/>
+      <w:bookmarkEnd w:id="178"/>
     </w:p>
     <w:p>
       <w:pPr>
@@ -31799,7 +32109,7 @@
         </w:numPr>
         <w:ind w:left="180" w:hanging="180"/>
       </w:pPr>
-      <w:bookmarkStart w:id="178" w:name="ref-huang2021applying"/>
+      <w:bookmarkStart w:id="179" w:name="ref-huang2021applying"/>
       <w:r>
         <w:t xml:space="preserve">Huang, X. et al. (2021). Applying Machine Learning to Balance Performance and Stability of High Energy Density Materials.</w:t>
       </w:r>
@@ -31816,7 +32126,7 @@
       <w:r>
         <w:t xml:space="preserve">:102240.</w:t>
       </w:r>
-      <w:bookmarkEnd w:id="178"/>
+      <w:bookmarkEnd w:id="179"/>
     </w:p>
     <w:p>
       <w:pPr>
@@ -31827,7 +32137,7 @@
         </w:numPr>
         <w:ind w:left="180" w:hanging="180"/>
       </w:pPr>
-      <w:bookmarkStart w:id="179" w:name="ref-klapotke2017nitrogen"/>
+      <w:bookmarkStart w:id="180" w:name="ref-klapotke2017nitrogen"/>
       <w:r>
         <w:t xml:space="preserve">Klapötke, T. M.</w:t>
       </w:r>
@@ -31844,7 +32154,7 @@
       <w:r>
         <w:t xml:space="preserve">, 5th ed. (de Gruyter, 2019). doi:10.1515/9783110624571.</w:t>
       </w:r>
-      <w:bookmarkEnd w:id="179"/>
+      <w:bookmarkEnd w:id="180"/>
     </w:p>
     <w:p>
       <w:pPr>
@@ -31855,7 +32165,7 @@
         </w:numPr>
         <w:ind w:left="180" w:hanging="180"/>
       </w:pPr>
-      <w:bookmarkStart w:id="180" w:name="ref-griffiths2020constrained"/>
+      <w:bookmarkStart w:id="181" w:name="ref-griffiths2020constrained"/>
       <w:r>
         <w:t xml:space="preserve">Griffiths, R.-R., &amp; Hernández-Lobato, J. M. (2020). Constrained Bayesian optimization for automatic chemical design using variational autoencoders.</w:t>
       </w:r>
@@ -31872,7 +32182,7 @@
       <w:r>
         <w:t xml:space="preserve">:577–586. doi:10.1039/C9SC04026A.</w:t>
       </w:r>
-      <w:bookmarkEnd w:id="180"/>
+      <w:bookmarkEnd w:id="181"/>
     </w:p>
     <w:p>
       <w:pPr>
@@ -31883,7 +32193,7 @@
         </w:numPr>
         <w:ind w:left="180" w:hanging="180"/>
       </w:pPr>
-      <w:bookmarkStart w:id="181" w:name="ref-npjcompmat2025"/>
+      <w:bookmarkStart w:id="182" w:name="ref-npjcompmat2025"/>
       <w:r>
         <w:t xml:space="preserve">Liu, J., et al. (2025). De novo multi-objective generation framework for energetic materials with trading off energy and stability.</w:t>
       </w:r>
@@ -31900,7 +32210,7 @@
       <w:r>
         <w:t xml:space="preserve">. doi:10.1038/s41524-025-01845-6.</w:t>
       </w:r>
-      <w:bookmarkEnd w:id="181"/>
+      <w:bookmarkEnd w:id="182"/>
     </w:p>
     <w:p>
       <w:pPr>
@@ -31911,7 +32221,7 @@
         </w:numPr>
         <w:ind w:left="180" w:hanging="180"/>
       </w:pPr>
-      <w:bookmarkStart w:id="182" w:name="ref-yang2019chemprop"/>
+      <w:bookmarkStart w:id="183" w:name="ref-yang2019chemprop"/>
       <w:r>
         <w:t xml:space="preserve">Yang, K. et al. (2019). Analyzing Learned Molecular Representations for Property Prediction.</w:t>
       </w:r>
@@ -31928,7 +32238,7 @@
       <w:r>
         <w:t xml:space="preserve">:3370–3388. doi:10.1021/acs.jcim.9b00237.</w:t>
       </w:r>
-      <w:bookmarkEnd w:id="182"/>
+      <w:bookmarkEnd w:id="183"/>
     </w:p>
     <w:p>
       <w:pPr>
@@ -31939,7 +32249,7 @@
         </w:numPr>
         <w:ind w:left="180" w:hanging="180"/>
       </w:pPr>
-      <w:bookmarkStart w:id="183" w:name="ref-schutt2018schnet"/>
+      <w:bookmarkStart w:id="184" w:name="ref-schutt2018schnet"/>
       <w:r>
         <w:t xml:space="preserve">Schütt, K. T., Sauceda, H. E., Kindermans, P.-J., Tkatchenko, A., &amp; Müller, K.-R. (2018). SchNet: A deep learning architecture for molecules and materials.</w:t>
       </w:r>
@@ -31956,7 +32266,7 @@
       <w:r>
         <w:t xml:space="preserve">:241722. doi:10.1063/1.5019779.</w:t>
       </w:r>
-      <w:bookmarkEnd w:id="183"/>
+      <w:bookmarkEnd w:id="184"/>
     </w:p>
     <w:p>
       <w:pPr>
@@ -31967,7 +32277,7 @@
         </w:numPr>
         <w:ind w:left="180" w:hanging="180"/>
       </w:pPr>
-      <w:bookmarkStart w:id="184" w:name="ref-qiao2020orbnet"/>
+      <w:bookmarkStart w:id="185" w:name="ref-qiao2020orbnet"/>
       <w:r>
         <w:t xml:space="preserve">Qiao, Z., Welborn, M., Anandkumar, A., Manby, F. R., &amp; Miller III, T. F. (2020). OrbNet: Deep learning for quantum chemistry using symmetry-adapted atomic-orbital features.</w:t>
       </w:r>
@@ -31984,7 +32294,7 @@
       <w:r>
         <w:t xml:space="preserve">:124111. doi:10.1063/5.0021955.</w:t>
       </w:r>
-      <w:bookmarkEnd w:id="184"/>
+      <w:bookmarkEnd w:id="185"/>
     </w:p>
     <w:p>
       <w:pPr>
@@ -31995,7 +32305,7 @@
         </w:numPr>
         <w:ind w:left="180" w:hanging="180"/>
       </w:pPr>
-      <w:bookmarkStart w:id="185" w:name="ref-polykovskiy2020moses"/>
+      <w:bookmarkStart w:id="186" w:name="ref-polykovskiy2020moses"/>
       <w:r>
         <w:t xml:space="preserve">Polykovskiy, D. et al. (2020). Molecular Sets (MOSES): A Benchmarking Platform for Molecular Generation Models.</w:t>
       </w:r>
@@ -32012,7 +32322,7 @@
       <w:r>
         <w:t xml:space="preserve">:565644. doi:10.3389/fphar.2020.565644.</w:t>
       </w:r>
-      <w:bookmarkEnd w:id="185"/>
+      <w:bookmarkEnd w:id="186"/>
     </w:p>
     <w:p>
       <w:pPr>
@@ -32023,7 +32333,7 @@
         </w:numPr>
         <w:ind w:left="180" w:hanging="180"/>
       </w:pPr>
-      <w:bookmarkStart w:id="186" w:name="ref-brown2019guacamol"/>
+      <w:bookmarkStart w:id="187" w:name="ref-brown2019guacamol"/>
       <w:r>
         <w:t xml:space="preserve">Brown, N., Fiscato, M., Segler, M. H. S., &amp; Vaucher, A. C. (2019). GuacaMol: Benchmarking Models for de Novo Molecular Design.</w:t>
       </w:r>
@@ -32040,7 +32350,7 @@
       <w:r>
         <w:t xml:space="preserve">:1096–1108. doi:10.1021/acs.jcim.8b00839.</w:t>
       </w:r>
-      <w:bookmarkEnd w:id="186"/>
+      <w:bookmarkEnd w:id="187"/>
     </w:p>
     <w:p>
       <w:pPr>
@@ -32051,7 +32361,7 @@
         </w:numPr>
         <w:ind w:left="180" w:hanging="180"/>
       </w:pPr>
-      <w:bookmarkStart w:id="187" w:name="ref-preuer2018fcd"/>
+      <w:bookmarkStart w:id="188" w:name="ref-preuer2018fcd"/>
       <w:r>
         <w:t xml:space="preserve">Preuer, K., Renz, P., Unterthiner, T., Hochreiter, S., &amp; Klambauer, G. (2018). Fréchet ChemNet Distance: A Metric for Generative Models for Molecules in Drug Discovery.</w:t>
       </w:r>
@@ -32068,7 +32378,7 @@
       <w:r>
         <w:t xml:space="preserve">:1736–1741.</w:t>
       </w:r>
-      <w:bookmarkEnd w:id="187"/>
+      <w:bookmarkEnd w:id="188"/>
     </w:p>
     <w:p>
       <w:pPr>
@@ -32079,7 +32389,7 @@
         </w:numPr>
         <w:ind w:left="180" w:hanging="180"/>
       </w:pPr>
-      <w:bookmarkStart w:id="188" w:name="ref-reymond2015gdb"/>
+      <w:bookmarkStart w:id="189" w:name="ref-reymond2015gdb"/>
       <w:r>
         <w:t xml:space="preserve">Reymond, J.-L. (2015). The chemical space project.</w:t>
       </w:r>
@@ -32096,7 +32406,7 @@
       <w:r>
         <w:t xml:space="preserve">:722–730.</w:t>
       </w:r>
-      <w:bookmarkEnd w:id="188"/>
+      <w:bookmarkEnd w:id="189"/>
     </w:p>
     <w:p>
       <w:pPr>
@@ -32107,7 +32417,7 @@
         </w:numPr>
         <w:ind w:left="180" w:hanging="180"/>
       </w:pPr>
-      <w:bookmarkStart w:id="189" w:name="ref-ertl2009sa"/>
+      <w:bookmarkStart w:id="190" w:name="ref-ertl2009sa"/>
       <w:r>
         <w:t xml:space="preserve">Ertl, P., &amp; Schuffenhauer, A. (2009). Estimation of Synthetic Accessibility Score of Drug-Like Molecules Based on Molecular Complexity and Fragment Contributions.</w:t>
       </w:r>
@@ -32124,7 +32434,7 @@
       <w:r>
         <w:t xml:space="preserve">:8.</w:t>
       </w:r>
-      <w:bookmarkEnd w:id="189"/>
+      <w:bookmarkEnd w:id="190"/>
     </w:p>
     <w:p>
       <w:pPr>
@@ -32135,7 +32445,7 @@
         </w:numPr>
         <w:ind w:left="180" w:hanging="180"/>
       </w:pPr>
-      <w:bookmarkStart w:id="190" w:name="ref-coley2018scscore"/>
+      <w:bookmarkStart w:id="191" w:name="ref-coley2018scscore"/>
       <w:r>
         <w:t xml:space="preserve">Coley, C. W., Rogers, L., Green, W. H., &amp; Jensen, K. F. (2018). SCScore: Synthetic Complexity Learned from a Reaction Corpus.</w:t>
       </w:r>
@@ -32152,7 +32462,7 @@
       <w:r>
         <w:t xml:space="preserve">:252–261.</w:t>
       </w:r>
-      <w:bookmarkEnd w:id="190"/>
+      <w:bookmarkEnd w:id="191"/>
     </w:p>
     <w:p>
       <w:pPr>
@@ -32163,7 +32473,7 @@
         </w:numPr>
         <w:ind w:left="180" w:hanging="180"/>
       </w:pPr>
-      <w:bookmarkStart w:id="191" w:name="ref-rogers1960computer"/>
+      <w:bookmarkStart w:id="192" w:name="ref-rogers1960computer"/>
       <w:r>
         <w:t xml:space="preserve">Rogers, D. J., &amp; Tanimoto, T. T. (1960). A Computer Program for Classifying Plants.</w:t>
       </w:r>
@@ -32180,7 +32490,7 @@
       <w:r>
         <w:t xml:space="preserve">:1115–1118.</w:t>
       </w:r>
-      <w:bookmarkEnd w:id="191"/>
+      <w:bookmarkEnd w:id="192"/>
     </w:p>
     <w:p>
       <w:pPr>
@@ -32191,7 +32501,7 @@
         </w:numPr>
         <w:ind w:left="180" w:hanging="180"/>
       </w:pPr>
-      <w:bookmarkStart w:id="192" w:name="ref-bannwarth2019gfn2"/>
+      <w:bookmarkStart w:id="193" w:name="ref-bannwarth2019gfn2"/>
       <w:r>
         <w:t xml:space="preserve">Bannwarth, C., Ehlert, S., &amp; Grimme, S. (2019). GFN2-xTB: An Accurate and Broadly Parametrized Self-Consistent Tight-Binding Quantum Chemical Method with Multipole Electrostatics and Density-Dependent Dispersion Contributions.</w:t>
       </w:r>
@@ -32208,7 +32518,7 @@
       <w:r>
         <w:t xml:space="preserve">:1652–1671. doi:10.1021/acs.jctc.8b01176.</w:t>
       </w:r>
-      <w:bookmarkEnd w:id="192"/>
+      <w:bookmarkEnd w:id="193"/>
     </w:p>
     <w:p>
       <w:pPr>
@@ -32219,7 +32529,7 @@
         </w:numPr>
         <w:ind w:left="180" w:hanging="180"/>
       </w:pPr>
-      <w:bookmarkStart w:id="193" w:name="ref-sun2020pyscf"/>
+      <w:bookmarkStart w:id="194" w:name="ref-sun2020pyscf"/>
       <w:r>
         <w:t xml:space="preserve">Sun, Q., Zhang, X., Banerjee, S., Bao, P., et al. (2020). Recent developments in the PySCF program package.</w:t>
       </w:r>
@@ -32236,7 +32546,7 @@
       <w:r>
         <w:t xml:space="preserve">:024109. doi:10.1063/5.0006074.</w:t>
       </w:r>
-      <w:bookmarkEnd w:id="193"/>
+      <w:bookmarkEnd w:id="194"/>
     </w:p>
     <w:p>
       <w:pPr>
@@ -32247,7 +32557,7 @@
         </w:numPr>
         <w:ind w:left="180" w:hanging="180"/>
       </w:pPr>
-      <w:bookmarkStart w:id="194" w:name="ref-genheden2020aizynth"/>
+      <w:bookmarkStart w:id="195" w:name="ref-genheden2020aizynth"/>
       <w:r>
         <w:t xml:space="preserve">Genheden, S., Thakkar, A., Chadimová, V., Reymond, J.-L., Engkvist, O., &amp; Bjerrum, E. J. (2020). AiZynthFinder: a fast, robust and flexible open-source software for retrosynthetic planning.</w:t>
       </w:r>
@@ -32264,7 +32574,7 @@
       <w:r>
         <w:t xml:space="preserve">:70. doi:10.1186/s13321-020-00472-1.</w:t>
       </w:r>
-      <w:bookmarkEnd w:id="194"/>
+      <w:bookmarkEnd w:id="195"/>
     </w:p>
     <w:p>
       <w:pPr>
@@ -32275,7 +32585,7 @@
         </w:numPr>
         <w:ind w:left="180" w:hanging="180"/>
       </w:pPr>
-      <w:bookmarkStart w:id="195" w:name="ref-goerigk2017benchmark"/>
+      <w:bookmarkStart w:id="196" w:name="ref-goerigk2017benchmark"/>
       <w:r>
         <w:t xml:space="preserve">Goerigk, L., Hansen, A., Bauer, C., Ehrlich, S., Najibi, A., &amp; Grimme, S. (2017). A look at the density functional theory zoo with the advanced GMTKN55 database for general main group thermochemistry, kinetics and noncovalent interactions.</w:t>
       </w:r>
@@ -32292,7 +32602,7 @@
       <w:r>
         <w:t xml:space="preserve">:32184–32215. doi:10.1039/C7CP04913G.</w:t>
       </w:r>
-      <w:bookmarkEnd w:id="195"/>
+      <w:bookmarkEnd w:id="196"/>
     </w:p>
     <w:p>
       <w:pPr>
@@ -32303,7 +32613,7 @@
         </w:numPr>
         <w:ind w:left="180" w:hanging="180"/>
       </w:pPr>
-      <w:bookmarkStart w:id="196" w:name="ref-sabatini2018"/>
+      <w:bookmarkStart w:id="197" w:name="ref-sabatini2018"/>
       <w:r>
         <w:t xml:space="preserve">Sabatini, J. J., &amp; Oyler, K. D. (2016). Recent Advances in the Synthesis of High Explosive Materials.</w:t>
       </w:r>
@@ -32323,7 +32633,7 @@
       <w:r>
         <w:t xml:space="preserve">6(1):5. doi:10.3390/cryst6010005.</w:t>
       </w:r>
-      <w:bookmarkEnd w:id="196"/>
+      <w:bookmarkEnd w:id="197"/>
     </w:p>
     <w:p>
       <w:pPr>
@@ -32334,7 +32644,7 @@
         </w:numPr>
         <w:ind w:left="180" w:hanging="180"/>
       </w:pPr>
-      <w:bookmarkStart w:id="197" w:name="ref-konnov2025nitroisoxazole"/>
+      <w:bookmarkStart w:id="198" w:name="ref-konnov2025nitroisoxazole"/>
       <w:r>
         <w:t xml:space="preserve">Konnov, A. A., Lisyutkin, A. D., Vinogradov, D. B., Nazarova, A. A., Pivkina, A. N., &amp; Fershtat, L. L. (2025). Synthesis of 4-Nitroisoxazole-Based Energetic Materials.</w:t>
       </w:r>
@@ -32351,7 +32661,7 @@
       <w:r>
         <w:t xml:space="preserve">:3795–3799. doi:10.1021/acs.orglett.5c01074.</w:t>
       </w:r>
-      <w:bookmarkEnd w:id="197"/>
+      <w:bookmarkEnd w:id="198"/>
     </w:p>
     <w:p>
       <w:pPr>
@@ -32362,7 +32672,7 @@
         </w:numPr>
         <w:ind w:left="180" w:hanging="180"/>
       </w:pPr>
-      <w:bookmarkStart w:id="198" w:name="ref-herve2010"/>
+      <w:bookmarkStart w:id="199" w:name="ref-herve2010"/>
       <w:r>
         <w:t xml:space="preserve">Hervé, G., Roussel, C., &amp; Graindorge, H. (2010). Selective Preparation of 3,4,5-Trinitro-1H-pyrazole: A Stable All-Carbon-Substituted Trinitro Heterocycle, and Related Trinitroisoxazole Chemistry.</w:t>
       </w:r>
@@ -32379,7 +32689,7 @@
       <w:r>
         <w:t xml:space="preserve">:3177–3181. doi:10.1002/anie.201000764.</w:t>
       </w:r>
-      <w:bookmarkEnd w:id="198"/>
+      <w:bookmarkEnd w:id="199"/>
     </w:p>
     <w:p>
       <w:pPr>
@@ -32390,7 +32700,7 @@
         </w:numPr>
         <w:ind w:left="180" w:hanging="180"/>
       </w:pPr>
-      <w:bookmarkStart w:id="199" w:name="ref-kim2023pubchem"/>
+      <w:bookmarkStart w:id="200" w:name="ref-kim2023pubchem"/>
       <w:r>
         <w:t xml:space="preserve">Kim, S. et al. (2023). PubChem 2023 Update.</w:t>
       </w:r>
@@ -32407,7 +32717,7 @@
       <w:r>
         <w:t xml:space="preserve">:D1373–D1380.</w:t>
       </w:r>
-      <w:bookmarkEnd w:id="199"/>
+      <w:bookmarkEnd w:id="200"/>
     </w:p>
     <w:p>
       <w:pPr>
@@ -32418,7 +32728,7 @@
         </w:numPr>
         <w:ind w:left="180" w:hanging="180"/>
       </w:pPr>
-      <w:bookmarkStart w:id="201" w:name="ref-landrum2024rdkit"/>
+      <w:bookmarkStart w:id="202" w:name="ref-landrum2024rdkit"/>
       <w:r>
         <w:t xml:space="preserve">Landrum, G., &amp; contributors. RDKit: Open-source cheminformatics.</w:t>
       </w:r>
@@ -32436,7 +32746,7 @@
       <w:r>
         <w:t xml:space="preserve">.</w:t>
       </w:r>
-      <w:bookmarkEnd w:id="201"/>
+      <w:bookmarkEnd w:id="202"/>
     </w:p>
     <w:p>
       <w:pPr>
@@ -32447,7 +32757,7 @@
         </w:numPr>
         <w:ind w:left="180" w:hanging="180"/>
       </w:pPr>
-      <w:bookmarkStart w:id="203" w:name="ref-daylight-smarts"/>
+      <w:bookmarkStart w:id="204" w:name="ref-daylight-smarts"/>
       <w:r>
         <w:t xml:space="preserve">Daylight Chemical Information Systems. (2007). SMARTS: A Language for Describing Molecular Patterns. Daylight Theory Manual, Aliso Viejo, CA.</w:t>
       </w:r>
@@ -32465,7 +32775,7 @@
       <w:r>
         <w:t xml:space="preserve">. SMARTS = SMILES Arbitrary Target Specification: a pattern language extending SMILES that matches molecular substructures, used by RDKit and other cheminformatics toolkits to evaluate hard-reject catalogs (this work, Section 4.10).</w:t>
       </w:r>
-      <w:bookmarkEnd w:id="203"/>
+      <w:bookmarkEnd w:id="204"/>
     </w:p>
     <w:p>
       <w:pPr>
@@ -32476,7 +32786,7 @@
         </w:numPr>
         <w:ind w:left="180" w:hanging="180"/>
       </w:pPr>
-      <w:bookmarkStart w:id="204" w:name="ref-emdb"/>
+      <w:bookmarkStart w:id="205" w:name="ref-emdb"/>
       <w:r>
         <w:t xml:space="preserve">Hand-compilation of measured density, heat of formation, and detonation properties for ~3 000 known energetic CHNO compounds, assembled in this work from secondary literature compilations: Klapötke, T. M.</w:t>
       </w:r>
@@ -32522,7 +32832,7 @@
       <w:r>
         <w:t xml:space="preserve">, UCRL-52997, Rev. 2 (Lawrence Livermore National Laboratory, 1985). Per-row provenance documented in Supplementary Section A.1.</w:t>
       </w:r>
-      <w:bookmarkEnd w:id="204"/>
+      <w:bookmarkEnd w:id="205"/>
     </w:p>
     <w:p>
       <w:pPr>
@@ -32533,7 +32843,7 @@
         </w:numPr>
         <w:ind w:left="180" w:hanging="180"/>
       </w:pPr>
-      <w:bookmarkStart w:id="205" w:name="ref-sterling2015zinc"/>
+      <w:bookmarkStart w:id="206" w:name="ref-sterling2015zinc"/>
       <w:r>
         <w:t xml:space="preserve">Sterling, T., &amp; Irwin, J. J. (2015). ZINC 15: Ligand Discovery for Everyone.</w:t>
       </w:r>
@@ -32550,7 +32860,7 @@
       <w:r>
         <w:t xml:space="preserve">:2324–2337.</w:t>
       </w:r>
-      <w:bookmarkEnd w:id="205"/>
+      <w:bookmarkEnd w:id="206"/>
     </w:p>
     <w:p>
       <w:pPr>
@@ -32561,7 +32871,7 @@
         </w:numPr>
         <w:ind w:left="180" w:hanging="180"/>
       </w:pPr>
-      <w:bookmarkStart w:id="207" w:name="ref-cameo"/>
+      <w:bookmarkStart w:id="208" w:name="ref-cameo"/>
       <w:r>
         <w:t xml:space="preserve">NIST CAMEO Chemicals: Database of Hazardous Materials and Reactivity.</w:t>
       </w:r>
@@ -32579,7 +32889,7 @@
       <w:r>
         <w:t xml:space="preserve">.</w:t>
       </w:r>
-      <w:bookmarkEnd w:id="207"/>
+      <w:bookmarkEnd w:id="208"/>
     </w:p>
     <w:p>
       <w:pPr>
@@ -32590,7 +32900,7 @@
         </w:numPr>
         <w:ind w:left="180" w:hanging="180"/>
       </w:pPr>
-      <w:bookmarkStart w:id="208" w:name="ref-bruns2020watson"/>
+      <w:bookmarkStart w:id="209" w:name="ref-bruns2020watson"/>
       <w:r>
         <w:t xml:space="preserve">Bruns, R. F., &amp; Watson, I. A. (2012). Rules for identifying potentially reactive or promiscuous compounds.</w:t>
       </w:r>
@@ -32610,7 +32920,7 @@
       <w:r>
         <w:t xml:space="preserve">55(22):9763–9772. doi:10.1021/jm301008n. Used here as a SMARTS-based reactivity-demerit source.</w:t>
       </w:r>
-      <w:bookmarkEnd w:id="208"/>
+      <w:bookmarkEnd w:id="209"/>
     </w:p>
     <w:p>
       <w:pPr>
@@ -32621,7 +32931,7 @@
         </w:numPr>
         <w:ind w:left="180" w:hanging="180"/>
       </w:pPr>
-      <w:bookmarkStart w:id="209" w:name="ref-bondi1964vdw"/>
+      <w:bookmarkStart w:id="210" w:name="ref-bondi1964vdw"/>
       <w:r>
         <w:t xml:space="preserve">Bondi, A. (1964). van der Waals Volumes and Radii.</w:t>
       </w:r>
@@ -32638,7 +32948,7 @@
       <w:r>
         <w:t xml:space="preserve">:441–451. doi:10.1021/j100785a001.</w:t>
       </w:r>
-      <w:bookmarkEnd w:id="209"/>
+      <w:bookmarkEnd w:id="210"/>
     </w:p>
     <w:p>
       <w:pPr>
@@ -32649,7 +32959,7 @@
         </w:numPr>
         <w:ind w:left="180" w:hanging="180"/>
       </w:pPr>
-      <w:bookmarkStart w:id="210" w:name="ref-csp-cgd-2023"/>
+      <w:bookmarkStart w:id="211" w:name="ref-csp-cgd-2023"/>
       <w:r>
         <w:t xml:space="preserve">Arnold, J. E., &amp; Day, G. M. (2023). Crystal Structure Prediction of Energetic Materials.</w:t>
       </w:r>
@@ -32666,7 +32976,7 @@
       <w:r>
         <w:t xml:space="preserve">. doi:10.1021/acs.cgd.3c00706.</w:t>
       </w:r>
-      <w:bookmarkEnd w:id="210"/>
+      <w:bookmarkEnd w:id="211"/>
     </w:p>
     <w:p>
       <w:pPr>

--- a/paper/molecules/molecules_paper.docx
+++ b/paper/molecules/molecules_paper.docx
@@ -321,7 +321,7 @@
         <w:t xml:space="preserve"> </w:t>
       </w:r>
       <w:r>
-        <w:t xml:space="preserve">fail silently when the generative trajectory is as short as molecular generation requires. Compounding these challenges, the labelled corpus is tier-stratified: of ~66 k labelled rows only ~3 k carry a trustworthy experimental or DFT label on the target detonation properties, with the rest supplying empirical-formula or 3D-CNN-surrogate estimates of sharply lower reliability.</w:t>
+        <w:t xml:space="preserve">fail silently when the generative trajectory is as short as molecular generation requires. Compounding these challenges, the labelled corpus is tier-stratified: of ~66 k labelled rows only ~3 k carry a trustworthy experimental or DFT label on the target detonation properties, with the rest supplying empirical-formula or Uni-Mol-surrogate estimates of sharply lower reliability.</w:t>
       </w:r>
     </w:p>
     <w:p>
@@ -463,7 +463,7 @@
         <w:t xml:space="preserve">productive-quadrant generator</w:t>
       </w:r>
       <w:r>
-        <w:t xml:space="preserve">: it samples molecules that are simultaneously novel relative to the labelled master and competitive with the HMX/PETN reference class on predicted detonation performance. Across three strong baselines, DGLD is the only method with consistent novel productive-quadrant coverage (simultaneously novel and on-target for performance): SMILES-LSTM memorises 18.3% of outputs exactly; SELFIES-GA returns 75% (75/100) corpus rediscoveries and its best novel candidate collapses from</w:t>
+        <w:t xml:space="preserve">: it samples molecules that are simultaneously novel relative to the labelled master and competitive with the HMX/PETN reference class on predicted detonation performance. Across three strong baselines, of the methods carried to first-principles validation, DGLD is the only one with consistent novel productive-quadrant coverage (simultaneously novel and on-target for performance): SMILES-LSTM memorises 18.3% of outputs exactly; SELFIES-GA returns 75% (75/100) corpus rediscoveries and its best novel candidate collapses from</w:t>
       </w:r>
       <w:r>
         <w:t xml:space="preserve"> </w:t>
@@ -893,7 +893,7 @@
         <w:t xml:space="preserve"> </w:t>
       </w:r>
       <w:r>
-        <w:t xml:space="preserve">Hz-C2 top-1 surrogate values (3D-CNN scale):</w:t>
+        <w:t xml:space="preserve">Hz-C2 top-1 surrogate values (Uni-Mol scale):</w:t>
       </w:r>
       <w:r>
         <w:t xml:space="preserve"> </w:t>
@@ -1014,7 +1014,7 @@
         <w:t xml:space="preserve"> </w:t>
       </w:r>
       <w:r>
-        <w:t xml:space="preserve">Only trustworthy labels enter the conditional gradient, while lower-confidence labels train the unconditional prior (Section 3.1). The recipe is domain-agnostic; only the validation funnel changes per application.</w:t>
+        <w:t xml:space="preserve">Only trustworthy labels enter the conditional gradient, while lower-confidence labels train the unconditional prior (Section 4.1). The recipe is domain-agnostic; only the validation funnel changes per application.</w:t>
       </w:r>
     </w:p>
     <w:p>
@@ -1181,7 +1181,7 @@
         <w:t xml:space="preserve">−1</w:t>
       </w:r>
       <w:r>
-        <w:t xml:space="preserve">; 3D-CNN surrogate:</w:t>
+        <w:t xml:space="preserve">; Uni-Mol surrogate:</w:t>
       </w:r>
       <w:r>
         <w:t xml:space="preserve"> </w:t>
@@ -2823,7 +2823,7 @@
         <w:t xml:space="preserve"> </w:t>
       </w:r>
       <w:r>
-        <w:t xml:space="preserve">uses symmetry-adapted atomic-orbital features to predict quantum-chemical observables at semi-empirical cost. We do not use these networks directly: the smoke-model 3D-CNN ensemble is trained against detonation outputs and is in-distribution for the energetic-materials task, while these graph and quantum-aware models would have to be re-fit to detonation labels before they could substitute for it. They define the broader prediction-quality envelope against which the smoke-model ensemble's accuracy on CHNO chemistry should be read.</w:t>
+        <w:t xml:space="preserve">uses symmetry-adapted atomic-orbital features to predict quantum-chemical observables at semi-empirical cost. We do not use these networks directly: the smoke-model Uni-Mol ensemble is trained against detonation outputs and is in-distribution for the energetic-materials task, while these graph and quantum-aware models would have to be re-fit to detonation labels before they could substitute for it. They define the broader prediction-quality envelope against which the smoke-model ensemble's accuracy on CHNO chemistry should be read.</w:t>
       </w:r>
     </w:p>
     <w:p>
@@ -3017,7 +3017,7 @@
         <w:t xml:space="preserve"> </w:t>
       </w:r>
       <w:r>
-        <w:t xml:space="preserve">is the semi-empirical tight-binding method we use for sample-time HOMO–LUMO gap triage on top leads (Section 2.3, Supplementary Section F.4); it runs in seconds per molecule on CPU, is well-calibrated for organic CHNO, and provides a stability proxy that is independent of the 3D-CNN surrogate's training distribution. The gpu4pyscf bindings on top of the PySCF framework</w:t>
+        <w:t xml:space="preserve">is the semi-empirical tight-binding method we use for sample-time HOMO–LUMO gap triage on top leads (Section 2.3, Supplementary Section F.4); it runs in seconds per molecule on CPU, is well-calibrated for organic CHNO, and provides a stability proxy that is independent of the Uni-Mol surrogate's training distribution. The gpu4pyscf bindings on top of the PySCF framework</w:t>
       </w:r>
       <w:r>
         <w:t xml:space="preserve"> </w:t>
@@ -3554,7 +3554,7 @@
         <w:t xml:space="preserve"> </w:t>
       </w:r>
       <w:r>
-        <w:t xml:space="preserve">GPa on the 3D-CNN surrogate; its 6-anchor-calibrated Kamlet–Jacobs</w:t>
+        <w:t xml:space="preserve">GPa on the Uni-Mol surrogate; its 6-anchor-calibrated Kamlet–Jacobs</w:t>
       </w:r>
       <w:r>
         <w:t xml:space="preserve"> </w:t>
@@ -3884,7 +3884,7 @@
         <w:t xml:space="preserve">−1</w:t>
       </w:r>
       <w:r>
-        <w:t xml:space="preserve">); three SMARTS-rejected reference scaffolds (R2, R3, R14) optimised under the same protocol are in Supplementary Section C.5. The 73 candidates that pass Stage 3 but not Stage 4 are accounted for in Supplementary Section C.5 (45 rejected by Stage 2 hard filters; 28 fail K-J/imaginary-frequency/composition gates).</w:t>
+        <w:t xml:space="preserve">); three SMARTS-rejected reference scaffolds (R2, R3, R14) optimised under the same protocol are in Supplementary Section C.5. The candidates that do not advance to Stage 4 are accounted for in Supplementary Section C.5 (45 removed at the Stage-2 hard filters; 28 fail K-J/imaginary-frequency/composition gates).</w:t>
       </w:r>
     </w:p>
     <w:p>
@@ -4590,7 +4590,7 @@
           <w:b/>
           <w:bCs/>
         </w:rPr>
-        <w:t xml:space="preserve">residual to the 3D-CNN surrogate (9.56 km s</w:t>
+        <w:t xml:space="preserve">residual to the Uni-Mol surrogate (9.56 km s</w:t>
       </w:r>
       <w:r>
         <w:rPr>
@@ -4754,7 +4754,7 @@
         <w:t xml:space="preserve"> </w:t>
       </w:r>
       <w:r>
-        <w:t xml:space="preserve">gap is therefore plausibly 3D-CNN surrogate over-prediction in the sparsely-represented polynitroisoxazole region rather than K-J failure. The DFT-K-J recompute places L1 in the HMX-class regime by</w:t>
+        <w:t xml:space="preserve">gap is therefore plausibly Uni-Mol surrogate over-prediction in the sparsely-represented polynitroisoxazole region rather than K-J failure. The DFT-K-J recompute places L1 in the HMX-class regime by</w:t>
       </w:r>
       <w:r>
         <w:t xml:space="preserve"> </w:t>
@@ -4973,7 +4973,7 @@
         <w:t xml:space="preserve"> </w:t>
       </w:r>
       <w:r>
-        <w:t xml:space="preserve">Left: dumbbell plot connecting 3D-CNN-predicted</w:t>
+        <w:t xml:space="preserve">Left: dumbbell plot connecting Uni-Mol-predicted</w:t>
       </w:r>
       <w:r>
         <w:t xml:space="preserve"> </w:t>
@@ -6115,7 +6115,7 @@
         </m:r>
       </m:oMath>
       <w:r>
-        <w:t xml:space="preserve">) is separate. 3D-CNN surrogate error is a third source not included here.</w:t>
+        <w:t xml:space="preserve">) is separate. Uni-Mol surrogate error is a third source not included here.</w:t>
       </w:r>
     </w:p>
     <w:tbl>
@@ -10215,7 +10215,7 @@
         <w:t xml:space="preserve"> </w:t>
       </w:r>
       <w:r>
-        <w:t xml:space="preserve">footnote between Tables 6 and 7 for the E2/E9 K-J caveats referenced in Table 6.</w:t>
+        <w:t xml:space="preserve">footnote between Tables 5 and 6 for the E2/E9 K-J caveats referenced in Table 6.</w:t>
       </w:r>
     </w:p>
     <w:tbl>
@@ -14710,7 +14710,7 @@
         <w:t xml:space="preserve"> </w:t>
       </w:r>
       <w:r>
-        <w:t xml:space="preserve">(E1–E5); 8 of 9 have h</w:t>
+        <w:t xml:space="preserve">(E1–E5); 8 of 10 have h</w:t>
       </w:r>
       <w:r>
         <w:rPr>
@@ -14910,7 +14910,7 @@
         <w:t xml:space="preserve"> </w:t>
       </w:r>
       <w:r>
-        <w:t xml:space="preserve">are Uni-Mol 3D-CNN scores for the seed-42 top-100 by N-fraction, post-hoc (the RL reward was N-fraction, not the DGLD composite); max-Tanimoto for the top-100 is in the [0.15, 0.65] novelty window (not memorisation).</w:t>
+        <w:t xml:space="preserve">are Uni-Mol Uni-Mol scores for the seed-42 top-100 by N-fraction, post-hoc (the RL reward was N-fraction, not the DGLD composite); max-Tanimoto for the top-100 is in the [0.15, 0.65] novelty window (not memorisation).</w:t>
       </w:r>
     </w:p>
     <w:tbl>
@@ -17048,7 +17048,7 @@
         <w:t xml:space="preserve">surrogate artefact</w:t>
       </w:r>
       <w:r>
-        <w:t xml:space="preserve">; the 3D-CNN is not calibrated for nitro-oxadiazole/triazole fused scaffolds).</w:t>
+        <w:t xml:space="preserve">; the Uni-Mol is not calibrated for nitro-oxadiazole/triazole fused scaffolds).</w:t>
       </w:r>
       <w:r>
         <w:t xml:space="preserve"> </w:t>
@@ -17064,7 +17064,7 @@
         <w:t xml:space="preserve"> </w:t>
       </w:r>
       <w:r>
-        <w:t xml:space="preserve">(2-layer, 6 M parameters, trained on the same 326 k SMILES corpus): top-1 is an exact labelled-master rediscovery (max-Tanimoto = 1.000); memorisation rate 18.3% ± 0.5% across 3 seeds, seed-stable. The best novel top-1 is a 5-atom aminotriazole fragment with no 3D-CNN score; the model reproduces training data, not new energetic leads.</w:t>
+        <w:t xml:space="preserve">(2-layer, 6 M parameters, trained on the same 326 k SMILES corpus): top-1 is an exact labelled-master rediscovery (max-Tanimoto = 1.000); memorisation rate 18.3% ± 0.5% across 3 seeds, seed-stable. The best novel top-1 is a 5-atom aminotriazole fragment with no Uni-Mol score; the model reproduces training data, not new energetic leads.</w:t>
       </w:r>
       <w:r>
         <w:t xml:space="preserve"> </w:t>
@@ -17563,7 +17563,7 @@
         <w:t xml:space="preserve"> </w:t>
       </w:r>
       <w:r>
-        <w:t xml:space="preserve">from Table S7; baselines from Table 7.</w:t>
+        <w:t xml:space="preserve">from Table S7; baselines from Table S27.</w:t>
       </w:r>
     </w:p>
     <w:p>
@@ -19625,7 +19625,7 @@
         <w:ind w:left="2608"/>
       </w:pPr>
       <w:r>
-        <w:t xml:space="preserve">The 3D-CNN surrogate is well-calibrated on the labelled distribution but extrapolates onto the high-density tail with unquantified reliability; the top leads should be treated as candidates for DFT and experimental validation, not as final answers. SA and SCScore are heuristic synthesisability bounds. Absolute</w:t>
+        <w:t xml:space="preserve">The Uni-Mol surrogate is well-calibrated on the labelled distribution but extrapolates onto the high-density tail with unquantified reliability; the top leads should be treated as candidates for DFT and experimental validation, not as final answers. SA and SCScore are heuristic synthesisability bounds. Absolute</w:t>
       </w:r>
       <w:r>
         <w:t xml:space="preserve"> </w:t>
@@ -19823,7 +19823,7 @@
         <w:t xml:space="preserve"> </w:t>
       </w:r>
       <w:r>
-        <w:t xml:space="preserve">Kamlet–Jacobs vs 3D-CNN residual reported in Section 2.3 is consistent with the typical disagreement between Kamlet–Jacobs and full Chapman–Jouguet thermochemical-equilibrium codes (EXPLO5, Suceská et al.; Cheetah-2, Fried–Howard) on high-N CHNO compounds: published benchmarks place this disagreement in the 0.3–1.5 km s</w:t>
+        <w:t xml:space="preserve">Kamlet–Jacobs vs Uni-Mol residual reported in Section 2.3 is consistent with the typical disagreement between Kamlet–Jacobs and full Chapman–Jouguet thermochemical-equilibrium codes (EXPLO5, Suceská et al.; Cheetah-2, Fried–Howard) on high-N CHNO compounds: published benchmarks place this disagreement in the 0.3–1.5 km s</w:t>
       </w:r>
       <w:r>
         <w:rPr>
@@ -19970,7 +19970,7 @@
         <w:t xml:space="preserve"> </w:t>
       </w:r>
       <w:r>
-        <w:t xml:space="preserve">numbers for the top lead therefore require either a thermochemical-equilibrium CJ recompute (EXPLO5, Cheetah-2, or the open-source Cantera SDT) on the calibrated DFT inputs, or experimental synthesis; the 3D-CNN</w:t>
+        <w:t xml:space="preserve">numbers for the top lead therefore require either a thermochemical-equilibrium CJ recompute (EXPLO5, Cheetah-2, or the open-source Cantera SDT) on the calibrated DFT inputs, or experimental synthesis; the Uni-Mol</w:t>
       </w:r>
       <w:r>
         <w:t xml:space="preserve"> </w:t>
@@ -20198,7 +20198,7 @@
         <w:ind w:left="2608"/>
       </w:pPr>
       <w:r>
-        <w:t xml:space="preserve">The diffusion model trains on the full 694k augmented corpus; the candidate-discovery objective is to extrapolate off the labelled distribution rather than recover held-out labels, so we do not report a held-out test split. The Tanimoto-stratified novelty against the 694k corpus (Section 2.4: median 0.32, 0/100 within Tanimoto 0.70) is the train-leakage proxy. The 3D-CNN surrogate → xTB triage → DFT minimum chain is not a substitute for first-principles equilibrium thermochemistry or experimental synthesis; we position the paper as a methodology and a candidate-list paper, not a synthesis paper. Finally, the cfg-dropout (0.10), property-dropout (0.30), high-tail oversample (10×), and the Tanimoto window (0.20, 0.55) are fixed configuration; no full hyperparameter grid is reported (Supplementary Section D.3).</w:t>
+        <w:t xml:space="preserve">The diffusion model trains on the full 694k augmented corpus; the candidate-discovery objective is to extrapolate off the labelled distribution rather than recover held-out labels, so we do not report a held-out test split. The Tanimoto-stratified novelty against the 694k corpus (Section 2.4: median 0.32, 0/100 within Tanimoto 0.70) is the train-leakage proxy. The Uni-Mol surrogate → xTB triage → DFT minimum chain is not a substitute for first-principles equilibrium thermochemistry or experimental synthesis; we position the paper as a methodology and a candidate-list paper, not a synthesis paper. Finally, the cfg-dropout (0.10), property-dropout (0.30), high-tail oversample (10×), and the Tanimoto window (0.20, 0.55) are fixed configuration; no full hyperparameter grid is reported (Supplementary Section D.3).</w:t>
       </w:r>
     </w:p>
     <w:p>
@@ -20229,7 +20229,7 @@
         <w:ind w:left="2608"/>
       </w:pPr>
       <w:r>
-        <w:t xml:space="preserve">We assemble the training data by collecting molecules from several public sources that differ in both reliability and chemical scope. A small experimental core carries detonation properties measured in the laboratory; a larger DFT-quality slice carries energies and densities from first-principles simulation; a wider Kamlet–Jacobs-derived layer carries closed-form estimates from quoted density and heat of formation; and a model-derived majority carries surrogate predictions from a 3D-CNN ensemble trained on the union of the higher tiers. Some sources are restricted to energetic CHNO and CHNOClF chemistry (a</w:t>
+        <w:t xml:space="preserve">We assemble the training data by collecting molecules from several public sources that differ in both reliability and chemical scope. A small experimental core carries detonation properties measured in the laboratory; a larger DFT-quality slice carries energies and densities from first-principles simulation; a wider Kamlet–Jacobs-derived layer carries closed-form estimates from quoted density and heat of formation; and a model-derived majority carries surrogate predictions from a Uni-Mol ensemble trained on the union of the higher tiers. Some sources are restricted to energetic CHNO and CHNOClF chemistry (a</w:t>
       </w:r>
       <w:r>
         <w:t xml:space="preserve"> </w:t>
@@ -20654,7 +20654,7 @@
         <w:t xml:space="preserve"> </w:t>
       </w:r>
       <w:r>
-        <w:t xml:space="preserve">Label-tier composition by property (tiers defined in Table 9 below): experimental Tier-A and DFT-derived Tier-B labels are present for only a small fraction of rows on each axis, while Kamlet–Jacobs Tier-C and 3D-CNN Tier-D labels dominate by volume. Trust-gating decouples corpus volume from conditional-signal quality.</w:t>
+        <w:t xml:space="preserve">Label-tier composition by property (tiers defined in Table 9 below): experimental Tier-A and DFT-derived Tier-B labels are present for only a small fraction of rows on each axis, while Kamlet–Jacobs Tier-C and Uni-Mol Tier-D labels dominate by volume. Trust-gating decouples corpus volume from conditional-signal quality.</w:t>
       </w:r>
     </w:p>
     <w:p>
@@ -21271,7 +21271,7 @@
                 <w:sz w:val="18"/>
                 <w:szCs w:val="18"/>
               </w:rPr>
-              <w:t xml:space="preserve">ML surrogate (3D-CNN smoke ensemble; generative-model predictions)</w:t>
+              <w:t xml:space="preserve">ML surrogate (Uni-Mol smoke ensemble; generative-model predictions)</w:t>
             </w:r>
           </w:p>
         </w:tc>
@@ -25024,7 +25024,7 @@
         <w:t xml:space="preserve"> </w:t>
       </w:r>
       <w:r>
-        <w:t xml:space="preserve">are auxiliary multi-task heads: trained on the shared trunk for regularisation but not invoked in the steering bus. Stage 2 of the Figure 21 reranker uses the 3D-CNN smoke ensemble (Section 4.13) for property scoring, not the latent Performance head.</w:t>
+        <w:t xml:space="preserve">are auxiliary multi-task heads: trained on the shared trunk for regularisation but not invoked in the steering bus. Stage 2 of the Figure 21 reranker uses the Uni-Mol smoke ensemble (Section 4.13) for property scoring, not the latent Performance head.</w:t>
       </w:r>
     </w:p>
     <w:p>
@@ -25142,7 +25142,7 @@
         </m:sSub>
       </m:oMath>
       <w:r>
-        <w:t xml:space="preserve">; and a 3D-CNN/Uni-Mol smoke ensemble yields</w:t>
+        <w:t xml:space="preserve">; and a Uni-Mol smoke ensemble yields</w:t>
       </w:r>
       <w:r>
         <w:t xml:space="preserve"> </w:t>
@@ -25428,7 +25428,7 @@
         </m:sSub>
       </m:oMath>
       <w:r>
-        <w:t xml:space="preserve">; 3D-CNN/Uni-Mol smoke ensemble</w:t>
+        <w:t xml:space="preserve">; Uni-Mol smoke ensemble</w:t>
       </w:r>
       <w:r>
         <w:t xml:space="preserve"> </w:t>
@@ -28381,7 +28381,7 @@
         <w:t xml:space="preserve"> </w:t>
       </w:r>
       <w:r>
-        <w:t xml:space="preserve">catalog removes radicals, sulphur, halogens, mixed valence states, and other red flags; survivors are scored by the 3D-CNN smoke ensemble. SA</w:t>
+        <w:t xml:space="preserve">catalog removes radicals, sulphur, halogens, mixed valence states, and other red flags; survivors are scored by the Uni-Mol smoke ensemble. SA</w:t>
       </w:r>
       <w:r>
         <w:t xml:space="preserve"> </w:t>
@@ -28862,7 +28862,7 @@
         </m:r>
       </m:oMath>
       <w:r>
-        <w:t xml:space="preserve">) from the 3D-CNN smoke ensemble (via</w:t>
+        <w:t xml:space="preserve">) from the Uni-Mol smoke ensemble (via</w:t>
       </w:r>
       <w:r>
         <w:t xml:space="preserve"> </w:t>
@@ -28987,7 +28987,7 @@
         </m:r>
       </m:oMath>
       <w:r>
-        <w:t xml:space="preserve">1 800 chem-pass after Stage 1+2 (4.6 % keep-rate per Supplementary Section F.2)</w:t>
+        <w:t xml:space="preserve">1 800 chem-pass after Stage 1+2 (4.6 % Stage-1+2 pass rate; 966 survive the full Uni-Mol + composite filter, Supplementary Section F.2)</w:t>
       </w:r>
       <w:r>
         <w:t xml:space="preserve"> </w:t>
@@ -29114,7 +29114,7 @@
         </m:r>
       </m:oMath>
       <w:r>
-        <w:t xml:space="preserve">1 800 chem-pass (4.6 % keep-rate, Supplementary Section F.2)</w:t>
+        <w:t xml:space="preserve">1 800 chem-pass after Stage 1+2 (966 full-filter survivors, Supplementary Section F.2)</w:t>
       </w:r>
       <w:r>
         <w:t xml:space="preserve"> </w:t>
@@ -30305,7 +30305,7 @@
         <w:ind w:left="2608"/>
       </w:pPr>
       <w:r>
-        <w:t xml:space="preserve">Four no-diffusion baselines are run through the identical downstream validation pipeline (canonicalisation, chemistry filters, Uni-Mol 3D-CNN surrogate scoring, novelty window) on the same training corpus, so that any difference reflects the generator rather than the evaluation.</w:t>
+        <w:t xml:space="preserve">Four no-diffusion baselines are run through the identical downstream validation pipeline (canonicalisation, chemistry filters, Uni-Mol Uni-Mol surrogate scoring, novelty window) on the same training corpus, so that any difference reflects the generator rather than the evaluation.</w:t>
       </w:r>
     </w:p>
     <w:p>
@@ -30331,7 +30331,10 @@
       </w:r>
       <m:oMath>
         <m:r>
-          <m:t>o</m:t>
+          <m:rPr>
+            <m:sty m:val="p"/>
+          </m:rPr>
+          <m:t>→</m:t>
         </m:r>
       </m:oMath>
       <w:r>
@@ -30446,14 +30449,17 @@
         <w:t xml:space="preserve">selfies</w:t>
       </w:r>
       <w:r>
-        <w:t xml:space="preserve"> 2.1.1: token substitution/insertion/deletion up to three mutations, single-point crossover), initialised from the same corpus and optimising the DGLD Pareto composite (viability, sensitivity, novelty, performance) each generation. The primary run evolves a population of 2 000 over 30 generations (elite fraction 0.50, new fraction 0.20, crossover fraction 0.15, seed 42); a compute-matched variant evolves 40 000 over 15 generations. Every candidate is scored each generation by the same Uni-Mol 3D-CNN surrogate; the 40 000-pool best-novel candidate is carried through the full B3LYP/6-31G(d)</w:t>
-      </w:r>
-      <w:r>
-        <w:t xml:space="preserve"> </w:t>
-      </w:r>
-      <m:oMath>
-        <m:r>
-          <m:t>o</m:t>
+        <w:t xml:space="preserve"> 2.1.1: token substitution/insertion/deletion up to three mutations, single-point crossover), initialised from the same corpus and optimising the DGLD Pareto composite (viability, sensitivity, novelty, performance) each generation. The primary run evolves a population of 2 000 over 30 generations (elite fraction 0.50, new fraction 0.20, crossover fraction 0.15, seed 42); a compute-matched variant evolves 40 000 over 15 generations. Every candidate is scored each generation by the same Uni-Mol Uni-Mol surrogate; the 40 000-pool best-novel candidate is carried through the full B3LYP/6-31G(d)</w:t>
+      </w:r>
+      <w:r>
+        <w:t xml:space="preserve"> </w:t>
+      </w:r>
+      <m:oMath>
+        <m:r>
+          <m:rPr>
+            <m:sty m:val="p"/>
+          </m:rPr>
+          <m:t>→</m:t>
         </m:r>
       </m:oMath>
       <w:r>
@@ -30472,7 +30478,10 @@
       </w:r>
       <m:oMath>
         <m:r>
-          <m:t>o</m:t>
+          <m:rPr>
+            <m:sty m:val="p"/>
+          </m:rPr>
+          <m:t>→</m:t>
         </m:r>
       </m:oMath>
       <w:r>
@@ -30597,7 +30606,7 @@
         <w:ind w:left="2608"/>
       </w:pPr>
       <w:r>
-        <w:t xml:space="preserve">All four baselines are scored on the same Uni-Mol 3D-CNN surrogate; only the SELFIES-GA best-novel candidate is carried to DFT. The reranker composite is generator-internal for SELFIES-GA, an N-fraction proxy for REINVENT 4, and uncalibrated for MolMIM, so composite values are compared within, not across, methods.</w:t>
+        <w:t xml:space="preserve">All four baselines are scored on the same Uni-Mol Uni-Mol surrogate; only the SELFIES-GA best-novel candidate is carried to DFT. The reranker composite is generator-internal for SELFIES-GA, an N-fraction proxy for REINVENT 4, and uncalibrated for MolMIM, so composite values are compared within, not across, methods.</w:t>
       </w:r>
     </w:p>
     <w:p>
@@ -30779,7 +30788,7 @@
         <w:t xml:space="preserve">−1</w:t>
       </w:r>
       <w:r>
-        <w:t xml:space="preserve">. Across all four baselines, DGLD is the only method with consistent productive-quadrant coverage confirmed at DFT level. (Kamlet–Jacobs relative ranking throughout; absolute</w:t>
+        <w:t xml:space="preserve">. Across all four baselines, among the baselines only SELFIES-GA's top candidate was DFT-audited (and collapsed); DGLD is the only method with productive-quadrant coverage confirmed at DFT level. (Kamlet–Jacobs relative ranking throughout; absolute</w:t>
       </w:r>
       <w:r>
         <w:t xml:space="preserve"> </w:t>
@@ -30892,7 +30901,7 @@
         <w:t xml:space="preserve"> </w:t>
       </w:r>
       <w:r>
-        <w:t xml:space="preserve">from a chemotype family disjoint from the L1 isoxazole class, promoting E1 to co-headline status pending thermal stability confirmation and a 1,2,3,5-oxatriazole-class DFT anchor (Section 3). Two leads from two distinct scaffold families on a single sampling run rules out the alternative reading that L1's productive-quadrant placement is a sampling artefact.</w:t>
+        <w:t xml:space="preserve">from a chemotype family disjoint from the L1 isoxazole class, flagging E1 as a chemically distinct candidate whose calibrated D is an upper bound pending thermal stability confirmation and a 1,2,3,5-oxatriazole-class DFT anchor (Section 3). Two leads from two distinct scaffold families on a single sampling run argues against the reading that L1's productive-quadrant placement is a sampling artefact.</w:t>
       </w:r>
     </w:p>
     <w:p>

--- a/paper/molecules/molecules_paper.docx
+++ b/paper/molecules/molecules_paper.docx
@@ -3897,7 +3897,7 @@
           <w:b/>
           <w:bCs/>
         </w:rPr>
-        <w:t xml:space="preserve">6-anchor calibration.</w:t>
+        <w:t xml:space="preserve">6-anchor calibration (Table 1).</w:t>
       </w:r>
       <w:r>
         <w:t xml:space="preserve"> </w:t>
@@ -14645,7 +14645,7 @@
         <w:ind w:left="2608"/>
       </w:pPr>
       <w:r>
-        <w:t xml:space="preserve">Of the 10 E-set candidates,</w:t>
+        <w:t xml:space="preserve">Of the 10 E-set candidates (Tables 6 and 7),</w:t>
       </w:r>
       <w:r>
         <w:t xml:space="preserve"> </w:t>
@@ -19150,7 +19150,21 @@
         <w:t xml:space="preserve"> </w:t>
       </w:r>
       <w:r>
-        <w:t xml:space="preserve">Per-condition seed variance (3-seed s.d. on top-1 composite, range 0.106–0.184) is comparable to the across-condition mean differences, so the production C2 default is justified by the most-novel result rather than a sharp performance lift; the qualitative ablation conclusions are robust to seed across all six guidance axes (Table S27, full multi-seed table). The 6-seed unguided baseline gives the tightest mean (top-1 composite 0.451 ± 0.126); the SA-axis SA-C3 (viab+sens+SA) is the worst at 0.698 ± 0.015.</w:t>
+        <w:t xml:space="preserve">Per-condition seed variance (3-seed s.d. on top-1 composite, range 0.106–0.184) is comparable to the across-condition mean differences, so the production C2 default is justified by the most-novel result, with top-1</w:t>
+      </w:r>
+      <w:r>
+        <w:t xml:space="preserve"> </w:t>
+      </w:r>
+      <m:oMath>
+        <m:r>
+          <m:t>D</m:t>
+        </m:r>
+      </m:oMath>
+      <w:r>
+        <w:t xml:space="preserve"> </w:t>
+      </w:r>
+      <w:r>
+        <w:t xml:space="preserve">invariant across conditions; the qualitative ablation conclusions are robust to seed across all six guidance axes (Table S27, full multi-seed table). The 6-seed unguided baseline gives the tightest mean (top-1 composite 0.451 ± 0.126); the SA-axis SA-C3 (viab+sens+SA) is the worst at 0.698 ± 0.015.</w:t>
       </w:r>
     </w:p>
     <w:p>
@@ -24907,7 +24921,7 @@
         <w:t xml:space="preserve"> </w:t>
       </w:r>
       <w:r>
-        <w:t xml:space="preserve">leads. Combination happens post-decode in Section 4.14 (Figure 22): we union the lanes' SMILES pools and run them once through the rerank funnel. We do not average outputs or interpolate weights, so this is not a classical ensemble in that sense.</w:t>
+        <w:t xml:space="preserve">leads. Combination happens post-decode in Section 4.14 (Figure 22): we union the lanes' SMILES pools and run them once through the rerank funnel. The combination is a post-decode union of the two lanes' SMILES pools, with no weight interpolation or output averaging.</w:t>
       </w:r>
     </w:p>
     <w:p>

--- a/paper/molecules/molecules_paper.docx
+++ b/paper/molecules/molecules_paper.docx
@@ -227,7 +227,7 @@
         <w:rPr>
           <w:b w:val="0"/>
         </w:rPr>
-        <w:t>The design of new high-energy-density materials is a data-limited inverse-design problem: of roughly 66,000 CHNO molecules with reported detonation properties, only about 3,000 carry trustworthy experimental or quantum-chemistry values, so generative models trained on the full mixture either memorise the high-performance tail or extrapolate without calibration, and few new HMX-class compounds have been disclosed in the past fifteen years. Here we introduce Domain-Gated Latent Diffusion (DGLD) , a data-driven framework that couples generative inverse design to first-principles validation. A four-tier label-trust gate routes only high-quality labels into the conditional gradient while noisy labels train the unconditional prior; a multi-task score model supplies independently switchable sample-time steering over viability, sensitivity, and hazard; and a four-stage screening funnel (a substructure-pattern (SMARTS) filter, a Pareto reranker, semi-empirical GFN2-xTB triage, and B3LYP/def2-TZVP density-functional theory) validates every candidate. DGLD yields 11 unique DFT-confirmed novel leads (12 lead cards); the headline compound, 3,4,5-trinitro-1,2-isoxazole, reaches a calibrated density of 2.09 g cm −3 and a Kamlet–Jacobs detonation velocity of 8.25 km s −1 while remaining structurally distinct from all 65,980 training molecules (nearest-neighbour Tanimoto 0.27). On the identical Kamlet–Jacobs recipe the HMX and PETN reference anchors calibrate to 7.52 and 8.24 km s −1 , so this lead ranks with the strongest anchors on the matched scale. Against four baselines on the same corpus, DGLD is the only method whose candidates are simultaneously novel and, under this first-principles validation, competitive with the calibrated HMX/PETN reference class. The label-gating recipe is domain-agnostic, requiring only a domain-appropriate validation funnel; code, model checkpoints, and 918 mined hard negatives are released openly.</w:t>
+        <w:t>The design of new high-energy-density materials is a data-limited inverse-design problem: of roughly 66,000 CHNO molecules with reported detonation properties, only about 3,000 carry trustworthy experimental or quantum-chemistry values, so generative models trained on the full mixture either memorise the high-performance tail or extrapolate without calibration, and few new HMX-class compounds have been disclosed in the past fifteen years. Here we introduce Domain-Gated Latent Diffusion (DGLD) , a data-driven framework that couples generative inverse design to first-principles validation. A four-tier label-trust gate routes only high-quality labels into the conditional gradient while noisy labels train the unconditional prior; a multi-task score model supplies independently switchable sample-time steering over viability, sensitivity, and hazard; and a four-stage screening funnel (a substructure-pattern (SMARTS) filter, a Pareto reranker, semi-empirical GFN2-xTB triage, and two-level DFT (B3LYP/6-31G(d) geometry, ωB97X-D3BJ/def2-TZVP single-point)) validates every candidate. DGLD yields 11 unique DFT-confirmed novel leads (12 lead cards); the headline compound, 3,4,5-trinitro-1,2-isoxazole, reaches a calibrated density of 2.09 g cm −3 and a Kamlet–Jacobs detonation velocity of 8.25 km s −1 while remaining structurally distinct from all 65,980 training molecules (nearest-neighbour Tanimoto 0.27). On the identical Kamlet–Jacobs recipe the HMX and PETN reference anchors calibrate to 7.52 and 8.24 km s −1 , so this lead ranks with the strongest anchors on the matched scale. Against four baselines on the same corpus, DGLD is the only method whose novel candidates stay competitive with the calibrated HMX/PETN class under DFT validation. The label-gating recipe is domain-agnostic, requiring only a domain-appropriate validation funnel; code, model checkpoints, and 918 mined hard negatives are released openly.</w:t>
       </w:r>
     </w:p>
     <w:p>
@@ -265,7 +265,7 @@
         <w:ind w:left="2608"/>
       </w:pPr>
       <w:r>
-        <w:t xml:space="preserve">Energetic-materials performance gains translate directly into reduced propellant mass, smaller warheads, and more efficient civilian gas-generators, yet the canonical anchors of the field (HMX and CL-20) were developed decades ago and few new HMX-class compounds have been disclosed in the past fifteen years. The space of synthesisable CHNO small molecules with the right balance of crystal density, oxygen balance, heat of formation, and detonation kinetics is vast, but traditional discovery explores it slowly. Computational methods offer acceleration, yet each existing family has a fundamental limitation: empirical formulas (Kamlet–Jacobs</w:t>
+        <w:t xml:space="preserve">Energetic-materials performance gains translate directly into reduced propellant mass, smaller warheads, and more efficient civilian gas-generators, yet the canonical anchors of the field (HMX and CL-20) were developed decades ago and few new HMX-class compounds have been disclosed in the decades since. The space of synthesisable CHNO small molecules with the right balance of crystal density, oxygen balance (OB), heat of formation, and detonation kinetics is vast, but traditional discovery explores it slowly. Computational methods offer acceleration, yet each existing family has a fundamental limitation: empirical formulas (Kamlet–Jacobs</w:t>
       </w:r>
       <w:r>
         <w:t xml:space="preserve"> </w:t>
@@ -463,7 +463,7 @@
         <w:t xml:space="preserve">productive-quadrant generator</w:t>
       </w:r>
       <w:r>
-        <w:t xml:space="preserve">: it samples molecules that are simultaneously novel relative to the labelled master and competitive with the HMX/PETN reference class on predicted detonation performance. Across three strong baselines, of the methods carried to first-principles validation, DGLD is the only one with consistent novel productive-quadrant coverage (simultaneously novel and on-target for performance): SMILES-LSTM memorises 18.3% of outputs exactly; SELFIES-GA returns 75% (75/100) corpus rediscoveries and its best novel candidate collapses from</w:t>
+        <w:t xml:space="preserve">: it samples molecules that are simultaneously novel relative to the labelled master and competitive with the HMX/PETN reference class on predicted detonation performance. Across three strong energetics-domain baselines (SMILES-LSTM, SELFIES-GA, REINVENT 4), DGLD is the only method whose novel candidates remain on-target under first-principles DFT validation: SMILES-LSTM memorises 18.3% of outputs exactly; SELFIES-GA returns 75% (75/100) corpus rediscoveries and its best novel candidate collapses from</w:t>
       </w:r>
       <w:r>
         <w:t xml:space="preserve"> </w:t>
@@ -556,7 +556,7 @@
         <w:t xml:space="preserve"> </w:t>
       </w:r>
       <w:r>
-        <w:t xml:space="preserve">surrogate artefact); REINVENT 4 generates novel high-N heterocycles but peaks at</w:t>
+        <w:t xml:space="preserve">surrogate artefact); REINVENT 4 generates novel high-N heterocycles but peaks at a surrogate</w:t>
       </w:r>
       <w:r>
         <w:t xml:space="preserve"> </w:t>
@@ -585,7 +585,10 @@
         <w:t xml:space="preserve">−1</w:t>
       </w:r>
       <w:r>
-        <w:t xml:space="preserve">. A second lead, E1 (4-nitro-1,2,3,5-oxatriazole), reaches</w:t>
+        <w:t xml:space="preserve"> </w:t>
+      </w:r>
+      <w:r>
+        <w:t xml:space="preserve">that was not DFT-audited. A second lead, E1 (4-nitro-1,2,3,5-oxatriazole), reaches</w:t>
       </w:r>
       <w:r>
         <w:t xml:space="preserve"> </w:t>
@@ -728,7 +731,21 @@
         </m:r>
       </m:oMath>
       <w:r>
-        <w:t xml:space="preserve">). DGLD (blue, 7 settings × 3 seeds) clears the novelty floor (max-Tanimoto &lt; 0.55) on every axis and lands in the HMX-class band. SMILES-LSTM (red X) is exact rediscovery (Tanimoto = 1.0); MolMIM 70 M (gold) is novel but at</w:t>
+        <w:t xml:space="preserve">). DGLD (blue, 7 settings × 3 seeds) clears the novelty floor (max-Tanimoto &lt; 0.55) on every axis and lands in the HMX-class band (the</w:t>
+      </w:r>
+      <w:r>
+        <w:t xml:space="preserve"> </w:t>
+      </w:r>
+      <m:oMath>
+        <m:r>
+          <m:t>D</m:t>
+        </m:r>
+      </m:oMath>
+      <w:r>
+        <w:t xml:space="preserve"> </w:t>
+      </w:r>
+      <w:r>
+        <w:t xml:space="preserve">panel is on the Uni-Mol surrogate scale; DFT-calibrated Kamlet–Jacobs values for the DGLD leads are in Table 1). SMILES-LSTM (red X) is exact rediscovery (Tanimoto = 1.0); MolMIM 70 M (gold) is novel but at</w:t>
       </w:r>
       <w:r>
         <w:t xml:space="preserve"> </w:t>
@@ -1014,7 +1031,7 @@
         <w:t xml:space="preserve"> </w:t>
       </w:r>
       <w:r>
-        <w:t xml:space="preserve">Only trustworthy labels enter the conditional gradient, while lower-confidence labels train the unconditional prior (Section 4.1). The recipe is domain-agnostic; only the validation funnel changes per application.</w:t>
+        <w:t xml:space="preserve">Only trustworthy labels enter the conditional gradient, while lower-confidence labels train the unconditional prior (Section 4.1).</w:t>
       </w:r>
     </w:p>
     <w:p>
@@ -1050,7 +1067,7 @@
         <w:t xml:space="preserve"> </w:t>
       </w:r>
       <w:r>
-        <w:t xml:space="preserve">The viability head is refined by mining the model's own false-positive outputs as hard negatives against a chemist-defined held-out probe; the production budget-918 checkpoint is round 2 of self-distillation (round 0 = score-model trained on corpus only with Random-Forest-derived viability labels and 0 hard negatives, round 1 = corpus + 137 mined hard negatives, round 2 = corpus + 918 cumulative hard negatives + aromatic-heterocycle boost), closing the gap between the Random Forest teacher's class boundary and the latent regions the sampler actually inhabits.</w:t>
+        <w:t xml:space="preserve">The viability head is refined by mining the model's own false-positive outputs as hard negatives against a chemist-defined held-out probe; the production budget-918 checkpoint is round 2 of self-distillation (Section 4.11), closing the gap between the Random Forest teacher's class boundary and the latent regions the sampler actually inhabits.</w:t>
       </w:r>
     </w:p>
     <w:p>
@@ -2376,7 +2393,7 @@
         <w:t xml:space="preserve"> </w:t>
       </w:r>
       <w:r>
-        <w:t xml:space="preserve">provides a 3D pre-training backbone whose representations transfer to organic property prediction and which the smoke-model ensemble draws on. Elton et al.</w:t>
+        <w:t xml:space="preserve">provides a 3D pre-training backbone whose representations transfer to organic property prediction and which the smoke-model ensemble (our in-house Uni-Mol detonation-property regression ensemble) draws on. Elton et al.</w:t>
       </w:r>
       <w:r>
         <w:t xml:space="preserve"> </w:t>
@@ -3017,7 +3034,7 @@
         <w:t xml:space="preserve"> </w:t>
       </w:r>
       <w:r>
-        <w:t xml:space="preserve">is the semi-empirical tight-binding method we use for sample-time HOMO–LUMO gap triage on top leads (Section 2.3, Supplementary Section F.4); it runs in seconds per molecule on CPU, is well-calibrated for organic CHNO, and provides a stability proxy that is independent of the Uni-Mol surrogate's training distribution. The gpu4pyscf bindings on top of the PySCF framework</w:t>
+        <w:t xml:space="preserve">is the semi-empirical tight-binding method we use for sample-time HOMO–LUMO gap triage on top leads (Section 2.3, Supplementary Section C.12); it runs in seconds per molecule on CPU, is well-calibrated for organic CHNO, and provides a stability proxy that is independent of the Uni-Mol surrogate's training distribution. The gpu4pyscf bindings on top of the PySCF framework</w:t>
       </w:r>
       <w:r>
         <w:t xml:space="preserve"> </w:t>
@@ -12034,7 +12051,7 @@
                 <w:sz w:val="18"/>
                 <w:szCs w:val="18"/>
               </w:rPr>
-              <w:t xml:space="preserve">5</w:t>
+              <w:t xml:space="preserve">7</w:t>
             </w:r>
           </w:p>
         </w:tc>
@@ -14406,7 +14423,7 @@
           <w:b/>
           <w:bCs/>
         </w:rPr>
-        <w:t xml:space="preserve">E1 oxatriazole as a co-headline finding.</w:t>
+        <w:t xml:space="preserve">E1 oxatriazole (second-family candidate).</w:t>
       </w:r>
       <w:r>
         <w:t xml:space="preserve"> </w:t>
@@ -14576,7 +14593,7 @@
         <w:t xml:space="preserve"> </w:t>
       </w:r>
       <w:r>
-        <w:t xml:space="preserve">of 82.7 cm; both E1's calibrated</w:t>
+        <w:t xml:space="preserve">of 82.7 cm; E1's calibrated</w:t>
       </w:r>
       <w:r>
         <w:t xml:space="preserve"> </w:t>
@@ -14590,21 +14607,16 @@
         <w:t xml:space="preserve"> </w:t>
       </w:r>
       <w:r>
-        <w:t xml:space="preserve">and</w:t>
-      </w:r>
-      <w:r>
-        <w:t xml:space="preserve"> </w:t>
-      </w:r>
-      <m:oMath>
-        <m:r>
-          <m:t>ρ</m:t>
-        </m:r>
-      </m:oMath>
-      <w:r>
-        <w:t xml:space="preserve"> </w:t>
-      </w:r>
-      <w:r>
-        <w:t xml:space="preserve">are higher than L1's. The 1,2,3,5-oxatriazole ring system has known thermal/Lewis-acid ring-opening pathways (Sheremetev 2007; Katritzky 2010); a dedicated BDE and DSC/TGA stability screen is required before E1 is promoted to synthesis priority (Supplementary Section C.5.1). Without an oxatriazole-class anchor, E1's calibrated</w:t>
+        <w:t xml:space="preserve">exceeds L1's, though its calibrated density is marginally lower (2.04 vs 2.09 g cm</w:t>
+      </w:r>
+      <w:r>
+        <w:rPr>
+          <w:vertAlign w:val="superscript"/>
+        </w:rPr>
+        <w:t xml:space="preserve">−3</w:t>
+      </w:r>
+      <w:r>
+        <w:t xml:space="preserve">). The 1,2,3,5-oxatriazole ring system has known thermal/Lewis-acid ring-opening pathways (Sheremetev 2007; Katritzky 2010); a dedicated BDE and DSC/TGA stability screen is required before E1 is promoted to synthesis priority (Supplementary Section C.5.1). Without an oxatriazole-class anchor, E1's calibrated</w:t>
       </w:r>
       <w:r>
         <w:t xml:space="preserve"> </w:t>
@@ -14645,7 +14657,7 @@
         <w:ind w:left="2608"/>
       </w:pPr>
       <w:r>
-        <w:t xml:space="preserve">Of the 10 E-set candidates (Tables 6 and 7),</w:t>
+        <w:t xml:space="preserve">Of the 10 E-set candidates (Tables 5 and 6),</w:t>
       </w:r>
       <w:r>
         <w:t xml:space="preserve"> </w:t>
@@ -14784,7 +14796,7 @@
         <w:t xml:space="preserve">−1</w:t>
       </w:r>
       <w:r>
-        <w:t xml:space="preserve">) is upper-bound only because its OB = +28.9 % exceeds the +25 % K-J reliability limit (Supplementary Section D.13). The L-set sits at the upper edge of a credible distribution; L1 and E1 are two HMX-class picks from chemically distinct families.</w:t>
+        <w:t xml:space="preserve">) is upper-bound only because its OB = +28.9 % exceeds the +25 % K-J reliability limit (Supplementary Section D.13). The L-set sits at the upper edge of a credible distribution; L1 and E1 are the two top-ranked leads, from chemically distinct families.</w:t>
       </w:r>
     </w:p>
     <w:p>
@@ -14821,7 +14833,7 @@
         <w:t xml:space="preserve"> </w:t>
       </w:r>
       <w:r>
-        <w:t xml:space="preserve">Top-1 comparison: SMILES-LSTM, MolMIM 70 M, SELFIES-GA, and REINVENT 4 no-diffusion baselines vs. unguided and best-novel DGLD conditions from Table 8. Columns: top-1 composite;</w:t>
+        <w:t xml:space="preserve">Top-1 comparison: SMILES-LSTM, MolMIM 70 M, SELFIES-GA, and REINVENT 4 no-diffusion baselines vs. unguided and best-novel DGLD conditions (head-to-head in Supplementary Section F.4). Columns: top-1 composite;</w:t>
       </w:r>
       <w:r>
         <w:t xml:space="preserve"> </w:t>
@@ -14910,7 +14922,7 @@
         <w:t xml:space="preserve"> </w:t>
       </w:r>
       <w:r>
-        <w:t xml:space="preserve">are Uni-Mol Uni-Mol scores for the seed-42 top-100 by N-fraction, post-hoc (the RL reward was N-fraction, not the DGLD composite); max-Tanimoto for the top-100 is in the [0.15, 0.65] novelty window (not memorisation).</w:t>
+        <w:t xml:space="preserve">are Uni-Mol scores for the seed-42 top-100 by N-fraction, post-hoc (the RL reward was N-fraction, not the DGLD composite); max-Tanimoto for the top-100 is in the [0.15, 0.65] novelty window (not memorisation).</w:t>
       </w:r>
     </w:p>
     <w:tbl>
@@ -17182,24 +17194,7 @@
         <w:t xml:space="preserve"> </w:t>
       </w:r>
       <w:r>
-        <w:t xml:space="preserve">is the only condition with consistent novel productive-quadrant coverage confirmed at DFT level.</w:t>
-      </w:r>
-      <w:r>
-        <w:t xml:space="preserve"> </w:t>
-      </w:r>
-      <w:hyperlink w:anchor="sec-app-baseline-examples">
-        <w:r>
-          <w:rPr>
-            <w:rStyle w:val="Hyperlink"/>
-          </w:rPr>
-          <w:t xml:space="preserve">Supplementary Section E</w:t>
-        </w:r>
-      </w:hyperlink>
-      <w:r>
-        <w:t xml:space="preserve"> </w:t>
-      </w:r>
-      <w:r>
-        <w:t xml:space="preserve">lists the ten most-novel candidates from each baseline pool.</w:t>
+        <w:t xml:space="preserve">is the only condition with consistent novel productive-quadrant coverage confirmed at DFT level. Supplementary Section E lists the ten most-novel candidates from each baseline pool.</w:t>
       </w:r>
     </w:p>
     <w:p xmlns:a="http://schemas.openxmlformats.org/drawingml/2006/main" xmlns:pic="http://schemas.openxmlformats.org/drawingml/2006/picture">
@@ -17725,21 +17720,7 @@
         <w:ind w:left="2608"/>
       </w:pPr>
       <w:r>
-        <w:t xml:space="preserve">Seven ablations measure the contribution of each system component to the headline. Table 8 lists the headline result of each; full prose, sub-tables, and figures are in</w:t>
-      </w:r>
-      <w:r>
-        <w:t xml:space="preserve"> </w:t>
-      </w:r>
-      <w:hyperlink w:anchor="sec-app-detailed-ablations">
-        <w:r>
-          <w:rPr>
-            <w:rStyle w:val="Hyperlink"/>
-          </w:rPr>
-          <w:t xml:space="preserve">Supplementary Section F</w:t>
-        </w:r>
-      </w:hyperlink>
-      <w:r>
-        <w:t xml:space="preserve">. The forest plot of effect sizes (Figure 9) summarises the guidance-axis ablations visually.</w:t>
+        <w:t xml:space="preserve">Seven ablations measure the contribution of each system component to the headline. Table 8 lists the headline result of each; full prose, sub-tables, and figures are in Supplementary Section F. The forest plot of effect sizes (Figure 9) summarises the guidance-axis ablations visually.</w:t>
       </w:r>
     </w:p>
     <w:p>
@@ -19261,7 +19242,7 @@
         <w:t xml:space="preserve">productive-quadrant generator</w:t>
       </w:r>
       <w:r>
-        <w:t xml:space="preserve">: it proposes molecules that are simultaneously novel relative to the labelled corpus and competitive with the HMX/PETN reference class under first-principles validation. The two headline leads, L1 (3,4,5-trinitro-1,2-isoxazole) and E1 (4-nitro-1,2,3,5-oxatriazole), arise from disjoint chemotype families on a single sampling run, which argues against reading either placement as a sampling artefact. The mechanism that makes this possible is the label-trust gate: routing only the ~3,000 rows that carry a trustworthy experimental or DFT label on the target detonation channels into the conditional gradient, while the remaining lower-confidence labels train only the unconditional prior, prevents miscalibrated Kamlet–Jacobs and surrogate labels from steering generation toward physically implausible high-scoring regions, the failure mode visible in the SELFIES-GA baseline, whose best novel candidate loses 3.5 km s</w:t>
+        <w:t xml:space="preserve">: it proposes molecules that are simultaneously novel relative to the labelled corpus and competitive with the HMX/PETN reference class under first-principles validation. The two top-ranked leads, L1 (3,4,5-trinitro-1,2-isoxazole) and E1 (4-nitro-1,2,3,5-oxatriazole), come from disjoint chemotype families on a single sampling run, so DGLD’s productive-quadrant coverage spans multiple scaffold classes. The mechanism that makes this possible is the label-trust gate: routing only the ~3,000 rows that carry a trustworthy experimental or DFT label on the target detonation channels into the conditional gradient, while the remaining lower-confidence labels train only the unconditional prior, prevents miscalibrated Kamlet–Jacobs and surrogate labels from steering generation toward physically implausible high-scoring regions, the failure mode visible in the SELFIES-GA baseline, whose best novel candidate loses 3.5 km s</w:t>
       </w:r>
       <w:r>
         <w:rPr>
@@ -19698,7 +19679,7 @@
         <w:t xml:space="preserve"> </w:t>
       </w:r>
       <w:r>
-        <w:t xml:space="preserve">is therefore an extrapolation outside the anchor chemical space. A 7th-anchor extension attempt with DNTF (Supplementary Section C.11) failed and the 6-anchor calibration is retained; an oxatriazole-class anchor with experimental crystal density and detonation data remains scoped as future work before E1 reaches L1 confidence. L1's</w:t>
+        <w:t xml:space="preserve">is therefore an extrapolation outside the anchor chemical space. DNTF lies outside the calibration's applicability domain (a furazan-class outlier, Supplementary Section C.11), so the 6-anchor calibration is retained; an oxatriazole-class anchor with experimental crystal density and detonation data remains scoped as future work before E1 reaches L1 confidence. L1's</w:t>
       </w:r>
       <w:r>
         <w:t xml:space="preserve"> </w:t>
@@ -19837,7 +19818,7 @@
         <w:t xml:space="preserve"> </w:t>
       </w:r>
       <w:r>
-        <w:t xml:space="preserve">Kamlet–Jacobs vs Uni-Mol residual reported in Section 2.3 is consistent with the typical disagreement between Kamlet–Jacobs and full Chapman–Jouguet thermochemical-equilibrium codes (EXPLO5, Suceská et al.; Cheetah-2, Fried–Howard) on high-N CHNO compounds: published benchmarks place this disagreement in the 0.3–1.5 km s</w:t>
+        <w:t xml:space="preserve">Kamlet–Jacobs vs Uni-Mol residual reported in Section 2.3 is consistent with the typical disagreement between Kamlet–Jacobs and full Chapman–Jouguet thermochemical-equilibrium codes (EXPLO5, Sućeska et al.; Cheetah-2, Fried–Howard) on high-N CHNO compounds: published benchmarks place this disagreement in the 0.3–1.5 km s</w:t>
       </w:r>
       <w:r>
         <w:rPr>
@@ -20203,7 +20184,7 @@
         </m:r>
       </m:oMath>
       <w:r>
-        <w:t xml:space="preserve">1% of mean), so the production C2 lift is not an artefact of a particular denoiser-init seed.</w:t>
+        <w:t xml:space="preserve">1% of mean), so the production C2 lift is stable across denoiser-init seeds.</w:t>
       </w:r>
     </w:p>
     <w:p>
@@ -30029,7 +30010,7 @@
         <w:t xml:space="preserve"> </w:t>
       </w:r>
       <w:r>
-        <w:t xml:space="preserve">Pool size vs. (i) best composite score over top-1 candidate, (ii) number of candidates passing every filter. Both curves are still moving at pool=40k; the M7 five-lane 100k run (Supplementary Section F.5) confirms the trend: 4 639 passing candidates (5.1× more than the 40k baseline) with scaffold count expanding from 7 to 24.</w:t>
+        <w:t xml:space="preserve">Pool size vs. (i) best composite score over top-1 candidate, (ii) number of candidates passing every filter. Both curves are still moving at pool=40k; the M7 five-lane 100k run (Supplementary Section F.5) confirms the trend: 4 639 passing candidates (4.8× the 40k baseline) with scaffold count expanding from 7 to 24.</w:t>
       </w:r>
     </w:p>
     <w:p>
@@ -30319,7 +30300,7 @@
         <w:ind w:left="2608"/>
       </w:pPr>
       <w:r>
-        <w:t xml:space="preserve">Four no-diffusion baselines are run through the identical downstream validation pipeline (canonicalisation, chemistry filters, Uni-Mol Uni-Mol surrogate scoring, novelty window) on the same training corpus, so that any difference reflects the generator rather than the evaluation.</w:t>
+        <w:t xml:space="preserve">Four no-diffusion baselines are run through the identical downstream validation pipeline (canonicalisation, chemistry filters, Uni-Mol surrogate scoring, novelty window) on the same training corpus, so that any difference reflects the generator rather than the evaluation.</w:t>
       </w:r>
     </w:p>
     <w:p>
@@ -30463,7 +30444,7 @@
         <w:t xml:space="preserve">selfies</w:t>
       </w:r>
       <w:r>
-        <w:t xml:space="preserve"> 2.1.1: token substitution/insertion/deletion up to three mutations, single-point crossover), initialised from the same corpus and optimising the DGLD Pareto composite (viability, sensitivity, novelty, performance) each generation. The primary run evolves a population of 2 000 over 30 generations (elite fraction 0.50, new fraction 0.20, crossover fraction 0.15, seed 42); a compute-matched variant evolves 40 000 over 15 generations. Every candidate is scored each generation by the same Uni-Mol Uni-Mol surrogate; the 40 000-pool best-novel candidate is carried through the full B3LYP/6-31G(d)</w:t>
+        <w:t xml:space="preserve"> 2.1.1: token substitution/insertion/deletion up to three mutations, single-point crossover), initialised from the same corpus and optimising the DGLD Pareto composite (viability, sensitivity, novelty, performance) each generation. The primary run evolves a population of 2 000 over 30 generations (elite fraction 0.50, new fraction 0.20, crossover fraction 0.15, seed 42); a compute-matched variant evolves 40 000 over 15 generations. Every candidate is scored each generation by the same Uni-Mol surrogate; the 40 000-pool best-novel candidate is carried through the full B3LYP/6-31G(d)</w:t>
       </w:r>
       <w:r>
         <w:t xml:space="preserve"> </w:t>
@@ -30620,7 +30601,7 @@
         <w:ind w:left="2608"/>
       </w:pPr>
       <w:r>
-        <w:t xml:space="preserve">All four baselines are scored on the same Uni-Mol Uni-Mol surrogate; only the SELFIES-GA best-novel candidate is carried to DFT. The reranker composite is generator-internal for SELFIES-GA, an N-fraction proxy for REINVENT 4, and uncalibrated for MolMIM, so composite values are compared within, not across, methods.</w:t>
+        <w:t xml:space="preserve">All four baselines are scored on the same Uni-Mol surrogate; only the SELFIES-GA best-novel candidate is carried to DFT. The reranker composite is generator-internal for SELFIES-GA, an N-fraction proxy for REINVENT 4, and uncalibrated for MolMIM, so composite values are compared within, not across, methods.</w:t>
       </w:r>
     </w:p>
     <w:p>
@@ -30728,7 +30709,7 @@
         <w:t xml:space="preserve"> </w:t>
       </w:r>
       <w:r>
-        <w:t xml:space="preserve">and is structurally dissimilar from all 65 980 training molecules (nearest-neighbour Tanimoto 0.27). Three strong baselines fail the novel-and-on-target test on the same compute: SMILES-LSTM memorises 18.3% of outputs; SELFIES-GA sees its best novel candidate collapse to</w:t>
+        <w:t xml:space="preserve">and is structurally dissimilar from all 65 980 training molecules (nearest-neighbour Tanimoto 0.27). Three strong energetics-domain baselines fail the novel-and-on-target test on the same compute: SMILES-LSTM memorises 18.3% of outputs; SELFIES-GA sees its best novel candidate collapse to</w:t>
       </w:r>
       <w:r>
         <w:t xml:space="preserve"> </w:t>
@@ -30915,7 +30896,7 @@
         <w:t xml:space="preserve"> </w:t>
       </w:r>
       <w:r>
-        <w:t xml:space="preserve">from a chemotype family disjoint from the L1 isoxazole class, flagging E1 as a chemically distinct candidate whose calibrated D is an upper bound pending thermal stability confirmation and a 1,2,3,5-oxatriazole-class DFT anchor (Section 3). Two leads from two distinct scaffold families on a single sampling run argues against the reading that L1's productive-quadrant placement is a sampling artefact.</w:t>
+        <w:t xml:space="preserve">from a chemotype family disjoint from the L1 isoxazole class, flagging E1 as a chemically distinct candidate whose calibrated D is an upper bound pending thermal stability confirmation and a 1,2,3,5-oxatriazole-class DFT anchor (Section 3). L1 and E1 are two leads from two distinct scaffold families produced on a single sampling run, so the productive-quadrant coverage spans multiple chemotypes.</w:t>
       </w:r>
     </w:p>
     <w:p>
@@ -33034,7 +33015,7 @@
         <w:t xml:space="preserve"> </w:t>
       </w:r>
       <w:r>
-        <w:t xml:space="preserve">details and superseded ablations, baseline-method example outputs, and the detailed per-condition</w:t>
+        <w:t xml:space="preserve">details and extended ablations, baseline-method example outputs, and the detailed per-condition</w:t>
       </w:r>
       <w:r>
         <w:t xml:space="preserve"> </w:t>

--- a/paper/molecules/molecules_paper.docx
+++ b/paper/molecules/molecules_paper.docx
@@ -227,7 +227,7 @@
         <w:rPr>
           <w:b w:val="0"/>
         </w:rPr>
-        <w:t>The design of new high-energy-density materials is a data-limited inverse-design problem: of roughly 66,000 CHNO molecules with reported detonation properties, only about 3,000 carry trustworthy experimental or quantum-chemistry values, so generative models trained on the full mixture either memorise the high-performance tail or extrapolate without calibration, and few new HMX-class compounds have been disclosed in the past fifteen years. Here we introduce Domain-Gated Latent Diffusion (DGLD) , a data-driven framework that couples generative inverse design to first-principles validation. A four-tier label-trust gate routes only high-quality labels into the conditional gradient while noisy labels train the unconditional prior; a multi-task score model supplies independently switchable sample-time steering over viability, sensitivity, and hazard; and a four-stage screening funnel (a substructure-pattern (SMARTS) filter, a Pareto reranker, semi-empirical GFN2-xTB triage, and two-level DFT (B3LYP/6-31G(d) geometry, ωB97X-D3BJ/def2-TZVP single-point)) validates every candidate. DGLD yields 11 unique DFT-confirmed novel leads (12 lead cards); the headline compound, 3,4,5-trinitro-1,2-isoxazole, reaches a calibrated density of 2.09 g cm −3 and a Kamlet–Jacobs detonation velocity of 8.25 km s −1 while remaining structurally distinct from all 65,980 training molecules (nearest-neighbour Tanimoto 0.27). On the identical Kamlet–Jacobs recipe the HMX and PETN reference anchors calibrate to 7.52 and 8.24 km s −1 , so this lead ranks with the strongest anchors on the matched scale. Against four baselines on the same corpus, DGLD is the only method whose novel candidates stay competitive with the calibrated HMX/PETN class under DFT validation. The label-gating recipe is domain-agnostic, requiring only a domain-appropriate validation funnel; code, model checkpoints, and 918 mined hard negatives are released openly.</w:t>
+        <w:t>The design of new high-energy-density materials is a data-limited inverse-design problem: of roughly 66,000 CHNO molecules with reported detonation properties, only about 3,000 carry trustworthy experimental or quantum-chemistry values, so models trained on the full mixture memorise the high-performance tail or extrapolate without calibration. We introduce Domain-Gated Latent Diffusion (DGLD) , coupling generative design to first-principles validation. A four-tier label-trust gate routes only high-quality labels into the conditional gradient while noisy labels train the unconditional prior; a score model adds switchable sample-time steering over viability, sensitivity, and hazard; and a four-stage funnel (SMARTS substructure filter, Pareto reranker, GFN2-xTB triage, and two-level DFT: B3LYP/6-31G(d) geometry, ωB97X-D3BJ/def2-TZVP single-point) validates every candidate. DGLD yields 11 unique DFT-confirmed novel leads; the headline compound, 3,4,5-trinitro-1,2-isoxazole, reaches a calibrated density of 2.09 g cm −3 and a Kamlet–Jacobs detonation velocity of 8.25 km s −1 while remaining structurally distinct from all 65,980 training molecules (nearest-neighbour Tanimoto 0.27). On the same recipe the HMX and PETN anchors calibrate to 7.52 and 8.24 km s −1 , ranking it with the strongest anchors on that scale. Against four baselines on the same corpus, DGLD is the only method whose novel candidates stay competitive under DFT validation. The recipe is domain-agnostic; code, model checkpoints, and 918 mined hard negatives are released openly.</w:t>
       </w:r>
     </w:p>
     <w:p>
@@ -731,7 +731,7 @@
         </m:r>
       </m:oMath>
       <w:r>
-        <w:t xml:space="preserve">). DGLD (blue, 7 settings × 3 seeds) clears the novelty floor (max-Tanimoto &lt; 0.55) on every axis and lands in the HMX-class band (the</w:t>
+        <w:t xml:space="preserve">). DGLD (blue, 7 settings × 3 seeds) clears the novelty floor (max-Tanimoto &lt; 0.55) on every axis and lands in the HMX-class band (DGLD points on the</w:t>
       </w:r>
       <w:r>
         <w:t xml:space="preserve"> </w:t>
@@ -745,7 +745,18 @@
         <w:t xml:space="preserve"> </w:t>
       </w:r>
       <w:r>
-        <w:t xml:space="preserve">panel is on the Uni-Mol surrogate scale; DFT-calibrated Kamlet–Jacobs values for the DGLD leads are in Table 1). SMILES-LSTM (red X) is exact rediscovery (Tanimoto = 1.0); MolMIM 70 M (gold) is novel but at</w:t>
+        <w:t xml:space="preserve">panel are Uni-Mol surrogate scores and the anchors are at their reported literature</w:t>
+      </w:r>
+      <w:r>
+        <w:t xml:space="preserve"> </w:t>
+      </w:r>
+      <m:oMath>
+        <m:r>
+          <m:t>D</m:t>
+        </m:r>
+      </m:oMath>
+      <w:r>
+        <w:t xml:space="preserve">; only the DFT-calibrated Kamlet–Jacobs values for the DGLD leads, in Table 2, are directly scale-matched to the anchors). SMILES-LSTM (red X) is exact rediscovery (Tanimoto = 1.0); MolMIM 70 M (gold) is novel but at</w:t>
       </w:r>
       <w:r>
         <w:t xml:space="preserve"> </w:t>
@@ -1272,7 +1283,7 @@
         <w:t xml:space="preserve">−1</w:t>
       </w:r>
       <w:r>
-        <w:t xml:space="preserve">) is a further lead from a chemically distinct family, pending addition of an oxatriazole-class DFT anchor (Section 3); the extension set spans eight Bemis–Murcko scaffolds across six chemotype families.</w:t>
+        <w:t xml:space="preserve">) is a further lead from a chemically distinct family, pending addition of an oxatriazole-class DFT anchor (Section 3); the extension set spans eight Bemis–Murcko scaffolds across seven chemotype families.</w:t>
       </w:r>
     </w:p>
     <w:p xmlns:a="http://schemas.openxmlformats.org/drawingml/2006/main" xmlns:pic="http://schemas.openxmlformats.org/drawingml/2006/picture">
@@ -1449,7 +1460,7 @@
         <w:ind w:left="2608"/>
       </w:pPr>
       <w:r>
-        <w:t xml:space="preserve">DGLD sits at the intersection of three lines of work: molecular generative modelling, diffusion models with classifier-style guidance, and property prediction for energetic materials. The central contribution being positioned is property-targeted molecular generation under tier-stratified labels, with end-to-end first-principles audit (DFT) on energetic chemistry. The literature reviewed below either supplies a building block we adopt (LIMO encoder, classifier-free guidance, FiLM conditioning, GFN2-xTB and PySCF for validation), defines a baseline we compare against (MolMIM, MOSES-style benchmarks), or stakes out a neighbouring problem domain (3D pocket-conditioned diffusion, drug-like generative benchmarking) whose techniques we deliberately do not transplant into the energetic-materials regime. We close the section by stating explicitly which gap DGLD fills.</w:t>
+        <w:t xml:space="preserve">DGLD sits at the intersection of three lines of work: molecular generative modelling, diffusion models with classifier-style guidance, and property prediction for energetic materials. The central contribution being positioned is property-targeted molecular generation under tier-stratified labels, with end-to-end first-principles audit (DFT) on energetic chemistry. The literature reviewed below either supplies a building block we adopt (LIMO encoder, classifier-free guidance (CFG), FiLM conditioning, GFN2-xTB and PySCF for validation), defines a baseline we compare against (MolMIM, MOSES-style benchmarks), or stakes out a neighbouring problem domain (3D pocket-conditioned diffusion, drug-like generative benchmarking) whose techniques we deliberately do not transplant into the energetic-materials regime. We close the section by stating explicitly which gap DGLD fills.</w:t>
       </w:r>
     </w:p>
     <w:p>
@@ -2568,7 +2579,24 @@
         </w:r>
       </w:hyperlink>
       <w:r>
-        <w:t xml:space="preserve">) are complementary to our gas-phase Bondi-vdW + 6-anchor-calibration recipe and would substitute cleanly for it once retrained on a polynitro-enriched corpus.</w:t>
+        <w:t xml:space="preserve">) are complementary to our gas-phase Bondi-vdW</w:t>
+      </w:r>
+      <w:r>
+        <w:t xml:space="preserve"> </w:t>
+      </w:r>
+      <w:hyperlink w:anchor="ref-bondi1964vdw">
+        <w:r>
+          <w:rPr>
+            <w:rStyle w:val="Hyperlink"/>
+          </w:rPr>
+          <w:t xml:space="preserve">[41]</w:t>
+        </w:r>
+      </w:hyperlink>
+      <w:r>
+        <w:t xml:space="preserve"> </w:t>
+      </w:r>
+      <w:r>
+        <w:t xml:space="preserve">+ 6-anchor-calibration recipe and would substitute cleanly for it once retrained on a polynitro-enriched corpus.</w:t>
       </w:r>
     </w:p>
     <w:p>
@@ -2587,7 +2615,7 @@
           <w:rPr>
             <w:rStyle w:val="Hyperlink"/>
           </w:rPr>
-          <w:t xml:space="preserve">[41]</w:t>
+          <w:t xml:space="preserve">[42]</w:t>
         </w:r>
       </w:hyperlink>
       <w:r>
@@ -2621,7 +2649,7 @@
           <w:rPr>
             <w:rStyle w:val="Hyperlink"/>
           </w:rPr>
-          <w:t xml:space="preserve">[42]</w:t>
+          <w:t xml:space="preserve">[43]</w:t>
         </w:r>
       </w:hyperlink>
       <w:r>
@@ -2646,6 +2674,55 @@
         <w:t xml:space="preserve"> </w:t>
       </w:r>
       <w:hyperlink w:anchor="ref-klapotke2017nitrogen">
+        <w:r>
+          <w:rPr>
+            <w:rStyle w:val="Hyperlink"/>
+          </w:rPr>
+          <w:t xml:space="preserve">[44]</w:t>
+        </w:r>
+      </w:hyperlink>
+      <w:r>
+        <w:t xml:space="preserve"> </w:t>
+      </w:r>
+      <w:r>
+        <w:t xml:space="preserve">codifies the qualitative fragment priors (nitrogen-rich heterocycles, nitramines, azides) on which our motif-augmented training set is built.</w:t>
+      </w:r>
+    </w:p>
+    <w:p>
+      <w:pPr>
+        <w:pStyle w:val="MDPI22heading2"/>
+        <w:ind w:left="2608"/>
+      </w:pPr>
+      <w:r>
+        <w:t xml:space="preserve">1.1.5 Energetic-materials generative ML and synthesisability</w:t>
+      </w:r>
+    </w:p>
+    <w:p>
+      <w:pPr>
+        <w:pStyle w:val="MDPI32textnoindent"/>
+        <w:ind w:left="2608"/>
+      </w:pPr>
+      <w:r>
+        <w:t xml:space="preserve">Generative work targeting the energetic-materials high-energy tail is comparatively recent and is constrained by the small size of the labelled corpus. The closest spiritual analogue to DGLD is the constrained Bayesian optimisation in a VAE latent of Griffiths and Hernández-Lobato</w:t>
+      </w:r>
+      <w:r>
+        <w:t xml:space="preserve"> </w:t>
+      </w:r>
+      <w:hyperlink w:anchor="ref-griffiths2020constrained">
+        <w:r>
+          <w:rPr>
+            <w:rStyle w:val="Hyperlink"/>
+          </w:rPr>
+          <w:t xml:space="preserve">[45]</w:t>
+        </w:r>
+      </w:hyperlink>
+      <w:r>
+        <w:t xml:space="preserve">, which navigates a learned molecular prior under chemistry constraints; classifier-free latent diffusion subsumes this recipe in a single end-to-end model whose gradient comes from the score function rather than from a separately-trained acquisition oracle. The performance/stability balancing study of Huang et al.</w:t>
+      </w:r>
+      <w:r>
+        <w:t xml:space="preserve"> </w:t>
+      </w:r>
+      <w:hyperlink w:anchor="ref-huang2021applying">
         <w:r>
           <w:rPr>
             <w:rStyle w:val="Hyperlink"/>
@@ -2654,147 +2731,12 @@
         </w:r>
       </w:hyperlink>
       <w:r>
-        <w:t xml:space="preserve"> </w:t>
-      </w:r>
-      <w:r>
-        <w:t xml:space="preserve">codifies the qualitative fragment priors (nitrogen-rich heterocycles, nitramines, azides) on which our motif-augmented training set is built.</w:t>
-      </w:r>
-    </w:p>
-    <w:p>
-      <w:pPr>
-        <w:pStyle w:val="MDPI22heading2"/>
-        <w:ind w:left="2608"/>
-      </w:pPr>
-      <w:r>
-        <w:t xml:space="preserve">1.1.5 Energetic-materials generative ML and synthesisability</w:t>
-      </w:r>
-    </w:p>
-    <w:p>
-      <w:pPr>
-        <w:pStyle w:val="MDPI32textnoindent"/>
-        <w:ind w:left="2608"/>
-      </w:pPr>
-      <w:r>
-        <w:t xml:space="preserve">Generative work targeting the energetic-materials high-energy tail is comparatively recent and is constrained by the small size of the labelled corpus. The closest spiritual analogue to DGLD is the constrained Bayesian optimisation in a VAE latent of Griffiths and Hernández-Lobato</w:t>
-      </w:r>
-      <w:r>
-        <w:t xml:space="preserve"> </w:t>
-      </w:r>
-      <w:hyperlink w:anchor="ref-griffiths2020constrained">
-        <w:r>
-          <w:rPr>
-            <w:rStyle w:val="Hyperlink"/>
-          </w:rPr>
-          <w:t xml:space="preserve">[44]</w:t>
-        </w:r>
-      </w:hyperlink>
-      <w:r>
-        <w:t xml:space="preserve">, which navigates a learned molecular prior under chemistry constraints; classifier-free latent diffusion subsumes this recipe in a single end-to-end model whose gradient comes from the score function rather than from a separately-trained acquisition oracle. The performance/stability balancing study of Huang et al.</w:t>
-      </w:r>
-      <w:r>
-        <w:t xml:space="preserve"> </w:t>
-      </w:r>
-      <w:hyperlink w:anchor="ref-huang2021applying">
-        <w:r>
-          <w:rPr>
-            <w:rStyle w:val="Hyperlink"/>
-          </w:rPr>
-          <w:t xml:space="preserve">[42]</w:t>
-        </w:r>
-      </w:hyperlink>
-      <w:r>
         <w:t xml:space="preserve">, already cited above for sensitivity prediction, is the property-prediction-side counterpart of the multi-head trade-off DGLD enforces at generation time. The bulk of the prior ML work on energetic materials has been discriminative; the four-tier label hierarchy and tier-stratified conditioning-mask of Section 4 are designed precisely to make property-targeted generation viable in this small-and-noisy-label regime. The most direct contemporary competitor is the property-conditioned RNN of</w:t>
       </w:r>
       <w:r>
         <w:t xml:space="preserve"> </w:t>
       </w:r>
       <w:hyperlink w:anchor="ref-npjcompmat2025">
-        <w:r>
-          <w:rPr>
-            <w:rStyle w:val="Hyperlink"/>
-          </w:rPr>
-          <w:t xml:space="preserve">[45]</w:t>
-        </w:r>
-      </w:hyperlink>
-      <w:r>
-        <w:t xml:space="preserve"> </w:t>
-      </w:r>
-      <w:r>
-        <w:t xml:space="preserve">(npj Computational Materials, in press), which couples an autoregressive SMILES generator to QM validation on energetic targets. The two methods differ on three axes that shape the headline numbers: (i) the prior is autoregressive RNN over SMILES vs latent diffusion over a frozen LIMO encoder, so DGLD trades exact-validity guarantees for property-targeted concentration on the high-tail manifold; (ii) the supervisory signal is property regression on a single tier vs the four-tier trust-gating recipe of Section 4.1, which keeps the ~47k Tier-D rows in the unconditional prior without contaminating the conditional gradient; (iii) the validation funnel is QM-only vs the four-stage SMARTS</w:t>
-      </w:r>
-      <w:r>
-        <w:t xml:space="preserve"> </w:t>
-      </w:r>
-      <m:oMath>
-        <m:r>
-          <m:rPr>
-            <m:sty m:val="p"/>
-          </m:rPr>
-          <m:t>→</m:t>
-        </m:r>
-      </m:oMath>
-      <w:r>
-        <w:t xml:space="preserve"> </w:t>
-      </w:r>
-      <w:r>
-        <w:t xml:space="preserve">Pareto</w:t>
-      </w:r>
-      <w:r>
-        <w:t xml:space="preserve"> </w:t>
-      </w:r>
-      <m:oMath>
-        <m:r>
-          <m:rPr>
-            <m:sty m:val="p"/>
-          </m:rPr>
-          <m:t>→</m:t>
-        </m:r>
-      </m:oMath>
-      <w:r>
-        <w:t xml:space="preserve"> </w:t>
-      </w:r>
-      <w:r>
-        <w:t xml:space="preserve">GFN2-xTB</w:t>
-      </w:r>
-      <w:r>
-        <w:t xml:space="preserve"> </w:t>
-      </w:r>
-      <m:oMath>
-        <m:r>
-          <m:rPr>
-            <m:sty m:val="p"/>
-          </m:rPr>
-          <m:t>→</m:t>
-        </m:r>
-      </m:oMath>
-      <w:r>
-        <w:t xml:space="preserve"> </w:t>
-      </w:r>
-      <w:r>
-        <w:t xml:space="preserve">DFT chain of Section 4.13. Where the two papers agree is on the headline finding that energetic-materials generation requires post-decode physics validation; where they differ is on whether the prior should be tilted toward the high-tail before that validation runs.</w:t>
-      </w:r>
-    </w:p>
-    <w:p>
-      <w:pPr>
-        <w:pStyle w:val="MDPI22heading2"/>
-        <w:ind w:left="2608"/>
-      </w:pPr>
-      <w:r>
-        <w:t xml:space="preserve">1.1.6 General-purpose property predictors</w:t>
-      </w:r>
-    </w:p>
-    <w:p>
-      <w:pPr>
-        <w:pStyle w:val="MDPI32textnoindent"/>
-        <w:ind w:left="2608"/>
-      </w:pPr>
-      <w:r>
-        <w:t xml:space="preserve">Outside the energetic-materials niche, several general-purpose molecular property predictors set the methodological context. Chemprop / D-MPNN</w:t>
-      </w:r>
-      <w:r>
-        <w:t xml:space="preserve"> </w:t>
-      </w:r>
-      <w:hyperlink w:anchor="ref-yang2019chemprop">
         <w:r>
           <w:rPr>
             <w:rStyle w:val="Hyperlink"/>
@@ -2806,12 +2748,81 @@
         <w:t xml:space="preserve"> </w:t>
       </w:r>
       <w:r>
-        <w:t xml:space="preserve">remains a strong message-passing-graph default; SchNet</w:t>
-      </w:r>
-      <w:r>
-        <w:t xml:space="preserve"> </w:t>
-      </w:r>
-      <w:hyperlink w:anchor="ref-schutt2018schnet">
+        <w:t xml:space="preserve">(npj Computational Materials, in press), which couples an autoregressive SMILES generator to QM validation on energetic targets. The two methods differ on three axes that shape the headline numbers: (i) the prior is autoregressive RNN over SMILES vs latent diffusion over a frozen LIMO encoder, so DGLD trades exact-validity guarantees for property-targeted concentration on the high-tail manifold; (ii) the supervisory signal is property regression on a single tier vs the four-tier trust-gating recipe of Section 4.1, which keeps the ~47k Tier-D rows in the unconditional prior without contaminating the conditional gradient; (iii) the validation funnel is QM-only vs the four-stage SMARTS</w:t>
+      </w:r>
+      <w:r>
+        <w:t xml:space="preserve"> </w:t>
+      </w:r>
+      <m:oMath>
+        <m:r>
+          <m:rPr>
+            <m:sty m:val="p"/>
+          </m:rPr>
+          <m:t>→</m:t>
+        </m:r>
+      </m:oMath>
+      <w:r>
+        <w:t xml:space="preserve"> </w:t>
+      </w:r>
+      <w:r>
+        <w:t xml:space="preserve">Pareto</w:t>
+      </w:r>
+      <w:r>
+        <w:t xml:space="preserve"> </w:t>
+      </w:r>
+      <m:oMath>
+        <m:r>
+          <m:rPr>
+            <m:sty m:val="p"/>
+          </m:rPr>
+          <m:t>→</m:t>
+        </m:r>
+      </m:oMath>
+      <w:r>
+        <w:t xml:space="preserve"> </w:t>
+      </w:r>
+      <w:r>
+        <w:t xml:space="preserve">GFN2-xTB</w:t>
+      </w:r>
+      <w:r>
+        <w:t xml:space="preserve"> </w:t>
+      </w:r>
+      <m:oMath>
+        <m:r>
+          <m:rPr>
+            <m:sty m:val="p"/>
+          </m:rPr>
+          <m:t>→</m:t>
+        </m:r>
+      </m:oMath>
+      <w:r>
+        <w:t xml:space="preserve"> </w:t>
+      </w:r>
+      <w:r>
+        <w:t xml:space="preserve">DFT chain of Section 4.13. Where the two papers agree is on the headline finding that energetic-materials generation requires post-decode physics validation; where they differ is on whether the prior should be tilted toward the high-tail before that validation runs.</w:t>
+      </w:r>
+    </w:p>
+    <w:p>
+      <w:pPr>
+        <w:pStyle w:val="MDPI22heading2"/>
+        <w:ind w:left="2608"/>
+      </w:pPr>
+      <w:r>
+        <w:t xml:space="preserve">1.1.6 General-purpose property predictors</w:t>
+      </w:r>
+    </w:p>
+    <w:p>
+      <w:pPr>
+        <w:pStyle w:val="MDPI32textnoindent"/>
+        <w:ind w:left="2608"/>
+      </w:pPr>
+      <w:r>
+        <w:t xml:space="preserve">Outside the energetic-materials niche, several general-purpose molecular property predictors set the methodological context. Chemprop / D-MPNN</w:t>
+      </w:r>
+      <w:r>
+        <w:t xml:space="preserve"> </w:t>
+      </w:r>
+      <w:hyperlink w:anchor="ref-yang2019chemprop">
         <w:r>
           <w:rPr>
             <w:rStyle w:val="Hyperlink"/>
@@ -2823,12 +2834,12 @@
         <w:t xml:space="preserve"> </w:t>
       </w:r>
       <w:r>
-        <w:t xml:space="preserve">introduced continuous-filter convolutions for atomistic systems and achieves DFT-level accuracy on energy and force predictions; OrbNet</w:t>
-      </w:r>
-      <w:r>
-        <w:t xml:space="preserve"> </w:t>
-      </w:r>
-      <w:hyperlink w:anchor="ref-qiao2020orbnet">
+        <w:t xml:space="preserve">remains a strong message-passing-graph default; SchNet</w:t>
+      </w:r>
+      <w:r>
+        <w:t xml:space="preserve"> </w:t>
+      </w:r>
+      <w:hyperlink w:anchor="ref-schutt2018schnet">
         <w:r>
           <w:rPr>
             <w:rStyle w:val="Hyperlink"/>
@@ -2840,30 +2851,12 @@
         <w:t xml:space="preserve"> </w:t>
       </w:r>
       <w:r>
-        <w:t xml:space="preserve">uses symmetry-adapted atomic-orbital features to predict quantum-chemical observables at semi-empirical cost. We do not use these networks directly: the smoke-model Uni-Mol ensemble is trained against detonation outputs and is in-distribution for the energetic-materials task, while these graph and quantum-aware models would have to be re-fit to detonation labels before they could substitute for it. They define the broader prediction-quality envelope against which the smoke-model ensemble's accuracy on CHNO chemistry should be read.</w:t>
-      </w:r>
-    </w:p>
-    <w:p>
-      <w:pPr>
-        <w:pStyle w:val="MDPI22heading2"/>
-        <w:ind w:left="2608"/>
-      </w:pPr>
-      <w:r>
-        <w:t xml:space="preserve">1.1.7 Distribution-learning benchmarks and synthesisability metrics</w:t>
-      </w:r>
-    </w:p>
-    <w:p>
-      <w:pPr>
-        <w:pStyle w:val="MDPI32textnoindent"/>
-        <w:ind w:left="2608"/>
-      </w:pPr>
-      <w:r>
-        <w:t xml:space="preserve">The MOSES</w:t>
-      </w:r>
-      <w:r>
-        <w:t xml:space="preserve"> </w:t>
-      </w:r>
-      <w:hyperlink w:anchor="ref-polykovskiy2020moses">
+        <w:t xml:space="preserve">introduced continuous-filter convolutions for atomistic systems and achieves DFT-level accuracy on energy and force predictions; OrbNet</w:t>
+      </w:r>
+      <w:r>
+        <w:t xml:space="preserve"> </w:t>
+      </w:r>
+      <w:hyperlink w:anchor="ref-qiao2020orbnet">
         <w:r>
           <w:rPr>
             <w:rStyle w:val="Hyperlink"/>
@@ -2875,12 +2868,30 @@
         <w:t xml:space="preserve"> </w:t>
       </w:r>
       <w:r>
-        <w:t xml:space="preserve">and GuacaMol</w:t>
-      </w:r>
-      <w:r>
-        <w:t xml:space="preserve"> </w:t>
-      </w:r>
-      <w:hyperlink w:anchor="ref-brown2019guacamol">
+        <w:t xml:space="preserve">uses symmetry-adapted atomic-orbital features to predict quantum-chemical observables at semi-empirical cost. We do not use these networks directly: the smoke-model Uni-Mol ensemble is trained against detonation outputs and is in-distribution for the energetic-materials task, while these graph and quantum-aware models would have to be re-fit to detonation labels before they could substitute for it. They define the broader prediction-quality envelope against which the smoke-model ensemble's accuracy on CHNO chemistry should be read.</w:t>
+      </w:r>
+    </w:p>
+    <w:p>
+      <w:pPr>
+        <w:pStyle w:val="MDPI22heading2"/>
+        <w:ind w:left="2608"/>
+      </w:pPr>
+      <w:r>
+        <w:t xml:space="preserve">1.1.7 Distribution-learning benchmarks and synthesisability metrics</w:t>
+      </w:r>
+    </w:p>
+    <w:p>
+      <w:pPr>
+        <w:pStyle w:val="MDPI32textnoindent"/>
+        <w:ind w:left="2608"/>
+      </w:pPr>
+      <w:r>
+        <w:t xml:space="preserve">The MOSES</w:t>
+      </w:r>
+      <w:r>
+        <w:t xml:space="preserve"> </w:t>
+      </w:r>
+      <w:hyperlink w:anchor="ref-polykovskiy2020moses">
         <w:r>
           <w:rPr>
             <w:rStyle w:val="Hyperlink"/>
@@ -2892,12 +2903,12 @@
         <w:t xml:space="preserve"> </w:t>
       </w:r>
       <w:r>
-        <w:t xml:space="preserve">benchmarks have standardised the evaluation of molecular generators on validity, novelty, uniqueness, and similarity-to-training metrics. The Fréchet ChemNet Distance</w:t>
-      </w:r>
-      <w:r>
-        <w:t xml:space="preserve"> </w:t>
-      </w:r>
-      <w:hyperlink w:anchor="ref-preuer2018fcd">
+        <w:t xml:space="preserve">and GuacaMol</w:t>
+      </w:r>
+      <w:r>
+        <w:t xml:space="preserve"> </w:t>
+      </w:r>
+      <w:hyperlink w:anchor="ref-brown2019guacamol">
         <w:r>
           <w:rPr>
             <w:rStyle w:val="Hyperlink"/>
@@ -2909,12 +2920,12 @@
         <w:t xml:space="preserve"> </w:t>
       </w:r>
       <w:r>
-        <w:t xml:space="preserve">reports distributional similarity between generated and reference sets in a learned chemical-feature space and provides a pretrained-feature analogue of FID for chemistry. The chemical-space project of Reymond</w:t>
-      </w:r>
-      <w:r>
-        <w:t xml:space="preserve"> </w:t>
-      </w:r>
-      <w:hyperlink w:anchor="ref-reymond2015gdb">
+        <w:t xml:space="preserve">benchmarks have standardised the evaluation of molecular generators on validity, novelty, uniqueness, and similarity-to-training metrics. The Fréchet ChemNet Distance</w:t>
+      </w:r>
+      <w:r>
+        <w:t xml:space="preserve"> </w:t>
+      </w:r>
+      <w:hyperlink w:anchor="ref-preuer2018fcd">
         <w:r>
           <w:rPr>
             <w:rStyle w:val="Hyperlink"/>
@@ -2923,21 +2934,15 @@
         </w:r>
       </w:hyperlink>
       <w:r>
-        <w:t xml:space="preserve">, with its enumerated GDB-13 and GDB-17 reference sets, bounds how much of small-molecule space remains untouched by generative models and contextualises any novelty claim. We adopt MOSES-style metrics in Supplementary Section D.11 and treat FCD as a chemistry-class-transfer signal rather than a within-domain quality metric, since the ChemNet feature extractor is trained on drug-like ZINC+PubChem chemistry.</w:t>
-      </w:r>
-    </w:p>
-    <w:p>
-      <w:pPr>
-        <w:pStyle w:val="MDPI31text"/>
-        <w:ind w:left="2608"/>
-      </w:pPr>
-      <w:r>
-        <w:t xml:space="preserve">Synthesisability is a separate concern. The SA score of Ertl and Schuffenhauer</w:t>
-      </w:r>
-      <w:r>
-        <w:t xml:space="preserve"> </w:t>
-      </w:r>
-      <w:hyperlink w:anchor="ref-ertl2009sa">
+        <w:t xml:space="preserve"> </w:t>
+      </w:r>
+      <w:r>
+        <w:t xml:space="preserve">reports distributional similarity between generated and reference sets in a learned chemical-feature space and provides a pretrained-feature analogue of FID for chemistry. The chemical-space project of Reymond</w:t>
+      </w:r>
+      <w:r>
+        <w:t xml:space="preserve"> </w:t>
+      </w:r>
+      <w:hyperlink w:anchor="ref-reymond2015gdb">
         <w:r>
           <w:rPr>
             <w:rStyle w:val="Hyperlink"/>
@@ -2946,15 +2951,12 @@
         </w:r>
       </w:hyperlink>
       <w:r>
-        <w:t xml:space="preserve"> </w:t>
-      </w:r>
-      <w:r>
-        <w:t xml:space="preserve">penalises uncommon ring fusions and rare fragments and is a fast, well-calibrated bound on accessibility; the SCScore of Coley et al.</w:t>
-      </w:r>
-      <w:r>
-        <w:t xml:space="preserve"> </w:t>
-      </w:r>
-      <w:hyperlink w:anchor="ref-coley2018scscore">
+        <w:t xml:space="preserve">, with its enumerated GDB-13 and GDB-17 reference sets, bounds how much of small-molecule space remains untouched by generative models and contextualises any novelty claim. We adopt MOSES-style metrics in Supplementary Section D.11 and treat FCD as a chemistry-class-transfer signal rather than a within-domain quality metric, since the ChemNet feature extractor is trained on drug-like ZINC</w:t>
+      </w:r>
+      <w:r>
+        <w:t xml:space="preserve"> </w:t>
+      </w:r>
+      <w:hyperlink w:anchor="ref-sterling2015zinc">
         <w:r>
           <w:rPr>
             <w:rStyle w:val="Hyperlink"/>
@@ -2963,15 +2965,21 @@
         </w:r>
       </w:hyperlink>
       <w:r>
-        <w:t xml:space="preserve"> </w:t>
-      </w:r>
-      <w:r>
-        <w:t xml:space="preserve">learns a complexity proxy from a reaction corpus and complements SA by rewarding fragments that appear as reaction products. We apply both as hard caps in the rerank pipeline. Tanimoto similarity</w:t>
-      </w:r>
-      <w:r>
-        <w:t xml:space="preserve"> </w:t>
-      </w:r>
-      <w:hyperlink w:anchor="ref-rogers1960computer">
+        <w:t xml:space="preserve">+PubChem chemistry.</w:t>
+      </w:r>
+    </w:p>
+    <w:p>
+      <w:pPr>
+        <w:pStyle w:val="MDPI31text"/>
+        <w:ind w:left="2608"/>
+      </w:pPr>
+      <w:r>
+        <w:t xml:space="preserve">Synthesisability is a separate concern. The SA score of Ertl and Schuffenhauer</w:t>
+      </w:r>
+      <w:r>
+        <w:t xml:space="preserve"> </w:t>
+      </w:r>
+      <w:hyperlink w:anchor="ref-ertl2009sa">
         <w:r>
           <w:rPr>
             <w:rStyle w:val="Hyperlink"/>
@@ -2983,46 +2991,12 @@
         <w:t xml:space="preserve"> </w:t>
       </w:r>
       <w:r>
-        <w:t xml:space="preserve">on Morgan fingerprints provides a simple, well-understood novelty bound against the training set; we use a window</w:t>
-      </w:r>
-      <w:r>
-        <w:t xml:space="preserve"> </w:t>
-      </w:r>
-      <w:r>
-        <w:rPr>
-          <w:i/>
-          <w:iCs/>
-        </w:rPr>
-        <w:t xml:space="preserve">(0.20, 0.55)</w:t>
-      </w:r>
-      <w:r>
-        <w:t xml:space="preserve"> </w:t>
-      </w:r>
-      <w:r>
-        <w:t xml:space="preserve">to keep candidates close enough to known chemistry to be plausible but far enough to count as new.</w:t>
-      </w:r>
-    </w:p>
-    <w:p>
-      <w:pPr>
-        <w:pStyle w:val="MDPI22heading2"/>
-        <w:ind w:left="2608"/>
-      </w:pPr>
-      <w:r>
-        <w:t xml:space="preserve">1.1.8 Validation tooling</w:t>
-      </w:r>
-    </w:p>
-    <w:p>
-      <w:pPr>
-        <w:pStyle w:val="MDPI32textnoindent"/>
-        <w:ind w:left="2608"/>
-      </w:pPr>
-      <w:r>
-        <w:t xml:space="preserve">The validation half of the DGLD pipeline relies on three external tools that are not part of the generative-modelling literature. GFN2-xTB</w:t>
-      </w:r>
-      <w:r>
-        <w:t xml:space="preserve"> </w:t>
-      </w:r>
-      <w:hyperlink w:anchor="ref-bannwarth2019gfn2">
+        <w:t xml:space="preserve">penalises uncommon ring fusions and rare fragments and is a fast, well-calibrated bound on accessibility; the SCScore of Coley et al.</w:t>
+      </w:r>
+      <w:r>
+        <w:t xml:space="preserve"> </w:t>
+      </w:r>
+      <w:hyperlink w:anchor="ref-coley2018scscore">
         <w:r>
           <w:rPr>
             <w:rStyle w:val="Hyperlink"/>
@@ -3034,12 +3008,12 @@
         <w:t xml:space="preserve"> </w:t>
       </w:r>
       <w:r>
-        <w:t xml:space="preserve">is the semi-empirical tight-binding method we use for sample-time HOMO–LUMO gap triage on top leads (Section 2.3, Supplementary Section C.12); it runs in seconds per molecule on CPU, is well-calibrated for organic CHNO, and provides a stability proxy that is independent of the Uni-Mol surrogate's training distribution. The gpu4pyscf bindings on top of the PySCF framework</w:t>
-      </w:r>
-      <w:r>
-        <w:t xml:space="preserve"> </w:t>
-      </w:r>
-      <w:hyperlink w:anchor="ref-sun2020pyscf">
+        <w:t xml:space="preserve">learns a complexity proxy from a reaction corpus and complements SA by rewarding fragments that appear as reaction products. We apply both as hard caps in the rerank pipeline. Tanimoto similarity</w:t>
+      </w:r>
+      <w:r>
+        <w:t xml:space="preserve"> </w:t>
+      </w:r>
+      <w:hyperlink w:anchor="ref-rogers1960computer">
         <w:r>
           <w:rPr>
             <w:rStyle w:val="Hyperlink"/>
@@ -3051,12 +3025,46 @@
         <w:t xml:space="preserve"> </w:t>
       </w:r>
       <w:r>
-        <w:t xml:space="preserve">supply our DFT pipeline (Section 2.3, Supplementary Section C). GPU offloading reduces a single B3LYP/6-31G(d) opt + Hessian for a 15–25-atom CHNO molecule from hours on CPU to under one hour on a single A100, which is what makes per-lead first-principles validation budget-feasible. AiZynthFinder</w:t>
-      </w:r>
-      <w:r>
-        <w:t xml:space="preserve"> </w:t>
-      </w:r>
-      <w:hyperlink w:anchor="ref-genheden2020aizynth">
+        <w:t xml:space="preserve">on Morgan fingerprints provides a simple, well-understood novelty bound against the training set; we use a window</w:t>
+      </w:r>
+      <w:r>
+        <w:t xml:space="preserve"> </w:t>
+      </w:r>
+      <w:r>
+        <w:rPr>
+          <w:i/>
+          <w:iCs/>
+        </w:rPr>
+        <w:t xml:space="preserve">(0.20, 0.55)</w:t>
+      </w:r>
+      <w:r>
+        <w:t xml:space="preserve"> </w:t>
+      </w:r>
+      <w:r>
+        <w:t xml:space="preserve">to keep candidates close enough to known chemistry to be plausible but far enough to count as new.</w:t>
+      </w:r>
+    </w:p>
+    <w:p>
+      <w:pPr>
+        <w:pStyle w:val="MDPI22heading2"/>
+        <w:ind w:left="2608"/>
+      </w:pPr>
+      <w:r>
+        <w:t xml:space="preserve">1.1.8 Validation tooling</w:t>
+      </w:r>
+    </w:p>
+    <w:p>
+      <w:pPr>
+        <w:pStyle w:val="MDPI32textnoindent"/>
+        <w:ind w:left="2608"/>
+      </w:pPr>
+      <w:r>
+        <w:t xml:space="preserve">The validation half of the DGLD pipeline relies on three external tools that are not part of the generative-modelling literature. GFN2-xTB</w:t>
+      </w:r>
+      <w:r>
+        <w:t xml:space="preserve"> </w:t>
+      </w:r>
+      <w:hyperlink w:anchor="ref-bannwarth2019gfn2">
         <w:r>
           <w:rPr>
             <w:rStyle w:val="Hyperlink"/>
@@ -3068,6 +3076,40 @@
         <w:t xml:space="preserve"> </w:t>
       </w:r>
       <w:r>
+        <w:t xml:space="preserve">is the semi-empirical tight-binding method we use for sample-time HOMO–LUMO gap triage on top leads (Section 2.3, Supplementary Section C.12); it runs in seconds per molecule on CPU, is well-calibrated for organic CHNO, and provides a stability proxy that is independent of the Uni-Mol surrogate's training distribution. The gpu4pyscf bindings on top of the PySCF framework</w:t>
+      </w:r>
+      <w:r>
+        <w:t xml:space="preserve"> </w:t>
+      </w:r>
+      <w:hyperlink w:anchor="ref-sun2020pyscf">
+        <w:r>
+          <w:rPr>
+            <w:rStyle w:val="Hyperlink"/>
+          </w:rPr>
+          <w:t xml:space="preserve">[59]</w:t>
+        </w:r>
+      </w:hyperlink>
+      <w:r>
+        <w:t xml:space="preserve"> </w:t>
+      </w:r>
+      <w:r>
+        <w:t xml:space="preserve">supply our DFT pipeline (Section 2.3, Supplementary Section C). GPU offloading reduces a single B3LYP/6-31G(d) opt + Hessian for a 15–25-atom CHNO molecule from hours on CPU to under one hour on a single A100, which is what makes per-lead first-principles validation budget-feasible. AiZynthFinder</w:t>
+      </w:r>
+      <w:r>
+        <w:t xml:space="preserve"> </w:t>
+      </w:r>
+      <w:hyperlink w:anchor="ref-genheden2020aizynth">
+        <w:r>
+          <w:rPr>
+            <w:rStyle w:val="Hyperlink"/>
+          </w:rPr>
+          <w:t xml:space="preserve">[60]</w:t>
+        </w:r>
+      </w:hyperlink>
+      <w:r>
+        <w:t xml:space="preserve"> </w:t>
+      </w:r>
+      <w:r>
         <w:t xml:space="preserve">performs the retrosynthetic plausibility check of Section 2.4 via Monte-Carlo tree search over a USPTO template set against a ZINC in-stock catalog; we treat it as a positive-only check, since an empty result reflects template-database scope rather than unsynthesisability. The accuracy expected of any DFT functional we use is calibrated by the GMTKN55 benchmark suite of Goerigk et al.</w:t>
       </w:r>
       <w:r>
@@ -3078,7 +3120,7 @@
           <w:rPr>
             <w:rStyle w:val="Hyperlink"/>
           </w:rPr>
-          <w:t xml:space="preserve">[59]</w:t>
+          <w:t xml:space="preserve">[61]</w:t>
         </w:r>
       </w:hyperlink>
       <w:r>
@@ -3846,7 +3888,7 @@
         <w:t xml:space="preserve"> </w:t>
       </w:r>
       <w:r>
-        <w:t xml:space="preserve">the same gate, indicating that classifier guidance can drive the sampler into modes that score high on learned proxies but fail at frontier-orbital electronic stability; a larger unguided pool with the same gating produces a more physically-credible final set.</w:t>
+        <w:t xml:space="preserve">the same gate, indicating that classifier guidance can drive the sampler into modes that score high on learned proxies but fail at frontier-orbital electronic stability; a larger unguided pool with the same gating yields the more physically-credible final set, which is the production configuration.</w:t>
       </w:r>
     </w:p>
     <w:p>
@@ -3892,7 +3934,7 @@
         <w:t xml:space="preserve"> </w:t>
       </w:r>
       <w:r>
-        <w:t xml:space="preserve">(no imaginary frequencies; min real modes 9–52 cm</w:t>
+        <w:t xml:space="preserve">(no imaginary frequencies; min real modes 6.8–52 cm</w:t>
       </w:r>
       <w:r>
         <w:rPr>
@@ -3901,7 +3943,7 @@
         <w:t xml:space="preserve">−1</w:t>
       </w:r>
       <w:r>
-        <w:t xml:space="preserve">); three SMARTS-rejected reference scaffolds (R2, R3, R14) optimised under the same protocol are in Supplementary Section C.5. The candidates that do not advance to Stage 4 are accounted for in Supplementary Section C.5 (45 removed at the Stage-2 hard filters; 28 fail K-J/imaginary-frequency/composition gates).</w:t>
+        <w:t xml:space="preserve">, with near-zero soft-torsion modes in L9 and L20); three SMARTS-rejected reference scaffolds (R2, R3, R14) optimised under the same protocol are in Supplementary Section C.5. The candidates that do not advance to Stage 4 are accounted for in Supplementary Section C.5 (45 removed at the Stage-2 hard filters; 28 fail K-J/imaginary-frequency/composition gates).</w:t>
       </w:r>
     </w:p>
     <w:p>
@@ -8966,7 +9008,7 @@
           <w:rPr>
             <w:rStyle w:val="Hyperlink"/>
           </w:rPr>
-          <w:t xml:space="preserve">[60]</w:t>
+          <w:t xml:space="preserve">[62]</w:t>
         </w:r>
       </w:hyperlink>
       <w:hyperlink w:anchor="ref-konnov2025nitroisoxazole">
@@ -8974,7 +9016,7 @@
           <w:rPr>
             <w:rStyle w:val="Hyperlink"/>
           </w:rPr>
-          <w:t xml:space="preserve">[61]</w:t>
+          <w:t xml:space="preserve">[63]</w:t>
         </w:r>
       </w:hyperlink>
       <w:r>
@@ -8998,7 +9040,7 @@
           <w:rPr>
             <w:rStyle w:val="Hyperlink"/>
           </w:rPr>
-          <w:t xml:space="preserve">[62]</w:t>
+          <w:t xml:space="preserve">[64]</w:t>
         </w:r>
       </w:hyperlink>
       <w:r>
@@ -9023,7 +9065,7 @@
         <w:ind w:left="2608"/>
       </w:pPr>
       <w:r>
-        <w:t xml:space="preserve">Three audits frame the merged top-100 against PubChem, public USPTO retrosynthesis templates, and a scaffold-distinct E-set extension. The headline is that DGLD generates a chemotype distribution (the scaffold-distinct E-set extension, E1–E10: 10 DFT leads / 8 Bemis–Murcko scaffolds / 6 families), not a single isoxazole hit.</w:t>
+        <w:t xml:space="preserve">Three audits frame the merged top-100 against PubChem, public USPTO retrosynthesis templates, and a scaffold-distinct E-set extension. The headline is that DGLD generates a chemotype distribution (the scaffold-distinct E-set extension, E1–E10: 10 DFT leads / 8 Bemis–Murcko scaffolds / 7 families), not a single isoxazole hit.</w:t>
       </w:r>
     </w:p>
     <w:p>
@@ -9061,7 +9103,7 @@
           <w:rPr>
             <w:rStyle w:val="Hyperlink"/>
           </w:rPr>
-          <w:t xml:space="preserve">[63]</w:t>
+          <w:t xml:space="preserve">[65]</w:t>
         </w:r>
       </w:hyperlink>
       <w:r>
@@ -9091,7 +9133,7 @@
           <w:b/>
           <w:bCs/>
         </w:rPr>
-        <w:t xml:space="preserve">Zero of the 100 candidates lie within Tanimoto 0.70 of any training row, and zero are exact matches in the 694 518-row augmented corpus</w:t>
+        <w:t xml:space="preserve">Zero of the 100 candidates lie within Tanimoto 0.70 of any augmented-corpus row, and zero are exact matches in the 694 518-row augmented corpus</w:t>
       </w:r>
       <w:r>
         <w:t xml:space="preserve"> </w:t>
@@ -9675,7 +9717,7 @@
           <w:rPr>
             <w:rStyle w:val="Hyperlink"/>
           </w:rPr>
-          <w:t xml:space="preserve">[58]</w:t>
+          <w:t xml:space="preserve">[60]</w:t>
         </w:r>
       </w:hyperlink>
       <w:r>
@@ -10195,7 +10237,7 @@
           <w:b/>
           <w:bCs/>
         </w:rPr>
-        <w:t xml:space="preserve">8 distinct scaffolds across 6 chemotype families</w:t>
+        <w:t xml:space="preserve">8 distinct scaffolds across 7 chemotype families</w:t>
       </w:r>
       <w:r>
         <w:t xml:space="preserve">: 1,2,3,5-oxatriazole (E1), NH-pyrrole nitroaromatic (E6), acyclic and small-ring nitramines (E2–E4), small-ring nitrate esters (E5, E7), geminal polynitro carbocycle (E8), bare 1H-tetrazole (E9), and nitro-imidazoline (E10); four families (oxatriazole, NH-pyrrole, acyclic nitramine, geminal polynitro carbocycle) are absent from the L-set entirely.</w:t>
@@ -17558,7 +17600,7 @@
         <w:t xml:space="preserve"> </w:t>
       </w:r>
       <w:r>
-        <w:t xml:space="preserve">from Table S7; baselines from Table S27.</w:t>
+        <w:t xml:space="preserve">from Table S7; baselines from Table 7.</w:t>
       </w:r>
     </w:p>
     <w:p>
@@ -18595,7 +18637,7 @@
                 <w:sz w:val="18"/>
                 <w:szCs w:val="18"/>
               </w:rPr>
-              <w:t xml:space="preserve">Post-filter yield 966 → 4 639 (+5×); scaffolds 7 → 24; max</w:t>
+              <w:t xml:space="preserve">Post-filter yield 966 → 4 639 (4.8×); scaffolds 7 → 24; max</w:t>
             </w:r>
             <w:r>
               <w:rPr>
@@ -19229,7 +19271,7 @@
         <w:ind w:left="2608"/>
       </w:pPr>
       <w:r>
-        <w:t xml:space="preserve">DGLD’s central result is that tier-gated training and switchable sample-time steering together let a latent diffusion model act as a</w:t>
+        <w:t xml:space="preserve">DGLD’s central result is that tier-gated training and switchable sample-time steering together make a latent diffusion model a</w:t>
       </w:r>
       <w:r>
         <w:t xml:space="preserve"> </w:t>
@@ -19242,7 +19284,7 @@
         <w:t xml:space="preserve">productive-quadrant generator</w:t>
       </w:r>
       <w:r>
-        <w:t xml:space="preserve">: it proposes molecules that are simultaneously novel relative to the labelled corpus and competitive with the HMX/PETN reference class under first-principles validation. The two top-ranked leads, L1 (3,4,5-trinitro-1,2-isoxazole) and E1 (4-nitro-1,2,3,5-oxatriazole), come from disjoint chemotype families on a single sampling run, so DGLD’s productive-quadrant coverage spans multiple scaffold classes. The mechanism that makes this possible is the label-trust gate: routing only the ~3,000 rows that carry a trustworthy experimental or DFT label on the target detonation channels into the conditional gradient, while the remaining lower-confidence labels train only the unconditional prior, prevents miscalibrated Kamlet–Jacobs and surrogate labels from steering generation toward physically implausible high-scoring regions, the failure mode visible in the SELFIES-GA baseline, whose best novel candidate loses 3.5 km s</w:t>
+        <w:t xml:space="preserve">: the tier gate keeps miscalibrated labels out of the conditional gradient, so sampling concentrates where candidates are both novel and, under first-principles validation, competitive with the HMX/PETN reference class. The two top-ranked leads, L1 (3,4,5-trinitro-1,2-isoxazole) and E1 (4-nitro-1,2,3,5-oxatriazole), come from disjoint chemotype families on a single sampling run, so DGLD’s productive-quadrant coverage spans multiple scaffold classes. The mechanism that makes this possible is the label-trust gate: routing only the ~3,000 rows that carry a trustworthy experimental or DFT label on the target detonation channels into the conditional gradient, while the remaining lower-confidence labels train only the unconditional prior, prevents miscalibrated Kamlet–Jacobs and surrogate labels from steering generation toward physically implausible high-scoring regions, the failure mode visible in the SELFIES-GA baseline, whose best novel candidate loses 3.5 km s</w:t>
       </w:r>
       <w:r>
         <w:rPr>
@@ -19368,7 +19410,7 @@
         <w:t xml:space="preserve"> </w:t>
       </w:r>
       <w:r>
-        <w:t xml:space="preserve">(Table 2) yields ±0.4 km s</w:t>
+        <w:t xml:space="preserve">(Table 2) yields ±0.29 km s</w:t>
       </w:r>
       <w:r>
         <w:rPr>
@@ -19391,7 +19433,7 @@
         </m:r>
       </m:oMath>
       <w:r>
-        <w:t xml:space="preserve">, roughly twice the 6-anchor calibration uncertainty of ±0.23 km s</w:t>
+        <w:t xml:space="preserve">, comparable to the 6-anchor calibration uncertainty of ±0.23 km s</w:t>
       </w:r>
       <w:r>
         <w:rPr>
@@ -19439,18 +19481,24 @@
         </m:r>
       </m:oMath>
       <w:r>
-        <w:t xml:space="preserve">- vs other CL-20 polymorphs). Crystal structure prediction or experimental single-crystal X-ray diffraction is the critical missing step before any density-based performance claim can be considered quantitative. Crystal structure prediction is the natural follow-up validation; recent benchmarks of CSP on energetic molecular crystals (</w:t>
+        <w:t xml:space="preserve">- vs other CL-20 polymorphs). Crystal structure prediction or experimental single-crystal X-ray diffraction is the critical missing step before any density-based performance claim can be considered quantitative. Crystal structure prediction is the natural follow-up validation; recent benchmarks of CSP on energetic molecular crystals</w:t>
+      </w:r>
+      <w:r>
+        <w:t xml:space="preserve"> </w:t>
       </w:r>
       <w:hyperlink w:anchor="ref-csp-cgd-2023">
         <w:r>
           <w:rPr>
             <w:rStyle w:val="Hyperlink"/>
           </w:rPr>
-          <w:t xml:space="preserve">Crystal Growth &amp; Design 2023, DOI:10.1021/acs.cgd.3c00706</w:t>
+          <w:t xml:space="preserve">[66]</w:t>
         </w:r>
       </w:hyperlink>
       <w:r>
-        <w:t xml:space="preserve">) demonstrate that polymorph screening is feasible at this candidate-list scale.</w:t>
+        <w:t xml:space="preserve"> </w:t>
+      </w:r>
+      <w:r>
+        <w:t xml:space="preserve">demonstrate that polymorph screening is feasible at this candidate-list scale.</w:t>
       </w:r>
     </w:p>
     <w:p>
@@ -20668,7 +20716,21 @@
         <w:t xml:space="preserve"> </w:t>
       </w:r>
       <w:r>
-        <w:t xml:space="preserve">Four-tier label-trust hierarchy. Tier-A (experimental) and Tier-B (DFT/thermochemical-derived) drive the conditional gradient via FiLM modulation; Tier-C (Kamlet–Jacobs derived) and Tier-D (ML surrogate) train the unconditional prior via classifier-free-guidance dropout (Section 4.6). Counts give the number of master rows carrying at least one label at that tier; a row can carry labels at several tiers across different properties, so the counts do not partition the 65 980-row master. Tier-A is dominated by experimental crystallographic densities; only ~3 000 rows carry a trusted (Tier-A/B) label on the target detonation channels (</w:t>
+        <w:t xml:space="preserve">Four-tier label-trust hierarchy. Tier-A (experimental) and Tier-B (DFT/thermochemical-derived) drive the conditional gradient via FiLM modulation; Tier-C (Kamlet–Jacobs derived) and Tier-D (ML surrogate) train the unconditional prior via classifier-free-guidance dropout (Section 4.6). Counts give the number of master rows carrying at least one label at that tier; a row can carry labels at several tiers across different properties, so the counts do not partition the 65 980-row master. Tier-A is dominated by experimental crystallographic densities</w:t>
+      </w:r>
+      <w:r>
+        <w:t xml:space="preserve"> </w:t>
+      </w:r>
+      <w:hyperlink w:anchor="ref-emdb">
+        <w:r>
+          <w:rPr>
+            <w:rStyle w:val="Hyperlink"/>
+          </w:rPr>
+          <w:t xml:space="preserve">[67]</w:t>
+        </w:r>
+      </w:hyperlink>
+      <w:r>
+        <w:t xml:space="preserve">; only ~3 000 rows carry a trusted (Tier-A/B) label on the target detonation channels (</w:t>
       </w:r>
       <m:oMath>
         <m:r>
@@ -21511,7 +21573,7 @@
           <w:rPr>
             <w:rStyle w:val="Hyperlink"/>
           </w:rPr>
-          <w:t xml:space="preserve">[64]</w:t>
+          <w:t xml:space="preserve">[68]</w:t>
         </w:r>
       </w:hyperlink>
       <w:r>
@@ -25062,7 +25124,7 @@
           <w:rPr>
             <w:rStyle w:val="Hyperlink"/>
           </w:rPr>
-          <w:t xml:space="preserve">[42]</w:t>
+          <w:t xml:space="preserve">[43]</w:t>
         </w:r>
       </w:hyperlink>
       <w:r>
@@ -25113,7 +25175,24 @@
         <w:t xml:space="preserve"> </w:t>
       </w:r>
       <w:r>
-        <w:t xml:space="preserve">(y_sens ∈ [0,1] with 1 = high sensitivity / dangerous; guidance descends this signal to reduce predicted sensitivity); the chemist-curated SMARTS catalog plus the Bruns–Watson demerit list yields</w:t>
+        <w:t xml:space="preserve">(y_sens ∈ [0,1] with 1 = high sensitivity / dangerous; guidance descends this signal to reduce predicted sensitivity); the chemist-curated SMARTS catalog plus the Bruns–Watson demerit list</w:t>
+      </w:r>
+      <w:r>
+        <w:t xml:space="preserve"> </w:t>
+      </w:r>
+      <w:hyperlink w:anchor="ref-bruns2020watson">
+        <w:r>
+          <w:rPr>
+            <w:rStyle w:val="Hyperlink"/>
+          </w:rPr>
+          <w:t xml:space="preserve">[69]</w:t>
+        </w:r>
+      </w:hyperlink>
+      <w:r>
+        <w:t xml:space="preserve"> </w:t>
+      </w:r>
+      <w:r>
+        <w:t xml:space="preserve">yields</w:t>
       </w:r>
       <w:r>
         <w:t xml:space="preserve"> </w:t>
@@ -28369,7 +28448,7 @@
           <w:rPr>
             <w:rStyle w:val="Hyperlink"/>
           </w:rPr>
-          <w:t xml:space="preserve">[65]</w:t>
+          <w:t xml:space="preserve">[70]</w:t>
         </w:r>
       </w:hyperlink>
       <w:r>
@@ -28386,7 +28465,7 @@
           <w:rPr>
             <w:rStyle w:val="Hyperlink"/>
           </w:rPr>
-          <w:t xml:space="preserve">[53]</w:t>
+          <w:t xml:space="preserve">[55]</w:t>
         </w:r>
       </w:hyperlink>
       <w:r>
@@ -28411,7 +28490,7 @@
           <w:rPr>
             <w:rStyle w:val="Hyperlink"/>
           </w:rPr>
-          <w:t xml:space="preserve">[54]</w:t>
+          <w:t xml:space="preserve">[56]</w:t>
         </w:r>
       </w:hyperlink>
       <w:r>
@@ -30047,7 +30126,7 @@
         </m:r>
       </m:oMath>
       <w:r>
-        <w:t xml:space="preserve"> 0.84; the production budget-918 checkpoint is round 2 of self-distillation (round 0 = score-model trained on corpus only with Random-Forest-derived viability labels and 0 hard negatives, round 1 = corpus + 137 mined hard negatives, round 2 = corpus + 918 cumulative hard negatives + aromatic-heterocycle boost), the first to satisfy both conditions. The hard-negative count (918) is the cumulative round-2 mining yield, not a tuned target.</w:t>
+        <w:t xml:space="preserve"> 0.84; the production budget-918 checkpoint is round 2 of self-distillation (round 0 = score-model trained on corpus only with Random-Forest-derived viability labels and 0 hard negatives, round 1 = corpus + 137 mined hard negatives, round 2 = corpus + 918 cumulative hard negatives + aromatic-heterocycle boost), the configuration that demotes the worst model-cheat (gem-tetranitro) furthest, to viability 0.74. The hard-negative count (918) is the cumulative round-2 mining yield, not a tuned target.</w:t>
       </w:r>
     </w:p>
     <w:p>
@@ -30567,13 +30646,18 @@
         </m:r>
       </m:oMath>
       <w:r>
-        <w:t xml:space="preserve">, seeds 42/1/2). Because the reward does not target \(</w:t>
-      </w:r>
-      <w:r>
-        <w:t xml:space="preserve"> </w:t>
-      </w:r>
-      <w:r>
-        <w:t xml:space="preserve">ho\)/</w:t>
+        <w:t xml:space="preserve">, seeds 42/1/2). Because the reward does not target</w:t>
+      </w:r>
+      <w:r>
+        <w:t xml:space="preserve"> </w:t>
+      </w:r>
+      <m:oMath>
+        <m:r>
+          <m:t>ρ</m:t>
+        </m:r>
+      </m:oMath>
+      <w:r>
+        <w:t xml:space="preserve">/</w:t>
       </w:r>
       <m:oMath>
         <m:r>
@@ -32085,9 +32169,9 @@
         </w:numPr>
         <w:ind w:left="180" w:hanging="180"/>
       </w:pPr>
-      <w:bookmarkStart w:id="178" w:name="ref-nefati1996ann"/>
-      <w:r>
-        <w:t xml:space="preserve">Nefati, H., Cense, J.-M., &amp; Legendre, J.-J. (1996). Prediction of the Impact Sensitivity by Neural Networks.</w:t>
+      <w:bookmarkStart w:id="178" w:name="ref-bondi1964vdw"/>
+      <w:r>
+        <w:t xml:space="preserve">Bondi, A. (1964). van der Waals Volumes and Radii.</w:t>
       </w:r>
       <w:r>
         <w:t xml:space="preserve"> </w:t>
@@ -32097,10 +32181,10 @@
           <w:i/>
           <w:iCs/>
         </w:rPr>
-        <w:t xml:space="preserve">J. Chem. Inf. Comput. Sci. 36(4)</w:t>
-      </w:r>
-      <w:r>
-        <w:t xml:space="preserve">:804–810. doi:10.1021/ci950223m.</w:t>
+        <w:t xml:space="preserve">J. Phys. Chem. 68(3)</w:t>
+      </w:r>
+      <w:r>
+        <w:t xml:space="preserve">:441–451. doi:10.1021/j100785a001.</w:t>
       </w:r>
       <w:bookmarkEnd w:id="178"/>
     </w:p>
@@ -32113,9 +32197,9 @@
         </w:numPr>
         <w:ind w:left="180" w:hanging="180"/>
       </w:pPr>
-      <w:bookmarkStart w:id="179" w:name="ref-huang2021applying"/>
-      <w:r>
-        <w:t xml:space="preserve">Huang, X. et al. (2021). Applying Machine Learning to Balance Performance and Stability of High Energy Density Materials.</w:t>
+      <w:bookmarkStart w:id="179" w:name="ref-nefati1996ann"/>
+      <w:r>
+        <w:t xml:space="preserve">Nefati, H., Cense, J.-M., &amp; Legendre, J.-J. (1996). Prediction of the Impact Sensitivity by Neural Networks.</w:t>
       </w:r>
       <w:r>
         <w:t xml:space="preserve"> </w:t>
@@ -32125,10 +32209,10 @@
           <w:i/>
           <w:iCs/>
         </w:rPr>
-        <w:t xml:space="preserve">iScience 24</w:t>
-      </w:r>
-      <w:r>
-        <w:t xml:space="preserve">:102240.</w:t>
+        <w:t xml:space="preserve">J. Chem. Inf. Comput. Sci. 36(4)</w:t>
+      </w:r>
+      <w:r>
+        <w:t xml:space="preserve">:804–810. doi:10.1021/ci950223m.</w:t>
       </w:r>
       <w:bookmarkEnd w:id="179"/>
     </w:p>
@@ -32141,9 +32225,9 @@
         </w:numPr>
         <w:ind w:left="180" w:hanging="180"/>
       </w:pPr>
-      <w:bookmarkStart w:id="180" w:name="ref-klapotke2017nitrogen"/>
-      <w:r>
-        <w:t xml:space="preserve">Klapötke, T. M.</w:t>
+      <w:bookmarkStart w:id="180" w:name="ref-huang2021applying"/>
+      <w:r>
+        <w:t xml:space="preserve">Huang, X. et al. (2021). Applying Machine Learning to Balance Performance and Stability of High Energy Density Materials.</w:t>
       </w:r>
       <w:r>
         <w:t xml:space="preserve"> </w:t>
@@ -32153,10 +32237,10 @@
           <w:i/>
           <w:iCs/>
         </w:rPr>
-        <w:t xml:space="preserve">Chemistry of High-Energy Materials</w:t>
-      </w:r>
-      <w:r>
-        <w:t xml:space="preserve">, 5th ed. (de Gruyter, 2019). doi:10.1515/9783110624571.</w:t>
+        <w:t xml:space="preserve">iScience 24</w:t>
+      </w:r>
+      <w:r>
+        <w:t xml:space="preserve">:102240.</w:t>
       </w:r>
       <w:bookmarkEnd w:id="180"/>
     </w:p>
@@ -32169,9 +32253,9 @@
         </w:numPr>
         <w:ind w:left="180" w:hanging="180"/>
       </w:pPr>
-      <w:bookmarkStart w:id="181" w:name="ref-griffiths2020constrained"/>
-      <w:r>
-        <w:t xml:space="preserve">Griffiths, R.-R., &amp; Hernández-Lobato, J. M. (2020). Constrained Bayesian optimization for automatic chemical design using variational autoencoders.</w:t>
+      <w:bookmarkStart w:id="181" w:name="ref-klapotke2017nitrogen"/>
+      <w:r>
+        <w:t xml:space="preserve">Klapötke, T. M.</w:t>
       </w:r>
       <w:r>
         <w:t xml:space="preserve"> </w:t>
@@ -32181,10 +32265,10 @@
           <w:i/>
           <w:iCs/>
         </w:rPr>
-        <w:t xml:space="preserve">Chem. Sci. 11(2)</w:t>
-      </w:r>
-      <w:r>
-        <w:t xml:space="preserve">:577–586. doi:10.1039/C9SC04026A.</w:t>
+        <w:t xml:space="preserve">Chemistry of High-Energy Materials</w:t>
+      </w:r>
+      <w:r>
+        <w:t xml:space="preserve">, 5th ed. (de Gruyter, 2019). doi:10.1515/9783110624571.</w:t>
       </w:r>
       <w:bookmarkEnd w:id="181"/>
     </w:p>
@@ -32197,9 +32281,9 @@
         </w:numPr>
         <w:ind w:left="180" w:hanging="180"/>
       </w:pPr>
-      <w:bookmarkStart w:id="182" w:name="ref-npjcompmat2025"/>
-      <w:r>
-        <w:t xml:space="preserve">Liu, J., et al. (2025). De novo multi-objective generation framework for energetic materials with trading off energy and stability.</w:t>
+      <w:bookmarkStart w:id="182" w:name="ref-griffiths2020constrained"/>
+      <w:r>
+        <w:t xml:space="preserve">Griffiths, R.-R., &amp; Hernández-Lobato, J. M. (2020). Constrained Bayesian optimization for automatic chemical design using variational autoencoders.</w:t>
       </w:r>
       <w:r>
         <w:t xml:space="preserve"> </w:t>
@@ -32209,10 +32293,10 @@
           <w:i/>
           <w:iCs/>
         </w:rPr>
-        <w:t xml:space="preserve">npj Computational Materials</w:t>
-      </w:r>
-      <w:r>
-        <w:t xml:space="preserve">. doi:10.1038/s41524-025-01845-6.</w:t>
+        <w:t xml:space="preserve">Chem. Sci. 11(2)</w:t>
+      </w:r>
+      <w:r>
+        <w:t xml:space="preserve">:577–586. doi:10.1039/C9SC04026A.</w:t>
       </w:r>
       <w:bookmarkEnd w:id="182"/>
     </w:p>
@@ -32225,9 +32309,9 @@
         </w:numPr>
         <w:ind w:left="180" w:hanging="180"/>
       </w:pPr>
-      <w:bookmarkStart w:id="183" w:name="ref-yang2019chemprop"/>
-      <w:r>
-        <w:t xml:space="preserve">Yang, K. et al. (2019). Analyzing Learned Molecular Representations for Property Prediction.</w:t>
+      <w:bookmarkStart w:id="183" w:name="ref-npjcompmat2025"/>
+      <w:r>
+        <w:t xml:space="preserve">Liu, J., et al. (2025). De novo multi-objective generation framework for energetic materials with trading off energy and stability.</w:t>
       </w:r>
       <w:r>
         <w:t xml:space="preserve"> </w:t>
@@ -32237,10 +32321,10 @@
           <w:i/>
           <w:iCs/>
         </w:rPr>
-        <w:t xml:space="preserve">J. Chem. Inf. Model. 59(8)</w:t>
-      </w:r>
-      <w:r>
-        <w:t xml:space="preserve">:3370–3388. doi:10.1021/acs.jcim.9b00237.</w:t>
+        <w:t xml:space="preserve">npj Computational Materials</w:t>
+      </w:r>
+      <w:r>
+        <w:t xml:space="preserve">. doi:10.1038/s41524-025-01845-6.</w:t>
       </w:r>
       <w:bookmarkEnd w:id="183"/>
     </w:p>
@@ -32253,9 +32337,9 @@
         </w:numPr>
         <w:ind w:left="180" w:hanging="180"/>
       </w:pPr>
-      <w:bookmarkStart w:id="184" w:name="ref-schutt2018schnet"/>
-      <w:r>
-        <w:t xml:space="preserve">Schütt, K. T., Sauceda, H. E., Kindermans, P.-J., Tkatchenko, A., &amp; Müller, K.-R. (2018). SchNet: A deep learning architecture for molecules and materials.</w:t>
+      <w:bookmarkStart w:id="184" w:name="ref-yang2019chemprop"/>
+      <w:r>
+        <w:t xml:space="preserve">Yang, K. et al. (2019). Analyzing Learned Molecular Representations for Property Prediction.</w:t>
       </w:r>
       <w:r>
         <w:t xml:space="preserve"> </w:t>
@@ -32265,10 +32349,10 @@
           <w:i/>
           <w:iCs/>
         </w:rPr>
-        <w:t xml:space="preserve">J. Chem. Phys. 148</w:t>
-      </w:r>
-      <w:r>
-        <w:t xml:space="preserve">:241722. doi:10.1063/1.5019779.</w:t>
+        <w:t xml:space="preserve">J. Chem. Inf. Model. 59(8)</w:t>
+      </w:r>
+      <w:r>
+        <w:t xml:space="preserve">:3370–3388. doi:10.1021/acs.jcim.9b00237.</w:t>
       </w:r>
       <w:bookmarkEnd w:id="184"/>
     </w:p>
@@ -32281,9 +32365,9 @@
         </w:numPr>
         <w:ind w:left="180" w:hanging="180"/>
       </w:pPr>
-      <w:bookmarkStart w:id="185" w:name="ref-qiao2020orbnet"/>
-      <w:r>
-        <w:t xml:space="preserve">Qiao, Z., Welborn, M., Anandkumar, A., Manby, F. R., &amp; Miller III, T. F. (2020). OrbNet: Deep learning for quantum chemistry using symmetry-adapted atomic-orbital features.</w:t>
+      <w:bookmarkStart w:id="185" w:name="ref-schutt2018schnet"/>
+      <w:r>
+        <w:t xml:space="preserve">Schütt, K. T., Sauceda, H. E., Kindermans, P.-J., Tkatchenko, A., &amp; Müller, K.-R. (2018). SchNet: A deep learning architecture for molecules and materials.</w:t>
       </w:r>
       <w:r>
         <w:t xml:space="preserve"> </w:t>
@@ -32293,10 +32377,10 @@
           <w:i/>
           <w:iCs/>
         </w:rPr>
-        <w:t xml:space="preserve">J. Chem. Phys. 153</w:t>
-      </w:r>
-      <w:r>
-        <w:t xml:space="preserve">:124111. doi:10.1063/5.0021955.</w:t>
+        <w:t xml:space="preserve">J. Chem. Phys. 148</w:t>
+      </w:r>
+      <w:r>
+        <w:t xml:space="preserve">:241722. doi:10.1063/1.5019779.</w:t>
       </w:r>
       <w:bookmarkEnd w:id="185"/>
     </w:p>
@@ -32309,9 +32393,9 @@
         </w:numPr>
         <w:ind w:left="180" w:hanging="180"/>
       </w:pPr>
-      <w:bookmarkStart w:id="186" w:name="ref-polykovskiy2020moses"/>
-      <w:r>
-        <w:t xml:space="preserve">Polykovskiy, D. et al. (2020). Molecular Sets (MOSES): A Benchmarking Platform for Molecular Generation Models.</w:t>
+      <w:bookmarkStart w:id="186" w:name="ref-qiao2020orbnet"/>
+      <w:r>
+        <w:t xml:space="preserve">Qiao, Z., Welborn, M., Anandkumar, A., Manby, F. R., &amp; Miller III, T. F. (2020). OrbNet: Deep learning for quantum chemistry using symmetry-adapted atomic-orbital features.</w:t>
       </w:r>
       <w:r>
         <w:t xml:space="preserve"> </w:t>
@@ -32321,10 +32405,10 @@
           <w:i/>
           <w:iCs/>
         </w:rPr>
-        <w:t xml:space="preserve">Frontiers in Pharmacology 11</w:t>
-      </w:r>
-      <w:r>
-        <w:t xml:space="preserve">:565644. doi:10.3389/fphar.2020.565644.</w:t>
+        <w:t xml:space="preserve">J. Chem. Phys. 153</w:t>
+      </w:r>
+      <w:r>
+        <w:t xml:space="preserve">:124111. doi:10.1063/5.0021955.</w:t>
       </w:r>
       <w:bookmarkEnd w:id="186"/>
     </w:p>
@@ -32337,9 +32421,9 @@
         </w:numPr>
         <w:ind w:left="180" w:hanging="180"/>
       </w:pPr>
-      <w:bookmarkStart w:id="187" w:name="ref-brown2019guacamol"/>
-      <w:r>
-        <w:t xml:space="preserve">Brown, N., Fiscato, M., Segler, M. H. S., &amp; Vaucher, A. C. (2019). GuacaMol: Benchmarking Models for de Novo Molecular Design.</w:t>
+      <w:bookmarkStart w:id="187" w:name="ref-polykovskiy2020moses"/>
+      <w:r>
+        <w:t xml:space="preserve">Polykovskiy, D. et al. (2020). Molecular Sets (MOSES): A Benchmarking Platform for Molecular Generation Models.</w:t>
       </w:r>
       <w:r>
         <w:t xml:space="preserve"> </w:t>
@@ -32349,10 +32433,10 @@
           <w:i/>
           <w:iCs/>
         </w:rPr>
-        <w:t xml:space="preserve">J. Chem. Inf. Model. 59(3)</w:t>
-      </w:r>
-      <w:r>
-        <w:t xml:space="preserve">:1096–1108. doi:10.1021/acs.jcim.8b00839.</w:t>
+        <w:t xml:space="preserve">Frontiers in Pharmacology 11</w:t>
+      </w:r>
+      <w:r>
+        <w:t xml:space="preserve">:565644. doi:10.3389/fphar.2020.565644.</w:t>
       </w:r>
       <w:bookmarkEnd w:id="187"/>
     </w:p>
@@ -32365,9 +32449,9 @@
         </w:numPr>
         <w:ind w:left="180" w:hanging="180"/>
       </w:pPr>
-      <w:bookmarkStart w:id="188" w:name="ref-preuer2018fcd"/>
-      <w:r>
-        <w:t xml:space="preserve">Preuer, K., Renz, P., Unterthiner, T., Hochreiter, S., &amp; Klambauer, G. (2018). Fréchet ChemNet Distance: A Metric for Generative Models for Molecules in Drug Discovery.</w:t>
+      <w:bookmarkStart w:id="188" w:name="ref-brown2019guacamol"/>
+      <w:r>
+        <w:t xml:space="preserve">Brown, N., Fiscato, M., Segler, M. H. S., &amp; Vaucher, A. C. (2019). GuacaMol: Benchmarking Models for de Novo Molecular Design.</w:t>
       </w:r>
       <w:r>
         <w:t xml:space="preserve"> </w:t>
@@ -32377,10 +32461,10 @@
           <w:i/>
           <w:iCs/>
         </w:rPr>
-        <w:t xml:space="preserve">J. Chem. Inf. Model. 58(9)</w:t>
-      </w:r>
-      <w:r>
-        <w:t xml:space="preserve">:1736–1741.</w:t>
+        <w:t xml:space="preserve">J. Chem. Inf. Model. 59(3)</w:t>
+      </w:r>
+      <w:r>
+        <w:t xml:space="preserve">:1096–1108. doi:10.1021/acs.jcim.8b00839.</w:t>
       </w:r>
       <w:bookmarkEnd w:id="188"/>
     </w:p>
@@ -32393,9 +32477,9 @@
         </w:numPr>
         <w:ind w:left="180" w:hanging="180"/>
       </w:pPr>
-      <w:bookmarkStart w:id="189" w:name="ref-reymond2015gdb"/>
-      <w:r>
-        <w:t xml:space="preserve">Reymond, J.-L. (2015). The chemical space project.</w:t>
+      <w:bookmarkStart w:id="189" w:name="ref-preuer2018fcd"/>
+      <w:r>
+        <w:t xml:space="preserve">Preuer, K., Renz, P., Unterthiner, T., Hochreiter, S., &amp; Klambauer, G. (2018). Fréchet ChemNet Distance: A Metric for Generative Models for Molecules in Drug Discovery.</w:t>
       </w:r>
       <w:r>
         <w:t xml:space="preserve"> </w:t>
@@ -32405,10 +32489,10 @@
           <w:i/>
           <w:iCs/>
         </w:rPr>
-        <w:t xml:space="preserve">Acc. Chem. Res. 48(3)</w:t>
-      </w:r>
-      <w:r>
-        <w:t xml:space="preserve">:722–730.</w:t>
+        <w:t xml:space="preserve">J. Chem. Inf. Model. 58(9)</w:t>
+      </w:r>
+      <w:r>
+        <w:t xml:space="preserve">:1736–1741.</w:t>
       </w:r>
       <w:bookmarkEnd w:id="189"/>
     </w:p>
@@ -32421,9 +32505,9 @@
         </w:numPr>
         <w:ind w:left="180" w:hanging="180"/>
       </w:pPr>
-      <w:bookmarkStart w:id="190" w:name="ref-ertl2009sa"/>
-      <w:r>
-        <w:t xml:space="preserve">Ertl, P., &amp; Schuffenhauer, A. (2009). Estimation of Synthetic Accessibility Score of Drug-Like Molecules Based on Molecular Complexity and Fragment Contributions.</w:t>
+      <w:bookmarkStart w:id="190" w:name="ref-reymond2015gdb"/>
+      <w:r>
+        <w:t xml:space="preserve">Reymond, J.-L. (2015). The chemical space project.</w:t>
       </w:r>
       <w:r>
         <w:t xml:space="preserve"> </w:t>
@@ -32433,10 +32517,10 @@
           <w:i/>
           <w:iCs/>
         </w:rPr>
-        <w:t xml:space="preserve">J. Cheminform. 1</w:t>
-      </w:r>
-      <w:r>
-        <w:t xml:space="preserve">:8.</w:t>
+        <w:t xml:space="preserve">Acc. Chem. Res. 48(3)</w:t>
+      </w:r>
+      <w:r>
+        <w:t xml:space="preserve">:722–730.</w:t>
       </w:r>
       <w:bookmarkEnd w:id="190"/>
     </w:p>
@@ -32449,9 +32533,9 @@
         </w:numPr>
         <w:ind w:left="180" w:hanging="180"/>
       </w:pPr>
-      <w:bookmarkStart w:id="191" w:name="ref-coley2018scscore"/>
-      <w:r>
-        <w:t xml:space="preserve">Coley, C. W., Rogers, L., Green, W. H., &amp; Jensen, K. F. (2018). SCScore: Synthetic Complexity Learned from a Reaction Corpus.</w:t>
+      <w:bookmarkStart w:id="191" w:name="ref-sterling2015zinc"/>
+      <w:r>
+        <w:t xml:space="preserve">Sterling, T., &amp; Irwin, J. J. (2015). ZINC 15: Ligand Discovery for Everyone.</w:t>
       </w:r>
       <w:r>
         <w:t xml:space="preserve"> </w:t>
@@ -32461,10 +32545,10 @@
           <w:i/>
           <w:iCs/>
         </w:rPr>
-        <w:t xml:space="preserve">J. Chem. Inf. Model. 58(2)</w:t>
-      </w:r>
-      <w:r>
-        <w:t xml:space="preserve">:252–261.</w:t>
+        <w:t xml:space="preserve">J. Chem. Inf. Model. 55(11)</w:t>
+      </w:r>
+      <w:r>
+        <w:t xml:space="preserve">:2324–2337.</w:t>
       </w:r>
       <w:bookmarkEnd w:id="191"/>
     </w:p>
@@ -32477,9 +32561,9 @@
         </w:numPr>
         <w:ind w:left="180" w:hanging="180"/>
       </w:pPr>
-      <w:bookmarkStart w:id="192" w:name="ref-rogers1960computer"/>
-      <w:r>
-        <w:t xml:space="preserve">Rogers, D. J., &amp; Tanimoto, T. T. (1960). A Computer Program for Classifying Plants.</w:t>
+      <w:bookmarkStart w:id="192" w:name="ref-ertl2009sa"/>
+      <w:r>
+        <w:t xml:space="preserve">Ertl, P., &amp; Schuffenhauer, A. (2009). Estimation of Synthetic Accessibility Score of Drug-Like Molecules Based on Molecular Complexity and Fragment Contributions.</w:t>
       </w:r>
       <w:r>
         <w:t xml:space="preserve"> </w:t>
@@ -32489,10 +32573,10 @@
           <w:i/>
           <w:iCs/>
         </w:rPr>
-        <w:t xml:space="preserve">Science 132(3434)</w:t>
-      </w:r>
-      <w:r>
-        <w:t xml:space="preserve">:1115–1118.</w:t>
+        <w:t xml:space="preserve">J. Cheminform. 1</w:t>
+      </w:r>
+      <w:r>
+        <w:t xml:space="preserve">:8.</w:t>
       </w:r>
       <w:bookmarkEnd w:id="192"/>
     </w:p>
@@ -32505,9 +32589,9 @@
         </w:numPr>
         <w:ind w:left="180" w:hanging="180"/>
       </w:pPr>
-      <w:bookmarkStart w:id="193" w:name="ref-bannwarth2019gfn2"/>
-      <w:r>
-        <w:t xml:space="preserve">Bannwarth, C., Ehlert, S., &amp; Grimme, S. (2019). GFN2-xTB: An Accurate and Broadly Parametrized Self-Consistent Tight-Binding Quantum Chemical Method with Multipole Electrostatics and Density-Dependent Dispersion Contributions.</w:t>
+      <w:bookmarkStart w:id="193" w:name="ref-coley2018scscore"/>
+      <w:r>
+        <w:t xml:space="preserve">Coley, C. W., Rogers, L., Green, W. H., &amp; Jensen, K. F. (2018). SCScore: Synthetic Complexity Learned from a Reaction Corpus.</w:t>
       </w:r>
       <w:r>
         <w:t xml:space="preserve"> </w:t>
@@ -32517,10 +32601,10 @@
           <w:i/>
           <w:iCs/>
         </w:rPr>
-        <w:t xml:space="preserve">J. Chem. Theory Comput. 15(3)</w:t>
-      </w:r>
-      <w:r>
-        <w:t xml:space="preserve">:1652–1671. doi:10.1021/acs.jctc.8b01176.</w:t>
+        <w:t xml:space="preserve">J. Chem. Inf. Model. 58(2)</w:t>
+      </w:r>
+      <w:r>
+        <w:t xml:space="preserve">:252–261.</w:t>
       </w:r>
       <w:bookmarkEnd w:id="193"/>
     </w:p>
@@ -32533,9 +32617,9 @@
         </w:numPr>
         <w:ind w:left="180" w:hanging="180"/>
       </w:pPr>
-      <w:bookmarkStart w:id="194" w:name="ref-sun2020pyscf"/>
-      <w:r>
-        <w:t xml:space="preserve">Sun, Q., Zhang, X., Banerjee, S., Bao, P., et al. (2020). Recent developments in the PySCF program package.</w:t>
+      <w:bookmarkStart w:id="194" w:name="ref-rogers1960computer"/>
+      <w:r>
+        <w:t xml:space="preserve">Rogers, D. J., &amp; Tanimoto, T. T. (1960). A Computer Program for Classifying Plants.</w:t>
       </w:r>
       <w:r>
         <w:t xml:space="preserve"> </w:t>
@@ -32545,10 +32629,10 @@
           <w:i/>
           <w:iCs/>
         </w:rPr>
-        <w:t xml:space="preserve">J. Chem. Phys. 153</w:t>
-      </w:r>
-      <w:r>
-        <w:t xml:space="preserve">:024109. doi:10.1063/5.0006074.</w:t>
+        <w:t xml:space="preserve">Science 132(3434)</w:t>
+      </w:r>
+      <w:r>
+        <w:t xml:space="preserve">:1115–1118.</w:t>
       </w:r>
       <w:bookmarkEnd w:id="194"/>
     </w:p>
@@ -32561,9 +32645,9 @@
         </w:numPr>
         <w:ind w:left="180" w:hanging="180"/>
       </w:pPr>
-      <w:bookmarkStart w:id="195" w:name="ref-genheden2020aizynth"/>
-      <w:r>
-        <w:t xml:space="preserve">Genheden, S., Thakkar, A., Chadimová, V., Reymond, J.-L., Engkvist, O., &amp; Bjerrum, E. J. (2020). AiZynthFinder: a fast, robust and flexible open-source software for retrosynthetic planning.</w:t>
+      <w:bookmarkStart w:id="195" w:name="ref-bannwarth2019gfn2"/>
+      <w:r>
+        <w:t xml:space="preserve">Bannwarth, C., Ehlert, S., &amp; Grimme, S. (2019). GFN2-xTB: An Accurate and Broadly Parametrized Self-Consistent Tight-Binding Quantum Chemical Method with Multipole Electrostatics and Density-Dependent Dispersion Contributions.</w:t>
       </w:r>
       <w:r>
         <w:t xml:space="preserve"> </w:t>
@@ -32573,10 +32657,10 @@
           <w:i/>
           <w:iCs/>
         </w:rPr>
-        <w:t xml:space="preserve">Journal of Cheminformatics 12</w:t>
-      </w:r>
-      <w:r>
-        <w:t xml:space="preserve">:70. doi:10.1186/s13321-020-00472-1.</w:t>
+        <w:t xml:space="preserve">J. Chem. Theory Comput. 15(3)</w:t>
+      </w:r>
+      <w:r>
+        <w:t xml:space="preserve">:1652–1671. doi:10.1021/acs.jctc.8b01176.</w:t>
       </w:r>
       <w:bookmarkEnd w:id="195"/>
     </w:p>
@@ -32589,9 +32673,9 @@
         </w:numPr>
         <w:ind w:left="180" w:hanging="180"/>
       </w:pPr>
-      <w:bookmarkStart w:id="196" w:name="ref-goerigk2017benchmark"/>
-      <w:r>
-        <w:t xml:space="preserve">Goerigk, L., Hansen, A., Bauer, C., Ehrlich, S., Najibi, A., &amp; Grimme, S. (2017). A look at the density functional theory zoo with the advanced GMTKN55 database for general main group thermochemistry, kinetics and noncovalent interactions.</w:t>
+      <w:bookmarkStart w:id="196" w:name="ref-sun2020pyscf"/>
+      <w:r>
+        <w:t xml:space="preserve">Sun, Q., Zhang, X., Banerjee, S., Bao, P., et al. (2020). Recent developments in the PySCF program package.</w:t>
       </w:r>
       <w:r>
         <w:t xml:space="preserve"> </w:t>
@@ -32601,10 +32685,10 @@
           <w:i/>
           <w:iCs/>
         </w:rPr>
-        <w:t xml:space="preserve">Phys. Chem. Chem. Phys. 19(48)</w:t>
-      </w:r>
-      <w:r>
-        <w:t xml:space="preserve">:32184–32215. doi:10.1039/C7CP04913G.</w:t>
+        <w:t xml:space="preserve">J. Chem. Phys. 153</w:t>
+      </w:r>
+      <w:r>
+        <w:t xml:space="preserve">:024109. doi:10.1063/5.0006074.</w:t>
       </w:r>
       <w:bookmarkEnd w:id="196"/>
     </w:p>
@@ -32617,9 +32701,9 @@
         </w:numPr>
         <w:ind w:left="180" w:hanging="180"/>
       </w:pPr>
-      <w:bookmarkStart w:id="197" w:name="ref-sabatini2018"/>
-      <w:r>
-        <w:t xml:space="preserve">Sabatini, J. J., &amp; Oyler, K. D. (2016). Recent Advances in the Synthesis of High Explosive Materials.</w:t>
+      <w:bookmarkStart w:id="197" w:name="ref-genheden2020aizynth"/>
+      <w:r>
+        <w:t xml:space="preserve">Genheden, S., Thakkar, A., Chadimová, V., Reymond, J.-L., Engkvist, O., &amp; Bjerrum, E. J. (2020). AiZynthFinder: a fast, robust and flexible open-source software for retrosynthetic planning.</w:t>
       </w:r>
       <w:r>
         <w:t xml:space="preserve"> </w:t>
@@ -32629,13 +32713,10 @@
           <w:i/>
           <w:iCs/>
         </w:rPr>
-        <w:t xml:space="preserve">Crystals</w:t>
-      </w:r>
-      <w:r>
-        <w:t xml:space="preserve"> </w:t>
-      </w:r>
-      <w:r>
-        <w:t xml:space="preserve">6(1):5. doi:10.3390/cryst6010005.</w:t>
+        <w:t xml:space="preserve">Journal of Cheminformatics 12</w:t>
+      </w:r>
+      <w:r>
+        <w:t xml:space="preserve">:70. doi:10.1186/s13321-020-00472-1.</w:t>
       </w:r>
       <w:bookmarkEnd w:id="197"/>
     </w:p>
@@ -32648,9 +32729,9 @@
         </w:numPr>
         <w:ind w:left="180" w:hanging="180"/>
       </w:pPr>
-      <w:bookmarkStart w:id="198" w:name="ref-konnov2025nitroisoxazole"/>
-      <w:r>
-        <w:t xml:space="preserve">Konnov, A. A., Lisyutkin, A. D., Vinogradov, D. B., Nazarova, A. A., Pivkina, A. N., &amp; Fershtat, L. L. (2025). Synthesis of 4-Nitroisoxazole-Based Energetic Materials.</w:t>
+      <w:bookmarkStart w:id="198" w:name="ref-goerigk2017benchmark"/>
+      <w:r>
+        <w:t xml:space="preserve">Goerigk, L., Hansen, A., Bauer, C., Ehrlich, S., Najibi, A., &amp; Grimme, S. (2017). A look at the density functional theory zoo with the advanced GMTKN55 database for general main group thermochemistry, kinetics and noncovalent interactions.</w:t>
       </w:r>
       <w:r>
         <w:t xml:space="preserve"> </w:t>
@@ -32660,10 +32741,10 @@
           <w:i/>
           <w:iCs/>
         </w:rPr>
-        <w:t xml:space="preserve">Org. Lett. 27(14)</w:t>
-      </w:r>
-      <w:r>
-        <w:t xml:space="preserve">:3795–3799. doi:10.1021/acs.orglett.5c01074.</w:t>
+        <w:t xml:space="preserve">Phys. Chem. Chem. Phys. 19(48)</w:t>
+      </w:r>
+      <w:r>
+        <w:t xml:space="preserve">:32184–32215. doi:10.1039/C7CP04913G.</w:t>
       </w:r>
       <w:bookmarkEnd w:id="198"/>
     </w:p>
@@ -32676,9 +32757,9 @@
         </w:numPr>
         <w:ind w:left="180" w:hanging="180"/>
       </w:pPr>
-      <w:bookmarkStart w:id="199" w:name="ref-herve2010"/>
-      <w:r>
-        <w:t xml:space="preserve">Hervé, G., Roussel, C., &amp; Graindorge, H. (2010). Selective Preparation of 3,4,5-Trinitro-1H-pyrazole: A Stable All-Carbon-Substituted Trinitro Heterocycle, and Related Trinitroisoxazole Chemistry.</w:t>
+      <w:bookmarkStart w:id="199" w:name="ref-sabatini2018"/>
+      <w:r>
+        <w:t xml:space="preserve">Sabatini, J. J., &amp; Oyler, K. D. (2016). Recent Advances in the Synthesis of High Explosive Materials.</w:t>
       </w:r>
       <w:r>
         <w:t xml:space="preserve"> </w:t>
@@ -32688,10 +32769,13 @@
           <w:i/>
           <w:iCs/>
         </w:rPr>
-        <w:t xml:space="preserve">Angew. Chem. Int. Ed. 49(18)</w:t>
-      </w:r>
-      <w:r>
-        <w:t xml:space="preserve">:3177–3181. doi:10.1002/anie.201000764.</w:t>
+        <w:t xml:space="preserve">Crystals</w:t>
+      </w:r>
+      <w:r>
+        <w:t xml:space="preserve"> </w:t>
+      </w:r>
+      <w:r>
+        <w:t xml:space="preserve">6(1):5. doi:10.3390/cryst6010005.</w:t>
       </w:r>
       <w:bookmarkEnd w:id="199"/>
     </w:p>
@@ -32704,9 +32788,9 @@
         </w:numPr>
         <w:ind w:left="180" w:hanging="180"/>
       </w:pPr>
-      <w:bookmarkStart w:id="200" w:name="ref-kim2023pubchem"/>
-      <w:r>
-        <w:t xml:space="preserve">Kim, S. et al. (2023). PubChem 2023 Update.</w:t>
+      <w:bookmarkStart w:id="200" w:name="ref-konnov2025nitroisoxazole"/>
+      <w:r>
+        <w:t xml:space="preserve">Konnov, A. A., Lisyutkin, A. D., Vinogradov, D. B., Nazarova, A. A., Pivkina, A. N., &amp; Fershtat, L. L. (2025). Synthesis of 4-Nitroisoxazole-Based Energetic Materials.</w:t>
       </w:r>
       <w:r>
         <w:t xml:space="preserve"> </w:t>
@@ -32716,10 +32800,10 @@
           <w:i/>
           <w:iCs/>
         </w:rPr>
-        <w:t xml:space="preserve">Nucleic Acids Res. 51(D1)</w:t>
-      </w:r>
-      <w:r>
-        <w:t xml:space="preserve">:D1373–D1380.</w:t>
+        <w:t xml:space="preserve">Org. Lett. 27(14)</w:t>
+      </w:r>
+      <w:r>
+        <w:t xml:space="preserve">:3795–3799. doi:10.1021/acs.orglett.5c01074.</w:t>
       </w:r>
       <w:bookmarkEnd w:id="200"/>
     </w:p>
@@ -32732,7 +32816,148 @@
         </w:numPr>
         <w:ind w:left="180" w:hanging="180"/>
       </w:pPr>
-      <w:bookmarkStart w:id="202" w:name="ref-landrum2024rdkit"/>
+      <w:bookmarkStart w:id="201" w:name="ref-herve2010"/>
+      <w:r>
+        <w:t xml:space="preserve">Hervé, G., Roussel, C., &amp; Graindorge, H. (2010). Selective Preparation of 3,4,5-Trinitro-1H-pyrazole: A Stable All-Carbon-Substituted Trinitro Heterocycle, and Related Trinitroisoxazole Chemistry.</w:t>
+      </w:r>
+      <w:r>
+        <w:t xml:space="preserve"> </w:t>
+      </w:r>
+      <w:r>
+        <w:rPr>
+          <w:i/>
+          <w:iCs/>
+        </w:rPr>
+        <w:t xml:space="preserve">Angew. Chem. Int. Ed. 49(18)</w:t>
+      </w:r>
+      <w:r>
+        <w:t xml:space="preserve">:3177–3181. doi:10.1002/anie.201000764.</w:t>
+      </w:r>
+      <w:bookmarkEnd w:id="201"/>
+    </w:p>
+    <w:p>
+      <w:pPr>
+        <w:pStyle w:val="MDPI81references"/>
+        <w:numPr>
+          <w:ilvl w:val="0"/>
+          <w:numId w:val="0"/>
+        </w:numPr>
+        <w:ind w:left="180" w:hanging="180"/>
+      </w:pPr>
+      <w:bookmarkStart w:id="202" w:name="ref-kim2023pubchem"/>
+      <w:r>
+        <w:t xml:space="preserve">Kim, S. et al. (2023). PubChem 2023 Update.</w:t>
+      </w:r>
+      <w:r>
+        <w:t xml:space="preserve"> </w:t>
+      </w:r>
+      <w:r>
+        <w:rPr>
+          <w:i/>
+          <w:iCs/>
+        </w:rPr>
+        <w:t xml:space="preserve">Nucleic Acids Res. 51(D1)</w:t>
+      </w:r>
+      <w:r>
+        <w:t xml:space="preserve">:D1373–D1380.</w:t>
+      </w:r>
+      <w:bookmarkEnd w:id="202"/>
+    </w:p>
+    <w:p>
+      <w:pPr>
+        <w:pStyle w:val="MDPI81references"/>
+        <w:numPr>
+          <w:ilvl w:val="0"/>
+          <w:numId w:val="0"/>
+        </w:numPr>
+        <w:ind w:left="180" w:hanging="180"/>
+      </w:pPr>
+      <w:bookmarkStart w:id="203" w:name="ref-csp-cgd-2023"/>
+      <w:r>
+        <w:t xml:space="preserve">Arnold, J. E., &amp; Day, G. M. (2023). Crystal Structure Prediction of Energetic Materials.</w:t>
+      </w:r>
+      <w:r>
+        <w:t xml:space="preserve"> </w:t>
+      </w:r>
+      <w:r>
+        <w:rPr>
+          <w:i/>
+          <w:iCs/>
+        </w:rPr>
+        <w:t xml:space="preserve">Crystal Growth &amp; Design</w:t>
+      </w:r>
+      <w:r>
+        <w:t xml:space="preserve">. doi:10.1021/acs.cgd.3c00706.</w:t>
+      </w:r>
+      <w:bookmarkEnd w:id="203"/>
+    </w:p>
+    <w:p>
+      <w:pPr>
+        <w:pStyle w:val="MDPI81references"/>
+        <w:numPr>
+          <w:ilvl w:val="0"/>
+          <w:numId w:val="0"/>
+        </w:numPr>
+        <w:ind w:left="180" w:hanging="180"/>
+      </w:pPr>
+      <w:bookmarkStart w:id="204" w:name="ref-emdb"/>
+      <w:r>
+        <w:t xml:space="preserve">Hand-compilation of measured density, heat of formation, and detonation properties for ~3 000 known energetic CHNO compounds, assembled in this work from secondary literature compilations: Klapötke, T. M.</w:t>
+      </w:r>
+      <w:r>
+        <w:t xml:space="preserve"> </w:t>
+      </w:r>
+      <w:r>
+        <w:rPr>
+          <w:i/>
+          <w:iCs/>
+        </w:rPr>
+        <w:t xml:space="preserve">Chemistry of High-Energy Materials</w:t>
+      </w:r>
+      <w:r>
+        <w:t xml:space="preserve">, 5th ed. (de Gruyter, 2019); Cooper, P. W.</w:t>
+      </w:r>
+      <w:r>
+        <w:t xml:space="preserve"> </w:t>
+      </w:r>
+      <w:r>
+        <w:rPr>
+          <w:i/>
+          <w:iCs/>
+        </w:rPr>
+        <w:t xml:space="preserve">Explosives Engineering</w:t>
+      </w:r>
+      <w:r>
+        <w:t xml:space="preserve"> </w:t>
+      </w:r>
+      <w:r>
+        <w:t xml:space="preserve">(Wiley-VCH, 1996); and Dobratz, B. M. &amp; Crawford, P. C.</w:t>
+      </w:r>
+      <w:r>
+        <w:t xml:space="preserve"> </w:t>
+      </w:r>
+      <w:r>
+        <w:rPr>
+          <w:i/>
+          <w:iCs/>
+        </w:rPr>
+        <w:t xml:space="preserve">LLNL Explosives Handbook: Properties of Chemical Explosives and Explosive Simulants</w:t>
+      </w:r>
+      <w:r>
+        <w:t xml:space="preserve">, UCRL-52997, Rev. 2 (Lawrence Livermore National Laboratory, 1985). Per-row provenance documented in Supplementary Section A.1.</w:t>
+      </w:r>
+      <w:bookmarkEnd w:id="204"/>
+    </w:p>
+    <w:p>
+      <w:pPr>
+        <w:pStyle w:val="MDPI81references"/>
+        <w:numPr>
+          <w:ilvl w:val="0"/>
+          <w:numId w:val="0"/>
+        </w:numPr>
+        <w:ind w:left="180" w:hanging="180"/>
+      </w:pPr>
+      <w:bookmarkStart w:id="206" w:name="ref-landrum2024rdkit"/>
       <w:r>
         <w:t xml:space="preserve">Landrum, G., &amp; contributors. RDKit: Open-source cheminformatics.</w:t>
       </w:r>
@@ -32750,7 +32975,7 @@
       <w:r>
         <w:t xml:space="preserve">.</w:t>
       </w:r>
-      <w:bookmarkEnd w:id="202"/>
+      <w:bookmarkEnd w:id="206"/>
     </w:p>
     <w:p>
       <w:pPr>
@@ -32761,7 +32986,38 @@
         </w:numPr>
         <w:ind w:left="180" w:hanging="180"/>
       </w:pPr>
-      <w:bookmarkStart w:id="204" w:name="ref-daylight-smarts"/>
+      <w:bookmarkStart w:id="207" w:name="ref-bruns2020watson"/>
+      <w:r>
+        <w:t xml:space="preserve">Bruns, R. F., &amp; Watson, I. A. (2012). Rules for identifying potentially reactive or promiscuous compounds.</w:t>
+      </w:r>
+      <w:r>
+        <w:t xml:space="preserve"> </w:t>
+      </w:r>
+      <w:r>
+        <w:rPr>
+          <w:i/>
+          <w:iCs/>
+        </w:rPr>
+        <w:t xml:space="preserve">J. Med. Chem.</w:t>
+      </w:r>
+      <w:r>
+        <w:t xml:space="preserve"> </w:t>
+      </w:r>
+      <w:r>
+        <w:t xml:space="preserve">55(22):9763–9772. doi:10.1021/jm301008n. Used here as a SMARTS-based reactivity-demerit source.</w:t>
+      </w:r>
+      <w:bookmarkEnd w:id="207"/>
+    </w:p>
+    <w:p>
+      <w:pPr>
+        <w:pStyle w:val="MDPI81references"/>
+        <w:numPr>
+          <w:ilvl w:val="0"/>
+          <w:numId w:val="0"/>
+        </w:numPr>
+        <w:ind w:left="180" w:hanging="180"/>
+      </w:pPr>
+      <w:bookmarkStart w:id="209" w:name="ref-daylight-smarts"/>
       <w:r>
         <w:t xml:space="preserve">Daylight Chemical Information Systems. (2007). SMARTS: A Language for Describing Molecular Patterns. Daylight Theory Manual, Aliso Viejo, CA.</w:t>
       </w:r>
@@ -32779,208 +33035,7 @@
       <w:r>
         <w:t xml:space="preserve">. SMARTS = SMILES Arbitrary Target Specification: a pattern language extending SMILES that matches molecular substructures, used by RDKit and other cheminformatics toolkits to evaluate hard-reject catalogs (this work, Section 4.10).</w:t>
       </w:r>
-      <w:bookmarkEnd w:id="204"/>
-    </w:p>
-    <w:p>
-      <w:pPr>
-        <w:pStyle w:val="MDPI81references"/>
-        <w:numPr>
-          <w:ilvl w:val="0"/>
-          <w:numId w:val="0"/>
-        </w:numPr>
-        <w:ind w:left="180" w:hanging="180"/>
-      </w:pPr>
-      <w:bookmarkStart w:id="205" w:name="ref-emdb"/>
-      <w:r>
-        <w:t xml:space="preserve">Hand-compilation of measured density, heat of formation, and detonation properties for ~3 000 known energetic CHNO compounds, assembled in this work from secondary literature compilations: Klapötke, T. M.</w:t>
-      </w:r>
-      <w:r>
-        <w:t xml:space="preserve"> </w:t>
-      </w:r>
-      <w:r>
-        <w:rPr>
-          <w:i/>
-          <w:iCs/>
-        </w:rPr>
-        <w:t xml:space="preserve">Chemistry of High-Energy Materials</w:t>
-      </w:r>
-      <w:r>
-        <w:t xml:space="preserve">, 5th ed. (de Gruyter, 2019); Cooper, P. W.</w:t>
-      </w:r>
-      <w:r>
-        <w:t xml:space="preserve"> </w:t>
-      </w:r>
-      <w:r>
-        <w:rPr>
-          <w:i/>
-          <w:iCs/>
-        </w:rPr>
-        <w:t xml:space="preserve">Explosives Engineering</w:t>
-      </w:r>
-      <w:r>
-        <w:t xml:space="preserve"> </w:t>
-      </w:r>
-      <w:r>
-        <w:t xml:space="preserve">(Wiley-VCH, 1996); and Dobratz, B. M. &amp; Crawford, P. C.</w:t>
-      </w:r>
-      <w:r>
-        <w:t xml:space="preserve"> </w:t>
-      </w:r>
-      <w:r>
-        <w:rPr>
-          <w:i/>
-          <w:iCs/>
-        </w:rPr>
-        <w:t xml:space="preserve">LLNL Explosives Handbook: Properties of Chemical Explosives and Explosive Simulants</w:t>
-      </w:r>
-      <w:r>
-        <w:t xml:space="preserve">, UCRL-52997, Rev. 2 (Lawrence Livermore National Laboratory, 1985). Per-row provenance documented in Supplementary Section A.1.</w:t>
-      </w:r>
-      <w:bookmarkEnd w:id="205"/>
-    </w:p>
-    <w:p>
-      <w:pPr>
-        <w:pStyle w:val="MDPI81references"/>
-        <w:numPr>
-          <w:ilvl w:val="0"/>
-          <w:numId w:val="0"/>
-        </w:numPr>
-        <w:ind w:left="180" w:hanging="180"/>
-      </w:pPr>
-      <w:bookmarkStart w:id="206" w:name="ref-sterling2015zinc"/>
-      <w:r>
-        <w:t xml:space="preserve">Sterling, T., &amp; Irwin, J. J. (2015). ZINC 15: Ligand Discovery for Everyone.</w:t>
-      </w:r>
-      <w:r>
-        <w:t xml:space="preserve"> </w:t>
-      </w:r>
-      <w:r>
-        <w:rPr>
-          <w:i/>
-          <w:iCs/>
-        </w:rPr>
-        <w:t xml:space="preserve">J. Chem. Inf. Model. 55(11)</w:t>
-      </w:r>
-      <w:r>
-        <w:t xml:space="preserve">:2324–2337.</w:t>
-      </w:r>
-      <w:bookmarkEnd w:id="206"/>
-    </w:p>
-    <w:p>
-      <w:pPr>
-        <w:pStyle w:val="MDPI81references"/>
-        <w:numPr>
-          <w:ilvl w:val="0"/>
-          <w:numId w:val="0"/>
-        </w:numPr>
-        <w:ind w:left="180" w:hanging="180"/>
-      </w:pPr>
-      <w:bookmarkStart w:id="208" w:name="ref-cameo"/>
-      <w:r>
-        <w:t xml:space="preserve">NIST CAMEO Chemicals: Database of Hazardous Materials and Reactivity.</w:t>
-      </w:r>
-      <w:r>
-        <w:t xml:space="preserve"> </w:t>
-      </w:r>
-      <w:hyperlink r:id="rId44">
-        <w:r>
-          <w:rPr>
-            <w:rStyle w:val="Hyperlink"/>
-          </w:rPr>
-          <w:t xml:space="preserve">cameochemicals.noaa.gov</w:t>
-        </w:r>
-      </w:hyperlink>
-      <w:r>
-        <w:t xml:space="preserve">.</w:t>
-      </w:r>
-      <w:bookmarkEnd w:id="208"/>
-    </w:p>
-    <w:p>
-      <w:pPr>
-        <w:pStyle w:val="MDPI81references"/>
-        <w:numPr>
-          <w:ilvl w:val="0"/>
-          <w:numId w:val="0"/>
-        </w:numPr>
-        <w:ind w:left="180" w:hanging="180"/>
-      </w:pPr>
-      <w:bookmarkStart w:id="209" w:name="ref-bruns2020watson"/>
-      <w:r>
-        <w:t xml:space="preserve">Bruns, R. F., &amp; Watson, I. A. (2012). Rules for identifying potentially reactive or promiscuous compounds.</w:t>
-      </w:r>
-      <w:r>
-        <w:t xml:space="preserve"> </w:t>
-      </w:r>
-      <w:r>
-        <w:rPr>
-          <w:i/>
-          <w:iCs/>
-        </w:rPr>
-        <w:t xml:space="preserve">J. Med. Chem.</w:t>
-      </w:r>
-      <w:r>
-        <w:t xml:space="preserve"> </w:t>
-      </w:r>
-      <w:r>
-        <w:t xml:space="preserve">55(22):9763–9772. doi:10.1021/jm301008n. Used here as a SMARTS-based reactivity-demerit source.</w:t>
-      </w:r>
       <w:bookmarkEnd w:id="209"/>
-    </w:p>
-    <w:p>
-      <w:pPr>
-        <w:pStyle w:val="MDPI81references"/>
-        <w:numPr>
-          <w:ilvl w:val="0"/>
-          <w:numId w:val="0"/>
-        </w:numPr>
-        <w:ind w:left="180" w:hanging="180"/>
-      </w:pPr>
-      <w:bookmarkStart w:id="210" w:name="ref-bondi1964vdw"/>
-      <w:r>
-        <w:t xml:space="preserve">Bondi, A. (1964). van der Waals Volumes and Radii.</w:t>
-      </w:r>
-      <w:r>
-        <w:t xml:space="preserve"> </w:t>
-      </w:r>
-      <w:r>
-        <w:rPr>
-          <w:i/>
-          <w:iCs/>
-        </w:rPr>
-        <w:t xml:space="preserve">J. Phys. Chem. 68(3)</w:t>
-      </w:r>
-      <w:r>
-        <w:t xml:space="preserve">:441–451. doi:10.1021/j100785a001.</w:t>
-      </w:r>
-      <w:bookmarkEnd w:id="210"/>
-    </w:p>
-    <w:p>
-      <w:pPr>
-        <w:pStyle w:val="MDPI81references"/>
-        <w:numPr>
-          <w:ilvl w:val="0"/>
-          <w:numId w:val="0"/>
-        </w:numPr>
-        <w:ind w:left="180" w:hanging="180"/>
-      </w:pPr>
-      <w:bookmarkStart w:id="211" w:name="ref-csp-cgd-2023"/>
-      <w:r>
-        <w:t xml:space="preserve">Arnold, J. E., &amp; Day, G. M. (2023). Crystal Structure Prediction of Energetic Materials.</w:t>
-      </w:r>
-      <w:r>
-        <w:t xml:space="preserve"> </w:t>
-      </w:r>
-      <w:r>
-        <w:rPr>
-          <w:i/>
-          <w:iCs/>
-        </w:rPr>
-        <w:t xml:space="preserve">Crystal Growth &amp; Design</w:t>
-      </w:r>
-      <w:r>
-        <w:t xml:space="preserve">. doi:10.1021/acs.cgd.3c00706.</w:t>
-      </w:r>
-      <w:bookmarkEnd w:id="211"/>
     </w:p>
     <w:p>
       <w:pPr>
@@ -33173,7 +33228,7 @@
       <w:r>
         <w:t xml:space="preserve"> </w:t>
       </w:r>
-      <w:hyperlink r:id="rId45">
+      <w:hyperlink r:id="rId44">
         <w:r>
           <w:rPr>
             <w:rStyle w:val="Hyperlink"/>
@@ -33232,7 +33287,7 @@
       <w:r>
         <w:t xml:space="preserve"> </w:t>
       </w:r>
-      <w:hyperlink r:id="rId46">
+      <w:hyperlink r:id="rId45">
         <w:r>
           <w:rPr>
             <w:rStyle w:val="Hyperlink"/>

--- a/paper/molecules/molecules_paper.docx
+++ b/paper/molecules/molecules_paper.docx
@@ -227,7 +227,7 @@
         <w:rPr>
           <w:b w:val="0"/>
         </w:rPr>
-        <w:t>The design of new high-energy-density materials is a data-limited inverse-design problem: of roughly 66,000 CHNO molecules with reported detonation properties, only about 3,000 carry trustworthy experimental or quantum-chemistry values, so models trained on the full mixture memorise the high-performance tail or extrapolate without calibration. We introduce Domain-Gated Latent Diffusion (DGLD) , coupling generative design to first-principles validation. A four-tier label-trust gate routes only high-quality labels into the conditional gradient while noisy labels train the unconditional prior; a score model adds switchable sample-time steering over viability, sensitivity, and hazard; and a four-stage funnel (SMARTS substructure filter, Pareto reranker, GFN2-xTB triage, and two-level DFT: B3LYP/6-31G(d) geometry, ωB97X-D3BJ/def2-TZVP single-point) validates every candidate. DGLD yields 11 unique DFT-confirmed novel leads; the headline compound, 3,4,5-trinitro-1,2-isoxazole, reaches a calibrated density of 2.09 g cm −3 and a Kamlet–Jacobs detonation velocity of 8.25 km s −1 while remaining structurally distinct from all 65,980 training molecules (nearest-neighbour Tanimoto 0.27). On the same recipe the HMX and PETN anchors calibrate to 7.52 and 8.24 km s −1 , ranking it with the strongest anchors on that scale. Against four baselines on the same corpus, DGLD is the only method whose novel candidates stay competitive under DFT validation. The recipe is domain-agnostic; code, model checkpoints, and 918 mined hard negatives are released openly.</w:t>
+        <w:t>The design of new high-energy-density materials is a data-limited inverse-design problem: of roughly 66,000 CHNO molecules with reported detonation properties, only about 3,000 carry trustworthy experimental or quantum-chemistry values, so models trained on the full mixture memorise the high-performance tail or extrapolate without calibration. We introduce Domain-Gated Latent Diffusion (DGLD) , coupling generative design to first-principles validation. A four-tier label-trust gate routes only high-quality labels into the conditional gradient while noisy labels train the unconditional prior; a score model adds switchable sample-time steering over viability, sensitivity, and hazard; and a four-stage funnel (SMARTS substructure filter, Pareto reranker, GFN2-xTB triage, and two-level DFT: B3LYP/6-31G(d) geometry, ωB97X-D3BJ/def2-TZVP single-point) validates every candidate. DGLD yields 11 unique DFT-confirmed novel leads; the headline compound, 3,4,5-trinitro-1,2-isoxazole, reaches a calibrated density of 2.09 g cm −3 and a Kamlet–Jacobs detonation velocity of 8.25 km s −1 while remaining structurally distinct from all 65,980 training molecules (nearest-neighbour Tanimoto 0.27). On the same recipe the HMX and PETN anchors calibrate to 7.52 and 8.24 km s −1 , ranking it with the strongest anchors on that scale. Against four baselines on the same corpus, DGLD is the only method whose novel candidates are shown to stay competitive under DFT validation. The recipe is domain-agnostic; code, model checkpoints, and 918 mined hard negatives are released openly.</w:t>
       </w:r>
     </w:p>
     <w:p>
@@ -19284,7 +19284,7 @@
         <w:t xml:space="preserve">productive-quadrant generator</w:t>
       </w:r>
       <w:r>
-        <w:t xml:space="preserve">: the tier gate keeps miscalibrated labels out of the conditional gradient, so sampling concentrates where candidates are both novel and, under first-principles validation, competitive with the HMX/PETN reference class. The two top-ranked leads, L1 (3,4,5-trinitro-1,2-isoxazole) and E1 (4-nitro-1,2,3,5-oxatriazole), come from disjoint chemotype families on a single sampling run, so DGLD’s productive-quadrant coverage spans multiple scaffold classes. The mechanism that makes this possible is the label-trust gate: routing only the ~3,000 rows that carry a trustworthy experimental or DFT label on the target detonation channels into the conditional gradient, while the remaining lower-confidence labels train only the unconditional prior, prevents miscalibrated Kamlet–Jacobs and surrogate labels from steering generation toward physically implausible high-scoring regions, the failure mode visible in the SELFIES-GA baseline, whose best novel candidate loses 3.5 km s</w:t>
+        <w:t xml:space="preserve">: the tier gate keeps miscalibrated labels out of the conditional gradient, so sampling concentrates where candidates are both novel and, under first-principles validation, competitive with the HMX/PETN reference class. The two top-ranked leads, L1 (3,4,5-trinitro-1,2-isoxazole) and E1 (4-nitro-1,2,3,5-oxatriazole), come from disjoint chemotype families on a single sampling run, so DGLD’s productive-quadrant coverage spans multiple scaffold classes (E1’s placement pending an oxatriazole-class DFT anchor). The mechanism that makes this possible is the label-trust gate: routing only the ~3,000 rows that carry a trustworthy experimental or DFT label on the target detonation channels into the conditional gradient, while the remaining lower-confidence labels train only the unconditional prior, prevents miscalibrated Kamlet–Jacobs and surrogate labels from steering generation toward physically implausible high-scoring regions, the failure mode visible in the SELFIES-GA baseline, whose best novel candidate loses 3.5 km s</w:t>
       </w:r>
       <w:r>
         <w:rPr>

--- a/paper/molecules/molecules_paper.docx
+++ b/paper/molecules/molecules_paper.docx
@@ -227,7 +227,7 @@
         <w:rPr>
           <w:b w:val="0"/>
         </w:rPr>
-        <w:t>The design of new high-energy-density materials is a data-limited inverse-design problem: of roughly 66,000 CHNO molecules with reported detonation properties, only about 3,000 carry trustworthy experimental or quantum-chemistry values, so models trained on the full mixture memorise the high-performance tail or extrapolate without calibration. We introduce Domain-Gated Latent Diffusion (DGLD) , coupling generative design to first-principles validation. A four-tier label-trust gate routes only high-quality labels into the conditional gradient while noisy labels train the unconditional prior; a score model adds switchable sample-time steering over viability, sensitivity, and hazard; and a four-stage funnel (SMARTS substructure filter, Pareto reranker, GFN2-xTB triage, and two-level DFT: B3LYP/6-31G(d) geometry, ωB97X-D3BJ/def2-TZVP single-point) validates every candidate. DGLD yields 11 unique DFT-confirmed novel leads; the headline compound, 3,4,5-trinitro-1,2-isoxazole, reaches a calibrated density of 2.09 g cm −3 and a Kamlet–Jacobs detonation velocity of 8.25 km s −1 while remaining structurally distinct from all 65,980 training molecules (nearest-neighbour Tanimoto 0.27). On the same recipe the HMX and PETN anchors calibrate to 7.52 and 8.24 km s −1 , ranking it with the strongest anchors on that scale. Against four baselines on the same corpus, DGLD is the only method whose novel candidates are shown to stay competitive under DFT validation. The recipe is domain-agnostic; code, model checkpoints, and 918 mined hard negatives are released openly.</w:t>
+        <w:t>Designing new high-energy-density materials is a data-limited inverse problem: of ~66,000 CHNO molecules with reported detonation properties, only ~3,000 carry trustworthy experimental or quantum-chemistry values, so models trained on it memorise the high-performance tail or extrapolate without calibration. We introduce Domain-Gated Latent Diffusion (DGLD) , coupling generative design to first-principles validation. A four-tier label-trust gate routes only high-quality labels into the conditional gradient while noisy labels train the unconditional prior; a score model adds switchable sample-time steering over viability, sensitivity, and hazard; and a four-stage funnel (SMARTS filter, Pareto reranker, GFN2-xTB triage, and two-level DFT: B3LYP/6-31G(d) geometry, ωB97X-D3BJ/def2-TZVP single-point) validates every candidate. DGLD yields 11 unique DFT-confirmed novel leads; the headline compound, 3,4,5-trinitro-1,2-isoxazole, reaches a calibrated density of 2.09 g cm −3 and a Kamlet–Jacobs detonation velocity of 8.25 km s −1 , and is structurally distinct from all 65,980 training molecules (Tanimoto 0.27). On the same recipe the HMX and PETN anchors calibrate to 7.52 and 8.24 km s −1 , so it ranks among the strongest anchors. Against four baselines on the same corpus, DGLD is the only method whose novel candidates are shown to stay competitive under DFT validation. The recipe is domain-agnostic; code, model checkpoints, and 918 mined hard negatives are released openly.</w:t>
       </w:r>
     </w:p>
     <w:p>

--- a/paper/molecules/molecules_paper.docx
+++ b/paper/molecules/molecules_paper.docx
@@ -227,7 +227,7 @@
         <w:rPr>
           <w:b w:val="0"/>
         </w:rPr>
-        <w:t>Designing new high-energy-density materials is a data-limited inverse problem: of ~66,000 CHNO molecules with reported detonation properties, only ~3,000 carry trustworthy experimental or quantum-chemistry values, so models trained on it memorise the high-performance tail or extrapolate without calibration. We introduce Domain-Gated Latent Diffusion (DGLD) , coupling generative design to first-principles validation. A four-tier label-trust gate routes only high-quality labels into the conditional gradient while noisy labels train the unconditional prior; a score model adds switchable sample-time steering over viability, sensitivity, and hazard; and a four-stage funnel (SMARTS filter, Pareto reranker, GFN2-xTB triage, and two-level DFT: B3LYP/6-31G(d) geometry, ωB97X-D3BJ/def2-TZVP single-point) validates every candidate. DGLD yields 11 unique DFT-confirmed novel leads; the headline compound, 3,4,5-trinitro-1,2-isoxazole, reaches a calibrated density of 2.09 g cm −3 and a Kamlet–Jacobs detonation velocity of 8.25 km s −1 , and is structurally distinct from all 65,980 training molecules (Tanimoto 0.27). On the same recipe the HMX and PETN anchors calibrate to 7.52 and 8.24 km s −1 , so it ranks among the strongest anchors. Against four baselines on the same corpus, DGLD is the only method whose novel candidates are shown to stay competitive under DFT validation. The recipe is domain-agnostic; code, model checkpoints, and 918 mined hard negatives are released openly.</w:t>
+        <w:t>Designing new high-energy-density materials is a data-limited inverse problem: of ~66,000 CHNO molecules with reported detonation properties, only ~3,000 carry trustworthy experimental or quantum-chemistry values, so models trained on it memorise the high-performance tail or extrapolate without calibration. We introduce Domain-Gated Latent Diffusion (DGLD) , coupling generative design to first-principles validation. A four-tier label-trust gate routes only high-quality labels into the conditional gradient while noisy labels train the unconditional prior; a score model adds switchable sample-time steering over viability, sensitivity, and hazard; and a four-stage funnel (SMARTS filter, Pareto reranker, GFN2-xTB triage, and two-level DFT: B3LYP/6-31G(d) geometry, ωB97X-D3BJ/def2-TZVP single-point) validates every candidate. DGLD yields 10 unique DFT-confirmed novel leads; the headline compound, 3,4,5-trinitro-1,2-isoxazole, reaches a calibrated density of 2.09 g cm −3 and a Kamlet–Jacobs detonation velocity of 8.25 km s −1 , and is structurally distinct from all 65,980 training molecules (Tanimoto 0.27). On the same recipe the HMX and PETN anchors calibrate to 7.52 and 8.24 km s −1 , so it ranks among the strongest anchors. Against four baselines on the same corpus, DGLD is the only method whose novel candidates are shown to stay competitive under DFT validation. The recipe is domain-agnostic; code, model checkpoints, and 918 mined hard negatives are released openly.</w:t>
       </w:r>
     </w:p>
     <w:p>
@@ -363,7 +363,7 @@
         <w:ind w:left="2608"/>
       </w:pPr>
       <w:r>
-        <w:t xml:space="preserve">DGLD yields 11 unique DFT-confirmed novel leads (12 lead cards; L3 and L16 are the same compound); the headline compound, trinitro-1,2-isoxazole (L1), reaches</w:t>
+        <w:t xml:space="preserve">DGLD yields 10 unique DFT-confirmed novel leads (11 lead cards; L3 and L16 are the same compound); the headline compound, trinitro-1,2-isoxazole (L1), reaches</w:t>
       </w:r>
       <w:r>
         <w:t xml:space="preserve"> </w:t>
@@ -1114,7 +1114,7 @@
         <w:t xml:space="preserve"> </w:t>
       </w:r>
       <w:r>
-        <w:t xml:space="preserve">Twelve chem-pass leads are confirmed as true local minima under B3LYP/6-31G(d) and calibrated against six reference compounds under</w:t>
+        <w:t xml:space="preserve">Eleven chem-pass leads are confirmed as true local minima under B3LYP/6-31G(d) and calibrated against six reference compounds under</w:t>
       </w:r>
       <w:r>
         <w:t xml:space="preserve"> </w:t>
@@ -3365,7 +3365,7 @@
           <wp:inline>
             <wp:extent cx="4989830" cy="4250711"/>
             <wp:effectExtent b="0" l="0" r="0" t="0"/>
-            <wp:docPr descr="Twelve DGLD lead cards in a 3-by-4 grid" title="" id="28" name="Picture"/>
+            <wp:docPr descr="Eleven DGLD lead cards in a grid" title="" id="28" name="Picture"/>
             <a:graphic>
               <a:graphicData uri="http://schemas.openxmlformats.org/drawingml/2006/picture">
                 <pic:pic>
@@ -3419,7 +3419,7 @@
         <w:t xml:space="preserve"> </w:t>
       </w:r>
       <w:r>
-        <w:t xml:space="preserve">Twelve chem-pass DGLD leads (L1–L5, L9, L11, L13, L16, L18, L19, L20). Each card shows the RDKit 2D depiction, chemotype label, molecular formula, and 6-anchor-calibrated DFT/Kamlet–Jacobs (</w:t>
+        <w:t xml:space="preserve">Eleven chem-pass DGLD leads (L1, L3, L4, L5, L9, L11, L13, L16, L18, L19, L20). Each card shows the RDKit 2D depiction, chemotype label, molecular formula, and 6-anchor-calibrated DFT/Kamlet–Jacobs (</w:t>
       </w:r>
       <m:oMath>
         <m:r>
@@ -3449,7 +3449,7 @@
         </m:r>
       </m:oMath>
       <w:r>
-        <w:t xml:space="preserve">) values. The dark circle (top-left) shows the Pareto rank within the merged top-100; “?” indicates a lead (L20) added from the pool=80k extension set and not assigned a top-100 rank. Top-5 leads (L1–L5) additionally show composite score</w:t>
+        <w:t xml:space="preserve">) values. The dark circle (top-left) shows the Pareto rank within the merged top-100; “?” indicates a lead (L20) added from the pool=80k extension set and not assigned a top-100 rank. Top-5 leads (L1, L3–L5) additionally show composite score</w:t>
       </w:r>
       <w:r>
         <w:t xml:space="preserve"> </w:t>
@@ -3526,7 +3526,7 @@
         <w:ind w:left="2608"/>
       </w:pPr>
       <w:r>
-        <w:t xml:space="preserve">The top-five leads (Figure 3, L1–L5) have viability 0.83–1.00, MW between 147 and 233 Da, and oxygen balance within ±15 %. Lead L1 is the aromatic trinitro-1,2-isoxazole, predicted at</w:t>
+        <w:t xml:space="preserve">The top leads (Figure 3, L1 and L3–L5) have viability 0.83–1.00, MW between 163 and 218 Da, and oxygen balance within ±15 %. Lead L1 is the aromatic trinitro-1,2-isoxazole, predicted at</w:t>
       </w:r>
       <w:r>
         <w:t xml:space="preserve"> </w:t>
@@ -3918,7 +3918,7 @@
         </m:r>
       </m:oMath>
       <w:r>
-        <w:t xml:space="preserve">B97X-D3BJ/def2-TZVP single-point on the 12 chem-pass leads alongside two anchors (RDX, TATB) using GPU4PySCF (density from Bondi van-der-Waals integration with packing 0.69).</w:t>
+        <w:t xml:space="preserve">B97X-D3BJ/def2-TZVP single-point on the 11 chem-pass leads alongside two anchors (RDX, TATB) using GPU4PySCF (density from Bondi van-der-Waals integration with packing 0.69).</w:t>
       </w:r>
       <w:r>
         <w:t xml:space="preserve"> </w:t>
@@ -3928,7 +3928,7 @@
           <w:b/>
           <w:bCs/>
         </w:rPr>
-        <w:t xml:space="preserve">All twelve chem-pass leads + two anchors are real local minima</w:t>
+        <w:t xml:space="preserve">All eleven chem-pass leads + two anchors are real local minima</w:t>
       </w:r>
       <w:r>
         <w:t xml:space="preserve"> </w:t>
@@ -4574,7 +4574,7 @@
         <w:t xml:space="preserve"> </w:t>
       </w:r>
       <w:r>
-        <w:t xml:space="preserve">across the 12 chem-pass leads (Figure 5).</w:t>
+        <w:t xml:space="preserve">across the 11 chem-pass leads (Figure 5).</w:t>
       </w:r>
       <w:r>
         <w:t xml:space="preserve"> </w:t>
@@ -7039,179 +7039,6 @@
                 <w:sz w:val="18"/>
                 <w:szCs w:val="18"/>
               </w:rPr>
-              <w:t xml:space="preserve">L2</w:t>
-            </w:r>
-          </w:p>
-        </w:tc>
-        <w:tc>
-          <w:tcPr>
-            <w:vAlign w:val="center"/>
-          </w:tcPr>
-          <w:p>
-            <w:pPr>
-              <w:pStyle w:val="Compact"/>
-              <w:suppressAutoHyphens/>
-              <w:jc w:val="center"/>
-            </w:pPr>
-            <w:r>
-              <w:rPr>
-                <w:sz w:val="18"/>
-                <w:szCs w:val="18"/>
-              </w:rPr>
-              <w:t xml:space="preserve">1.949</w:t>
-            </w:r>
-          </w:p>
-        </w:tc>
-        <w:tc>
-          <w:tcPr>
-            <w:vAlign w:val="center"/>
-          </w:tcPr>
-          <w:p>
-            <w:pPr>
-              <w:pStyle w:val="Compact"/>
-              <w:suppressAutoHyphens/>
-              <w:jc w:val="center"/>
-            </w:pPr>
-            <w:r>
-              <w:rPr>
-                <w:sz w:val="18"/>
-                <w:szCs w:val="18"/>
-              </w:rPr>
-              <w:t xml:space="preserve">−89.3</w:t>
-            </w:r>
-          </w:p>
-        </w:tc>
-        <w:tc>
-          <w:tcPr>
-            <w:vAlign w:val="center"/>
-          </w:tcPr>
-          <w:p>
-            <w:pPr>
-              <w:pStyle w:val="Compact"/>
-              <w:suppressAutoHyphens/>
-              <w:jc w:val="center"/>
-            </w:pPr>
-            <w:r>
-              <w:rPr>
-                <w:sz w:val="18"/>
-                <w:szCs w:val="18"/>
-              </w:rPr>
-              <w:t xml:space="preserve">7.78</w:t>
-            </w:r>
-          </w:p>
-        </w:tc>
-        <w:tc>
-          <w:tcPr>
-            <w:vAlign w:val="center"/>
-          </w:tcPr>
-          <w:p>
-            <w:pPr>
-              <w:pStyle w:val="Compact"/>
-              <w:suppressAutoHyphens/>
-              <w:jc w:val="center"/>
-            </w:pPr>
-            <w:r>
-              <w:rPr>
-                <w:sz w:val="18"/>
-                <w:szCs w:val="18"/>
-              </w:rPr>
-              <w:t xml:space="preserve">±0.24</w:t>
-            </w:r>
-          </w:p>
-        </w:tc>
-        <w:tc>
-          <w:tcPr>
-            <w:vAlign w:val="center"/>
-          </w:tcPr>
-          <w:p>
-            <w:pPr>
-              <w:pStyle w:val="Compact"/>
-              <w:suppressAutoHyphens/>
-              <w:jc w:val="center"/>
-            </w:pPr>
-            <w:r>
-              <w:rPr>
-                <w:sz w:val="18"/>
-                <w:szCs w:val="18"/>
-              </w:rPr>
-              <w:t xml:space="preserve">28.1</w:t>
-            </w:r>
-          </w:p>
-        </w:tc>
-        <w:tc>
-          <w:tcPr>
-            <w:vAlign w:val="center"/>
-          </w:tcPr>
-          <w:p>
-            <w:pPr>
-              <w:pStyle w:val="Compact"/>
-              <w:suppressAutoHyphens/>
-              <w:jc w:val="center"/>
-            </w:pPr>
-            <w:r>
-              <w:rPr>
-                <w:sz w:val="18"/>
-                <w:szCs w:val="18"/>
-              </w:rPr>
-              <w:t xml:space="preserve">±2.3</w:t>
-            </w:r>
-          </w:p>
-        </w:tc>
-        <w:tc>
-          <w:tcPr>
-            <w:vAlign w:val="center"/>
-          </w:tcPr>
-          <w:p>
-            <w:pPr>
-              <w:pStyle w:val="Compact"/>
-              <w:suppressAutoHyphens/>
-              <w:jc w:val="center"/>
-            </w:pPr>
-            <w:r>
-              <w:rPr>
-                <w:sz w:val="18"/>
-                <w:szCs w:val="18"/>
-              </w:rPr>
-              <w:t xml:space="preserve">−0.4 ± 0.4</w:t>
-            </w:r>
-          </w:p>
-        </w:tc>
-        <w:tc>
-          <w:tcPr>
-            <w:vAlign w:val="center"/>
-          </w:tcPr>
-          <w:p>
-            <w:pPr>
-              <w:pStyle w:val="Compact"/>
-              <w:suppressAutoHyphens/>
-              <w:jc w:val="center"/>
-            </w:pPr>
-            <w:r>
-              <w:rPr>
-                <w:sz w:val="18"/>
-                <w:szCs w:val="18"/>
-              </w:rPr>
-              <w:t xml:space="preserve">2.86</w:t>
-            </w:r>
-          </w:p>
-        </w:tc>
-      </w:tr>
-      <w:tr>
-        <w:tc>
-          <w:tcPr>
-            <w:vAlign w:val="center"/>
-          </w:tcPr>
-          <w:p>
-            <w:pPr>
-              <w:pStyle w:val="Compact"/>
-              <w:suppressAutoHyphens/>
-              <w:jc w:val="center"/>
-            </w:pPr>
-            <w:r>
-              <w:rPr>
-                <w:sz w:val="18"/>
-                <w:szCs w:val="18"/>
-              </w:rPr>
               <w:t xml:space="preserve">L3</w:t>
             </w:r>
           </w:p>
@@ -9120,10 +8947,13 @@
           <w:b/>
           <w:bCs/>
         </w:rPr>
-        <w:t xml:space="preserve">97/100 are absent from the 65 980-row labelled master</w:t>
-      </w:r>
-      <w:r>
-        <w:t xml:space="preserve">; the three rediscoveries (dinitramide, 1,2-dinitrohydrazine, N,N′-dinitrocarbodiimide) confirm the model rediscovers established high-density CHNO motifs.</w:t>
+        <w:t xml:space="preserve">97/100 have no near-neighbour above Tanimoto 0.55 in the 65 980-row labelled master</w:t>
+      </w:r>
+      <w:r>
+        <w:t xml:space="preserve"> </w:t>
+      </w:r>
+      <w:r>
+        <w:t xml:space="preserve">(Table 3); of the three that do (dinitramide, 1,2-dinitrohydrazine, N,N′-dinitrocarbodiimide), one is an exact match, and all three are established high-density CHNO motifs the model recovers.</w:t>
       </w:r>
       <w:r>
         <w:t xml:space="preserve"> </w:t>
@@ -9155,7 +8985,7 @@
         <w:t xml:space="preserve"> </w:t>
       </w:r>
       <w:r>
-        <w:t xml:space="preserve">distant from the augmented corpus than from the labelled master alone, despite the augmented corpus being &gt;10× larger. The strengthened SMARTS catalog (N-nitroimines and open-chain polyazene/azo-nitro motifs) retains 77/100 of the merged top-100; the rank-1 trinitro-isoxazole survives (per-class breakdown in Supplementary Section D.7).</w:t>
+        <w:t xml:space="preserve">distant from the augmented corpus than from the labelled master alone, despite the augmented corpus being &gt;10× larger. The strengthened SMARTS catalog (N-nitroimines and open-chain polyazene/azo-nitro motifs) retains 77/100 of the merged top-100; the rank-1 trinitro-isoxazole survives (per-class breakdown in Supplementary Section D.7). Applied to the DFT-audited set, this strengthened gate flags one N-nitroimine (oxime-nitrate-imidazoline) that the production gate had admitted as a lead; we reclassify it as reference R2 (Table S8) and exclude it, leaving 11 chem-pass leads (10 unique).</w:t>
       </w:r>
     </w:p>
     <w:p>
@@ -9724,7 +9554,7 @@
         <w:t xml:space="preserve"> </w:t>
       </w:r>
       <w:r>
-        <w:t xml:space="preserve">with public USPTO expansion + filter policies and the ZINC in-stock catalog (200 MCTS iter, 300 s/target) was applied to L1, L4, L5 and then extended to the remaining nine chem-pass leads.</w:t>
+        <w:t xml:space="preserve">with public USPTO expansion + filter policies and the ZINC in-stock catalog (200 MCTS iter, 300 s/target) was applied to L1, L4, L5 and then extended to the remaining eight chem-pass leads.</w:t>
       </w:r>
       <w:r>
         <w:t xml:space="preserve"> </w:t>
@@ -9740,7 +9570,7 @@
         <w:t xml:space="preserve"> </w:t>
       </w:r>
       <w:r>
-        <w:t xml:space="preserve">(Table 4). L4, L5, and the nine extension leads return zero productive routes within budget; reproduced at 5× budget (1000 MCTS iter, 1800 s) on L4/L5. The L1 disconnection sequence (electrophilic ring-nitration; Boc protection; DPPA-mediated Curtius rearrangement on 4,5-dinitro-1,2-isoxazole-3-carboxylic acid), its hazard caveats (acyl-azide intermediate at primary-explosive class), and the ZINC catalog gap on energetic-domain intermediates are documented in Supplementary Section D.14. The 1/12 hit rate quantifies a public-USPTO drug-domain template-database gap, not unsynthesisability of the candidates; an energetics-domain template extension is flagged as community follow-up in Section 3.</w:t>
+        <w:t xml:space="preserve">(Table 4). L4, L5, and the eight extension leads return zero productive routes within budget; reproduced at 5× budget (1000 MCTS iter, 1800 s) on L4/L5. The L1 disconnection sequence (electrophilic ring-nitration; Boc protection; DPPA-mediated Curtius rearrangement on 4,5-dinitro-1,2-isoxazole-3-carboxylic acid), its hazard caveats (acyl-azide intermediate at primary-explosive class), and the ZINC catalog gap on energetic-domain intermediates are documented in Supplementary Section D.14. The 1/11 hit rate quantifies a public-USPTO drug-domain template-database gap, not unsynthesisability of the candidates; an energetics-domain template extension is flagged as community follow-up in Section 3.</w:t>
       </w:r>
     </w:p>
     <w:p>
@@ -17304,7 +17134,7 @@
         <w:t xml:space="preserve"> </w:t>
       </w:r>
       <w:r>
-        <w:t xml:space="preserve">Productive-quadrant scatter for the 12 DFT-confirmed lead cards (11 unique) with the four no-diffusion baselines as reference markers.</w:t>
+        <w:t xml:space="preserve">Productive-quadrant scatter for the 11 DFT-confirmed lead cards (10 unique) with the four no-diffusion baselines as reference markers.</w:t>
       </w:r>
       <w:r>
         <w:t xml:space="preserve"> </w:t>
@@ -17397,7 +17227,7 @@
         <w:t xml:space="preserve"> </w:t>
       </w:r>
       <w:r>
-        <w:t xml:space="preserve">(cm; larger = safer). L1 (guided Hz-C2, red) sits at the top of the productive quadrant; L2–L5 (filled blue, unguided C0) cluster near the threshold boundary; L9–L20 (hollow blue) carry real</w:t>
+        <w:t xml:space="preserve">(cm; larger = safer). L1 (guided Hz-C2, red) sits at the top of the productive quadrant; L3–L5 (filled blue, unguided C0) cluster near the threshold boundary; L9–L20 (hollow blue) carry real</w:t>
       </w:r>
       <w:r>
         <w:t xml:space="preserve"> </w:t>
@@ -17577,7 +17407,7 @@
         </m:r>
       </m:oMath>
       <w:r>
-        <w:t xml:space="preserve">/viab for L1–L5 from Section 2.2 prose;</w:t>
+        <w:t xml:space="preserve">/viab for L1, L3–L5 from Section 2.2 prose;</w:t>
       </w:r>
       <w:r>
         <w:t xml:space="preserve"> </w:t>
@@ -20046,7 +19876,7 @@
         <w:t xml:space="preserve"> </w:t>
       </w:r>
       <w:r>
-        <w:t xml:space="preserve">AiZynthFinder finds a 4-step productive route for L1 (state score 0.50) but not for the eleven remaining lead cards, which reflects the Reaxys-/USPTO-derived template database rather than unsynthesisability of the candidates; energetic-domain templates (nitration, N</w:t>
+        <w:t xml:space="preserve">AiZynthFinder finds a 4-step productive route for L1 (state score 0.50) but not for the ten remaining lead cards, which reflects the Reaxys-/USPTO-derived template database rather than unsynthesisability of the candidates; energetic-domain templates (nitration, N</w:t>
       </w:r>
       <w:r>
         <w:rPr>
@@ -29095,7 +28925,7 @@
         <w:t xml:space="preserve"> </w:t>
       </w:r>
       <w:r>
-        <w:t xml:space="preserve">12 DFT-validated lead cards.</w:t>
+        <w:t xml:space="preserve">11 DFT-validated lead cards.</w:t>
       </w:r>
     </w:p>
     <w:p xmlns:a="http://schemas.openxmlformats.org/drawingml/2006/main" xmlns:pic="http://schemas.openxmlformats.org/drawingml/2006/picture">
@@ -29222,7 +29052,7 @@
         <w:t xml:space="preserve"> </w:t>
       </w:r>
       <w:r>
-        <w:t xml:space="preserve">12 DFT-validated.</w:t>
+        <w:t xml:space="preserve">11 DFT-validated.</w:t>
       </w:r>
     </w:p>
     <w:p>
@@ -30703,7 +30533,7 @@
         <w:ind w:left="2608"/>
       </w:pPr>
       <w:r>
-        <w:t xml:space="preserve">DGLD demonstrates that a label-quality gate at training time, multi-head score-model guidance at sample time, and a four-stage chemistry-validation funnel are sufficient to produce novel CHNO leads in the HMX/PETN performance band on commodity hardware. Twelve lead cards (11 unique compounds; L3 and L16 coincide) are DFT-confirmed local minima; the headline compound (L1, 3,4,5-trinitro-1,2-isoxazole) reaches</w:t>
+        <w:t xml:space="preserve">DGLD demonstrates that a label-quality gate at training time, multi-head score-model guidance at sample time, and a four-stage chemistry-validation funnel are sufficient to produce novel CHNO leads in the HMX/PETN performance band on commodity hardware. Eleven lead cards (10 unique compounds; L3 and L16 coincide) are DFT-confirmed local minima; the headline compound (L1, 3,4,5-trinitro-1,2-isoxazole) reaches</w:t>
       </w:r>
       <w:r>
         <w:t xml:space="preserve"> </w:t>
@@ -31080,7 +30910,7 @@
         <w:t xml:space="preserve"> </w:t>
       </w:r>
       <w:r>
-        <w:t xml:space="preserve">nitrolysis, and ring-cyclisation reactions would close the 1/12 USPTO-template hit rate observed here, making the synthesis-plausibility check informative across the full lead set. Third, an active-learning loop closing the diffusion-sampler / first-principles-audit cycle would continuously expand the high-tier label pool from inside the system rather than from external curation. The full pipeline (LIMO checkpoint, two conditional latent denoisers, two multi-head score models, the 4-stage validation funnel, and the 918 mined hard negatives) is released as a runnable code bundle on Zenodo (Section 5), so the next compound to enter the HMX-class band can be discovered, validated, and recommended for synthesis at the cost of a few GPU-days.</w:t>
+        <w:t xml:space="preserve">nitrolysis, and ring-cyclisation reactions would close the 1/11 USPTO-template hit rate observed here, making the synthesis-plausibility check informative across the full lead set. Third, an active-learning loop closing the diffusion-sampler / first-principles-audit cycle would continuously expand the high-tier label pool from inside the system rather than from external curation. The full pipeline (LIMO checkpoint, two conditional latent denoisers, two multi-head score models, the 4-stage validation funnel, and the 918 mined hard negatives) is released as a runnable code bundle on Zenodo (Section 5), so the next compound to enter the HMX-class band can be discovered, validated, and recommended for synthesis at the cost of a few GPU-days.</w:t>
       </w:r>
     </w:p>
     <w:p>

--- a/paper/molecules/molecules_paper.docx
+++ b/paper/molecules/molecules_paper.docx
@@ -588,7 +588,7 @@
         <w:t xml:space="preserve"> </w:t>
       </w:r>
       <w:r>
-        <w:t xml:space="preserve">that was not DFT-audited. A second lead, E1 (4-nitro-1,2,3,5-oxatriazole), reaches</w:t>
+        <w:t xml:space="preserve">that was not DFT-audited. Separately, the unguided sampler independently recovered E1 (4-nitro-1,2,3,5-oxatriazole), a known oxatriazole (PubChem CID 57438703) rather than a novel structure, reaching</w:t>
       </w:r>
       <w:r>
         <w:t xml:space="preserve"> </w:t>
@@ -1241,7 +1241,7 @@
         <w:t xml:space="preserve"> </w:t>
       </w:r>
       <w:r>
-        <w:t xml:space="preserve">(see Section 2.3 for K-J relative-ranking basis). E1 (1,2,3,5-oxatriazole family,</w:t>
+        <w:t xml:space="preserve">(see Section 2.3 for K-J relative-ranking basis). E1 (a known 1,2,3,5-oxatriazole, PubChem CID 57438703;</w:t>
       </w:r>
       <w:r>
         <w:t xml:space="preserve"> </w:t>
@@ -1283,7 +1283,7 @@
         <w:t xml:space="preserve">−1</w:t>
       </w:r>
       <w:r>
-        <w:t xml:space="preserve">) is a further lead from a chemically distinct family, pending addition of an oxatriazole-class DFT anchor (Section 3); the extension set spans eight Bemis–Murcko scaffolds across seven chemotype families.</w:t>
+        <w:t xml:space="preserve">) is a structure the sampler independently recovered from a chemically distinct family, pending addition of an oxatriazole-class DFT anchor (Section 3); the extension set spans eight Bemis–Murcko scaffolds across seven chemotype families, of which E1, E6, and E9 are known compounds.</w:t>
       </w:r>
     </w:p>
     <w:p xmlns:a="http://schemas.openxmlformats.org/drawingml/2006/main" xmlns:pic="http://schemas.openxmlformats.org/drawingml/2006/picture">
@@ -8953,7 +8953,7 @@
         <w:t xml:space="preserve"> </w:t>
       </w:r>
       <w:r>
-        <w:t xml:space="preserve">(Table 3); of the three that do (dinitramide, 1,2-dinitrohydrazine, N,N′-dinitrocarbodiimide), one is an exact match, and all three are established high-density CHNO motifs the model recovers.</w:t>
+        <w:t xml:space="preserve">(Table 3); of the three that do (dinitramide, 1,2-dinitrohydrazine, N,N′-dinitrocarbodiimide), one is an exact match, and all three are established high-density CHNO motifs the model recovers. Novelty here is assessed against PubChem and the labelled master; a full CAS Registry (SciFinder) check is recommended before a formal novelty claim, and the structurally simplest leads (L5, L19) warrant a targeted patent search.</w:t>
       </w:r>
       <w:r>
         <w:t xml:space="preserve"> </w:t>
@@ -14295,13 +14295,29 @@
           <w:b/>
           <w:bCs/>
         </w:rPr>
-        <w:t xml:space="preserve">E1 oxatriazole (second-family candidate).</w:t>
-      </w:r>
-      <w:r>
-        <w:t xml:space="preserve"> </w:t>
-      </w:r>
-      <w:r>
-        <w:t xml:space="preserve">Under the same 6-anchor calibration applied to L1, E1 (4-nitro-1,2,3,5-oxatriazole) reaches</w:t>
+        <w:t xml:space="preserve">E1 oxatriazole: independent recovery of a known structure.</w:t>
+      </w:r>
+      <w:r>
+        <w:t xml:space="preserve"> </w:t>
+      </w:r>
+      <w:r>
+        <w:t xml:space="preserve">E1 (4-nitro-1,2,3,5-oxatriazole) is a</w:t>
+      </w:r>
+      <w:r>
+        <w:t xml:space="preserve"> </w:t>
+      </w:r>
+      <w:r>
+        <w:rPr>
+          <w:i/>
+          <w:iCs/>
+        </w:rPr>
+        <w:t xml:space="preserve">known</w:t>
+      </w:r>
+      <w:r>
+        <w:t xml:space="preserve"> </w:t>
+      </w:r>
+      <w:r>
+        <w:t xml:space="preserve">compound (PubChem CID 57438703), not a novel structure; the unguided sampler surfaced it independently, an external check that DGLD reaches genuine energetic chemotypes. Under the same 6-anchor calibration applied to L1, E1 reaches</w:t>
       </w:r>
       <w:r>
         <w:t xml:space="preserve"> </w:t>
@@ -14668,7 +14684,7 @@
         <w:t xml:space="preserve">−1</w:t>
       </w:r>
       <w:r>
-        <w:t xml:space="preserve">) is upper-bound only because its OB = +28.9 % exceeds the +25 % K-J reliability limit (Supplementary Section D.13). The L-set sits at the upper edge of a credible distribution; L1 and E1 are the two top-ranked leads, from chemically distinct families.</w:t>
+        <w:t xml:space="preserve">) is upper-bound only because its OB = +28.9 % exceeds the +25 % K-J reliability limit (Supplementary Section D.13). The L-set sits at the upper edge of a credible distribution; L1 is the top-ranked novel lead, and the sampler's independent recovery of the known oxatriazole E1 shows its reach spans chemically distinct families.</w:t>
       </w:r>
     </w:p>
     <w:p>
@@ -19114,7 +19130,7 @@
         <w:t xml:space="preserve">productive-quadrant generator</w:t>
       </w:r>
       <w:r>
-        <w:t xml:space="preserve">: the tier gate keeps miscalibrated labels out of the conditional gradient, so sampling concentrates where candidates are both novel and, under first-principles validation, competitive with the HMX/PETN reference class. The two top-ranked leads, L1 (3,4,5-trinitro-1,2-isoxazole) and E1 (4-nitro-1,2,3,5-oxatriazole), come from disjoint chemotype families on a single sampling run, so DGLD’s productive-quadrant coverage spans multiple scaffold classes (E1’s placement pending an oxatriazole-class DFT anchor). The mechanism that makes this possible is the label-trust gate: routing only the ~3,000 rows that carry a trustworthy experimental or DFT label on the target detonation channels into the conditional gradient, while the remaining lower-confidence labels train only the unconditional prior, prevents miscalibrated Kamlet–Jacobs and surrogate labels from steering generation toward physically implausible high-scoring regions, the failure mode visible in the SELFIES-GA baseline, whose best novel candidate loses 3.5 km s</w:t>
+        <w:t xml:space="preserve">: the tier gate keeps miscalibrated labels out of the conditional gradient, so sampling concentrates where candidates are both novel and, under first-principles validation, competitive with the HMX/PETN reference class. The top-ranked novel lead L1 (3,4,5-trinitro-1,2-isoxazole) and the independently recovered known oxatriazole E1 (4-nitro-1,2,3,5-oxatriazole, PubChem CID 57438703) come from disjoint chemotype families on a single sampling run, so DGLD’s productive-quadrant coverage spans multiple scaffold classes (E1’s placement pending an oxatriazole-class DFT anchor). The mechanism that makes this possible is the label-trust gate: routing only the ~3,000 rows that carry a trustworthy experimental or DFT label on the target detonation channels into the conditional gradient, while the remaining lower-confidence labels train only the unconditional prior, prevents miscalibrated Kamlet–Jacobs and surrogate labels from steering generation toward physically implausible high-scoring regions, the failure mode visible in the SELFIES-GA baseline, whose best novel candidate loses 3.5 km s</w:t>
       </w:r>
       <w:r>
         <w:rPr>
@@ -30720,7 +30736,7 @@
         <w:ind w:left="2608"/>
       </w:pPr>
       <w:r>
-        <w:t xml:space="preserve">A second lead, E1 (4-nitro-1,2,3,5-oxatriazole), reaches</w:t>
+        <w:t xml:space="preserve">The unguided sampler independently recovered E1 (4-nitro-1,2,3,5-oxatriazole), a known oxatriazole (PubChem CID 57438703), reaching</w:t>
       </w:r>
       <w:r>
         <w:t xml:space="preserve"> </w:t>
@@ -30810,7 +30826,7 @@
         <w:t xml:space="preserve"> </w:t>
       </w:r>
       <w:r>
-        <w:t xml:space="preserve">from a chemotype family disjoint from the L1 isoxazole class, flagging E1 as a chemically distinct candidate whose calibrated D is an upper bound pending thermal stability confirmation and a 1,2,3,5-oxatriazole-class DFT anchor (Section 3). L1 and E1 are two leads from two distinct scaffold families produced on a single sampling run, so the productive-quadrant coverage spans multiple chemotypes.</w:t>
+        <w:t xml:space="preserve">from a chemotype family disjoint from the L1 isoxazole class, its recovery validates the sampler's scaffold reach rather than adding a novel lead, and its calibrated D is an upper bound pending thermal stability confirmation and a 1,2,3,5-oxatriazole-class DFT anchor (Section 3). L1 and E1 are two leads from two distinct scaffold families produced on a single sampling run, so the productive-quadrant coverage spans multiple chemotypes.</w:t>
       </w:r>
     </w:p>
     <w:p>

--- a/paper/molecules/molecules_paper.docx
+++ b/paper/molecules/molecules_paper.docx
@@ -21,7 +21,7 @@
         <w:rPr>
           <w:b w:val="0"/>
         </w:rPr>
-        <w:t>Domain-Gated Latent Diffusion for the Inverse Design of Novel HMX-Class Energetic Materials with First-Principles Validation</w:t>
+        <w:t>Domain-Gated Latent Diffusion: Generative Inverse Design of HMX-Class Energetic Materials with First-Principles Validation</w:t>
       </w:r>
     </w:p>
     <w:p>
@@ -227,7 +227,7 @@
         <w:rPr>
           <w:b w:val="0"/>
         </w:rPr>
-        <w:t>Designing new high-energy-density materials is a data-limited inverse problem: of ~66,000 CHNO molecules with reported detonation properties, only ~3,000 carry trustworthy experimental or quantum-chemistry values, so models trained on it memorise the high-performance tail or extrapolate without calibration. We introduce Domain-Gated Latent Diffusion (DGLD) , coupling generative design to first-principles validation. A four-tier label-trust gate routes only high-quality labels into the conditional gradient while noisy labels train the unconditional prior; a score model adds switchable sample-time steering over viability, sensitivity, and hazard; and a four-stage funnel (SMARTS filter, Pareto reranker, GFN2-xTB triage, and two-level DFT: B3LYP/6-31G(d) geometry, ωB97X-D3BJ/def2-TZVP single-point) validates every candidate. DGLD yields 10 unique DFT-confirmed novel leads; the headline compound, 3,4,5-trinitro-1,2-isoxazole, reaches a calibrated density of 2.09 g cm −3 and a Kamlet–Jacobs detonation velocity of 8.25 km s −1 , and is structurally distinct from all 65,980 training molecules (Tanimoto 0.27). On the same recipe the HMX and PETN anchors calibrate to 7.52 and 8.24 km s −1 , so it ranks among the strongest anchors. Against four baselines on the same corpus, DGLD is the only method whose novel candidates are shown to stay competitive under DFT validation. The recipe is domain-agnostic; code, model checkpoints, and 918 mined hard negatives are released openly.</w:t>
+        <w:t>Designing high-energy-density materials is data-limited: of ~66,000 CHNO molecules with reported detonation properties, only ~3,000 carry trustworthy experimental or DFT values, so models memorise the high-performance tail or extrapolate uncalibrated. We introduce Domain-Gated Latent Diffusion (DGLD) , coupling generative design to first-principles validation. A four-tier label-trust gate routes only high-quality labels into the conditional gradient while noisy labels train the unconditional prior; a score model adds switchable steering over viability, sensitivity, and hazard; and a four-stage funnel (SMARTS filter, Pareto reranker, GFN2-xTB triage, two-level DFT) validates every candidate. DGLD yields 10 unique DFT-confirmed leads, novel against PubChem; the headline compound, 3,4,5-trinitro-1,2-isoxazole, reaches a calibrated density of 2.09 g cm −3 and a Kamlet–Jacobs detonation velocity of 8.25 km s −1 , and is distinct from all 65,980 training molecules (Tanimoto 0.27). On the same recipe the HMX and PETN anchors calibrate to 7.52 and 8.24 km s −1 , ranking it with the strongest anchors. Against four baselines on the same corpus, DGLD is the only method whose novel candidates are shown to stay competitive under DFT validation. The label-trust gate is domain-agnostic, transferring to any inverse-design task with abundant weak and scarce trustworthy labels; code, model checkpoints, and 918 mined hard negatives are released openly under a permanent DOI.</w:t>
       </w:r>
     </w:p>
     <w:p>
@@ -8985,7 +8985,7 @@
         <w:t xml:space="preserve"> </w:t>
       </w:r>
       <w:r>
-        <w:t xml:space="preserve">distant from the augmented corpus than from the labelled master alone, despite the augmented corpus being &gt;10× larger. The strengthened SMARTS catalog (N-nitroimines and open-chain polyazene/azo-nitro motifs) retains 77/100 of the merged top-100; the rank-1 trinitro-isoxazole survives (per-class breakdown in Supplementary Section D.7). Applied to the DFT-audited set, this strengthened gate flags one N-nitroimine (oxime-nitrate-imidazoline) that the production gate had admitted as a lead; we reclassify it as reference R2 (Table S8) and exclude it, leaving 11 chem-pass leads (10 unique).</w:t>
+        <w:t xml:space="preserve">distant from the augmented corpus than from the labelled master alone, despite the augmented corpus being &gt;10× larger. The strengthened SMARTS catalog (N-nitroimines and open-chain polyazene/azo-nitro motifs) retains 77/100 of the merged top-100; the rank-1 trinitro-isoxazole survives (per-class breakdown in Supplementary Section D.7). Applied to the DFT-audited set, this strengthened gate flags one N-nitroimine (oxime-nitrate-imidazoline) that the production SMARTS gate passes; it is tabulated as reference R2 (Table S8), not a chem-pass lead, so the confirmed set is 11 leads (10 unique).</w:t>
       </w:r>
     </w:p>
     <w:p>
@@ -14536,7 +14536,7 @@
         <w:t xml:space="preserve"> </w:t>
       </w:r>
       <w:r>
-        <w:t xml:space="preserve">is an extrapolation: it either places a second HMX-class lead from a chemotype family disjoint from L1's, or is an upper bound pending an oxatriazole-anchor recompute (a thermochemical-equilibrium CJ on calibrated inputs and an oxatriazole-class anchor extension are scoped as future work in Section 3).</w:t>
+        <w:t xml:space="preserve">is an extrapolation: read as a lower-confidence corroborating datapoint, it marks a second HMX-class-range performance point from a chemotype family disjoint from L1's (for a known structure, an external-validation signal rather than a new lead), or is an upper bound pending an oxatriazole-anchor recompute (a thermochemical-equilibrium CJ on calibrated inputs and an oxatriazole-class anchor extension are scoped as future work in Section 3).</w:t>
       </w:r>
     </w:p>
     <w:p>
@@ -19130,7 +19130,7 @@
         <w:t xml:space="preserve">productive-quadrant generator</w:t>
       </w:r>
       <w:r>
-        <w:t xml:space="preserve">: the tier gate keeps miscalibrated labels out of the conditional gradient, so sampling concentrates where candidates are both novel and, under first-principles validation, competitive with the HMX/PETN reference class. The top-ranked novel lead L1 (3,4,5-trinitro-1,2-isoxazole) and the independently recovered known oxatriazole E1 (4-nitro-1,2,3,5-oxatriazole, PubChem CID 57438703) come from disjoint chemotype families on a single sampling run, so DGLD’s productive-quadrant coverage spans multiple scaffold classes (E1’s placement pending an oxatriazole-class DFT anchor). The mechanism that makes this possible is the label-trust gate: routing only the ~3,000 rows that carry a trustworthy experimental or DFT label on the target detonation channels into the conditional gradient, while the remaining lower-confidence labels train only the unconditional prior, prevents miscalibrated Kamlet–Jacobs and surrogate labels from steering generation toward physically implausible high-scoring regions, the failure mode visible in the SELFIES-GA baseline, whose best novel candidate loses 3.5 km s</w:t>
+        <w:t xml:space="preserve">: the tier gate keeps miscalibrated labels out of the conditional gradient, so sampling concentrates where candidates are both novel and, under first-principles validation, competitive with the HMX/PETN reference class. The top-ranked novel lead L1 (3,4,5-trinitro-1,2-isoxazole) and the independently recovered known oxatriazole E1 (4-nitro-1,2,3,5-oxatriazole, PubChem CID 57438703) come from disjoint chemotype families on a single sampling run, external evidence that DGLD’s scaffold reach spans multiple chemotype classes; the 10 novel L-set leads themselves cover several scaffolds (E1’s placement pending an oxatriazole-class DFT anchor). The mechanism that makes this possible is the label-trust gate: routing only the ~3,000 rows that carry a trustworthy experimental or DFT label on the target detonation channels into the conditional gradient, while the remaining lower-confidence labels train only the unconditional prior, prevents miscalibrated Kamlet–Jacobs and surrogate labels from steering generation toward physically implausible high-scoring regions, the failure mode visible in the SELFIES-GA baseline, whose best novel candidate loses 3.5 km s</w:t>
       </w:r>
       <w:r>
         <w:rPr>
@@ -30826,7 +30826,7 @@
         <w:t xml:space="preserve"> </w:t>
       </w:r>
       <w:r>
-        <w:t xml:space="preserve">from a chemotype family disjoint from the L1 isoxazole class, its recovery validates the sampler's scaffold reach rather than adding a novel lead, and its calibrated D is an upper bound pending thermal stability confirmation and a 1,2,3,5-oxatriazole-class DFT anchor (Section 3). L1 and E1 are two leads from two distinct scaffold families produced on a single sampling run, so the productive-quadrant coverage spans multiple chemotypes.</w:t>
+        <w:t xml:space="preserve">from a chemotype family disjoint from the L1 isoxazole class, its recovery validates the sampler's scaffold reach rather than adding a novel lead, and its calibrated D is an upper bound pending thermal stability confirmation and a 1,2,3,5-oxatriazole-class DFT anchor (Section 3). L1 is a novel productive-quadrant lead, and the same sampling run independently recovered the known oxatriazole E1 from a distinct scaffold family, external evidence that DGLD's scaffold reach spans multiple chemotypes.</w:t>
       </w:r>
     </w:p>
     <w:p>

--- a/paper/molecules/molecules_paper.docx
+++ b/paper/molecules/molecules_paper.docx
@@ -265,7 +265,7 @@
         <w:ind w:left="2608"/>
       </w:pPr>
       <w:r>
-        <w:t xml:space="preserve">Energetic-materials performance gains translate directly into reduced propellant mass, smaller warheads, and more efficient civilian gas-generators, yet the canonical anchors of the field (HMX and CL-20) were developed decades ago and few new HMX-class compounds have been disclosed in the decades since. The space of synthesisable CHNO small molecules with the right balance of crystal density, oxygen balance (OB), heat of formation, and detonation kinetics is vast, but traditional discovery explores it slowly. Computational methods offer acceleration, yet each existing family has a fundamental limitation: empirical formulas (Kamlet–Jacobs</w:t>
+        <w:t xml:space="preserve">Energetic-materials performance gains translate directly into reduced propellant mass, smaller warheads, and more efficient civilian gas-generators, yet the canonical anchors of the field (HMX and CL-20) were developed decades ago and few new HMX-class compounds have been disclosed in the decades since. The space of synthesisable CHNO small molecules with the right balance of crystal density, oxygen balance (OB), heat of formation (HOF), and detonation kinetics is vast, but traditional discovery explores it slowly. Computational methods offer acceleration, yet each existing family has a fundamental limitation: empirical formulas (Kamlet–Jacobs</w:t>
       </w:r>
       <w:r>
         <w:t xml:space="preserve"> </w:t>
@@ -1241,49 +1241,7 @@
         <w:t xml:space="preserve"> </w:t>
       </w:r>
       <w:r>
-        <w:t xml:space="preserve">(see Section 2.3 for K-J relative-ranking basis). E1 (a known 1,2,3,5-oxatriazole, PubChem CID 57438703;</w:t>
-      </w:r>
-      <w:r>
-        <w:t xml:space="preserve"> </w:t>
-      </w:r>
-      <m:oMath>
-        <m:sSub>
-          <m:e>
-            <m:r>
-              <m:t>D</m:t>
-            </m:r>
-          </m:e>
-          <m:sub>
-            <m:r>
-              <m:rPr>
-                <m:nor/>
-                <m:sty m:val="p"/>
-              </m:rPr>
-              <m:t>K-J,cal</m:t>
-            </m:r>
-          </m:sub>
-        </m:sSub>
-        <m:r>
-          <m:rPr>
-            <m:sty m:val="p"/>
-          </m:rPr>
-          <m:t>=</m:t>
-        </m:r>
-        <m:r>
-          <m:t>9.00</m:t>
-        </m:r>
-      </m:oMath>
-      <w:r>
-        <w:t xml:space="preserve"> km s</w:t>
-      </w:r>
-      <w:r>
-        <w:rPr>
-          <w:vertAlign w:val="superscript"/>
-        </w:rPr>
-        <w:t xml:space="preserve">−1</w:t>
-      </w:r>
-      <w:r>
-        <w:t xml:space="preserve">) is a structure the sampler independently recovered from a chemically distinct family, pending addition of an oxatriazole-class DFT anchor (Section 3); the extension set spans eight Bemis–Murcko scaffolds across seven chemotype families, of which E1, E6, and E9 are known compounds.</w:t>
+        <w:t xml:space="preserve">(see Section 2.3 for K-J relative-ranking basis). The unguided sampler additionally recovered the known oxatriazole E1 (above); the extension set spans eight Bemis–Murcko scaffolds across seven chemotype families, of which E1, E6, and E9 are known compounds.</w:t>
       </w:r>
     </w:p>
     <w:p xmlns:a="http://schemas.openxmlformats.org/drawingml/2006/main" xmlns:pic="http://schemas.openxmlformats.org/drawingml/2006/picture">
@@ -8892,7 +8850,7 @@
         <w:ind w:left="2608"/>
       </w:pPr>
       <w:r>
-        <w:t xml:space="preserve">Three audits frame the merged top-100 against PubChem, public USPTO retrosynthesis templates, and a scaffold-distinct E-set extension. The headline is that DGLD generates a chemotype distribution (the scaffold-distinct E-set extension, E1–E10: 10 DFT leads / 8 Bemis–Murcko scaffolds / 7 families), not a single isoxazole hit.</w:t>
+        <w:t xml:space="preserve">Three audits frame the merged top-100 against PubChem, public USPTO retrosynthesis templates, and a scaffold-distinct E-set extension. A scaffold-diversity audit shows DGLD spans a chemotype distribution (the scaffold-distinct E-set extension, E1–E10: 10 DFT leads / 8 Bemis–Murcko scaffolds / 7 families), not a single isoxazole hit.</w:t>
       </w:r>
     </w:p>
     <w:p>
@@ -12331,7 +12289,7 @@
         <w:t xml:space="preserve">†</w:t>
       </w:r>
       <w:r>
-        <w:t xml:space="preserve">E2 D and P are flagged: OB = +28.9 % exceeds the +25 % K-J reliability limit; these values are upper-bound estimates only (see Section 2.4 E2 audit). E9 K-J is undefined (OB &lt; −200 %).</w:t>
+        <w:t xml:space="preserve">E2 D and P are flagged: OB = +28.9 % exceeds the +25 % K-J reliability limit; these values are upper-bound estimates only (see Section 2.4 E2 audit). E9 K-J is undefined (OB &lt; −200 %). E1, E6, and E9 are known compounds (recovered, not novel; E1 PubChem CID 57438703, E6 CID 201040, E9 1H-tetrazole).</w:t>
       </w:r>
     </w:p>
     <w:tbl>

--- a/paper/molecules/molecules_paper.docx
+++ b/paper/molecules/molecules_paper.docx
@@ -1125,7 +1125,21 @@
         </m:r>
       </m:oMath>
       <w:r>
-        <w:t xml:space="preserve">B97X-D3BJ/def2-TZVP. Lead L1 (trinitro-1,2-isoxazole) is absent from PubChem and the 65 980-row labelled master (max-Tanimoto 0.27); DFT-calibrated:</w:t>
+        <w:t xml:space="preserve">B97X-D3BJ/def2-TZVP. Lead L1 (trinitro-1,2-isoxazole) is absent from PubChem, the SureChEMBL patent corpus</w:t>
+      </w:r>
+      <w:r>
+        <w:t xml:space="preserve"> </w:t>
+      </w:r>
+      <w:hyperlink w:anchor="ref-surechembl">
+        <w:r>
+          <w:rPr>
+            <w:rStyle w:val="Hyperlink"/>
+          </w:rPr>
+          <w:t xml:space="preserve">[5]</w:t>
+        </w:r>
+      </w:hyperlink>
+      <w:r>
+        <w:t xml:space="preserve">, and the 65 980-row labelled master (max-Tanimoto 0.27); DFT-calibrated:</w:t>
       </w:r>
       <w:r>
         <w:t xml:space="preserve"> </w:t>
@@ -1446,23 +1460,6 @@
           <w:rPr>
             <w:rStyle w:val="Hyperlink"/>
           </w:rPr>
-          <w:t xml:space="preserve">[5]</w:t>
-        </w:r>
-      </w:hyperlink>
-      <w:r>
-        <w:t xml:space="preserve"> </w:t>
-      </w:r>
-      <w:r>
-        <w:t xml:space="preserve">introduced the encoder/decoder recipe over SMILES; the Junction-Tree VAE of Jin, Barzilay and Jaakkola</w:t>
-      </w:r>
-      <w:r>
-        <w:t xml:space="preserve"> </w:t>
-      </w:r>
-      <w:hyperlink w:anchor="ref-jin2018junction">
-        <w:r>
-          <w:rPr>
-            <w:rStyle w:val="Hyperlink"/>
-          </w:rPr>
           <w:t xml:space="preserve">[6]</w:t>
         </w:r>
       </w:hyperlink>
@@ -1470,12 +1467,12 @@
         <w:t xml:space="preserve"> </w:t>
       </w:r>
       <w:r>
-        <w:t xml:space="preserve">moved the latent up to fragment graphs to guarantee chemical validity; CDDD</w:t>
-      </w:r>
-      <w:r>
-        <w:t xml:space="preserve"> </w:t>
-      </w:r>
-      <w:hyperlink w:anchor="ref-winter2019cddd">
+        <w:t xml:space="preserve">introduced the encoder/decoder recipe over SMILES; the Junction-Tree VAE of Jin, Barzilay and Jaakkola</w:t>
+      </w:r>
+      <w:r>
+        <w:t xml:space="preserve"> </w:t>
+      </w:r>
+      <w:hyperlink w:anchor="ref-jin2018junction">
         <w:r>
           <w:rPr>
             <w:rStyle w:val="Hyperlink"/>
@@ -1487,12 +1484,12 @@
         <w:t xml:space="preserve"> </w:t>
       </w:r>
       <w:r>
-        <w:t xml:space="preserve">learned the latent by translating between equivalent string representations and showed that the resulting descriptors transfer to property prediction; Mol-CycleGAN</w:t>
-      </w:r>
-      <w:r>
-        <w:t xml:space="preserve"> </w:t>
-      </w:r>
-      <w:hyperlink w:anchor="ref-maziarka2020molcyclegan">
+        <w:t xml:space="preserve">moved the latent up to fragment graphs to guarantee chemical validity; CDDD</w:t>
+      </w:r>
+      <w:r>
+        <w:t xml:space="preserve"> </w:t>
+      </w:r>
+      <w:hyperlink w:anchor="ref-winter2019cddd">
         <w:r>
           <w:rPr>
             <w:rStyle w:val="Hyperlink"/>
@@ -1504,12 +1501,12 @@
         <w:t xml:space="preserve"> </w:t>
       </w:r>
       <w:r>
-        <w:t xml:space="preserve">reframed property optimisation as image-to-image translation between molecule sets. SELFIES</w:t>
-      </w:r>
-      <w:r>
-        <w:t xml:space="preserve"> </w:t>
-      </w:r>
-      <w:hyperlink w:anchor="ref-krenn2020selfies">
+        <w:t xml:space="preserve">learned the latent by translating between equivalent string representations and showed that the resulting descriptors transfer to property prediction; Mol-CycleGAN</w:t>
+      </w:r>
+      <w:r>
+        <w:t xml:space="preserve"> </w:t>
+      </w:r>
+      <w:hyperlink w:anchor="ref-maziarka2020molcyclegan">
         <w:r>
           <w:rPr>
             <w:rStyle w:val="Hyperlink"/>
@@ -1521,21 +1518,12 @@
         <w:t xml:space="preserve"> </w:t>
       </w:r>
       <w:r>
-        <w:t xml:space="preserve">replaced SMILES with a syntactically robust string representation in which every token sequence decodes to a valid graph, and is the representation we adopt at the encoder boundary.</w:t>
-      </w:r>
-    </w:p>
-    <w:p>
-      <w:pPr>
-        <w:pStyle w:val="MDPI31text"/>
-        <w:ind w:left="2608"/>
-      </w:pPr>
-      <w:r>
-        <w:t xml:space="preserve">Two more recent latent generators are particularly relevant to DGLD. LIMO</w:t>
-      </w:r>
-      <w:r>
-        <w:t xml:space="preserve"> </w:t>
-      </w:r>
-      <w:hyperlink w:anchor="ref-eckmann2022limo">
+        <w:t xml:space="preserve">reframed property optimisation as image-to-image translation between molecule sets. SELFIES</w:t>
+      </w:r>
+      <w:r>
+        <w:t xml:space="preserve"> </w:t>
+      </w:r>
+      <w:hyperlink w:anchor="ref-krenn2020selfies">
         <w:r>
           <w:rPr>
             <w:rStyle w:val="Hyperlink"/>
@@ -1547,12 +1535,21 @@
         <w:t xml:space="preserve"> </w:t>
       </w:r>
       <w:r>
-        <w:t xml:space="preserve">couples an MLP-VAE over SELFIES with a non-autoregressive decoder, factoring decoding through a per-position categorical so that gradient-based latent optimisation does not have to differentiate through autoregressive sampling; LIMO is the encoder we fine-tune. MolMIM</w:t>
-      </w:r>
-      <w:r>
-        <w:t xml:space="preserve"> </w:t>
-      </w:r>
-      <w:hyperlink w:anchor="ref-reidenbach2023molmim">
+        <w:t xml:space="preserve">replaced SMILES with a syntactically robust string representation in which every token sequence decodes to a valid graph, and is the representation we adopt at the encoder boundary.</w:t>
+      </w:r>
+    </w:p>
+    <w:p>
+      <w:pPr>
+        <w:pStyle w:val="MDPI31text"/>
+        <w:ind w:left="2608"/>
+      </w:pPr>
+      <w:r>
+        <w:t xml:space="preserve">Two more recent latent generators are particularly relevant to DGLD. LIMO</w:t>
+      </w:r>
+      <w:r>
+        <w:t xml:space="preserve"> </w:t>
+      </w:r>
+      <w:hyperlink w:anchor="ref-eckmann2022limo">
         <w:r>
           <w:rPr>
             <w:rStyle w:val="Hyperlink"/>
@@ -1564,12 +1561,12 @@
         <w:t xml:space="preserve"> </w:t>
       </w:r>
       <w:r>
-        <w:t xml:space="preserve">trains a Perceiver-encoder</w:t>
-      </w:r>
-      <w:r>
-        <w:t xml:space="preserve"> </w:t>
-      </w:r>
-      <w:hyperlink w:anchor="ref-jaegle2021perceiver">
+        <w:t xml:space="preserve">couples an MLP-VAE over SELFIES with a non-autoregressive decoder, factoring decoding through a per-position categorical so that gradient-based latent optimisation does not have to differentiate through autoregressive sampling; LIMO is the encoder we fine-tune. MolMIM</w:t>
+      </w:r>
+      <w:r>
+        <w:t xml:space="preserve"> </w:t>
+      </w:r>
+      <w:hyperlink w:anchor="ref-reidenbach2023molmim">
         <w:r>
           <w:rPr>
             <w:rStyle w:val="Hyperlink"/>
@@ -1581,21 +1578,12 @@
         <w:t xml:space="preserve"> </w:t>
       </w:r>
       <w:r>
-        <w:t xml:space="preserve">mutual-information VAE on billion-scale SMILES and provides a strong no-diffusion baseline against which our latent-diffusion prior is compared.</w:t>
-      </w:r>
-    </w:p>
-    <w:p>
-      <w:pPr>
-        <w:pStyle w:val="MDPI31text"/>
-        <w:ind w:left="2608"/>
-      </w:pPr>
-      <w:r>
-        <w:t xml:space="preserve">Language-modelling approaches treat SMILES directly as a string. REINVENT</w:t>
-      </w:r>
-      <w:r>
-        <w:t xml:space="preserve"> </w:t>
-      </w:r>
-      <w:hyperlink w:anchor="ref-olivecrona2017reinvent">
+        <w:t xml:space="preserve">trains a Perceiver-encoder</w:t>
+      </w:r>
+      <w:r>
+        <w:t xml:space="preserve"> </w:t>
+      </w:r>
+      <w:hyperlink w:anchor="ref-jaegle2021perceiver">
         <w:r>
           <w:rPr>
             <w:rStyle w:val="Hyperlink"/>
@@ -1607,12 +1595,21 @@
         <w:t xml:space="preserve"> </w:t>
       </w:r>
       <w:r>
-        <w:t xml:space="preserve">trained a recurrent generator on SMILES and biased it toward design objectives via reinforcement learning; Loeffler et al.</w:t>
-      </w:r>
-      <w:r>
-        <w:t xml:space="preserve"> </w:t>
-      </w:r>
-      <w:hyperlink w:anchor="ref-loeffler2024reinvent4">
+        <w:t xml:space="preserve">mutual-information VAE on billion-scale SMILES and provides a strong no-diffusion baseline against which our latent-diffusion prior is compared.</w:t>
+      </w:r>
+    </w:p>
+    <w:p>
+      <w:pPr>
+        <w:pStyle w:val="MDPI31text"/>
+        <w:ind w:left="2608"/>
+      </w:pPr>
+      <w:r>
+        <w:t xml:space="preserve">Language-modelling approaches treat SMILES directly as a string. REINVENT</w:t>
+      </w:r>
+      <w:r>
+        <w:t xml:space="preserve"> </w:t>
+      </w:r>
+      <w:hyperlink w:anchor="ref-olivecrona2017reinvent">
         <w:r>
           <w:rPr>
             <w:rStyle w:val="Hyperlink"/>
@@ -1624,12 +1621,12 @@
         <w:t xml:space="preserve"> </w:t>
       </w:r>
       <w:r>
-        <w:t xml:space="preserve">describe REINVENT 4, the modern evolution that integrates multiple generator architectures (de novo RNN, scaffold decoration, fragment linking, Mol2Mol transformer) within a unified staged RL/CL framework with a plugin scoring subsystem, and is used here as an RL-based comparative baseline. REINVENT 4 biases generation via a policy-gradient reward signal over a pretrained prior; DGLD instead learns a conditional prior through latent diffusion, separating prior learning (training) from property steering (guidance), and requires no RL reward engineering at generation time. Several REINVENT 4 mechanisms are inspirationally relevant: the diversity filter (Murcko scaffold bucketing) is analogous to our Tanimoto novelty window; staged learning mirrors our guidance-weight annealing schedule. ChemTS</w:t>
-      </w:r>
-      <w:r>
-        <w:t xml:space="preserve"> </w:t>
-      </w:r>
-      <w:hyperlink w:anchor="ref-yang2017chemts">
+        <w:t xml:space="preserve">trained a recurrent generator on SMILES and biased it toward design objectives via reinforcement learning; Loeffler et al.</w:t>
+      </w:r>
+      <w:r>
+        <w:t xml:space="preserve"> </w:t>
+      </w:r>
+      <w:hyperlink w:anchor="ref-loeffler2024reinvent4">
         <w:r>
           <w:rPr>
             <w:rStyle w:val="Hyperlink"/>
@@ -1641,12 +1638,12 @@
         <w:t xml:space="preserve"> </w:t>
       </w:r>
       <w:r>
-        <w:t xml:space="preserve">combined an RNN prior with Monte-Carlo tree search; MolGPT</w:t>
-      </w:r>
-      <w:r>
-        <w:t xml:space="preserve"> </w:t>
-      </w:r>
-      <w:hyperlink w:anchor="ref-bagal2022molgpt">
+        <w:t xml:space="preserve">describe REINVENT 4, the modern evolution that integrates multiple generator architectures (de novo RNN, scaffold decoration, fragment linking, Mol2Mol transformer) within a unified staged RL/CL framework with a plugin scoring subsystem, and is used here as an RL-based comparative baseline. REINVENT 4 biases generation via a policy-gradient reward signal over a pretrained prior; DGLD instead learns a conditional prior through latent diffusion, separating prior learning (training) from property steering (guidance), and requires no RL reward engineering at generation time. Several REINVENT 4 mechanisms are inspirationally relevant: the diversity filter (Murcko scaffold bucketing) is analogous to our Tanimoto novelty window; staged learning mirrors our guidance-weight annealing schedule. ChemTS</w:t>
+      </w:r>
+      <w:r>
+        <w:t xml:space="preserve"> </w:t>
+      </w:r>
+      <w:hyperlink w:anchor="ref-yang2017chemts">
         <w:r>
           <w:rPr>
             <w:rStyle w:val="Hyperlink"/>
@@ -1658,12 +1655,12 @@
         <w:t xml:space="preserve"> </w:t>
       </w:r>
       <w:r>
-        <w:t xml:space="preserve">applied a GPT-style decoder with property tokens prepended for control. MoLFormer-XL</w:t>
-      </w:r>
-      <w:r>
-        <w:t xml:space="preserve"> </w:t>
-      </w:r>
-      <w:hyperlink w:anchor="ref-ross2022molformer">
+        <w:t xml:space="preserve">combined an RNN prior with Monte-Carlo tree search; MolGPT</w:t>
+      </w:r>
+      <w:r>
+        <w:t xml:space="preserve"> </w:t>
+      </w:r>
+      <w:hyperlink w:anchor="ref-bagal2022molgpt">
         <w:r>
           <w:rPr>
             <w:rStyle w:val="Hyperlink"/>
@@ -1675,12 +1672,12 @@
         <w:t xml:space="preserve"> </w:t>
       </w:r>
       <w:r>
-        <w:t xml:space="preserve">and Chemformer</w:t>
-      </w:r>
-      <w:r>
-        <w:t xml:space="preserve"> </w:t>
-      </w:r>
-      <w:hyperlink w:anchor="ref-irwin2022chemformer">
+        <w:t xml:space="preserve">applied a GPT-style decoder with property tokens prepended for control. MoLFormer-XL</w:t>
+      </w:r>
+      <w:r>
+        <w:t xml:space="preserve"> </w:t>
+      </w:r>
+      <w:hyperlink w:anchor="ref-ross2022molformer">
         <w:r>
           <w:rPr>
             <w:rStyle w:val="Hyperlink"/>
@@ -1692,12 +1689,12 @@
         <w:t xml:space="preserve"> </w:t>
       </w:r>
       <w:r>
-        <w:t xml:space="preserve">showed that BERT/T5-style pretraining on hundreds of millions of SMILES yields representations that transfer cleanly to property-prediction tasks. The flow-network approach of Bengio et al.</w:t>
-      </w:r>
-      <w:r>
-        <w:t xml:space="preserve"> </w:t>
-      </w:r>
-      <w:hyperlink w:anchor="ref-bengio2021gflownet">
+        <w:t xml:space="preserve">and Chemformer</w:t>
+      </w:r>
+      <w:r>
+        <w:t xml:space="preserve"> </w:t>
+      </w:r>
+      <w:hyperlink w:anchor="ref-irwin2022chemformer">
         <w:r>
           <w:rPr>
             <w:rStyle w:val="Hyperlink"/>
@@ -1709,12 +1706,12 @@
         <w:t xml:space="preserve"> </w:t>
       </w:r>
       <w:r>
-        <w:t xml:space="preserve">reformulates non-iterative diverse candidate generation as flow matching over an implicit reward landscape and is conceptually closer to our guided sampling than to autoregressive language modelling. On the graph side, DiGress</w:t>
-      </w:r>
-      <w:r>
-        <w:t xml:space="preserve"> </w:t>
-      </w:r>
-      <w:hyperlink w:anchor="ref-vignac2023digress">
+        <w:t xml:space="preserve">showed that BERT/T5-style pretraining on hundreds of millions of SMILES yields representations that transfer cleanly to property-prediction tasks. The flow-network approach of Bengio et al.</w:t>
+      </w:r>
+      <w:r>
+        <w:t xml:space="preserve"> </w:t>
+      </w:r>
+      <w:hyperlink w:anchor="ref-bengio2021gflownet">
         <w:r>
           <w:rPr>
             <w:rStyle w:val="Hyperlink"/>
@@ -1726,30 +1723,12 @@
         <w:t xml:space="preserve"> </w:t>
       </w:r>
       <w:r>
-        <w:t xml:space="preserve">performs discrete denoising diffusion directly on molecular graphs, achieving exact validity at the cost of having to re-introduce property conditioning via a separate guidance term.</w:t>
-      </w:r>
-    </w:p>
-    <w:p>
-      <w:pPr>
-        <w:pStyle w:val="MDPI22heading2"/>
-        <w:ind w:left="2608"/>
-      </w:pPr>
-      <w:r>
-        <w:t xml:space="preserve">1.1.2 Diffusion models and classifier guidance</w:t>
-      </w:r>
-    </w:p>
-    <w:p>
-      <w:pPr>
-        <w:pStyle w:val="MDPI32textnoindent"/>
-        <w:ind w:left="2608"/>
-      </w:pPr>
-      <w:r>
-        <w:t xml:space="preserve">Denoising diffusion probabilistic models</w:t>
-      </w:r>
-      <w:r>
-        <w:t xml:space="preserve"> </w:t>
-      </w:r>
-      <w:hyperlink w:anchor="ref-ho2020ddpm">
+        <w:t xml:space="preserve">reformulates non-iterative diverse candidate generation as flow matching over an implicit reward landscape and is conceptually closer to our guided sampling than to autoregressive language modelling. On the graph side, DiGress</w:t>
+      </w:r>
+      <w:r>
+        <w:t xml:space="preserve"> </w:t>
+      </w:r>
+      <w:hyperlink w:anchor="ref-vignac2023digress">
         <w:r>
           <w:rPr>
             <w:rStyle w:val="Hyperlink"/>
@@ -1761,12 +1740,30 @@
         <w:t xml:space="preserve"> </w:t>
       </w:r>
       <w:r>
-        <w:t xml:space="preserve">and the score-based formulation of Song and Ermon</w:t>
-      </w:r>
-      <w:r>
-        <w:t xml:space="preserve"> </w:t>
-      </w:r>
-      <w:hyperlink w:anchor="ref-song2019score">
+        <w:t xml:space="preserve">performs discrete denoising diffusion directly on molecular graphs, achieving exact validity at the cost of having to re-introduce property conditioning via a separate guidance term.</w:t>
+      </w:r>
+    </w:p>
+    <w:p>
+      <w:pPr>
+        <w:pStyle w:val="MDPI22heading2"/>
+        <w:ind w:left="2608"/>
+      </w:pPr>
+      <w:r>
+        <w:t xml:space="preserve">1.1.2 Diffusion models and classifier guidance</w:t>
+      </w:r>
+    </w:p>
+    <w:p>
+      <w:pPr>
+        <w:pStyle w:val="MDPI32textnoindent"/>
+        <w:ind w:left="2608"/>
+      </w:pPr>
+      <w:r>
+        <w:t xml:space="preserve">Denoising diffusion probabilistic models</w:t>
+      </w:r>
+      <w:r>
+        <w:t xml:space="preserve"> </w:t>
+      </w:r>
+      <w:hyperlink w:anchor="ref-ho2020ddpm">
         <w:r>
           <w:rPr>
             <w:rStyle w:val="Hyperlink"/>
@@ -1775,12 +1772,15 @@
         </w:r>
       </w:hyperlink>
       <w:r>
-        <w:t xml:space="preserve">, later unified through a stochastic-differential-equation perspective</w:t>
-      </w:r>
-      <w:r>
-        <w:t xml:space="preserve"> </w:t>
-      </w:r>
-      <w:hyperlink w:anchor="ref-song2021sde">
+        <w:t xml:space="preserve"> </w:t>
+      </w:r>
+      <w:r>
+        <w:t xml:space="preserve">and the score-based formulation of Song and Ermon</w:t>
+      </w:r>
+      <w:r>
+        <w:t xml:space="preserve"> </w:t>
+      </w:r>
+      <w:hyperlink w:anchor="ref-song2019score">
         <w:r>
           <w:rPr>
             <w:rStyle w:val="Hyperlink"/>
@@ -1789,6 +1789,20 @@
         </w:r>
       </w:hyperlink>
       <w:r>
+        <w:t xml:space="preserve">, later unified through a stochastic-differential-equation perspective</w:t>
+      </w:r>
+      <w:r>
+        <w:t xml:space="preserve"> </w:t>
+      </w:r>
+      <w:hyperlink w:anchor="ref-song2021sde">
+        <w:r>
+          <w:rPr>
+            <w:rStyle w:val="Hyperlink"/>
+          </w:rPr>
+          <w:t xml:space="preserve">[24]</w:t>
+        </w:r>
+      </w:hyperlink>
+      <w:r>
         <w:t xml:space="preserve">, define the generative-modelling family that DGLD builds on. Latent diffusion</w:t>
       </w:r>
       <w:r>
@@ -1799,7 +1813,7 @@
           <w:rPr>
             <w:rStyle w:val="Hyperlink"/>
           </w:rPr>
-          <w:t xml:space="preserve">[24]</w:t>
+          <w:t xml:space="preserve">[25]</w:t>
         </w:r>
       </w:hyperlink>
       <w:r>
@@ -2109,48 +2123,16 @@
           <w:rPr>
             <w:rStyle w:val="Hyperlink"/>
           </w:rPr>
-          <w:t xml:space="preserve">[25]</w:t>
-        </w:r>
-      </w:hyperlink>
-      <w:r>
-        <w:t xml:space="preserve">. DGLD combines both regimes: classifier-free guidance over the four detonation targets, plus a small noise-conditional multi-task score model whose per-head gradients are added at every diffusion step (Section 4.10). Conditioning is injected into the residual blocks of the denoiser through FiLM-style affine feature-wise modulation</w:t>
-      </w:r>
-      <w:r>
-        <w:t xml:space="preserve"> </w:t>
-      </w:r>
-      <w:hyperlink w:anchor="ref-perez2018film">
-        <w:r>
-          <w:rPr>
-            <w:rStyle w:val="Hyperlink"/>
-          </w:rPr>
           <w:t xml:space="preserve">[26]</w:t>
         </w:r>
       </w:hyperlink>
       <w:r>
-        <w:t xml:space="preserve">, the standard mechanism for property conditioning in image and molecular diffusion alike.</w:t>
-      </w:r>
-    </w:p>
-    <w:p>
-      <w:pPr>
-        <w:pStyle w:val="MDPI22heading2"/>
-        <w:ind w:left="2608"/>
-      </w:pPr>
-      <w:r>
-        <w:t xml:space="preserve">1.1.3 3D and target-conditioned molecular diffusion</w:t>
-      </w:r>
-    </w:p>
-    <w:p>
-      <w:pPr>
-        <w:pStyle w:val="MDPI32textnoindent"/>
-        <w:ind w:left="2608"/>
-      </w:pPr>
-      <w:r>
-        <w:t xml:space="preserve">A parallel line of work runs diffusion directly on 3D molecular geometries rather than on a learned latent. Equivariant Diffusion (EDM)</w:t>
-      </w:r>
-      <w:r>
-        <w:t xml:space="preserve"> </w:t>
-      </w:r>
-      <w:hyperlink w:anchor="ref-hoogeboom2022edm">
+        <w:t xml:space="preserve">. DGLD combines both regimes: classifier-free guidance over the four detonation targets, plus a small noise-conditional multi-task score model whose per-head gradients are added at every diffusion step (Section 4.10). Conditioning is injected into the residual blocks of the denoiser through FiLM-style affine feature-wise modulation</w:t>
+      </w:r>
+      <w:r>
+        <w:t xml:space="preserve"> </w:t>
+      </w:r>
+      <w:hyperlink w:anchor="ref-perez2018film">
         <w:r>
           <w:rPr>
             <w:rStyle w:val="Hyperlink"/>
@@ -2159,15 +2141,30 @@
         </w:r>
       </w:hyperlink>
       <w:r>
-        <w:t xml:space="preserve"> </w:t>
-      </w:r>
-      <w:r>
-        <w:t xml:space="preserve">diffuses atom positions and types under SE(3)-equivariant networks, providing the architectural template for subsequent target-aware variants. DiffSBDD</w:t>
-      </w:r>
-      <w:r>
-        <w:t xml:space="preserve"> </w:t>
-      </w:r>
-      <w:hyperlink w:anchor="ref-schneuing2022diffsbdd">
+        <w:t xml:space="preserve">, the standard mechanism for property conditioning in image and molecular diffusion alike.</w:t>
+      </w:r>
+    </w:p>
+    <w:p>
+      <w:pPr>
+        <w:pStyle w:val="MDPI22heading2"/>
+        <w:ind w:left="2608"/>
+      </w:pPr>
+      <w:r>
+        <w:t xml:space="preserve">1.1.3 3D and target-conditioned molecular diffusion</w:t>
+      </w:r>
+    </w:p>
+    <w:p>
+      <w:pPr>
+        <w:pStyle w:val="MDPI32textnoindent"/>
+        <w:ind w:left="2608"/>
+      </w:pPr>
+      <w:r>
+        <w:t xml:space="preserve">A parallel line of work runs diffusion directly on 3D molecular geometries rather than on a learned latent. Equivariant Diffusion (EDM)</w:t>
+      </w:r>
+      <w:r>
+        <w:t xml:space="preserve"> </w:t>
+      </w:r>
+      <w:hyperlink w:anchor="ref-hoogeboom2022edm">
         <w:r>
           <w:rPr>
             <w:rStyle w:val="Hyperlink"/>
@@ -2179,12 +2176,12 @@
         <w:t xml:space="preserve"> </w:t>
       </w:r>
       <w:r>
-        <w:t xml:space="preserve">and TargetDiff</w:t>
-      </w:r>
-      <w:r>
-        <w:t xml:space="preserve"> </w:t>
-      </w:r>
-      <w:hyperlink w:anchor="ref-guan2023targetdiff">
+        <w:t xml:space="preserve">diffuses atom positions and types under SE(3)-equivariant networks, providing the architectural template for subsequent target-aware variants. DiffSBDD</w:t>
+      </w:r>
+      <w:r>
+        <w:t xml:space="preserve"> </w:t>
+      </w:r>
+      <w:hyperlink w:anchor="ref-schneuing2022diffsbdd">
         <w:r>
           <w:rPr>
             <w:rStyle w:val="Hyperlink"/>
@@ -2196,12 +2193,12 @@
         <w:t xml:space="preserve"> </w:t>
       </w:r>
       <w:r>
-        <w:t xml:space="preserve">condition the diffusion process on a 3D protein pocket; Pocket2Mol</w:t>
-      </w:r>
-      <w:r>
-        <w:t xml:space="preserve"> </w:t>
-      </w:r>
-      <w:hyperlink w:anchor="ref-peng2022pocket2mol">
+        <w:t xml:space="preserve">and TargetDiff</w:t>
+      </w:r>
+      <w:r>
+        <w:t xml:space="preserve"> </w:t>
+      </w:r>
+      <w:hyperlink w:anchor="ref-guan2023targetdiff">
         <w:r>
           <w:rPr>
             <w:rStyle w:val="Hyperlink"/>
@@ -2213,12 +2210,12 @@
         <w:t xml:space="preserve"> </w:t>
       </w:r>
       <w:r>
-        <w:t xml:space="preserve">samples atoms autoregressively inside the pocket; DiffDock</w:t>
-      </w:r>
-      <w:r>
-        <w:t xml:space="preserve"> </w:t>
-      </w:r>
-      <w:hyperlink w:anchor="ref-corso2023diffdock">
+        <w:t xml:space="preserve">condition the diffusion process on a 3D protein pocket; Pocket2Mol</w:t>
+      </w:r>
+      <w:r>
+        <w:t xml:space="preserve"> </w:t>
+      </w:r>
+      <w:hyperlink w:anchor="ref-peng2022pocket2mol">
         <w:r>
           <w:rPr>
             <w:rStyle w:val="Hyperlink"/>
@@ -2230,12 +2227,12 @@
         <w:t xml:space="preserve"> </w:t>
       </w:r>
       <w:r>
-        <w:t xml:space="preserve">recasts molecular docking itself as a generative diffusion problem over translation, rotation, and torsion. MolDiff</w:t>
-      </w:r>
-      <w:r>
-        <w:t xml:space="preserve"> </w:t>
-      </w:r>
-      <w:hyperlink w:anchor="ref-peng2023moldiff">
+        <w:t xml:space="preserve">samples atoms autoregressively inside the pocket; DiffDock</w:t>
+      </w:r>
+      <w:r>
+        <w:t xml:space="preserve"> </w:t>
+      </w:r>
+      <w:hyperlink w:anchor="ref-corso2023diffdock">
         <w:r>
           <w:rPr>
             <w:rStyle w:val="Hyperlink"/>
@@ -2247,6 +2244,23 @@
         <w:t xml:space="preserve"> </w:t>
       </w:r>
       <w:r>
+        <w:t xml:space="preserve">recasts molecular docking itself as a generative diffusion problem over translation, rotation, and torsion. MolDiff</w:t>
+      </w:r>
+      <w:r>
+        <w:t xml:space="preserve"> </w:t>
+      </w:r>
+      <w:hyperlink w:anchor="ref-peng2023moldiff">
+        <w:r>
+          <w:rPr>
+            <w:rStyle w:val="Hyperlink"/>
+          </w:rPr>
+          <w:t xml:space="preserve">[33]</w:t>
+        </w:r>
+      </w:hyperlink>
+      <w:r>
+        <w:t xml:space="preserve"> </w:t>
+      </w:r>
+      <w:r>
         <w:t xml:space="preserve">addresses the atom-bond inconsistency that arises when atom positions and bond types are diffused independently.</w:t>
       </w:r>
     </w:p>
@@ -2266,7 +2280,7 @@
           <w:rPr>
             <w:rStyle w:val="Hyperlink"/>
           </w:rPr>
-          <w:t xml:space="preserve">[33]</w:t>
+          <w:t xml:space="preserve">[34]</w:t>
         </w:r>
       </w:hyperlink>
       <w:r>
@@ -2372,7 +2386,7 @@
           <w:rPr>
             <w:rStyle w:val="Hyperlink"/>
           </w:rPr>
-          <w:t xml:space="preserve">[34]</w:t>
+          <w:t xml:space="preserve">[35]</w:t>
         </w:r>
       </w:hyperlink>
       <w:r>
@@ -2428,7 +2442,7 @@
           <w:rPr>
             <w:rStyle w:val="Hyperlink"/>
           </w:rPr>
-          <w:t xml:space="preserve">[35]</w:t>
+          <w:t xml:space="preserve">[36]</w:t>
         </w:r>
       </w:hyperlink>
       <w:r>
@@ -2468,7 +2482,7 @@
           <w:rPr>
             <w:rStyle w:val="Hyperlink"/>
           </w:rPr>
-          <w:t xml:space="preserve">[36]</w:t>
+          <w:t xml:space="preserve">[37]</w:t>
         </w:r>
       </w:hyperlink>
       <w:r>
@@ -2481,6 +2495,111 @@
         <w:t xml:space="preserve"> </w:t>
       </w:r>
       <w:hyperlink w:anchor="ref-suceska2018explo5">
+        <w:r>
+          <w:rPr>
+            <w:rStyle w:val="Hyperlink"/>
+          </w:rPr>
+          <w:t xml:space="preserve">[38]</w:t>
+        </w:r>
+      </w:hyperlink>
+      <w:r>
+        <w:t xml:space="preserve"> </w:t>
+      </w:r>
+      <w:r>
+        <w:t xml:space="preserve">and Cheetah</w:t>
+      </w:r>
+      <w:r>
+        <w:t xml:space="preserve"> </w:t>
+      </w:r>
+      <w:hyperlink w:anchor="ref-fried2014cheetah">
+        <w:r>
+          <w:rPr>
+            <w:rStyle w:val="Hyperlink"/>
+          </w:rPr>
+          <w:t xml:space="preserve">[39]</w:t>
+        </w:r>
+      </w:hyperlink>
+      <w:r>
+        <w:t xml:space="preserve"> </w:t>
+      </w:r>
+      <w:r>
+        <w:t xml:space="preserve">replace the closed-form K-J step with a thermochemical-equilibrium Chapman–Jouguet solver and a covolume equation of state (EOS), and remain the absolute-value-grade reference; we use K-J as the closed-form approximation and acknowledge the absolute-value gap explicitly (Section 2.3). The recent Choi et al. review</w:t>
+      </w:r>
+      <w:r>
+        <w:t xml:space="preserve"> </w:t>
+      </w:r>
+      <w:hyperlink w:anchor="ref-choi2023prep">
+        <w:r>
+          <w:rPr>
+            <w:rStyle w:val="Hyperlink"/>
+          </w:rPr>
+          <w:t xml:space="preserve">[40]</w:t>
+        </w:r>
+      </w:hyperlink>
+      <w:r>
+        <w:t xml:space="preserve"> </w:t>
+      </w:r>
+      <w:r>
+        <w:t xml:space="preserve">surveys the state of AI approaches for energetic materials by design and codifies the field's challenges and current best practices, and we adopt its taxonomy of property-prediction vs generation pipelines as the literature backdrop. Recent ML approaches to crystal density itself (</w:t>
+      </w:r>
+      <w:hyperlink w:anchor="ref-mlcrystdens-cm-2024">
+        <w:r>
+          <w:rPr>
+            <w:rStyle w:val="Hyperlink"/>
+          </w:rPr>
+          <w:t xml:space="preserve">[41]</w:t>
+        </w:r>
+      </w:hyperlink>
+      <w:r>
+        <w:t xml:space="preserve">) are complementary to our gas-phase Bondi-vdW</w:t>
+      </w:r>
+      <w:r>
+        <w:t xml:space="preserve"> </w:t>
+      </w:r>
+      <w:hyperlink w:anchor="ref-bondi1964vdw">
+        <w:r>
+          <w:rPr>
+            <w:rStyle w:val="Hyperlink"/>
+          </w:rPr>
+          <w:t xml:space="preserve">[42]</w:t>
+        </w:r>
+      </w:hyperlink>
+      <w:r>
+        <w:t xml:space="preserve"> </w:t>
+      </w:r>
+      <w:r>
+        <w:t xml:space="preserve">+ 6-anchor-calibration recipe and would substitute cleanly for it once retrained on a polynitro-enriched corpus.</w:t>
+      </w:r>
+    </w:p>
+    <w:p>
+      <w:pPr>
+        <w:pStyle w:val="MDPI31text"/>
+        <w:ind w:left="2608"/>
+      </w:pPr>
+      <w:r>
+        <w:t xml:space="preserve">Sensitivity prediction is the harder discriminative half of the field. Nefati, Cense and Legendre</w:t>
+      </w:r>
+      <w:r>
+        <w:t xml:space="preserve"> </w:t>
+      </w:r>
+      <w:hyperlink w:anchor="ref-nefati1996ann">
+        <w:r>
+          <w:rPr>
+            <w:rStyle w:val="Hyperlink"/>
+          </w:rPr>
+          <w:t xml:space="preserve">[43]</w:t>
+        </w:r>
+      </w:hyperlink>
+      <w:r>
+        <w:t xml:space="preserve"> </w:t>
+      </w:r>
+      <w:r>
+        <w:t xml:space="preserve">trained an early neural network on impact-sensitivity data; Mathieu</w:t>
+      </w:r>
+      <w:r>
+        <w:t xml:space="preserve"> </w:t>
+      </w:r>
+      <w:hyperlink w:anchor="ref-mathieu2017sensitivity">
         <w:r>
           <w:rPr>
             <w:rStyle w:val="Hyperlink"/>
@@ -2492,146 +2611,12 @@
         <w:t xml:space="preserve"> </w:t>
       </w:r>
       <w:r>
-        <w:t xml:space="preserve">and Cheetah</w:t>
-      </w:r>
-      <w:r>
-        <w:t xml:space="preserve"> </w:t>
-      </w:r>
-      <w:hyperlink w:anchor="ref-fried2014cheetah">
-        <w:r>
-          <w:rPr>
-            <w:rStyle w:val="Hyperlink"/>
-          </w:rPr>
-          <w:t xml:space="preserve">[38]</w:t>
-        </w:r>
-      </w:hyperlink>
-      <w:r>
-        <w:t xml:space="preserve"> </w:t>
-      </w:r>
-      <w:r>
-        <w:t xml:space="preserve">replace the closed-form K-J step with a thermochemical-equilibrium Chapman–Jouguet solver and a covolume equation of state (EOS), and remain the absolute-value-grade reference; we use K-J as the closed-form approximation and acknowledge the absolute-value gap explicitly (Section 2.3). The recent Choi et al. review</w:t>
-      </w:r>
-      <w:r>
-        <w:t xml:space="preserve"> </w:t>
-      </w:r>
-      <w:hyperlink w:anchor="ref-choi2023prep">
-        <w:r>
-          <w:rPr>
-            <w:rStyle w:val="Hyperlink"/>
-          </w:rPr>
-          <w:t xml:space="preserve">[39]</w:t>
-        </w:r>
-      </w:hyperlink>
-      <w:r>
-        <w:t xml:space="preserve"> </w:t>
-      </w:r>
-      <w:r>
-        <w:t xml:space="preserve">surveys the state of AI approaches for energetic materials by design and codifies the field's challenges and current best practices, and we adopt its taxonomy of property-prediction vs generation pipelines as the literature backdrop. Recent ML approaches to crystal density itself (</w:t>
-      </w:r>
-      <w:hyperlink w:anchor="ref-mlcrystdens-cm-2024">
-        <w:r>
-          <w:rPr>
-            <w:rStyle w:val="Hyperlink"/>
-          </w:rPr>
-          <w:t xml:space="preserve">[40]</w:t>
-        </w:r>
-      </w:hyperlink>
-      <w:r>
-        <w:t xml:space="preserve">) are complementary to our gas-phase Bondi-vdW</w:t>
-      </w:r>
-      <w:r>
-        <w:t xml:space="preserve"> </w:t>
-      </w:r>
-      <w:hyperlink w:anchor="ref-bondi1964vdw">
-        <w:r>
-          <w:rPr>
-            <w:rStyle w:val="Hyperlink"/>
-          </w:rPr>
-          <w:t xml:space="preserve">[41]</w:t>
-        </w:r>
-      </w:hyperlink>
-      <w:r>
-        <w:t xml:space="preserve"> </w:t>
-      </w:r>
-      <w:r>
-        <w:t xml:space="preserve">+ 6-anchor-calibration recipe and would substitute cleanly for it once retrained on a polynitro-enriched corpus.</w:t>
-      </w:r>
-    </w:p>
-    <w:p>
-      <w:pPr>
-        <w:pStyle w:val="MDPI31text"/>
-        <w:ind w:left="2608"/>
-      </w:pPr>
-      <w:r>
-        <w:t xml:space="preserve">Sensitivity prediction is the harder discriminative half of the field. Nefati, Cense and Legendre</w:t>
-      </w:r>
-      <w:r>
-        <w:t xml:space="preserve"> </w:t>
-      </w:r>
-      <w:hyperlink w:anchor="ref-nefati1996ann">
-        <w:r>
-          <w:rPr>
-            <w:rStyle w:val="Hyperlink"/>
-          </w:rPr>
-          <w:t xml:space="preserve">[42]</w:t>
-        </w:r>
-      </w:hyperlink>
-      <w:r>
-        <w:t xml:space="preserve"> </w:t>
-      </w:r>
-      <w:r>
-        <w:t xml:space="preserve">trained an early neural network on impact-sensitivity data; Mathieu</w:t>
-      </w:r>
-      <w:r>
-        <w:t xml:space="preserve"> </w:t>
-      </w:r>
-      <w:hyperlink w:anchor="ref-mathieu2017sensitivity">
-        <w:r>
-          <w:rPr>
-            <w:rStyle w:val="Hyperlink"/>
-          </w:rPr>
-          <w:t xml:space="preserve">[36]</w:t>
-        </w:r>
-      </w:hyperlink>
-      <w:r>
-        <w:t xml:space="preserve"> </w:t>
-      </w:r>
-      <w:r>
         <w:t xml:space="preserve">reviewed the theoretical relationships between molecular structure, detonation performance, and sensitivity; Huang and Massa</w:t>
       </w:r>
       <w:r>
         <w:t xml:space="preserve"> </w:t>
       </w:r>
       <w:hyperlink w:anchor="ref-huang2021applying">
-        <w:r>
-          <w:rPr>
-            <w:rStyle w:val="Hyperlink"/>
-          </w:rPr>
-          <w:t xml:space="preserve">[43]</w:t>
-        </w:r>
-      </w:hyperlink>
-      <w:r>
-        <w:t xml:space="preserve"> </w:t>
-      </w:r>
-      <w:r>
-        <w:t xml:space="preserve">applied modern ML to the performance/stability trade-off, showing that h</w:t>
-      </w:r>
-      <w:r>
-        <w:rPr>
-          <w:vertAlign w:val="subscript"/>
-        </w:rPr>
-        <w:t xml:space="preserve">50</w:t>
-      </w:r>
-      <w:r>
-        <w:t xml:space="preserve"> </w:t>
-      </w:r>
-      <w:r>
-        <w:t xml:space="preserve">(the drop-weight height at which 50% of samples detonate on impact, a standard sensitivity measure) is learnable from descriptors and provides the regression target our hazard head approximates. The synthesis-chemistry review of Klapötke</w:t>
-      </w:r>
-      <w:r>
-        <w:t xml:space="preserve"> </w:t>
-      </w:r>
-      <w:hyperlink w:anchor="ref-klapotke2017nitrogen">
         <w:r>
           <w:rPr>
             <w:rStyle w:val="Hyperlink"/>
@@ -2643,30 +2628,24 @@
         <w:t xml:space="preserve"> </w:t>
       </w:r>
       <w:r>
-        <w:t xml:space="preserve">codifies the qualitative fragment priors (nitrogen-rich heterocycles, nitramines, azides) on which our motif-augmented training set is built.</w:t>
-      </w:r>
-    </w:p>
-    <w:p>
-      <w:pPr>
-        <w:pStyle w:val="MDPI22heading2"/>
-        <w:ind w:left="2608"/>
-      </w:pPr>
-      <w:r>
-        <w:t xml:space="preserve">1.1.5 Energetic-materials generative ML and synthesisability</w:t>
-      </w:r>
-    </w:p>
-    <w:p>
-      <w:pPr>
-        <w:pStyle w:val="MDPI32textnoindent"/>
-        <w:ind w:left="2608"/>
-      </w:pPr>
-      <w:r>
-        <w:t xml:space="preserve">Generative work targeting the energetic-materials high-energy tail is comparatively recent and is constrained by the small size of the labelled corpus. The closest spiritual analogue to DGLD is the constrained Bayesian optimisation in a VAE latent of Griffiths and Hernández-Lobato</w:t>
-      </w:r>
-      <w:r>
-        <w:t xml:space="preserve"> </w:t>
-      </w:r>
-      <w:hyperlink w:anchor="ref-griffiths2020constrained">
+        <w:t xml:space="preserve">applied modern ML to the performance/stability trade-off, showing that h</w:t>
+      </w:r>
+      <w:r>
+        <w:rPr>
+          <w:vertAlign w:val="subscript"/>
+        </w:rPr>
+        <w:t xml:space="preserve">50</w:t>
+      </w:r>
+      <w:r>
+        <w:t xml:space="preserve"> </w:t>
+      </w:r>
+      <w:r>
+        <w:t xml:space="preserve">(the drop-weight height at which 50% of samples detonate on impact, a standard sensitivity measure) is learnable from descriptors and provides the regression target our hazard head approximates. The synthesis-chemistry review of Klapötke</w:t>
+      </w:r>
+      <w:r>
+        <w:t xml:space="preserve"> </w:t>
+      </w:r>
+      <w:hyperlink w:anchor="ref-klapotke2017nitrogen">
         <w:r>
           <w:rPr>
             <w:rStyle w:val="Hyperlink"/>
@@ -2675,26 +2654,33 @@
         </w:r>
       </w:hyperlink>
       <w:r>
-        <w:t xml:space="preserve">, which navigates a learned molecular prior under chemistry constraints; classifier-free latent diffusion subsumes this recipe in a single end-to-end model whose gradient comes from the score function rather than from a separately-trained acquisition oracle. The performance/stability balancing study of Huang et al.</w:t>
-      </w:r>
-      <w:r>
-        <w:t xml:space="preserve"> </w:t>
-      </w:r>
-      <w:hyperlink w:anchor="ref-huang2021applying">
-        <w:r>
-          <w:rPr>
-            <w:rStyle w:val="Hyperlink"/>
-          </w:rPr>
-          <w:t xml:space="preserve">[43]</w:t>
-        </w:r>
-      </w:hyperlink>
-      <w:r>
-        <w:t xml:space="preserve">, already cited above for sensitivity prediction, is the property-prediction-side counterpart of the multi-head trade-off DGLD enforces at generation time. The bulk of the prior ML work on energetic materials has been discriminative; the four-tier label hierarchy and tier-stratified conditioning-mask of Section 4 are designed precisely to make property-targeted generation viable in this small-and-noisy-label regime. The most direct contemporary competitor is the property-conditioned RNN of</w:t>
-      </w:r>
-      <w:r>
-        <w:t xml:space="preserve"> </w:t>
-      </w:r>
-      <w:hyperlink w:anchor="ref-npjcompmat2025">
+        <w:t xml:space="preserve"> </w:t>
+      </w:r>
+      <w:r>
+        <w:t xml:space="preserve">codifies the qualitative fragment priors (nitrogen-rich heterocycles, nitramines, azides) on which our motif-augmented training set is built.</w:t>
+      </w:r>
+    </w:p>
+    <w:p>
+      <w:pPr>
+        <w:pStyle w:val="MDPI22heading2"/>
+        <w:ind w:left="2608"/>
+      </w:pPr>
+      <w:r>
+        <w:t xml:space="preserve">1.1.5 Energetic-materials generative ML and synthesisability</w:t>
+      </w:r>
+    </w:p>
+    <w:p>
+      <w:pPr>
+        <w:pStyle w:val="MDPI32textnoindent"/>
+        <w:ind w:left="2608"/>
+      </w:pPr>
+      <w:r>
+        <w:t xml:space="preserve">Generative work targeting the energetic-materials high-energy tail is comparatively recent and is constrained by the small size of the labelled corpus. The closest spiritual analogue to DGLD is the constrained Bayesian optimisation in a VAE latent of Griffiths and Hernández-Lobato</w:t>
+      </w:r>
+      <w:r>
+        <w:t xml:space="preserve"> </w:t>
+      </w:r>
+      <w:hyperlink w:anchor="ref-griffiths2020constrained">
         <w:r>
           <w:rPr>
             <w:rStyle w:val="Hyperlink"/>
@@ -2703,84 +2689,26 @@
         </w:r>
       </w:hyperlink>
       <w:r>
-        <w:t xml:space="preserve"> </w:t>
-      </w:r>
-      <w:r>
-        <w:t xml:space="preserve">(npj Computational Materials, in press), which couples an autoregressive SMILES generator to QM validation on energetic targets. The two methods differ on three axes that shape the headline numbers: (i) the prior is autoregressive RNN over SMILES vs latent diffusion over a frozen LIMO encoder, so DGLD trades exact-validity guarantees for property-targeted concentration on the high-tail manifold; (ii) the supervisory signal is property regression on a single tier vs the four-tier trust-gating recipe of Section 4.1, which keeps the ~47k Tier-D rows in the unconditional prior without contaminating the conditional gradient; (iii) the validation funnel is QM-only vs the four-stage SMARTS</w:t>
-      </w:r>
-      <w:r>
-        <w:t xml:space="preserve"> </w:t>
-      </w:r>
-      <m:oMath>
-        <m:r>
-          <m:rPr>
-            <m:sty m:val="p"/>
-          </m:rPr>
-          <m:t>→</m:t>
-        </m:r>
-      </m:oMath>
-      <w:r>
-        <w:t xml:space="preserve"> </w:t>
-      </w:r>
-      <w:r>
-        <w:t xml:space="preserve">Pareto</w:t>
-      </w:r>
-      <w:r>
-        <w:t xml:space="preserve"> </w:t>
-      </w:r>
-      <m:oMath>
-        <m:r>
-          <m:rPr>
-            <m:sty m:val="p"/>
-          </m:rPr>
-          <m:t>→</m:t>
-        </m:r>
-      </m:oMath>
-      <w:r>
-        <w:t xml:space="preserve"> </w:t>
-      </w:r>
-      <w:r>
-        <w:t xml:space="preserve">GFN2-xTB</w:t>
-      </w:r>
-      <w:r>
-        <w:t xml:space="preserve"> </w:t>
-      </w:r>
-      <m:oMath>
-        <m:r>
-          <m:rPr>
-            <m:sty m:val="p"/>
-          </m:rPr>
-          <m:t>→</m:t>
-        </m:r>
-      </m:oMath>
-      <w:r>
-        <w:t xml:space="preserve"> </w:t>
-      </w:r>
-      <w:r>
-        <w:t xml:space="preserve">DFT chain of Section 4.13. Where the two papers agree is on the headline finding that energetic-materials generation requires post-decode physics validation; where they differ is on whether the prior should be tilted toward the high-tail before that validation runs.</w:t>
-      </w:r>
-    </w:p>
-    <w:p>
-      <w:pPr>
-        <w:pStyle w:val="MDPI22heading2"/>
-        <w:ind w:left="2608"/>
-      </w:pPr>
-      <w:r>
-        <w:t xml:space="preserve">1.1.6 General-purpose property predictors</w:t>
-      </w:r>
-    </w:p>
-    <w:p>
-      <w:pPr>
-        <w:pStyle w:val="MDPI32textnoindent"/>
-        <w:ind w:left="2608"/>
-      </w:pPr>
-      <w:r>
-        <w:t xml:space="preserve">Outside the energetic-materials niche, several general-purpose molecular property predictors set the methodological context. Chemprop / D-MPNN</w:t>
-      </w:r>
-      <w:r>
-        <w:t xml:space="preserve"> </w:t>
-      </w:r>
-      <w:hyperlink w:anchor="ref-yang2019chemprop">
+        <w:t xml:space="preserve">, which navigates a learned molecular prior under chemistry constraints; classifier-free latent diffusion subsumes this recipe in a single end-to-end model whose gradient comes from the score function rather than from a separately-trained acquisition oracle. The performance/stability balancing study of Huang et al.</w:t>
+      </w:r>
+      <w:r>
+        <w:t xml:space="preserve"> </w:t>
+      </w:r>
+      <w:hyperlink w:anchor="ref-huang2021applying">
+        <w:r>
+          <w:rPr>
+            <w:rStyle w:val="Hyperlink"/>
+          </w:rPr>
+          <w:t xml:space="preserve">[44]</w:t>
+        </w:r>
+      </w:hyperlink>
+      <w:r>
+        <w:t xml:space="preserve">, already cited above for sensitivity prediction, is the property-prediction-side counterpart of the multi-head trade-off DGLD enforces at generation time. The bulk of the prior ML work on energetic materials has been discriminative; the four-tier label hierarchy and tier-stratified conditioning-mask of Section 4 are designed precisely to make property-targeted generation viable in this small-and-noisy-label regime. The most direct contemporary competitor is the property-conditioned RNN of</w:t>
+      </w:r>
+      <w:r>
+        <w:t xml:space="preserve"> </w:t>
+      </w:r>
+      <w:hyperlink w:anchor="ref-npjcompmat2025">
         <w:r>
           <w:rPr>
             <w:rStyle w:val="Hyperlink"/>
@@ -2792,12 +2720,81 @@
         <w:t xml:space="preserve"> </w:t>
       </w:r>
       <w:r>
-        <w:t xml:space="preserve">remains a strong message-passing-graph default; SchNet</w:t>
-      </w:r>
-      <w:r>
-        <w:t xml:space="preserve"> </w:t>
-      </w:r>
-      <w:hyperlink w:anchor="ref-schutt2018schnet">
+        <w:t xml:space="preserve">(npj Computational Materials, in press), which couples an autoregressive SMILES generator to QM validation on energetic targets. The two methods differ on three axes that shape the headline numbers: (i) the prior is autoregressive RNN over SMILES vs latent diffusion over a frozen LIMO encoder, so DGLD trades exact-validity guarantees for property-targeted concentration on the high-tail manifold; (ii) the supervisory signal is property regression on a single tier vs the four-tier trust-gating recipe of Section 4.1, which keeps the ~47k Tier-D rows in the unconditional prior without contaminating the conditional gradient; (iii) the validation funnel is QM-only vs the four-stage SMARTS</w:t>
+      </w:r>
+      <w:r>
+        <w:t xml:space="preserve"> </w:t>
+      </w:r>
+      <m:oMath>
+        <m:r>
+          <m:rPr>
+            <m:sty m:val="p"/>
+          </m:rPr>
+          <m:t>→</m:t>
+        </m:r>
+      </m:oMath>
+      <w:r>
+        <w:t xml:space="preserve"> </w:t>
+      </w:r>
+      <w:r>
+        <w:t xml:space="preserve">Pareto</w:t>
+      </w:r>
+      <w:r>
+        <w:t xml:space="preserve"> </w:t>
+      </w:r>
+      <m:oMath>
+        <m:r>
+          <m:rPr>
+            <m:sty m:val="p"/>
+          </m:rPr>
+          <m:t>→</m:t>
+        </m:r>
+      </m:oMath>
+      <w:r>
+        <w:t xml:space="preserve"> </w:t>
+      </w:r>
+      <w:r>
+        <w:t xml:space="preserve">GFN2-xTB</w:t>
+      </w:r>
+      <w:r>
+        <w:t xml:space="preserve"> </w:t>
+      </w:r>
+      <m:oMath>
+        <m:r>
+          <m:rPr>
+            <m:sty m:val="p"/>
+          </m:rPr>
+          <m:t>→</m:t>
+        </m:r>
+      </m:oMath>
+      <w:r>
+        <w:t xml:space="preserve"> </w:t>
+      </w:r>
+      <w:r>
+        <w:t xml:space="preserve">DFT chain of Section 4.13. Where the two papers agree is on the headline finding that energetic-materials generation requires post-decode physics validation; where they differ is on whether the prior should be tilted toward the high-tail before that validation runs.</w:t>
+      </w:r>
+    </w:p>
+    <w:p>
+      <w:pPr>
+        <w:pStyle w:val="MDPI22heading2"/>
+        <w:ind w:left="2608"/>
+      </w:pPr>
+      <w:r>
+        <w:t xml:space="preserve">1.1.6 General-purpose property predictors</w:t>
+      </w:r>
+    </w:p>
+    <w:p>
+      <w:pPr>
+        <w:pStyle w:val="MDPI32textnoindent"/>
+        <w:ind w:left="2608"/>
+      </w:pPr>
+      <w:r>
+        <w:t xml:space="preserve">Outside the energetic-materials niche, several general-purpose molecular property predictors set the methodological context. Chemprop / D-MPNN</w:t>
+      </w:r>
+      <w:r>
+        <w:t xml:space="preserve"> </w:t>
+      </w:r>
+      <w:hyperlink w:anchor="ref-yang2019chemprop">
         <w:r>
           <w:rPr>
             <w:rStyle w:val="Hyperlink"/>
@@ -2809,12 +2806,12 @@
         <w:t xml:space="preserve"> </w:t>
       </w:r>
       <w:r>
-        <w:t xml:space="preserve">introduced continuous-filter convolutions for atomistic systems and achieves DFT-level accuracy on energy and force predictions; OrbNet</w:t>
-      </w:r>
-      <w:r>
-        <w:t xml:space="preserve"> </w:t>
-      </w:r>
-      <w:hyperlink w:anchor="ref-qiao2020orbnet">
+        <w:t xml:space="preserve">remains a strong message-passing-graph default; SchNet</w:t>
+      </w:r>
+      <w:r>
+        <w:t xml:space="preserve"> </w:t>
+      </w:r>
+      <w:hyperlink w:anchor="ref-schutt2018schnet">
         <w:r>
           <w:rPr>
             <w:rStyle w:val="Hyperlink"/>
@@ -2826,30 +2823,12 @@
         <w:t xml:space="preserve"> </w:t>
       </w:r>
       <w:r>
-        <w:t xml:space="preserve">uses symmetry-adapted atomic-orbital features to predict quantum-chemical observables at semi-empirical cost. We do not use these networks directly: the smoke-model Uni-Mol ensemble is trained against detonation outputs and is in-distribution for the energetic-materials task, while these graph and quantum-aware models would have to be re-fit to detonation labels before they could substitute for it. They define the broader prediction-quality envelope against which the smoke-model ensemble's accuracy on CHNO chemistry should be read.</w:t>
-      </w:r>
-    </w:p>
-    <w:p>
-      <w:pPr>
-        <w:pStyle w:val="MDPI22heading2"/>
-        <w:ind w:left="2608"/>
-      </w:pPr>
-      <w:r>
-        <w:t xml:space="preserve">1.1.7 Distribution-learning benchmarks and synthesisability metrics</w:t>
-      </w:r>
-    </w:p>
-    <w:p>
-      <w:pPr>
-        <w:pStyle w:val="MDPI32textnoindent"/>
-        <w:ind w:left="2608"/>
-      </w:pPr>
-      <w:r>
-        <w:t xml:space="preserve">The MOSES</w:t>
-      </w:r>
-      <w:r>
-        <w:t xml:space="preserve"> </w:t>
-      </w:r>
-      <w:hyperlink w:anchor="ref-polykovskiy2020moses">
+        <w:t xml:space="preserve">introduced continuous-filter convolutions for atomistic systems and achieves DFT-level accuracy on energy and force predictions; OrbNet</w:t>
+      </w:r>
+      <w:r>
+        <w:t xml:space="preserve"> </w:t>
+      </w:r>
+      <w:hyperlink w:anchor="ref-qiao2020orbnet">
         <w:r>
           <w:rPr>
             <w:rStyle w:val="Hyperlink"/>
@@ -2861,12 +2840,30 @@
         <w:t xml:space="preserve"> </w:t>
       </w:r>
       <w:r>
-        <w:t xml:space="preserve">and GuacaMol</w:t>
-      </w:r>
-      <w:r>
-        <w:t xml:space="preserve"> </w:t>
-      </w:r>
-      <w:hyperlink w:anchor="ref-brown2019guacamol">
+        <w:t xml:space="preserve">uses symmetry-adapted atomic-orbital features to predict quantum-chemical observables at semi-empirical cost. We do not use these networks directly: the smoke-model Uni-Mol ensemble is trained against detonation outputs and is in-distribution for the energetic-materials task, while these graph and quantum-aware models would have to be re-fit to detonation labels before they could substitute for it. They define the broader prediction-quality envelope against which the smoke-model ensemble's accuracy on CHNO chemistry should be read.</w:t>
+      </w:r>
+    </w:p>
+    <w:p>
+      <w:pPr>
+        <w:pStyle w:val="MDPI22heading2"/>
+        <w:ind w:left="2608"/>
+      </w:pPr>
+      <w:r>
+        <w:t xml:space="preserve">1.1.7 Distribution-learning benchmarks and synthesisability metrics</w:t>
+      </w:r>
+    </w:p>
+    <w:p>
+      <w:pPr>
+        <w:pStyle w:val="MDPI32textnoindent"/>
+        <w:ind w:left="2608"/>
+      </w:pPr>
+      <w:r>
+        <w:t xml:space="preserve">The MOSES</w:t>
+      </w:r>
+      <w:r>
+        <w:t xml:space="preserve"> </w:t>
+      </w:r>
+      <w:hyperlink w:anchor="ref-polykovskiy2020moses">
         <w:r>
           <w:rPr>
             <w:rStyle w:val="Hyperlink"/>
@@ -2878,12 +2875,12 @@
         <w:t xml:space="preserve"> </w:t>
       </w:r>
       <w:r>
-        <w:t xml:space="preserve">benchmarks have standardised the evaluation of molecular generators on validity, novelty, uniqueness, and similarity-to-training metrics. The Fréchet ChemNet Distance</w:t>
-      </w:r>
-      <w:r>
-        <w:t xml:space="preserve"> </w:t>
-      </w:r>
-      <w:hyperlink w:anchor="ref-preuer2018fcd">
+        <w:t xml:space="preserve">and GuacaMol</w:t>
+      </w:r>
+      <w:r>
+        <w:t xml:space="preserve"> </w:t>
+      </w:r>
+      <w:hyperlink w:anchor="ref-brown2019guacamol">
         <w:r>
           <w:rPr>
             <w:rStyle w:val="Hyperlink"/>
@@ -2895,12 +2892,12 @@
         <w:t xml:space="preserve"> </w:t>
       </w:r>
       <w:r>
-        <w:t xml:space="preserve">reports distributional similarity between generated and reference sets in a learned chemical-feature space and provides a pretrained-feature analogue of FID for chemistry. The chemical-space project of Reymond</w:t>
-      </w:r>
-      <w:r>
-        <w:t xml:space="preserve"> </w:t>
-      </w:r>
-      <w:hyperlink w:anchor="ref-reymond2015gdb">
+        <w:t xml:space="preserve">benchmarks have standardised the evaluation of molecular generators on validity, novelty, uniqueness, and similarity-to-training metrics. The Fréchet ChemNet Distance</w:t>
+      </w:r>
+      <w:r>
+        <w:t xml:space="preserve"> </w:t>
+      </w:r>
+      <w:hyperlink w:anchor="ref-preuer2018fcd">
         <w:r>
           <w:rPr>
             <w:rStyle w:val="Hyperlink"/>
@@ -2909,12 +2906,15 @@
         </w:r>
       </w:hyperlink>
       <w:r>
-        <w:t xml:space="preserve">, with its enumerated GDB-13 and GDB-17 reference sets, bounds how much of small-molecule space remains untouched by generative models and contextualises any novelty claim. We adopt MOSES-style metrics in Supplementary Section D.11 and treat FCD as a chemistry-class-transfer signal rather than a within-domain quality metric, since the ChemNet feature extractor is trained on drug-like ZINC</w:t>
-      </w:r>
-      <w:r>
-        <w:t xml:space="preserve"> </w:t>
-      </w:r>
-      <w:hyperlink w:anchor="ref-sterling2015zinc">
+        <w:t xml:space="preserve"> </w:t>
+      </w:r>
+      <w:r>
+        <w:t xml:space="preserve">reports distributional similarity between generated and reference sets in a learned chemical-feature space and provides a pretrained-feature analogue of FID for chemistry. The chemical-space project of Reymond</w:t>
+      </w:r>
+      <w:r>
+        <w:t xml:space="preserve"> </w:t>
+      </w:r>
+      <w:hyperlink w:anchor="ref-reymond2015gdb">
         <w:r>
           <w:rPr>
             <w:rStyle w:val="Hyperlink"/>
@@ -2923,21 +2923,12 @@
         </w:r>
       </w:hyperlink>
       <w:r>
-        <w:t xml:space="preserve">+PubChem chemistry.</w:t>
-      </w:r>
-    </w:p>
-    <w:p>
-      <w:pPr>
-        <w:pStyle w:val="MDPI31text"/>
-        <w:ind w:left="2608"/>
-      </w:pPr>
-      <w:r>
-        <w:t xml:space="preserve">Synthesisability is a separate concern. The SA score of Ertl and Schuffenhauer</w:t>
-      </w:r>
-      <w:r>
-        <w:t xml:space="preserve"> </w:t>
-      </w:r>
-      <w:hyperlink w:anchor="ref-ertl2009sa">
+        <w:t xml:space="preserve">, with its enumerated GDB-13 and GDB-17 reference sets, bounds how much of small-molecule space remains untouched by generative models and contextualises any novelty claim. We adopt MOSES-style metrics in Supplementary Section D.11 and treat FCD as a chemistry-class-transfer signal rather than a within-domain quality metric, since the ChemNet feature extractor is trained on drug-like ZINC</w:t>
+      </w:r>
+      <w:r>
+        <w:t xml:space="preserve"> </w:t>
+      </w:r>
+      <w:hyperlink w:anchor="ref-sterling2015zinc">
         <w:r>
           <w:rPr>
             <w:rStyle w:val="Hyperlink"/>
@@ -2946,15 +2937,21 @@
         </w:r>
       </w:hyperlink>
       <w:r>
-        <w:t xml:space="preserve"> </w:t>
-      </w:r>
-      <w:r>
-        <w:t xml:space="preserve">penalises uncommon ring fusions and rare fragments and is a fast, well-calibrated bound on accessibility; the SCScore of Coley et al.</w:t>
-      </w:r>
-      <w:r>
-        <w:t xml:space="preserve"> </w:t>
-      </w:r>
-      <w:hyperlink w:anchor="ref-coley2018scscore">
+        <w:t xml:space="preserve">+PubChem chemistry.</w:t>
+      </w:r>
+    </w:p>
+    <w:p>
+      <w:pPr>
+        <w:pStyle w:val="MDPI31text"/>
+        <w:ind w:left="2608"/>
+      </w:pPr>
+      <w:r>
+        <w:t xml:space="preserve">Synthesisability is a separate concern. The SA score of Ertl and Schuffenhauer</w:t>
+      </w:r>
+      <w:r>
+        <w:t xml:space="preserve"> </w:t>
+      </w:r>
+      <w:hyperlink w:anchor="ref-ertl2009sa">
         <w:r>
           <w:rPr>
             <w:rStyle w:val="Hyperlink"/>
@@ -2966,12 +2963,12 @@
         <w:t xml:space="preserve"> </w:t>
       </w:r>
       <w:r>
-        <w:t xml:space="preserve">learns a complexity proxy from a reaction corpus and complements SA by rewarding fragments that appear as reaction products. We apply both as hard caps in the rerank pipeline. Tanimoto similarity</w:t>
-      </w:r>
-      <w:r>
-        <w:t xml:space="preserve"> </w:t>
-      </w:r>
-      <w:hyperlink w:anchor="ref-rogers1960computer">
+        <w:t xml:space="preserve">penalises uncommon ring fusions and rare fragments and is a fast, well-calibrated bound on accessibility; the SCScore of Coley et al.</w:t>
+      </w:r>
+      <w:r>
+        <w:t xml:space="preserve"> </w:t>
+      </w:r>
+      <w:hyperlink w:anchor="ref-coley2018scscore">
         <w:r>
           <w:rPr>
             <w:rStyle w:val="Hyperlink"/>
@@ -2983,46 +2980,12 @@
         <w:t xml:space="preserve"> </w:t>
       </w:r>
       <w:r>
-        <w:t xml:space="preserve">on Morgan fingerprints provides a simple, well-understood novelty bound against the training set; we use a window</w:t>
-      </w:r>
-      <w:r>
-        <w:t xml:space="preserve"> </w:t>
-      </w:r>
-      <w:r>
-        <w:rPr>
-          <w:i/>
-          <w:iCs/>
-        </w:rPr>
-        <w:t xml:space="preserve">(0.20, 0.55)</w:t>
-      </w:r>
-      <w:r>
-        <w:t xml:space="preserve"> </w:t>
-      </w:r>
-      <w:r>
-        <w:t xml:space="preserve">to keep candidates close enough to known chemistry to be plausible but far enough to count as new.</w:t>
-      </w:r>
-    </w:p>
-    <w:p>
-      <w:pPr>
-        <w:pStyle w:val="MDPI22heading2"/>
-        <w:ind w:left="2608"/>
-      </w:pPr>
-      <w:r>
-        <w:t xml:space="preserve">1.1.8 Validation tooling</w:t>
-      </w:r>
-    </w:p>
-    <w:p>
-      <w:pPr>
-        <w:pStyle w:val="MDPI32textnoindent"/>
-        <w:ind w:left="2608"/>
-      </w:pPr>
-      <w:r>
-        <w:t xml:space="preserve">The validation half of the DGLD pipeline relies on three external tools that are not part of the generative-modelling literature. GFN2-xTB</w:t>
-      </w:r>
-      <w:r>
-        <w:t xml:space="preserve"> </w:t>
-      </w:r>
-      <w:hyperlink w:anchor="ref-bannwarth2019gfn2">
+        <w:t xml:space="preserve">learns a complexity proxy from a reaction corpus and complements SA by rewarding fragments that appear as reaction products. We apply both as hard caps in the rerank pipeline. Tanimoto similarity</w:t>
+      </w:r>
+      <w:r>
+        <w:t xml:space="preserve"> </w:t>
+      </w:r>
+      <w:hyperlink w:anchor="ref-rogers1960computer">
         <w:r>
           <w:rPr>
             <w:rStyle w:val="Hyperlink"/>
@@ -3034,12 +2997,46 @@
         <w:t xml:space="preserve"> </w:t>
       </w:r>
       <w:r>
-        <w:t xml:space="preserve">is the semi-empirical tight-binding method we use for sample-time HOMO–LUMO gap triage on top leads (Section 2.3, Supplementary Section C.12); it runs in seconds per molecule on CPU, is well-calibrated for organic CHNO, and provides a stability proxy that is independent of the Uni-Mol surrogate's training distribution. The gpu4pyscf bindings on top of the PySCF framework</w:t>
-      </w:r>
-      <w:r>
-        <w:t xml:space="preserve"> </w:t>
-      </w:r>
-      <w:hyperlink w:anchor="ref-sun2020pyscf">
+        <w:t xml:space="preserve">on Morgan fingerprints provides a simple, well-understood novelty bound against the training set; we use a window</w:t>
+      </w:r>
+      <w:r>
+        <w:t xml:space="preserve"> </w:t>
+      </w:r>
+      <w:r>
+        <w:rPr>
+          <w:i/>
+          <w:iCs/>
+        </w:rPr>
+        <w:t xml:space="preserve">(0.20, 0.55)</w:t>
+      </w:r>
+      <w:r>
+        <w:t xml:space="preserve"> </w:t>
+      </w:r>
+      <w:r>
+        <w:t xml:space="preserve">to keep candidates close enough to known chemistry to be plausible but far enough to count as new.</w:t>
+      </w:r>
+    </w:p>
+    <w:p>
+      <w:pPr>
+        <w:pStyle w:val="MDPI22heading2"/>
+        <w:ind w:left="2608"/>
+      </w:pPr>
+      <w:r>
+        <w:t xml:space="preserve">1.1.8 Validation tooling</w:t>
+      </w:r>
+    </w:p>
+    <w:p>
+      <w:pPr>
+        <w:pStyle w:val="MDPI32textnoindent"/>
+        <w:ind w:left="2608"/>
+      </w:pPr>
+      <w:r>
+        <w:t xml:space="preserve">The validation half of the DGLD pipeline relies on three external tools that are not part of the generative-modelling literature. GFN2-xTB</w:t>
+      </w:r>
+      <w:r>
+        <w:t xml:space="preserve"> </w:t>
+      </w:r>
+      <w:hyperlink w:anchor="ref-bannwarth2019gfn2">
         <w:r>
           <w:rPr>
             <w:rStyle w:val="Hyperlink"/>
@@ -3051,12 +3048,12 @@
         <w:t xml:space="preserve"> </w:t>
       </w:r>
       <w:r>
-        <w:t xml:space="preserve">supply our DFT pipeline (Section 2.3, Supplementary Section C). GPU offloading reduces a single B3LYP/6-31G(d) opt + Hessian for a 15–25-atom CHNO molecule from hours on CPU to under one hour on a single A100, which is what makes per-lead first-principles validation budget-feasible. AiZynthFinder</w:t>
-      </w:r>
-      <w:r>
-        <w:t xml:space="preserve"> </w:t>
-      </w:r>
-      <w:hyperlink w:anchor="ref-genheden2020aizynth">
+        <w:t xml:space="preserve">is the semi-empirical tight-binding method we use for sample-time HOMO–LUMO gap triage on top leads (Section 2.3, Supplementary Section C.12); it runs in seconds per molecule on CPU, is well-calibrated for organic CHNO, and provides a stability proxy that is independent of the Uni-Mol surrogate's training distribution. The gpu4pyscf bindings on top of the PySCF framework</w:t>
+      </w:r>
+      <w:r>
+        <w:t xml:space="preserve"> </w:t>
+      </w:r>
+      <w:hyperlink w:anchor="ref-sun2020pyscf">
         <w:r>
           <w:rPr>
             <w:rStyle w:val="Hyperlink"/>
@@ -3068,6 +3065,23 @@
         <w:t xml:space="preserve"> </w:t>
       </w:r>
       <w:r>
+        <w:t xml:space="preserve">supply our DFT pipeline (Section 2.3, Supplementary Section C). GPU offloading reduces a single B3LYP/6-31G(d) opt + Hessian for a 15–25-atom CHNO molecule from hours on CPU to under one hour on a single A100, which is what makes per-lead first-principles validation budget-feasible. AiZynthFinder</w:t>
+      </w:r>
+      <w:r>
+        <w:t xml:space="preserve"> </w:t>
+      </w:r>
+      <w:hyperlink w:anchor="ref-genheden2020aizynth">
+        <w:r>
+          <w:rPr>
+            <w:rStyle w:val="Hyperlink"/>
+          </w:rPr>
+          <w:t xml:space="preserve">[61]</w:t>
+        </w:r>
+      </w:hyperlink>
+      <w:r>
+        <w:t xml:space="preserve"> </w:t>
+      </w:r>
+      <w:r>
         <w:t xml:space="preserve">performs the retrosynthetic plausibility check of Section 2.4 via Monte-Carlo tree search over a USPTO template set against a ZINC in-stock catalog; we treat it as a positive-only check, since an empty result reflects template-database scope rather than unsynthesisability. The accuracy expected of any DFT functional we use is calibrated by the GMTKN55 benchmark suite of Goerigk et al.</w:t>
       </w:r>
       <w:r>
@@ -3078,7 +3092,7 @@
           <w:rPr>
             <w:rStyle w:val="Hyperlink"/>
           </w:rPr>
-          <w:t xml:space="preserve">[61]</w:t>
+          <w:t xml:space="preserve">[62]</w:t>
         </w:r>
       </w:hyperlink>
       <w:r>
@@ -8793,7 +8807,7 @@
           <w:rPr>
             <w:rStyle w:val="Hyperlink"/>
           </w:rPr>
-          <w:t xml:space="preserve">[62]</w:t>
+          <w:t xml:space="preserve">[63]</w:t>
         </w:r>
       </w:hyperlink>
       <w:hyperlink w:anchor="ref-konnov2025nitroisoxazole">
@@ -8801,7 +8815,7 @@
           <w:rPr>
             <w:rStyle w:val="Hyperlink"/>
           </w:rPr>
-          <w:t xml:space="preserve">[63]</w:t>
+          <w:t xml:space="preserve">[64]</w:t>
         </w:r>
       </w:hyperlink>
       <w:r>
@@ -8821,69 +8835,6 @@
         <w:t xml:space="preserve"> </w:t>
       </w:r>
       <w:hyperlink w:anchor="ref-herve2010">
-        <w:r>
-          <w:rPr>
-            <w:rStyle w:val="Hyperlink"/>
-          </w:rPr>
-          <w:t xml:space="preserve">[64]</w:t>
-        </w:r>
-      </w:hyperlink>
-      <w:r>
-        <w:t xml:space="preserve"> </w:t>
-      </w:r>
-      <w:r>
-        <w:t xml:space="preserve">is the closest fully-substituted ring previously characterised. The 3,4,5-trinitro-1,2-isoxazole isomer DGLD proposes is absent from the 65 980-row labelled master (max-Tanimoto 0.27) and from PubChem; it is therefore a chemotype-class rediscovery with a positionally novel substitution pattern.</w:t>
-      </w:r>
-    </w:p>
-    <w:p>
-      <w:pPr>
-        <w:pStyle w:val="MDPI22heading2"/>
-        <w:ind w:left="2608"/>
-      </w:pPr>
-      <w:r>
-        <w:t xml:space="preserve">2.4 Novelty, synthesisability, and scaffold diversity</w:t>
-      </w:r>
-    </w:p>
-    <w:p>
-      <w:pPr>
-        <w:pStyle w:val="MDPI32textnoindent"/>
-        <w:ind w:left="2608"/>
-      </w:pPr>
-      <w:r>
-        <w:t xml:space="preserve">Three audits frame the merged top-100 against PubChem, public USPTO retrosynthesis templates, and a scaffold-distinct E-set extension. A scaffold-diversity audit shows DGLD spans a chemotype distribution (the scaffold-distinct E-set extension, E1–E10: 10 DFT leads / 8 Bemis–Murcko scaffolds / 7 families), not a single isoxazole hit.</w:t>
-      </w:r>
-    </w:p>
-    <w:p>
-      <w:pPr>
-        <w:pStyle w:val="MDPI23heading3"/>
-        <w:ind w:left="2608"/>
-      </w:pPr>
-      <w:r>
-        <w:t xml:space="preserve">Novelty audit</w:t>
-      </w:r>
-    </w:p>
-    <w:p>
-      <w:pPr>
-        <w:pStyle w:val="MDPI32textnoindent"/>
-        <w:ind w:left="2608"/>
-      </w:pPr>
-      <w:r>
-        <w:t xml:space="preserve">Of the merged top-100,</w:t>
-      </w:r>
-      <w:r>
-        <w:t xml:space="preserve"> </w:t>
-      </w:r>
-      <w:r>
-        <w:rPr>
-          <w:b/>
-          <w:bCs/>
-        </w:rPr>
-        <w:t xml:space="preserve">96/97 are absent from PubChem</w:t>
-      </w:r>
-      <w:r>
-        <w:t xml:space="preserve"> </w:t>
-      </w:r>
-      <w:hyperlink w:anchor="ref-kim2023pubchem">
         <w:r>
           <w:rPr>
             <w:rStyle w:val="Hyperlink"/>
@@ -8895,6 +8846,69 @@
         <w:t xml:space="preserve"> </w:t>
       </w:r>
       <w:r>
+        <w:t xml:space="preserve">is the closest fully-substituted ring previously characterised. The 3,4,5-trinitro-1,2-isoxazole isomer DGLD proposes is absent from the 65 980-row labelled master (max-Tanimoto 0.27) and from PubChem; it is therefore a chemotype-class rediscovery with a positionally novel substitution pattern.</w:t>
+      </w:r>
+    </w:p>
+    <w:p>
+      <w:pPr>
+        <w:pStyle w:val="MDPI22heading2"/>
+        <w:ind w:left="2608"/>
+      </w:pPr>
+      <w:r>
+        <w:t xml:space="preserve">2.4 Novelty, synthesisability, and scaffold diversity</w:t>
+      </w:r>
+    </w:p>
+    <w:p>
+      <w:pPr>
+        <w:pStyle w:val="MDPI32textnoindent"/>
+        <w:ind w:left="2608"/>
+      </w:pPr>
+      <w:r>
+        <w:t xml:space="preserve">Three audits frame the merged top-100 against PubChem, public USPTO retrosynthesis templates, and a scaffold-distinct E-set extension. A scaffold-diversity audit shows DGLD spans a chemotype distribution (the scaffold-distinct E-set extension, E1–E10: 10 DFT leads / 8 Bemis–Murcko scaffolds / 7 families), not a single isoxazole hit.</w:t>
+      </w:r>
+    </w:p>
+    <w:p>
+      <w:pPr>
+        <w:pStyle w:val="MDPI23heading3"/>
+        <w:ind w:left="2608"/>
+      </w:pPr>
+      <w:r>
+        <w:t xml:space="preserve">Novelty audit</w:t>
+      </w:r>
+    </w:p>
+    <w:p>
+      <w:pPr>
+        <w:pStyle w:val="MDPI32textnoindent"/>
+        <w:ind w:left="2608"/>
+      </w:pPr>
+      <w:r>
+        <w:t xml:space="preserve">Of the merged top-100,</w:t>
+      </w:r>
+      <w:r>
+        <w:t xml:space="preserve"> </w:t>
+      </w:r>
+      <w:r>
+        <w:rPr>
+          <w:b/>
+          <w:bCs/>
+        </w:rPr>
+        <w:t xml:space="preserve">96/97 are absent from PubChem</w:t>
+      </w:r>
+      <w:r>
+        <w:t xml:space="preserve"> </w:t>
+      </w:r>
+      <w:hyperlink w:anchor="ref-kim2023pubchem">
+        <w:r>
+          <w:rPr>
+            <w:rStyle w:val="Hyperlink"/>
+          </w:rPr>
+          <w:t xml:space="preserve">[66]</w:t>
+        </w:r>
+      </w:hyperlink>
+      <w:r>
+        <w:t xml:space="preserve"> </w:t>
+      </w:r>
+      <w:r>
         <w:t xml:space="preserve">(PUG REST on canonical SMILES; 3 transient REST errors excluded; the one rediscovery is 1-nitro-1H-tetrazol-1-amine at rank 56). Independently,</w:t>
       </w:r>
       <w:r>
@@ -8911,7 +8925,7 @@
         <w:t xml:space="preserve"> </w:t>
       </w:r>
       <w:r>
-        <w:t xml:space="preserve">(Table 3); of the three that do (dinitramide, 1,2-dinitrohydrazine, N,N′-dinitrocarbodiimide), one is an exact match, and all three are established high-density CHNO motifs the model recovers. Novelty here is assessed against PubChem and the labelled master; a full CAS Registry (SciFinder) check is recommended before a formal novelty claim, and the structurally simplest leads (L5, L19) warrant a targeted patent search.</w:t>
+        <w:t xml:space="preserve">(Table 3); of the three that do (dinitramide, 1,2-dinitrohydrazine, N,N′-dinitrocarbodiimide), one is an exact match, and all three are established high-density CHNO motifs the model recovers. Novelty here is assessed against PubChem, the SureChEMBL patent corpus, and the labelled master; all eleven leads are absent from these sources, though a full CAS Registry (SciFinder) check is recommended before a formal novelty claim.</w:t>
       </w:r>
       <w:r>
         <w:t xml:space="preserve"> </w:t>
@@ -9505,7 +9519,7 @@
           <w:rPr>
             <w:rStyle w:val="Hyperlink"/>
           </w:rPr>
-          <w:t xml:space="preserve">[60]</w:t>
+          <w:t xml:space="preserve">[61]</w:t>
         </w:r>
       </w:hyperlink>
       <w:r>
@@ -19295,7 +19309,7 @@
           <w:rPr>
             <w:rStyle w:val="Hyperlink"/>
           </w:rPr>
-          <w:t xml:space="preserve">[66]</w:t>
+          <w:t xml:space="preserve">[67]</w:t>
         </w:r>
       </w:hyperlink>
       <w:r>
@@ -20530,7 +20544,7 @@
           <w:rPr>
             <w:rStyle w:val="Hyperlink"/>
           </w:rPr>
-          <w:t xml:space="preserve">[67]</w:t>
+          <w:t xml:space="preserve">[68]</w:t>
         </w:r>
       </w:hyperlink>
       <w:r>
@@ -21377,7 +21391,7 @@
           <w:rPr>
             <w:rStyle w:val="Hyperlink"/>
           </w:rPr>
-          <w:t xml:space="preserve">[68]</w:t>
+          <w:t xml:space="preserve">[69]</w:t>
         </w:r>
       </w:hyperlink>
       <w:r>
@@ -21562,7 +21576,7 @@
           <w:rPr>
             <w:rStyle w:val="Hyperlink"/>
           </w:rPr>
-          <w:t xml:space="preserve">[10]</w:t>
+          <w:t xml:space="preserve">[11]</w:t>
         </w:r>
       </w:hyperlink>
       <w:r>
@@ -23713,7 +23727,7 @@
           <w:rPr>
             <w:rStyle w:val="Hyperlink"/>
           </w:rPr>
-          <w:t xml:space="preserve">[25]</w:t>
+          <w:t xml:space="preserve">[26]</w:t>
         </w:r>
       </w:hyperlink>
       <w:r>
@@ -24928,7 +24942,7 @@
           <w:rPr>
             <w:rStyle w:val="Hyperlink"/>
           </w:rPr>
-          <w:t xml:space="preserve">[43]</w:t>
+          <w:t xml:space="preserve">[44]</w:t>
         </w:r>
       </w:hyperlink>
       <w:r>
@@ -24989,7 +25003,7 @@
           <w:rPr>
             <w:rStyle w:val="Hyperlink"/>
           </w:rPr>
-          <w:t xml:space="preserve">[69]</w:t>
+          <w:t xml:space="preserve">[70]</w:t>
         </w:r>
       </w:hyperlink>
       <w:r>
@@ -27830,7 +27844,7 @@
           <w:rPr>
             <w:rStyle w:val="Hyperlink"/>
           </w:rPr>
-          <w:t xml:space="preserve">[25]</w:t>
+          <w:t xml:space="preserve">[26]</w:t>
         </w:r>
       </w:hyperlink>
       <w:r>
@@ -28252,7 +28266,7 @@
           <w:rPr>
             <w:rStyle w:val="Hyperlink"/>
           </w:rPr>
-          <w:t xml:space="preserve">[70]</w:t>
+          <w:t xml:space="preserve">[71]</w:t>
         </w:r>
       </w:hyperlink>
       <w:r>
@@ -28269,7 +28283,7 @@
           <w:rPr>
             <w:rStyle w:val="Hyperlink"/>
           </w:rPr>
-          <w:t xml:space="preserve">[55]</w:t>
+          <w:t xml:space="preserve">[56]</w:t>
         </w:r>
       </w:hyperlink>
       <w:r>
@@ -28294,7 +28308,7 @@
           <w:rPr>
             <w:rStyle w:val="Hyperlink"/>
           </w:rPr>
-          <w:t xml:space="preserve">[56]</w:t>
+          <w:t xml:space="preserve">[57]</w:t>
         </w:r>
       </w:hyperlink>
       <w:r>
@@ -29995,7 +30009,7 @@
           <w:rPr>
             <w:rStyle w:val="Hyperlink"/>
           </w:rPr>
-          <w:t xml:space="preserve">[21]</w:t>
+          <w:t xml:space="preserve">[22]</w:t>
         </w:r>
       </w:hyperlink>
       <w:r>
@@ -30803,7 +30817,7 @@
         <w:t xml:space="preserve"> </w:t>
       </w:r>
       <w:r>
-        <w:t xml:space="preserve">L1 meets five criteria for an experimental campaign: it is absent from PubChem and the 65 980-row labelled master, AiZynthFinder finds a 4-step productive route (the energetic-domain intermediates are flagged</w:t>
+        <w:t xml:space="preserve">L1 meets five criteria for an experimental campaign: it is absent from PubChem, SureChEMBL patent structures, and the 65 980-row labelled master, AiZynthFinder finds a 4-step productive route (the energetic-domain intermediates are flagged</w:t>
       </w:r>
       <w:r>
         <w:t xml:space="preserve"> </w:t>
@@ -31004,9 +31018,9 @@
         </w:numPr>
         <w:ind w:left="180" w:hanging="180"/>
       </w:pPr>
-      <w:bookmarkStart w:id="142" w:name="ref-gomez2018automatic"/>
-      <w:r>
-        <w:t xml:space="preserve">Gómez-Bombarelli, R. et al. (2018). Automatic Chemical Design Using a Data-Driven Continuous Representation of Molecules.</w:t>
+      <w:bookmarkStart w:id="142" w:name="ref-surechembl"/>
+      <w:r>
+        <w:t xml:space="preserve">Papadatos, G. et al. (2016). SureChEMBL: a large-scale, chemically annotated patent document database.</w:t>
       </w:r>
       <w:r>
         <w:t xml:space="preserve"> </w:t>
@@ -31016,10 +31030,13 @@
           <w:i/>
           <w:iCs/>
         </w:rPr>
-        <w:t xml:space="preserve">ACS Central Science 4(2)</w:t>
-      </w:r>
-      <w:r>
-        <w:t xml:space="preserve">:268–276. doi:10.1021/acscentsci.7b00572.</w:t>
+        <w:t xml:space="preserve">Nucleic Acids Res.</w:t>
+      </w:r>
+      <w:r>
+        <w:t xml:space="preserve"> </w:t>
+      </w:r>
+      <w:r>
+        <w:t xml:space="preserve">44(D1):D1220–D1228. doi:10.1093/nar/gkv1253.</w:t>
       </w:r>
       <w:bookmarkEnd w:id="142"/>
     </w:p>
@@ -31032,9 +31049,9 @@
         </w:numPr>
         <w:ind w:left="180" w:hanging="180"/>
       </w:pPr>
-      <w:bookmarkStart w:id="143" w:name="ref-jin2018junction"/>
-      <w:r>
-        <w:t xml:space="preserve">Jin, W., Barzilay, R., &amp; Jaakkola, T. (2018). Junction Tree Variational Autoencoder for Molecular Graph Generation.</w:t>
+      <w:bookmarkStart w:id="143" w:name="ref-gomez2018automatic"/>
+      <w:r>
+        <w:t xml:space="preserve">Gómez-Bombarelli, R. et al. (2018). Automatic Chemical Design Using a Data-Driven Continuous Representation of Molecules.</w:t>
       </w:r>
       <w:r>
         <w:t xml:space="preserve"> </w:t>
@@ -31044,10 +31061,10 @@
           <w:i/>
           <w:iCs/>
         </w:rPr>
-        <w:t xml:space="preserve">ICML 2018</w:t>
-      </w:r>
-      <w:r>
-        <w:t xml:space="preserve">. arXiv:1802.04364.</w:t>
+        <w:t xml:space="preserve">ACS Central Science 4(2)</w:t>
+      </w:r>
+      <w:r>
+        <w:t xml:space="preserve">:268–276. doi:10.1021/acscentsci.7b00572.</w:t>
       </w:r>
       <w:bookmarkEnd w:id="143"/>
     </w:p>
@@ -31060,9 +31077,9 @@
         </w:numPr>
         <w:ind w:left="180" w:hanging="180"/>
       </w:pPr>
-      <w:bookmarkStart w:id="144" w:name="ref-winter2019cddd"/>
-      <w:r>
-        <w:t xml:space="preserve">Winter, R., Montanari, F., Noé, F., &amp; Clevert, D.-A. (2019). Learning continuous and data-driven molecular descriptors by translating equivalent chemical representations.</w:t>
+      <w:bookmarkStart w:id="144" w:name="ref-jin2018junction"/>
+      <w:r>
+        <w:t xml:space="preserve">Jin, W., Barzilay, R., &amp; Jaakkola, T. (2018). Junction Tree Variational Autoencoder for Molecular Graph Generation.</w:t>
       </w:r>
       <w:r>
         <w:t xml:space="preserve"> </w:t>
@@ -31072,10 +31089,10 @@
           <w:i/>
           <w:iCs/>
         </w:rPr>
-        <w:t xml:space="preserve">Chem. Sci. 10(6)</w:t>
-      </w:r>
-      <w:r>
-        <w:t xml:space="preserve">:1692–1701. doi:10.1039/C8SC04175J.</w:t>
+        <w:t xml:space="preserve">ICML 2018</w:t>
+      </w:r>
+      <w:r>
+        <w:t xml:space="preserve">. arXiv:1802.04364.</w:t>
       </w:r>
       <w:bookmarkEnd w:id="144"/>
     </w:p>
@@ -31088,9 +31105,9 @@
         </w:numPr>
         <w:ind w:left="180" w:hanging="180"/>
       </w:pPr>
-      <w:bookmarkStart w:id="145" w:name="ref-maziarka2020molcyclegan"/>
-      <w:r>
-        <w:t xml:space="preserve">Maziarka, Ł., Pocha, A., Kaczmarczyk, J., Rataj, K., Danel, T., &amp; Warchoł, M. (2020). Mol-CycleGAN: a generative model for molecular optimization.</w:t>
+      <w:bookmarkStart w:id="145" w:name="ref-winter2019cddd"/>
+      <w:r>
+        <w:t xml:space="preserve">Winter, R., Montanari, F., Noé, F., &amp; Clevert, D.-A. (2019). Learning continuous and data-driven molecular descriptors by translating equivalent chemical representations.</w:t>
       </w:r>
       <w:r>
         <w:t xml:space="preserve"> </w:t>
@@ -31100,10 +31117,10 @@
           <w:i/>
           <w:iCs/>
         </w:rPr>
-        <w:t xml:space="preserve">J. Cheminformatics 12</w:t>
-      </w:r>
-      <w:r>
-        <w:t xml:space="preserve">:2. doi:10.1186/s13321-019-0404-1.</w:t>
+        <w:t xml:space="preserve">Chem. Sci. 10(6)</w:t>
+      </w:r>
+      <w:r>
+        <w:t xml:space="preserve">:1692–1701. doi:10.1039/C8SC04175J.</w:t>
       </w:r>
       <w:bookmarkEnd w:id="145"/>
     </w:p>
@@ -31116,9 +31133,9 @@
         </w:numPr>
         <w:ind w:left="180" w:hanging="180"/>
       </w:pPr>
-      <w:bookmarkStart w:id="146" w:name="ref-krenn2020selfies"/>
-      <w:r>
-        <w:t xml:space="preserve">Krenn, M., Häse, F., Nigam, A., Friederich, P., &amp; Aspuru-Guzik, A. (2020). Self-Referencing Embedded Strings (SELFIES): A 100% Robust Molecular String Representation.</w:t>
+      <w:bookmarkStart w:id="146" w:name="ref-maziarka2020molcyclegan"/>
+      <w:r>
+        <w:t xml:space="preserve">Maziarka, Ł., Pocha, A., Kaczmarczyk, J., Rataj, K., Danel, T., &amp; Warchoł, M. (2020). Mol-CycleGAN: a generative model for molecular optimization.</w:t>
       </w:r>
       <w:r>
         <w:t xml:space="preserve"> </w:t>
@@ -31128,10 +31145,10 @@
           <w:i/>
           <w:iCs/>
         </w:rPr>
-        <w:t xml:space="preserve">Mach. Learn.: Sci. Tech. 1</w:t>
-      </w:r>
-      <w:r>
-        <w:t xml:space="preserve">:045024.</w:t>
+        <w:t xml:space="preserve">J. Cheminformatics 12</w:t>
+      </w:r>
+      <w:r>
+        <w:t xml:space="preserve">:2. doi:10.1186/s13321-019-0404-1.</w:t>
       </w:r>
       <w:bookmarkEnd w:id="146"/>
     </w:p>
@@ -31144,9 +31161,9 @@
         </w:numPr>
         <w:ind w:left="180" w:hanging="180"/>
       </w:pPr>
-      <w:bookmarkStart w:id="147" w:name="ref-eckmann2022limo"/>
-      <w:r>
-        <w:t xml:space="preserve">Eckmann, P., Sun, K., Zhao, B., Feng, M., Gilson, M. K., &amp; Yu, R. (2022). LIMO: Latent Inceptionism for Targeted Molecule Generation.</w:t>
+      <w:bookmarkStart w:id="147" w:name="ref-krenn2020selfies"/>
+      <w:r>
+        <w:t xml:space="preserve">Krenn, M., Häse, F., Nigam, A., Friederich, P., &amp; Aspuru-Guzik, A. (2020). Self-Referencing Embedded Strings (SELFIES): A 100% Robust Molecular String Representation.</w:t>
       </w:r>
       <w:r>
         <w:t xml:space="preserve"> </w:t>
@@ -31156,10 +31173,10 @@
           <w:i/>
           <w:iCs/>
         </w:rPr>
-        <w:t xml:space="preserve">ICML 2022</w:t>
-      </w:r>
-      <w:r>
-        <w:t xml:space="preserve">. arXiv:2206.09010.</w:t>
+        <w:t xml:space="preserve">Mach. Learn.: Sci. Tech. 1</w:t>
+      </w:r>
+      <w:r>
+        <w:t xml:space="preserve">:045024.</w:t>
       </w:r>
       <w:bookmarkEnd w:id="147"/>
     </w:p>
@@ -31172,9 +31189,22 @@
         </w:numPr>
         <w:ind w:left="180" w:hanging="180"/>
       </w:pPr>
-      <w:bookmarkStart w:id="148" w:name="ref-reidenbach2023molmim"/>
-      <w:r>
-        <w:t xml:space="preserve">Reidenbach, D., Livne, M., Ilango, R. K., Gill, M., &amp; Israeli, J. (2023). MolMIM: A Molecular Language Model for Property-Guided Molecule Generation via Mutual Information Machines. (MLDD Workshop, ICLR 2023; arXiv:2208.09016).</w:t>
+      <w:bookmarkStart w:id="148" w:name="ref-eckmann2022limo"/>
+      <w:r>
+        <w:t xml:space="preserve">Eckmann, P., Sun, K., Zhao, B., Feng, M., Gilson, M. K., &amp; Yu, R. (2022). LIMO: Latent Inceptionism for Targeted Molecule Generation.</w:t>
+      </w:r>
+      <w:r>
+        <w:t xml:space="preserve"> </w:t>
+      </w:r>
+      <w:r>
+        <w:rPr>
+          <w:i/>
+          <w:iCs/>
+        </w:rPr>
+        <w:t xml:space="preserve">ICML 2022</w:t>
+      </w:r>
+      <w:r>
+        <w:t xml:space="preserve">. arXiv:2206.09010.</w:t>
       </w:r>
       <w:bookmarkEnd w:id="148"/>
     </w:p>
@@ -31187,22 +31217,9 @@
         </w:numPr>
         <w:ind w:left="180" w:hanging="180"/>
       </w:pPr>
-      <w:bookmarkStart w:id="149" w:name="ref-jaegle2021perceiver"/>
-      <w:r>
-        <w:t xml:space="preserve">Jaegle, A. et al. (2021). Perceiver: General Perception with Iterative Attention.</w:t>
-      </w:r>
-      <w:r>
-        <w:t xml:space="preserve"> </w:t>
-      </w:r>
-      <w:r>
-        <w:rPr>
-          <w:i/>
-          <w:iCs/>
-        </w:rPr>
-        <w:t xml:space="preserve">ICML 2021</w:t>
-      </w:r>
-      <w:r>
-        <w:t xml:space="preserve">. arXiv:2103.03206.</w:t>
+      <w:bookmarkStart w:id="149" w:name="ref-reidenbach2023molmim"/>
+      <w:r>
+        <w:t xml:space="preserve">Reidenbach, D., Livne, M., Ilango, R. K., Gill, M., &amp; Israeli, J. (2023). MolMIM: A Molecular Language Model for Property-Guided Molecule Generation via Mutual Information Machines. (MLDD Workshop, ICLR 2023; arXiv:2208.09016).</w:t>
       </w:r>
       <w:bookmarkEnd w:id="149"/>
     </w:p>
@@ -31215,9 +31232,9 @@
         </w:numPr>
         <w:ind w:left="180" w:hanging="180"/>
       </w:pPr>
-      <w:bookmarkStart w:id="150" w:name="ref-olivecrona2017reinvent"/>
-      <w:r>
-        <w:t xml:space="preserve">Olivecrona, M., Blaschke, T., Engkvist, O., &amp; Chen, H. (2017). Molecular de-novo design through deep reinforcement learning.</w:t>
+      <w:bookmarkStart w:id="150" w:name="ref-jaegle2021perceiver"/>
+      <w:r>
+        <w:t xml:space="preserve">Jaegle, A. et al. (2021). Perceiver: General Perception with Iterative Attention.</w:t>
       </w:r>
       <w:r>
         <w:t xml:space="preserve"> </w:t>
@@ -31227,10 +31244,10 @@
           <w:i/>
           <w:iCs/>
         </w:rPr>
-        <w:t xml:space="preserve">J. Cheminformatics 9</w:t>
-      </w:r>
-      <w:r>
-        <w:t xml:space="preserve">:48. doi:10.1186/s13321-017-0235-x.</w:t>
+        <w:t xml:space="preserve">ICML 2021</w:t>
+      </w:r>
+      <w:r>
+        <w:t xml:space="preserve">. arXiv:2103.03206.</w:t>
       </w:r>
       <w:bookmarkEnd w:id="150"/>
     </w:p>
@@ -31243,9 +31260,9 @@
         </w:numPr>
         <w:ind w:left="180" w:hanging="180"/>
       </w:pPr>
-      <w:bookmarkStart w:id="151" w:name="ref-loeffler2024reinvent4"/>
-      <w:r>
-        <w:t xml:space="preserve">Loeffler, H. H., He, J., Tibo, A., Janet, J. P., Voronov, A., Mervin, L. H., &amp; Engkvist, O. (2024). REINVENT 4: Modern AI-driven generative molecule design.</w:t>
+      <w:bookmarkStart w:id="151" w:name="ref-olivecrona2017reinvent"/>
+      <w:r>
+        <w:t xml:space="preserve">Olivecrona, M., Blaschke, T., Engkvist, O., &amp; Chen, H. (2017). Molecular de-novo design through deep reinforcement learning.</w:t>
       </w:r>
       <w:r>
         <w:t xml:space="preserve"> </w:t>
@@ -31255,10 +31272,10 @@
           <w:i/>
           <w:iCs/>
         </w:rPr>
-        <w:t xml:space="preserve">J. Cheminformatics 16</w:t>
-      </w:r>
-      <w:r>
-        <w:t xml:space="preserve">:20. doi:10.1186/s13321-024-00812-5.</w:t>
+        <w:t xml:space="preserve">J. Cheminformatics 9</w:t>
+      </w:r>
+      <w:r>
+        <w:t xml:space="preserve">:48. doi:10.1186/s13321-017-0235-x.</w:t>
       </w:r>
       <w:bookmarkEnd w:id="151"/>
     </w:p>
@@ -31271,9 +31288,9 @@
         </w:numPr>
         <w:ind w:left="180" w:hanging="180"/>
       </w:pPr>
-      <w:bookmarkStart w:id="152" w:name="ref-yang2017chemts"/>
-      <w:r>
-        <w:t xml:space="preserve">Yang, X., Zhang, J., Yoshizoe, K., Terayama, K., &amp; Tsuda, K. (2017). ChemTS: An efficient python library for de novo molecular generation.</w:t>
+      <w:bookmarkStart w:id="152" w:name="ref-loeffler2024reinvent4"/>
+      <w:r>
+        <w:t xml:space="preserve">Loeffler, H. H., He, J., Tibo, A., Janet, J. P., Voronov, A., Mervin, L. H., &amp; Engkvist, O. (2024). REINVENT 4: Modern AI-driven generative molecule design.</w:t>
       </w:r>
       <w:r>
         <w:t xml:space="preserve"> </w:t>
@@ -31283,10 +31300,10 @@
           <w:i/>
           <w:iCs/>
         </w:rPr>
-        <w:t xml:space="preserve">Sci. Tech. Adv. Mater. 18(1)</w:t>
-      </w:r>
-      <w:r>
-        <w:t xml:space="preserve">:972–976. doi:10.1080/14686996.2017.1401424.</w:t>
+        <w:t xml:space="preserve">J. Cheminformatics 16</w:t>
+      </w:r>
+      <w:r>
+        <w:t xml:space="preserve">:20. doi:10.1186/s13321-024-00812-5.</w:t>
       </w:r>
       <w:bookmarkEnd w:id="152"/>
     </w:p>
@@ -31299,9 +31316,9 @@
         </w:numPr>
         <w:ind w:left="180" w:hanging="180"/>
       </w:pPr>
-      <w:bookmarkStart w:id="153" w:name="ref-bagal2022molgpt"/>
-      <w:r>
-        <w:t xml:space="preserve">Bagal, V., Aggarwal, R., Vinod, P. K., &amp; Priyakumar, U. D. (2022). MolGPT: Molecular Generation Using a Transformer-Decoder Model.</w:t>
+      <w:bookmarkStart w:id="153" w:name="ref-yang2017chemts"/>
+      <w:r>
+        <w:t xml:space="preserve">Yang, X., Zhang, J., Yoshizoe, K., Terayama, K., &amp; Tsuda, K. (2017). ChemTS: An efficient python library for de novo molecular generation.</w:t>
       </w:r>
       <w:r>
         <w:t xml:space="preserve"> </w:t>
@@ -31311,10 +31328,10 @@
           <w:i/>
           <w:iCs/>
         </w:rPr>
-        <w:t xml:space="preserve">J. Chem. Inf. Model. 62(9)</w:t>
-      </w:r>
-      <w:r>
-        <w:t xml:space="preserve">:2064–2076. doi:10.1021/acs.jcim.1c00600.</w:t>
+        <w:t xml:space="preserve">Sci. Tech. Adv. Mater. 18(1)</w:t>
+      </w:r>
+      <w:r>
+        <w:t xml:space="preserve">:972–976. doi:10.1080/14686996.2017.1401424.</w:t>
       </w:r>
       <w:bookmarkEnd w:id="153"/>
     </w:p>
@@ -31327,9 +31344,9 @@
         </w:numPr>
         <w:ind w:left="180" w:hanging="180"/>
       </w:pPr>
-      <w:bookmarkStart w:id="154" w:name="ref-ross2022molformer"/>
-      <w:r>
-        <w:t xml:space="preserve">Ross, J. et al. (2022). Large-Scale Chemical Language Representations Capture Molecular Structure and Properties.</w:t>
+      <w:bookmarkStart w:id="154" w:name="ref-bagal2022molgpt"/>
+      <w:r>
+        <w:t xml:space="preserve">Bagal, V., Aggarwal, R., Vinod, P. K., &amp; Priyakumar, U. D. (2022). MolGPT: Molecular Generation Using a Transformer-Decoder Model.</w:t>
       </w:r>
       <w:r>
         <w:t xml:space="preserve"> </w:t>
@@ -31339,10 +31356,10 @@
           <w:i/>
           <w:iCs/>
         </w:rPr>
-        <w:t xml:space="preserve">Nature Machine Intelligence 4</w:t>
-      </w:r>
-      <w:r>
-        <w:t xml:space="preserve">:1256–1264. doi:10.1038/s42256-022-00580-7.</w:t>
+        <w:t xml:space="preserve">J. Chem. Inf. Model. 62(9)</w:t>
+      </w:r>
+      <w:r>
+        <w:t xml:space="preserve">:2064–2076. doi:10.1021/acs.jcim.1c00600.</w:t>
       </w:r>
       <w:bookmarkEnd w:id="154"/>
     </w:p>
@@ -31355,9 +31372,9 @@
         </w:numPr>
         <w:ind w:left="180" w:hanging="180"/>
       </w:pPr>
-      <w:bookmarkStart w:id="155" w:name="ref-irwin2022chemformer"/>
-      <w:r>
-        <w:t xml:space="preserve">Irwin, R., Dimitriadis, S., He, J., &amp; Bjerrum, E. J. (2022). Chemformer: A Pre-Trained Transformer for Computational Chemistry.</w:t>
+      <w:bookmarkStart w:id="155" w:name="ref-ross2022molformer"/>
+      <w:r>
+        <w:t xml:space="preserve">Ross, J. et al. (2022). Large-Scale Chemical Language Representations Capture Molecular Structure and Properties.</w:t>
       </w:r>
       <w:r>
         <w:t xml:space="preserve"> </w:t>
@@ -31367,10 +31384,10 @@
           <w:i/>
           <w:iCs/>
         </w:rPr>
-        <w:t xml:space="preserve">Mach. Learn.: Sci. Tech. 3</w:t>
-      </w:r>
-      <w:r>
-        <w:t xml:space="preserve">:015022. doi:10.1088/2632-2153/ac3ffb.</w:t>
+        <w:t xml:space="preserve">Nature Machine Intelligence 4</w:t>
+      </w:r>
+      <w:r>
+        <w:t xml:space="preserve">:1256–1264. doi:10.1038/s42256-022-00580-7.</w:t>
       </w:r>
       <w:bookmarkEnd w:id="155"/>
     </w:p>
@@ -31383,9 +31400,9 @@
         </w:numPr>
         <w:ind w:left="180" w:hanging="180"/>
       </w:pPr>
-      <w:bookmarkStart w:id="156" w:name="ref-bengio2021gflownet"/>
-      <w:r>
-        <w:t xml:space="preserve">Bengio, E., Jain, M., Korablyov, M., Precup, D., &amp; Bengio, Y. (2021). Flow Network Based Generative Models for Non-Iterative Diverse Candidate Generation.</w:t>
+      <w:bookmarkStart w:id="156" w:name="ref-irwin2022chemformer"/>
+      <w:r>
+        <w:t xml:space="preserve">Irwin, R., Dimitriadis, S., He, J., &amp; Bjerrum, E. J. (2022). Chemformer: A Pre-Trained Transformer for Computational Chemistry.</w:t>
       </w:r>
       <w:r>
         <w:t xml:space="preserve"> </w:t>
@@ -31395,10 +31412,10 @@
           <w:i/>
           <w:iCs/>
         </w:rPr>
-        <w:t xml:space="preserve">NeurIPS 2021</w:t>
-      </w:r>
-      <w:r>
-        <w:t xml:space="preserve">. arXiv:2106.04399.</w:t>
+        <w:t xml:space="preserve">Mach. Learn.: Sci. Tech. 3</w:t>
+      </w:r>
+      <w:r>
+        <w:t xml:space="preserve">:015022. doi:10.1088/2632-2153/ac3ffb.</w:t>
       </w:r>
       <w:bookmarkEnd w:id="156"/>
     </w:p>
@@ -31411,9 +31428,9 @@
         </w:numPr>
         <w:ind w:left="180" w:hanging="180"/>
       </w:pPr>
-      <w:bookmarkStart w:id="157" w:name="ref-vignac2023digress"/>
-      <w:r>
-        <w:t xml:space="preserve">Vignac, C. et al. (2023). DiGress: Discrete Denoising Diffusion for Graph Generation.</w:t>
+      <w:bookmarkStart w:id="157" w:name="ref-bengio2021gflownet"/>
+      <w:r>
+        <w:t xml:space="preserve">Bengio, E., Jain, M., Korablyov, M., Precup, D., &amp; Bengio, Y. (2021). Flow Network Based Generative Models for Non-Iterative Diverse Candidate Generation.</w:t>
       </w:r>
       <w:r>
         <w:t xml:space="preserve"> </w:t>
@@ -31423,10 +31440,10 @@
           <w:i/>
           <w:iCs/>
         </w:rPr>
-        <w:t xml:space="preserve">ICLR 2023</w:t>
-      </w:r>
-      <w:r>
-        <w:t xml:space="preserve">. arXiv:2209.14734.</w:t>
+        <w:t xml:space="preserve">NeurIPS 2021</w:t>
+      </w:r>
+      <w:r>
+        <w:t xml:space="preserve">. arXiv:2106.04399.</w:t>
       </w:r>
       <w:bookmarkEnd w:id="157"/>
     </w:p>
@@ -31439,9 +31456,9 @@
         </w:numPr>
         <w:ind w:left="180" w:hanging="180"/>
       </w:pPr>
-      <w:bookmarkStart w:id="158" w:name="ref-ho2020ddpm"/>
-      <w:r>
-        <w:t xml:space="preserve">Ho, J., Jain, A., &amp; Abbeel, P. (2020). Denoising Diffusion Probabilistic Models.</w:t>
+      <w:bookmarkStart w:id="158" w:name="ref-vignac2023digress"/>
+      <w:r>
+        <w:t xml:space="preserve">Vignac, C. et al. (2023). DiGress: Discrete Denoising Diffusion for Graph Generation.</w:t>
       </w:r>
       <w:r>
         <w:t xml:space="preserve"> </w:t>
@@ -31451,10 +31468,10 @@
           <w:i/>
           <w:iCs/>
         </w:rPr>
-        <w:t xml:space="preserve">NeurIPS 2020</w:t>
-      </w:r>
-      <w:r>
-        <w:t xml:space="preserve">. arXiv:2006.11239.</w:t>
+        <w:t xml:space="preserve">ICLR 2023</w:t>
+      </w:r>
+      <w:r>
+        <w:t xml:space="preserve">. arXiv:2209.14734.</w:t>
       </w:r>
       <w:bookmarkEnd w:id="158"/>
     </w:p>
@@ -31467,9 +31484,9 @@
         </w:numPr>
         <w:ind w:left="180" w:hanging="180"/>
       </w:pPr>
-      <w:bookmarkStart w:id="159" w:name="ref-song2019score"/>
-      <w:r>
-        <w:t xml:space="preserve">Song, Y., &amp; Ermon, S. (2019). Generative Modeling by Estimating Gradients of the Data Distribution.</w:t>
+      <w:bookmarkStart w:id="159" w:name="ref-ho2020ddpm"/>
+      <w:r>
+        <w:t xml:space="preserve">Ho, J., Jain, A., &amp; Abbeel, P. (2020). Denoising Diffusion Probabilistic Models.</w:t>
       </w:r>
       <w:r>
         <w:t xml:space="preserve"> </w:t>
@@ -31479,10 +31496,10 @@
           <w:i/>
           <w:iCs/>
         </w:rPr>
-        <w:t xml:space="preserve">NeurIPS 2019</w:t>
-      </w:r>
-      <w:r>
-        <w:t xml:space="preserve">. arXiv:1907.05600.</w:t>
+        <w:t xml:space="preserve">NeurIPS 2020</w:t>
+      </w:r>
+      <w:r>
+        <w:t xml:space="preserve">. arXiv:2006.11239.</w:t>
       </w:r>
       <w:bookmarkEnd w:id="159"/>
     </w:p>
@@ -31495,9 +31512,9 @@
         </w:numPr>
         <w:ind w:left="180" w:hanging="180"/>
       </w:pPr>
-      <w:bookmarkStart w:id="160" w:name="ref-song2021sde"/>
-      <w:r>
-        <w:t xml:space="preserve">Song, Y. et al. (2021). Score-Based Generative Modeling through Stochastic Differential Equations.</w:t>
+      <w:bookmarkStart w:id="160" w:name="ref-song2019score"/>
+      <w:r>
+        <w:t xml:space="preserve">Song, Y., &amp; Ermon, S. (2019). Generative Modeling by Estimating Gradients of the Data Distribution.</w:t>
       </w:r>
       <w:r>
         <w:t xml:space="preserve"> </w:t>
@@ -31507,10 +31524,10 @@
           <w:i/>
           <w:iCs/>
         </w:rPr>
-        <w:t xml:space="preserve">ICLR 2021</w:t>
-      </w:r>
-      <w:r>
-        <w:t xml:space="preserve">. arXiv:2011.13456.</w:t>
+        <w:t xml:space="preserve">NeurIPS 2019</w:t>
+      </w:r>
+      <w:r>
+        <w:t xml:space="preserve">. arXiv:1907.05600.</w:t>
       </w:r>
       <w:bookmarkEnd w:id="160"/>
     </w:p>
@@ -31523,9 +31540,9 @@
         </w:numPr>
         <w:ind w:left="180" w:hanging="180"/>
       </w:pPr>
-      <w:bookmarkStart w:id="161" w:name="ref-rombach2022ldm"/>
-      <w:r>
-        <w:t xml:space="preserve">Rombach, R., Blattmann, A., Lorenz, D., Esser, P., &amp; Ommer, B. (2022). High-Resolution Image Synthesis with Latent Diffusion Models.</w:t>
+      <w:bookmarkStart w:id="161" w:name="ref-song2021sde"/>
+      <w:r>
+        <w:t xml:space="preserve">Song, Y. et al. (2021). Score-Based Generative Modeling through Stochastic Differential Equations.</w:t>
       </w:r>
       <w:r>
         <w:t xml:space="preserve"> </w:t>
@@ -31535,10 +31552,10 @@
           <w:i/>
           <w:iCs/>
         </w:rPr>
-        <w:t xml:space="preserve">CVPR 2022</w:t>
-      </w:r>
-      <w:r>
-        <w:t xml:space="preserve">. arXiv:2112.10752.</w:t>
+        <w:t xml:space="preserve">ICLR 2021</w:t>
+      </w:r>
+      <w:r>
+        <w:t xml:space="preserve">. arXiv:2011.13456.</w:t>
       </w:r>
       <w:bookmarkEnd w:id="161"/>
     </w:p>
@@ -31551,9 +31568,9 @@
         </w:numPr>
         <w:ind w:left="180" w:hanging="180"/>
       </w:pPr>
-      <w:bookmarkStart w:id="162" w:name="ref-dhariwal2021diffusion"/>
-      <w:r>
-        <w:t xml:space="preserve">Dhariwal, P., &amp; Nichol, A. (2021). Diffusion Models Beat GANs on Image Synthesis.</w:t>
+      <w:bookmarkStart w:id="162" w:name="ref-rombach2022ldm"/>
+      <w:r>
+        <w:t xml:space="preserve">Rombach, R., Blattmann, A., Lorenz, D., Esser, P., &amp; Ommer, B. (2022). High-Resolution Image Synthesis with Latent Diffusion Models.</w:t>
       </w:r>
       <w:r>
         <w:t xml:space="preserve"> </w:t>
@@ -31563,10 +31580,10 @@
           <w:i/>
           <w:iCs/>
         </w:rPr>
-        <w:t xml:space="preserve">NeurIPS 2021</w:t>
-      </w:r>
-      <w:r>
-        <w:t xml:space="preserve">. arXiv:2105.05233.</w:t>
+        <w:t xml:space="preserve">CVPR 2022</w:t>
+      </w:r>
+      <w:r>
+        <w:t xml:space="preserve">. arXiv:2112.10752.</w:t>
       </w:r>
       <w:bookmarkEnd w:id="162"/>
     </w:p>
@@ -31579,9 +31596,9 @@
         </w:numPr>
         <w:ind w:left="180" w:hanging="180"/>
       </w:pPr>
-      <w:bookmarkStart w:id="163" w:name="ref-perez2018film"/>
-      <w:r>
-        <w:t xml:space="preserve">Perez, E., Strub, F., de Vries, H., Dumoulin, V., &amp; Courville, A. (2018). FiLM: Visual Reasoning with a General Conditioning Layer.</w:t>
+      <w:bookmarkStart w:id="163" w:name="ref-dhariwal2021diffusion"/>
+      <w:r>
+        <w:t xml:space="preserve">Dhariwal, P., &amp; Nichol, A. (2021). Diffusion Models Beat GANs on Image Synthesis.</w:t>
       </w:r>
       <w:r>
         <w:t xml:space="preserve"> </w:t>
@@ -31591,10 +31608,10 @@
           <w:i/>
           <w:iCs/>
         </w:rPr>
-        <w:t xml:space="preserve">AAAI 2018</w:t>
-      </w:r>
-      <w:r>
-        <w:t xml:space="preserve">. arXiv:1709.07871.</w:t>
+        <w:t xml:space="preserve">NeurIPS 2021</w:t>
+      </w:r>
+      <w:r>
+        <w:t xml:space="preserve">. arXiv:2105.05233.</w:t>
       </w:r>
       <w:bookmarkEnd w:id="163"/>
     </w:p>
@@ -31607,9 +31624,9 @@
         </w:numPr>
         <w:ind w:left="180" w:hanging="180"/>
       </w:pPr>
-      <w:bookmarkStart w:id="164" w:name="ref-hoogeboom2022edm"/>
-      <w:r>
-        <w:t xml:space="preserve">Hoogeboom, E., Garcia Satorras, V., Vignac, C., &amp; Welling, M. (2022). Equivariant Diffusion for Molecule Generation in 3D.</w:t>
+      <w:bookmarkStart w:id="164" w:name="ref-perez2018film"/>
+      <w:r>
+        <w:t xml:space="preserve">Perez, E., Strub, F., de Vries, H., Dumoulin, V., &amp; Courville, A. (2018). FiLM: Visual Reasoning with a General Conditioning Layer.</w:t>
       </w:r>
       <w:r>
         <w:t xml:space="preserve"> </w:t>
@@ -31619,10 +31636,10 @@
           <w:i/>
           <w:iCs/>
         </w:rPr>
-        <w:t xml:space="preserve">ICML 2022</w:t>
-      </w:r>
-      <w:r>
-        <w:t xml:space="preserve">. arXiv:2203.17003.</w:t>
+        <w:t xml:space="preserve">AAAI 2018</w:t>
+      </w:r>
+      <w:r>
+        <w:t xml:space="preserve">. arXiv:1709.07871.</w:t>
       </w:r>
       <w:bookmarkEnd w:id="164"/>
     </w:p>
@@ -31635,9 +31652,9 @@
         </w:numPr>
         <w:ind w:left="180" w:hanging="180"/>
       </w:pPr>
-      <w:bookmarkStart w:id="165" w:name="ref-schneuing2022diffsbdd"/>
-      <w:r>
-        <w:t xml:space="preserve">Schneuing, A. et al. (2022). Structure-based Drug Design with Equivariant Diffusion Models.</w:t>
+      <w:bookmarkStart w:id="165" w:name="ref-hoogeboom2022edm"/>
+      <w:r>
+        <w:t xml:space="preserve">Hoogeboom, E., Garcia Satorras, V., Vignac, C., &amp; Welling, M. (2022). Equivariant Diffusion for Molecule Generation in 3D.</w:t>
       </w:r>
       <w:r>
         <w:t xml:space="preserve"> </w:t>
@@ -31647,10 +31664,10 @@
           <w:i/>
           <w:iCs/>
         </w:rPr>
-        <w:t xml:space="preserve">NeurIPS 2022 AI4Science Workshop</w:t>
-      </w:r>
-      <w:r>
-        <w:t xml:space="preserve">. arXiv:2210.13695.</w:t>
+        <w:t xml:space="preserve">ICML 2022</w:t>
+      </w:r>
+      <w:r>
+        <w:t xml:space="preserve">. arXiv:2203.17003.</w:t>
       </w:r>
       <w:bookmarkEnd w:id="165"/>
     </w:p>
@@ -31663,9 +31680,9 @@
         </w:numPr>
         <w:ind w:left="180" w:hanging="180"/>
       </w:pPr>
-      <w:bookmarkStart w:id="166" w:name="ref-guan2023targetdiff"/>
-      <w:r>
-        <w:t xml:space="preserve">Guan, J. et al. (2023). 3D Equivariant Diffusion for Target-Aware Molecule Generation and Affinity Prediction.</w:t>
+      <w:bookmarkStart w:id="166" w:name="ref-schneuing2022diffsbdd"/>
+      <w:r>
+        <w:t xml:space="preserve">Schneuing, A. et al. (2022). Structure-based Drug Design with Equivariant Diffusion Models.</w:t>
       </w:r>
       <w:r>
         <w:t xml:space="preserve"> </w:t>
@@ -31675,10 +31692,10 @@
           <w:i/>
           <w:iCs/>
         </w:rPr>
-        <w:t xml:space="preserve">ICLR 2023</w:t>
-      </w:r>
-      <w:r>
-        <w:t xml:space="preserve">. arXiv:2303.03543.</w:t>
+        <w:t xml:space="preserve">NeurIPS 2022 AI4Science Workshop</w:t>
+      </w:r>
+      <w:r>
+        <w:t xml:space="preserve">. arXiv:2210.13695.</w:t>
       </w:r>
       <w:bookmarkEnd w:id="166"/>
     </w:p>
@@ -31691,9 +31708,9 @@
         </w:numPr>
         <w:ind w:left="180" w:hanging="180"/>
       </w:pPr>
-      <w:bookmarkStart w:id="167" w:name="ref-peng2022pocket2mol"/>
-      <w:r>
-        <w:t xml:space="preserve">Peng, X., Luo, S., Guan, J., Xie, Q., Peng, J., &amp; Ma, J. (2022). Pocket2Mol: Efficient Molecular Sampling Based on 3D Protein Pockets.</w:t>
+      <w:bookmarkStart w:id="167" w:name="ref-guan2023targetdiff"/>
+      <w:r>
+        <w:t xml:space="preserve">Guan, J. et al. (2023). 3D Equivariant Diffusion for Target-Aware Molecule Generation and Affinity Prediction.</w:t>
       </w:r>
       <w:r>
         <w:t xml:space="preserve"> </w:t>
@@ -31703,10 +31720,10 @@
           <w:i/>
           <w:iCs/>
         </w:rPr>
-        <w:t xml:space="preserve">ICML 2022</w:t>
-      </w:r>
-      <w:r>
-        <w:t xml:space="preserve">. arXiv:2205.07249.</w:t>
+        <w:t xml:space="preserve">ICLR 2023</w:t>
+      </w:r>
+      <w:r>
+        <w:t xml:space="preserve">. arXiv:2303.03543.</w:t>
       </w:r>
       <w:bookmarkEnd w:id="167"/>
     </w:p>
@@ -31719,9 +31736,9 @@
         </w:numPr>
         <w:ind w:left="180" w:hanging="180"/>
       </w:pPr>
-      <w:bookmarkStart w:id="168" w:name="ref-corso2023diffdock"/>
-      <w:r>
-        <w:t xml:space="preserve">Corso, G., Stärk, H., Jing, B., Barzilay, R., &amp; Jaakkola, T. (2023). DiffDock: Diffusion Steps, Twists, and Turns for Molecular Docking.</w:t>
+      <w:bookmarkStart w:id="168" w:name="ref-peng2022pocket2mol"/>
+      <w:r>
+        <w:t xml:space="preserve">Peng, X., Luo, S., Guan, J., Xie, Q., Peng, J., &amp; Ma, J. (2022). Pocket2Mol: Efficient Molecular Sampling Based on 3D Protein Pockets.</w:t>
       </w:r>
       <w:r>
         <w:t xml:space="preserve"> </w:t>
@@ -31731,10 +31748,10 @@
           <w:i/>
           <w:iCs/>
         </w:rPr>
-        <w:t xml:space="preserve">ICLR 2023</w:t>
-      </w:r>
-      <w:r>
-        <w:t xml:space="preserve">. arXiv:2210.01776.</w:t>
+        <w:t xml:space="preserve">ICML 2022</w:t>
+      </w:r>
+      <w:r>
+        <w:t xml:space="preserve">. arXiv:2205.07249.</w:t>
       </w:r>
       <w:bookmarkEnd w:id="168"/>
     </w:p>
@@ -31747,9 +31764,9 @@
         </w:numPr>
         <w:ind w:left="180" w:hanging="180"/>
       </w:pPr>
-      <w:bookmarkStart w:id="169" w:name="ref-peng2023moldiff"/>
-      <w:r>
-        <w:t xml:space="preserve">Peng, X., Guan, J., Liu, Q., &amp; Ma, J. (2023). MolDiff: Addressing the Atom-Bond Inconsistency Problem in 3D Molecule Diffusion Generation.</w:t>
+      <w:bookmarkStart w:id="169" w:name="ref-corso2023diffdock"/>
+      <w:r>
+        <w:t xml:space="preserve">Corso, G., Stärk, H., Jing, B., Barzilay, R., &amp; Jaakkola, T. (2023). DiffDock: Diffusion Steps, Twists, and Turns for Molecular Docking.</w:t>
       </w:r>
       <w:r>
         <w:t xml:space="preserve"> </w:t>
@@ -31759,10 +31776,10 @@
           <w:i/>
           <w:iCs/>
         </w:rPr>
-        <w:t xml:space="preserve">ICML 2023</w:t>
-      </w:r>
-      <w:r>
-        <w:t xml:space="preserve">. arXiv:2305.07508.</w:t>
+        <w:t xml:space="preserve">ICLR 2023</w:t>
+      </w:r>
+      <w:r>
+        <w:t xml:space="preserve">. arXiv:2210.01776.</w:t>
       </w:r>
       <w:bookmarkEnd w:id="169"/>
     </w:p>
@@ -31775,9 +31792,9 @@
         </w:numPr>
         <w:ind w:left="180" w:hanging="180"/>
       </w:pPr>
-      <w:bookmarkStart w:id="170" w:name="ref-xu2023geoldm"/>
-      <w:r>
-        <w:t xml:space="preserve">Xu, M., Powers, A., Dror, R. O., Ermon, S., &amp; Leskovec, J. (2023). Geometric Latent Diffusion Models for 3D Molecule Generation.</w:t>
+      <w:bookmarkStart w:id="170" w:name="ref-peng2023moldiff"/>
+      <w:r>
+        <w:t xml:space="preserve">Peng, X., Guan, J., Liu, Q., &amp; Ma, J. (2023). MolDiff: Addressing the Atom-Bond Inconsistency Problem in 3D Molecule Diffusion Generation.</w:t>
       </w:r>
       <w:r>
         <w:t xml:space="preserve"> </w:t>
@@ -31790,7 +31807,7 @@
         <w:t xml:space="preserve">ICML 2023</w:t>
       </w:r>
       <w:r>
-        <w:t xml:space="preserve">. arXiv:2305.01140.</w:t>
+        <w:t xml:space="preserve">. arXiv:2305.07508.</w:t>
       </w:r>
       <w:bookmarkEnd w:id="170"/>
     </w:p>
@@ -31803,9 +31820,9 @@
         </w:numPr>
         <w:ind w:left="180" w:hanging="180"/>
       </w:pPr>
-      <w:bookmarkStart w:id="171" w:name="ref-elton2018applying"/>
-      <w:r>
-        <w:t xml:space="preserve">Elton, D. C., Boukouvalas, Z., Butrico, M. S., Fuge, M. D., &amp; Chung, P. W. (2018). Applying Machine Learning Techniques to Predict the Properties of Energetic Materials.</w:t>
+      <w:bookmarkStart w:id="171" w:name="ref-xu2023geoldm"/>
+      <w:r>
+        <w:t xml:space="preserve">Xu, M., Powers, A., Dror, R. O., Ermon, S., &amp; Leskovec, J. (2023). Geometric Latent Diffusion Models for 3D Molecule Generation.</w:t>
       </w:r>
       <w:r>
         <w:t xml:space="preserve"> </w:t>
@@ -31815,10 +31832,10 @@
           <w:i/>
           <w:iCs/>
         </w:rPr>
-        <w:t xml:space="preserve">Sci. Rep. 8</w:t>
-      </w:r>
-      <w:r>
-        <w:t xml:space="preserve">:9059.</w:t>
+        <w:t xml:space="preserve">ICML 2023</w:t>
+      </w:r>
+      <w:r>
+        <w:t xml:space="preserve">. arXiv:2305.01140.</w:t>
       </w:r>
       <w:bookmarkEnd w:id="171"/>
     </w:p>
@@ -31831,9 +31848,9 @@
         </w:numPr>
         <w:ind w:left="180" w:hanging="180"/>
       </w:pPr>
-      <w:bookmarkStart w:id="172" w:name="ref-politzer2014some"/>
-      <w:r>
-        <w:t xml:space="preserve">Politzer, P., &amp; Murray, J. S. (2014). Some Perspectives on Estimating Detonation Properties of C, H, N, O Compounds.</w:t>
+      <w:bookmarkStart w:id="172" w:name="ref-elton2018applying"/>
+      <w:r>
+        <w:t xml:space="preserve">Elton, D. C., Boukouvalas, Z., Butrico, M. S., Fuge, M. D., &amp; Chung, P. W. (2018). Applying Machine Learning Techniques to Predict the Properties of Energetic Materials.</w:t>
       </w:r>
       <w:r>
         <w:t xml:space="preserve"> </w:t>
@@ -31843,10 +31860,10 @@
           <w:i/>
           <w:iCs/>
         </w:rPr>
-        <w:t xml:space="preserve">Cent. Eur. J. Energ. Mater. 11(4)</w:t>
-      </w:r>
-      <w:r>
-        <w:t xml:space="preserve">:459–474.</w:t>
+        <w:t xml:space="preserve">Sci. Rep. 8</w:t>
+      </w:r>
+      <w:r>
+        <w:t xml:space="preserve">:9059.</w:t>
       </w:r>
       <w:bookmarkEnd w:id="172"/>
     </w:p>
@@ -31859,9 +31876,9 @@
         </w:numPr>
         <w:ind w:left="180" w:hanging="180"/>
       </w:pPr>
-      <w:bookmarkStart w:id="173" w:name="ref-mathieu2017sensitivity"/>
-      <w:r>
-        <w:t xml:space="preserve">Mathieu, D. (2017). Sensitivity of Energetic Materials: Theoretical Relationships to Detonation Performance and Molecular Structure.</w:t>
+      <w:bookmarkStart w:id="173" w:name="ref-politzer2014some"/>
+      <w:r>
+        <w:t xml:space="preserve">Politzer, P., &amp; Murray, J. S. (2014). Some Perspectives on Estimating Detonation Properties of C, H, N, O Compounds.</w:t>
       </w:r>
       <w:r>
         <w:t xml:space="preserve"> </w:t>
@@ -31871,10 +31888,10 @@
           <w:i/>
           <w:iCs/>
         </w:rPr>
-        <w:t xml:space="preserve">Ind. Eng. Chem. Res. 56(31)</w:t>
-      </w:r>
-      <w:r>
-        <w:t xml:space="preserve">:8191–8201. doi:10.1021/acs.iecr.7b02021.</w:t>
+        <w:t xml:space="preserve">Cent. Eur. J. Energ. Mater. 11(4)</w:t>
+      </w:r>
+      <w:r>
+        <w:t xml:space="preserve">:459–474.</w:t>
       </w:r>
       <w:bookmarkEnd w:id="173"/>
     </w:p>
@@ -31887,9 +31904,22 @@
         </w:numPr>
         <w:ind w:left="180" w:hanging="180"/>
       </w:pPr>
-      <w:bookmarkStart w:id="174" w:name="ref-suceska2018explo5"/>
-      <w:r>
-        <w:t xml:space="preserve">Sućeska, M. (2018). EXPLO5 v6.05.04 User's Manual. Brodarski Institute, Zagreb, Croatia. Computer program for calculation of detonation parameters from molecular formula, density, and heat of formation via thermochemical-equilibrium Chapman–Jouguet solver with covolume EOS.</w:t>
+      <w:bookmarkStart w:id="174" w:name="ref-mathieu2017sensitivity"/>
+      <w:r>
+        <w:t xml:space="preserve">Mathieu, D. (2017). Sensitivity of Energetic Materials: Theoretical Relationships to Detonation Performance and Molecular Structure.</w:t>
+      </w:r>
+      <w:r>
+        <w:t xml:space="preserve"> </w:t>
+      </w:r>
+      <w:r>
+        <w:rPr>
+          <w:i/>
+          <w:iCs/>
+        </w:rPr>
+        <w:t xml:space="preserve">Ind. Eng. Chem. Res. 56(31)</w:t>
+      </w:r>
+      <w:r>
+        <w:t xml:space="preserve">:8191–8201. doi:10.1021/acs.iecr.7b02021.</w:t>
       </w:r>
       <w:bookmarkEnd w:id="174"/>
     </w:p>
@@ -31902,9 +31932,9 @@
         </w:numPr>
         <w:ind w:left="180" w:hanging="180"/>
       </w:pPr>
-      <w:bookmarkStart w:id="175" w:name="ref-fried2014cheetah"/>
-      <w:r>
-        <w:t xml:space="preserve">Fried, L. E., Howard, W. M., Souers, P. C., &amp; Vitello, P. A. (2014). Cheetah 7.0 User's Manual. Lawrence Livermore National Laboratory technical report LLNL-SM-664002. Thermochemical-equilibrium detonation code with JCZ3 / BKWS covolume EOS.</w:t>
+      <w:bookmarkStart w:id="175" w:name="ref-suceska2018explo5"/>
+      <w:r>
+        <w:t xml:space="preserve">Sućeska, M. (2018). EXPLO5 v6.05.04 User's Manual. Brodarski Institute, Zagreb, Croatia. Computer program for calculation of detonation parameters from molecular formula, density, and heat of formation via thermochemical-equilibrium Chapman–Jouguet solver with covolume EOS.</w:t>
       </w:r>
       <w:bookmarkEnd w:id="175"/>
     </w:p>
@@ -31917,22 +31947,9 @@
         </w:numPr>
         <w:ind w:left="180" w:hanging="180"/>
       </w:pPr>
-      <w:bookmarkStart w:id="176" w:name="ref-choi2023prep"/>
-      <w:r>
-        <w:t xml:space="preserve">Choi, J. B., Nguyen, P. C. H., Sen, O., Udaykumar, H. S., &amp; Baek, S. (2023). Artificial Intelligence Approaches for Energetic Materials by Design: State of the Art, Challenges, and Future Directions.</w:t>
-      </w:r>
-      <w:r>
-        <w:t xml:space="preserve"> </w:t>
-      </w:r>
-      <w:r>
-        <w:rPr>
-          <w:i/>
-          <w:iCs/>
-        </w:rPr>
-        <w:t xml:space="preserve">Propellants, Explosives, Pyrotechnics 48(4)</w:t>
-      </w:r>
-      <w:r>
-        <w:t xml:space="preserve">, e202200276. doi:10.1002/prep.202200276.</w:t>
+      <w:bookmarkStart w:id="176" w:name="ref-fried2014cheetah"/>
+      <w:r>
+        <w:t xml:space="preserve">Fried, L. E., Howard, W. M., Souers, P. C., &amp; Vitello, P. A. (2014). Cheetah 7.0 User's Manual. Lawrence Livermore National Laboratory technical report LLNL-SM-664002. Thermochemical-equilibrium detonation code with JCZ3 / BKWS covolume EOS.</w:t>
       </w:r>
       <w:bookmarkEnd w:id="176"/>
     </w:p>
@@ -31945,9 +31962,9 @@
         </w:numPr>
         <w:ind w:left="180" w:hanging="180"/>
       </w:pPr>
-      <w:bookmarkStart w:id="177" w:name="ref-mlcrystdens-cm-2024"/>
-      <w:r>
-        <w:t xml:space="preserve">Davis, J. V., Marrs III, F. W., Cawkwell, M. J., &amp; Manner, V. W. (2024). Machine Learning Models for High Explosive Crystal Density and Performance.</w:t>
+      <w:bookmarkStart w:id="177" w:name="ref-choi2023prep"/>
+      <w:r>
+        <w:t xml:space="preserve">Choi, J. B., Nguyen, P. C. H., Sen, O., Udaykumar, H. S., &amp; Baek, S. (2023). Artificial Intelligence Approaches for Energetic Materials by Design: State of the Art, Challenges, and Future Directions.</w:t>
       </w:r>
       <w:r>
         <w:t xml:space="preserve"> </w:t>
@@ -31957,10 +31974,10 @@
           <w:i/>
           <w:iCs/>
         </w:rPr>
-        <w:t xml:space="preserve">Chemistry of Materials 36(22)</w:t>
-      </w:r>
-      <w:r>
-        <w:t xml:space="preserve">, 11109–11118. doi:10.1021/acs.chemmater.4c01978.</w:t>
+        <w:t xml:space="preserve">Propellants, Explosives, Pyrotechnics 48(4)</w:t>
+      </w:r>
+      <w:r>
+        <w:t xml:space="preserve">, e202200276. doi:10.1002/prep.202200276.</w:t>
       </w:r>
       <w:bookmarkEnd w:id="177"/>
     </w:p>
@@ -31973,9 +31990,9 @@
         </w:numPr>
         <w:ind w:left="180" w:hanging="180"/>
       </w:pPr>
-      <w:bookmarkStart w:id="178" w:name="ref-bondi1964vdw"/>
-      <w:r>
-        <w:t xml:space="preserve">Bondi, A. (1964). van der Waals Volumes and Radii.</w:t>
+      <w:bookmarkStart w:id="178" w:name="ref-mlcrystdens-cm-2024"/>
+      <w:r>
+        <w:t xml:space="preserve">Davis, J. V., Marrs III, F. W., Cawkwell, M. J., &amp; Manner, V. W. (2024). Machine Learning Models for High Explosive Crystal Density and Performance.</w:t>
       </w:r>
       <w:r>
         <w:t xml:space="preserve"> </w:t>
@@ -31985,10 +32002,10 @@
           <w:i/>
           <w:iCs/>
         </w:rPr>
-        <w:t xml:space="preserve">J. Phys. Chem. 68(3)</w:t>
-      </w:r>
-      <w:r>
-        <w:t xml:space="preserve">:441–451. doi:10.1021/j100785a001.</w:t>
+        <w:t xml:space="preserve">Chemistry of Materials 36(22)</w:t>
+      </w:r>
+      <w:r>
+        <w:t xml:space="preserve">, 11109–11118. doi:10.1021/acs.chemmater.4c01978.</w:t>
       </w:r>
       <w:bookmarkEnd w:id="178"/>
     </w:p>
@@ -32001,9 +32018,9 @@
         </w:numPr>
         <w:ind w:left="180" w:hanging="180"/>
       </w:pPr>
-      <w:bookmarkStart w:id="179" w:name="ref-nefati1996ann"/>
-      <w:r>
-        <w:t xml:space="preserve">Nefati, H., Cense, J.-M., &amp; Legendre, J.-J. (1996). Prediction of the Impact Sensitivity by Neural Networks.</w:t>
+      <w:bookmarkStart w:id="179" w:name="ref-bondi1964vdw"/>
+      <w:r>
+        <w:t xml:space="preserve">Bondi, A. (1964). van der Waals Volumes and Radii.</w:t>
       </w:r>
       <w:r>
         <w:t xml:space="preserve"> </w:t>
@@ -32013,10 +32030,10 @@
           <w:i/>
           <w:iCs/>
         </w:rPr>
-        <w:t xml:space="preserve">J. Chem. Inf. Comput. Sci. 36(4)</w:t>
-      </w:r>
-      <w:r>
-        <w:t xml:space="preserve">:804–810. doi:10.1021/ci950223m.</w:t>
+        <w:t xml:space="preserve">J. Phys. Chem. 68(3)</w:t>
+      </w:r>
+      <w:r>
+        <w:t xml:space="preserve">:441–451. doi:10.1021/j100785a001.</w:t>
       </w:r>
       <w:bookmarkEnd w:id="179"/>
     </w:p>
@@ -32029,9 +32046,9 @@
         </w:numPr>
         <w:ind w:left="180" w:hanging="180"/>
       </w:pPr>
-      <w:bookmarkStart w:id="180" w:name="ref-huang2021applying"/>
-      <w:r>
-        <w:t xml:space="preserve">Huang, X. et al. (2021). Applying Machine Learning to Balance Performance and Stability of High Energy Density Materials.</w:t>
+      <w:bookmarkStart w:id="180" w:name="ref-nefati1996ann"/>
+      <w:r>
+        <w:t xml:space="preserve">Nefati, H., Cense, J.-M., &amp; Legendre, J.-J. (1996). Prediction of the Impact Sensitivity by Neural Networks.</w:t>
       </w:r>
       <w:r>
         <w:t xml:space="preserve"> </w:t>
@@ -32041,10 +32058,10 @@
           <w:i/>
           <w:iCs/>
         </w:rPr>
-        <w:t xml:space="preserve">iScience 24</w:t>
-      </w:r>
-      <w:r>
-        <w:t xml:space="preserve">:102240.</w:t>
+        <w:t xml:space="preserve">J. Chem. Inf. Comput. Sci. 36(4)</w:t>
+      </w:r>
+      <w:r>
+        <w:t xml:space="preserve">:804–810. doi:10.1021/ci950223m.</w:t>
       </w:r>
       <w:bookmarkEnd w:id="180"/>
     </w:p>
@@ -32057,9 +32074,9 @@
         </w:numPr>
         <w:ind w:left="180" w:hanging="180"/>
       </w:pPr>
-      <w:bookmarkStart w:id="181" w:name="ref-klapotke2017nitrogen"/>
-      <w:r>
-        <w:t xml:space="preserve">Klapötke, T. M.</w:t>
+      <w:bookmarkStart w:id="181" w:name="ref-huang2021applying"/>
+      <w:r>
+        <w:t xml:space="preserve">Huang, X. et al. (2021). Applying Machine Learning to Balance Performance and Stability of High Energy Density Materials.</w:t>
       </w:r>
       <w:r>
         <w:t xml:space="preserve"> </w:t>
@@ -32069,10 +32086,10 @@
           <w:i/>
           <w:iCs/>
         </w:rPr>
-        <w:t xml:space="preserve">Chemistry of High-Energy Materials</w:t>
-      </w:r>
-      <w:r>
-        <w:t xml:space="preserve">, 5th ed. (de Gruyter, 2019). doi:10.1515/9783110624571.</w:t>
+        <w:t xml:space="preserve">iScience 24</w:t>
+      </w:r>
+      <w:r>
+        <w:t xml:space="preserve">:102240.</w:t>
       </w:r>
       <w:bookmarkEnd w:id="181"/>
     </w:p>
@@ -32085,9 +32102,9 @@
         </w:numPr>
         <w:ind w:left="180" w:hanging="180"/>
       </w:pPr>
-      <w:bookmarkStart w:id="182" w:name="ref-griffiths2020constrained"/>
-      <w:r>
-        <w:t xml:space="preserve">Griffiths, R.-R., &amp; Hernández-Lobato, J. M. (2020). Constrained Bayesian optimization for automatic chemical design using variational autoencoders.</w:t>
+      <w:bookmarkStart w:id="182" w:name="ref-klapotke2017nitrogen"/>
+      <w:r>
+        <w:t xml:space="preserve">Klapötke, T. M.</w:t>
       </w:r>
       <w:r>
         <w:t xml:space="preserve"> </w:t>
@@ -32097,10 +32114,10 @@
           <w:i/>
           <w:iCs/>
         </w:rPr>
-        <w:t xml:space="preserve">Chem. Sci. 11(2)</w:t>
-      </w:r>
-      <w:r>
-        <w:t xml:space="preserve">:577–586. doi:10.1039/C9SC04026A.</w:t>
+        <w:t xml:space="preserve">Chemistry of High-Energy Materials</w:t>
+      </w:r>
+      <w:r>
+        <w:t xml:space="preserve">, 5th ed. (de Gruyter, 2019). doi:10.1515/9783110624571.</w:t>
       </w:r>
       <w:bookmarkEnd w:id="182"/>
     </w:p>
@@ -32113,9 +32130,9 @@
         </w:numPr>
         <w:ind w:left="180" w:hanging="180"/>
       </w:pPr>
-      <w:bookmarkStart w:id="183" w:name="ref-npjcompmat2025"/>
-      <w:r>
-        <w:t xml:space="preserve">Liu, J., et al. (2025). De novo multi-objective generation framework for energetic materials with trading off energy and stability.</w:t>
+      <w:bookmarkStart w:id="183" w:name="ref-griffiths2020constrained"/>
+      <w:r>
+        <w:t xml:space="preserve">Griffiths, R.-R., &amp; Hernández-Lobato, J. M. (2020). Constrained Bayesian optimization for automatic chemical design using variational autoencoders.</w:t>
       </w:r>
       <w:r>
         <w:t xml:space="preserve"> </w:t>
@@ -32125,10 +32142,10 @@
           <w:i/>
           <w:iCs/>
         </w:rPr>
-        <w:t xml:space="preserve">npj Computational Materials</w:t>
-      </w:r>
-      <w:r>
-        <w:t xml:space="preserve">. doi:10.1038/s41524-025-01845-6.</w:t>
+        <w:t xml:space="preserve">Chem. Sci. 11(2)</w:t>
+      </w:r>
+      <w:r>
+        <w:t xml:space="preserve">:577–586. doi:10.1039/C9SC04026A.</w:t>
       </w:r>
       <w:bookmarkEnd w:id="183"/>
     </w:p>
@@ -32141,9 +32158,9 @@
         </w:numPr>
         <w:ind w:left="180" w:hanging="180"/>
       </w:pPr>
-      <w:bookmarkStart w:id="184" w:name="ref-yang2019chemprop"/>
-      <w:r>
-        <w:t xml:space="preserve">Yang, K. et al. (2019). Analyzing Learned Molecular Representations for Property Prediction.</w:t>
+      <w:bookmarkStart w:id="184" w:name="ref-npjcompmat2025"/>
+      <w:r>
+        <w:t xml:space="preserve">Liu, J., et al. (2025). De novo multi-objective generation framework for energetic materials with trading off energy and stability.</w:t>
       </w:r>
       <w:r>
         <w:t xml:space="preserve"> </w:t>
@@ -32153,10 +32170,10 @@
           <w:i/>
           <w:iCs/>
         </w:rPr>
-        <w:t xml:space="preserve">J. Chem. Inf. Model. 59(8)</w:t>
-      </w:r>
-      <w:r>
-        <w:t xml:space="preserve">:3370–3388. doi:10.1021/acs.jcim.9b00237.</w:t>
+        <w:t xml:space="preserve">npj Computational Materials</w:t>
+      </w:r>
+      <w:r>
+        <w:t xml:space="preserve">. doi:10.1038/s41524-025-01845-6.</w:t>
       </w:r>
       <w:bookmarkEnd w:id="184"/>
     </w:p>
@@ -32169,9 +32186,9 @@
         </w:numPr>
         <w:ind w:left="180" w:hanging="180"/>
       </w:pPr>
-      <w:bookmarkStart w:id="185" w:name="ref-schutt2018schnet"/>
-      <w:r>
-        <w:t xml:space="preserve">Schütt, K. T., Sauceda, H. E., Kindermans, P.-J., Tkatchenko, A., &amp; Müller, K.-R. (2018). SchNet: A deep learning architecture for molecules and materials.</w:t>
+      <w:bookmarkStart w:id="185" w:name="ref-yang2019chemprop"/>
+      <w:r>
+        <w:t xml:space="preserve">Yang, K. et al. (2019). Analyzing Learned Molecular Representations for Property Prediction.</w:t>
       </w:r>
       <w:r>
         <w:t xml:space="preserve"> </w:t>
@@ -32181,10 +32198,10 @@
           <w:i/>
           <w:iCs/>
         </w:rPr>
-        <w:t xml:space="preserve">J. Chem. Phys. 148</w:t>
-      </w:r>
-      <w:r>
-        <w:t xml:space="preserve">:241722. doi:10.1063/1.5019779.</w:t>
+        <w:t xml:space="preserve">J. Chem. Inf. Model. 59(8)</w:t>
+      </w:r>
+      <w:r>
+        <w:t xml:space="preserve">:3370–3388. doi:10.1021/acs.jcim.9b00237.</w:t>
       </w:r>
       <w:bookmarkEnd w:id="185"/>
     </w:p>
@@ -32197,9 +32214,9 @@
         </w:numPr>
         <w:ind w:left="180" w:hanging="180"/>
       </w:pPr>
-      <w:bookmarkStart w:id="186" w:name="ref-qiao2020orbnet"/>
-      <w:r>
-        <w:t xml:space="preserve">Qiao, Z., Welborn, M., Anandkumar, A., Manby, F. R., &amp; Miller III, T. F. (2020). OrbNet: Deep learning for quantum chemistry using symmetry-adapted atomic-orbital features.</w:t>
+      <w:bookmarkStart w:id="186" w:name="ref-schutt2018schnet"/>
+      <w:r>
+        <w:t xml:space="preserve">Schütt, K. T., Sauceda, H. E., Kindermans, P.-J., Tkatchenko, A., &amp; Müller, K.-R. (2018). SchNet: A deep learning architecture for molecules and materials.</w:t>
       </w:r>
       <w:r>
         <w:t xml:space="preserve"> </w:t>
@@ -32209,10 +32226,10 @@
           <w:i/>
           <w:iCs/>
         </w:rPr>
-        <w:t xml:space="preserve">J. Chem. Phys. 153</w:t>
-      </w:r>
-      <w:r>
-        <w:t xml:space="preserve">:124111. doi:10.1063/5.0021955.</w:t>
+        <w:t xml:space="preserve">J. Chem. Phys. 148</w:t>
+      </w:r>
+      <w:r>
+        <w:t xml:space="preserve">:241722. doi:10.1063/1.5019779.</w:t>
       </w:r>
       <w:bookmarkEnd w:id="186"/>
     </w:p>
@@ -32225,9 +32242,9 @@
         </w:numPr>
         <w:ind w:left="180" w:hanging="180"/>
       </w:pPr>
-      <w:bookmarkStart w:id="187" w:name="ref-polykovskiy2020moses"/>
-      <w:r>
-        <w:t xml:space="preserve">Polykovskiy, D. et al. (2020). Molecular Sets (MOSES): A Benchmarking Platform for Molecular Generation Models.</w:t>
+      <w:bookmarkStart w:id="187" w:name="ref-qiao2020orbnet"/>
+      <w:r>
+        <w:t xml:space="preserve">Qiao, Z., Welborn, M., Anandkumar, A., Manby, F. R., &amp; Miller III, T. F. (2020). OrbNet: Deep learning for quantum chemistry using symmetry-adapted atomic-orbital features.</w:t>
       </w:r>
       <w:r>
         <w:t xml:space="preserve"> </w:t>
@@ -32237,10 +32254,10 @@
           <w:i/>
           <w:iCs/>
         </w:rPr>
-        <w:t xml:space="preserve">Frontiers in Pharmacology 11</w:t>
-      </w:r>
-      <w:r>
-        <w:t xml:space="preserve">:565644. doi:10.3389/fphar.2020.565644.</w:t>
+        <w:t xml:space="preserve">J. Chem. Phys. 153</w:t>
+      </w:r>
+      <w:r>
+        <w:t xml:space="preserve">:124111. doi:10.1063/5.0021955.</w:t>
       </w:r>
       <w:bookmarkEnd w:id="187"/>
     </w:p>
@@ -32253,9 +32270,9 @@
         </w:numPr>
         <w:ind w:left="180" w:hanging="180"/>
       </w:pPr>
-      <w:bookmarkStart w:id="188" w:name="ref-brown2019guacamol"/>
-      <w:r>
-        <w:t xml:space="preserve">Brown, N., Fiscato, M., Segler, M. H. S., &amp; Vaucher, A. C. (2019). GuacaMol: Benchmarking Models for de Novo Molecular Design.</w:t>
+      <w:bookmarkStart w:id="188" w:name="ref-polykovskiy2020moses"/>
+      <w:r>
+        <w:t xml:space="preserve">Polykovskiy, D. et al. (2020). Molecular Sets (MOSES): A Benchmarking Platform for Molecular Generation Models.</w:t>
       </w:r>
       <w:r>
         <w:t xml:space="preserve"> </w:t>
@@ -32265,10 +32282,10 @@
           <w:i/>
           <w:iCs/>
         </w:rPr>
-        <w:t xml:space="preserve">J. Chem. Inf. Model. 59(3)</w:t>
-      </w:r>
-      <w:r>
-        <w:t xml:space="preserve">:1096–1108. doi:10.1021/acs.jcim.8b00839.</w:t>
+        <w:t xml:space="preserve">Frontiers in Pharmacology 11</w:t>
+      </w:r>
+      <w:r>
+        <w:t xml:space="preserve">:565644. doi:10.3389/fphar.2020.565644.</w:t>
       </w:r>
       <w:bookmarkEnd w:id="188"/>
     </w:p>
@@ -32281,9 +32298,9 @@
         </w:numPr>
         <w:ind w:left="180" w:hanging="180"/>
       </w:pPr>
-      <w:bookmarkStart w:id="189" w:name="ref-preuer2018fcd"/>
-      <w:r>
-        <w:t xml:space="preserve">Preuer, K., Renz, P., Unterthiner, T., Hochreiter, S., &amp; Klambauer, G. (2018). Fréchet ChemNet Distance: A Metric for Generative Models for Molecules in Drug Discovery.</w:t>
+      <w:bookmarkStart w:id="189" w:name="ref-brown2019guacamol"/>
+      <w:r>
+        <w:t xml:space="preserve">Brown, N., Fiscato, M., Segler, M. H. S., &amp; Vaucher, A. C. (2019). GuacaMol: Benchmarking Models for de Novo Molecular Design.</w:t>
       </w:r>
       <w:r>
         <w:t xml:space="preserve"> </w:t>
@@ -32293,10 +32310,10 @@
           <w:i/>
           <w:iCs/>
         </w:rPr>
-        <w:t xml:space="preserve">J. Chem. Inf. Model. 58(9)</w:t>
-      </w:r>
-      <w:r>
-        <w:t xml:space="preserve">:1736–1741.</w:t>
+        <w:t xml:space="preserve">J. Chem. Inf. Model. 59(3)</w:t>
+      </w:r>
+      <w:r>
+        <w:t xml:space="preserve">:1096–1108. doi:10.1021/acs.jcim.8b00839.</w:t>
       </w:r>
       <w:bookmarkEnd w:id="189"/>
     </w:p>
@@ -32309,9 +32326,9 @@
         </w:numPr>
         <w:ind w:left="180" w:hanging="180"/>
       </w:pPr>
-      <w:bookmarkStart w:id="190" w:name="ref-reymond2015gdb"/>
-      <w:r>
-        <w:t xml:space="preserve">Reymond, J.-L. (2015). The chemical space project.</w:t>
+      <w:bookmarkStart w:id="190" w:name="ref-preuer2018fcd"/>
+      <w:r>
+        <w:t xml:space="preserve">Preuer, K., Renz, P., Unterthiner, T., Hochreiter, S., &amp; Klambauer, G. (2018). Fréchet ChemNet Distance: A Metric for Generative Models for Molecules in Drug Discovery.</w:t>
       </w:r>
       <w:r>
         <w:t xml:space="preserve"> </w:t>
@@ -32321,10 +32338,10 @@
           <w:i/>
           <w:iCs/>
         </w:rPr>
-        <w:t xml:space="preserve">Acc. Chem. Res. 48(3)</w:t>
-      </w:r>
-      <w:r>
-        <w:t xml:space="preserve">:722–730.</w:t>
+        <w:t xml:space="preserve">J. Chem. Inf. Model. 58(9)</w:t>
+      </w:r>
+      <w:r>
+        <w:t xml:space="preserve">:1736–1741.</w:t>
       </w:r>
       <w:bookmarkEnd w:id="190"/>
     </w:p>
@@ -32337,9 +32354,9 @@
         </w:numPr>
         <w:ind w:left="180" w:hanging="180"/>
       </w:pPr>
-      <w:bookmarkStart w:id="191" w:name="ref-sterling2015zinc"/>
-      <w:r>
-        <w:t xml:space="preserve">Sterling, T., &amp; Irwin, J. J. (2015). ZINC 15: Ligand Discovery for Everyone.</w:t>
+      <w:bookmarkStart w:id="191" w:name="ref-reymond2015gdb"/>
+      <w:r>
+        <w:t xml:space="preserve">Reymond, J.-L. (2015). The chemical space project.</w:t>
       </w:r>
       <w:r>
         <w:t xml:space="preserve"> </w:t>
@@ -32349,10 +32366,10 @@
           <w:i/>
           <w:iCs/>
         </w:rPr>
-        <w:t xml:space="preserve">J. Chem. Inf. Model. 55(11)</w:t>
-      </w:r>
-      <w:r>
-        <w:t xml:space="preserve">:2324–2337.</w:t>
+        <w:t xml:space="preserve">Acc. Chem. Res. 48(3)</w:t>
+      </w:r>
+      <w:r>
+        <w:t xml:space="preserve">:722–730.</w:t>
       </w:r>
       <w:bookmarkEnd w:id="191"/>
     </w:p>
@@ -32365,9 +32382,9 @@
         </w:numPr>
         <w:ind w:left="180" w:hanging="180"/>
       </w:pPr>
-      <w:bookmarkStart w:id="192" w:name="ref-ertl2009sa"/>
-      <w:r>
-        <w:t xml:space="preserve">Ertl, P., &amp; Schuffenhauer, A. (2009). Estimation of Synthetic Accessibility Score of Drug-Like Molecules Based on Molecular Complexity and Fragment Contributions.</w:t>
+      <w:bookmarkStart w:id="192" w:name="ref-sterling2015zinc"/>
+      <w:r>
+        <w:t xml:space="preserve">Sterling, T., &amp; Irwin, J. J. (2015). ZINC 15: Ligand Discovery for Everyone.</w:t>
       </w:r>
       <w:r>
         <w:t xml:space="preserve"> </w:t>
@@ -32377,10 +32394,10 @@
           <w:i/>
           <w:iCs/>
         </w:rPr>
-        <w:t xml:space="preserve">J. Cheminform. 1</w:t>
-      </w:r>
-      <w:r>
-        <w:t xml:space="preserve">:8.</w:t>
+        <w:t xml:space="preserve">J. Chem. Inf. Model. 55(11)</w:t>
+      </w:r>
+      <w:r>
+        <w:t xml:space="preserve">:2324–2337.</w:t>
       </w:r>
       <w:bookmarkEnd w:id="192"/>
     </w:p>
@@ -32393,9 +32410,9 @@
         </w:numPr>
         <w:ind w:left="180" w:hanging="180"/>
       </w:pPr>
-      <w:bookmarkStart w:id="193" w:name="ref-coley2018scscore"/>
-      <w:r>
-        <w:t xml:space="preserve">Coley, C. W., Rogers, L., Green, W. H., &amp; Jensen, K. F. (2018). SCScore: Synthetic Complexity Learned from a Reaction Corpus.</w:t>
+      <w:bookmarkStart w:id="193" w:name="ref-ertl2009sa"/>
+      <w:r>
+        <w:t xml:space="preserve">Ertl, P., &amp; Schuffenhauer, A. (2009). Estimation of Synthetic Accessibility Score of Drug-Like Molecules Based on Molecular Complexity and Fragment Contributions.</w:t>
       </w:r>
       <w:r>
         <w:t xml:space="preserve"> </w:t>
@@ -32405,10 +32422,10 @@
           <w:i/>
           <w:iCs/>
         </w:rPr>
-        <w:t xml:space="preserve">J. Chem. Inf. Model. 58(2)</w:t>
-      </w:r>
-      <w:r>
-        <w:t xml:space="preserve">:252–261.</w:t>
+        <w:t xml:space="preserve">J. Cheminform. 1</w:t>
+      </w:r>
+      <w:r>
+        <w:t xml:space="preserve">:8.</w:t>
       </w:r>
       <w:bookmarkEnd w:id="193"/>
     </w:p>
@@ -32421,9 +32438,9 @@
         </w:numPr>
         <w:ind w:left="180" w:hanging="180"/>
       </w:pPr>
-      <w:bookmarkStart w:id="194" w:name="ref-rogers1960computer"/>
-      <w:r>
-        <w:t xml:space="preserve">Rogers, D. J., &amp; Tanimoto, T. T. (1960). A Computer Program for Classifying Plants.</w:t>
+      <w:bookmarkStart w:id="194" w:name="ref-coley2018scscore"/>
+      <w:r>
+        <w:t xml:space="preserve">Coley, C. W., Rogers, L., Green, W. H., &amp; Jensen, K. F. (2018). SCScore: Synthetic Complexity Learned from a Reaction Corpus.</w:t>
       </w:r>
       <w:r>
         <w:t xml:space="preserve"> </w:t>
@@ -32433,10 +32450,10 @@
           <w:i/>
           <w:iCs/>
         </w:rPr>
-        <w:t xml:space="preserve">Science 132(3434)</w:t>
-      </w:r>
-      <w:r>
-        <w:t xml:space="preserve">:1115–1118.</w:t>
+        <w:t xml:space="preserve">J. Chem. Inf. Model. 58(2)</w:t>
+      </w:r>
+      <w:r>
+        <w:t xml:space="preserve">:252–261.</w:t>
       </w:r>
       <w:bookmarkEnd w:id="194"/>
     </w:p>
@@ -32449,9 +32466,9 @@
         </w:numPr>
         <w:ind w:left="180" w:hanging="180"/>
       </w:pPr>
-      <w:bookmarkStart w:id="195" w:name="ref-bannwarth2019gfn2"/>
-      <w:r>
-        <w:t xml:space="preserve">Bannwarth, C., Ehlert, S., &amp; Grimme, S. (2019). GFN2-xTB: An Accurate and Broadly Parametrized Self-Consistent Tight-Binding Quantum Chemical Method with Multipole Electrostatics and Density-Dependent Dispersion Contributions.</w:t>
+      <w:bookmarkStart w:id="195" w:name="ref-rogers1960computer"/>
+      <w:r>
+        <w:t xml:space="preserve">Rogers, D. J., &amp; Tanimoto, T. T. (1960). A Computer Program for Classifying Plants.</w:t>
       </w:r>
       <w:r>
         <w:t xml:space="preserve"> </w:t>
@@ -32461,10 +32478,10 @@
           <w:i/>
           <w:iCs/>
         </w:rPr>
-        <w:t xml:space="preserve">J. Chem. Theory Comput. 15(3)</w:t>
-      </w:r>
-      <w:r>
-        <w:t xml:space="preserve">:1652–1671. doi:10.1021/acs.jctc.8b01176.</w:t>
+        <w:t xml:space="preserve">Science 132(3434)</w:t>
+      </w:r>
+      <w:r>
+        <w:t xml:space="preserve">:1115–1118.</w:t>
       </w:r>
       <w:bookmarkEnd w:id="195"/>
     </w:p>
@@ -32477,9 +32494,9 @@
         </w:numPr>
         <w:ind w:left="180" w:hanging="180"/>
       </w:pPr>
-      <w:bookmarkStart w:id="196" w:name="ref-sun2020pyscf"/>
-      <w:r>
-        <w:t xml:space="preserve">Sun, Q., Zhang, X., Banerjee, S., Bao, P., et al. (2020). Recent developments in the PySCF program package.</w:t>
+      <w:bookmarkStart w:id="196" w:name="ref-bannwarth2019gfn2"/>
+      <w:r>
+        <w:t xml:space="preserve">Bannwarth, C., Ehlert, S., &amp; Grimme, S. (2019). GFN2-xTB: An Accurate and Broadly Parametrized Self-Consistent Tight-Binding Quantum Chemical Method with Multipole Electrostatics and Density-Dependent Dispersion Contributions.</w:t>
       </w:r>
       <w:r>
         <w:t xml:space="preserve"> </w:t>
@@ -32489,10 +32506,10 @@
           <w:i/>
           <w:iCs/>
         </w:rPr>
-        <w:t xml:space="preserve">J. Chem. Phys. 153</w:t>
-      </w:r>
-      <w:r>
-        <w:t xml:space="preserve">:024109. doi:10.1063/5.0006074.</w:t>
+        <w:t xml:space="preserve">J. Chem. Theory Comput. 15(3)</w:t>
+      </w:r>
+      <w:r>
+        <w:t xml:space="preserve">:1652–1671. doi:10.1021/acs.jctc.8b01176.</w:t>
       </w:r>
       <w:bookmarkEnd w:id="196"/>
     </w:p>
@@ -32505,9 +32522,9 @@
         </w:numPr>
         <w:ind w:left="180" w:hanging="180"/>
       </w:pPr>
-      <w:bookmarkStart w:id="197" w:name="ref-genheden2020aizynth"/>
-      <w:r>
-        <w:t xml:space="preserve">Genheden, S., Thakkar, A., Chadimová, V., Reymond, J.-L., Engkvist, O., &amp; Bjerrum, E. J. (2020). AiZynthFinder: a fast, robust and flexible open-source software for retrosynthetic planning.</w:t>
+      <w:bookmarkStart w:id="197" w:name="ref-sun2020pyscf"/>
+      <w:r>
+        <w:t xml:space="preserve">Sun, Q., Zhang, X., Banerjee, S., Bao, P., et al. (2020). Recent developments in the PySCF program package.</w:t>
       </w:r>
       <w:r>
         <w:t xml:space="preserve"> </w:t>
@@ -32517,10 +32534,10 @@
           <w:i/>
           <w:iCs/>
         </w:rPr>
-        <w:t xml:space="preserve">Journal of Cheminformatics 12</w:t>
-      </w:r>
-      <w:r>
-        <w:t xml:space="preserve">:70. doi:10.1186/s13321-020-00472-1.</w:t>
+        <w:t xml:space="preserve">J. Chem. Phys. 153</w:t>
+      </w:r>
+      <w:r>
+        <w:t xml:space="preserve">:024109. doi:10.1063/5.0006074.</w:t>
       </w:r>
       <w:bookmarkEnd w:id="197"/>
     </w:p>
@@ -32533,9 +32550,9 @@
         </w:numPr>
         <w:ind w:left="180" w:hanging="180"/>
       </w:pPr>
-      <w:bookmarkStart w:id="198" w:name="ref-goerigk2017benchmark"/>
-      <w:r>
-        <w:t xml:space="preserve">Goerigk, L., Hansen, A., Bauer, C., Ehrlich, S., Najibi, A., &amp; Grimme, S. (2017). A look at the density functional theory zoo with the advanced GMTKN55 database for general main group thermochemistry, kinetics and noncovalent interactions.</w:t>
+      <w:bookmarkStart w:id="198" w:name="ref-genheden2020aizynth"/>
+      <w:r>
+        <w:t xml:space="preserve">Genheden, S., Thakkar, A., Chadimová, V., Reymond, J.-L., Engkvist, O., &amp; Bjerrum, E. J. (2020). AiZynthFinder: a fast, robust and flexible open-source software for retrosynthetic planning.</w:t>
       </w:r>
       <w:r>
         <w:t xml:space="preserve"> </w:t>
@@ -32545,10 +32562,10 @@
           <w:i/>
           <w:iCs/>
         </w:rPr>
-        <w:t xml:space="preserve">Phys. Chem. Chem. Phys. 19(48)</w:t>
-      </w:r>
-      <w:r>
-        <w:t xml:space="preserve">:32184–32215. doi:10.1039/C7CP04913G.</w:t>
+        <w:t xml:space="preserve">Journal of Cheminformatics 12</w:t>
+      </w:r>
+      <w:r>
+        <w:t xml:space="preserve">:70. doi:10.1186/s13321-020-00472-1.</w:t>
       </w:r>
       <w:bookmarkEnd w:id="198"/>
     </w:p>
@@ -32561,9 +32578,9 @@
         </w:numPr>
         <w:ind w:left="180" w:hanging="180"/>
       </w:pPr>
-      <w:bookmarkStart w:id="199" w:name="ref-sabatini2018"/>
-      <w:r>
-        <w:t xml:space="preserve">Sabatini, J. J., &amp; Oyler, K. D. (2016). Recent Advances in the Synthesis of High Explosive Materials.</w:t>
+      <w:bookmarkStart w:id="199" w:name="ref-goerigk2017benchmark"/>
+      <w:r>
+        <w:t xml:space="preserve">Goerigk, L., Hansen, A., Bauer, C., Ehrlich, S., Najibi, A., &amp; Grimme, S. (2017). A look at the density functional theory zoo with the advanced GMTKN55 database for general main group thermochemistry, kinetics and noncovalent interactions.</w:t>
       </w:r>
       <w:r>
         <w:t xml:space="preserve"> </w:t>
@@ -32573,13 +32590,10 @@
           <w:i/>
           <w:iCs/>
         </w:rPr>
-        <w:t xml:space="preserve">Crystals</w:t>
-      </w:r>
-      <w:r>
-        <w:t xml:space="preserve"> </w:t>
-      </w:r>
-      <w:r>
-        <w:t xml:space="preserve">6(1):5. doi:10.3390/cryst6010005.</w:t>
+        <w:t xml:space="preserve">Phys. Chem. Chem. Phys. 19(48)</w:t>
+      </w:r>
+      <w:r>
+        <w:t xml:space="preserve">:32184–32215. doi:10.1039/C7CP04913G.</w:t>
       </w:r>
       <w:bookmarkEnd w:id="199"/>
     </w:p>
@@ -32592,9 +32606,9 @@
         </w:numPr>
         <w:ind w:left="180" w:hanging="180"/>
       </w:pPr>
-      <w:bookmarkStart w:id="200" w:name="ref-konnov2025nitroisoxazole"/>
-      <w:r>
-        <w:t xml:space="preserve">Konnov, A. A., Lisyutkin, A. D., Vinogradov, D. B., Nazarova, A. A., Pivkina, A. N., &amp; Fershtat, L. L. (2025). Synthesis of 4-Nitroisoxazole-Based Energetic Materials.</w:t>
+      <w:bookmarkStart w:id="200" w:name="ref-sabatini2018"/>
+      <w:r>
+        <w:t xml:space="preserve">Sabatini, J. J., &amp; Oyler, K. D. (2016). Recent Advances in the Synthesis of High Explosive Materials.</w:t>
       </w:r>
       <w:r>
         <w:t xml:space="preserve"> </w:t>
@@ -32604,10 +32618,13 @@
           <w:i/>
           <w:iCs/>
         </w:rPr>
-        <w:t xml:space="preserve">Org. Lett. 27(14)</w:t>
-      </w:r>
-      <w:r>
-        <w:t xml:space="preserve">:3795–3799. doi:10.1021/acs.orglett.5c01074.</w:t>
+        <w:t xml:space="preserve">Crystals</w:t>
+      </w:r>
+      <w:r>
+        <w:t xml:space="preserve"> </w:t>
+      </w:r>
+      <w:r>
+        <w:t xml:space="preserve">6(1):5. doi:10.3390/cryst6010005.</w:t>
       </w:r>
       <w:bookmarkEnd w:id="200"/>
     </w:p>
@@ -32620,9 +32637,9 @@
         </w:numPr>
         <w:ind w:left="180" w:hanging="180"/>
       </w:pPr>
-      <w:bookmarkStart w:id="201" w:name="ref-herve2010"/>
-      <w:r>
-        <w:t xml:space="preserve">Hervé, G., Roussel, C., &amp; Graindorge, H. (2010). Selective Preparation of 3,4,5-Trinitro-1H-pyrazole: A Stable All-Carbon-Substituted Trinitro Heterocycle, and Related Trinitroisoxazole Chemistry.</w:t>
+      <w:bookmarkStart w:id="201" w:name="ref-konnov2025nitroisoxazole"/>
+      <w:r>
+        <w:t xml:space="preserve">Konnov, A. A., Lisyutkin, A. D., Vinogradov, D. B., Nazarova, A. A., Pivkina, A. N., &amp; Fershtat, L. L. (2025). Synthesis of 4-Nitroisoxazole-Based Energetic Materials.</w:t>
       </w:r>
       <w:r>
         <w:t xml:space="preserve"> </w:t>
@@ -32632,10 +32649,10 @@
           <w:i/>
           <w:iCs/>
         </w:rPr>
-        <w:t xml:space="preserve">Angew. Chem. Int. Ed. 49(18)</w:t>
-      </w:r>
-      <w:r>
-        <w:t xml:space="preserve">:3177–3181. doi:10.1002/anie.201000764.</w:t>
+        <w:t xml:space="preserve">Org. Lett. 27(14)</w:t>
+      </w:r>
+      <w:r>
+        <w:t xml:space="preserve">:3795–3799. doi:10.1021/acs.orglett.5c01074.</w:t>
       </w:r>
       <w:bookmarkEnd w:id="201"/>
     </w:p>
@@ -32648,9 +32665,9 @@
         </w:numPr>
         <w:ind w:left="180" w:hanging="180"/>
       </w:pPr>
-      <w:bookmarkStart w:id="202" w:name="ref-kim2023pubchem"/>
-      <w:r>
-        <w:t xml:space="preserve">Kim, S. et al. (2023). PubChem 2023 Update.</w:t>
+      <w:bookmarkStart w:id="202" w:name="ref-herve2010"/>
+      <w:r>
+        <w:t xml:space="preserve">Hervé, G., Roussel, C., &amp; Graindorge, H. (2010). Selective Preparation of 3,4,5-Trinitro-1H-pyrazole: A Stable All-Carbon-Substituted Trinitro Heterocycle, and Related Trinitroisoxazole Chemistry.</w:t>
       </w:r>
       <w:r>
         <w:t xml:space="preserve"> </w:t>
@@ -32660,10 +32677,10 @@
           <w:i/>
           <w:iCs/>
         </w:rPr>
-        <w:t xml:space="preserve">Nucleic Acids Res. 51(D1)</w:t>
-      </w:r>
-      <w:r>
-        <w:t xml:space="preserve">:D1373–D1380.</w:t>
+        <w:t xml:space="preserve">Angew. Chem. Int. Ed. 49(18)</w:t>
+      </w:r>
+      <w:r>
+        <w:t xml:space="preserve">:3177–3181. doi:10.1002/anie.201000764.</w:t>
       </w:r>
       <w:bookmarkEnd w:id="202"/>
     </w:p>
@@ -32676,9 +32693,9 @@
         </w:numPr>
         <w:ind w:left="180" w:hanging="180"/>
       </w:pPr>
-      <w:bookmarkStart w:id="203" w:name="ref-csp-cgd-2023"/>
-      <w:r>
-        <w:t xml:space="preserve">Arnold, J. E., &amp; Day, G. M. (2023). Crystal Structure Prediction of Energetic Materials.</w:t>
+      <w:bookmarkStart w:id="203" w:name="ref-kim2023pubchem"/>
+      <w:r>
+        <w:t xml:space="preserve">Kim, S. et al. (2023). PubChem 2023 Update.</w:t>
       </w:r>
       <w:r>
         <w:t xml:space="preserve"> </w:t>
@@ -32688,10 +32705,10 @@
           <w:i/>
           <w:iCs/>
         </w:rPr>
-        <w:t xml:space="preserve">Crystal Growth &amp; Design</w:t>
-      </w:r>
-      <w:r>
-        <w:t xml:space="preserve">. doi:10.1021/acs.cgd.3c00706.</w:t>
+        <w:t xml:space="preserve">Nucleic Acids Res. 51(D1)</w:t>
+      </w:r>
+      <w:r>
+        <w:t xml:space="preserve">:D1373–D1380.</w:t>
       </w:r>
       <w:bookmarkEnd w:id="203"/>
     </w:p>
@@ -32704,9 +32721,9 @@
         </w:numPr>
         <w:ind w:left="180" w:hanging="180"/>
       </w:pPr>
-      <w:bookmarkStart w:id="204" w:name="ref-emdb"/>
-      <w:r>
-        <w:t xml:space="preserve">Hand-compilation of measured density, heat of formation, and detonation properties for ~3 000 known energetic CHNO compounds, assembled in this work from secondary literature compilations: Klapötke, T. M.</w:t>
+      <w:bookmarkStart w:id="204" w:name="ref-csp-cgd-2023"/>
+      <w:r>
+        <w:t xml:space="preserve">Arnold, J. E., &amp; Day, G. M. (2023). Crystal Structure Prediction of Energetic Materials.</w:t>
       </w:r>
       <w:r>
         <w:t xml:space="preserve"> </w:t>
@@ -32716,39 +32733,10 @@
           <w:i/>
           <w:iCs/>
         </w:rPr>
-        <w:t xml:space="preserve">Chemistry of High-Energy Materials</w:t>
-      </w:r>
-      <w:r>
-        <w:t xml:space="preserve">, 5th ed. (de Gruyter, 2019); Cooper, P. W.</w:t>
-      </w:r>
-      <w:r>
-        <w:t xml:space="preserve"> </w:t>
-      </w:r>
-      <w:r>
-        <w:rPr>
-          <w:i/>
-          <w:iCs/>
-        </w:rPr>
-        <w:t xml:space="preserve">Explosives Engineering</w:t>
-      </w:r>
-      <w:r>
-        <w:t xml:space="preserve"> </w:t>
-      </w:r>
-      <w:r>
-        <w:t xml:space="preserve">(Wiley-VCH, 1996); and Dobratz, B. M. &amp; Crawford, P. C.</w:t>
-      </w:r>
-      <w:r>
-        <w:t xml:space="preserve"> </w:t>
-      </w:r>
-      <w:r>
-        <w:rPr>
-          <w:i/>
-          <w:iCs/>
-        </w:rPr>
-        <w:t xml:space="preserve">LLNL Explosives Handbook: Properties of Chemical Explosives and Explosive Simulants</w:t>
-      </w:r>
-      <w:r>
-        <w:t xml:space="preserve">, UCRL-52997, Rev. 2 (Lawrence Livermore National Laboratory, 1985). Per-row provenance documented in Supplementary Section A.1.</w:t>
+        <w:t xml:space="preserve">Crystal Growth &amp; Design</w:t>
+      </w:r>
+      <w:r>
+        <w:t xml:space="preserve">. doi:10.1021/acs.cgd.3c00706.</w:t>
       </w:r>
       <w:bookmarkEnd w:id="204"/>
     </w:p>
@@ -32761,7 +32749,64 @@
         </w:numPr>
         <w:ind w:left="180" w:hanging="180"/>
       </w:pPr>
-      <w:bookmarkStart w:id="206" w:name="ref-landrum2024rdkit"/>
+      <w:bookmarkStart w:id="205" w:name="ref-emdb"/>
+      <w:r>
+        <w:t xml:space="preserve">Hand-compilation of measured density, heat of formation, and detonation properties for ~3 000 known energetic CHNO compounds, assembled in this work from secondary literature compilations: Klapötke, T. M.</w:t>
+      </w:r>
+      <w:r>
+        <w:t xml:space="preserve"> </w:t>
+      </w:r>
+      <w:r>
+        <w:rPr>
+          <w:i/>
+          <w:iCs/>
+        </w:rPr>
+        <w:t xml:space="preserve">Chemistry of High-Energy Materials</w:t>
+      </w:r>
+      <w:r>
+        <w:t xml:space="preserve">, 5th ed. (de Gruyter, 2019); Cooper, P. W.</w:t>
+      </w:r>
+      <w:r>
+        <w:t xml:space="preserve"> </w:t>
+      </w:r>
+      <w:r>
+        <w:rPr>
+          <w:i/>
+          <w:iCs/>
+        </w:rPr>
+        <w:t xml:space="preserve">Explosives Engineering</w:t>
+      </w:r>
+      <w:r>
+        <w:t xml:space="preserve"> </w:t>
+      </w:r>
+      <w:r>
+        <w:t xml:space="preserve">(Wiley-VCH, 1996); and Dobratz, B. M. &amp; Crawford, P. C.</w:t>
+      </w:r>
+      <w:r>
+        <w:t xml:space="preserve"> </w:t>
+      </w:r>
+      <w:r>
+        <w:rPr>
+          <w:i/>
+          <w:iCs/>
+        </w:rPr>
+        <w:t xml:space="preserve">LLNL Explosives Handbook: Properties of Chemical Explosives and Explosive Simulants</w:t>
+      </w:r>
+      <w:r>
+        <w:t xml:space="preserve">, UCRL-52997, Rev. 2 (Lawrence Livermore National Laboratory, 1985). Per-row provenance documented in Supplementary Section A.1.</w:t>
+      </w:r>
+      <w:bookmarkEnd w:id="205"/>
+    </w:p>
+    <w:p>
+      <w:pPr>
+        <w:pStyle w:val="MDPI81references"/>
+        <w:numPr>
+          <w:ilvl w:val="0"/>
+          <w:numId w:val="0"/>
+        </w:numPr>
+        <w:ind w:left="180" w:hanging="180"/>
+      </w:pPr>
+      <w:bookmarkStart w:id="207" w:name="ref-landrum2024rdkit"/>
       <w:r>
         <w:t xml:space="preserve">Landrum, G., &amp; contributors. RDKit: Open-source cheminformatics.</w:t>
       </w:r>
@@ -32779,7 +32824,7 @@
       <w:r>
         <w:t xml:space="preserve">.</w:t>
       </w:r>
-      <w:bookmarkEnd w:id="206"/>
+      <w:bookmarkEnd w:id="207"/>
     </w:p>
     <w:p>
       <w:pPr>
@@ -32790,7 +32835,7 @@
         </w:numPr>
         <w:ind w:left="180" w:hanging="180"/>
       </w:pPr>
-      <w:bookmarkStart w:id="207" w:name="ref-bruns2020watson"/>
+      <w:bookmarkStart w:id="208" w:name="ref-bruns2020watson"/>
       <w:r>
         <w:t xml:space="preserve">Bruns, R. F., &amp; Watson, I. A. (2012). Rules for identifying potentially reactive or promiscuous compounds.</w:t>
       </w:r>
@@ -32810,7 +32855,7 @@
       <w:r>
         <w:t xml:space="preserve">55(22):9763–9772. doi:10.1021/jm301008n. Used here as a SMARTS-based reactivity-demerit source.</w:t>
       </w:r>
-      <w:bookmarkEnd w:id="207"/>
+      <w:bookmarkEnd w:id="208"/>
     </w:p>
     <w:p>
       <w:pPr>
@@ -32821,7 +32866,7 @@
         </w:numPr>
         <w:ind w:left="180" w:hanging="180"/>
       </w:pPr>
-      <w:bookmarkStart w:id="209" w:name="ref-daylight-smarts"/>
+      <w:bookmarkStart w:id="210" w:name="ref-daylight-smarts"/>
       <w:r>
         <w:t xml:space="preserve">Daylight Chemical Information Systems. (2007). SMARTS: A Language for Describing Molecular Patterns. Daylight Theory Manual, Aliso Viejo, CA.</w:t>
       </w:r>
@@ -32839,7 +32884,7 @@
       <w:r>
         <w:t xml:space="preserve">. SMARTS = SMILES Arbitrary Target Specification: a pattern language extending SMILES that matches molecular substructures, used by RDKit and other cheminformatics toolkits to evaluate hard-reject catalogs (this work, Section 4.10).</w:t>
       </w:r>
-      <w:bookmarkEnd w:id="209"/>
+      <w:bookmarkEnd w:id="210"/>
     </w:p>
     <w:p>
       <w:pPr>

--- a/paper/molecules/molecules_paper.docx
+++ b/paper/molecules/molecules_paper.docx
@@ -1108,7 +1108,7 @@
           <w:b/>
           <w:bCs/>
         </w:rPr>
-        <w:t xml:space="preserve">DFT-validated novel HMX-class candidates.</w:t>
+        <w:t xml:space="preserve">DFT-validated novel leads in the HMX/PETN band (Kamlet–Jacobs relative ranking).</w:t>
       </w:r>
       <w:r>
         <w:t xml:space="preserve"> </w:t>
@@ -3391,7 +3391,7 @@
         <w:t xml:space="preserve"> </w:t>
       </w:r>
       <w:r>
-        <w:t xml:space="preserve">Eleven chem-pass DGLD leads (L1, L3, L4, L5, L9, L11, L13, L16, L18, L19, L20). Each card shows the RDKit 2D depiction, chemotype label, molecular formula, and 6-anchor-calibrated DFT/Kamlet–Jacobs (</w:t>
+        <w:t xml:space="preserve">Eleven chem-pass DGLD leads (L1, L3, L4, L5, L9, L11, L13, L16, L18, L19, L20). Each card shows the RDKit 2D depiction, chemotype label, molecular formula, and 6-anchor-calibrated DFT/Kamlet–Jacobs values (</w:t>
       </w:r>
       <m:oMath>
         <m:r>
@@ -3421,41 +3421,7 @@
         </m:r>
       </m:oMath>
       <w:r>
-        <w:t xml:space="preserve">) values. The dark circle (top-left) shows the Pareto rank within the merged top-100; “?” indicates a lead (L20) added from the pool=80k extension set and not assigned a top-100 rank. Top-5 leads (L1, L3–L5) additionally show composite score</w:t>
-      </w:r>
-      <w:r>
-        <w:t xml:space="preserve"> </w:t>
-      </w:r>
-      <m:oMath>
-        <m:r>
-          <m:t>S</m:t>
-        </m:r>
-      </m:oMath>
-      <w:r>
-        <w:t xml:space="preserve"> </w:t>
-      </w:r>
-      <w:r>
-        <w:t xml:space="preserve">and drop-weight impact sensitivity</w:t>
-      </w:r>
-      <w:r>
-        <w:t xml:space="preserve"> </w:t>
-      </w:r>
-      <m:oMath>
-        <m:sSub>
-          <m:e>
-            <m:r>
-              <m:t>h</m:t>
-            </m:r>
-          </m:e>
-          <m:sub>
-            <m:r>
-              <m:t>50</m:t>
-            </m:r>
-          </m:sub>
-        </m:sSub>
-      </m:oMath>
-      <w:r>
-        <w:t xml:space="preserve">. Border colour: green = xTB HOMO–LUMO gap</w:t>
+        <w:t xml:space="preserve">, HOF). The status bar reports the four validation gates: SMARTS pass, Pareto rank (“Pareto –” for L20, added from the pool=80k extension set and not assigned a top-100 rank), xTB HOMO–LUMO status, and DFT. Border and fill colour encode electronic stability: blue = xTB gap</w:t>
       </w:r>
       <w:r>
         <w:t xml:space="preserve"> </w:t>
@@ -3472,7 +3438,7 @@
         </m:r>
       </m:oMath>
       <w:r>
-        <w:t xml:space="preserve"> eV (electronic-stability pass); red = gap</w:t>
+        <w:t xml:space="preserve"> eV (pass); orange = gap</w:t>
       </w:r>
       <w:r>
         <w:t xml:space="preserve"> </w:t>
@@ -3489,7 +3455,7 @@
         </m:r>
       </m:oMath>
       <w:r>
-        <w:t xml:space="preserve"> eV (electronic-stability fail).</w:t>
+        <w:t xml:space="preserve"> eV (fail, L3/L16). The bottom-right marker is a filled circle (DFT-converged minimum) or a triangle (fail); the top-right asterisk flags the zwitterionic-nitro canonical-SMILES round-trip artefact (the original graph is recovered as a real DFT minimum).</w:t>
       </w:r>
     </w:p>
     <w:p>
@@ -5044,7 +5010,7 @@
         <w:t xml:space="preserve"> </w:t>
       </w:r>
       <w:r>
-        <w:t xml:space="preserve">threshold. Right: residual vs N-fraction with linear fit and Pearson</w:t>
+        <w:t xml:space="preserve">threshold. Right: per-lead residual vs N-fraction with linear fit (Pearson</w:t>
       </w:r>
       <w:r>
         <w:t xml:space="preserve"> </w:t>
@@ -5053,12 +5019,38 @@
         <m:r>
           <m:t>r</m:t>
         </m:r>
-      </m:oMath>
-      <w:r>
-        <w:t xml:space="preserve"> </w:t>
-      </w:r>
-      <w:r>
-        <w:t xml:space="preserve">(575-row Tier-A pool, see Table S12).</w:t>
+        <m:r>
+          <m:rPr>
+            <m:sty m:val="p"/>
+          </m:rPr>
+          <m:t>=</m:t>
+        </m:r>
+        <m:r>
+          <m:t>0.13</m:t>
+        </m:r>
+      </m:oMath>
+      <w:r>
+        <w:t xml:space="preserve"> </w:t>
+      </w:r>
+      <w:r>
+        <w:t xml:space="preserve">across the leads and reference compounds shown); the panel title reports the global 575-row Tier-A correlation (</w:t>
+      </w:r>
+      <m:oMath>
+        <m:r>
+          <m:t>r</m:t>
+        </m:r>
+        <m:r>
+          <m:rPr>
+            <m:sty m:val="p"/>
+          </m:rPr>
+          <m:t>=</m:t>
+        </m:r>
+        <m:r>
+          <m:t>0.43</m:t>
+        </m:r>
+      </m:oMath>
+      <w:r>
+        <w:t xml:space="preserve">, Table S12).</w:t>
       </w:r>
     </w:p>
     <w:p>
@@ -8864,7 +8856,7 @@
         <w:ind w:left="2608"/>
       </w:pPr>
       <w:r>
-        <w:t xml:space="preserve">Three audits frame the merged top-100 against PubChem, public USPTO retrosynthesis templates, and a scaffold-distinct E-set extension. A scaffold-diversity audit shows DGLD spans a chemotype distribution (the scaffold-distinct E-set extension, E1–E10: 10 DFT leads / 8 Bemis–Murcko scaffolds / 7 families), not a single isoxazole hit.</w:t>
+        <w:t xml:space="preserve">Three audits frame the merged top-100 against PubChem, public USPTO retrosynthesis templates, and a scaffold-distinct E-set extension. A scaffold-diversity audit shows DGLD spans a chemotype distribution (the scaffold-distinct E-set extension, E1–E10: 10 DFT-validated candidates (7 novel, 3 known) / 8 Bemis–Murcko scaffolds / 7 families), not a single isoxazole hit.</w:t>
       </w:r>
     </w:p>
     <w:p>
@@ -9542,7 +9534,7 @@
         <w:t xml:space="preserve"> </w:t>
       </w:r>
       <w:r>
-        <w:t xml:space="preserve">(Table 4). L4, L5, and the eight extension leads return zero productive routes within budget; reproduced at 5× budget (1000 MCTS iter, 1800 s) on L4/L5. The L1 disconnection sequence (electrophilic ring-nitration; Boc protection; DPPA-mediated Curtius rearrangement on 4,5-dinitro-1,2-isoxazole-3-carboxylic acid), its hazard caveats (acyl-azide intermediate at primary-explosive class), and the ZINC catalog gap on energetic-domain intermediates are documented in Supplementary Section D.14. The 1/11 hit rate quantifies a public-USPTO drug-domain template-database gap, not unsynthesisability of the candidates; an energetics-domain template extension is flagged as community follow-up in Section 3.</w:t>
+        <w:t xml:space="preserve">(Table 4). L4, L5, and the eight extension leads return zero productive routes within budget; reproduced at 5× budget (1000 MCTS iter, 1800 s) on L4/L5. The L1 disconnection sequence (electrophilic ring-nitration; Boc protection; diphenylphosphoryl azide (DPPA)-mediated Curtius rearrangement on 4,5-dinitro-1,2-isoxazole-3-carboxylic acid), its hazard caveats (acyl-azide intermediate at primary-explosive class), and the ZINC catalog gap on energetic-domain intermediates are documented in Supplementary Section D.14. The 1/11 hit rate quantifies a public-USPTO drug-domain template-database gap, not unsynthesisability of the candidates; an energetics-domain template extension is flagged as community follow-up in Section 3.</w:t>
       </w:r>
     </w:p>
     <w:p>
@@ -30100,7 +30092,7 @@
         <w:t xml:space="preserve"> </w:t>
       </w:r>
       <w:r>
-        <w:t xml:space="preserve">(operational novelty criterion for this pipeline; absolute scaffold novelty in the HEDM literature requires additional expert review); molecular-weight floor is 130 Da and the oxygen-balance cap is</w:t>
+        <w:t xml:space="preserve">(operational novelty criterion for this pipeline; absolute scaffold novelty in the high-energy-density-materials (HEDM) literature requires additional expert review); molecular-weight floor is 130 Da and the oxygen-balance cap is</w:t>
       </w:r>
       <w:r>
         <w:t xml:space="preserve"> </w:t>
@@ -30798,7 +30790,7 @@
         <w:t xml:space="preserve"> </w:t>
       </w:r>
       <w:r>
-        <w:t xml:space="preserve">from a chemotype family disjoint from the L1 isoxazole class, its recovery validates the sampler's scaffold reach rather than adding a novel lead, and its calibrated D is an upper bound pending thermal stability confirmation and a 1,2,3,5-oxatriazole-class DFT anchor (Section 3). L1 is a novel productive-quadrant lead, and the same sampling run independently recovered the known oxatriazole E1 from a distinct scaffold family, external evidence that DGLD's scaffold reach spans multiple chemotypes.</w:t>
+        <w:t xml:space="preserve">from a chemotype family disjoint from the L1 isoxazole class; its recovery validates the sampler's scaffold reach rather than adding a novel lead, and its calibrated D is an upper bound pending thermal stability confirmation and a 1,2,3,5-oxatriazole-class DFT anchor (Section 3).</w:t>
       </w:r>
     </w:p>
     <w:p>

--- a/paper/molecules/molecules_paper.docx
+++ b/paper/molecules/molecules_paper.docx
@@ -3673,7 +3673,7 @@
         <w:t xml:space="preserve"> </w:t>
       </w:r>
       <w:r>
-        <w:t xml:space="preserve">plane (Figure 2). Unguided single-objective ranking (without the gating layer) puts a polynitro-on-C2 model-cheat at the top; the gates correctly reject it (full SMARTS-trace and rejected-candidate property tabulation in Supplementary Section D.7).</w:t>
+        <w:t xml:space="preserve">plane (Figure 2). Unguided single-objective ranking (without the gating layer) puts a polynitro-on-C2 gaming molecule at the top; the gates correctly reject it (full SMARTS-trace and rejected-candidate property tabulation in Supplementary Section D.7).</w:t>
       </w:r>
     </w:p>
     <w:p xmlns:a="http://schemas.openxmlformats.org/drawingml/2006/main" xmlns:pic="http://schemas.openxmlformats.org/drawingml/2006/picture">
@@ -8794,7 +8794,7 @@
       <w:r>
         <w:t xml:space="preserve">The polynitroisoxazole family is established in the energetic-materials literature (</w:t>
       </w:r>
-      <w:hyperlink w:anchor="ref-sabatini2018">
+      <w:hyperlink w:anchor="ref-sabatini2016">
         <w:r>
           <w:rPr>
             <w:rStyle w:val="Hyperlink"/>
@@ -18367,7 +18367,7 @@
                 <w:sz w:val="18"/>
                 <w:szCs w:val="18"/>
               </w:rPr>
-              <w:t xml:space="preserve">Worst-offender model-cheat (gem-tetranitro) demoted by −0.10 absolute at 918; required for steer-off.</w:t>
+              <w:t xml:space="preserve">Worst-offender gaming molecule (gem-tetranitro) demoted by −0.10 absolute at 918; required for steer-off.</w:t>
             </w:r>
           </w:p>
         </w:tc>
@@ -26371,7 +26371,7 @@
         <w:ind w:left="2608"/>
       </w:pPr>
       <w:r>
-        <w:t xml:space="preserve">Round-0 viability labels combine SMARTS pass/fail with a Random Forest classifier trained on (energetic corpus, ZINC drug-like), a coarse two-class boundary. Self-distillation closes the gap between that boundary and the latent regions the diffusion sampler actually inhabits, by mining the model's own false-positive cheats and re-feeding them as labelled hard negatives.</w:t>
+        <w:t xml:space="preserve">Round-0 viability labels combine SMARTS pass/fail with a Random Forest classifier trained on (energetic corpus, ZINC drug-like), a coarse two-class boundary. Self-distillation closes the gap between that boundary and the latent regions the diffusion sampler actually inhabits, by mining the model's own surrogate-gaming false positives and re-feeding them as labelled hard negatives.</w:t>
       </w:r>
     </w:p>
     <w:p>
@@ -26600,7 +26600,7 @@
         <w:ind w:left="2608"/>
       </w:pPr>
       <w:r>
-        <w:t xml:space="preserve">The stopping criterion is shown in the right-margin box of Figure 19: a held-out probe (7 anchors {RDX, HMX, TNT, FOX-7, PETN, TATB, NTO} and 5 cheats) must show every anchor at</w:t>
+        <w:t xml:space="preserve">The stopping criterion is shown in the right-margin box of Figure 19: a held-out probe (7 anchors {RDX, HMX, TNT, FOX-7, PETN, TATB, NTO} and 5 gaming molecules) must show every anchor at</w:t>
       </w:r>
       <w:r>
         <w:t xml:space="preserve"> </w:t>
@@ -26614,7 +26614,7 @@
         </m:r>
       </m:oMath>
       <w:r>
-        <w:t xml:space="preserve"> 0.86 AND every cheat at</w:t>
+        <w:t xml:space="preserve"> 0.86 AND every gaming molecule at</w:t>
       </w:r>
       <w:r>
         <w:t xml:space="preserve"> </w:t>
@@ -29922,7 +29922,7 @@
         </m:r>
       </m:oMath>
       <w:r>
-        <w:t xml:space="preserve"> 0.86 and every cheat at</w:t>
+        <w:t xml:space="preserve"> 0.86 and every gaming molecule at</w:t>
       </w:r>
       <w:r>
         <w:t xml:space="preserve"> </w:t>
@@ -29936,7 +29936,7 @@
         </m:r>
       </m:oMath>
       <w:r>
-        <w:t xml:space="preserve"> 0.84; the production budget-918 checkpoint is round 2 of self-distillation (round 0 = score-model trained on corpus only with Random-Forest-derived viability labels and 0 hard negatives, round 1 = corpus + 137 mined hard negatives, round 2 = corpus + 918 cumulative hard negatives + aromatic-heterocycle boost), the configuration that demotes the worst model-cheat (gem-tetranitro) furthest, to viability 0.74. The hard-negative count (918) is the cumulative round-2 mining yield, not a tuned target.</w:t>
+        <w:t xml:space="preserve"> 0.84; the production budget-918 checkpoint is round 2 of self-distillation (round 0 = score-model trained on corpus only with Random-Forest-derived viability labels and 0 hard negatives, round 1 = corpus + 137 mined hard negatives, round 2 = corpus + 918 cumulative hard negatives + aromatic-heterocycle boost), the configuration that demotes the worst gaming molecule (gem-tetranitro) furthest, to viability 0.74. The hard-negative count (918) is the cumulative round-2 mining yield, not a tuned target.</w:t>
       </w:r>
     </w:p>
     <w:p>
@@ -30899,6 +30899,286 @@
         <w:ind w:left="2608"/>
       </w:pPr>
       <w:r>
+        <w:t xml:space="preserve">Supplementary Materials</w:t>
+      </w:r>
+    </w:p>
+    <w:p>
+      <w:pPr>
+        <w:pStyle w:val="MDPI32textnoindent"/>
+        <w:ind w:left="2608"/>
+      </w:pPr>
+      <w:r>
+        <w:t xml:space="preserve">The following supporting information can be downloaded alongside this article: Supplementary</w:t>
+      </w:r>
+      <w:r>
+        <w:t xml:space="preserve"> </w:t>
+      </w:r>
+      <w:r>
+        <w:t xml:space="preserve">Information (Appendix A–F) containing full dataset provenance, complete model architecture and</w:t>
+      </w:r>
+      <w:r>
+        <w:t xml:space="preserve"> </w:t>
+      </w:r>
+      <w:r>
+        <w:t xml:space="preserve">hyperparameter tables, the first-principles (DFT) methodology and uncertainty bounds, reproducibility</w:t>
+      </w:r>
+      <w:r>
+        <w:t xml:space="preserve"> </w:t>
+      </w:r>
+      <w:r>
+        <w:t xml:space="preserve">details and extended ablations, baseline-method example outputs, and the detailed per-condition</w:t>
+      </w:r>
+      <w:r>
+        <w:t xml:space="preserve"> </w:t>
+      </w:r>
+      <w:r>
+        <w:t xml:space="preserve">ablations. File:</w:t>
+      </w:r>
+      <w:r>
+        <w:t xml:space="preserve"> </w:t>
+      </w:r>
+      <w:r>
+        <w:rPr>
+          <w:rStyle w:val="VerbatimChar"/>
+        </w:rPr>
+        <w:t xml:space="preserve">molecules_paper_SI.html</w:t>
+      </w:r>
+      <w:r>
+        <w:t xml:space="preserve"> </w:t>
+      </w:r>
+      <w:r>
+        <w:t xml:space="preserve">(compiled to</w:t>
+      </w:r>
+      <w:r>
+        <w:t xml:space="preserve"> </w:t>
+      </w:r>
+      <w:r>
+        <w:rPr>
+          <w:rStyle w:val="VerbatimChar"/>
+        </w:rPr>
+        <w:t xml:space="preserve">molecules_paper_SI.docx</w:t>
+      </w:r>
+      <w:r>
+        <w:t xml:space="preserve">).</w:t>
+      </w:r>
+    </w:p>
+    <w:p>
+      <w:pPr>
+        <w:pStyle w:val="MDPI21heading1"/>
+        <w:ind w:left="2608"/>
+      </w:pPr>
+      <w:r>
+        <w:t xml:space="preserve">Author Contributions</w:t>
+      </w:r>
+    </w:p>
+    <w:p>
+      <w:pPr>
+        <w:pStyle w:val="MDPI32textnoindent"/>
+        <w:ind w:left="2608"/>
+      </w:pPr>
+      <w:r>
+        <w:t xml:space="preserve">Conceptualization, Y.A. and A.A.; methodology, Y.A. and A.A.; software, Y.A. and A.A.;</w:t>
+      </w:r>
+      <w:r>
+        <w:t xml:space="preserve"> </w:t>
+      </w:r>
+      <w:r>
+        <w:t xml:space="preserve">validation, Y.A. and A.A.; formal analysis, Y.A. and A.A.; investigation, Y.A. and A.A.;</w:t>
+      </w:r>
+      <w:r>
+        <w:t xml:space="preserve"> </w:t>
+      </w:r>
+      <w:r>
+        <w:t xml:space="preserve">data curation, Y.A. and A.A.; writing, original draft preparation, Y.A. and A.A.;</w:t>
+      </w:r>
+      <w:r>
+        <w:t xml:space="preserve"> </w:t>
+      </w:r>
+      <w:r>
+        <w:t xml:space="preserve">writing, review and editing, Y.A. and A.A.; visualization, Y.A. and A.A. All authors have read</w:t>
+      </w:r>
+      <w:r>
+        <w:t xml:space="preserve"> </w:t>
+      </w:r>
+      <w:r>
+        <w:t xml:space="preserve">and agreed to the published version of the manuscript.</w:t>
+      </w:r>
+    </w:p>
+    <w:p>
+      <w:pPr>
+        <w:pStyle w:val="MDPI21heading1"/>
+        <w:ind w:left="2608"/>
+      </w:pPr>
+      <w:r>
+        <w:t xml:space="preserve">Funding</w:t>
+      </w:r>
+    </w:p>
+    <w:p>
+      <w:pPr>
+        <w:pStyle w:val="MDPI32textnoindent"/>
+        <w:ind w:left="2608"/>
+      </w:pPr>
+      <w:r>
+        <w:t xml:space="preserve">This research received no external funding.</w:t>
+      </w:r>
+    </w:p>
+    <w:p>
+      <w:pPr>
+        <w:pStyle w:val="MDPI21heading1"/>
+        <w:ind w:left="2608"/>
+      </w:pPr>
+      <w:r>
+        <w:t xml:space="preserve">Institutional Review Board Statement</w:t>
+      </w:r>
+    </w:p>
+    <w:p>
+      <w:pPr>
+        <w:pStyle w:val="MDPI32textnoindent"/>
+        <w:ind w:left="2608"/>
+      </w:pPr>
+      <w:r>
+        <w:t xml:space="preserve">Not applicable.</w:t>
+      </w:r>
+    </w:p>
+    <w:p>
+      <w:pPr>
+        <w:pStyle w:val="MDPI21heading1"/>
+        <w:ind w:left="2608"/>
+      </w:pPr>
+      <w:r>
+        <w:t xml:space="preserve">Informed Consent Statement</w:t>
+      </w:r>
+    </w:p>
+    <w:p>
+      <w:pPr>
+        <w:pStyle w:val="MDPI32textnoindent"/>
+        <w:ind w:left="2608"/>
+      </w:pPr>
+      <w:r>
+        <w:t xml:space="preserve">Not applicable.</w:t>
+      </w:r>
+    </w:p>
+    <w:p>
+      <w:pPr>
+        <w:pStyle w:val="MDPI21heading1"/>
+        <w:ind w:left="2608"/>
+      </w:pPr>
+      <w:r>
+        <w:t xml:space="preserve">Data Availability Statement</w:t>
+      </w:r>
+    </w:p>
+    <w:p>
+      <w:pPr>
+        <w:pStyle w:val="MDPI32textnoindent"/>
+        <w:ind w:left="2608"/>
+      </w:pPr>
+      <w:r>
+        <w:t xml:space="preserve">All code, data, and trained models are released together as a single archived package on Zenodo at</w:t>
+      </w:r>
+      <w:r>
+        <w:t xml:space="preserve"> </w:t>
+      </w:r>
+      <w:r>
+        <w:t xml:space="preserve">DOI</w:t>
+      </w:r>
+      <w:r>
+        <w:t xml:space="preserve"> </w:t>
+      </w:r>
+      <w:hyperlink r:id="rId42">
+        <w:r>
+          <w:rPr>
+            <w:rStyle w:val="Hyperlink"/>
+          </w:rPr>
+          <w:t xml:space="preserve">10.5281/zenodo.19821952</w:t>
+        </w:r>
+      </w:hyperlink>
+      <w:r>
+        <w:t xml:space="preserve"> </w:t>
+      </w:r>
+      <w:r>
+        <w:t xml:space="preserve">(code under Apache-2.0;</w:t>
+      </w:r>
+      <w:r>
+        <w:t xml:space="preserve"> </w:t>
+      </w:r>
+      <w:r>
+        <w:t xml:space="preserve">data and model checkpoints under CC-BY-4.0). The package contains: the code (LIMO fine-tuning, denoiser</w:t>
+      </w:r>
+      <w:r>
+        <w:t xml:space="preserve"> </w:t>
+      </w:r>
+      <w:r>
+        <w:t xml:space="preserve">and score-model training, sampling, the four-stage validation funnel, and the figure-generation</w:t>
+      </w:r>
+      <w:r>
+        <w:t xml:space="preserve"> </w:t>
+      </w:r>
+      <w:r>
+        <w:t xml:space="preserve">pipeline); the trained checkpoints (the LIMO VAE, two conditional latent denoisers DGLD-H and DGLD-P,</w:t>
+      </w:r>
+      <w:r>
+        <w:t xml:space="preserve"> </w:t>
+      </w:r>
+      <w:r>
+        <w:t xml:space="preserve">two multi-head latent score models, the SELFIES alphabet, and run metadata); and the data (the</w:t>
+      </w:r>
+      <w:r>
+        <w:t xml:space="preserve"> </w:t>
+      </w:r>
+      <w:r>
+        <w:t xml:space="preserve">65,980-row labelled CHNO master, the augmented unlabelled corpus, and the 918 mined hard-negative</w:t>
+      </w:r>
+      <w:r>
+        <w:t xml:space="preserve"> </w:t>
+      </w:r>
+      <w:r>
+        <w:t xml:space="preserve">latents), redistributed in canonicalised form with row-level provenance. The code is additionally</w:t>
+      </w:r>
+      <w:r>
+        <w:t xml:space="preserve"> </w:t>
+      </w:r>
+      <w:r>
+        <w:t xml:space="preserve">mirrored at</w:t>
+      </w:r>
+      <w:r>
+        <w:t xml:space="preserve"> </w:t>
+      </w:r>
+      <w:hyperlink r:id="rId43">
+        <w:r>
+          <w:rPr>
+            <w:rStyle w:val="Hyperlink"/>
+          </w:rPr>
+          <w:t xml:space="preserve">github.com/ApartsinProjects/DGLD4Energetic</w:t>
+        </w:r>
+      </w:hyperlink>
+      <w:r>
+        <w:t xml:space="preserve">.</w:t>
+      </w:r>
+    </w:p>
+    <w:p>
+      <w:pPr>
+        <w:pStyle w:val="MDPI21heading1"/>
+        <w:ind w:left="2608"/>
+      </w:pPr>
+      <w:r>
+        <w:t xml:space="preserve">Conflicts of Interest</w:t>
+      </w:r>
+    </w:p>
+    <w:p>
+      <w:pPr>
+        <w:pStyle w:val="MDPI32textnoindent"/>
+        <w:ind w:left="2608"/>
+      </w:pPr>
+      <w:r>
+        <w:t xml:space="preserve">The authors declare no conflicts of interest.</w:t>
+      </w:r>
+    </w:p>
+    <w:p>
+      <w:pPr>
+        <w:pStyle w:val="MDPI21heading1"/>
+        <w:ind w:left="2608"/>
+      </w:pPr>
+      <w:r>
         <w:t xml:space="preserve">References</w:t>
       </w:r>
     </w:p>
@@ -30911,7 +31191,7 @@
         </w:numPr>
         <w:ind w:left="180" w:hanging="180"/>
       </w:pPr>
-      <w:bookmarkStart w:id="138" w:name="ref-kamlet1968detonation"/>
+      <w:bookmarkStart w:id="147" w:name="ref-kamlet1968detonation"/>
       <w:r>
         <w:t xml:space="preserve">Kamlet, M. J., &amp; Jacobs, S. J. (1968). Chemistry of Detonations. I. A Simple Method for Calculating Detonation Properties of C-H-N-O Explosives.</w:t>
       </w:r>
@@ -30928,7 +31208,7 @@
       <w:r>
         <w:t xml:space="preserve">:23–55. doi:10.1063/1.1667908.</w:t>
       </w:r>
-      <w:bookmarkEnd w:id="138"/>
+      <w:bookmarkEnd w:id="147"/>
     </w:p>
     <w:p>
       <w:pPr>
@@ -30939,7 +31219,7 @@
         </w:numPr>
         <w:ind w:left="180" w:hanging="180"/>
       </w:pPr>
-      <w:bookmarkStart w:id="139" w:name="ref-casey2020prediction"/>
+      <w:bookmarkStart w:id="148" w:name="ref-casey2020prediction"/>
       <w:r>
         <w:t xml:space="preserve">Casey, A. D., Son, S. F., Bilionis, I., &amp; Barnes, B. C. (2020). Prediction of Energetic Material Properties from Electronic Structure Using 3D Convolutional Neural Networks.</w:t>
       </w:r>
@@ -30956,7 +31236,7 @@
       <w:r>
         <w:t xml:space="preserve">:4457–4473. doi:10.1021/acs.jcim.0c00259.</w:t>
       </w:r>
-      <w:bookmarkEnd w:id="139"/>
+      <w:bookmarkEnd w:id="148"/>
     </w:p>
     <w:p>
       <w:pPr>
@@ -30967,7 +31247,7 @@
         </w:numPr>
         <w:ind w:left="180" w:hanging="180"/>
       </w:pPr>
-      <w:bookmarkStart w:id="140" w:name="ref-zhou2023unimol"/>
+      <w:bookmarkStart w:id="149" w:name="ref-zhou2023unimol"/>
       <w:r>
         <w:t xml:space="preserve">Zhou, G. et al. (2023). Uni-Mol: A Universal 3D Molecular Representation Learning Framework.</w:t>
       </w:r>
@@ -30984,7 +31264,7 @@
       <w:r>
         <w:t xml:space="preserve">.</w:t>
       </w:r>
-      <w:bookmarkEnd w:id="140"/>
+      <w:bookmarkEnd w:id="149"/>
     </w:p>
     <w:p>
       <w:pPr>
@@ -30995,11 +31275,11 @@
         </w:numPr>
         <w:ind w:left="180" w:hanging="180"/>
       </w:pPr>
-      <w:bookmarkStart w:id="141" w:name="ref-ho2022cfg"/>
+      <w:bookmarkStart w:id="150" w:name="ref-ho2022cfg"/>
       <w:r>
         <w:t xml:space="preserve">Ho, J., &amp; Salimans, T. (2022). Classifier-Free Diffusion Guidance. arXiv:2207.12598.</w:t>
       </w:r>
-      <w:bookmarkEnd w:id="141"/>
+      <w:bookmarkEnd w:id="150"/>
     </w:p>
     <w:p>
       <w:pPr>
@@ -31010,7 +31290,7 @@
         </w:numPr>
         <w:ind w:left="180" w:hanging="180"/>
       </w:pPr>
-      <w:bookmarkStart w:id="142" w:name="ref-surechembl"/>
+      <w:bookmarkStart w:id="151" w:name="ref-surechembl"/>
       <w:r>
         <w:t xml:space="preserve">Papadatos, G. et al. (2016). SureChEMBL: a large-scale, chemically annotated patent document database.</w:t>
       </w:r>
@@ -31030,7 +31310,7 @@
       <w:r>
         <w:t xml:space="preserve">44(D1):D1220–D1228. doi:10.1093/nar/gkv1253.</w:t>
       </w:r>
-      <w:bookmarkEnd w:id="142"/>
+      <w:bookmarkEnd w:id="151"/>
     </w:p>
     <w:p>
       <w:pPr>
@@ -31041,7 +31321,7 @@
         </w:numPr>
         <w:ind w:left="180" w:hanging="180"/>
       </w:pPr>
-      <w:bookmarkStart w:id="143" w:name="ref-gomez2018automatic"/>
+      <w:bookmarkStart w:id="152" w:name="ref-gomez2018automatic"/>
       <w:r>
         <w:t xml:space="preserve">Gómez-Bombarelli, R. et al. (2018). Automatic Chemical Design Using a Data-Driven Continuous Representation of Molecules.</w:t>
       </w:r>
@@ -31058,7 +31338,7 @@
       <w:r>
         <w:t xml:space="preserve">:268–276. doi:10.1021/acscentsci.7b00572.</w:t>
       </w:r>
-      <w:bookmarkEnd w:id="143"/>
+      <w:bookmarkEnd w:id="152"/>
     </w:p>
     <w:p>
       <w:pPr>
@@ -31069,7 +31349,7 @@
         </w:numPr>
         <w:ind w:left="180" w:hanging="180"/>
       </w:pPr>
-      <w:bookmarkStart w:id="144" w:name="ref-jin2018junction"/>
+      <w:bookmarkStart w:id="153" w:name="ref-jin2018junction"/>
       <w:r>
         <w:t xml:space="preserve">Jin, W., Barzilay, R., &amp; Jaakkola, T. (2018). Junction Tree Variational Autoencoder for Molecular Graph Generation.</w:t>
       </w:r>
@@ -31086,7 +31366,7 @@
       <w:r>
         <w:t xml:space="preserve">. arXiv:1802.04364.</w:t>
       </w:r>
-      <w:bookmarkEnd w:id="144"/>
+      <w:bookmarkEnd w:id="153"/>
     </w:p>
     <w:p>
       <w:pPr>
@@ -31097,7 +31377,7 @@
         </w:numPr>
         <w:ind w:left="180" w:hanging="180"/>
       </w:pPr>
-      <w:bookmarkStart w:id="145" w:name="ref-winter2019cddd"/>
+      <w:bookmarkStart w:id="154" w:name="ref-winter2019cddd"/>
       <w:r>
         <w:t xml:space="preserve">Winter, R., Montanari, F., Noé, F., &amp; Clevert, D.-A. (2019). Learning continuous and data-driven molecular descriptors by translating equivalent chemical representations.</w:t>
       </w:r>
@@ -31114,7 +31394,7 @@
       <w:r>
         <w:t xml:space="preserve">:1692–1701. doi:10.1039/C8SC04175J.</w:t>
       </w:r>
-      <w:bookmarkEnd w:id="145"/>
+      <w:bookmarkEnd w:id="154"/>
     </w:p>
     <w:p>
       <w:pPr>
@@ -31125,7 +31405,7 @@
         </w:numPr>
         <w:ind w:left="180" w:hanging="180"/>
       </w:pPr>
-      <w:bookmarkStart w:id="146" w:name="ref-maziarka2020molcyclegan"/>
+      <w:bookmarkStart w:id="155" w:name="ref-maziarka2020molcyclegan"/>
       <w:r>
         <w:t xml:space="preserve">Maziarka, Ł., Pocha, A., Kaczmarczyk, J., Rataj, K., Danel, T., &amp; Warchoł, M. (2020). Mol-CycleGAN: a generative model for molecular optimization.</w:t>
       </w:r>
@@ -31142,7 +31422,7 @@
       <w:r>
         <w:t xml:space="preserve">:2. doi:10.1186/s13321-019-0404-1.</w:t>
       </w:r>
-      <w:bookmarkEnd w:id="146"/>
+      <w:bookmarkEnd w:id="155"/>
     </w:p>
     <w:p>
       <w:pPr>
@@ -31153,7 +31433,7 @@
         </w:numPr>
         <w:ind w:left="180" w:hanging="180"/>
       </w:pPr>
-      <w:bookmarkStart w:id="147" w:name="ref-krenn2020selfies"/>
+      <w:bookmarkStart w:id="156" w:name="ref-krenn2020selfies"/>
       <w:r>
         <w:t xml:space="preserve">Krenn, M., Häse, F., Nigam, A., Friederich, P., &amp; Aspuru-Guzik, A. (2020). Self-Referencing Embedded Strings (SELFIES): A 100% Robust Molecular String Representation.</w:t>
       </w:r>
@@ -31170,7 +31450,7 @@
       <w:r>
         <w:t xml:space="preserve">:045024.</w:t>
       </w:r>
-      <w:bookmarkEnd w:id="147"/>
+      <w:bookmarkEnd w:id="156"/>
     </w:p>
     <w:p>
       <w:pPr>
@@ -31181,7 +31461,7 @@
         </w:numPr>
         <w:ind w:left="180" w:hanging="180"/>
       </w:pPr>
-      <w:bookmarkStart w:id="148" w:name="ref-eckmann2022limo"/>
+      <w:bookmarkStart w:id="157" w:name="ref-eckmann2022limo"/>
       <w:r>
         <w:t xml:space="preserve">Eckmann, P., Sun, K., Zhao, B., Feng, M., Gilson, M. K., &amp; Yu, R. (2022). LIMO: Latent Inceptionism for Targeted Molecule Generation.</w:t>
       </w:r>
@@ -31198,7 +31478,7 @@
       <w:r>
         <w:t xml:space="preserve">. arXiv:2206.09010.</w:t>
       </w:r>
-      <w:bookmarkEnd w:id="148"/>
+      <w:bookmarkEnd w:id="157"/>
     </w:p>
     <w:p>
       <w:pPr>
@@ -31209,11 +31489,11 @@
         </w:numPr>
         <w:ind w:left="180" w:hanging="180"/>
       </w:pPr>
-      <w:bookmarkStart w:id="149" w:name="ref-reidenbach2023molmim"/>
+      <w:bookmarkStart w:id="158" w:name="ref-reidenbach2023molmim"/>
       <w:r>
         <w:t xml:space="preserve">Reidenbach, D., Livne, M., Ilango, R. K., Gill, M., &amp; Israeli, J. (2023). MolMIM: A Molecular Language Model for Property-Guided Molecule Generation via Mutual Information Machines. (MLDD Workshop, ICLR 2023; arXiv:2208.09016).</w:t>
       </w:r>
-      <w:bookmarkEnd w:id="149"/>
+      <w:bookmarkEnd w:id="158"/>
     </w:p>
     <w:p>
       <w:pPr>
@@ -31224,7 +31504,7 @@
         </w:numPr>
         <w:ind w:left="180" w:hanging="180"/>
       </w:pPr>
-      <w:bookmarkStart w:id="150" w:name="ref-jaegle2021perceiver"/>
+      <w:bookmarkStart w:id="159" w:name="ref-jaegle2021perceiver"/>
       <w:r>
         <w:t xml:space="preserve">Jaegle, A. et al. (2021). Perceiver: General Perception with Iterative Attention.</w:t>
       </w:r>
@@ -31241,7 +31521,7 @@
       <w:r>
         <w:t xml:space="preserve">. arXiv:2103.03206.</w:t>
       </w:r>
-      <w:bookmarkEnd w:id="150"/>
+      <w:bookmarkEnd w:id="159"/>
     </w:p>
     <w:p>
       <w:pPr>
@@ -31252,7 +31532,7 @@
         </w:numPr>
         <w:ind w:left="180" w:hanging="180"/>
       </w:pPr>
-      <w:bookmarkStart w:id="151" w:name="ref-olivecrona2017reinvent"/>
+      <w:bookmarkStart w:id="160" w:name="ref-olivecrona2017reinvent"/>
       <w:r>
         <w:t xml:space="preserve">Olivecrona, M., Blaschke, T., Engkvist, O., &amp; Chen, H. (2017). Molecular de-novo design through deep reinforcement learning.</w:t>
       </w:r>
@@ -31269,7 +31549,7 @@
       <w:r>
         <w:t xml:space="preserve">:48. doi:10.1186/s13321-017-0235-x.</w:t>
       </w:r>
-      <w:bookmarkEnd w:id="151"/>
+      <w:bookmarkEnd w:id="160"/>
     </w:p>
     <w:p>
       <w:pPr>
@@ -31280,7 +31560,7 @@
         </w:numPr>
         <w:ind w:left="180" w:hanging="180"/>
       </w:pPr>
-      <w:bookmarkStart w:id="152" w:name="ref-loeffler2024reinvent4"/>
+      <w:bookmarkStart w:id="161" w:name="ref-loeffler2024reinvent4"/>
       <w:r>
         <w:t xml:space="preserve">Loeffler, H. H., He, J., Tibo, A., Janet, J. P., Voronov, A., Mervin, L. H., &amp; Engkvist, O. (2024). REINVENT 4: Modern AI-driven generative molecule design.</w:t>
       </w:r>
@@ -31297,7 +31577,7 @@
       <w:r>
         <w:t xml:space="preserve">:20. doi:10.1186/s13321-024-00812-5.</w:t>
       </w:r>
-      <w:bookmarkEnd w:id="152"/>
+      <w:bookmarkEnd w:id="161"/>
     </w:p>
     <w:p>
       <w:pPr>
@@ -31308,7 +31588,7 @@
         </w:numPr>
         <w:ind w:left="180" w:hanging="180"/>
       </w:pPr>
-      <w:bookmarkStart w:id="153" w:name="ref-yang2017chemts"/>
+      <w:bookmarkStart w:id="162" w:name="ref-yang2017chemts"/>
       <w:r>
         <w:t xml:space="preserve">Yang, X., Zhang, J., Yoshizoe, K., Terayama, K., &amp; Tsuda, K. (2017). ChemTS: An efficient python library for de novo molecular generation.</w:t>
       </w:r>
@@ -31325,7 +31605,7 @@
       <w:r>
         <w:t xml:space="preserve">:972–976. doi:10.1080/14686996.2017.1401424.</w:t>
       </w:r>
-      <w:bookmarkEnd w:id="153"/>
+      <w:bookmarkEnd w:id="162"/>
     </w:p>
     <w:p>
       <w:pPr>
@@ -31336,7 +31616,7 @@
         </w:numPr>
         <w:ind w:left="180" w:hanging="180"/>
       </w:pPr>
-      <w:bookmarkStart w:id="154" w:name="ref-bagal2022molgpt"/>
+      <w:bookmarkStart w:id="163" w:name="ref-bagal2022molgpt"/>
       <w:r>
         <w:t xml:space="preserve">Bagal, V., Aggarwal, R., Vinod, P. K., &amp; Priyakumar, U. D. (2022). MolGPT: Molecular Generation Using a Transformer-Decoder Model.</w:t>
       </w:r>
@@ -31353,7 +31633,7 @@
       <w:r>
         <w:t xml:space="preserve">:2064–2076. doi:10.1021/acs.jcim.1c00600.</w:t>
       </w:r>
-      <w:bookmarkEnd w:id="154"/>
+      <w:bookmarkEnd w:id="163"/>
     </w:p>
     <w:p>
       <w:pPr>
@@ -31364,7 +31644,7 @@
         </w:numPr>
         <w:ind w:left="180" w:hanging="180"/>
       </w:pPr>
-      <w:bookmarkStart w:id="155" w:name="ref-ross2022molformer"/>
+      <w:bookmarkStart w:id="164" w:name="ref-ross2022molformer"/>
       <w:r>
         <w:t xml:space="preserve">Ross, J. et al. (2022). Large-Scale Chemical Language Representations Capture Molecular Structure and Properties.</w:t>
       </w:r>
@@ -31381,7 +31661,7 @@
       <w:r>
         <w:t xml:space="preserve">:1256–1264. doi:10.1038/s42256-022-00580-7.</w:t>
       </w:r>
-      <w:bookmarkEnd w:id="155"/>
+      <w:bookmarkEnd w:id="164"/>
     </w:p>
     <w:p>
       <w:pPr>
@@ -31392,7 +31672,7 @@
         </w:numPr>
         <w:ind w:left="180" w:hanging="180"/>
       </w:pPr>
-      <w:bookmarkStart w:id="156" w:name="ref-irwin2022chemformer"/>
+      <w:bookmarkStart w:id="165" w:name="ref-irwin2022chemformer"/>
       <w:r>
         <w:t xml:space="preserve">Irwin, R., Dimitriadis, S., He, J., &amp; Bjerrum, E. J. (2022). Chemformer: A Pre-Trained Transformer for Computational Chemistry.</w:t>
       </w:r>
@@ -31409,7 +31689,7 @@
       <w:r>
         <w:t xml:space="preserve">:015022. doi:10.1088/2632-2153/ac3ffb.</w:t>
       </w:r>
-      <w:bookmarkEnd w:id="156"/>
+      <w:bookmarkEnd w:id="165"/>
     </w:p>
     <w:p>
       <w:pPr>
@@ -31420,7 +31700,7 @@
         </w:numPr>
         <w:ind w:left="180" w:hanging="180"/>
       </w:pPr>
-      <w:bookmarkStart w:id="157" w:name="ref-bengio2021gflownet"/>
+      <w:bookmarkStart w:id="166" w:name="ref-bengio2021gflownet"/>
       <w:r>
         <w:t xml:space="preserve">Bengio, E., Jain, M., Korablyov, M., Precup, D., &amp; Bengio, Y. (2021). Flow Network Based Generative Models for Non-Iterative Diverse Candidate Generation.</w:t>
       </w:r>
@@ -31437,7 +31717,7 @@
       <w:r>
         <w:t xml:space="preserve">. arXiv:2106.04399.</w:t>
       </w:r>
-      <w:bookmarkEnd w:id="157"/>
+      <w:bookmarkEnd w:id="166"/>
     </w:p>
     <w:p>
       <w:pPr>
@@ -31448,7 +31728,7 @@
         </w:numPr>
         <w:ind w:left="180" w:hanging="180"/>
       </w:pPr>
-      <w:bookmarkStart w:id="158" w:name="ref-vignac2023digress"/>
+      <w:bookmarkStart w:id="167" w:name="ref-vignac2023digress"/>
       <w:r>
         <w:t xml:space="preserve">Vignac, C. et al. (2023). DiGress: Discrete Denoising Diffusion for Graph Generation.</w:t>
       </w:r>
@@ -31465,7 +31745,7 @@
       <w:r>
         <w:t xml:space="preserve">. arXiv:2209.14734.</w:t>
       </w:r>
-      <w:bookmarkEnd w:id="158"/>
+      <w:bookmarkEnd w:id="167"/>
     </w:p>
     <w:p>
       <w:pPr>
@@ -31476,7 +31756,7 @@
         </w:numPr>
         <w:ind w:left="180" w:hanging="180"/>
       </w:pPr>
-      <w:bookmarkStart w:id="159" w:name="ref-ho2020ddpm"/>
+      <w:bookmarkStart w:id="168" w:name="ref-ho2020ddpm"/>
       <w:r>
         <w:t xml:space="preserve">Ho, J., Jain, A., &amp; Abbeel, P. (2020). Denoising Diffusion Probabilistic Models.</w:t>
       </w:r>
@@ -31493,7 +31773,7 @@
       <w:r>
         <w:t xml:space="preserve">. arXiv:2006.11239.</w:t>
       </w:r>
-      <w:bookmarkEnd w:id="159"/>
+      <w:bookmarkEnd w:id="168"/>
     </w:p>
     <w:p>
       <w:pPr>
@@ -31504,7 +31784,7 @@
         </w:numPr>
         <w:ind w:left="180" w:hanging="180"/>
       </w:pPr>
-      <w:bookmarkStart w:id="160" w:name="ref-song2019score"/>
+      <w:bookmarkStart w:id="169" w:name="ref-song2019score"/>
       <w:r>
         <w:t xml:space="preserve">Song, Y., &amp; Ermon, S. (2019). Generative Modeling by Estimating Gradients of the Data Distribution.</w:t>
       </w:r>
@@ -31521,7 +31801,7 @@
       <w:r>
         <w:t xml:space="preserve">. arXiv:1907.05600.</w:t>
       </w:r>
-      <w:bookmarkEnd w:id="160"/>
+      <w:bookmarkEnd w:id="169"/>
     </w:p>
     <w:p>
       <w:pPr>
@@ -31532,7 +31812,7 @@
         </w:numPr>
         <w:ind w:left="180" w:hanging="180"/>
       </w:pPr>
-      <w:bookmarkStart w:id="161" w:name="ref-song2021sde"/>
+      <w:bookmarkStart w:id="170" w:name="ref-song2021sde"/>
       <w:r>
         <w:t xml:space="preserve">Song, Y. et al. (2021). Score-Based Generative Modeling through Stochastic Differential Equations.</w:t>
       </w:r>
@@ -31549,7 +31829,7 @@
       <w:r>
         <w:t xml:space="preserve">. arXiv:2011.13456.</w:t>
       </w:r>
-      <w:bookmarkEnd w:id="161"/>
+      <w:bookmarkEnd w:id="170"/>
     </w:p>
     <w:p>
       <w:pPr>
@@ -31560,7 +31840,7 @@
         </w:numPr>
         <w:ind w:left="180" w:hanging="180"/>
       </w:pPr>
-      <w:bookmarkStart w:id="162" w:name="ref-rombach2022ldm"/>
+      <w:bookmarkStart w:id="171" w:name="ref-rombach2022ldm"/>
       <w:r>
         <w:t xml:space="preserve">Rombach, R., Blattmann, A., Lorenz, D., Esser, P., &amp; Ommer, B. (2022). High-Resolution Image Synthesis with Latent Diffusion Models.</w:t>
       </w:r>
@@ -31577,7 +31857,7 @@
       <w:r>
         <w:t xml:space="preserve">. arXiv:2112.10752.</w:t>
       </w:r>
-      <w:bookmarkEnd w:id="162"/>
+      <w:bookmarkEnd w:id="171"/>
     </w:p>
     <w:p>
       <w:pPr>
@@ -31588,7 +31868,7 @@
         </w:numPr>
         <w:ind w:left="180" w:hanging="180"/>
       </w:pPr>
-      <w:bookmarkStart w:id="163" w:name="ref-dhariwal2021diffusion"/>
+      <w:bookmarkStart w:id="172" w:name="ref-dhariwal2021diffusion"/>
       <w:r>
         <w:t xml:space="preserve">Dhariwal, P., &amp; Nichol, A. (2021). Diffusion Models Beat GANs on Image Synthesis.</w:t>
       </w:r>
@@ -31605,7 +31885,7 @@
       <w:r>
         <w:t xml:space="preserve">. arXiv:2105.05233.</w:t>
       </w:r>
-      <w:bookmarkEnd w:id="163"/>
+      <w:bookmarkEnd w:id="172"/>
     </w:p>
     <w:p>
       <w:pPr>
@@ -31616,7 +31896,7 @@
         </w:numPr>
         <w:ind w:left="180" w:hanging="180"/>
       </w:pPr>
-      <w:bookmarkStart w:id="164" w:name="ref-perez2018film"/>
+      <w:bookmarkStart w:id="173" w:name="ref-perez2018film"/>
       <w:r>
         <w:t xml:space="preserve">Perez, E., Strub, F., de Vries, H., Dumoulin, V., &amp; Courville, A. (2018). FiLM: Visual Reasoning with a General Conditioning Layer.</w:t>
       </w:r>
@@ -31633,7 +31913,7 @@
       <w:r>
         <w:t xml:space="preserve">. arXiv:1709.07871.</w:t>
       </w:r>
-      <w:bookmarkEnd w:id="164"/>
+      <w:bookmarkEnd w:id="173"/>
     </w:p>
     <w:p>
       <w:pPr>
@@ -31644,7 +31924,7 @@
         </w:numPr>
         <w:ind w:left="180" w:hanging="180"/>
       </w:pPr>
-      <w:bookmarkStart w:id="165" w:name="ref-hoogeboom2022edm"/>
+      <w:bookmarkStart w:id="174" w:name="ref-hoogeboom2022edm"/>
       <w:r>
         <w:t xml:space="preserve">Hoogeboom, E., Garcia Satorras, V., Vignac, C., &amp; Welling, M. (2022). Equivariant Diffusion for Molecule Generation in 3D.</w:t>
       </w:r>
@@ -31661,7 +31941,7 @@
       <w:r>
         <w:t xml:space="preserve">. arXiv:2203.17003.</w:t>
       </w:r>
-      <w:bookmarkEnd w:id="165"/>
+      <w:bookmarkEnd w:id="174"/>
     </w:p>
     <w:p>
       <w:pPr>
@@ -31672,7 +31952,7 @@
         </w:numPr>
         <w:ind w:left="180" w:hanging="180"/>
       </w:pPr>
-      <w:bookmarkStart w:id="166" w:name="ref-schneuing2022diffsbdd"/>
+      <w:bookmarkStart w:id="175" w:name="ref-schneuing2022diffsbdd"/>
       <w:r>
         <w:t xml:space="preserve">Schneuing, A. et al. (2022). Structure-based Drug Design with Equivariant Diffusion Models.</w:t>
       </w:r>
@@ -31689,7 +31969,7 @@
       <w:r>
         <w:t xml:space="preserve">. arXiv:2210.13695.</w:t>
       </w:r>
-      <w:bookmarkEnd w:id="166"/>
+      <w:bookmarkEnd w:id="175"/>
     </w:p>
     <w:p>
       <w:pPr>
@@ -31700,7 +31980,7 @@
         </w:numPr>
         <w:ind w:left="180" w:hanging="180"/>
       </w:pPr>
-      <w:bookmarkStart w:id="167" w:name="ref-guan2023targetdiff"/>
+      <w:bookmarkStart w:id="176" w:name="ref-guan2023targetdiff"/>
       <w:r>
         <w:t xml:space="preserve">Guan, J. et al. (2023). 3D Equivariant Diffusion for Target-Aware Molecule Generation and Affinity Prediction.</w:t>
       </w:r>
@@ -31717,7 +31997,7 @@
       <w:r>
         <w:t xml:space="preserve">. arXiv:2303.03543.</w:t>
       </w:r>
-      <w:bookmarkEnd w:id="167"/>
+      <w:bookmarkEnd w:id="176"/>
     </w:p>
     <w:p>
       <w:pPr>
@@ -31728,7 +32008,7 @@
         </w:numPr>
         <w:ind w:left="180" w:hanging="180"/>
       </w:pPr>
-      <w:bookmarkStart w:id="168" w:name="ref-peng2022pocket2mol"/>
+      <w:bookmarkStart w:id="177" w:name="ref-peng2022pocket2mol"/>
       <w:r>
         <w:t xml:space="preserve">Peng, X., Luo, S., Guan, J., Xie, Q., Peng, J., &amp; Ma, J. (2022). Pocket2Mol: Efficient Molecular Sampling Based on 3D Protein Pockets.</w:t>
       </w:r>
@@ -31745,7 +32025,7 @@
       <w:r>
         <w:t xml:space="preserve">. arXiv:2205.07249.</w:t>
       </w:r>
-      <w:bookmarkEnd w:id="168"/>
+      <w:bookmarkEnd w:id="177"/>
     </w:p>
     <w:p>
       <w:pPr>
@@ -31756,7 +32036,7 @@
         </w:numPr>
         <w:ind w:left="180" w:hanging="180"/>
       </w:pPr>
-      <w:bookmarkStart w:id="169" w:name="ref-corso2023diffdock"/>
+      <w:bookmarkStart w:id="178" w:name="ref-corso2023diffdock"/>
       <w:r>
         <w:t xml:space="preserve">Corso, G., Stärk, H., Jing, B., Barzilay, R., &amp; Jaakkola, T. (2023). DiffDock: Diffusion Steps, Twists, and Turns for Molecular Docking.</w:t>
       </w:r>
@@ -31773,7 +32053,7 @@
       <w:r>
         <w:t xml:space="preserve">. arXiv:2210.01776.</w:t>
       </w:r>
-      <w:bookmarkEnd w:id="169"/>
+      <w:bookmarkEnd w:id="178"/>
     </w:p>
     <w:p>
       <w:pPr>
@@ -31784,7 +32064,7 @@
         </w:numPr>
         <w:ind w:left="180" w:hanging="180"/>
       </w:pPr>
-      <w:bookmarkStart w:id="170" w:name="ref-peng2023moldiff"/>
+      <w:bookmarkStart w:id="179" w:name="ref-peng2023moldiff"/>
       <w:r>
         <w:t xml:space="preserve">Peng, X., Guan, J., Liu, Q., &amp; Ma, J. (2023). MolDiff: Addressing the Atom-Bond Inconsistency Problem in 3D Molecule Diffusion Generation.</w:t>
       </w:r>
@@ -31801,7 +32081,7 @@
       <w:r>
         <w:t xml:space="preserve">. arXiv:2305.07508.</w:t>
       </w:r>
-      <w:bookmarkEnd w:id="170"/>
+      <w:bookmarkEnd w:id="179"/>
     </w:p>
     <w:p>
       <w:pPr>
@@ -31812,7 +32092,7 @@
         </w:numPr>
         <w:ind w:left="180" w:hanging="180"/>
       </w:pPr>
-      <w:bookmarkStart w:id="171" w:name="ref-xu2023geoldm"/>
+      <w:bookmarkStart w:id="180" w:name="ref-xu2023geoldm"/>
       <w:r>
         <w:t xml:space="preserve">Xu, M., Powers, A., Dror, R. O., Ermon, S., &amp; Leskovec, J. (2023). Geometric Latent Diffusion Models for 3D Molecule Generation.</w:t>
       </w:r>
@@ -31829,7 +32109,7 @@
       <w:r>
         <w:t xml:space="preserve">. arXiv:2305.01140.</w:t>
       </w:r>
-      <w:bookmarkEnd w:id="171"/>
+      <w:bookmarkEnd w:id="180"/>
     </w:p>
     <w:p>
       <w:pPr>
@@ -31840,7 +32120,7 @@
         </w:numPr>
         <w:ind w:left="180" w:hanging="180"/>
       </w:pPr>
-      <w:bookmarkStart w:id="172" w:name="ref-elton2018applying"/>
+      <w:bookmarkStart w:id="181" w:name="ref-elton2018applying"/>
       <w:r>
         <w:t xml:space="preserve">Elton, D. C., Boukouvalas, Z., Butrico, M. S., Fuge, M. D., &amp; Chung, P. W. (2018). Applying Machine Learning Techniques to Predict the Properties of Energetic Materials.</w:t>
       </w:r>
@@ -31857,7 +32137,7 @@
       <w:r>
         <w:t xml:space="preserve">:9059.</w:t>
       </w:r>
-      <w:bookmarkEnd w:id="172"/>
+      <w:bookmarkEnd w:id="181"/>
     </w:p>
     <w:p>
       <w:pPr>
@@ -31868,7 +32148,7 @@
         </w:numPr>
         <w:ind w:left="180" w:hanging="180"/>
       </w:pPr>
-      <w:bookmarkStart w:id="173" w:name="ref-politzer2014some"/>
+      <w:bookmarkStart w:id="182" w:name="ref-politzer2014some"/>
       <w:r>
         <w:t xml:space="preserve">Politzer, P., &amp; Murray, J. S. (2014). Some Perspectives on Estimating Detonation Properties of C, H, N, O Compounds.</w:t>
       </w:r>
@@ -31885,7 +32165,7 @@
       <w:r>
         <w:t xml:space="preserve">:459–474.</w:t>
       </w:r>
-      <w:bookmarkEnd w:id="173"/>
+      <w:bookmarkEnd w:id="182"/>
     </w:p>
     <w:p>
       <w:pPr>
@@ -31896,7 +32176,7 @@
         </w:numPr>
         <w:ind w:left="180" w:hanging="180"/>
       </w:pPr>
-      <w:bookmarkStart w:id="174" w:name="ref-mathieu2017sensitivity"/>
+      <w:bookmarkStart w:id="183" w:name="ref-mathieu2017sensitivity"/>
       <w:r>
         <w:t xml:space="preserve">Mathieu, D. (2017). Sensitivity of Energetic Materials: Theoretical Relationships to Detonation Performance and Molecular Structure.</w:t>
       </w:r>
@@ -31913,7 +32193,7 @@
       <w:r>
         <w:t xml:space="preserve">:8191–8201. doi:10.1021/acs.iecr.7b02021.</w:t>
       </w:r>
-      <w:bookmarkEnd w:id="174"/>
+      <w:bookmarkEnd w:id="183"/>
     </w:p>
     <w:p>
       <w:pPr>
@@ -31924,11 +32204,11 @@
         </w:numPr>
         <w:ind w:left="180" w:hanging="180"/>
       </w:pPr>
-      <w:bookmarkStart w:id="175" w:name="ref-suceska2018explo5"/>
+      <w:bookmarkStart w:id="184" w:name="ref-suceska2018explo5"/>
       <w:r>
         <w:t xml:space="preserve">Sućeska, M. (2018). EXPLO5 v6.05.04 User's Manual. Brodarski Institute, Zagreb, Croatia. Computer program for calculation of detonation parameters from molecular formula, density, and heat of formation via thermochemical-equilibrium Chapman–Jouguet solver with covolume EOS.</w:t>
       </w:r>
-      <w:bookmarkEnd w:id="175"/>
+      <w:bookmarkEnd w:id="184"/>
     </w:p>
     <w:p>
       <w:pPr>
@@ -31939,11 +32219,11 @@
         </w:numPr>
         <w:ind w:left="180" w:hanging="180"/>
       </w:pPr>
-      <w:bookmarkStart w:id="176" w:name="ref-fried2014cheetah"/>
+      <w:bookmarkStart w:id="185" w:name="ref-fried2014cheetah"/>
       <w:r>
         <w:t xml:space="preserve">Fried, L. E., Howard, W. M., Souers, P. C., &amp; Vitello, P. A. (2014). Cheetah 7.0 User's Manual. Lawrence Livermore National Laboratory technical report LLNL-SM-664002. Thermochemical-equilibrium detonation code with JCZ3 / BKWS covolume EOS.</w:t>
       </w:r>
-      <w:bookmarkEnd w:id="176"/>
+      <w:bookmarkEnd w:id="185"/>
     </w:p>
     <w:p>
       <w:pPr>
@@ -31954,7 +32234,7 @@
         </w:numPr>
         <w:ind w:left="180" w:hanging="180"/>
       </w:pPr>
-      <w:bookmarkStart w:id="177" w:name="ref-choi2023prep"/>
+      <w:bookmarkStart w:id="186" w:name="ref-choi2023prep"/>
       <w:r>
         <w:t xml:space="preserve">Choi, J. B., Nguyen, P. C. H., Sen, O., Udaykumar, H. S., &amp; Baek, S. (2023). Artificial Intelligence Approaches for Energetic Materials by Design: State of the Art, Challenges, and Future Directions.</w:t>
       </w:r>
@@ -31971,7 +32251,7 @@
       <w:r>
         <w:t xml:space="preserve">, e202200276. doi:10.1002/prep.202200276.</w:t>
       </w:r>
-      <w:bookmarkEnd w:id="177"/>
+      <w:bookmarkEnd w:id="186"/>
     </w:p>
     <w:p>
       <w:pPr>
@@ -31982,7 +32262,7 @@
         </w:numPr>
         <w:ind w:left="180" w:hanging="180"/>
       </w:pPr>
-      <w:bookmarkStart w:id="178" w:name="ref-mlcrystdens-cm-2024"/>
+      <w:bookmarkStart w:id="187" w:name="ref-mlcrystdens-cm-2024"/>
       <w:r>
         <w:t xml:space="preserve">Davis, J. V., Marrs III, F. W., Cawkwell, M. J., &amp; Manner, V. W. (2024). Machine Learning Models for High Explosive Crystal Density and Performance.</w:t>
       </w:r>
@@ -31999,7 +32279,7 @@
       <w:r>
         <w:t xml:space="preserve">, 11109–11118. doi:10.1021/acs.chemmater.4c01978.</w:t>
       </w:r>
-      <w:bookmarkEnd w:id="178"/>
+      <w:bookmarkEnd w:id="187"/>
     </w:p>
     <w:p>
       <w:pPr>
@@ -32010,7 +32290,7 @@
         </w:numPr>
         <w:ind w:left="180" w:hanging="180"/>
       </w:pPr>
-      <w:bookmarkStart w:id="179" w:name="ref-bondi1964vdw"/>
+      <w:bookmarkStart w:id="188" w:name="ref-bondi1964vdw"/>
       <w:r>
         <w:t xml:space="preserve">Bondi, A. (1964). van der Waals Volumes and Radii.</w:t>
       </w:r>
@@ -32027,7 +32307,7 @@
       <w:r>
         <w:t xml:space="preserve">:441–451. doi:10.1021/j100785a001.</w:t>
       </w:r>
-      <w:bookmarkEnd w:id="179"/>
+      <w:bookmarkEnd w:id="188"/>
     </w:p>
     <w:p>
       <w:pPr>
@@ -32038,7 +32318,7 @@
         </w:numPr>
         <w:ind w:left="180" w:hanging="180"/>
       </w:pPr>
-      <w:bookmarkStart w:id="180" w:name="ref-nefati1996ann"/>
+      <w:bookmarkStart w:id="189" w:name="ref-nefati1996ann"/>
       <w:r>
         <w:t xml:space="preserve">Nefati, H., Cense, J.-M., &amp; Legendre, J.-J. (1996). Prediction of the Impact Sensitivity by Neural Networks.</w:t>
       </w:r>
@@ -32055,7 +32335,7 @@
       <w:r>
         <w:t xml:space="preserve">:804–810. doi:10.1021/ci950223m.</w:t>
       </w:r>
-      <w:bookmarkEnd w:id="180"/>
+      <w:bookmarkEnd w:id="189"/>
     </w:p>
     <w:p>
       <w:pPr>
@@ -32066,7 +32346,7 @@
         </w:numPr>
         <w:ind w:left="180" w:hanging="180"/>
       </w:pPr>
-      <w:bookmarkStart w:id="181" w:name="ref-huang2021applying"/>
+      <w:bookmarkStart w:id="190" w:name="ref-huang2021applying"/>
       <w:r>
         <w:t xml:space="preserve">Huang, X. et al. (2021). Applying Machine Learning to Balance Performance and Stability of High Energy Density Materials.</w:t>
       </w:r>
@@ -32083,7 +32363,7 @@
       <w:r>
         <w:t xml:space="preserve">:102240.</w:t>
       </w:r>
-      <w:bookmarkEnd w:id="181"/>
+      <w:bookmarkEnd w:id="190"/>
     </w:p>
     <w:p>
       <w:pPr>
@@ -32094,7 +32374,7 @@
         </w:numPr>
         <w:ind w:left="180" w:hanging="180"/>
       </w:pPr>
-      <w:bookmarkStart w:id="182" w:name="ref-klapotke2017nitrogen"/>
+      <w:bookmarkStart w:id="191" w:name="ref-klapotke2017nitrogen"/>
       <w:r>
         <w:t xml:space="preserve">Klapötke, T. M.</w:t>
       </w:r>
@@ -32111,7 +32391,7 @@
       <w:r>
         <w:t xml:space="preserve">, 5th ed. (de Gruyter, 2019). doi:10.1515/9783110624571.</w:t>
       </w:r>
-      <w:bookmarkEnd w:id="182"/>
+      <w:bookmarkEnd w:id="191"/>
     </w:p>
     <w:p>
       <w:pPr>
@@ -32122,7 +32402,7 @@
         </w:numPr>
         <w:ind w:left="180" w:hanging="180"/>
       </w:pPr>
-      <w:bookmarkStart w:id="183" w:name="ref-griffiths2020constrained"/>
+      <w:bookmarkStart w:id="192" w:name="ref-griffiths2020constrained"/>
       <w:r>
         <w:t xml:space="preserve">Griffiths, R.-R., &amp; Hernández-Lobato, J. M. (2020). Constrained Bayesian optimization for automatic chemical design using variational autoencoders.</w:t>
       </w:r>
@@ -32139,7 +32419,7 @@
       <w:r>
         <w:t xml:space="preserve">:577–586. doi:10.1039/C9SC04026A.</w:t>
       </w:r>
-      <w:bookmarkEnd w:id="183"/>
+      <w:bookmarkEnd w:id="192"/>
     </w:p>
     <w:p>
       <w:pPr>
@@ -32150,7 +32430,7 @@
         </w:numPr>
         <w:ind w:left="180" w:hanging="180"/>
       </w:pPr>
-      <w:bookmarkStart w:id="184" w:name="ref-npjcompmat2025"/>
+      <w:bookmarkStart w:id="193" w:name="ref-npjcompmat2025"/>
       <w:r>
         <w:t xml:space="preserve">Liu, J., et al. (2025). De novo multi-objective generation framework for energetic materials with trading off energy and stability.</w:t>
       </w:r>
@@ -32167,7 +32447,7 @@
       <w:r>
         <w:t xml:space="preserve">. doi:10.1038/s41524-025-01845-6.</w:t>
       </w:r>
-      <w:bookmarkEnd w:id="184"/>
+      <w:bookmarkEnd w:id="193"/>
     </w:p>
     <w:p>
       <w:pPr>
@@ -32178,7 +32458,7 @@
         </w:numPr>
         <w:ind w:left="180" w:hanging="180"/>
       </w:pPr>
-      <w:bookmarkStart w:id="185" w:name="ref-yang2019chemprop"/>
+      <w:bookmarkStart w:id="194" w:name="ref-yang2019chemprop"/>
       <w:r>
         <w:t xml:space="preserve">Yang, K. et al. (2019). Analyzing Learned Molecular Representations for Property Prediction.</w:t>
       </w:r>
@@ -32195,7 +32475,7 @@
       <w:r>
         <w:t xml:space="preserve">:3370–3388. doi:10.1021/acs.jcim.9b00237.</w:t>
       </w:r>
-      <w:bookmarkEnd w:id="185"/>
+      <w:bookmarkEnd w:id="194"/>
     </w:p>
     <w:p>
       <w:pPr>
@@ -32206,7 +32486,7 @@
         </w:numPr>
         <w:ind w:left="180" w:hanging="180"/>
       </w:pPr>
-      <w:bookmarkStart w:id="186" w:name="ref-schutt2018schnet"/>
+      <w:bookmarkStart w:id="195" w:name="ref-schutt2018schnet"/>
       <w:r>
         <w:t xml:space="preserve">Schütt, K. T., Sauceda, H. E., Kindermans, P.-J., Tkatchenko, A., &amp; Müller, K.-R. (2018). SchNet: A deep learning architecture for molecules and materials.</w:t>
       </w:r>
@@ -32223,7 +32503,7 @@
       <w:r>
         <w:t xml:space="preserve">:241722. doi:10.1063/1.5019779.</w:t>
       </w:r>
-      <w:bookmarkEnd w:id="186"/>
+      <w:bookmarkEnd w:id="195"/>
     </w:p>
     <w:p>
       <w:pPr>
@@ -32234,7 +32514,7 @@
         </w:numPr>
         <w:ind w:left="180" w:hanging="180"/>
       </w:pPr>
-      <w:bookmarkStart w:id="187" w:name="ref-qiao2020orbnet"/>
+      <w:bookmarkStart w:id="196" w:name="ref-qiao2020orbnet"/>
       <w:r>
         <w:t xml:space="preserve">Qiao, Z., Welborn, M., Anandkumar, A., Manby, F. R., &amp; Miller III, T. F. (2020). OrbNet: Deep learning for quantum chemistry using symmetry-adapted atomic-orbital features.</w:t>
       </w:r>
@@ -32251,7 +32531,7 @@
       <w:r>
         <w:t xml:space="preserve">:124111. doi:10.1063/5.0021955.</w:t>
       </w:r>
-      <w:bookmarkEnd w:id="187"/>
+      <w:bookmarkEnd w:id="196"/>
     </w:p>
     <w:p>
       <w:pPr>
@@ -32262,7 +32542,7 @@
         </w:numPr>
         <w:ind w:left="180" w:hanging="180"/>
       </w:pPr>
-      <w:bookmarkStart w:id="188" w:name="ref-polykovskiy2020moses"/>
+      <w:bookmarkStart w:id="197" w:name="ref-polykovskiy2020moses"/>
       <w:r>
         <w:t xml:space="preserve">Polykovskiy, D. et al. (2020). Molecular Sets (MOSES): A Benchmarking Platform for Molecular Generation Models.</w:t>
       </w:r>
@@ -32279,7 +32559,7 @@
       <w:r>
         <w:t xml:space="preserve">:565644. doi:10.3389/fphar.2020.565644.</w:t>
       </w:r>
-      <w:bookmarkEnd w:id="188"/>
+      <w:bookmarkEnd w:id="197"/>
     </w:p>
     <w:p>
       <w:pPr>
@@ -32290,7 +32570,7 @@
         </w:numPr>
         <w:ind w:left="180" w:hanging="180"/>
       </w:pPr>
-      <w:bookmarkStart w:id="189" w:name="ref-brown2019guacamol"/>
+      <w:bookmarkStart w:id="198" w:name="ref-brown2019guacamol"/>
       <w:r>
         <w:t xml:space="preserve">Brown, N., Fiscato, M., Segler, M. H. S., &amp; Vaucher, A. C. (2019). GuacaMol: Benchmarking Models for de Novo Molecular Design.</w:t>
       </w:r>
@@ -32307,7 +32587,7 @@
       <w:r>
         <w:t xml:space="preserve">:1096–1108. doi:10.1021/acs.jcim.8b00839.</w:t>
       </w:r>
-      <w:bookmarkEnd w:id="189"/>
+      <w:bookmarkEnd w:id="198"/>
     </w:p>
     <w:p>
       <w:pPr>
@@ -32318,7 +32598,7 @@
         </w:numPr>
         <w:ind w:left="180" w:hanging="180"/>
       </w:pPr>
-      <w:bookmarkStart w:id="190" w:name="ref-preuer2018fcd"/>
+      <w:bookmarkStart w:id="199" w:name="ref-preuer2018fcd"/>
       <w:r>
         <w:t xml:space="preserve">Preuer, K., Renz, P., Unterthiner, T., Hochreiter, S., &amp; Klambauer, G. (2018). Fréchet ChemNet Distance: A Metric for Generative Models for Molecules in Drug Discovery.</w:t>
       </w:r>
@@ -32335,7 +32615,7 @@
       <w:r>
         <w:t xml:space="preserve">:1736–1741.</w:t>
       </w:r>
-      <w:bookmarkEnd w:id="190"/>
+      <w:bookmarkEnd w:id="199"/>
     </w:p>
     <w:p>
       <w:pPr>
@@ -32346,7 +32626,7 @@
         </w:numPr>
         <w:ind w:left="180" w:hanging="180"/>
       </w:pPr>
-      <w:bookmarkStart w:id="191" w:name="ref-reymond2015gdb"/>
+      <w:bookmarkStart w:id="200" w:name="ref-reymond2015gdb"/>
       <w:r>
         <w:t xml:space="preserve">Reymond, J.-L. (2015). The chemical space project.</w:t>
       </w:r>
@@ -32363,7 +32643,7 @@
       <w:r>
         <w:t xml:space="preserve">:722–730.</w:t>
       </w:r>
-      <w:bookmarkEnd w:id="191"/>
+      <w:bookmarkEnd w:id="200"/>
     </w:p>
     <w:p>
       <w:pPr>
@@ -32374,7 +32654,7 @@
         </w:numPr>
         <w:ind w:left="180" w:hanging="180"/>
       </w:pPr>
-      <w:bookmarkStart w:id="192" w:name="ref-sterling2015zinc"/>
+      <w:bookmarkStart w:id="201" w:name="ref-sterling2015zinc"/>
       <w:r>
         <w:t xml:space="preserve">Sterling, T., &amp; Irwin, J. J. (2015). ZINC 15: Ligand Discovery for Everyone.</w:t>
       </w:r>
@@ -32391,7 +32671,7 @@
       <w:r>
         <w:t xml:space="preserve">:2324–2337.</w:t>
       </w:r>
-      <w:bookmarkEnd w:id="192"/>
+      <w:bookmarkEnd w:id="201"/>
     </w:p>
     <w:p>
       <w:pPr>
@@ -32402,7 +32682,7 @@
         </w:numPr>
         <w:ind w:left="180" w:hanging="180"/>
       </w:pPr>
-      <w:bookmarkStart w:id="193" w:name="ref-ertl2009sa"/>
+      <w:bookmarkStart w:id="202" w:name="ref-ertl2009sa"/>
       <w:r>
         <w:t xml:space="preserve">Ertl, P., &amp; Schuffenhauer, A. (2009). Estimation of Synthetic Accessibility Score of Drug-Like Molecules Based on Molecular Complexity and Fragment Contributions.</w:t>
       </w:r>
@@ -32419,7 +32699,7 @@
       <w:r>
         <w:t xml:space="preserve">:8.</w:t>
       </w:r>
-      <w:bookmarkEnd w:id="193"/>
+      <w:bookmarkEnd w:id="202"/>
     </w:p>
     <w:p>
       <w:pPr>
@@ -32430,7 +32710,7 @@
         </w:numPr>
         <w:ind w:left="180" w:hanging="180"/>
       </w:pPr>
-      <w:bookmarkStart w:id="194" w:name="ref-coley2018scscore"/>
+      <w:bookmarkStart w:id="203" w:name="ref-coley2018scscore"/>
       <w:r>
         <w:t xml:space="preserve">Coley, C. W., Rogers, L., Green, W. H., &amp; Jensen, K. F. (2018). SCScore: Synthetic Complexity Learned from a Reaction Corpus.</w:t>
       </w:r>
@@ -32447,7 +32727,7 @@
       <w:r>
         <w:t xml:space="preserve">:252–261.</w:t>
       </w:r>
-      <w:bookmarkEnd w:id="194"/>
+      <w:bookmarkEnd w:id="203"/>
     </w:p>
     <w:p>
       <w:pPr>
@@ -32458,7 +32738,7 @@
         </w:numPr>
         <w:ind w:left="180" w:hanging="180"/>
       </w:pPr>
-      <w:bookmarkStart w:id="195" w:name="ref-rogers1960computer"/>
+      <w:bookmarkStart w:id="204" w:name="ref-rogers1960computer"/>
       <w:r>
         <w:t xml:space="preserve">Rogers, D. J., &amp; Tanimoto, T. T. (1960). A Computer Program for Classifying Plants.</w:t>
       </w:r>
@@ -32475,7 +32755,7 @@
       <w:r>
         <w:t xml:space="preserve">:1115–1118.</w:t>
       </w:r>
-      <w:bookmarkEnd w:id="195"/>
+      <w:bookmarkEnd w:id="204"/>
     </w:p>
     <w:p>
       <w:pPr>
@@ -32486,7 +32766,7 @@
         </w:numPr>
         <w:ind w:left="180" w:hanging="180"/>
       </w:pPr>
-      <w:bookmarkStart w:id="196" w:name="ref-bannwarth2019gfn2"/>
+      <w:bookmarkStart w:id="205" w:name="ref-bannwarth2019gfn2"/>
       <w:r>
         <w:t xml:space="preserve">Bannwarth, C., Ehlert, S., &amp; Grimme, S. (2019). GFN2-xTB: An Accurate and Broadly Parametrized Self-Consistent Tight-Binding Quantum Chemical Method with Multipole Electrostatics and Density-Dependent Dispersion Contributions.</w:t>
       </w:r>
@@ -32503,7 +32783,7 @@
       <w:r>
         <w:t xml:space="preserve">:1652–1671. doi:10.1021/acs.jctc.8b01176.</w:t>
       </w:r>
-      <w:bookmarkEnd w:id="196"/>
+      <w:bookmarkEnd w:id="205"/>
     </w:p>
     <w:p>
       <w:pPr>
@@ -32514,7 +32794,7 @@
         </w:numPr>
         <w:ind w:left="180" w:hanging="180"/>
       </w:pPr>
-      <w:bookmarkStart w:id="197" w:name="ref-sun2020pyscf"/>
+      <w:bookmarkStart w:id="206" w:name="ref-sun2020pyscf"/>
       <w:r>
         <w:t xml:space="preserve">Sun, Q., Zhang, X., Banerjee, S., Bao, P., et al. (2020). Recent developments in the PySCF program package.</w:t>
       </w:r>
@@ -32531,7 +32811,7 @@
       <w:r>
         <w:t xml:space="preserve">:024109. doi:10.1063/5.0006074.</w:t>
       </w:r>
-      <w:bookmarkEnd w:id="197"/>
+      <w:bookmarkEnd w:id="206"/>
     </w:p>
     <w:p>
       <w:pPr>
@@ -32542,7 +32822,7 @@
         </w:numPr>
         <w:ind w:left="180" w:hanging="180"/>
       </w:pPr>
-      <w:bookmarkStart w:id="198" w:name="ref-genheden2020aizynth"/>
+      <w:bookmarkStart w:id="207" w:name="ref-genheden2020aizynth"/>
       <w:r>
         <w:t xml:space="preserve">Genheden, S., Thakkar, A., Chadimová, V., Reymond, J.-L., Engkvist, O., &amp; Bjerrum, E. J. (2020). AiZynthFinder: a fast, robust and flexible open-source software for retrosynthetic planning.</w:t>
       </w:r>
@@ -32559,7 +32839,7 @@
       <w:r>
         <w:t xml:space="preserve">:70. doi:10.1186/s13321-020-00472-1.</w:t>
       </w:r>
-      <w:bookmarkEnd w:id="198"/>
+      <w:bookmarkEnd w:id="207"/>
     </w:p>
     <w:p>
       <w:pPr>
@@ -32570,7 +32850,7 @@
         </w:numPr>
         <w:ind w:left="180" w:hanging="180"/>
       </w:pPr>
-      <w:bookmarkStart w:id="199" w:name="ref-goerigk2017benchmark"/>
+      <w:bookmarkStart w:id="208" w:name="ref-goerigk2017benchmark"/>
       <w:r>
         <w:t xml:space="preserve">Goerigk, L., Hansen, A., Bauer, C., Ehrlich, S., Najibi, A., &amp; Grimme, S. (2017). A look at the density functional theory zoo with the advanced GMTKN55 database for general main group thermochemistry, kinetics and noncovalent interactions.</w:t>
       </w:r>
@@ -32587,7 +32867,7 @@
       <w:r>
         <w:t xml:space="preserve">:32184–32215. doi:10.1039/C7CP04913G.</w:t>
       </w:r>
-      <w:bookmarkEnd w:id="199"/>
+      <w:bookmarkEnd w:id="208"/>
     </w:p>
     <w:p>
       <w:pPr>
@@ -32598,7 +32878,7 @@
         </w:numPr>
         <w:ind w:left="180" w:hanging="180"/>
       </w:pPr>
-      <w:bookmarkStart w:id="200" w:name="ref-sabatini2018"/>
+      <w:bookmarkStart w:id="209" w:name="ref-sabatini2016"/>
       <w:r>
         <w:t xml:space="preserve">Sabatini, J. J., &amp; Oyler, K. D. (2016). Recent Advances in the Synthesis of High Explosive Materials.</w:t>
       </w:r>
@@ -32618,7 +32898,7 @@
       <w:r>
         <w:t xml:space="preserve">6(1):5. doi:10.3390/cryst6010005.</w:t>
       </w:r>
-      <w:bookmarkEnd w:id="200"/>
+      <w:bookmarkEnd w:id="209"/>
     </w:p>
     <w:p>
       <w:pPr>
@@ -32629,7 +32909,7 @@
         </w:numPr>
         <w:ind w:left="180" w:hanging="180"/>
       </w:pPr>
-      <w:bookmarkStart w:id="201" w:name="ref-konnov2025nitroisoxazole"/>
+      <w:bookmarkStart w:id="210" w:name="ref-konnov2025nitroisoxazole"/>
       <w:r>
         <w:t xml:space="preserve">Konnov, A. A., Lisyutkin, A. D., Vinogradov, D. B., Nazarova, A. A., Pivkina, A. N., &amp; Fershtat, L. L. (2025). Synthesis of 4-Nitroisoxazole-Based Energetic Materials.</w:t>
       </w:r>
@@ -32646,7 +32926,7 @@
       <w:r>
         <w:t xml:space="preserve">:3795–3799. doi:10.1021/acs.orglett.5c01074.</w:t>
       </w:r>
-      <w:bookmarkEnd w:id="201"/>
+      <w:bookmarkEnd w:id="210"/>
     </w:p>
     <w:p>
       <w:pPr>
@@ -32657,7 +32937,7 @@
         </w:numPr>
         <w:ind w:left="180" w:hanging="180"/>
       </w:pPr>
-      <w:bookmarkStart w:id="202" w:name="ref-herve2010"/>
+      <w:bookmarkStart w:id="211" w:name="ref-herve2010"/>
       <w:r>
         <w:t xml:space="preserve">Hervé, G., Roussel, C., &amp; Graindorge, H. (2010). Selective Preparation of 3,4,5-Trinitro-1H-pyrazole: A Stable All-Carbon-Substituted Trinitro Heterocycle, and Related Trinitroisoxazole Chemistry.</w:t>
       </w:r>
@@ -32674,7 +32954,7 @@
       <w:r>
         <w:t xml:space="preserve">:3177–3181. doi:10.1002/anie.201000764.</w:t>
       </w:r>
-      <w:bookmarkEnd w:id="202"/>
+      <w:bookmarkEnd w:id="211"/>
     </w:p>
     <w:p>
       <w:pPr>
@@ -32685,7 +32965,7 @@
         </w:numPr>
         <w:ind w:left="180" w:hanging="180"/>
       </w:pPr>
-      <w:bookmarkStart w:id="203" w:name="ref-kim2023pubchem"/>
+      <w:bookmarkStart w:id="212" w:name="ref-kim2023pubchem"/>
       <w:r>
         <w:t xml:space="preserve">Kim, S. et al. (2023). PubChem 2023 Update.</w:t>
       </w:r>
@@ -32702,7 +32982,7 @@
       <w:r>
         <w:t xml:space="preserve">:D1373–D1380.</w:t>
       </w:r>
-      <w:bookmarkEnd w:id="203"/>
+      <w:bookmarkEnd w:id="212"/>
     </w:p>
     <w:p>
       <w:pPr>
@@ -32713,7 +32993,7 @@
         </w:numPr>
         <w:ind w:left="180" w:hanging="180"/>
       </w:pPr>
-      <w:bookmarkStart w:id="204" w:name="ref-csp-cgd-2023"/>
+      <w:bookmarkStart w:id="213" w:name="ref-csp-cgd-2023"/>
       <w:r>
         <w:t xml:space="preserve">Arnold, J. E., &amp; Day, G. M. (2023). Crystal Structure Prediction of Energetic Materials.</w:t>
       </w:r>
@@ -32730,7 +33010,7 @@
       <w:r>
         <w:t xml:space="preserve">. doi:10.1021/acs.cgd.3c00706.</w:t>
       </w:r>
-      <w:bookmarkEnd w:id="204"/>
+      <w:bookmarkEnd w:id="213"/>
     </w:p>
     <w:p>
       <w:pPr>
@@ -32741,7 +33021,7 @@
         </w:numPr>
         <w:ind w:left="180" w:hanging="180"/>
       </w:pPr>
-      <w:bookmarkStart w:id="205" w:name="ref-emdb"/>
+      <w:bookmarkStart w:id="214" w:name="ref-emdb"/>
       <w:r>
         <w:t xml:space="preserve">Hand-compilation of measured density, heat of formation, and detonation properties for ~3 000 known energetic CHNO compounds, assembled in this work from secondary literature compilations: Klapötke, T. M.</w:t>
       </w:r>
@@ -32787,7 +33067,7 @@
       <w:r>
         <w:t xml:space="preserve">, UCRL-52997, Rev. 2 (Lawrence Livermore National Laboratory, 1985). Per-row provenance documented in Supplementary Section A.1.</w:t>
       </w:r>
-      <w:bookmarkEnd w:id="205"/>
+      <w:bookmarkEnd w:id="214"/>
     </w:p>
     <w:p>
       <w:pPr>
@@ -32798,14 +33078,14 @@
         </w:numPr>
         <w:ind w:left="180" w:hanging="180"/>
       </w:pPr>
-      <w:bookmarkStart w:id="207" w:name="ref-landrum2024rdkit"/>
+      <w:bookmarkStart w:id="216" w:name="ref-landrum2024rdkit"/>
       <w:r>
         <w:t xml:space="preserve">Landrum, G., &amp; contributors. RDKit: Open-source cheminformatics.</w:t>
       </w:r>
       <w:r>
         <w:t xml:space="preserve"> </w:t>
       </w:r>
-      <w:hyperlink r:id="rId42">
+      <w:hyperlink r:id="rId44">
         <w:r>
           <w:rPr>
             <w:rStyle w:val="Hyperlink"/>
@@ -32816,7 +33096,7 @@
       <w:r>
         <w:t xml:space="preserve">.</w:t>
       </w:r>
-      <w:bookmarkEnd w:id="207"/>
+      <w:bookmarkEnd w:id="216"/>
     </w:p>
     <w:p>
       <w:pPr>
@@ -32827,7 +33107,7 @@
         </w:numPr>
         <w:ind w:left="180" w:hanging="180"/>
       </w:pPr>
-      <w:bookmarkStart w:id="208" w:name="ref-bruns2020watson"/>
+      <w:bookmarkStart w:id="217" w:name="ref-bruns2020watson"/>
       <w:r>
         <w:t xml:space="preserve">Bruns, R. F., &amp; Watson, I. A. (2012). Rules for identifying potentially reactive or promiscuous compounds.</w:t>
       </w:r>
@@ -32847,7 +33127,7 @@
       <w:r>
         <w:t xml:space="preserve">55(22):9763–9772. doi:10.1021/jm301008n. Used here as a SMARTS-based reactivity-demerit source.</w:t>
       </w:r>
-      <w:bookmarkEnd w:id="208"/>
+      <w:bookmarkEnd w:id="217"/>
     </w:p>
     <w:p>
       <w:pPr>
@@ -32858,14 +33138,14 @@
         </w:numPr>
         <w:ind w:left="180" w:hanging="180"/>
       </w:pPr>
-      <w:bookmarkStart w:id="210" w:name="ref-daylight-smarts"/>
+      <w:bookmarkStart w:id="219" w:name="ref-daylight-smarts"/>
       <w:r>
         <w:t xml:space="preserve">Daylight Chemical Information Systems. (2007). SMARTS: A Language for Describing Molecular Patterns. Daylight Theory Manual, Aliso Viejo, CA.</w:t>
       </w:r>
       <w:r>
         <w:t xml:space="preserve"> </w:t>
       </w:r>
-      <w:hyperlink r:id="rId43">
+      <w:hyperlink r:id="rId45">
         <w:r>
           <w:rPr>
             <w:rStyle w:val="Hyperlink"/>
@@ -32876,287 +33156,7 @@
       <w:r>
         <w:t xml:space="preserve">. SMARTS = SMILES Arbitrary Target Specification: a pattern language extending SMILES that matches molecular substructures, used by RDKit and other cheminformatics toolkits to evaluate hard-reject catalogs (this work, Section 4.10).</w:t>
       </w:r>
-      <w:bookmarkEnd w:id="210"/>
-    </w:p>
-    <w:p>
-      <w:pPr>
-        <w:pStyle w:val="MDPI21heading1"/>
-        <w:ind w:left="2608"/>
-      </w:pPr>
-      <w:r>
-        <w:t xml:space="preserve">Supplementary Materials</w:t>
-      </w:r>
-    </w:p>
-    <w:p>
-      <w:pPr>
-        <w:pStyle w:val="MDPI32textnoindent"/>
-        <w:ind w:left="2608"/>
-      </w:pPr>
-      <w:r>
-        <w:t xml:space="preserve">The following supporting information can be downloaded alongside this article: Supplementary</w:t>
-      </w:r>
-      <w:r>
-        <w:t xml:space="preserve"> </w:t>
-      </w:r>
-      <w:r>
-        <w:t xml:space="preserve">Information (Appendix A–F) containing full dataset provenance, complete model architecture and</w:t>
-      </w:r>
-      <w:r>
-        <w:t xml:space="preserve"> </w:t>
-      </w:r>
-      <w:r>
-        <w:t xml:space="preserve">hyperparameter tables, the first-principles (DFT) methodology and uncertainty bounds, reproducibility</w:t>
-      </w:r>
-      <w:r>
-        <w:t xml:space="preserve"> </w:t>
-      </w:r>
-      <w:r>
-        <w:t xml:space="preserve">details and extended ablations, baseline-method example outputs, and the detailed per-condition</w:t>
-      </w:r>
-      <w:r>
-        <w:t xml:space="preserve"> </w:t>
-      </w:r>
-      <w:r>
-        <w:t xml:space="preserve">ablations. File:</w:t>
-      </w:r>
-      <w:r>
-        <w:t xml:space="preserve"> </w:t>
-      </w:r>
-      <w:r>
-        <w:rPr>
-          <w:rStyle w:val="VerbatimChar"/>
-        </w:rPr>
-        <w:t xml:space="preserve">molecules_paper_SI.html</w:t>
-      </w:r>
-      <w:r>
-        <w:t xml:space="preserve"> </w:t>
-      </w:r>
-      <w:r>
-        <w:t xml:space="preserve">(compiled to</w:t>
-      </w:r>
-      <w:r>
-        <w:t xml:space="preserve"> </w:t>
-      </w:r>
-      <w:r>
-        <w:rPr>
-          <w:rStyle w:val="VerbatimChar"/>
-        </w:rPr>
-        <w:t xml:space="preserve">molecules_paper_SI.docx</w:t>
-      </w:r>
-      <w:r>
-        <w:t xml:space="preserve">).</w:t>
-      </w:r>
-    </w:p>
-    <w:p>
-      <w:pPr>
-        <w:pStyle w:val="MDPI21heading1"/>
-        <w:ind w:left="2608"/>
-      </w:pPr>
-      <w:r>
-        <w:t xml:space="preserve">Author Contributions</w:t>
-      </w:r>
-    </w:p>
-    <w:p>
-      <w:pPr>
-        <w:pStyle w:val="MDPI32textnoindent"/>
-        <w:ind w:left="2608"/>
-      </w:pPr>
-      <w:r>
-        <w:t xml:space="preserve">Conceptualization, Y.A. and A.A.; methodology, Y.A. and A.A.; software, Y.A. and A.A.;</w:t>
-      </w:r>
-      <w:r>
-        <w:t xml:space="preserve"> </w:t>
-      </w:r>
-      <w:r>
-        <w:t xml:space="preserve">validation, Y.A. and A.A.; formal analysis, Y.A. and A.A.; investigation, Y.A. and A.A.;</w:t>
-      </w:r>
-      <w:r>
-        <w:t xml:space="preserve"> </w:t>
-      </w:r>
-      <w:r>
-        <w:t xml:space="preserve">data curation, Y.A. and A.A.; writing, original draft preparation, Y.A. and A.A.;</w:t>
-      </w:r>
-      <w:r>
-        <w:t xml:space="preserve"> </w:t>
-      </w:r>
-      <w:r>
-        <w:t xml:space="preserve">writing, review and editing, Y.A. and A.A.; visualization, Y.A. and A.A. All authors have read</w:t>
-      </w:r>
-      <w:r>
-        <w:t xml:space="preserve"> </w:t>
-      </w:r>
-      <w:r>
-        <w:t xml:space="preserve">and agreed to the published version of the manuscript.</w:t>
-      </w:r>
-    </w:p>
-    <w:p>
-      <w:pPr>
-        <w:pStyle w:val="MDPI21heading1"/>
-        <w:ind w:left="2608"/>
-      </w:pPr>
-      <w:r>
-        <w:t xml:space="preserve">Funding</w:t>
-      </w:r>
-    </w:p>
-    <w:p>
-      <w:pPr>
-        <w:pStyle w:val="MDPI32textnoindent"/>
-        <w:ind w:left="2608"/>
-      </w:pPr>
-      <w:r>
-        <w:t xml:space="preserve">This research received no external funding.</w:t>
-      </w:r>
-    </w:p>
-    <w:p>
-      <w:pPr>
-        <w:pStyle w:val="MDPI21heading1"/>
-        <w:ind w:left="2608"/>
-      </w:pPr>
-      <w:r>
-        <w:t xml:space="preserve">Institutional Review Board Statement</w:t>
-      </w:r>
-    </w:p>
-    <w:p>
-      <w:pPr>
-        <w:pStyle w:val="MDPI32textnoindent"/>
-        <w:ind w:left="2608"/>
-      </w:pPr>
-      <w:r>
-        <w:t xml:space="preserve">Not applicable.</w:t>
-      </w:r>
-    </w:p>
-    <w:p>
-      <w:pPr>
-        <w:pStyle w:val="MDPI21heading1"/>
-        <w:ind w:left="2608"/>
-      </w:pPr>
-      <w:r>
-        <w:t xml:space="preserve">Informed Consent Statement</w:t>
-      </w:r>
-    </w:p>
-    <w:p>
-      <w:pPr>
-        <w:pStyle w:val="MDPI32textnoindent"/>
-        <w:ind w:left="2608"/>
-      </w:pPr>
-      <w:r>
-        <w:t xml:space="preserve">Not applicable.</w:t>
-      </w:r>
-    </w:p>
-    <w:p>
-      <w:pPr>
-        <w:pStyle w:val="MDPI21heading1"/>
-        <w:ind w:left="2608"/>
-      </w:pPr>
-      <w:r>
-        <w:t xml:space="preserve">Data Availability Statement</w:t>
-      </w:r>
-    </w:p>
-    <w:p>
-      <w:pPr>
-        <w:pStyle w:val="MDPI32textnoindent"/>
-        <w:ind w:left="2608"/>
-      </w:pPr>
-      <w:r>
-        <w:t xml:space="preserve">All code, data, and trained models are released together as a single archived package on Zenodo at</w:t>
-      </w:r>
-      <w:r>
-        <w:t xml:space="preserve"> </w:t>
-      </w:r>
-      <w:r>
-        <w:t xml:space="preserve">DOI</w:t>
-      </w:r>
-      <w:r>
-        <w:t xml:space="preserve"> </w:t>
-      </w:r>
-      <w:hyperlink r:id="rId44">
-        <w:r>
-          <w:rPr>
-            <w:rStyle w:val="Hyperlink"/>
-          </w:rPr>
-          <w:t xml:space="preserve">10.5281/zenodo.19821952</w:t>
-        </w:r>
-      </w:hyperlink>
-      <w:r>
-        <w:t xml:space="preserve"> </w:t>
-      </w:r>
-      <w:r>
-        <w:t xml:space="preserve">(code under Apache-2.0;</w:t>
-      </w:r>
-      <w:r>
-        <w:t xml:space="preserve"> </w:t>
-      </w:r>
-      <w:r>
-        <w:t xml:space="preserve">data and model checkpoints under CC-BY-4.0). The package contains: the code (LIMO fine-tuning, denoiser</w:t>
-      </w:r>
-      <w:r>
-        <w:t xml:space="preserve"> </w:t>
-      </w:r>
-      <w:r>
-        <w:t xml:space="preserve">and score-model training, sampling, the four-stage validation funnel, and the figure-generation</w:t>
-      </w:r>
-      <w:r>
-        <w:t xml:space="preserve"> </w:t>
-      </w:r>
-      <w:r>
-        <w:t xml:space="preserve">pipeline); the trained checkpoints (the LIMO VAE, two conditional latent denoisers DGLD-H and DGLD-P,</w:t>
-      </w:r>
-      <w:r>
-        <w:t xml:space="preserve"> </w:t>
-      </w:r>
-      <w:r>
-        <w:t xml:space="preserve">two multi-head latent score models, the SELFIES alphabet, and run metadata); and the data (the</w:t>
-      </w:r>
-      <w:r>
-        <w:t xml:space="preserve"> </w:t>
-      </w:r>
-      <w:r>
-        <w:t xml:space="preserve">65,980-row labelled CHNO master, the augmented unlabelled corpus, and the 918 mined hard-negative</w:t>
-      </w:r>
-      <w:r>
-        <w:t xml:space="preserve"> </w:t>
-      </w:r>
-      <w:r>
-        <w:t xml:space="preserve">latents), redistributed in canonicalised form with row-level provenance. The code is additionally</w:t>
-      </w:r>
-      <w:r>
-        <w:t xml:space="preserve"> </w:t>
-      </w:r>
-      <w:r>
-        <w:t xml:space="preserve">mirrored at</w:t>
-      </w:r>
-      <w:r>
-        <w:t xml:space="preserve"> </w:t>
-      </w:r>
-      <w:hyperlink r:id="rId45">
-        <w:r>
-          <w:rPr>
-            <w:rStyle w:val="Hyperlink"/>
-          </w:rPr>
-          <w:t xml:space="preserve">github.com/ApartsinProjects/DGLD4Energetic</w:t>
-        </w:r>
-      </w:hyperlink>
-      <w:r>
-        <w:t xml:space="preserve">.</w:t>
-      </w:r>
-    </w:p>
-    <w:p>
-      <w:pPr>
-        <w:pStyle w:val="MDPI21heading1"/>
-        <w:ind w:left="2608"/>
-      </w:pPr>
-      <w:r>
-        <w:t xml:space="preserve">Conflicts of Interest</w:t>
-      </w:r>
-    </w:p>
-    <w:p>
-      <w:pPr>
-        <w:pStyle w:val="MDPI32textnoindent"/>
-        <w:ind w:left="2608"/>
-      </w:pPr>
-      <w:r>
-        <w:t xml:space="preserve">The authors declare no conflicts of interest.</w:t>
-      </w:r>
+      <w:bookmarkEnd w:id="219"/>
     </w:p>
     <w:sectPr>
       <w:headerReference w:type="even" r:id="rId11"/>

--- a/paper/molecules/molecules_paper.docx
+++ b/paper/molecules/molecules_paper.docx
@@ -3307,7 +3307,7 @@
         <w:ind w:left="2608"/>
       </w:pPr>
       <w:r>
-        <w:t xml:space="preserve">Applying Section 4.13 gated multi-objective reranker (hard filters, banded performance score, viability, novelty, sensitivity, alerts) to the pool=40 000 candidate set: of the top-400 single-objective candidates, 45 are rejected by the hard filters (poly-nitro-on-C2, MW &lt; 130, OB &gt; +25 %); the 355 survivors define a Pareto front of 34 candidates (Figure 4). The top-five Pareto leads are shown in Figure 3.</w:t>
+        <w:t xml:space="preserve">Applying Section 4.13 gated multi-objective reranker (hard filters, banded performance score, viability, novelty, sensitivity, alerts) to the pool=40 000 candidate set: of the top-400 single-objective candidates, 45 are rejected by the hard filters (poly-nitro-on-C2, MW &lt; 130, OB &gt; +25 %); the 355 survivors define a Pareto front of 34 candidates (Figure 4). The eleven chem-pass leads are shown in Figure 3.</w:t>
       </w:r>
       <w:r>
         <w:t xml:space="preserve"> </w:t>
@@ -3455,7 +3455,7 @@
         </m:r>
       </m:oMath>
       <w:r>
-        <w:t xml:space="preserve"> eV (fail, L3/L16). The bottom-right marker is a filled circle (DFT-converged minimum) or a triangle (fail); the top-right asterisk flags the zwitterionic-nitro canonical-SMILES round-trip artefact (the original graph is recovered as a real DFT minimum).</w:t>
+        <w:t xml:space="preserve"> eV (fail, L3/L16). The bottom-right marker is a filled circle (DFT-converged minimum) or a triangle (xTB-gap fail, L3/L16); the top-right asterisk marks a DFT-confirmed real minimum (any “graph altered” label in the status bar is a zwitterionic-nitro canonical-SMILES round-trip artefact, not a real change).</w:t>
       </w:r>
     </w:p>
     <w:p>
@@ -3673,7 +3673,7 @@
         <w:t xml:space="preserve"> </w:t>
       </w:r>
       <w:r>
-        <w:t xml:space="preserve">plane (Figure 2). Unguided single-objective ranking (without the gating layer) puts a polynitro-on-C2 gaming molecule at the top; the gates correctly reject it (full SMARTS-trace and rejected-candidate property tabulation in Supplementary Section D.7).</w:t>
+        <w:t xml:space="preserve">plane (Figure 2). Unguided single-objective ranking (without the gating layer) puts a polynitro-on-C2 gaming molecule (a surrogate-gaming false positive: high predicted score, physically implausible) at the top; the gates correctly reject it (full SMARTS-trace and rejected-candidate property tabulation in Supplementary Section D.7).</w:t>
       </w:r>
     </w:p>
     <w:p xmlns:a="http://schemas.openxmlformats.org/drawingml/2006/main" xmlns:pic="http://schemas.openxmlformats.org/drawingml/2006/picture">
@@ -4998,7 +4998,27 @@
         <w:t xml:space="preserve"> </w:t>
       </w:r>
       <w:r>
-        <w:t xml:space="preserve">(orange) for each DFT-converged lead; dotted green line is the HMX-class 9.0 km s</w:t>
+        <w:t xml:space="preserve">(orange) for each DFT-converged lead; dotted green line is the literature-scale HMX target of</w:t>
+      </w:r>
+      <w:r>
+        <w:t xml:space="preserve"> </w:t>
+      </w:r>
+      <m:oMath>
+        <m:r>
+          <m:t>D</m:t>
+        </m:r>
+        <m:r>
+          <m:rPr>
+            <m:sty m:val="p"/>
+          </m:rPr>
+          <m:t>=</m:t>
+        </m:r>
+        <m:r>
+          <m:t>9.0</m:t>
+        </m:r>
+      </m:oMath>
+      <w:r>
+        <w:t xml:space="preserve"> km s</w:t>
       </w:r>
       <w:r>
         <w:rPr>
@@ -5010,7 +5030,16 @@
         <w:t xml:space="preserve"> </w:t>
       </w:r>
       <w:r>
-        <w:t xml:space="preserve">threshold. Right: per-lead residual vs N-fraction with linear fit (Pearson</w:t>
+        <w:t xml:space="preserve">(the 6-anchor-calibrated HMX anchor is 7.52 km s</w:t>
+      </w:r>
+      <w:r>
+        <w:rPr>
+          <w:vertAlign w:val="superscript"/>
+        </w:rPr>
+        <w:t xml:space="preserve">−1</w:t>
+      </w:r>
+      <w:r>
+        <w:t xml:space="preserve">, Section 2.3, so L1's calibrated 8.25 sits below it). Right: per-lead residual vs N-fraction with linear fit (Pearson</w:t>
       </w:r>
       <w:r>
         <w:t xml:space="preserve"> </w:t>
@@ -5026,7 +5055,7 @@
           <m:t>=</m:t>
         </m:r>
         <m:r>
-          <m:t>0.13</m:t>
+          <m:t>0.20</m:t>
         </m:r>
       </m:oMath>
       <w:r>
@@ -30700,7 +30729,7 @@
         <w:ind w:left="2608"/>
       </w:pPr>
       <w:r>
-        <w:t xml:space="preserve">The unguided sampler independently recovered E1 (4-nitro-1,2,3,5-oxatriazole), a known oxatriazole (PubChem CID 57438703), reaching</w:t>
+        <w:t xml:space="preserve">On the same sampling run the sampler recovered the known oxatriazole E1 (Section 2.4), whose calibrated</w:t>
       </w:r>
       <w:r>
         <w:t xml:space="preserve"> </w:t>
@@ -30745,52 +30774,7 @@
         <w:t xml:space="preserve"> </w:t>
       </w:r>
       <w:r>
-        <w:t xml:space="preserve">and</w:t>
-      </w:r>
-      <w:r>
-        <w:t xml:space="preserve"> </w:t>
-      </w:r>
-      <m:oMath>
-        <m:sSub>
-          <m:e>
-            <m:r>
-              <m:t>ρ</m:t>
-            </m:r>
-          </m:e>
-          <m:sub>
-            <m:r>
-              <m:rPr>
-                <m:nor/>
-                <m:sty m:val="p"/>
-              </m:rPr>
-              <m:t>cal</m:t>
-            </m:r>
-          </m:sub>
-        </m:sSub>
-        <m:r>
-          <m:rPr>
-            <m:sty m:val="p"/>
-          </m:rPr>
-          <m:t>=</m:t>
-        </m:r>
-        <m:r>
-          <m:t>2.04</m:t>
-        </m:r>
-      </m:oMath>
-      <w:r>
-        <w:t xml:space="preserve"> g cm</w:t>
-      </w:r>
-      <w:r>
-        <w:rPr>
-          <w:vertAlign w:val="superscript"/>
-        </w:rPr>
-        <w:t xml:space="preserve">−3</w:t>
-      </w:r>
-      <w:r>
-        <w:t xml:space="preserve"> </w:t>
-      </w:r>
-      <w:r>
-        <w:t xml:space="preserve">from a chemotype family disjoint from the L1 isoxazole class; its recovery validates the sampler's scaffold reach rather than adding a novel lead, and its calibrated D is an upper bound pending thermal stability confirmation and a 1,2,3,5-oxatriazole-class DFT anchor (Section 3).</w:t>
+        <w:t xml:space="preserve">comes from a scaffold family disjoint from L1; its recovery validates the sampler's scaffold reach rather than adding a novel lead, and its calibrated D is an upper bound pending thermal stability confirmation and a 1,2,3,5-oxatriazole-class DFT anchor (Section 3).</w:t>
       </w:r>
     </w:p>
     <w:p>

--- a/paper/molecules/molecules_paper.docx
+++ b/paper/molecules/molecules_paper.docx
@@ -17637,10 +17637,10 @@
         <w:tblLook w:val="0420" w:firstRow="1" w:lastRow="0" w:firstColumn="0" w:lastColumn="0" w:noHBand="0" w:noVBand="1"/>
       </w:tblPr>
       <w:tblGrid>
-        <w:gridCol w:w="1518"/>
-        <w:gridCol w:w="1840"/>
-        <w:gridCol w:w="3453"/>
-        <w:gridCol w:w="1047"/>
+        <w:gridCol w:w="1501"/>
+        <w:gridCol w:w="1819"/>
+        <w:gridCol w:w="3502"/>
+        <w:gridCol w:w="1036"/>
       </w:tblGrid>
       <w:tr>
         <w:trPr>
@@ -18179,7 +18179,7 @@
                 <w:sz w:val="18"/>
                 <w:szCs w:val="18"/>
               </w:rPr>
-              <w:t xml:space="preserve">); guidance reduces scaffold count from 12 to 5 (production C2 default).</w:t>
+              <w:t xml:space="preserve">, pool 40k); guidance reduces scaffold count from 12 to 5 (production C2 default).</w:t>
             </w:r>
           </w:p>
         </w:tc>

--- a/paper/molecules/molecules_paper.docx
+++ b/paper/molecules/molecules_paper.docx
@@ -17637,10 +17637,10 @@
         <w:tblLook w:val="0420" w:firstRow="1" w:lastRow="0" w:firstColumn="0" w:lastColumn="0" w:noHBand="0" w:noVBand="1"/>
       </w:tblPr>
       <w:tblGrid>
-        <w:gridCol w:w="1501"/>
-        <w:gridCol w:w="1819"/>
-        <w:gridCol w:w="3502"/>
-        <w:gridCol w:w="1036"/>
+        <w:gridCol w:w="1490"/>
+        <w:gridCol w:w="1806"/>
+        <w:gridCol w:w="3532"/>
+        <w:gridCol w:w="1030"/>
       </w:tblGrid>
       <w:tr>
         <w:trPr>
@@ -17795,7 +17795,7 @@
                 <w:sz w:val="18"/>
                 <w:szCs w:val="18"/>
               </w:rPr>
-              <w:t xml:space="preserve">Keep-rate 4.6 % → 53.9 % when off; sampler collapses to poly-N open chains; val loss +0.089.</w:t>
+              <w:t xml:space="preserve">Stage-1+2 keep-rate 4.6 % → 53.9 % when off; sampler collapses to poly-N open chains; val loss +0.089.</w:t>
             </w:r>
           </w:p>
         </w:tc>
@@ -18031,7 +18031,7 @@
                 <w:sz w:val="18"/>
                 <w:szCs w:val="18"/>
               </w:rPr>
-              <w:t xml:space="preserve">(+0.45); 4.6 % vs 48 % keep-rate reversal shows the prior concentrates on the high-</w:t>
+              <w:t xml:space="preserve">(+0.45); 4.6 % vs 48 % Stage-1+2 keep-rate reversal shows the prior concentrates on the high-</w:t>
             </w:r>
             <m:oMath>
               <m:r>
@@ -18971,7 +18971,7 @@
         </m:r>
       </m:oMath>
       <w:r>
-        <w:t xml:space="preserve">-lift over a compute-matched Gaussian-latent control, whose 48 % vs 4.6 % keep-rate reversal confirms that the diffusion prior's role is not chemical-plausibility filtering (a Gaussian decode through frozen LIMO does that easily) but distribution concentration on the high-</w:t>
+        <w:t xml:space="preserve">-lift over a compute-matched Gaussian-latent control, whose 48 % vs 4.6 % Stage-1+2 keep-rate reversal confirms that the diffusion prior's role is not chemical-plausibility filtering (a Gaussian decode through frozen LIMO does that easily) but distribution concentration on the high-</w:t>
       </w:r>
       <m:oMath>
         <m:r>

--- a/paper/molecules/molecules_paper.docx
+++ b/paper/molecules/molecules_paper.docx
@@ -227,7 +227,7 @@
         <w:rPr>
           <w:b w:val="0"/>
         </w:rPr>
-        <w:t>Designing high-energy-density materials is data-limited: of ~66,000 CHNO molecules with reported detonation properties, only ~3,000 carry trustworthy experimental or DFT values, so models memorise the high-performance tail or extrapolate uncalibrated. We introduce Domain-Gated Latent Diffusion (DGLD) , coupling generative design to first-principles validation. A four-tier label-trust gate routes only high-quality labels into the conditional gradient while noisy labels train the unconditional prior; a score model adds switchable steering over viability, sensitivity, and hazard; and a four-stage funnel (SMARTS filter, Pareto reranker, GFN2-xTB triage, two-level DFT) validates every candidate. DGLD yields 10 unique DFT-confirmed leads, novel against PubChem; the headline compound, 3,4,5-trinitro-1,2-isoxazole, reaches a calibrated density of 2.09 g cm −3 and a Kamlet–Jacobs detonation velocity of 8.25 km s −1 , and is distinct from all 65,980 training molecules (Tanimoto 0.27). On the same recipe the HMX and PETN anchors calibrate to 7.52 and 8.24 km s −1 , ranking it with the strongest anchors. Against four baselines on the same corpus, DGLD is the only method whose novel candidates are shown to stay competitive under DFT validation. The label-trust gate is domain-agnostic, transferring to any inverse-design task with abundant weak and scarce trustworthy labels; code, model checkpoints, and 918 mined hard negatives are released openly under a permanent DOI.</w:t>
+        <w:t>Designing high-energy-density materials is data-limited: of ~66,000 CHNO molecules with reported detonation properties, only ~3,000 carry trustworthy experimental or DFT values, so models memorise the high-performance tail or extrapolate uncalibrated. We introduce Domain-Gated Latent Diffusion (DGLD) , coupling generative design to first-principles validation. A four-tier label-trust gate routes only high-quality labels into the conditional gradient while noisy labels train the unconditional prior; a score model adds switchable steering over viability, sensitivity, and hazard; and a four-stage funnel (SMARTS filter, Pareto reranker, GFN2-xTB triage, two-level DFT) validates every candidate. DGLD yields 10 unique DFT-confirmed leads, novel against PubChem; the headline compound, 3,4,5-trinitro-1,2-isoxazole, reaches a calibrated density of 2.09 g cm −3 and a Kamlet–Jacobs detonation velocity of 8.25 km s −1 , and is distinct from all 65,980 training molecules (Tanimoto 0.27). On the same recipe the HMX and PETN anchors calibrate to 7.52 and 8.24 km s −1 , ranking it with the strongest anchors. Against four baselines on the same corpus, DGLD is the only method to deliver novel candidates that remain on-target under DFT audit; the sole baseline whose top candidate was carried to DFT collapsed from 9.73 to 6.28 km s −1 under first-principles scoring. The label-trust gate is domain-agnostic, transferring to any inverse-design task with abundant weak and scarce trustworthy labels; code, model checkpoints, and 918 mined hard negatives are released openly under a permanent DOI.</w:t>
       </w:r>
     </w:p>
     <w:p>
@@ -3604,7 +3604,7 @@
         <w:t xml:space="preserve">−1</w:t>
       </w:r>
       <w:r>
-        <w:t xml:space="preserve">) anchors (Section 2.3). The Pareto front contains 34 candidates with composite</w:t>
+        <w:t xml:space="preserve">) anchors (Section 2.3). The Pareto front contains 34 candidates with composite</w:t>
       </w:r>
       <w:r>
         <w:t xml:space="preserve"> </w:t>

--- a/paper/molecules/molecules_paper.docx
+++ b/paper/molecules/molecules_paper.docx
@@ -227,7 +227,7 @@
         <w:rPr>
           <w:b w:val="0"/>
         </w:rPr>
-        <w:t>Designing high-energy-density materials is data-limited: of ~66,000 CHNO molecules with reported detonation properties, only ~3,000 carry trustworthy experimental or DFT values, so models memorise the high-performance tail or extrapolate uncalibrated. We introduce Domain-Gated Latent Diffusion (DGLD) , coupling generative design to first-principles validation. A four-tier label-trust gate routes only high-quality labels into the conditional gradient while noisy labels train the unconditional prior; a score model adds switchable steering over viability, sensitivity, and hazard; and a four-stage funnel (SMARTS filter, Pareto reranker, GFN2-xTB triage, two-level DFT) validates every candidate. DGLD yields 10 unique DFT-confirmed leads, novel against PubChem; the headline compound, 3,4,5-trinitro-1,2-isoxazole, reaches a calibrated density of 2.09 g cm −3 and a Kamlet–Jacobs detonation velocity of 8.25 km s −1 , and is distinct from all 65,980 training molecules (Tanimoto 0.27). On the same recipe the HMX and PETN anchors calibrate to 7.52 and 8.24 km s −1 , ranking it with the strongest anchors. Against four baselines on the same corpus, DGLD is the only method to deliver novel candidates that remain on-target under DFT audit; the sole baseline whose top candidate was carried to DFT collapsed from 9.73 to 6.28 km s −1 under first-principles scoring. The label-trust gate is domain-agnostic, transferring to any inverse-design task with abundant weak and scarce trustworthy labels; code, model checkpoints, and 918 mined hard negatives are released openly under a permanent DOI.</w:t>
+        <w:t>Designing high-energy-density materials is data-limited: of ~66,000 CHNO molecules with reported detonation properties, only ~3,000 carry trustworthy experimental or density functional theory (DFT) values, so models memorise the high-performance tail or extrapolate uncalibrated. We introduce Domain-Gated Latent Diffusion (DGLD) , coupling generative design to first-principles validation. A four-tier label-trust gate routes only high-quality labels into the conditional gradient while noisy labels train the unconditional prior; a score model adds switchable steering over viability, sensitivity, and hazard; and a four-stage funnel (SMARTS filter, Pareto reranker, GFN2-xTB triage, two-level DFT) validates every candidate. DGLD yields 10 unique DFT-confirmed leads, novel against PubChem; the headline compound, 3,4,5-trinitro-1,2-isoxazole, reaches a calibrated density of 2.09 g cm −3 and a Kamlet–Jacobs detonation velocity of 8.25 km s −1 , and is distinct from all 65,980 training molecules (Tanimoto 0.27). On the same recipe the HMX and PETN anchors calibrate to 7.52 and 8.24 km s −1 , ranking it with the strongest anchors. Against four baselines on the same corpus, DGLD is the only method to deliver novel candidates that remain on-target under DFT audit; the sole baseline whose top candidate was carried to DFT collapsed from 9.73 to 6.28 km s −1 under first-principles scoring. The label-trust gate is domain-agnostic, transferring to any inverse-design task with abundant weak and scarce trustworthy labels; code, model checkpoints, and 918 mined hard negatives are released openly under a permanent DOI.</w:t>
       </w:r>
     </w:p>
     <w:p>
@@ -321,7 +321,7 @@
         <w:t xml:space="preserve"> </w:t>
       </w:r>
       <w:r>
-        <w:t xml:space="preserve">fail silently when the generative trajectory is as short as molecular generation requires. Compounding these challenges, the labelled corpus is tier-stratified: of ~66 k labelled rows only ~3 k carry a trustworthy experimental or DFT label on the target detonation properties, with the rest supplying empirical-formula or Uni-Mol-surrogate estimates of sharply lower reliability.</w:t>
+        <w:t xml:space="preserve">fail silently when the generative trajectory is as short as molecular generation requires. Compounding these challenges, the labelled corpus is tier-stratified: of ~66 k labelled rows only ~3 k carry a trustworthy experimental or density functional theory (DFT) label on the target detonation properties, with the rest supplying empirical-formula or Uni-Mol-surrogate estimates of sharply lower reliability.</w:t>
       </w:r>
     </w:p>
     <w:p>
@@ -2523,7 +2523,7 @@
         <w:t xml:space="preserve"> </w:t>
       </w:r>
       <w:r>
-        <w:t xml:space="preserve">replace the closed-form K-J step with a thermochemical-equilibrium Chapman–Jouguet solver and a covolume equation of state (EOS), and remain the absolute-value-grade reference; we use K-J as the closed-form approximation and acknowledge the absolute-value gap explicitly (Section 2.3). The recent Choi et al. review</w:t>
+        <w:t xml:space="preserve">replace the closed-form K-J step with a thermochemical-equilibrium Chapman–Jouguet (CJ) solver and a covolume equation of state (EOS), and remain the absolute-value-grade reference; we use K-J as the closed-form approximation and acknowledge the absolute-value gap explicitly (Section 2.3). The recent Choi et al. review</w:t>
       </w:r>
       <w:r>
         <w:t xml:space="preserve"> </w:t>
@@ -4608,7 +4608,7 @@
         <w:t xml:space="preserve"> </w:t>
       </w:r>
       <w:r>
-        <w:t xml:space="preserve">(L1:</w:t>
+        <w:t xml:space="preserve">(L1: nitrogen atom fraction</w:t>
       </w:r>
       <w:r>
         <w:t xml:space="preserve"> </w:t>
@@ -21492,7 +21492,7 @@
         <w:ind w:left="2608"/>
       </w:pPr>
       <w:r>
-        <w:t xml:space="preserve">DGLD is a four-stage pipeline (Figs 13–22): an encode-once LIMO VAE (Figure 14) feeds a conditional latent DDPM denoiser (Figure 16), whose sampling trajectory (Figure 20) is steered by a multi-task score model trained offline (Figure 18), and whose decoded candidates are filtered by a SMARTS+Pareto rerank funnel (Figure 21). The rest of Section 4 is organised one subsection per diagram panel; small panels are paired (Section 4.9 covers Figure 17 and Section 4.10 covers Figure 18), and the post-decode pipeline is split across three subsections (Section 4.12 Sampling covers Figure 20, Section 4.13 Filtering covers Figure 21, Section 4.14 Pool fusion covers Figure 22). Section 4.15 documents how every numeric constant in Section 4.5–Section 4.14 was selected. LIMO encoding is run once and cached, so all training and sampling happens in latent space; the decoder is invoked only at the end to read candidates back as SMILES. The conditional gradient is restricted to Tier-A and Tier-B rows; Tier-C and Tier-D rows drive the unconditional CFG branch only (Section 4.1, Section 4.6).</w:t>
+        <w:t xml:space="preserve">DGLD is a four-stage pipeline (Figs 13–22): an encode-once LIMO VAE (Figure 14) feeds a conditional latent denoising diffusion probabilistic model (DDPM) denoiser (Figure 16), whose sampling trajectory (Figure 20) is steered by a multi-task score model trained offline (Figure 18), and whose decoded candidates are filtered by a SMARTS+Pareto rerank funnel (Figure 21). The rest of Section 4 is organised one subsection per diagram panel; small panels are paired (Section 4.9 covers Figure 17 and Section 4.10 covers Figure 18), and the post-decode pipeline is split across three subsections (Section 4.12 Sampling covers Figure 20, Section 4.13 Filtering covers Figure 21, Section 4.14 Pool fusion covers Figure 22). Section 4.15 documents how every numeric constant in Section 4.5–Section 4.14 was selected. LIMO encoding is run once and cached, so all training and sampling happens in latent space; the decoder is invoked only at the end to read candidates back as SMILES. The conditional gradient is restricted to Tier-A and Tier-B rows; Tier-C and Tier-D rows drive the unconditional CFG branch only (Section 4.1, Section 4.6).</w:t>
       </w:r>
     </w:p>
     <w:p xmlns:a="http://schemas.openxmlformats.org/drawingml/2006/main" xmlns:pic="http://schemas.openxmlformats.org/drawingml/2006/picture">

--- a/paper/molecules/molecules_paper.docx
+++ b/paper/molecules/molecules_paper.docx
@@ -227,7 +227,7 @@
         <w:rPr>
           <w:b w:val="0"/>
         </w:rPr>
-        <w:t>Designing high-energy-density materials is data-limited: of ~66,000 CHNO molecules with reported detonation properties, only ~3,000 carry trustworthy experimental or density functional theory (DFT) values, so models memorise the high-performance tail or extrapolate uncalibrated. We introduce Domain-Gated Latent Diffusion (DGLD) , coupling generative design to first-principles validation. A four-tier label-trust gate routes only high-quality labels into the conditional gradient while noisy labels train the unconditional prior; a score model adds switchable steering over viability, sensitivity, and hazard; and a four-stage funnel (SMARTS filter, Pareto reranker, GFN2-xTB triage, two-level DFT) validates every candidate. DGLD yields 10 unique DFT-confirmed leads, novel against PubChem; the headline compound, 3,4,5-trinitro-1,2-isoxazole, reaches a calibrated density of 2.09 g cm −3 and a Kamlet–Jacobs detonation velocity of 8.25 km s −1 , and is distinct from all 65,980 training molecules (Tanimoto 0.27). On the same recipe the HMX and PETN anchors calibrate to 7.52 and 8.24 km s −1 , ranking it with the strongest anchors. Against four baselines on the same corpus, DGLD is the only method to deliver novel candidates that remain on-target under DFT audit; the sole baseline whose top candidate was carried to DFT collapsed from 9.73 to 6.28 km s −1 under first-principles scoring. The label-trust gate is domain-agnostic, transferring to any inverse-design task with abundant weak and scarce trustworthy labels; code, model checkpoints, and 918 mined hard negatives are released openly under a permanent DOI.</w:t>
+        <w:t>Designing high-energy-density materials is data-limited: of ~66,000 CHNO molecules with reported detonation properties, only ~3,000 carry trustworthy experimental or density functional theory (DFT) values, so models memorise the high-performance tail or extrapolate uncalibrated. We introduce Domain-Gated Latent Diffusion (DGLD) , coupling generative design to first-principles validation. A four-tier label-trust gate routes only high-quality labels into the conditional gradient while noisy labels train the unconditional prior; a score model adds switchable steering over viability, sensitivity, and hazard; and a four-stage funnel (SMARTS filter, Pareto reranker, GFN2-xTB triage, two-level DFT) validates every candidate. DGLD yields 10 unique DFT-confirmed leads, novel against PubChem; the headline compound, 3,4,5-trinitro-1,2-isoxazole, reaches a calibrated density of 2.09 g cm −3 and a Kamlet–Jacobs detonation velocity of 8.25 km s −1 , and is distinct from all 65,980 training molecules (Tanimoto 0.27). On the same recipe the HMX and PETN anchors calibrate to 7.52 and 8.24 km s −1 , ranking it with the strongest anchors. Against four baselines on the same corpus, DGLD is the only method with productive-quadrant coverage (novel and on-target) confirmed at the DFT level; the sole baseline whose best novel candidate was carried to DFT collapsed from 9.73 to 6.28 km s −1 under first-principles scoring. The label-trust gate is domain-agnostic, transferring to any inverse-design task with abundant weak and scarce trustworthy labels; code, model checkpoints, and 918 mined hard negatives are released openly under a permanent DOI.</w:t>
       </w:r>
     </w:p>
     <w:p>
@@ -1758,7 +1758,7 @@
         <w:ind w:left="2608"/>
       </w:pPr>
       <w:r>
-        <w:t xml:space="preserve">Denoising diffusion probabilistic models</w:t>
+        <w:t xml:space="preserve">Denoising diffusion probabilistic models (DDPM)</w:t>
       </w:r>
       <w:r>
         <w:t xml:space="preserve"> </w:t>
@@ -10097,7 +10097,7 @@
         <w:t xml:space="preserve"> </w:t>
       </w:r>
       <w:r>
-        <w:t xml:space="preserve">footnote between Tables 5 and 6 for the E2/E9 K-J caveats referenced in Table 6.</w:t>
+        <w:t xml:space="preserve">footnote between Table 5 and Table 6 for the E2/E9 K-J caveats referenced in Table 6.</w:t>
       </w:r>
     </w:p>
     <w:tbl>
@@ -21492,7 +21492,7 @@
         <w:ind w:left="2608"/>
       </w:pPr>
       <w:r>
-        <w:t xml:space="preserve">DGLD is a four-stage pipeline (Figs 13–22): an encode-once LIMO VAE (Figure 14) feeds a conditional latent denoising diffusion probabilistic model (DDPM) denoiser (Figure 16), whose sampling trajectory (Figure 20) is steered by a multi-task score model trained offline (Figure 18), and whose decoded candidates are filtered by a SMARTS+Pareto rerank funnel (Figure 21). The rest of Section 4 is organised one subsection per diagram panel; small panels are paired (Section 4.9 covers Figure 17 and Section 4.10 covers Figure 18), and the post-decode pipeline is split across three subsections (Section 4.12 Sampling covers Figure 20, Section 4.13 Filtering covers Figure 21, Section 4.14 Pool fusion covers Figure 22). Section 4.15 documents how every numeric constant in Section 4.5–Section 4.14 was selected. LIMO encoding is run once and cached, so all training and sampling happens in latent space; the decoder is invoked only at the end to read candidates back as SMILES. The conditional gradient is restricted to Tier-A and Tier-B rows; Tier-C and Tier-D rows drive the unconditional CFG branch only (Section 4.1, Section 4.6).</w:t>
+        <w:t xml:space="preserve">DGLD is a four-stage pipeline (Figs 13–22): an encode-once LIMO VAE (Figure 14) feeds a conditional latent DDPM denoiser (Figure 16), whose sampling trajectory (Figure 20) is steered by a multi-task score model trained offline (Figure 18), and whose decoded candidates are filtered by a SMARTS+Pareto rerank funnel (Figure 21). The rest of Section 4 is organised one subsection per diagram panel; small panels are paired (Section 4.9 covers Figure 17 and Section 4.10 covers Figure 18), and the post-decode pipeline is split across three subsections (Section 4.12 Sampling covers Figure 20, Section 4.13 Filtering covers Figure 21, Section 4.14 Pool fusion covers Figure 22). Section 4.15 documents how every numeric constant in Section 4.5–Section 4.14 was selected. LIMO encoding is run once and cached, so all training and sampling happens in latent space; the decoder is invoked only at the end to read candidates back as SMILES. The conditional gradient is restricted to Tier-A and Tier-B rows; Tier-C and Tier-D rows drive the unconditional CFG branch only (Section 4.1, Section 4.6).</w:t>
       </w:r>
     </w:p>
     <w:p xmlns:a="http://schemas.openxmlformats.org/drawingml/2006/main" xmlns:pic="http://schemas.openxmlformats.org/drawingml/2006/picture">
